--- a/Desafio_Cafe_Brasil_Roteiro_Questoes.docx
+++ b/Desafio_Cafe_Brasil_Roteiro_Questoes.docx
@@ -7,12 +7,12 @@
         <w:pStyle w:val="Title"/>
       </w:pPr>
       <w:r>
-        <w:t>Desafio Café Brasil: Arábica ou Canéfora?</w:t>
-      </w:r>
-    </w:p>
-    <w:p>
-      <w:r>
-        <w:t>Roteiro editorial v1.0 - 30 questões com explicação curta e Conexão Embrapa</w:t>
+        <w:t>Quiz Interativo - Sistemas Cafeeiros e Conexão Embrapa</w:t>
+      </w:r>
+    </w:p>
+    <w:p>
+      <w:r>
+        <w:t>Versão estruturada com questões, alternativas completas, resposta correta e conexão com ATER+Digital, publicações e soluções tecnológicas da Embrapa.</w:t>
       </w:r>
     </w:p>
     <w:p>
@@ -20,12 +20,12 @@
         <w:pStyle w:val="Heading1"/>
       </w:pPr>
       <w:r>
-        <w:t>Conceito</w:t>
-      </w:r>
-    </w:p>
-    <w:p>
-      <w:r>
-        <w:t>Quiz educativo sobre os dois principais sistemas cafeeiros, com linguagem acessivel, brasileira e voltada ao aprendizado. A Conexão Embrapa aparece como ponte de aprofundamento, sem transformar o jogo em catálogo institucional.</w:t>
+        <w:t>Objetivo editorial</w:t>
+      </w:r>
+    </w:p>
+    <w:p>
+      <w:r>
+        <w:t>Substituir a lógica de disputa entre Arábica e Canéfora por uma abordagem integrada de sistemas cafeeiros, destacando diversidade, território, genética, manejo, pós-colheita, qualidade, sustentabilidade e inovação.</w:t>
       </w:r>
     </w:p>
     <w:p>
@@ -33,7 +33,7 @@
         <w:pStyle w:val="Heading1"/>
       </w:pPr>
       <w:r>
-        <w:t>Público-alvo</w:t>
+        <w:t>Fontes usadas para curadoria</w:t>
       </w:r>
     </w:p>
     <w:p>
@@ -41,7 +41,7 @@
         <w:pStyle w:val="ListBullet"/>
       </w:pPr>
       <w:r>
-        <w:t>Principal: estudantes de ensino médio, graduação, escolas agrícolas e cursos técnicos.</w:t>
+        <w:t>Conteúdo ATER+Digital Café enviado pela equipe.</w:t>
       </w:r>
     </w:p>
     <w:p>
@@ -49,7 +49,7 @@
         <w:pStyle w:val="ListBullet"/>
       </w:pPr>
       <w:r>
-        <w:t>Secundário: produtores, extensionistas, técnicos agrícolas e agentes de ATER.</w:t>
+        <w:t>Planilha publicacoes_cafe_clusteres.xlsx.</w:t>
       </w:r>
     </w:p>
     <w:p>
@@ -57,7 +57,6247 @@
         <w:pStyle w:val="ListBullet"/>
       </w:pPr>
       <w:r>
-        <w:t>Terciário: público geral interessado em café, consumo, sustentabilidade e produção brasileira.</w:t>
+        <w:t>Planilha solucoes_cafe2.xlsx.</w:t>
+      </w:r>
+    </w:p>
+    <w:p>
+      <w:pPr>
+        <w:pStyle w:val="Heading2"/>
+      </w:pPr>
+      <w:r>
+        <w:t>Conhecendo o café</w:t>
+      </w:r>
+    </w:p>
+    <w:p>
+      <w:pPr>
+        <w:pStyle w:val="Heading3"/>
+      </w:pPr>
+      <w:r>
+        <w:t>Questão 1</w:t>
+      </w:r>
+    </w:p>
+    <w:p>
+      <w:r>
+        <w:rPr>
+          <w:b/>
+        </w:rPr>
+        <w:t xml:space="preserve">Bloco: </w:t>
+      </w:r>
+      <w:r>
+        <w:t>Conhecendo o café</w:t>
+      </w:r>
+    </w:p>
+    <w:p>
+      <w:r>
+        <w:rPr>
+          <w:b/>
+        </w:rPr>
+        <w:t xml:space="preserve">Categoria: </w:t>
+      </w:r>
+      <w:r>
+        <w:t>espécies comerciais</w:t>
+      </w:r>
+    </w:p>
+    <w:p>
+      <w:r>
+        <w:rPr>
+          <w:b/>
+        </w:rPr>
+        <w:t xml:space="preserve">Enunciado: </w:t>
+      </w:r>
+      <w:r>
+        <w:t>Segundo o conteúdo do ATER+Digital, quais são as duas espécies comerciais que mais se destacam na produção mundial de café?</w:t>
+      </w:r>
+    </w:p>
+    <w:p>
+      <w:pPr>
+        <w:pStyle w:val="ListBullet"/>
+      </w:pPr>
+      <w:r>
+        <w:t>A) Coffea arabica e Coffea canephora</w:t>
+      </w:r>
+    </w:p>
+    <w:p>
+      <w:pPr>
+        <w:pStyle w:val="ListBullet"/>
+      </w:pPr>
+      <w:r>
+        <w:t>B) Coffea bourbon e Coffea geisha</w:t>
+      </w:r>
+    </w:p>
+    <w:p>
+      <w:pPr>
+        <w:pStyle w:val="ListBullet"/>
+      </w:pPr>
+      <w:r>
+        <w:t>C) Coffea liberica e Coffea excelsa</w:t>
+      </w:r>
+    </w:p>
+    <w:p>
+      <w:pPr>
+        <w:pStyle w:val="ListBullet"/>
+      </w:pPr>
+      <w:r>
+        <w:t>D) Coffea conilon e Coffea catuaí</w:t>
+      </w:r>
+    </w:p>
+    <w:p>
+      <w:r>
+        <w:rPr>
+          <w:b/>
+        </w:rPr>
+        <w:t xml:space="preserve">Resposta correta: </w:t>
+      </w:r>
+      <w:r>
+        <w:t>A) Coffea arabica e Coffea canephora</w:t>
+      </w:r>
+    </w:p>
+    <w:p>
+      <w:r>
+        <w:rPr>
+          <w:b/>
+        </w:rPr>
+        <w:t xml:space="preserve">Explicação curta: </w:t>
+      </w:r>
+      <w:r>
+        <w:t>As duas espécies comerciais mais importantes são Coffea arabica e Coffea canephora, esta última reunindo grupos como Conilon e Robusta.</w:t>
+      </w:r>
+    </w:p>
+    <w:p>
+      <w:r>
+        <w:rPr>
+          <w:b/>
+        </w:rPr>
+        <w:t>Conexão Embrapa</w:t>
+      </w:r>
+    </w:p>
+    <w:p>
+      <w:r>
+        <w:rPr>
+          <w:b/>
+        </w:rPr>
+        <w:t xml:space="preserve">ATER+Digital: </w:t>
+      </w:r>
+      <w:r>
+        <w:t>História do café - espécies comerciais e origem do café</w:t>
+      </w:r>
+    </w:p>
+    <w:p>
+      <w:r>
+        <w:rPr>
+          <w:b/>
+        </w:rPr>
+        <w:t xml:space="preserve">Link: </w:t>
+      </w:r>
+      <w:r>
+        <w:t>https://www.atermaisdigital.cnptia.embrapa.br/web/cafe/historia</w:t>
+      </w:r>
+    </w:p>
+    <w:p>
+      <w:r>
+        <w:rPr>
+          <w:b/>
+        </w:rPr>
+        <w:t xml:space="preserve">Publicação relacionada: </w:t>
+      </w:r>
+      <w:r>
+        <w:t>Obtenção de plantas de Coffea arabica geneticamente modificadas por bombardeamento de calos embriogênicos. (2004) - Embrapa Recursos Genéticos e Biotecnologia</w:t>
+      </w:r>
+    </w:p>
+    <w:p>
+      <w:r>
+        <w:rPr>
+          <w:b/>
+        </w:rPr>
+        <w:t xml:space="preserve">Link: </w:t>
+      </w:r>
+      <w:r>
+        <w:t>https://www.infoteca.cnptia.embrapa.br/infoteca/bitstream/doc/172569/1/bp073.pdf</w:t>
+      </w:r>
+    </w:p>
+    <w:p>
+      <w:r>
+        <w:rPr>
+          <w:b/>
+        </w:rPr>
+        <w:t xml:space="preserve">Solução tecnológica relacionada: </w:t>
+      </w:r>
+      <w:r>
+        <w:t>Robusta Amazônico - Cultivar híbrida de café - BRS 3213 - Produto / Cultivar convencional - Embrapa Rondônia</w:t>
+      </w:r>
+    </w:p>
+    <w:p>
+      <w:r>
+        <w:rPr>
+          <w:b/>
+        </w:rPr>
+        <w:t xml:space="preserve">Link: </w:t>
+      </w:r>
+      <w:r>
+        <w:t>https://www.embrapa.br/busca-de-solucoes-tecnologicas/-/produto-servico/4969/p--strongrobusta-amazocircnico-ndash-cultivar-hiacutebrida-de-cafeacute-ndash-brs-3213strongp</w:t>
+      </w:r>
+    </w:p>
+    <w:p>
+      <w:pPr>
+        <w:pStyle w:val="Heading3"/>
+      </w:pPr>
+      <w:r>
+        <w:t>Questão 2</w:t>
+      </w:r>
+    </w:p>
+    <w:p>
+      <w:r>
+        <w:rPr>
+          <w:b/>
+        </w:rPr>
+        <w:t xml:space="preserve">Bloco: </w:t>
+      </w:r>
+      <w:r>
+        <w:t>Conhecendo o café</w:t>
+      </w:r>
+    </w:p>
+    <w:p>
+      <w:r>
+        <w:rPr>
+          <w:b/>
+        </w:rPr>
+        <w:t xml:space="preserve">Categoria: </w:t>
+      </w:r>
+      <w:r>
+        <w:t>canéfora</w:t>
+      </w:r>
+    </w:p>
+    <w:p>
+      <w:r>
+        <w:rPr>
+          <w:b/>
+        </w:rPr>
+        <w:t xml:space="preserve">Enunciado: </w:t>
+      </w:r>
+      <w:r>
+        <w:t>Qual alternativa representa melhor a relação entre Conilon, Robusta e Coffea canephora?</w:t>
+      </w:r>
+    </w:p>
+    <w:p>
+      <w:pPr>
+        <w:pStyle w:val="ListBullet"/>
+      </w:pPr>
+      <w:r>
+        <w:t>A) Conilon e Robusta são espécies diferentes do gênero Coffea</w:t>
+      </w:r>
+    </w:p>
+    <w:p>
+      <w:pPr>
+        <w:pStyle w:val="ListBullet"/>
+      </w:pPr>
+      <w:r>
+        <w:t>B) Conilon e Robusta são grupos associados à espécie Coffea canephora</w:t>
+      </w:r>
+    </w:p>
+    <w:p>
+      <w:pPr>
+        <w:pStyle w:val="ListBullet"/>
+      </w:pPr>
+      <w:r>
+        <w:t>C) Conilon pertence ao arábica e Robusta ao canéfora</w:t>
+      </w:r>
+    </w:p>
+    <w:p>
+      <w:pPr>
+        <w:pStyle w:val="ListBullet"/>
+      </w:pPr>
+      <w:r>
+        <w:t>D) Conilon e Robusta são nomes de métodos de torra</w:t>
+      </w:r>
+    </w:p>
+    <w:p>
+      <w:r>
+        <w:rPr>
+          <w:b/>
+        </w:rPr>
+        <w:t xml:space="preserve">Resposta correta: </w:t>
+      </w:r>
+      <w:r>
+        <w:t>B) Conilon e Robusta são grupos associados à espécie Coffea canephora</w:t>
+      </w:r>
+    </w:p>
+    <w:p>
+      <w:r>
+        <w:rPr>
+          <w:b/>
+        </w:rPr>
+        <w:t xml:space="preserve">Explicação curta: </w:t>
+      </w:r>
+      <w:r>
+        <w:t>Conilon e Robusta são grupos associados à espécie Coffea canephora, mas podem ter características diferentes de adaptação, vigor e cultivo.</w:t>
+      </w:r>
+    </w:p>
+    <w:p>
+      <w:r>
+        <w:rPr>
+          <w:b/>
+        </w:rPr>
+        <w:t>Conexão Embrapa</w:t>
+      </w:r>
+    </w:p>
+    <w:p>
+      <w:r>
+        <w:rPr>
+          <w:b/>
+        </w:rPr>
+        <w:t xml:space="preserve">ATER+Digital: </w:t>
+      </w:r>
+      <w:r>
+        <w:t>História do café - chegada do Coffea canephora ao Brasil</w:t>
+      </w:r>
+    </w:p>
+    <w:p>
+      <w:r>
+        <w:rPr>
+          <w:b/>
+        </w:rPr>
+        <w:t xml:space="preserve">Link: </w:t>
+      </w:r>
+      <w:r>
+        <w:t>https://www.atermaisdigital.cnptia.embrapa.br/web/cafe/historia</w:t>
+      </w:r>
+    </w:p>
+    <w:p>
+      <w:r>
+        <w:rPr>
+          <w:b/>
+        </w:rPr>
+        <w:t xml:space="preserve">Publicação relacionada: </w:t>
+      </w:r>
+      <w:r>
+        <w:t>Robustas Amazônicos: os cafeeiros cultivados em Rondônia. (2022) - Embrapa Rondônia</w:t>
+      </w:r>
+    </w:p>
+    <w:p>
+      <w:r>
+        <w:rPr>
+          <w:b/>
+        </w:rPr>
+        <w:t xml:space="preserve">Link: </w:t>
+      </w:r>
+      <w:r>
+        <w:t>https://www.alice.cnptia.embrapa.br/alice/bitstream/doc/1152388/1/Livro-Robustas-Amazonicos.pdf</w:t>
+      </w:r>
+    </w:p>
+    <w:p>
+      <w:r>
+        <w:rPr>
+          <w:b/>
+        </w:rPr>
+        <w:t xml:space="preserve">Solução tecnológica relacionada: </w:t>
+      </w:r>
+      <w:r>
+        <w:t>Robusta Amazônico - Cultivar híbrida de café - BRS 3213 - Produto / Cultivar convencional - Embrapa Rondônia</w:t>
+      </w:r>
+    </w:p>
+    <w:p>
+      <w:r>
+        <w:rPr>
+          <w:b/>
+        </w:rPr>
+        <w:t xml:space="preserve">Link: </w:t>
+      </w:r>
+      <w:r>
+        <w:t>https://www.embrapa.br/busca-de-solucoes-tecnologicas/-/produto-servico/4969/p--strongrobusta-amazocircnico-ndash-cultivar-hiacutebrida-de-cafeacute-ndash-brs-3213strongp</w:t>
+      </w:r>
+    </w:p>
+    <w:p>
+      <w:pPr>
+        <w:pStyle w:val="Heading3"/>
+      </w:pPr>
+      <w:r>
+        <w:t>Questão 3</w:t>
+      </w:r>
+    </w:p>
+    <w:p>
+      <w:r>
+        <w:rPr>
+          <w:b/>
+        </w:rPr>
+        <w:t xml:space="preserve">Bloco: </w:t>
+      </w:r>
+      <w:r>
+        <w:t>Conhecendo o café</w:t>
+      </w:r>
+    </w:p>
+    <w:p>
+      <w:r>
+        <w:rPr>
+          <w:b/>
+        </w:rPr>
+        <w:t xml:space="preserve">Categoria: </w:t>
+      </w:r>
+      <w:r>
+        <w:t>sistemas cafeeiros</w:t>
+      </w:r>
+    </w:p>
+    <w:p>
+      <w:r>
+        <w:rPr>
+          <w:b/>
+        </w:rPr>
+        <w:t xml:space="preserve">Enunciado: </w:t>
+      </w:r>
+      <w:r>
+        <w:t>Por que o quiz deve tratar Arábica e Canéfora como sistemas cafeeiros, e não como uma disputa entre espécies?</w:t>
+      </w:r>
+    </w:p>
+    <w:p>
+      <w:pPr>
+        <w:pStyle w:val="ListBullet"/>
+      </w:pPr>
+      <w:r>
+        <w:t>A) Porque apenas o Arábica tem valor econômico</w:t>
+      </w:r>
+    </w:p>
+    <w:p>
+      <w:pPr>
+        <w:pStyle w:val="ListBullet"/>
+      </w:pPr>
+      <w:r>
+        <w:t>B) Porque apenas o Canéfora tem importância regional</w:t>
+      </w:r>
+    </w:p>
+    <w:p>
+      <w:pPr>
+        <w:pStyle w:val="ListBullet"/>
+      </w:pPr>
+      <w:r>
+        <w:t>C) Porque cada espécie expressa diferentes combinações de ambiente, genética, manejo, qualidade e mercado</w:t>
+      </w:r>
+    </w:p>
+    <w:p>
+      <w:pPr>
+        <w:pStyle w:val="ListBullet"/>
+      </w:pPr>
+      <w:r>
+        <w:t>D) Porque as duas espécies são idênticas em todos os aspectos</w:t>
+      </w:r>
+    </w:p>
+    <w:p>
+      <w:r>
+        <w:rPr>
+          <w:b/>
+        </w:rPr>
+        <w:t xml:space="preserve">Resposta correta: </w:t>
+      </w:r>
+      <w:r>
+        <w:t>C) Porque cada espécie expressa diferentes combinações de ambiente, genética, manejo, qualidade e mercado</w:t>
+      </w:r>
+    </w:p>
+    <w:p>
+      <w:r>
+        <w:rPr>
+          <w:b/>
+        </w:rPr>
+        <w:t xml:space="preserve">Explicação curta: </w:t>
+      </w:r>
+      <w:r>
+        <w:t>A abordagem por sistemas evita hierarquias simplistas e mostra que diferentes cafés expressam diferentes territórios, tecnologias e objetivos produtivos.</w:t>
+      </w:r>
+    </w:p>
+    <w:p>
+      <w:r>
+        <w:rPr>
+          <w:b/>
+        </w:rPr>
+        <w:t>Conexão Embrapa</w:t>
+      </w:r>
+    </w:p>
+    <w:p>
+      <w:r>
+        <w:rPr>
+          <w:b/>
+        </w:rPr>
+        <w:t xml:space="preserve">ATER+Digital: </w:t>
+      </w:r>
+      <w:r>
+        <w:t>Página inicial - ciência, inovação, sustentabilidade e diversidade de origens</w:t>
+      </w:r>
+    </w:p>
+    <w:p>
+      <w:r>
+        <w:rPr>
+          <w:b/>
+        </w:rPr>
+        <w:t xml:space="preserve">Link: </w:t>
+      </w:r>
+      <w:r>
+        <w:t>https://www.atermaisdigital.cnptia.embrapa.br/web/cafe</w:t>
+      </w:r>
+    </w:p>
+    <w:p>
+      <w:r>
+        <w:rPr>
+          <w:b/>
+        </w:rPr>
+        <w:t xml:space="preserve">Publicação relacionada: </w:t>
+      </w:r>
+      <w:r>
+        <w:t>Café canéfora: ciência, sabor e identidade. (2025) - Embrapa Rondônia</w:t>
+      </w:r>
+    </w:p>
+    <w:p>
+      <w:r>
+        <w:rPr>
+          <w:b/>
+        </w:rPr>
+        <w:t xml:space="preserve">Link: </w:t>
+      </w:r>
+      <w:r>
+        <w:t>https://www.infoteca.cnptia.embrapa.br/infoteca/bitstream/doc/1180994/1/CAFE-CANEFORA.pdf</w:t>
+      </w:r>
+    </w:p>
+    <w:p>
+      <w:r>
+        <w:rPr>
+          <w:b/>
+        </w:rPr>
+        <w:t xml:space="preserve">Solução tecnológica relacionada: </w:t>
+      </w:r>
+      <w:r>
+        <w:t>Protocolo de análise sensorial de bebida de café - Metodologia / Metodologia Técnico-Científica - Embrapa Cerrados</w:t>
+      </w:r>
+    </w:p>
+    <w:p>
+      <w:r>
+        <w:rPr>
+          <w:b/>
+        </w:rPr>
+        <w:t xml:space="preserve">Link: </w:t>
+      </w:r>
+      <w:r>
+        <w:t>https://www.embrapa.br/busca-de-solucoes-tecnologicas/-/produto-servico/9799/p--protocolo-de-anaacutelise-sensorial-de-bebida-de-cafeacutep</w:t>
+      </w:r>
+    </w:p>
+    <w:p>
+      <w:pPr>
+        <w:pStyle w:val="Heading3"/>
+      </w:pPr>
+      <w:r>
+        <w:t>Questão 4</w:t>
+      </w:r>
+    </w:p>
+    <w:p>
+      <w:r>
+        <w:rPr>
+          <w:b/>
+        </w:rPr>
+        <w:t xml:space="preserve">Bloco: </w:t>
+      </w:r>
+      <w:r>
+        <w:t>Conhecendo o café</w:t>
+      </w:r>
+    </w:p>
+    <w:p>
+      <w:r>
+        <w:rPr>
+          <w:b/>
+        </w:rPr>
+        <w:t xml:space="preserve">Categoria: </w:t>
+      </w:r>
+      <w:r>
+        <w:t>história</w:t>
+      </w:r>
+    </w:p>
+    <w:p>
+      <w:r>
+        <w:rPr>
+          <w:b/>
+        </w:rPr>
+        <w:t xml:space="preserve">Enunciado: </w:t>
+      </w:r>
+      <w:r>
+        <w:t>Qual ideia sintetiza melhor a importância histórica do café no Brasil?</w:t>
+      </w:r>
+    </w:p>
+    <w:p>
+      <w:pPr>
+        <w:pStyle w:val="ListBullet"/>
+      </w:pPr>
+      <w:r>
+        <w:t>A) O café sempre foi apenas uma bebida de consumo doméstico</w:t>
+      </w:r>
+    </w:p>
+    <w:p>
+      <w:pPr>
+        <w:pStyle w:val="ListBullet"/>
+      </w:pPr>
+      <w:r>
+        <w:t>B) O café não teve relação com o desenvolvimento regional brasileiro</w:t>
+      </w:r>
+    </w:p>
+    <w:p>
+      <w:pPr>
+        <w:pStyle w:val="ListBullet"/>
+      </w:pPr>
+      <w:r>
+        <w:t>C) O café teve papel econômico, social, territorial e cultural na formação do país</w:t>
+      </w:r>
+    </w:p>
+    <w:p>
+      <w:pPr>
+        <w:pStyle w:val="ListBullet"/>
+      </w:pPr>
+      <w:r>
+        <w:t>D) O café só passou a ter importância depois do surgimento das cafeterias modernas</w:t>
+      </w:r>
+    </w:p>
+    <w:p>
+      <w:r>
+        <w:rPr>
+          <w:b/>
+        </w:rPr>
+        <w:t xml:space="preserve">Resposta correta: </w:t>
+      </w:r>
+      <w:r>
+        <w:t>C) O café teve papel econômico, social, territorial e cultural na formação do país</w:t>
+      </w:r>
+    </w:p>
+    <w:p>
+      <w:r>
+        <w:rPr>
+          <w:b/>
+        </w:rPr>
+        <w:t xml:space="preserve">Explicação curta: </w:t>
+      </w:r>
+      <w:r>
+        <w:t>O café participa da história econômica, cultural e territorial do Brasil, conectando produção, consumo, pesquisa, mercado e identidade.</w:t>
+      </w:r>
+    </w:p>
+    <w:p>
+      <w:r>
+        <w:rPr>
+          <w:b/>
+        </w:rPr>
+        <w:t>Conexão Embrapa</w:t>
+      </w:r>
+    </w:p>
+    <w:p>
+      <w:r>
+        <w:rPr>
+          <w:b/>
+        </w:rPr>
+        <w:t xml:space="preserve">ATER+Digital: </w:t>
+      </w:r>
+      <w:r>
+        <w:t>História do café - identidade, patrimônio e desenvolvimento</w:t>
+      </w:r>
+    </w:p>
+    <w:p>
+      <w:r>
+        <w:rPr>
+          <w:b/>
+        </w:rPr>
+        <w:t xml:space="preserve">Link: </w:t>
+      </w:r>
+      <w:r>
+        <w:t>https://www.atermaisdigital.cnptia.embrapa.br/web/cafe/historia</w:t>
+      </w:r>
+    </w:p>
+    <w:p>
+      <w:r>
+        <w:rPr>
+          <w:b/>
+        </w:rPr>
+        <w:t xml:space="preserve">Publicação relacionada: </w:t>
+      </w:r>
+      <w:r>
+        <w:t>Desenvolvimento territorial, história, cultura e tradição: os caminhos do café em Alto Paraíso (GO). (2008)</w:t>
+      </w:r>
+    </w:p>
+    <w:p>
+      <w:r>
+        <w:rPr>
+          <w:b/>
+        </w:rPr>
+        <w:t xml:space="preserve">Link: </w:t>
+      </w:r>
+      <w:r>
+        <w:t>https://www.alice.cnptia.embrapa.br/alice/bitstream/doc/125026/1/CAMPOSJ.I.pdf</w:t>
+      </w:r>
+    </w:p>
+    <w:p>
+      <w:r>
+        <w:rPr>
+          <w:b/>
+        </w:rPr>
+        <w:t xml:space="preserve">Solução tecnológica relacionada: </w:t>
+      </w:r>
+      <w:r>
+        <w:t>não selecionada nesta questão; usar somente publicação/ATER+Digital ou realizar curadoria posterior.</w:t>
+      </w:r>
+    </w:p>
+    <w:p>
+      <w:pPr>
+        <w:pStyle w:val="Heading3"/>
+      </w:pPr>
+      <w:r>
+        <w:t>Questão 5</w:t>
+      </w:r>
+    </w:p>
+    <w:p>
+      <w:r>
+        <w:rPr>
+          <w:b/>
+        </w:rPr>
+        <w:t xml:space="preserve">Bloco: </w:t>
+      </w:r>
+      <w:r>
+        <w:t>Conhecendo o café</w:t>
+      </w:r>
+    </w:p>
+    <w:p>
+      <w:r>
+        <w:rPr>
+          <w:b/>
+        </w:rPr>
+        <w:t xml:space="preserve">Categoria: </w:t>
+      </w:r>
+      <w:r>
+        <w:t>diversidade</w:t>
+      </w:r>
+    </w:p>
+    <w:p>
+      <w:r>
+        <w:rPr>
+          <w:b/>
+        </w:rPr>
+        <w:t xml:space="preserve">Enunciado: </w:t>
+      </w:r>
+      <w:r>
+        <w:t>Qual alternativa expressa melhor a mensagem de diversidade presente no conteúdo do ATER+Digital Café?</w:t>
+      </w:r>
+    </w:p>
+    <w:p>
+      <w:pPr>
+        <w:pStyle w:val="ListBullet"/>
+      </w:pPr>
+      <w:r>
+        <w:t>A) O Brasil produz apenas um tipo de café relevante</w:t>
+      </w:r>
+    </w:p>
+    <w:p>
+      <w:pPr>
+        <w:pStyle w:val="ListBullet"/>
+      </w:pPr>
+      <w:r>
+        <w:t>B) A cafeicultura brasileira reúne Arábica e Canéfora, diferentes origens, sistemas produtivos e experiências de consumo</w:t>
+      </w:r>
+    </w:p>
+    <w:p>
+      <w:pPr>
+        <w:pStyle w:val="ListBullet"/>
+      </w:pPr>
+      <w:r>
+        <w:t>C) A qualidade do café depende apenas da espécie cultivada</w:t>
+      </w:r>
+    </w:p>
+    <w:p>
+      <w:pPr>
+        <w:pStyle w:val="ListBullet"/>
+      </w:pPr>
+      <w:r>
+        <w:t>D) A inovação tem pouca importância para a cafeicultura brasileira</w:t>
+      </w:r>
+    </w:p>
+    <w:p>
+      <w:r>
+        <w:rPr>
+          <w:b/>
+        </w:rPr>
+        <w:t xml:space="preserve">Resposta correta: </w:t>
+      </w:r>
+      <w:r>
+        <w:t>B) A cafeicultura brasileira reúne Arábica e Canéfora, diferentes origens, sistemas produtivos e experiências de consumo</w:t>
+      </w:r>
+    </w:p>
+    <w:p>
+      <w:r>
+        <w:rPr>
+          <w:b/>
+        </w:rPr>
+        <w:t xml:space="preserve">Explicação curta: </w:t>
+      </w:r>
+      <w:r>
+        <w:t>O conteúdo valoriza a diversidade da cafeicultura brasileira, conectando tradição, ciência, inovação, sustentabilidade, origens e consumo.</w:t>
+      </w:r>
+    </w:p>
+    <w:p>
+      <w:r>
+        <w:rPr>
+          <w:b/>
+        </w:rPr>
+        <w:t>Conexão Embrapa</w:t>
+      </w:r>
+    </w:p>
+    <w:p>
+      <w:r>
+        <w:rPr>
+          <w:b/>
+        </w:rPr>
+        <w:t xml:space="preserve">ATER+Digital: </w:t>
+      </w:r>
+      <w:r>
+        <w:t>Página inicial - fronteira do conhecimento e sustentabilidade</w:t>
+      </w:r>
+    </w:p>
+    <w:p>
+      <w:r>
+        <w:rPr>
+          <w:b/>
+        </w:rPr>
+        <w:t xml:space="preserve">Link: </w:t>
+      </w:r>
+      <w:r>
+        <w:t>https://www.atermaisdigital.cnptia.embrapa.br/web/cafe</w:t>
+      </w:r>
+    </w:p>
+    <w:p>
+      <w:r>
+        <w:rPr>
+          <w:b/>
+        </w:rPr>
+        <w:t xml:space="preserve">Publicação relacionada: </w:t>
+      </w:r>
+      <w:r>
+        <w:t>Café 'Conilon' (Coffea canephora L.). (2020) - Embrapa Amazônia Oriental</w:t>
+      </w:r>
+    </w:p>
+    <w:p>
+      <w:r>
+        <w:rPr>
+          <w:b/>
+        </w:rPr>
+        <w:t xml:space="preserve">Link: </w:t>
+      </w:r>
+      <w:r>
+        <w:t>https://www.infoteca.cnptia.embrapa.br/infoteca/bitstream/doc/1127269/1/LV-RecomendacaoSolo-2020-269-274.pdf</w:t>
+      </w:r>
+    </w:p>
+    <w:p>
+      <w:r>
+        <w:rPr>
+          <w:b/>
+        </w:rPr>
+        <w:t xml:space="preserve">Solução tecnológica relacionada: </w:t>
+      </w:r>
+      <w:r>
+        <w:t>Robusta Amazônico - Cultivar híbrida de café - BRS 3213 - Produto / Cultivar convencional - Embrapa Rondônia</w:t>
+      </w:r>
+    </w:p>
+    <w:p>
+      <w:r>
+        <w:rPr>
+          <w:b/>
+        </w:rPr>
+        <w:t xml:space="preserve">Link: </w:t>
+      </w:r>
+      <w:r>
+        <w:t>https://www.embrapa.br/busca-de-solucoes-tecnologicas/-/produto-servico/4969/p--strongrobusta-amazocircnico-ndash-cultivar-hiacutebrida-de-cafeacute-ndash-brs-3213strongp</w:t>
+      </w:r>
+    </w:p>
+    <w:p>
+      <w:pPr>
+        <w:pStyle w:val="Heading2"/>
+      </w:pPr>
+      <w:r>
+        <w:t>Território, clima e adaptação</w:t>
+      </w:r>
+    </w:p>
+    <w:p>
+      <w:pPr>
+        <w:pStyle w:val="Heading3"/>
+      </w:pPr>
+      <w:r>
+        <w:t>Questão 6</w:t>
+      </w:r>
+    </w:p>
+    <w:p>
+      <w:r>
+        <w:rPr>
+          <w:b/>
+        </w:rPr>
+        <w:t xml:space="preserve">Bloco: </w:t>
+      </w:r>
+      <w:r>
+        <w:t>Território, clima e adaptação</w:t>
+      </w:r>
+    </w:p>
+    <w:p>
+      <w:r>
+        <w:rPr>
+          <w:b/>
+        </w:rPr>
+        <w:t xml:space="preserve">Categoria: </w:t>
+      </w:r>
+      <w:r>
+        <w:t>terroir</w:t>
+      </w:r>
+    </w:p>
+    <w:p>
+      <w:r>
+        <w:rPr>
+          <w:b/>
+        </w:rPr>
+        <w:t xml:space="preserve">Enunciado: </w:t>
+      </w:r>
+      <w:r>
+        <w:t>No café, o que significa falar em terroir?</w:t>
+      </w:r>
+    </w:p>
+    <w:p>
+      <w:pPr>
+        <w:pStyle w:val="ListBullet"/>
+      </w:pPr>
+      <w:r>
+        <w:t>A) Apenas a altitude da lavoura</w:t>
+      </w:r>
+    </w:p>
+    <w:p>
+      <w:pPr>
+        <w:pStyle w:val="ListBullet"/>
+      </w:pPr>
+      <w:r>
+        <w:t>B) Apenas a variedade genética plantada</w:t>
+      </w:r>
+    </w:p>
+    <w:p>
+      <w:pPr>
+        <w:pStyle w:val="ListBullet"/>
+      </w:pPr>
+      <w:r>
+        <w:t>C) Somente a marca comercial do café</w:t>
+      </w:r>
+    </w:p>
+    <w:p>
+      <w:pPr>
+        <w:pStyle w:val="ListBullet"/>
+      </w:pPr>
+      <w:r>
+        <w:t>D) A combinação de clima, solo, relevo, altitude, luminosidade, manejo e história do território</w:t>
+      </w:r>
+    </w:p>
+    <w:p>
+      <w:r>
+        <w:rPr>
+          <w:b/>
+        </w:rPr>
+        <w:t xml:space="preserve">Resposta correta: </w:t>
+      </w:r>
+      <w:r>
+        <w:t>D) A combinação de clima, solo, relevo, altitude, luminosidade, manejo e história do território</w:t>
+      </w:r>
+    </w:p>
+    <w:p>
+      <w:r>
+        <w:rPr>
+          <w:b/>
+        </w:rPr>
+        <w:t xml:space="preserve">Explicação curta: </w:t>
+      </w:r>
+      <w:r>
+        <w:t>Terroir é o conjunto de fatores ambientais e humanos que contribuem para tornar cada café único.</w:t>
+      </w:r>
+    </w:p>
+    <w:p>
+      <w:r>
+        <w:rPr>
+          <w:b/>
+        </w:rPr>
+        <w:t>Conexão Embrapa</w:t>
+      </w:r>
+    </w:p>
+    <w:p>
+      <w:r>
+        <w:rPr>
+          <w:b/>
+        </w:rPr>
+        <w:t xml:space="preserve">ATER+Digital: </w:t>
+      </w:r>
+      <w:r>
+        <w:t>Escolha da área e do terroir</w:t>
+      </w:r>
+    </w:p>
+    <w:p>
+      <w:r>
+        <w:rPr>
+          <w:b/>
+        </w:rPr>
+        <w:t xml:space="preserve">Link: </w:t>
+      </w:r>
+      <w:r>
+        <w:t>https://www.atermaisdigital.cnptia.embrapa.br/web/cafe/escolhaterroir</w:t>
+      </w:r>
+    </w:p>
+    <w:p>
+      <w:r>
+        <w:rPr>
+          <w:b/>
+        </w:rPr>
+        <w:t xml:space="preserve">Publicação relacionada: </w:t>
+      </w:r>
+      <w:r>
+        <w:t>The new standpoints for the terroir of Coffea canephora from Southwestern Brazil: edaphic and sensorial perspective. (2022) - Embrapa Café</w:t>
+      </w:r>
+    </w:p>
+    <w:p>
+      <w:r>
+        <w:rPr>
+          <w:b/>
+        </w:rPr>
+        <w:t xml:space="preserve">Link: </w:t>
+      </w:r>
+      <w:r>
+        <w:t>https://www.alice.cnptia.embrapa.br/alice/bitstream/doc/1145493/1/Artigo-Agronomy-2022-MAmelia.pdf</w:t>
+      </w:r>
+    </w:p>
+    <w:p>
+      <w:r>
+        <w:rPr>
+          <w:b/>
+        </w:rPr>
+        <w:t xml:space="preserve">Solução tecnológica relacionada: </w:t>
+      </w:r>
+      <w:r>
+        <w:t>não selecionada nesta questão; usar somente publicação/ATER+Digital ou realizar curadoria posterior.</w:t>
+      </w:r>
+    </w:p>
+    <w:p>
+      <w:pPr>
+        <w:pStyle w:val="Heading3"/>
+      </w:pPr>
+      <w:r>
+        <w:t>Questão 7</w:t>
+      </w:r>
+    </w:p>
+    <w:p>
+      <w:r>
+        <w:rPr>
+          <w:b/>
+        </w:rPr>
+        <w:t xml:space="preserve">Bloco: </w:t>
+      </w:r>
+      <w:r>
+        <w:t>Território, clima e adaptação</w:t>
+      </w:r>
+    </w:p>
+    <w:p>
+      <w:r>
+        <w:rPr>
+          <w:b/>
+        </w:rPr>
+        <w:t xml:space="preserve">Categoria: </w:t>
+      </w:r>
+      <w:r>
+        <w:t>planejamento territorial</w:t>
+      </w:r>
+    </w:p>
+    <w:p>
+      <w:r>
+        <w:rPr>
+          <w:b/>
+        </w:rPr>
+        <w:t xml:space="preserve">Enunciado: </w:t>
+      </w:r>
+      <w:r>
+        <w:t>Qual conjunto de fatores deve ser analisado antes de escolher uma área para implantação de café?</w:t>
+      </w:r>
+    </w:p>
+    <w:p>
+      <w:pPr>
+        <w:pStyle w:val="ListBullet"/>
+      </w:pPr>
+      <w:r>
+        <w:t>A) Clima, solo, relevo, altitude, água, luminosidade e objetivo produtivo</w:t>
+      </w:r>
+    </w:p>
+    <w:p>
+      <w:pPr>
+        <w:pStyle w:val="ListBullet"/>
+      </w:pPr>
+      <w:r>
+        <w:t>B) Apenas a cor dos frutos</w:t>
+      </w:r>
+    </w:p>
+    <w:p>
+      <w:pPr>
+        <w:pStyle w:val="ListBullet"/>
+      </w:pPr>
+      <w:r>
+        <w:t>C) Somente o preço da embalagem final</w:t>
+      </w:r>
+    </w:p>
+    <w:p>
+      <w:pPr>
+        <w:pStyle w:val="ListBullet"/>
+      </w:pPr>
+      <w:r>
+        <w:t>D) Apenas o método de preparo usado pelo consumidor</w:t>
+      </w:r>
+    </w:p>
+    <w:p>
+      <w:r>
+        <w:rPr>
+          <w:b/>
+        </w:rPr>
+        <w:t xml:space="preserve">Resposta correta: </w:t>
+      </w:r>
+      <w:r>
+        <w:t>A) Clima, solo, relevo, altitude, água, luminosidade e objetivo produtivo</w:t>
+      </w:r>
+    </w:p>
+    <w:p>
+      <w:r>
+        <w:rPr>
+          <w:b/>
+        </w:rPr>
+        <w:t xml:space="preserve">Explicação curta: </w:t>
+      </w:r>
+      <w:r>
+        <w:t>A escolha da área influencia produtividade, qualidade, riscos de manejo e identidade do café.</w:t>
+      </w:r>
+    </w:p>
+    <w:p>
+      <w:r>
+        <w:rPr>
+          <w:b/>
+        </w:rPr>
+        <w:t>Conexão Embrapa</w:t>
+      </w:r>
+    </w:p>
+    <w:p>
+      <w:r>
+        <w:rPr>
+          <w:b/>
+        </w:rPr>
+        <w:t xml:space="preserve">ATER+Digital: </w:t>
+      </w:r>
+      <w:r>
+        <w:t>Pré-produção - escolha da área e do terroir</w:t>
+      </w:r>
+    </w:p>
+    <w:p>
+      <w:r>
+        <w:rPr>
+          <w:b/>
+        </w:rPr>
+        <w:t xml:space="preserve">Link: </w:t>
+      </w:r>
+      <w:r>
+        <w:t>https://www.atermaisdigital.cnptia.embrapa.br/web/cafe/preproducao</w:t>
+      </w:r>
+    </w:p>
+    <w:p>
+      <w:r>
+        <w:rPr>
+          <w:b/>
+        </w:rPr>
+        <w:t xml:space="preserve">Publicação relacionada: </w:t>
+      </w:r>
+      <w:r>
+        <w:t>Temperaturas elevadas no florescimento de cafeeiros - I. Duração em dias seguidos com temperaturas máximas superiores a 34 °C. (2003) - Embrapa Agricultura Digital</w:t>
+      </w:r>
+    </w:p>
+    <w:p>
+      <w:r>
+        <w:rPr>
+          <w:b/>
+        </w:rPr>
+        <w:t xml:space="preserve">Link: </w:t>
+      </w:r>
+      <w:r>
+        <w:t>https://www.alice.cnptia.embrapa.br/alice/bitstream/doc/8420/1/PC-Temperaturas-elevadas-CBAGRO-2003.pdf</w:t>
+      </w:r>
+    </w:p>
+    <w:p>
+      <w:r>
+        <w:rPr>
+          <w:b/>
+        </w:rPr>
+        <w:t xml:space="preserve">Solução tecnológica relacionada: </w:t>
+      </w:r>
+      <w:r>
+        <w:t>Sistema Brasileiro de Classificação de Terras para Irrigação - SiBCTI - Produto / Software para Clientes Externos - Embrapa Solos</w:t>
+      </w:r>
+    </w:p>
+    <w:p>
+      <w:r>
+        <w:rPr>
+          <w:b/>
+        </w:rPr>
+        <w:t xml:space="preserve">Link: </w:t>
+      </w:r>
+      <w:r>
+        <w:t>https://www.embrapa.br/busca-de-solucoes-tecnologicas/-/produto-servico/10042/p--sistema-brasileiro-de-classificaccedilatildeo-de-terras-para-irrigaccedilatildeo---sibctip</w:t>
+      </w:r>
+    </w:p>
+    <w:p>
+      <w:pPr>
+        <w:pStyle w:val="Heading3"/>
+      </w:pPr>
+      <w:r>
+        <w:t>Questão 8</w:t>
+      </w:r>
+    </w:p>
+    <w:p>
+      <w:r>
+        <w:rPr>
+          <w:b/>
+        </w:rPr>
+        <w:t xml:space="preserve">Bloco: </w:t>
+      </w:r>
+      <w:r>
+        <w:t>Território, clima e adaptação</w:t>
+      </w:r>
+    </w:p>
+    <w:p>
+      <w:r>
+        <w:rPr>
+          <w:b/>
+        </w:rPr>
+        <w:t xml:space="preserve">Categoria: </w:t>
+      </w:r>
+      <w:r>
+        <w:t>arábica</w:t>
+      </w:r>
+    </w:p>
+    <w:p>
+      <w:r>
+        <w:rPr>
+          <w:b/>
+        </w:rPr>
+        <w:t xml:space="preserve">Enunciado: </w:t>
+      </w:r>
+      <w:r>
+        <w:t>Segundo o material do ATER+Digital, qual faixa de temperatura é geralmente mais associada ao bom desempenho do Coffea arabica?</w:t>
+      </w:r>
+    </w:p>
+    <w:p>
+      <w:pPr>
+        <w:pStyle w:val="ListBullet"/>
+      </w:pPr>
+      <w:r>
+        <w:t>A) 5 °C a 10 °C</w:t>
+      </w:r>
+    </w:p>
+    <w:p>
+      <w:pPr>
+        <w:pStyle w:val="ListBullet"/>
+      </w:pPr>
+      <w:r>
+        <w:t>B) 18 °C a 23 °C</w:t>
+      </w:r>
+    </w:p>
+    <w:p>
+      <w:pPr>
+        <w:pStyle w:val="ListBullet"/>
+      </w:pPr>
+      <w:r>
+        <w:t>C) 30 °C a 40 °C</w:t>
+      </w:r>
+    </w:p>
+    <w:p>
+      <w:pPr>
+        <w:pStyle w:val="ListBullet"/>
+      </w:pPr>
+      <w:r>
+        <w:t>D) Acima de 45 °C</w:t>
+      </w:r>
+    </w:p>
+    <w:p>
+      <w:r>
+        <w:rPr>
+          <w:b/>
+        </w:rPr>
+        <w:t xml:space="preserve">Resposta correta: </w:t>
+      </w:r>
+      <w:r>
+        <w:t>B) 18 °C a 23 °C</w:t>
+      </w:r>
+    </w:p>
+    <w:p>
+      <w:r>
+        <w:rPr>
+          <w:b/>
+        </w:rPr>
+        <w:t xml:space="preserve">Explicação curta: </w:t>
+      </w:r>
+      <w:r>
+        <w:t>O Arábica costuma se adaptar melhor a regiões de clima mais ameno, geralmente entre 18 °C e 23 °C.</w:t>
+      </w:r>
+    </w:p>
+    <w:p>
+      <w:r>
+        <w:rPr>
+          <w:b/>
+        </w:rPr>
+        <w:t>Conexão Embrapa</w:t>
+      </w:r>
+    </w:p>
+    <w:p>
+      <w:r>
+        <w:rPr>
+          <w:b/>
+        </w:rPr>
+        <w:t xml:space="preserve">ATER+Digital: </w:t>
+      </w:r>
+      <w:r>
+        <w:t>Escolha do terroir - clima</w:t>
+      </w:r>
+    </w:p>
+    <w:p>
+      <w:r>
+        <w:rPr>
+          <w:b/>
+        </w:rPr>
+        <w:t xml:space="preserve">Link: </w:t>
+      </w:r>
+      <w:r>
+        <w:t>https://www.atermaisdigital.cnptia.embrapa.br/web/cafe/escolhaterroir</w:t>
+      </w:r>
+    </w:p>
+    <w:p>
+      <w:r>
+        <w:rPr>
+          <w:b/>
+        </w:rPr>
+        <w:t xml:space="preserve">Publicação relacionada: </w:t>
+      </w:r>
+      <w:r>
+        <w:t>Microclimate in coffee plantation grown under grevillea trees shading. (2011) - Embrapa Pecuária Sudeste</w:t>
+      </w:r>
+    </w:p>
+    <w:p>
+      <w:r>
+        <w:rPr>
+          <w:b/>
+        </w:rPr>
+        <w:t xml:space="preserve">Link: </w:t>
+      </w:r>
+      <w:r>
+        <w:t>https://www.alice.cnptia.embrapa.br/alice/bitstream/doc/887391/1/7065.pdf</w:t>
+      </w:r>
+    </w:p>
+    <w:p>
+      <w:r>
+        <w:rPr>
+          <w:b/>
+        </w:rPr>
+        <w:t xml:space="preserve">Solução tecnológica relacionada: </w:t>
+      </w:r>
+      <w:r>
+        <w:t>não selecionada nesta questão; usar somente publicação/ATER+Digital ou realizar curadoria posterior.</w:t>
+      </w:r>
+    </w:p>
+    <w:p>
+      <w:pPr>
+        <w:pStyle w:val="Heading3"/>
+      </w:pPr>
+      <w:r>
+        <w:t>Questão 9</w:t>
+      </w:r>
+    </w:p>
+    <w:p>
+      <w:r>
+        <w:rPr>
+          <w:b/>
+        </w:rPr>
+        <w:t xml:space="preserve">Bloco: </w:t>
+      </w:r>
+      <w:r>
+        <w:t>Território, clima e adaptação</w:t>
+      </w:r>
+    </w:p>
+    <w:p>
+      <w:r>
+        <w:rPr>
+          <w:b/>
+        </w:rPr>
+        <w:t xml:space="preserve">Categoria: </w:t>
+      </w:r>
+      <w:r>
+        <w:t>canéfora</w:t>
+      </w:r>
+    </w:p>
+    <w:p>
+      <w:r>
+        <w:rPr>
+          <w:b/>
+        </w:rPr>
+        <w:t xml:space="preserve">Enunciado: </w:t>
+      </w:r>
+      <w:r>
+        <w:t>Qual alternativa descreve melhor a adaptação tradicional dos cafés Canéfora?</w:t>
+      </w:r>
+    </w:p>
+    <w:p>
+      <w:pPr>
+        <w:pStyle w:val="ListBullet"/>
+      </w:pPr>
+      <w:r>
+        <w:t>A) Ambientes mais quentes, muitas vezes de menor altitude, com possibilidade de sistemas irrigados e intensivos</w:t>
+      </w:r>
+    </w:p>
+    <w:p>
+      <w:pPr>
+        <w:pStyle w:val="ListBullet"/>
+      </w:pPr>
+      <w:r>
+        <w:t>B) Apenas regiões frias e sujeitas a geadas</w:t>
+      </w:r>
+    </w:p>
+    <w:p>
+      <w:pPr>
+        <w:pStyle w:val="ListBullet"/>
+      </w:pPr>
+      <w:r>
+        <w:t>C) Somente áreas de neve e alta montanha</w:t>
+      </w:r>
+    </w:p>
+    <w:p>
+      <w:pPr>
+        <w:pStyle w:val="ListBullet"/>
+      </w:pPr>
+      <w:r>
+        <w:t>D) Ambientes onde não há necessidade de manejo de água</w:t>
+      </w:r>
+    </w:p>
+    <w:p>
+      <w:r>
+        <w:rPr>
+          <w:b/>
+        </w:rPr>
+        <w:t xml:space="preserve">Resposta correta: </w:t>
+      </w:r>
+      <w:r>
+        <w:t>A) Ambientes mais quentes, muitas vezes de menor altitude, com possibilidade de sistemas irrigados e intensivos</w:t>
+      </w:r>
+    </w:p>
+    <w:p>
+      <w:r>
+        <w:rPr>
+          <w:b/>
+        </w:rPr>
+        <w:t xml:space="preserve">Explicação curta: </w:t>
+      </w:r>
+      <w:r>
+        <w:t>Canéforas costumam apresentar maior adaptação a ambientes quentes, embora pesquisas recentes ampliem suas possibilidades em altitudes intermediárias e elevadas.</w:t>
+      </w:r>
+    </w:p>
+    <w:p>
+      <w:r>
+        <w:rPr>
+          <w:b/>
+        </w:rPr>
+        <w:t>Conexão Embrapa</w:t>
+      </w:r>
+    </w:p>
+    <w:p>
+      <w:r>
+        <w:rPr>
+          <w:b/>
+        </w:rPr>
+        <w:t xml:space="preserve">ATER+Digital: </w:t>
+      </w:r>
+      <w:r>
+        <w:t>Escolha do terroir - clima, topografia e altitude</w:t>
+      </w:r>
+    </w:p>
+    <w:p>
+      <w:r>
+        <w:rPr>
+          <w:b/>
+        </w:rPr>
+        <w:t xml:space="preserve">Link: </w:t>
+      </w:r>
+      <w:r>
+        <w:t>https://www.atermaisdigital.cnptia.embrapa.br/web/cafe/escolhaterroir</w:t>
+      </w:r>
+    </w:p>
+    <w:p>
+      <w:r>
+        <w:rPr>
+          <w:b/>
+        </w:rPr>
+        <w:t xml:space="preserve">Publicação relacionada: </w:t>
+      </w:r>
+      <w:r>
+        <w:t>Café 'Conilon' (Coffea canephora L.). (2020) - Embrapa Amazônia Oriental</w:t>
+      </w:r>
+    </w:p>
+    <w:p>
+      <w:r>
+        <w:rPr>
+          <w:b/>
+        </w:rPr>
+        <w:t xml:space="preserve">Link: </w:t>
+      </w:r>
+      <w:r>
+        <w:t>https://www.infoteca.cnptia.embrapa.br/infoteca/bitstream/doc/1127269/1/LV-RecomendacaoSolo-2020-269-274.pdf</w:t>
+      </w:r>
+    </w:p>
+    <w:p>
+      <w:r>
+        <w:rPr>
+          <w:b/>
+        </w:rPr>
+        <w:t xml:space="preserve">Solução tecnológica relacionada: </w:t>
+      </w:r>
+      <w:r>
+        <w:t>Robusta Amazônico - Cultivar híbrida de café - BRS 3213 - Produto / Cultivar convencional - Embrapa Rondônia</w:t>
+      </w:r>
+    </w:p>
+    <w:p>
+      <w:r>
+        <w:rPr>
+          <w:b/>
+        </w:rPr>
+        <w:t xml:space="preserve">Link: </w:t>
+      </w:r>
+      <w:r>
+        <w:t>https://www.embrapa.br/busca-de-solucoes-tecnologicas/-/produto-servico/4969/p--strongrobusta-amazocircnico-ndash-cultivar-hiacutebrida-de-cafeacute-ndash-brs-3213strongp</w:t>
+      </w:r>
+    </w:p>
+    <w:p>
+      <w:pPr>
+        <w:pStyle w:val="Heading3"/>
+      </w:pPr>
+      <w:r>
+        <w:t>Questão 10</w:t>
+      </w:r>
+    </w:p>
+    <w:p>
+      <w:r>
+        <w:rPr>
+          <w:b/>
+        </w:rPr>
+        <w:t xml:space="preserve">Bloco: </w:t>
+      </w:r>
+      <w:r>
+        <w:t>Território, clima e adaptação</w:t>
+      </w:r>
+    </w:p>
+    <w:p>
+      <w:r>
+        <w:rPr>
+          <w:b/>
+        </w:rPr>
+        <w:t xml:space="preserve">Categoria: </w:t>
+      </w:r>
+      <w:r>
+        <w:t>canéfora</w:t>
+      </w:r>
+    </w:p>
+    <w:p>
+      <w:r>
+        <w:rPr>
+          <w:b/>
+        </w:rPr>
+        <w:t xml:space="preserve">Enunciado: </w:t>
+      </w:r>
+      <w:r>
+        <w:t>O ATER+Digital destaca pesquisas recentes sobre Canéforas em novas condições de altitude. Qual conclusão é mais adequada?</w:t>
+      </w:r>
+    </w:p>
+    <w:p>
+      <w:pPr>
+        <w:pStyle w:val="ListBullet"/>
+      </w:pPr>
+      <w:r>
+        <w:t>A) Canéforas nunca podem produzir cafés de qualidade</w:t>
+      </w:r>
+    </w:p>
+    <w:p>
+      <w:pPr>
+        <w:pStyle w:val="ListBullet"/>
+      </w:pPr>
+      <w:r>
+        <w:t>B) Canéforas só podem ser cultivados abaixo do nível do mar</w:t>
+      </w:r>
+    </w:p>
+    <w:p>
+      <w:pPr>
+        <w:pStyle w:val="ListBullet"/>
+      </w:pPr>
+      <w:r>
+        <w:t>C) Alguns genótipos de Coffea canephora vêm mostrando bom desempenho agronômico e sensorial em altitudes intermediárias e mais elevadas</w:t>
+      </w:r>
+    </w:p>
+    <w:p>
+      <w:pPr>
+        <w:pStyle w:val="ListBullet"/>
+      </w:pPr>
+      <w:r>
+        <w:t>D) Altitude deixou de influenciar o café</w:t>
+      </w:r>
+    </w:p>
+    <w:p>
+      <w:r>
+        <w:rPr>
+          <w:b/>
+        </w:rPr>
+        <w:t xml:space="preserve">Resposta correta: </w:t>
+      </w:r>
+      <w:r>
+        <w:t>C) Alguns genótipos de Coffea canephora vêm mostrando bom desempenho agronômico e sensorial em altitudes intermediárias e mais elevadas</w:t>
+      </w:r>
+    </w:p>
+    <w:p>
+      <w:r>
+        <w:rPr>
+          <w:b/>
+        </w:rPr>
+        <w:t xml:space="preserve">Explicação curta: </w:t>
+      </w:r>
+      <w:r>
+        <w:t>Pesquisas recentes mostram que alguns Canéforas podem apresentar bons resultados em ambientes antes menos associados à espécie.</w:t>
+      </w:r>
+    </w:p>
+    <w:p>
+      <w:r>
+        <w:rPr>
+          <w:b/>
+        </w:rPr>
+        <w:t>Conexão Embrapa</w:t>
+      </w:r>
+    </w:p>
+    <w:p>
+      <w:r>
+        <w:rPr>
+          <w:b/>
+        </w:rPr>
+        <w:t xml:space="preserve">ATER+Digital: </w:t>
+      </w:r>
+      <w:r>
+        <w:t>Pré-produção - avanço de Canéforas em altitudes intermediárias e elevadas</w:t>
+      </w:r>
+    </w:p>
+    <w:p>
+      <w:r>
+        <w:rPr>
+          <w:b/>
+        </w:rPr>
+        <w:t xml:space="preserve">Link: </w:t>
+      </w:r>
+      <w:r>
+        <w:t>https://www.atermaisdigital.cnptia.embrapa.br/web/cafe/preproducao</w:t>
+      </w:r>
+    </w:p>
+    <w:p>
+      <w:r>
+        <w:rPr>
+          <w:b/>
+        </w:rPr>
+        <w:t xml:space="preserve">Publicação relacionada: </w:t>
+      </w:r>
+      <w:r>
+        <w:t>The new standpoints for the terroir of Coffea canephora from Southwestern Brazil: edaphic and sensorial perspective. (2022) - Embrapa Café</w:t>
+      </w:r>
+    </w:p>
+    <w:p>
+      <w:r>
+        <w:rPr>
+          <w:b/>
+        </w:rPr>
+        <w:t xml:space="preserve">Link: </w:t>
+      </w:r>
+      <w:r>
+        <w:t>https://www.alice.cnptia.embrapa.br/alice/bitstream/doc/1145493/1/Artigo-Agronomy-2022-MAmelia.pdf</w:t>
+      </w:r>
+    </w:p>
+    <w:p>
+      <w:r>
+        <w:rPr>
+          <w:b/>
+        </w:rPr>
+        <w:t xml:space="preserve">Solução tecnológica relacionada: </w:t>
+      </w:r>
+      <w:r>
+        <w:t>Robusta Amazônico - Cultivar híbrida de café - BRS 3213 - Produto / Cultivar convencional - Embrapa Rondônia</w:t>
+      </w:r>
+    </w:p>
+    <w:p>
+      <w:r>
+        <w:rPr>
+          <w:b/>
+        </w:rPr>
+        <w:t xml:space="preserve">Link: </w:t>
+      </w:r>
+      <w:r>
+        <w:t>https://www.embrapa.br/busca-de-solucoes-tecnologicas/-/produto-servico/4969/p--strongrobusta-amazocircnico-ndash-cultivar-hiacutebrida-de-cafeacute-ndash-brs-3213strongp</w:t>
+      </w:r>
+    </w:p>
+    <w:p>
+      <w:pPr>
+        <w:pStyle w:val="Heading2"/>
+      </w:pPr>
+      <w:r>
+        <w:t>Genética, cultivares e planejamento</w:t>
+      </w:r>
+    </w:p>
+    <w:p>
+      <w:pPr>
+        <w:pStyle w:val="Heading3"/>
+      </w:pPr>
+      <w:r>
+        <w:t>Questão 11</w:t>
+      </w:r>
+    </w:p>
+    <w:p>
+      <w:r>
+        <w:rPr>
+          <w:b/>
+        </w:rPr>
+        <w:t xml:space="preserve">Bloco: </w:t>
+      </w:r>
+      <w:r>
+        <w:t>Genética, cultivares e planejamento</w:t>
+      </w:r>
+    </w:p>
+    <w:p>
+      <w:r>
+        <w:rPr>
+          <w:b/>
+        </w:rPr>
+        <w:t xml:space="preserve">Categoria: </w:t>
+      </w:r>
+      <w:r>
+        <w:t>cultivares</w:t>
+      </w:r>
+    </w:p>
+    <w:p>
+      <w:r>
+        <w:rPr>
+          <w:b/>
+        </w:rPr>
+        <w:t xml:space="preserve">Enunciado: </w:t>
+      </w:r>
+      <w:r>
+        <w:t>Por que a escolha da cultivar é uma das decisões mais importantes da cafeicultura?</w:t>
+      </w:r>
+    </w:p>
+    <w:p>
+      <w:pPr>
+        <w:pStyle w:val="ListBullet"/>
+      </w:pPr>
+      <w:r>
+        <w:t>A) Porque a cultivar acompanha a lavoura por muitos anos e influencia produtividade, qualidade, adaptação e riscos</w:t>
+      </w:r>
+    </w:p>
+    <w:p>
+      <w:pPr>
+        <w:pStyle w:val="ListBullet"/>
+      </w:pPr>
+      <w:r>
+        <w:t>B) Porque a cultivar só influencia a cor da embalagem</w:t>
+      </w:r>
+    </w:p>
+    <w:p>
+      <w:pPr>
+        <w:pStyle w:val="ListBullet"/>
+      </w:pPr>
+      <w:r>
+        <w:t>C) Porque o material genético pode ser trocado semanalmente sem custo</w:t>
+      </w:r>
+    </w:p>
+    <w:p>
+      <w:pPr>
+        <w:pStyle w:val="ListBullet"/>
+      </w:pPr>
+      <w:r>
+        <w:t>D) Porque a cultivar não tem relação com ambiente ou manejo</w:t>
+      </w:r>
+    </w:p>
+    <w:p>
+      <w:r>
+        <w:rPr>
+          <w:b/>
+        </w:rPr>
+        <w:t xml:space="preserve">Resposta correta: </w:t>
+      </w:r>
+      <w:r>
+        <w:t>A) Porque a cultivar acompanha a lavoura por muitos anos e influencia produtividade, qualidade, adaptação e riscos</w:t>
+      </w:r>
+    </w:p>
+    <w:p>
+      <w:r>
+        <w:rPr>
+          <w:b/>
+        </w:rPr>
+        <w:t xml:space="preserve">Explicação curta: </w:t>
+      </w:r>
+      <w:r>
+        <w:t>Como o café é uma cultura perene, o material genético escolhido condiciona o desempenho da lavoura durante vários ciclos produtivos.</w:t>
+      </w:r>
+    </w:p>
+    <w:p>
+      <w:r>
+        <w:rPr>
+          <w:b/>
+        </w:rPr>
+        <w:t>Conexão Embrapa</w:t>
+      </w:r>
+    </w:p>
+    <w:p>
+      <w:r>
+        <w:rPr>
+          <w:b/>
+        </w:rPr>
+        <w:t xml:space="preserve">ATER+Digital: </w:t>
+      </w:r>
+      <w:r>
+        <w:t>Escolha do material genético</w:t>
+      </w:r>
+    </w:p>
+    <w:p>
+      <w:r>
+        <w:rPr>
+          <w:b/>
+        </w:rPr>
+        <w:t xml:space="preserve">Link: </w:t>
+      </w:r>
+      <w:r>
+        <w:t>https://www.atermaisdigital.cnptia.embrapa.br/web/cafe/escolha-do-material-gen%C3%A9tico</w:t>
+      </w:r>
+    </w:p>
+    <w:p>
+      <w:r>
+        <w:rPr>
+          <w:b/>
+        </w:rPr>
+        <w:t xml:space="preserve">Publicação relacionada: </w:t>
+      </w:r>
+      <w:r>
+        <w:t>O cultivo do milho-verde. (2002) - Embrapa Milho e Sorgo</w:t>
+      </w:r>
+    </w:p>
+    <w:p>
+      <w:r>
+        <w:rPr>
+          <w:b/>
+        </w:rPr>
+        <w:t xml:space="preserve">Link: </w:t>
+      </w:r>
+      <w:r>
+        <w:t>https://www.infoteca.cnptia.embrapa.br/infoteca/bitstream/doc/485177/1/Cultivo-milho-verde.pdf</w:t>
+      </w:r>
+    </w:p>
+    <w:p>
+      <w:r>
+        <w:rPr>
+          <w:b/>
+        </w:rPr>
+        <w:t xml:space="preserve">Solução tecnológica relacionada: </w:t>
+      </w:r>
+      <w:r>
+        <w:t>SELEGEN - Produto / Software para Clientes Externos - Embrapa Florestas</w:t>
+      </w:r>
+    </w:p>
+    <w:p>
+      <w:r>
+        <w:rPr>
+          <w:b/>
+        </w:rPr>
+        <w:t xml:space="preserve">Link: </w:t>
+      </w:r>
+      <w:r>
+        <w:t>https://www.embrapa.br/busca-de-solucoes-tecnologicas/-/produto-servico/2133/p--selegenp</w:t>
+      </w:r>
+    </w:p>
+    <w:p>
+      <w:pPr>
+        <w:pStyle w:val="Heading3"/>
+      </w:pPr>
+      <w:r>
+        <w:t>Questão 12</w:t>
+      </w:r>
+    </w:p>
+    <w:p>
+      <w:r>
+        <w:rPr>
+          <w:b/>
+        </w:rPr>
+        <w:t xml:space="preserve">Bloco: </w:t>
+      </w:r>
+      <w:r>
+        <w:t>Genética, cultivares e planejamento</w:t>
+      </w:r>
+    </w:p>
+    <w:p>
+      <w:r>
+        <w:rPr>
+          <w:b/>
+        </w:rPr>
+        <w:t xml:space="preserve">Categoria: </w:t>
+      </w:r>
+      <w:r>
+        <w:t>material genético</w:t>
+      </w:r>
+    </w:p>
+    <w:p>
+      <w:r>
+        <w:rPr>
+          <w:b/>
+        </w:rPr>
+        <w:t xml:space="preserve">Enunciado: </w:t>
+      </w:r>
+      <w:r>
+        <w:t>Qual aspecto NÃO deve ser ignorado na escolha do material genético para uma nova lavoura?</w:t>
+      </w:r>
+    </w:p>
+    <w:p>
+      <w:pPr>
+        <w:pStyle w:val="ListBullet"/>
+      </w:pPr>
+      <w:r>
+        <w:t>A) Adaptação ao clima</w:t>
+      </w:r>
+    </w:p>
+    <w:p>
+      <w:pPr>
+        <w:pStyle w:val="ListBullet"/>
+      </w:pPr>
+      <w:r>
+        <w:t>B) Resistência a pragas e doenças</w:t>
+      </w:r>
+    </w:p>
+    <w:p>
+      <w:pPr>
+        <w:pStyle w:val="ListBullet"/>
+      </w:pPr>
+      <w:r>
+        <w:t>C) Potencial de qualidade da bebida</w:t>
+      </w:r>
+    </w:p>
+    <w:p>
+      <w:pPr>
+        <w:pStyle w:val="ListBullet"/>
+      </w:pPr>
+      <w:r>
+        <w:t>D) Apenas o nome comercial mais bonito</w:t>
+      </w:r>
+    </w:p>
+    <w:p>
+      <w:r>
+        <w:rPr>
+          <w:b/>
+        </w:rPr>
+        <w:t xml:space="preserve">Resposta correta: </w:t>
+      </w:r>
+      <w:r>
+        <w:t>D) Apenas o nome comercial mais bonito</w:t>
+      </w:r>
+    </w:p>
+    <w:p>
+      <w:r>
+        <w:rPr>
+          <w:b/>
+        </w:rPr>
+        <w:t xml:space="preserve">Explicação curta: </w:t>
+      </w:r>
+      <w:r>
+        <w:t>A decisão deve considerar critérios técnicos, como adaptação, resistência, produtividade, qualidade e objetivo do sistema produtivo.</w:t>
+      </w:r>
+    </w:p>
+    <w:p>
+      <w:r>
+        <w:rPr>
+          <w:b/>
+        </w:rPr>
+        <w:t>Conexão Embrapa</w:t>
+      </w:r>
+    </w:p>
+    <w:p>
+      <w:r>
+        <w:rPr>
+          <w:b/>
+        </w:rPr>
+        <w:t xml:space="preserve">ATER+Digital: </w:t>
+      </w:r>
+      <w:r>
+        <w:t>Escolha do material genético - adaptação e resistência</w:t>
+      </w:r>
+    </w:p>
+    <w:p>
+      <w:r>
+        <w:rPr>
+          <w:b/>
+        </w:rPr>
+        <w:t xml:space="preserve">Link: </w:t>
+      </w:r>
+      <w:r>
+        <w:t>https://www.atermaisdigital.cnptia.embrapa.br/web/cafe/escolha-do-material-gen%C3%A9tico</w:t>
+      </w:r>
+    </w:p>
+    <w:p>
+      <w:r>
+        <w:rPr>
+          <w:b/>
+        </w:rPr>
+        <w:t xml:space="preserve">Publicação relacionada: </w:t>
+      </w:r>
+      <w:r>
+        <w:t>Reação de genótipos de feijão-caupi a Colletotrichum truncatum. (2006) - Embrapa Meio-Norte</w:t>
+      </w:r>
+    </w:p>
+    <w:p>
+      <w:r>
+        <w:rPr>
+          <w:b/>
+        </w:rPr>
+        <w:t xml:space="preserve">Link: </w:t>
+      </w:r>
+      <w:r>
+        <w:t>https://www.infoteca.cnptia.embrapa.br/infoteca/bitstream/doc/69389/1/Bpd650001.pdf</w:t>
+      </w:r>
+    </w:p>
+    <w:p>
+      <w:r>
+        <w:rPr>
+          <w:b/>
+        </w:rPr>
+        <w:t xml:space="preserve">Solução tecnológica relacionada: </w:t>
+      </w:r>
+      <w:r>
+        <w:t>Robusta Amazônico - Cultivar híbrida de café - BRS 3213 - Produto / Cultivar convencional - Embrapa Rondônia</w:t>
+      </w:r>
+    </w:p>
+    <w:p>
+      <w:r>
+        <w:rPr>
+          <w:b/>
+        </w:rPr>
+        <w:t xml:space="preserve">Link: </w:t>
+      </w:r>
+      <w:r>
+        <w:t>https://www.embrapa.br/busca-de-solucoes-tecnologicas/-/produto-servico/4969/p--strongrobusta-amazocircnico-ndash-cultivar-hiacutebrida-de-cafeacute-ndash-brs-3213strongp</w:t>
+      </w:r>
+    </w:p>
+    <w:p>
+      <w:pPr>
+        <w:pStyle w:val="Heading3"/>
+      </w:pPr>
+      <w:r>
+        <w:t>Questão 13</w:t>
+      </w:r>
+    </w:p>
+    <w:p>
+      <w:r>
+        <w:rPr>
+          <w:b/>
+        </w:rPr>
+        <w:t xml:space="preserve">Bloco: </w:t>
+      </w:r>
+      <w:r>
+        <w:t>Genética, cultivares e planejamento</w:t>
+      </w:r>
+    </w:p>
+    <w:p>
+      <w:r>
+        <w:rPr>
+          <w:b/>
+        </w:rPr>
+        <w:t xml:space="preserve">Categoria: </w:t>
+      </w:r>
+      <w:r>
+        <w:t>planejamento</w:t>
+      </w:r>
+    </w:p>
+    <w:p>
+      <w:r>
+        <w:rPr>
+          <w:b/>
+        </w:rPr>
+        <w:t xml:space="preserve">Enunciado: </w:t>
+      </w:r>
+      <w:r>
+        <w:t>Qual prática ajuda a reduzir riscos climáticos, produtivos e fitossanitários antes mesmo do plantio?</w:t>
+      </w:r>
+    </w:p>
+    <w:p>
+      <w:pPr>
+        <w:pStyle w:val="ListBullet"/>
+      </w:pPr>
+      <w:r>
+        <w:t>A) Escolher a área sem análise técnica</w:t>
+      </w:r>
+    </w:p>
+    <w:p>
+      <w:pPr>
+        <w:pStyle w:val="ListBullet"/>
+      </w:pPr>
+      <w:r>
+        <w:t>B) Planejar a lavoura considerando clima, água, relevo, cultivar, mecanização e objetivo de produção</w:t>
+      </w:r>
+    </w:p>
+    <w:p>
+      <w:pPr>
+        <w:pStyle w:val="ListBullet"/>
+      </w:pPr>
+      <w:r>
+        <w:t>C) Plantar sempre a mesma cultivar em qualquer ambiente</w:t>
+      </w:r>
+    </w:p>
+    <w:p>
+      <w:pPr>
+        <w:pStyle w:val="ListBullet"/>
+      </w:pPr>
+      <w:r>
+        <w:t>D) Adiar todas as decisões para depois da primeira colheita</w:t>
+      </w:r>
+    </w:p>
+    <w:p>
+      <w:r>
+        <w:rPr>
+          <w:b/>
+        </w:rPr>
+        <w:t xml:space="preserve">Resposta correta: </w:t>
+      </w:r>
+      <w:r>
+        <w:t>B) Planejar a lavoura considerando clima, água, relevo, cultivar, mecanização e objetivo de produção</w:t>
+      </w:r>
+    </w:p>
+    <w:p>
+      <w:r>
+        <w:rPr>
+          <w:b/>
+        </w:rPr>
+        <w:t xml:space="preserve">Explicação curta: </w:t>
+      </w:r>
+      <w:r>
+        <w:t>O planejamento do plantio organiza decisões que influenciam produtividade, custos, manejo e longevidade da lavoura.</w:t>
+      </w:r>
+    </w:p>
+    <w:p>
+      <w:r>
+        <w:rPr>
+          <w:b/>
+        </w:rPr>
+        <w:t>Conexão Embrapa</w:t>
+      </w:r>
+    </w:p>
+    <w:p>
+      <w:r>
+        <w:rPr>
+          <w:b/>
+        </w:rPr>
+        <w:t xml:space="preserve">ATER+Digital: </w:t>
+      </w:r>
+      <w:r>
+        <w:t>Planejamento do plantio</w:t>
+      </w:r>
+    </w:p>
+    <w:p>
+      <w:r>
+        <w:rPr>
+          <w:b/>
+        </w:rPr>
+        <w:t xml:space="preserve">Link: </w:t>
+      </w:r>
+      <w:r>
+        <w:t>https://www.atermaisdigital.cnptia.embrapa.br/web/cafe/planejamento-do-plantio</w:t>
+      </w:r>
+    </w:p>
+    <w:p>
+      <w:r>
+        <w:rPr>
+          <w:b/>
+        </w:rPr>
+        <w:t xml:space="preserve">Publicação relacionada: </w:t>
+      </w:r>
+      <w:r>
+        <w:t>Café 'Conilon' (Coffea canephora L.). (2020) - Embrapa Amazônia Oriental</w:t>
+      </w:r>
+    </w:p>
+    <w:p>
+      <w:r>
+        <w:rPr>
+          <w:b/>
+        </w:rPr>
+        <w:t xml:space="preserve">Link: </w:t>
+      </w:r>
+      <w:r>
+        <w:t>https://www.infoteca.cnptia.embrapa.br/infoteca/bitstream/doc/1127269/1/LV-RecomendacaoSolo-2020-269-274.pdf</w:t>
+      </w:r>
+    </w:p>
+    <w:p>
+      <w:r>
+        <w:rPr>
+          <w:b/>
+        </w:rPr>
+        <w:t xml:space="preserve">Solução tecnológica relacionada: </w:t>
+      </w:r>
+      <w:r>
+        <w:t>Sistema Brasileiro de Classificação de Terras para Irrigação - SiBCTI - Produto / Software para Clientes Externos - Embrapa Solos</w:t>
+      </w:r>
+    </w:p>
+    <w:p>
+      <w:r>
+        <w:rPr>
+          <w:b/>
+        </w:rPr>
+        <w:t xml:space="preserve">Link: </w:t>
+      </w:r>
+      <w:r>
+        <w:t>https://www.embrapa.br/busca-de-solucoes-tecnologicas/-/produto-servico/10042/p--sistema-brasileiro-de-classificaccedilatildeo-de-terras-para-irrigaccedilatildeo---sibctip</w:t>
+      </w:r>
+    </w:p>
+    <w:p>
+      <w:pPr>
+        <w:pStyle w:val="Heading3"/>
+      </w:pPr>
+      <w:r>
+        <w:t>Questão 14</w:t>
+      </w:r>
+    </w:p>
+    <w:p>
+      <w:r>
+        <w:rPr>
+          <w:b/>
+        </w:rPr>
+        <w:t xml:space="preserve">Bloco: </w:t>
+      </w:r>
+      <w:r>
+        <w:t>Genética, cultivares e planejamento</w:t>
+      </w:r>
+    </w:p>
+    <w:p>
+      <w:r>
+        <w:rPr>
+          <w:b/>
+        </w:rPr>
+        <w:t xml:space="preserve">Categoria: </w:t>
+      </w:r>
+      <w:r>
+        <w:t>plantio</w:t>
+      </w:r>
+    </w:p>
+    <w:p>
+      <w:r>
+        <w:rPr>
+          <w:b/>
+        </w:rPr>
+        <w:t xml:space="preserve">Enunciado: </w:t>
+      </w:r>
+      <w:r>
+        <w:t>Qual alternativa explica corretamente o papel do espaçamento no plantio do café?</w:t>
+      </w:r>
+    </w:p>
+    <w:p>
+      <w:pPr>
+        <w:pStyle w:val="ListBullet"/>
+      </w:pPr>
+      <w:r>
+        <w:t>A) O espaçamento influencia entrada de luz, circulação de ar, manejo, produtividade e mecanização</w:t>
+      </w:r>
+    </w:p>
+    <w:p>
+      <w:pPr>
+        <w:pStyle w:val="ListBullet"/>
+      </w:pPr>
+      <w:r>
+        <w:t>B) O espaçamento não interfere no manejo da lavoura</w:t>
+      </w:r>
+    </w:p>
+    <w:p>
+      <w:pPr>
+        <w:pStyle w:val="ListBullet"/>
+      </w:pPr>
+      <w:r>
+        <w:t>C) O espaçamento é definido apenas pelo tamanho da xícara</w:t>
+      </w:r>
+    </w:p>
+    <w:p>
+      <w:pPr>
+        <w:pStyle w:val="ListBullet"/>
+      </w:pPr>
+      <w:r>
+        <w:t>D) O espaçamento só importa depois da torra</w:t>
+      </w:r>
+    </w:p>
+    <w:p>
+      <w:r>
+        <w:rPr>
+          <w:b/>
+        </w:rPr>
+        <w:t xml:space="preserve">Resposta correta: </w:t>
+      </w:r>
+      <w:r>
+        <w:t>A) O espaçamento influencia entrada de luz, circulação de ar, manejo, produtividade e mecanização</w:t>
+      </w:r>
+    </w:p>
+    <w:p>
+      <w:r>
+        <w:rPr>
+          <w:b/>
+        </w:rPr>
+        <w:t xml:space="preserve">Explicação curta: </w:t>
+      </w:r>
+      <w:r>
+        <w:t>Espaçamentos adequados contribuem para sistemas mais eficientes, produtivos e sustentáveis.</w:t>
+      </w:r>
+    </w:p>
+    <w:p>
+      <w:r>
+        <w:rPr>
+          <w:b/>
+        </w:rPr>
+        <w:t>Conexão Embrapa</w:t>
+      </w:r>
+    </w:p>
+    <w:p>
+      <w:r>
+        <w:rPr>
+          <w:b/>
+        </w:rPr>
+        <w:t xml:space="preserve">ATER+Digital: </w:t>
+      </w:r>
+      <w:r>
+        <w:t>Planejamento do plantio - espaçamento e organização da lavoura</w:t>
+      </w:r>
+    </w:p>
+    <w:p>
+      <w:r>
+        <w:rPr>
+          <w:b/>
+        </w:rPr>
+        <w:t xml:space="preserve">Link: </w:t>
+      </w:r>
+      <w:r>
+        <w:t>https://www.atermaisdigital.cnptia.embrapa.br/web/cafe/planejamento-do-plantio</w:t>
+      </w:r>
+    </w:p>
+    <w:p>
+      <w:r>
+        <w:rPr>
+          <w:b/>
+        </w:rPr>
+        <w:t xml:space="preserve">Publicação relacionada: </w:t>
+      </w:r>
+      <w:r>
+        <w:t>Comportamento de seis linhagens de café (Coffea arabica L.) em condições de sombreamento e a pleno sol no Estado do Acre, Brasil. (1999) - Embrapa Acre</w:t>
+      </w:r>
+    </w:p>
+    <w:p>
+      <w:r>
+        <w:rPr>
+          <w:b/>
+        </w:rPr>
+        <w:t xml:space="preserve">Link: </w:t>
+      </w:r>
+      <w:r>
+        <w:t>https://www.alice.cnptia.embrapa.br/alice/bitstream/doc/492536/1/1249.pdf</w:t>
+      </w:r>
+    </w:p>
+    <w:p>
+      <w:r>
+        <w:rPr>
+          <w:b/>
+        </w:rPr>
+        <w:t xml:space="preserve">Solução tecnológica relacionada: </w:t>
+      </w:r>
+      <w:r>
+        <w:t>Poda de formação dos cafeeiros - Prática agropecuária / Prática para condução/poda - Embrapa Rondônia</w:t>
+      </w:r>
+    </w:p>
+    <w:p>
+      <w:r>
+        <w:rPr>
+          <w:b/>
+        </w:rPr>
+        <w:t xml:space="preserve">Link: </w:t>
+      </w:r>
+      <w:r>
+        <w:t>https://www.embrapa.br/busca-de-solucoes-tecnologicas/-/produto-servico/3453/p--poda-de-formaccedilatildeo-dos-cafeeirosp</w:t>
+      </w:r>
+    </w:p>
+    <w:p>
+      <w:pPr>
+        <w:pStyle w:val="Heading3"/>
+      </w:pPr>
+      <w:r>
+        <w:t>Questão 15</w:t>
+      </w:r>
+    </w:p>
+    <w:p>
+      <w:r>
+        <w:rPr>
+          <w:b/>
+        </w:rPr>
+        <w:t xml:space="preserve">Bloco: </w:t>
+      </w:r>
+      <w:r>
+        <w:t>Genética, cultivares e planejamento</w:t>
+      </w:r>
+    </w:p>
+    <w:p>
+      <w:r>
+        <w:rPr>
+          <w:b/>
+        </w:rPr>
+        <w:t xml:space="preserve">Categoria: </w:t>
+      </w:r>
+      <w:r>
+        <w:t>viabilidade</w:t>
+      </w:r>
+    </w:p>
+    <w:p>
+      <w:r>
+        <w:rPr>
+          <w:b/>
+        </w:rPr>
+        <w:t xml:space="preserve">Enunciado: </w:t>
+      </w:r>
+      <w:r>
+        <w:t>No planejamento financeiro da lavoura, por que é importante lembrar que o cafeeiro leva tempo para produzir comercialmente?</w:t>
+      </w:r>
+    </w:p>
+    <w:p>
+      <w:pPr>
+        <w:pStyle w:val="ListBullet"/>
+      </w:pPr>
+      <w:r>
+        <w:t>A) Porque o cafeeiro produz no mesmo dia do plantio</w:t>
+      </w:r>
+    </w:p>
+    <w:p>
+      <w:pPr>
+        <w:pStyle w:val="ListBullet"/>
+      </w:pPr>
+      <w:r>
+        <w:t>B) Porque a cultura não exige nenhum investimento inicial</w:t>
+      </w:r>
+    </w:p>
+    <w:p>
+      <w:pPr>
+        <w:pStyle w:val="ListBullet"/>
+      </w:pPr>
+      <w:r>
+        <w:t>C) Porque a lavoura pode levar de dois a quatro anos para iniciar a produção comercial</w:t>
+      </w:r>
+    </w:p>
+    <w:p>
+      <w:pPr>
+        <w:pStyle w:val="ListBullet"/>
+      </w:pPr>
+      <w:r>
+        <w:t>D) Porque café é uma cultura anual de ciclo curto</w:t>
+      </w:r>
+    </w:p>
+    <w:p>
+      <w:r>
+        <w:rPr>
+          <w:b/>
+        </w:rPr>
+        <w:t xml:space="preserve">Resposta correta: </w:t>
+      </w:r>
+      <w:r>
+        <w:t>C) Porque a lavoura pode levar de dois a quatro anos para iniciar a produção comercial</w:t>
+      </w:r>
+    </w:p>
+    <w:p>
+      <w:r>
+        <w:rPr>
+          <w:b/>
+        </w:rPr>
+        <w:t xml:space="preserve">Explicação curta: </w:t>
+      </w:r>
+      <w:r>
+        <w:t>O tempo até a produção comercial exige planejamento de investimentos, custos de formação e sustentabilidade econômica da atividade.</w:t>
+      </w:r>
+    </w:p>
+    <w:p>
+      <w:r>
+        <w:rPr>
+          <w:b/>
+        </w:rPr>
+        <w:t>Conexão Embrapa</w:t>
+      </w:r>
+    </w:p>
+    <w:p>
+      <w:r>
+        <w:rPr>
+          <w:b/>
+        </w:rPr>
+        <w:t xml:space="preserve">ATER+Digital: </w:t>
+      </w:r>
+      <w:r>
+        <w:t>Planejamento do plantio - viabilidade e uso de recursos</w:t>
+      </w:r>
+    </w:p>
+    <w:p>
+      <w:r>
+        <w:rPr>
+          <w:b/>
+        </w:rPr>
+        <w:t xml:space="preserve">Link: </w:t>
+      </w:r>
+      <w:r>
+        <w:t>https://www.atermaisdigital.cnptia.embrapa.br/web/cafe/planejamento-do-plantio</w:t>
+      </w:r>
+    </w:p>
+    <w:p>
+      <w:r>
+        <w:rPr>
+          <w:b/>
+        </w:rPr>
+        <w:t xml:space="preserve">Publicação relacionada: </w:t>
+      </w:r>
+      <w:r>
+        <w:t>Cafeicultura em Rondônia: situação atual e perspectivas. (1996) - Embrapa Rondônia</w:t>
+      </w:r>
+    </w:p>
+    <w:p>
+      <w:r>
+        <w:rPr>
+          <w:b/>
+        </w:rPr>
+        <w:t xml:space="preserve">Link: </w:t>
+      </w:r>
+      <w:r>
+        <w:t>https://www.infoteca.cnptia.embrapa.br/infoteca/bitstream/doc/698625/1/DOC30id16410001.pdf</w:t>
+      </w:r>
+    </w:p>
+    <w:p>
+      <w:r>
+        <w:rPr>
+          <w:b/>
+        </w:rPr>
+        <w:t xml:space="preserve">Solução tecnológica relacionada: </w:t>
+      </w:r>
+      <w:r>
+        <w:t>não selecionada nesta questão; usar somente publicação/ATER+Digital ou realizar curadoria posterior.</w:t>
+      </w:r>
+    </w:p>
+    <w:p>
+      <w:pPr>
+        <w:pStyle w:val="Heading2"/>
+      </w:pPr>
+      <w:r>
+        <w:t>Solo, água e formação da lavoura</w:t>
+      </w:r>
+    </w:p>
+    <w:p>
+      <w:pPr>
+        <w:pStyle w:val="Heading3"/>
+      </w:pPr>
+      <w:r>
+        <w:t>Questão 16</w:t>
+      </w:r>
+    </w:p>
+    <w:p>
+      <w:r>
+        <w:rPr>
+          <w:b/>
+        </w:rPr>
+        <w:t xml:space="preserve">Bloco: </w:t>
+      </w:r>
+      <w:r>
+        <w:t>Solo, água e formação da lavoura</w:t>
+      </w:r>
+    </w:p>
+    <w:p>
+      <w:r>
+        <w:rPr>
+          <w:b/>
+        </w:rPr>
+        <w:t xml:space="preserve">Categoria: </w:t>
+      </w:r>
+      <w:r>
+        <w:t>solo</w:t>
+      </w:r>
+    </w:p>
+    <w:p>
+      <w:r>
+        <w:rPr>
+          <w:b/>
+        </w:rPr>
+        <w:t xml:space="preserve">Enunciado: </w:t>
+      </w:r>
+      <w:r>
+        <w:t>Antes do plantio, qual procedimento é essencial para orientar correção e manejo do solo?</w:t>
+      </w:r>
+    </w:p>
+    <w:p>
+      <w:pPr>
+        <w:pStyle w:val="ListBullet"/>
+      </w:pPr>
+      <w:r>
+        <w:t>A) Escolher adubos sem diagnóstico</w:t>
+      </w:r>
+    </w:p>
+    <w:p>
+      <w:pPr>
+        <w:pStyle w:val="ListBullet"/>
+      </w:pPr>
+      <w:r>
+        <w:t>B) Realizar análise técnica do solo e das condições da área</w:t>
+      </w:r>
+    </w:p>
+    <w:p>
+      <w:pPr>
+        <w:pStyle w:val="ListBullet"/>
+      </w:pPr>
+      <w:r>
+        <w:t>C) Evitar qualquer correção de acidez</w:t>
+      </w:r>
+    </w:p>
+    <w:p>
+      <w:pPr>
+        <w:pStyle w:val="ListBullet"/>
+      </w:pPr>
+      <w:r>
+        <w:t>D) Definir a adubação apenas pela aparência das folhas</w:t>
+      </w:r>
+    </w:p>
+    <w:p>
+      <w:r>
+        <w:rPr>
+          <w:b/>
+        </w:rPr>
+        <w:t xml:space="preserve">Resposta correta: </w:t>
+      </w:r>
+      <w:r>
+        <w:t>B) Realizar análise técnica do solo e das condições da área</w:t>
+      </w:r>
+    </w:p>
+    <w:p>
+      <w:r>
+        <w:rPr>
+          <w:b/>
+        </w:rPr>
+        <w:t xml:space="preserve">Explicação curta: </w:t>
+      </w:r>
+      <w:r>
+        <w:t>A análise do solo permite identificar pH, fertilidade, alumínio tóxico e disponibilidade de nutrientes, orientando calagem, gessagem e adubação.</w:t>
+      </w:r>
+    </w:p>
+    <w:p>
+      <w:r>
+        <w:rPr>
+          <w:b/>
+        </w:rPr>
+        <w:t>Conexão Embrapa</w:t>
+      </w:r>
+    </w:p>
+    <w:p>
+      <w:r>
+        <w:rPr>
+          <w:b/>
+        </w:rPr>
+        <w:t xml:space="preserve">ATER+Digital: </w:t>
+      </w:r>
+      <w:r>
+        <w:t>Preparo do solo e da área - análise técnica e diagnóstico do solo</w:t>
+      </w:r>
+    </w:p>
+    <w:p>
+      <w:r>
+        <w:rPr>
+          <w:b/>
+        </w:rPr>
+        <w:t xml:space="preserve">Link: </w:t>
+      </w:r>
+      <w:r>
+        <w:t>https://www.atermaisdigital.cnptia.embrapa.br/web/cafe/preparo-do-solo-e-da-%C3%A1rea</w:t>
+      </w:r>
+    </w:p>
+    <w:p>
+      <w:r>
+        <w:rPr>
+          <w:b/>
+        </w:rPr>
+        <w:t xml:space="preserve">Publicação relacionada: </w:t>
+      </w:r>
+      <w:r>
+        <w:t>Manejo da fertilidade do solo no pré-plantio e plantio do cafeeiro. (2001) - Embrapa Cerrados</w:t>
+      </w:r>
+    </w:p>
+    <w:p>
+      <w:r>
+        <w:rPr>
+          <w:b/>
+        </w:rPr>
+        <w:t xml:space="preserve">Link: </w:t>
+      </w:r>
+      <w:r>
+        <w:t>https://www.infoteca.cnptia.embrapa.br/infoteca/bitstream/doc/566462/1/rectec46.pdf</w:t>
+      </w:r>
+    </w:p>
+    <w:p>
+      <w:r>
+        <w:rPr>
+          <w:b/>
+        </w:rPr>
+        <w:t xml:space="preserve">Solução tecnológica relacionada: </w:t>
+      </w:r>
+      <w:r>
+        <w:t>Manejo da Fertilidade do Solo no Pré-plantio e plantio do Cafeeiro no Cerrado - Prática agropecuária / Prática para manejo da adubação e fertilidade do solo - Embrapa Cerrados</w:t>
+      </w:r>
+    </w:p>
+    <w:p>
+      <w:r>
+        <w:rPr>
+          <w:b/>
+        </w:rPr>
+        <w:t xml:space="preserve">Link: </w:t>
+      </w:r>
+      <w:r>
+        <w:t>https://www.embrapa.br/busca-de-solucoes-tecnologicas/-/produto-servico/3152/p--manejo-da-fertilidade-do-solo-no-preacute-plantio-e-plantio-do-cafeeiro-no-cerradop</w:t>
+      </w:r>
+    </w:p>
+    <w:p>
+      <w:pPr>
+        <w:pStyle w:val="Heading3"/>
+      </w:pPr>
+      <w:r>
+        <w:t>Questão 17</w:t>
+      </w:r>
+    </w:p>
+    <w:p>
+      <w:r>
+        <w:rPr>
+          <w:b/>
+        </w:rPr>
+        <w:t xml:space="preserve">Bloco: </w:t>
+      </w:r>
+      <w:r>
+        <w:t>Solo, água e formação da lavoura</w:t>
+      </w:r>
+    </w:p>
+    <w:p>
+      <w:r>
+        <w:rPr>
+          <w:b/>
+        </w:rPr>
+        <w:t xml:space="preserve">Categoria: </w:t>
+      </w:r>
+      <w:r>
+        <w:t>calagem</w:t>
+      </w:r>
+    </w:p>
+    <w:p>
+      <w:r>
+        <w:rPr>
+          <w:b/>
+        </w:rPr>
+        <w:t xml:space="preserve">Enunciado: </w:t>
+      </w:r>
+      <w:r>
+        <w:t>Qual é a função geral da calagem no preparo do solo para o cafeeiro?</w:t>
+      </w:r>
+    </w:p>
+    <w:p>
+      <w:pPr>
+        <w:pStyle w:val="ListBullet"/>
+      </w:pPr>
+      <w:r>
+        <w:t>A) Elevar o pH e fornecer cálcio e magnésio, favorecendo o desenvolvimento das plantas</w:t>
+      </w:r>
+    </w:p>
+    <w:p>
+      <w:pPr>
+        <w:pStyle w:val="ListBullet"/>
+      </w:pPr>
+      <w:r>
+        <w:t>B) Aumentar a acidez do solo sem controle</w:t>
+      </w:r>
+    </w:p>
+    <w:p>
+      <w:pPr>
+        <w:pStyle w:val="ListBullet"/>
+      </w:pPr>
+      <w:r>
+        <w:t>C) Eliminar a necessidade de análise de solo</w:t>
+      </w:r>
+    </w:p>
+    <w:p>
+      <w:pPr>
+        <w:pStyle w:val="ListBullet"/>
+      </w:pPr>
+      <w:r>
+        <w:t>D) Substituir totalmente o manejo da água</w:t>
+      </w:r>
+    </w:p>
+    <w:p>
+      <w:r>
+        <w:rPr>
+          <w:b/>
+        </w:rPr>
+        <w:t xml:space="preserve">Resposta correta: </w:t>
+      </w:r>
+      <w:r>
+        <w:t>A) Elevar o pH e fornecer cálcio e magnésio, favorecendo o desenvolvimento das plantas</w:t>
+      </w:r>
+    </w:p>
+    <w:p>
+      <w:r>
+        <w:rPr>
+          <w:b/>
+        </w:rPr>
+        <w:t xml:space="preserve">Explicação curta: </w:t>
+      </w:r>
+      <w:r>
+        <w:t>A calagem corrige a acidez e melhora condições químicas importantes para o crescimento das raízes e o equilíbrio nutricional.</w:t>
+      </w:r>
+    </w:p>
+    <w:p>
+      <w:r>
+        <w:rPr>
+          <w:b/>
+        </w:rPr>
+        <w:t>Conexão Embrapa</w:t>
+      </w:r>
+    </w:p>
+    <w:p>
+      <w:r>
+        <w:rPr>
+          <w:b/>
+        </w:rPr>
+        <w:t xml:space="preserve">ATER+Digital: </w:t>
+      </w:r>
+      <w:r>
+        <w:t>Preparo do solo e da área - correção da acidez e fertilidade</w:t>
+      </w:r>
+    </w:p>
+    <w:p>
+      <w:r>
+        <w:rPr>
+          <w:b/>
+        </w:rPr>
+        <w:t xml:space="preserve">Link: </w:t>
+      </w:r>
+      <w:r>
+        <w:t>https://www.atermaisdigital.cnptia.embrapa.br/web/cafe/preparo-do-solo-e-da-%C3%A1rea</w:t>
+      </w:r>
+    </w:p>
+    <w:p>
+      <w:r>
+        <w:rPr>
+          <w:b/>
+        </w:rPr>
+        <w:t xml:space="preserve">Publicação relacionada: </w:t>
+      </w:r>
+      <w:r>
+        <w:t>Manejo da calagem e da gessagem para o cafeeiro. (2002) - Embrapa Café</w:t>
+      </w:r>
+    </w:p>
+    <w:p>
+      <w:r>
+        <w:rPr>
+          <w:b/>
+        </w:rPr>
+        <w:t xml:space="preserve">Link: </w:t>
+      </w:r>
+      <w:r>
+        <w:t>https://www.alice.cnptia.embrapa.br/alice/bitstream/doc/908792/1/Manejodacalagem.pdf</w:t>
+      </w:r>
+    </w:p>
+    <w:p>
+      <w:r>
+        <w:rPr>
+          <w:b/>
+        </w:rPr>
+        <w:t xml:space="preserve">Solução tecnológica relacionada: </w:t>
+      </w:r>
+      <w:r>
+        <w:t>Gesso agrícola no café no Cerrado - Prática agropecuária / Prática para manejo da adubação e fertilidade do solo - Embrapa Cerrados</w:t>
+      </w:r>
+    </w:p>
+    <w:p>
+      <w:r>
+        <w:rPr>
+          <w:b/>
+        </w:rPr>
+        <w:t xml:space="preserve">Link: </w:t>
+      </w:r>
+      <w:r>
+        <w:t>https://www.embrapa.br/busca-de-solucoes-tecnologicas/-/produto-servico/2386/p--gesso-agriacutecola-no-cafeacute-no-cerradop</w:t>
+      </w:r>
+    </w:p>
+    <w:p>
+      <w:pPr>
+        <w:pStyle w:val="Heading3"/>
+      </w:pPr>
+      <w:r>
+        <w:t>Questão 18</w:t>
+      </w:r>
+    </w:p>
+    <w:p>
+      <w:r>
+        <w:rPr>
+          <w:b/>
+        </w:rPr>
+        <w:t xml:space="preserve">Bloco: </w:t>
+      </w:r>
+      <w:r>
+        <w:t>Solo, água e formação da lavoura</w:t>
+      </w:r>
+    </w:p>
+    <w:p>
+      <w:r>
+        <w:rPr>
+          <w:b/>
+        </w:rPr>
+        <w:t xml:space="preserve">Categoria: </w:t>
+      </w:r>
+      <w:r>
+        <w:t>raízes</w:t>
+      </w:r>
+    </w:p>
+    <w:p>
+      <w:r>
+        <w:rPr>
+          <w:b/>
+        </w:rPr>
+        <w:t xml:space="preserve">Enunciado: </w:t>
+      </w:r>
+      <w:r>
+        <w:t>Por que o desenvolvimento das raízes é tão importante na formação da lavoura cafeeira?</w:t>
+      </w:r>
+    </w:p>
+    <w:p>
+      <w:pPr>
+        <w:pStyle w:val="ListBullet"/>
+      </w:pPr>
+      <w:r>
+        <w:t>A) Porque raízes saudáveis favorecem absorção de água e nutrientes, estabilidade produtiva e maior resiliência a períodos secos</w:t>
+      </w:r>
+    </w:p>
+    <w:p>
+      <w:pPr>
+        <w:pStyle w:val="ListBullet"/>
+      </w:pPr>
+      <w:r>
+        <w:t>B) Porque as raízes não interferem na produtividade</w:t>
+      </w:r>
+    </w:p>
+    <w:p>
+      <w:pPr>
+        <w:pStyle w:val="ListBullet"/>
+      </w:pPr>
+      <w:r>
+        <w:t>C) Porque raízes superficiais são sempre desejáveis</w:t>
+      </w:r>
+    </w:p>
+    <w:p>
+      <w:pPr>
+        <w:pStyle w:val="ListBullet"/>
+      </w:pPr>
+      <w:r>
+        <w:t>D) Porque o café não depende de água no solo</w:t>
+      </w:r>
+    </w:p>
+    <w:p>
+      <w:r>
+        <w:rPr>
+          <w:b/>
+        </w:rPr>
+        <w:t xml:space="preserve">Resposta correta: </w:t>
+      </w:r>
+      <w:r>
+        <w:t>A) Porque raízes saudáveis favorecem absorção de água e nutrientes, estabilidade produtiva e maior resiliência a períodos secos</w:t>
+      </w:r>
+    </w:p>
+    <w:p>
+      <w:r>
+        <w:rPr>
+          <w:b/>
+        </w:rPr>
+        <w:t xml:space="preserve">Explicação curta: </w:t>
+      </w:r>
+      <w:r>
+        <w:t>Raízes profundas e saudáveis ajudam o cafeeiro a explorar melhor o solo, absorver água e nutrientes e resistir melhor a estresses.</w:t>
+      </w:r>
+    </w:p>
+    <w:p>
+      <w:r>
+        <w:rPr>
+          <w:b/>
+        </w:rPr>
+        <w:t>Conexão Embrapa</w:t>
+      </w:r>
+    </w:p>
+    <w:p>
+      <w:r>
+        <w:rPr>
+          <w:b/>
+        </w:rPr>
+        <w:t xml:space="preserve">ATER+Digital: </w:t>
+      </w:r>
+      <w:r>
+        <w:t>Preparo do solo e da área - desenvolvimento das raízes e adaptação da lavoura</w:t>
+      </w:r>
+    </w:p>
+    <w:p>
+      <w:r>
+        <w:rPr>
+          <w:b/>
+        </w:rPr>
+        <w:t xml:space="preserve">Link: </w:t>
+      </w:r>
+      <w:r>
+        <w:t>https://www.atermaisdigital.cnptia.embrapa.br/web/cafe/preparo-do-solo-e-da-%C3%A1rea</w:t>
+      </w:r>
+    </w:p>
+    <w:p>
+      <w:r>
+        <w:rPr>
+          <w:b/>
+        </w:rPr>
+        <w:t xml:space="preserve">Publicação relacionada: </w:t>
+      </w:r>
+      <w:r>
+        <w:t>O alto teor de silício no solo inibe o crescimento radicular de cafeeiros sem afetar as trocas gasosas foliares. (2011) - Embrapa Meio Ambiente</w:t>
+      </w:r>
+    </w:p>
+    <w:p>
+      <w:r>
+        <w:rPr>
+          <w:b/>
+        </w:rPr>
+        <w:t xml:space="preserve">Link: </w:t>
+      </w:r>
+      <w:r>
+        <w:t>https://www.alice.cnptia.embrapa.br/alice/bitstream/doc/901811/1/2011AP27.pdf</w:t>
+      </w:r>
+    </w:p>
+    <w:p>
+      <w:r>
+        <w:rPr>
+          <w:b/>
+        </w:rPr>
+        <w:t xml:space="preserve">Solução tecnológica relacionada: </w:t>
+      </w:r>
+      <w:r>
+        <w:t>Solarizador de substrato para produção de mudas livres de nematóides - Produto / Máquina, implemento ou equipamento - Embrapa Rondônia</w:t>
+      </w:r>
+    </w:p>
+    <w:p>
+      <w:r>
+        <w:rPr>
+          <w:b/>
+        </w:rPr>
+        <w:t xml:space="preserve">Link: </w:t>
+      </w:r>
+      <w:r>
+        <w:t>https://www.embrapa.br/busca-de-solucoes-tecnologicas/-/produto-servico/4473/p--solarizador-de-substrato-para-produccedilatildeo-de-mudas-livres-de-nematoacuteidesp</w:t>
+      </w:r>
+    </w:p>
+    <w:p>
+      <w:pPr>
+        <w:pStyle w:val="Heading3"/>
+      </w:pPr>
+      <w:r>
+        <w:t>Questão 19</w:t>
+      </w:r>
+    </w:p>
+    <w:p>
+      <w:r>
+        <w:rPr>
+          <w:b/>
+        </w:rPr>
+        <w:t xml:space="preserve">Bloco: </w:t>
+      </w:r>
+      <w:r>
+        <w:t>Solo, água e formação da lavoura</w:t>
+      </w:r>
+    </w:p>
+    <w:p>
+      <w:r>
+        <w:rPr>
+          <w:b/>
+        </w:rPr>
+        <w:t xml:space="preserve">Categoria: </w:t>
+      </w:r>
+      <w:r>
+        <w:t>nutrição</w:t>
+      </w:r>
+    </w:p>
+    <w:p>
+      <w:r>
+        <w:rPr>
+          <w:b/>
+        </w:rPr>
+        <w:t xml:space="preserve">Enunciado: </w:t>
+      </w:r>
+      <w:r>
+        <w:t>Na fase de formação, qual é o objetivo principal do manejo nutricional?</w:t>
+      </w:r>
+    </w:p>
+    <w:p>
+      <w:pPr>
+        <w:pStyle w:val="ListBullet"/>
+      </w:pPr>
+      <w:r>
+        <w:t>A) Estimular raízes, folhas e ramos que sustentarão as futuras safras</w:t>
+      </w:r>
+    </w:p>
+    <w:p>
+      <w:pPr>
+        <w:pStyle w:val="ListBullet"/>
+      </w:pPr>
+      <w:r>
+        <w:t>B) Produzir café torrado imediatamente</w:t>
+      </w:r>
+    </w:p>
+    <w:p>
+      <w:pPr>
+        <w:pStyle w:val="ListBullet"/>
+      </w:pPr>
+      <w:r>
+        <w:t>C) Evitar qualquer adubação</w:t>
+      </w:r>
+    </w:p>
+    <w:p>
+      <w:pPr>
+        <w:pStyle w:val="ListBullet"/>
+      </w:pPr>
+      <w:r>
+        <w:t>D) Reduzir o crescimento das plantas jovens</w:t>
+      </w:r>
+    </w:p>
+    <w:p>
+      <w:r>
+        <w:rPr>
+          <w:b/>
+        </w:rPr>
+        <w:t xml:space="preserve">Resposta correta: </w:t>
+      </w:r>
+      <w:r>
+        <w:t>A) Estimular raízes, folhas e ramos que sustentarão as futuras safras</w:t>
+      </w:r>
+    </w:p>
+    <w:p>
+      <w:r>
+        <w:rPr>
+          <w:b/>
+        </w:rPr>
+        <w:t xml:space="preserve">Explicação curta: </w:t>
+      </w:r>
+      <w:r>
+        <w:t>Na formação, nutrientes como nitrogênio, potássio, boro e zinco contribuem para crescimento vegetativo e estruturação da planta.</w:t>
+      </w:r>
+    </w:p>
+    <w:p>
+      <w:r>
+        <w:rPr>
+          <w:b/>
+        </w:rPr>
+        <w:t>Conexão Embrapa</w:t>
+      </w:r>
+    </w:p>
+    <w:p>
+      <w:r>
+        <w:rPr>
+          <w:b/>
+        </w:rPr>
+        <w:t xml:space="preserve">ATER+Digital: </w:t>
+      </w:r>
+      <w:r>
+        <w:t>Fase de formação - manejo nutricional e desenvolvimento das plantas</w:t>
+      </w:r>
+    </w:p>
+    <w:p>
+      <w:r>
+        <w:rPr>
+          <w:b/>
+        </w:rPr>
+        <w:t xml:space="preserve">Link: </w:t>
+      </w:r>
+      <w:r>
+        <w:t>https://www.atermaisdigital.cnptia.embrapa.br/web/cafe/faseformacao</w:t>
+      </w:r>
+    </w:p>
+    <w:p>
+      <w:r>
+        <w:rPr>
+          <w:b/>
+        </w:rPr>
+        <w:t xml:space="preserve">Publicação relacionada: </w:t>
+      </w:r>
+      <w:r>
+        <w:t>Normas foliares para café conilon em pré-florada no sul da Bahia. (2013) - Embrapa Rondônia</w:t>
+      </w:r>
+    </w:p>
+    <w:p>
+      <w:r>
+        <w:rPr>
+          <w:b/>
+        </w:rPr>
+        <w:t xml:space="preserve">Link: </w:t>
+      </w:r>
+      <w:r>
+        <w:t>https://www.alice.cnptia.embrapa.br/alice/bitstream/doc/978287/1/Partellietal.2013.pdf</w:t>
+      </w:r>
+    </w:p>
+    <w:p>
+      <w:r>
+        <w:rPr>
+          <w:b/>
+        </w:rPr>
+        <w:t xml:space="preserve">Solução tecnológica relacionada: </w:t>
+      </w:r>
+      <w:r>
+        <w:t>Manejo da Fertilidade do Solo no Pré-plantio e plantio do Cafeeiro no Cerrado - Prática agropecuária / Prática para manejo da adubação e fertilidade do solo - Embrapa Cerrados</w:t>
+      </w:r>
+    </w:p>
+    <w:p>
+      <w:r>
+        <w:rPr>
+          <w:b/>
+        </w:rPr>
+        <w:t xml:space="preserve">Link: </w:t>
+      </w:r>
+      <w:r>
+        <w:t>https://www.embrapa.br/busca-de-solucoes-tecnologicas/-/produto-servico/3152/p--manejo-da-fertilidade-do-solo-no-preacute-plantio-e-plantio-do-cafeeiro-no-cerradop</w:t>
+      </w:r>
+    </w:p>
+    <w:p>
+      <w:pPr>
+        <w:pStyle w:val="Heading3"/>
+      </w:pPr>
+      <w:r>
+        <w:t>Questão 20</w:t>
+      </w:r>
+    </w:p>
+    <w:p>
+      <w:r>
+        <w:rPr>
+          <w:b/>
+        </w:rPr>
+        <w:t xml:space="preserve">Bloco: </w:t>
+      </w:r>
+      <w:r>
+        <w:t>Solo, água e formação da lavoura</w:t>
+      </w:r>
+    </w:p>
+    <w:p>
+      <w:r>
+        <w:rPr>
+          <w:b/>
+        </w:rPr>
+        <w:t xml:space="preserve">Categoria: </w:t>
+      </w:r>
+      <w:r>
+        <w:t>irrigação</w:t>
+      </w:r>
+    </w:p>
+    <w:p>
+      <w:r>
+        <w:rPr>
+          <w:b/>
+        </w:rPr>
+        <w:t xml:space="preserve">Enunciado: </w:t>
+      </w:r>
+      <w:r>
+        <w:t>Qual tecnologia de manejo da irrigação pode contribuir para uniformizar a florada do cafeeiro irrigado no Cerrado?</w:t>
+      </w:r>
+    </w:p>
+    <w:p>
+      <w:pPr>
+        <w:pStyle w:val="ListBullet"/>
+      </w:pPr>
+      <w:r>
+        <w:t>A) Uso do estresse hídrico controlado</w:t>
+      </w:r>
+    </w:p>
+    <w:p>
+      <w:pPr>
+        <w:pStyle w:val="ListBullet"/>
+      </w:pPr>
+      <w:r>
+        <w:t>B) Armazenamento úmido dos grãos</w:t>
+      </w:r>
+    </w:p>
+    <w:p>
+      <w:pPr>
+        <w:pStyle w:val="ListBullet"/>
+      </w:pPr>
+      <w:r>
+        <w:t>C) Torra escura antes da colheita</w:t>
+      </w:r>
+    </w:p>
+    <w:p>
+      <w:pPr>
+        <w:pStyle w:val="ListBullet"/>
+      </w:pPr>
+      <w:r>
+        <w:t>D) Plantio sem planejamento hídrico</w:t>
+      </w:r>
+    </w:p>
+    <w:p>
+      <w:r>
+        <w:rPr>
+          <w:b/>
+        </w:rPr>
+        <w:t xml:space="preserve">Resposta correta: </w:t>
+      </w:r>
+      <w:r>
+        <w:t>A) Uso do estresse hídrico controlado</w:t>
+      </w:r>
+    </w:p>
+    <w:p>
+      <w:r>
+        <w:rPr>
+          <w:b/>
+        </w:rPr>
+        <w:t xml:space="preserve">Explicação curta: </w:t>
+      </w:r>
+      <w:r>
+        <w:t>O estresse hídrico controlado pode favorecer florada única e mais uniforme, contribuindo para qualidade, produtividade e economia de água.</w:t>
+      </w:r>
+    </w:p>
+    <w:p>
+      <w:r>
+        <w:rPr>
+          <w:b/>
+        </w:rPr>
+        <w:t>Conexão Embrapa</w:t>
+      </w:r>
+    </w:p>
+    <w:p>
+      <w:r>
+        <w:rPr>
+          <w:b/>
+        </w:rPr>
+        <w:t xml:space="preserve">ATER+Digital: </w:t>
+      </w:r>
+      <w:r>
+        <w:t>Produção - água, nutrição e equilíbrio das plantas</w:t>
+      </w:r>
+    </w:p>
+    <w:p>
+      <w:r>
+        <w:rPr>
+          <w:b/>
+        </w:rPr>
+        <w:t xml:space="preserve">Link: </w:t>
+      </w:r>
+      <w:r>
+        <w:t>https://www.atermaisdigital.cnptia.embrapa.br/web/cafe/prod</w:t>
+      </w:r>
+    </w:p>
+    <w:p>
+      <w:r>
+        <w:rPr>
+          <w:b/>
+        </w:rPr>
+        <w:t xml:space="preserve">Publicação relacionada: </w:t>
+      </w:r>
+      <w:r>
+        <w:t>Manejo da irrigação do cafeeiro, com uso do estresse hídrico controlado, para uniformização de florada. (2006) - Embrapa Cerrados</w:t>
+      </w:r>
+    </w:p>
+    <w:p>
+      <w:r>
+        <w:rPr>
+          <w:b/>
+        </w:rPr>
+        <w:t xml:space="preserve">Link: </w:t>
+      </w:r>
+      <w:r>
+        <w:t>https://www.alice.cnptia.embrapa.br/alice/bitstream/doc/570529/1/CPAC-28224-AA.pdf</w:t>
+      </w:r>
+    </w:p>
+    <w:p>
+      <w:r>
+        <w:rPr>
+          <w:b/>
+        </w:rPr>
+        <w:t xml:space="preserve">Solução tecnológica relacionada: </w:t>
+      </w:r>
+      <w:r>
+        <w:t>Uso do estresse hídrico controlado para uniformização de florada do cafeeiro irrigado no Cerrado - Prática agropecuária / Prática para manejo de irrigação - Embrapa Cerrados</w:t>
+      </w:r>
+    </w:p>
+    <w:p>
+      <w:r>
+        <w:rPr>
+          <w:b/>
+        </w:rPr>
+        <w:t xml:space="preserve">Link: </w:t>
+      </w:r>
+      <w:r>
+        <w:t>https://www.embrapa.br/busca-de-solucoes-tecnologicas/-/produto-servico/784/p--uso-do-estresse-hiacutedrico-controlado-para-uniformizaccedilatildeo-de-florada-do-cafeeiro-irrigado-no-cerradop</w:t>
+      </w:r>
+    </w:p>
+    <w:p>
+      <w:pPr>
+        <w:pStyle w:val="Heading2"/>
+      </w:pPr>
+      <w:r>
+        <w:t>Manejo produtivo e fitossanidade</w:t>
+      </w:r>
+    </w:p>
+    <w:p>
+      <w:pPr>
+        <w:pStyle w:val="Heading3"/>
+      </w:pPr>
+      <w:r>
+        <w:t>Questão 21</w:t>
+      </w:r>
+    </w:p>
+    <w:p>
+      <w:r>
+        <w:rPr>
+          <w:b/>
+        </w:rPr>
+        <w:t xml:space="preserve">Bloco: </w:t>
+      </w:r>
+      <w:r>
+        <w:t>Manejo produtivo e fitossanidade</w:t>
+      </w:r>
+    </w:p>
+    <w:p>
+      <w:r>
+        <w:rPr>
+          <w:b/>
+        </w:rPr>
+        <w:t xml:space="preserve">Categoria: </w:t>
+      </w:r>
+      <w:r>
+        <w:t>podas</w:t>
+      </w:r>
+    </w:p>
+    <w:p>
+      <w:r>
+        <w:rPr>
+          <w:b/>
+        </w:rPr>
+        <w:t xml:space="preserve">Enunciado: </w:t>
+      </w:r>
+      <w:r>
+        <w:t>Qual alternativa descreve melhor a função das podas no cafeeiro?</w:t>
+      </w:r>
+    </w:p>
+    <w:p>
+      <w:pPr>
+        <w:pStyle w:val="ListBullet"/>
+      </w:pPr>
+      <w:r>
+        <w:t>A) Renovar ramos produtivos, equilibrar crescimento e manter produtividade ao longo dos anos</w:t>
+      </w:r>
+    </w:p>
+    <w:p>
+      <w:pPr>
+        <w:pStyle w:val="ListBullet"/>
+      </w:pPr>
+      <w:r>
+        <w:t>B) Impedir a renovação da lavoura</w:t>
+      </w:r>
+    </w:p>
+    <w:p>
+      <w:pPr>
+        <w:pStyle w:val="ListBullet"/>
+      </w:pPr>
+      <w:r>
+        <w:t>C) Eliminar a necessidade de nutrição e monitoramento</w:t>
+      </w:r>
+    </w:p>
+    <w:p>
+      <w:pPr>
+        <w:pStyle w:val="ListBullet"/>
+      </w:pPr>
+      <w:r>
+        <w:t>D) Substituir totalmente a colheita</w:t>
+      </w:r>
+    </w:p>
+    <w:p>
+      <w:r>
+        <w:rPr>
+          <w:b/>
+        </w:rPr>
+        <w:t xml:space="preserve">Resposta correta: </w:t>
+      </w:r>
+      <w:r>
+        <w:t>A) Renovar ramos produtivos, equilibrar crescimento e manter produtividade ao longo dos anos</w:t>
+      </w:r>
+    </w:p>
+    <w:p>
+      <w:r>
+        <w:rPr>
+          <w:b/>
+        </w:rPr>
+        <w:t xml:space="preserve">Explicação curta: </w:t>
+      </w:r>
+      <w:r>
+        <w:t>As podas ajudam a renovar a planta, organizar sua arquitetura e preservar o equilíbrio entre vigor, produção e longevidade.</w:t>
+      </w:r>
+    </w:p>
+    <w:p>
+      <w:r>
+        <w:rPr>
+          <w:b/>
+        </w:rPr>
+        <w:t>Conexão Embrapa</w:t>
+      </w:r>
+    </w:p>
+    <w:p>
+      <w:r>
+        <w:rPr>
+          <w:b/>
+        </w:rPr>
+        <w:t xml:space="preserve">ATER+Digital: </w:t>
+      </w:r>
+      <w:r>
+        <w:t>Produção - podas e renovação da lavoura</w:t>
+      </w:r>
+    </w:p>
+    <w:p>
+      <w:r>
+        <w:rPr>
+          <w:b/>
+        </w:rPr>
+        <w:t xml:space="preserve">Link: </w:t>
+      </w:r>
+      <w:r>
+        <w:t>https://www.atermaisdigital.cnptia.embrapa.br/web/cafe/prod</w:t>
+      </w:r>
+    </w:p>
+    <w:p>
+      <w:r>
+        <w:rPr>
+          <w:b/>
+        </w:rPr>
+        <w:t xml:space="preserve">Publicação relacionada: </w:t>
+      </w:r>
+      <w:r>
+        <w:t>Poda programada de ciclo para o café conilon. (2009) - Embrapa Café</w:t>
+      </w:r>
+    </w:p>
+    <w:p>
+      <w:r>
+        <w:rPr>
+          <w:b/>
+        </w:rPr>
+        <w:t xml:space="preserve">Link: </w:t>
+      </w:r>
+      <w:r>
+        <w:t>https://www.alice.cnptia.embrapa.br/alice/bitstream/doc/903685/1/Podaprogramada.pdf</w:t>
+      </w:r>
+    </w:p>
+    <w:p>
+      <w:r>
+        <w:rPr>
+          <w:b/>
+        </w:rPr>
+        <w:t xml:space="preserve">Solução tecnológica relacionada: </w:t>
+      </w:r>
+      <w:r>
+        <w:t>Poda de formação dos cafeeiros - Prática agropecuária / Prática para condução/poda - Embrapa Rondônia</w:t>
+      </w:r>
+    </w:p>
+    <w:p>
+      <w:r>
+        <w:rPr>
+          <w:b/>
+        </w:rPr>
+        <w:t xml:space="preserve">Link: </w:t>
+      </w:r>
+      <w:r>
+        <w:t>https://www.embrapa.br/busca-de-solucoes-tecnologicas/-/produto-servico/3453/p--poda-de-formaccedilatildeo-dos-cafeeirosp</w:t>
+      </w:r>
+    </w:p>
+    <w:p>
+      <w:pPr>
+        <w:pStyle w:val="Heading3"/>
+      </w:pPr>
+      <w:r>
+        <w:t>Questão 22</w:t>
+      </w:r>
+    </w:p>
+    <w:p>
+      <w:r>
+        <w:rPr>
+          <w:b/>
+        </w:rPr>
+        <w:t xml:space="preserve">Bloco: </w:t>
+      </w:r>
+      <w:r>
+        <w:t>Manejo produtivo e fitossanidade</w:t>
+      </w:r>
+    </w:p>
+    <w:p>
+      <w:r>
+        <w:rPr>
+          <w:b/>
+        </w:rPr>
+        <w:t xml:space="preserve">Categoria: </w:t>
+      </w:r>
+      <w:r>
+        <w:t>fitossanidade</w:t>
+      </w:r>
+    </w:p>
+    <w:p>
+      <w:r>
+        <w:rPr>
+          <w:b/>
+        </w:rPr>
+        <w:t xml:space="preserve">Enunciado: </w:t>
+      </w:r>
+      <w:r>
+        <w:t>Por que o monitoramento fitossanitário deve ocorrer de forma contínua na lavoura?</w:t>
+      </w:r>
+    </w:p>
+    <w:p>
+      <w:pPr>
+        <w:pStyle w:val="ListBullet"/>
+      </w:pPr>
+      <w:r>
+        <w:t>A) Porque ajuda a identificar pragas e doenças, reduzir perdas e orientar manejo integrado</w:t>
+      </w:r>
+    </w:p>
+    <w:p>
+      <w:pPr>
+        <w:pStyle w:val="ListBullet"/>
+      </w:pPr>
+      <w:r>
+        <w:t>B) Porque substitui a escolha de cultivares adaptadas</w:t>
+      </w:r>
+    </w:p>
+    <w:p>
+      <w:pPr>
+        <w:pStyle w:val="ListBullet"/>
+      </w:pPr>
+      <w:r>
+        <w:t>C) Porque pragas e doenças não afetam o café</w:t>
+      </w:r>
+    </w:p>
+    <w:p>
+      <w:pPr>
+        <w:pStyle w:val="ListBullet"/>
+      </w:pPr>
+      <w:r>
+        <w:t>D) Porque serve apenas para definir o preço da cafeteria</w:t>
+      </w:r>
+    </w:p>
+    <w:p>
+      <w:r>
+        <w:rPr>
+          <w:b/>
+        </w:rPr>
+        <w:t xml:space="preserve">Resposta correta: </w:t>
+      </w:r>
+      <w:r>
+        <w:t>A) Porque ajuda a identificar pragas e doenças, reduzir perdas e orientar manejo integrado</w:t>
+      </w:r>
+    </w:p>
+    <w:p>
+      <w:r>
+        <w:rPr>
+          <w:b/>
+        </w:rPr>
+        <w:t xml:space="preserve">Explicação curta: </w:t>
+      </w:r>
+      <w:r>
+        <w:t>Ferrugem, broca, bicho-mineiro e nematoides estão entre os desafios que exigem monitoramento e estratégias de manejo.</w:t>
+      </w:r>
+    </w:p>
+    <w:p>
+      <w:r>
+        <w:rPr>
+          <w:b/>
+        </w:rPr>
+        <w:t>Conexão Embrapa</w:t>
+      </w:r>
+    </w:p>
+    <w:p>
+      <w:r>
+        <w:rPr>
+          <w:b/>
+        </w:rPr>
+        <w:t xml:space="preserve">ATER+Digital: </w:t>
+      </w:r>
+      <w:r>
+        <w:t>Produção - manejo fitossanitário e sustentabilidade</w:t>
+      </w:r>
+    </w:p>
+    <w:p>
+      <w:r>
+        <w:rPr>
+          <w:b/>
+        </w:rPr>
+        <w:t xml:space="preserve">Link: </w:t>
+      </w:r>
+      <w:r>
+        <w:t>https://www.atermaisdigital.cnptia.embrapa.br/web/cafe/prod</w:t>
+      </w:r>
+    </w:p>
+    <w:p>
+      <w:r>
+        <w:rPr>
+          <w:b/>
+        </w:rPr>
+        <w:t xml:space="preserve">Publicação relacionada: </w:t>
+      </w:r>
+      <w:r>
+        <w:t>Preparação de dados e extração de padrões para aplicação em alertas fitossanitários para a cultura do café. (2006) - Embrapa Agricultura Digital</w:t>
+      </w:r>
+    </w:p>
+    <w:p>
+      <w:r>
+        <w:rPr>
+          <w:b/>
+        </w:rPr>
+        <w:t xml:space="preserve">Link: </w:t>
+      </w:r>
+      <w:r>
+        <w:t>https://www.alice.cnptia.embrapa.br/alice/bitstream/doc/71/1/PLPreparacaoAmaralPIBIC2006.pdf</w:t>
+      </w:r>
+    </w:p>
+    <w:p>
+      <w:r>
+        <w:rPr>
+          <w:b/>
+        </w:rPr>
+        <w:t xml:space="preserve">Solução tecnológica relacionada: </w:t>
+      </w:r>
+      <w:r>
+        <w:t>Solarizador de substrato para produção de mudas livres de nematóides - Produto / Máquina, implemento ou equipamento - Embrapa Rondônia</w:t>
+      </w:r>
+    </w:p>
+    <w:p>
+      <w:r>
+        <w:rPr>
+          <w:b/>
+        </w:rPr>
+        <w:t xml:space="preserve">Link: </w:t>
+      </w:r>
+      <w:r>
+        <w:t>https://www.embrapa.br/busca-de-solucoes-tecnologicas/-/produto-servico/4473/p--solarizador-de-substrato-para-produccedilatildeo-de-mudas-livres-de-nematoacuteidesp</w:t>
+      </w:r>
+    </w:p>
+    <w:p>
+      <w:pPr>
+        <w:pStyle w:val="Heading3"/>
+      </w:pPr>
+      <w:r>
+        <w:t>Questão 23</w:t>
+      </w:r>
+    </w:p>
+    <w:p>
+      <w:r>
+        <w:rPr>
+          <w:b/>
+        </w:rPr>
+        <w:t xml:space="preserve">Bloco: </w:t>
+      </w:r>
+      <w:r>
+        <w:t>Manejo produtivo e fitossanidade</w:t>
+      </w:r>
+    </w:p>
+    <w:p>
+      <w:r>
+        <w:rPr>
+          <w:b/>
+        </w:rPr>
+        <w:t xml:space="preserve">Categoria: </w:t>
+      </w:r>
+      <w:r>
+        <w:t>condução</w:t>
+      </w:r>
+    </w:p>
+    <w:p>
+      <w:r>
+        <w:rPr>
+          <w:b/>
+        </w:rPr>
+        <w:t xml:space="preserve">Enunciado: </w:t>
+      </w:r>
+      <w:r>
+        <w:t>Qual alternativa mostra uma diferença de condução comum entre Arábica e Canéfora na formação da planta?</w:t>
+      </w:r>
+    </w:p>
+    <w:p>
+      <w:pPr>
+        <w:pStyle w:val="ListBullet"/>
+      </w:pPr>
+      <w:r>
+        <w:t>A) Arábica frequentemente em haste única; Canéfora com múltiplas hastes e manejo de brotos</w:t>
+      </w:r>
+    </w:p>
+    <w:p>
+      <w:pPr>
+        <w:pStyle w:val="ListBullet"/>
+      </w:pPr>
+      <w:r>
+        <w:t>B) Arábica sempre sem poda; Canéfora sempre sem ramos produtivos</w:t>
+      </w:r>
+    </w:p>
+    <w:p>
+      <w:pPr>
+        <w:pStyle w:val="ListBullet"/>
+      </w:pPr>
+      <w:r>
+        <w:t>C) As duas espécies não exigem condução</w:t>
+      </w:r>
+    </w:p>
+    <w:p>
+      <w:pPr>
+        <w:pStyle w:val="ListBullet"/>
+      </w:pPr>
+      <w:r>
+        <w:t>D) A condução só é definida depois da torra</w:t>
+      </w:r>
+    </w:p>
+    <w:p>
+      <w:r>
+        <w:rPr>
+          <w:b/>
+        </w:rPr>
+        <w:t xml:space="preserve">Resposta correta: </w:t>
+      </w:r>
+      <w:r>
+        <w:t>A) Arábica frequentemente em haste única; Canéfora com múltiplas hastes e manejo de brotos</w:t>
+      </w:r>
+    </w:p>
+    <w:p>
+      <w:r>
+        <w:rPr>
+          <w:b/>
+        </w:rPr>
+        <w:t xml:space="preserve">Explicação curta: </w:t>
+      </w:r>
+      <w:r>
+        <w:t>O material destaca a condução em haste única para muitos sistemas de Arábica e múltiplas hastes para Canéfora, conforme arquitetura e vigor da planta.</w:t>
+      </w:r>
+    </w:p>
+    <w:p>
+      <w:r>
+        <w:rPr>
+          <w:b/>
+        </w:rPr>
+        <w:t>Conexão Embrapa</w:t>
+      </w:r>
+    </w:p>
+    <w:p>
+      <w:r>
+        <w:rPr>
+          <w:b/>
+        </w:rPr>
+        <w:t xml:space="preserve">ATER+Digital: </w:t>
+      </w:r>
+      <w:r>
+        <w:t>Fase de formação - condução da lavoura e formação das plantas</w:t>
+      </w:r>
+    </w:p>
+    <w:p>
+      <w:r>
+        <w:rPr>
+          <w:b/>
+        </w:rPr>
+        <w:t xml:space="preserve">Link: </w:t>
+      </w:r>
+      <w:r>
+        <w:t>https://www.atermaisdigital.cnptia.embrapa.br/web/cafe/faseformacao</w:t>
+      </w:r>
+    </w:p>
+    <w:p>
+      <w:r>
+        <w:rPr>
+          <w:b/>
+        </w:rPr>
+        <w:t xml:space="preserve">Publicação relacionada: </w:t>
+      </w:r>
+      <w:r>
+        <w:t>Manejo da poda do cafeeiro conilon (Coffea canephora). (2003) - Embrapa Amazônia Oriental</w:t>
+      </w:r>
+    </w:p>
+    <w:p>
+      <w:r>
+        <w:rPr>
+          <w:b/>
+        </w:rPr>
+        <w:t xml:space="preserve">Link: </w:t>
+      </w:r>
+      <w:r>
+        <w:t>https://www.infoteca.cnptia.embrapa.br/infoteca/bitstream/doc/697397/1/fd310001.pdf</w:t>
+      </w:r>
+    </w:p>
+    <w:p>
+      <w:r>
+        <w:rPr>
+          <w:b/>
+        </w:rPr>
+        <w:t xml:space="preserve">Solução tecnológica relacionada: </w:t>
+      </w:r>
+      <w:r>
+        <w:t>Poda de formação dos cafeeiros - Prática agropecuária / Prática para condução/poda - Embrapa Rondônia</w:t>
+      </w:r>
+    </w:p>
+    <w:p>
+      <w:r>
+        <w:rPr>
+          <w:b/>
+        </w:rPr>
+        <w:t xml:space="preserve">Link: </w:t>
+      </w:r>
+      <w:r>
+        <w:t>https://www.embrapa.br/busca-de-solucoes-tecnologicas/-/produto-servico/3453/p--poda-de-formaccedilatildeo-dos-cafeeirosp</w:t>
+      </w:r>
+    </w:p>
+    <w:p>
+      <w:pPr>
+        <w:pStyle w:val="Heading3"/>
+      </w:pPr>
+      <w:r>
+        <w:t>Questão 24</w:t>
+      </w:r>
+    </w:p>
+    <w:p>
+      <w:r>
+        <w:rPr>
+          <w:b/>
+        </w:rPr>
+        <w:t xml:space="preserve">Bloco: </w:t>
+      </w:r>
+      <w:r>
+        <w:t>Manejo produtivo e fitossanidade</w:t>
+      </w:r>
+    </w:p>
+    <w:p>
+      <w:r>
+        <w:rPr>
+          <w:b/>
+        </w:rPr>
+        <w:t xml:space="preserve">Categoria: </w:t>
+      </w:r>
+      <w:r>
+        <w:t>colheita</w:t>
+      </w:r>
+    </w:p>
+    <w:p>
+      <w:r>
+        <w:rPr>
+          <w:b/>
+        </w:rPr>
+        <w:t xml:space="preserve">Enunciado: </w:t>
+      </w:r>
+      <w:r>
+        <w:t>Em áreas montanhosas, qual prática pode apoiar a colheita de café?</w:t>
+      </w:r>
+    </w:p>
+    <w:p>
+      <w:pPr>
+        <w:pStyle w:val="ListBullet"/>
+      </w:pPr>
+      <w:r>
+        <w:t>A) Métodos manuais ou equipamentos portáteis adaptados às condições do relevo</w:t>
+      </w:r>
+    </w:p>
+    <w:p>
+      <w:pPr>
+        <w:pStyle w:val="ListBullet"/>
+      </w:pPr>
+      <w:r>
+        <w:t>B) Colheita apenas com grandes máquinas em qualquer declividade</w:t>
+      </w:r>
+    </w:p>
+    <w:p>
+      <w:pPr>
+        <w:pStyle w:val="ListBullet"/>
+      </w:pPr>
+      <w:r>
+        <w:t>C) Abandono da colheita seletiva</w:t>
+      </w:r>
+    </w:p>
+    <w:p>
+      <w:pPr>
+        <w:pStyle w:val="ListBullet"/>
+      </w:pPr>
+      <w:r>
+        <w:t>D) Secagem dos frutos ainda na planta como única estratégia</w:t>
+      </w:r>
+    </w:p>
+    <w:p>
+      <w:r>
+        <w:rPr>
+          <w:b/>
+        </w:rPr>
+        <w:t xml:space="preserve">Resposta correta: </w:t>
+      </w:r>
+      <w:r>
+        <w:t>A) Métodos manuais ou equipamentos portáteis adaptados às condições do relevo</w:t>
+      </w:r>
+    </w:p>
+    <w:p>
+      <w:r>
+        <w:rPr>
+          <w:b/>
+        </w:rPr>
+        <w:t xml:space="preserve">Explicação curta: </w:t>
+      </w:r>
+      <w:r>
+        <w:t>A topografia influencia o tipo de colheita. Em áreas montanhosas, predominam práticas manuais ou semimecanizadas adaptadas ao relevo.</w:t>
+      </w:r>
+    </w:p>
+    <w:p>
+      <w:r>
+        <w:rPr>
+          <w:b/>
+        </w:rPr>
+        <w:t>Conexão Embrapa</w:t>
+      </w:r>
+    </w:p>
+    <w:p>
+      <w:r>
+        <w:rPr>
+          <w:b/>
+        </w:rPr>
+        <w:t xml:space="preserve">ATER+Digital: </w:t>
+      </w:r>
+      <w:r>
+        <w:t>Colheita, pós-colheita e qualidade - formas de colheita</w:t>
+      </w:r>
+    </w:p>
+    <w:p>
+      <w:r>
+        <w:rPr>
+          <w:b/>
+        </w:rPr>
+        <w:t xml:space="preserve">Link: </w:t>
+      </w:r>
+      <w:r>
+        <w:t>https://www.atermaisdigital.cnptia.embrapa.br/web/cafe/prod</w:t>
+      </w:r>
+    </w:p>
+    <w:p>
+      <w:r>
+        <w:rPr>
+          <w:b/>
+        </w:rPr>
+        <w:t xml:space="preserve">Publicação relacionada: </w:t>
+      </w:r>
+      <w:r>
+        <w:t>Café 'Conilon' (Coffea canephora L.). (2020) - Embrapa Amazônia Oriental</w:t>
+      </w:r>
+    </w:p>
+    <w:p>
+      <w:r>
+        <w:rPr>
+          <w:b/>
+        </w:rPr>
+        <w:t xml:space="preserve">Link: </w:t>
+      </w:r>
+      <w:r>
+        <w:t>https://www.infoteca.cnptia.embrapa.br/infoteca/bitstream/doc/1127269/1/LV-RecomendacaoSolo-2020-269-274.pdf</w:t>
+      </w:r>
+    </w:p>
+    <w:p>
+      <w:r>
+        <w:rPr>
+          <w:b/>
+        </w:rPr>
+        <w:t xml:space="preserve">Solução tecnológica relacionada: </w:t>
+      </w:r>
+      <w:r>
+        <w:t>Recomendações sobre o uso da máquina para derriçar café - Prática agropecuária / Prática para colheita - Embrapa Instrumentação</w:t>
+      </w:r>
+    </w:p>
+    <w:p>
+      <w:r>
+        <w:rPr>
+          <w:b/>
+        </w:rPr>
+        <w:t xml:space="preserve">Link: </w:t>
+      </w:r>
+      <w:r>
+        <w:t>https://www.embrapa.br/busca-de-solucoes-tecnologicas/-/produto-servico/9593/p--recomendaccedilotildees-sobre-o-uso-da-maacutequina-para-derriccedilar-cafeacutep</w:t>
+      </w:r>
+    </w:p>
+    <w:p>
+      <w:pPr>
+        <w:pStyle w:val="Heading2"/>
+      </w:pPr>
+      <w:r>
+        <w:t>Pós-colheita, qualidade e cafés especiais</w:t>
+      </w:r>
+    </w:p>
+    <w:p>
+      <w:pPr>
+        <w:pStyle w:val="Heading3"/>
+      </w:pPr>
+      <w:r>
+        <w:t>Questão 25</w:t>
+      </w:r>
+    </w:p>
+    <w:p>
+      <w:r>
+        <w:rPr>
+          <w:b/>
+        </w:rPr>
+        <w:t xml:space="preserve">Bloco: </w:t>
+      </w:r>
+      <w:r>
+        <w:t>Pós-colheita, qualidade e cafés especiais</w:t>
+      </w:r>
+    </w:p>
+    <w:p>
+      <w:r>
+        <w:rPr>
+          <w:b/>
+        </w:rPr>
+        <w:t xml:space="preserve">Categoria: </w:t>
+      </w:r>
+      <w:r>
+        <w:t>pós-colheita</w:t>
+      </w:r>
+    </w:p>
+    <w:p>
+      <w:r>
+        <w:rPr>
+          <w:b/>
+        </w:rPr>
+        <w:t xml:space="preserve">Enunciado: </w:t>
+      </w:r>
+      <w:r>
+        <w:t>Por que o pós-colheita é decisivo para a qualidade do café?</w:t>
+      </w:r>
+    </w:p>
+    <w:p>
+      <w:pPr>
+        <w:pStyle w:val="ListBullet"/>
+      </w:pPr>
+      <w:r>
+        <w:t>A) Porque lavagem, separação, fermentação, secagem e armazenamento influenciam aroma, doçura, acidez, corpo e segurança do alimento</w:t>
+      </w:r>
+    </w:p>
+    <w:p>
+      <w:pPr>
+        <w:pStyle w:val="ListBullet"/>
+      </w:pPr>
+      <w:r>
+        <w:t>B) Porque a qualidade depende apenas da embalagem</w:t>
+      </w:r>
+    </w:p>
+    <w:p>
+      <w:pPr>
+        <w:pStyle w:val="ListBullet"/>
+      </w:pPr>
+      <w:r>
+        <w:t>C) Porque o pós-colheita não altera o perfil sensorial</w:t>
+      </w:r>
+    </w:p>
+    <w:p>
+      <w:pPr>
+        <w:pStyle w:val="ListBullet"/>
+      </w:pPr>
+      <w:r>
+        <w:t>D) Porque elimina a influência do terroir e da genética</w:t>
+      </w:r>
+    </w:p>
+    <w:p>
+      <w:r>
+        <w:rPr>
+          <w:b/>
+        </w:rPr>
+        <w:t xml:space="preserve">Resposta correta: </w:t>
+      </w:r>
+      <w:r>
+        <w:t>A) Porque lavagem, separação, fermentação, secagem e armazenamento influenciam aroma, doçura, acidez, corpo e segurança do alimento</w:t>
+      </w:r>
+    </w:p>
+    <w:p>
+      <w:r>
+        <w:rPr>
+          <w:b/>
+        </w:rPr>
+        <w:t xml:space="preserve">Explicação curta: </w:t>
+      </w:r>
+      <w:r>
+        <w:t>O pós-colheita preserva e desenvolve atributos construídos desde a lavoura, além de reduzir defeitos e riscos de contaminação.</w:t>
+      </w:r>
+    </w:p>
+    <w:p>
+      <w:r>
+        <w:rPr>
+          <w:b/>
+        </w:rPr>
+        <w:t>Conexão Embrapa</w:t>
+      </w:r>
+    </w:p>
+    <w:p>
+      <w:r>
+        <w:rPr>
+          <w:b/>
+        </w:rPr>
+        <w:t xml:space="preserve">ATER+Digital: </w:t>
+      </w:r>
+      <w:r>
+        <w:t>Pós-colheita, qualidade e mercado - manejo pós-colheita e processamento</w:t>
+      </w:r>
+    </w:p>
+    <w:p>
+      <w:r>
+        <w:rPr>
+          <w:b/>
+        </w:rPr>
+        <w:t xml:space="preserve">Link: </w:t>
+      </w:r>
+      <w:r>
+        <w:t>https://www.atermaisdigital.cnptia.embrapa.br/web/cafe/posproducao</w:t>
+      </w:r>
+    </w:p>
+    <w:p>
+      <w:r>
+        <w:rPr>
+          <w:b/>
+        </w:rPr>
+        <w:t xml:space="preserve">Publicação relacionada: </w:t>
+      </w:r>
+      <w:r>
+        <w:t>Obtenção de café com qualidade no Acre. (2000) - Embrapa Acre</w:t>
+      </w:r>
+    </w:p>
+    <w:p>
+      <w:r>
+        <w:rPr>
+          <w:b/>
+        </w:rPr>
+        <w:t xml:space="preserve">Link: </w:t>
+      </w:r>
+      <w:r>
+        <w:t>https://www.infoteca.cnptia.embrapa.br/infoteca/bitstream/doc/495398/1/cirtec34.pdf</w:t>
+      </w:r>
+    </w:p>
+    <w:p>
+      <w:r>
+        <w:rPr>
+          <w:b/>
+        </w:rPr>
+        <w:t xml:space="preserve">Solução tecnológica relacionada: </w:t>
+      </w:r>
+      <w:r>
+        <w:t>Terreiro Barcaça Seca Café - Produto / Máquina, implemento ou equipamento - Embrapa Rondônia</w:t>
+      </w:r>
+    </w:p>
+    <w:p>
+      <w:r>
+        <w:rPr>
+          <w:b/>
+        </w:rPr>
+        <w:t xml:space="preserve">Link: </w:t>
+      </w:r>
+      <w:r>
+        <w:t>https://www.embrapa.br/busca-de-solucoes-tecnologicas/-/produto-servico/2318/p--terreiro-barcaccedila-seca-cafeacutep</w:t>
+      </w:r>
+    </w:p>
+    <w:p>
+      <w:pPr>
+        <w:pStyle w:val="Heading3"/>
+      </w:pPr>
+      <w:r>
+        <w:t>Questão 26</w:t>
+      </w:r>
+    </w:p>
+    <w:p>
+      <w:r>
+        <w:rPr>
+          <w:b/>
+        </w:rPr>
+        <w:t xml:space="preserve">Bloco: </w:t>
+      </w:r>
+      <w:r>
+        <w:t>Pós-colheita, qualidade e cafés especiais</w:t>
+      </w:r>
+    </w:p>
+    <w:p>
+      <w:r>
+        <w:rPr>
+          <w:b/>
+        </w:rPr>
+        <w:t xml:space="preserve">Categoria: </w:t>
+      </w:r>
+      <w:r>
+        <w:t>processamento</w:t>
+      </w:r>
+    </w:p>
+    <w:p>
+      <w:r>
+        <w:rPr>
+          <w:b/>
+        </w:rPr>
+        <w:t xml:space="preserve">Enunciado: </w:t>
+      </w:r>
+      <w:r>
+        <w:t>Qual alternativa apresenta processos de pós-colheita citados no conteúdo do ATER+Digital?</w:t>
+      </w:r>
+    </w:p>
+    <w:p>
+      <w:pPr>
+        <w:pStyle w:val="ListBullet"/>
+      </w:pPr>
+      <w:r>
+        <w:t>A) Natural, cereja descascado, despolpado, honey e fermentações controladas</w:t>
+      </w:r>
+    </w:p>
+    <w:p>
+      <w:pPr>
+        <w:pStyle w:val="ListBullet"/>
+      </w:pPr>
+      <w:r>
+        <w:t>B) Pasteurização, congelamento e fritura</w:t>
+      </w:r>
+    </w:p>
+    <w:p>
+      <w:pPr>
+        <w:pStyle w:val="ListBullet"/>
+      </w:pPr>
+      <w:r>
+        <w:t>C) Somente torra escura e moagem fina</w:t>
+      </w:r>
+    </w:p>
+    <w:p>
+      <w:pPr>
+        <w:pStyle w:val="ListBullet"/>
+      </w:pPr>
+      <w:r>
+        <w:t>D) Apenas embalagem a vácuo</w:t>
+      </w:r>
+    </w:p>
+    <w:p>
+      <w:r>
+        <w:rPr>
+          <w:b/>
+        </w:rPr>
+        <w:t xml:space="preserve">Resposta correta: </w:t>
+      </w:r>
+      <w:r>
+        <w:t>A) Natural, cereja descascado, despolpado, honey e fermentações controladas</w:t>
+      </w:r>
+    </w:p>
+    <w:p>
+      <w:r>
+        <w:rPr>
+          <w:b/>
+        </w:rPr>
+        <w:t xml:space="preserve">Explicação curta: </w:t>
+      </w:r>
+      <w:r>
+        <w:t>Diferentes processamentos ajudam a construir perfis sensoriais variados e aumentar o valor agregado do café.</w:t>
+      </w:r>
+    </w:p>
+    <w:p>
+      <w:r>
+        <w:rPr>
+          <w:b/>
+        </w:rPr>
+        <w:t>Conexão Embrapa</w:t>
+      </w:r>
+    </w:p>
+    <w:p>
+      <w:r>
+        <w:rPr>
+          <w:b/>
+        </w:rPr>
+        <w:t xml:space="preserve">ATER+Digital: </w:t>
+      </w:r>
+      <w:r>
+        <w:t>Manejo pós-colheita e processamento - escolha do processamento</w:t>
+      </w:r>
+    </w:p>
+    <w:p>
+      <w:r>
+        <w:rPr>
+          <w:b/>
+        </w:rPr>
+        <w:t xml:space="preserve">Link: </w:t>
+      </w:r>
+      <w:r>
+        <w:t>https://www.atermaisdigital.cnptia.embrapa.br/web/cafe/manejo-p%C3%B3s-colheita</w:t>
+      </w:r>
+    </w:p>
+    <w:p>
+      <w:r>
+        <w:rPr>
+          <w:b/>
+        </w:rPr>
+        <w:t xml:space="preserve">Publicação relacionada: </w:t>
+      </w:r>
+      <w:r>
+        <w:t>Efeito da fermentação na qualidade da bebida de robustas amazônicos. (2020) - Embrapa Rondônia</w:t>
+      </w:r>
+    </w:p>
+    <w:p>
+      <w:r>
+        <w:rPr>
+          <w:b/>
+        </w:rPr>
+        <w:t xml:space="preserve">Link: </w:t>
+      </w:r>
+      <w:r>
+        <w:t>https://www.alice.cnptia.embrapa.br/alice/bitstream/doc/1129347/1/cpafro-18507.pdf</w:t>
+      </w:r>
+    </w:p>
+    <w:p>
+      <w:r>
+        <w:rPr>
+          <w:b/>
+        </w:rPr>
+        <w:t xml:space="preserve">Solução tecnológica relacionada: </w:t>
+      </w:r>
+      <w:r>
+        <w:t>Protocolo de análise sensorial de bebida de café - Metodologia / Metodologia Técnico-Científica - Embrapa Cerrados</w:t>
+      </w:r>
+    </w:p>
+    <w:p>
+      <w:r>
+        <w:rPr>
+          <w:b/>
+        </w:rPr>
+        <w:t xml:space="preserve">Link: </w:t>
+      </w:r>
+      <w:r>
+        <w:t>https://www.embrapa.br/busca-de-solucoes-tecnologicas/-/produto-servico/9799/p--protocolo-de-anaacutelise-sensorial-de-bebida-de-cafeacutep</w:t>
+      </w:r>
+    </w:p>
+    <w:p>
+      <w:pPr>
+        <w:pStyle w:val="Heading3"/>
+      </w:pPr>
+      <w:r>
+        <w:t>Questão 27</w:t>
+      </w:r>
+    </w:p>
+    <w:p>
+      <w:r>
+        <w:rPr>
+          <w:b/>
+        </w:rPr>
+        <w:t xml:space="preserve">Bloco: </w:t>
+      </w:r>
+      <w:r>
+        <w:t>Pós-colheita, qualidade e cafés especiais</w:t>
+      </w:r>
+    </w:p>
+    <w:p>
+      <w:r>
+        <w:rPr>
+          <w:b/>
+        </w:rPr>
+        <w:t xml:space="preserve">Categoria: </w:t>
+      </w:r>
+      <w:r>
+        <w:t>fermentação</w:t>
+      </w:r>
+    </w:p>
+    <w:p>
+      <w:r>
+        <w:rPr>
+          <w:b/>
+        </w:rPr>
+        <w:t xml:space="preserve">Enunciado: </w:t>
+      </w:r>
+      <w:r>
+        <w:t>O que as fermentações controladas podem oferecer à produção de cafés especiais?</w:t>
+      </w:r>
+    </w:p>
+    <w:p>
+      <w:pPr>
+        <w:pStyle w:val="ListBullet"/>
+      </w:pPr>
+      <w:r>
+        <w:t>A) Maior complexidade sensorial, padronização de lotes e redução de defeitos</w:t>
+      </w:r>
+    </w:p>
+    <w:p>
+      <w:pPr>
+        <w:pStyle w:val="ListBullet"/>
+      </w:pPr>
+      <w:r>
+        <w:t>B) Eliminação total da necessidade de secagem</w:t>
+      </w:r>
+    </w:p>
+    <w:p>
+      <w:pPr>
+        <w:pStyle w:val="ListBullet"/>
+      </w:pPr>
+      <w:r>
+        <w:t>C) Transformação do café em outra espécie</w:t>
+      </w:r>
+    </w:p>
+    <w:p>
+      <w:pPr>
+        <w:pStyle w:val="ListBullet"/>
+      </w:pPr>
+      <w:r>
+        <w:t>D) Redução obrigatória da qualidade</w:t>
+      </w:r>
+    </w:p>
+    <w:p>
+      <w:r>
+        <w:rPr>
+          <w:b/>
+        </w:rPr>
+        <w:t xml:space="preserve">Resposta correta: </w:t>
+      </w:r>
+      <w:r>
+        <w:t>A) Maior complexidade sensorial, padronização de lotes e redução de defeitos</w:t>
+      </w:r>
+    </w:p>
+    <w:p>
+      <w:r>
+        <w:rPr>
+          <w:b/>
+        </w:rPr>
+        <w:t xml:space="preserve">Explicação curta: </w:t>
+      </w:r>
+      <w:r>
+        <w:t>Fermentações controladas, quando bem conduzidas, podem ampliar aromas e sabores e contribuir para consistência e qualidade.</w:t>
+      </w:r>
+    </w:p>
+    <w:p>
+      <w:r>
+        <w:rPr>
+          <w:b/>
+        </w:rPr>
+        <w:t>Conexão Embrapa</w:t>
+      </w:r>
+    </w:p>
+    <w:p>
+      <w:r>
+        <w:rPr>
+          <w:b/>
+        </w:rPr>
+        <w:t xml:space="preserve">ATER+Digital: </w:t>
+      </w:r>
+      <w:r>
+        <w:t>Pós-colheita - fermentações e inovação</w:t>
+      </w:r>
+    </w:p>
+    <w:p>
+      <w:r>
+        <w:rPr>
+          <w:b/>
+        </w:rPr>
+        <w:t xml:space="preserve">Link: </w:t>
+      </w:r>
+      <w:r>
+        <w:t>https://www.atermaisdigital.cnptia.embrapa.br/web/cafe/posproducao</w:t>
+      </w:r>
+    </w:p>
+    <w:p>
+      <w:r>
+        <w:rPr>
+          <w:b/>
+        </w:rPr>
+        <w:t xml:space="preserve">Publicação relacionada: </w:t>
+      </w:r>
+      <w:r>
+        <w:t>Efeito da fermentação na qualidade da bebida de robustas amazônicos. (2020) - Embrapa Rondônia</w:t>
+      </w:r>
+    </w:p>
+    <w:p>
+      <w:r>
+        <w:rPr>
+          <w:b/>
+        </w:rPr>
+        <w:t xml:space="preserve">Link: </w:t>
+      </w:r>
+      <w:r>
+        <w:t>https://www.alice.cnptia.embrapa.br/alice/bitstream/doc/1129347/1/cpafro-18507.pdf</w:t>
+      </w:r>
+    </w:p>
+    <w:p>
+      <w:r>
+        <w:rPr>
+          <w:b/>
+        </w:rPr>
+        <w:t xml:space="preserve">Solução tecnológica relacionada: </w:t>
+      </w:r>
+      <w:r>
+        <w:t>Protocolo de análise sensorial de bebida de café - Metodologia / Metodologia Técnico-Científica - Embrapa Cerrados</w:t>
+      </w:r>
+    </w:p>
+    <w:p>
+      <w:r>
+        <w:rPr>
+          <w:b/>
+        </w:rPr>
+        <w:t xml:space="preserve">Link: </w:t>
+      </w:r>
+      <w:r>
+        <w:t>https://www.embrapa.br/busca-de-solucoes-tecnologicas/-/produto-servico/9799/p--protocolo-de-anaacutelise-sensorial-de-bebida-de-cafeacutep</w:t>
+      </w:r>
+    </w:p>
+    <w:p>
+      <w:pPr>
+        <w:pStyle w:val="Heading3"/>
+      </w:pPr>
+      <w:r>
+        <w:t>Questão 28</w:t>
+      </w:r>
+    </w:p>
+    <w:p>
+      <w:r>
+        <w:rPr>
+          <w:b/>
+        </w:rPr>
+        <w:t xml:space="preserve">Bloco: </w:t>
+      </w:r>
+      <w:r>
+        <w:t>Pós-colheita, qualidade e cafés especiais</w:t>
+      </w:r>
+    </w:p>
+    <w:p>
+      <w:r>
+        <w:rPr>
+          <w:b/>
+        </w:rPr>
+        <w:t xml:space="preserve">Categoria: </w:t>
+      </w:r>
+      <w:r>
+        <w:t>cafés especiais</w:t>
+      </w:r>
+    </w:p>
+    <w:p>
+      <w:r>
+        <w:rPr>
+          <w:b/>
+        </w:rPr>
+        <w:t xml:space="preserve">Enunciado: </w:t>
+      </w:r>
+      <w:r>
+        <w:t>Segundo o conteúdo sobre cafés especiais, o que define um café especial?</w:t>
+      </w:r>
+    </w:p>
+    <w:p>
+      <w:pPr>
+        <w:pStyle w:val="ListBullet"/>
+      </w:pPr>
+      <w:r>
+        <w:t>A) Apenas ser Arábica</w:t>
+      </w:r>
+    </w:p>
+    <w:p>
+      <w:pPr>
+        <w:pStyle w:val="ListBullet"/>
+      </w:pPr>
+      <w:r>
+        <w:t>B) Apenas ser Canéfora</w:t>
+      </w:r>
+    </w:p>
+    <w:p>
+      <w:pPr>
+        <w:pStyle w:val="ListBullet"/>
+      </w:pPr>
+      <w:r>
+        <w:t>C) Qualidade sensorial, origem, manejo, processamento, rastreabilidade, sustentabilidade e identidade</w:t>
+      </w:r>
+    </w:p>
+    <w:p>
+      <w:pPr>
+        <w:pStyle w:val="ListBullet"/>
+      </w:pPr>
+      <w:r>
+        <w:t>D) Somente preço alto no mercado</w:t>
+      </w:r>
+    </w:p>
+    <w:p>
+      <w:r>
+        <w:rPr>
+          <w:b/>
+        </w:rPr>
+        <w:t xml:space="preserve">Resposta correta: </w:t>
+      </w:r>
+      <w:r>
+        <w:t>C) Qualidade sensorial, origem, manejo, processamento, rastreabilidade, sustentabilidade e identidade</w:t>
+      </w:r>
+    </w:p>
+    <w:p>
+      <w:r>
+        <w:rPr>
+          <w:b/>
+        </w:rPr>
+        <w:t xml:space="preserve">Explicação curta: </w:t>
+      </w:r>
+      <w:r>
+        <w:t>Cafés especiais combinam qualidade na xícara com origem, cuidado produtivo, rastreabilidade, sustentabilidade e conexão entre produtor e consumidor.</w:t>
+      </w:r>
+    </w:p>
+    <w:p>
+      <w:r>
+        <w:rPr>
+          <w:b/>
+        </w:rPr>
+        <w:t>Conexão Embrapa</w:t>
+      </w:r>
+    </w:p>
+    <w:p>
+      <w:r>
+        <w:rPr>
+          <w:b/>
+        </w:rPr>
+        <w:t xml:space="preserve">ATER+Digital: </w:t>
+      </w:r>
+      <w:r>
+        <w:t>Cafés especiais - origem, qualidade e identidade</w:t>
+      </w:r>
+    </w:p>
+    <w:p>
+      <w:r>
+        <w:rPr>
+          <w:b/>
+        </w:rPr>
+        <w:t xml:space="preserve">Link: </w:t>
+      </w:r>
+      <w:r>
+        <w:t>https://www.atermaisdigital.cnptia.embrapa.br/web/cafe/cafesespeciais</w:t>
+      </w:r>
+    </w:p>
+    <w:p>
+      <w:r>
+        <w:rPr>
+          <w:b/>
+        </w:rPr>
+        <w:t xml:space="preserve">Publicação relacionada: </w:t>
+      </w:r>
+      <w:r>
+        <w:t>Modelo de negócio: cafés especiais robustas amazônicos. (2021)</w:t>
+      </w:r>
+    </w:p>
+    <w:p>
+      <w:r>
+        <w:rPr>
+          <w:b/>
+        </w:rPr>
+        <w:t xml:space="preserve">Link: </w:t>
+      </w:r>
+      <w:r>
+        <w:t>https://www.infoteca.cnptia.embrapa.br/infoteca/bitstream/doc/1135107/1/Guia-de-Negocio-Cafes-especiais-Robustas-Amazonicos.pdf</w:t>
+      </w:r>
+    </w:p>
+    <w:p>
+      <w:r>
+        <w:rPr>
+          <w:b/>
+        </w:rPr>
+        <w:t xml:space="preserve">Solução tecnológica relacionada: </w:t>
+      </w:r>
+      <w:r>
+        <w:t>Protocolo de análise sensorial de bebida de café - Metodologia / Metodologia Técnico-Científica - Embrapa Cerrados</w:t>
+      </w:r>
+    </w:p>
+    <w:p>
+      <w:r>
+        <w:rPr>
+          <w:b/>
+        </w:rPr>
+        <w:t xml:space="preserve">Link: </w:t>
+      </w:r>
+      <w:r>
+        <w:t>https://www.embrapa.br/busca-de-solucoes-tecnologicas/-/produto-servico/9799/p--protocolo-de-anaacutelise-sensorial-de-bebida-de-cafeacutep</w:t>
+      </w:r>
+    </w:p>
+    <w:p>
+      <w:pPr>
+        <w:pStyle w:val="Heading3"/>
+      </w:pPr>
+      <w:r>
+        <w:t>Questão 29</w:t>
+      </w:r>
+    </w:p>
+    <w:p>
+      <w:r>
+        <w:rPr>
+          <w:b/>
+        </w:rPr>
+        <w:t xml:space="preserve">Bloco: </w:t>
+      </w:r>
+      <w:r>
+        <w:t>Pós-colheita, qualidade e cafés especiais</w:t>
+      </w:r>
+    </w:p>
+    <w:p>
+      <w:r>
+        <w:rPr>
+          <w:b/>
+        </w:rPr>
+        <w:t xml:space="preserve">Categoria: </w:t>
+      </w:r>
+      <w:r>
+        <w:t>canéforas especiais</w:t>
+      </w:r>
+    </w:p>
+    <w:p>
+      <w:r>
+        <w:rPr>
+          <w:b/>
+        </w:rPr>
+        <w:t xml:space="preserve">Enunciado: </w:t>
+      </w:r>
+      <w:r>
+        <w:t>Qual afirmação sobre Canéforas especiais está mais alinhada ao ATER+Digital?</w:t>
+      </w:r>
+    </w:p>
+    <w:p>
+      <w:pPr>
+        <w:pStyle w:val="ListBullet"/>
+      </w:pPr>
+      <w:r>
+        <w:t>A) Canéforas não podem ter complexidade sensorial</w:t>
+      </w:r>
+    </w:p>
+    <w:p>
+      <w:pPr>
+        <w:pStyle w:val="ListBullet"/>
+      </w:pPr>
+      <w:r>
+        <w:t>B) Canéforas de qualidade podem apresentar notas como chocolate, especiarias, frutas maduras, castanhas, mel, caramelo e nuances licorosas</w:t>
+      </w:r>
+    </w:p>
+    <w:p>
+      <w:pPr>
+        <w:pStyle w:val="ListBullet"/>
+      </w:pPr>
+      <w:r>
+        <w:t>C) Canéforas são usados apenas como ornamentais</w:t>
+      </w:r>
+    </w:p>
+    <w:p>
+      <w:pPr>
+        <w:pStyle w:val="ListBullet"/>
+      </w:pPr>
+      <w:r>
+        <w:t>D) Canéforas não respondem a genética, manejo ou pós-colheita</w:t>
+      </w:r>
+    </w:p>
+    <w:p>
+      <w:r>
+        <w:rPr>
+          <w:b/>
+        </w:rPr>
+        <w:t xml:space="preserve">Resposta correta: </w:t>
+      </w:r>
+      <w:r>
+        <w:t>B) Canéforas de qualidade podem apresentar notas como chocolate, especiarias, frutas maduras, castanhas, mel, caramelo e nuances licorosas</w:t>
+      </w:r>
+    </w:p>
+    <w:p>
+      <w:r>
+        <w:rPr>
+          <w:b/>
+        </w:rPr>
+        <w:t xml:space="preserve">Explicação curta: </w:t>
+      </w:r>
+      <w:r>
+        <w:t>O avanço em genética, manejo, fermentação, secagem e avaliação sensorial tem valorizado a identidade própria dos Canéforas de qualidade.</w:t>
+      </w:r>
+    </w:p>
+    <w:p>
+      <w:r>
+        <w:rPr>
+          <w:b/>
+        </w:rPr>
+        <w:t>Conexão Embrapa</w:t>
+      </w:r>
+    </w:p>
+    <w:p>
+      <w:r>
+        <w:rPr>
+          <w:b/>
+        </w:rPr>
+        <w:t xml:space="preserve">ATER+Digital: </w:t>
+      </w:r>
+      <w:r>
+        <w:t>Cafés especiais e qualidade sensorial - diversidade dos Canéforas</w:t>
+      </w:r>
+    </w:p>
+    <w:p>
+      <w:r>
+        <w:rPr>
+          <w:b/>
+        </w:rPr>
+        <w:t xml:space="preserve">Link: </w:t>
+      </w:r>
+      <w:r>
+        <w:t>https://www.atermaisdigital.cnptia.embrapa.br/web/cafe/cafesespeciais</w:t>
+      </w:r>
+    </w:p>
+    <w:p>
+      <w:r>
+        <w:rPr>
+          <w:b/>
+        </w:rPr>
+        <w:t xml:space="preserve">Publicação relacionada: </w:t>
+      </w:r>
+      <w:r>
+        <w:t>Caracterização do perfil sensorial de Robustas Amazônicos. (2024) - Embrapa Rondônia</w:t>
+      </w:r>
+    </w:p>
+    <w:p>
+      <w:r>
+        <w:rPr>
+          <w:b/>
+        </w:rPr>
+        <w:t xml:space="preserve">Link: </w:t>
+      </w:r>
+      <w:r>
+        <w:t>https://www.alice.cnptia.embrapa.br/alice/bitstream/doc/1164684/1/ANAIS-EIPER-2023-FINAL-40.pdf</w:t>
+      </w:r>
+    </w:p>
+    <w:p>
+      <w:r>
+        <w:rPr>
+          <w:b/>
+        </w:rPr>
+        <w:t xml:space="preserve">Solução tecnológica relacionada: </w:t>
+      </w:r>
+      <w:r>
+        <w:t>Robusta Amazônico - Cultivar híbrida de café - BRS 3210 - Produto / Cultivar convencional - Embrapa Rondônia</w:t>
+      </w:r>
+    </w:p>
+    <w:p>
+      <w:r>
+        <w:rPr>
+          <w:b/>
+        </w:rPr>
+        <w:t xml:space="preserve">Link: </w:t>
+      </w:r>
+      <w:r>
+        <w:t>https://www.embrapa.br/busca-de-solucoes-tecnologicas/-/produto-servico/4970/p--strongrobusta-amazocircnico-ndash-cultivar-hiacutebrida-de-cafeacute-ndash-brs-3210strongp</w:t>
+      </w:r>
+    </w:p>
+    <w:p>
+      <w:pPr>
+        <w:pStyle w:val="Heading2"/>
+      </w:pPr>
+      <w:r>
+        <w:t>Torra, consumo e compostos do café</w:t>
+      </w:r>
+    </w:p>
+    <w:p>
+      <w:pPr>
+        <w:pStyle w:val="Heading3"/>
+      </w:pPr>
+      <w:r>
+        <w:t>Questão 30</w:t>
+      </w:r>
+    </w:p>
+    <w:p>
+      <w:r>
+        <w:rPr>
+          <w:b/>
+        </w:rPr>
+        <w:t xml:space="preserve">Bloco: </w:t>
+      </w:r>
+      <w:r>
+        <w:t>Torra, consumo e compostos do café</w:t>
+      </w:r>
+    </w:p>
+    <w:p>
+      <w:r>
+        <w:rPr>
+          <w:b/>
+        </w:rPr>
+        <w:t xml:space="preserve">Categoria: </w:t>
+      </w:r>
+      <w:r>
+        <w:t>torra</w:t>
+      </w:r>
+    </w:p>
+    <w:p>
+      <w:r>
+        <w:rPr>
+          <w:b/>
+        </w:rPr>
+        <w:t xml:space="preserve">Enunciado: </w:t>
+      </w:r>
+      <w:r>
+        <w:t>Qual alternativa descreve melhor o papel da torra?</w:t>
+      </w:r>
+    </w:p>
+    <w:p>
+      <w:pPr>
+        <w:pStyle w:val="ListBullet"/>
+      </w:pPr>
+      <w:r>
+        <w:t>A) Transformar grãos verdes e revelar aromas, sabores, corpo e textura da bebida</w:t>
+      </w:r>
+    </w:p>
+    <w:p>
+      <w:pPr>
+        <w:pStyle w:val="ListBullet"/>
+      </w:pPr>
+      <w:r>
+        <w:t>B) Apagar completamente a influência da origem</w:t>
+      </w:r>
+    </w:p>
+    <w:p>
+      <w:pPr>
+        <w:pStyle w:val="ListBullet"/>
+      </w:pPr>
+      <w:r>
+        <w:t>C) Substituir todo o manejo da lavoura</w:t>
+      </w:r>
+    </w:p>
+    <w:p>
+      <w:pPr>
+        <w:pStyle w:val="ListBullet"/>
+      </w:pPr>
+      <w:r>
+        <w:t>D) Eliminar compostos químicos do café sem alteração sensorial</w:t>
+      </w:r>
+    </w:p>
+    <w:p>
+      <w:r>
+        <w:rPr>
+          <w:b/>
+        </w:rPr>
+        <w:t xml:space="preserve">Resposta correta: </w:t>
+      </w:r>
+      <w:r>
+        <w:t>A) Transformar grãos verdes e revelar aromas, sabores, corpo e textura da bebida</w:t>
+      </w:r>
+    </w:p>
+    <w:p>
+      <w:r>
+        <w:rPr>
+          <w:b/>
+        </w:rPr>
+        <w:t xml:space="preserve">Explicação curta: </w:t>
+      </w:r>
+      <w:r>
+        <w:t>A torra transforma compostos naturais pelo calor e revela características construídas da genética ao pós-colheita.</w:t>
+      </w:r>
+    </w:p>
+    <w:p>
+      <w:r>
+        <w:rPr>
+          <w:b/>
+        </w:rPr>
+        <w:t>Conexão Embrapa</w:t>
+      </w:r>
+    </w:p>
+    <w:p>
+      <w:r>
+        <w:rPr>
+          <w:b/>
+        </w:rPr>
+        <w:t xml:space="preserve">ATER+Digital: </w:t>
+      </w:r>
+      <w:r>
+        <w:t>Torra e desenvolvimento de perfis sensoriais do café</w:t>
+      </w:r>
+    </w:p>
+    <w:p>
+      <w:r>
+        <w:rPr>
+          <w:b/>
+        </w:rPr>
+        <w:t xml:space="preserve">Link: </w:t>
+      </w:r>
+      <w:r>
+        <w:t>https://www.atermaisdigital.cnptia.embrapa.br/web/cafe/torrefa%C3%A7%C3%A3o</w:t>
+      </w:r>
+    </w:p>
+    <w:p>
+      <w:r>
+        <w:rPr>
+          <w:b/>
+        </w:rPr>
+        <w:t xml:space="preserve">Publicação relacionada: </w:t>
+      </w:r>
+      <w:r>
+        <w:t>Influência dos parâmetros de torração nas características físicas, químicas e sensoriais do Café Arábia puro. (2007) - Embrapa Instrumentação</w:t>
+      </w:r>
+    </w:p>
+    <w:p>
+      <w:r>
+        <w:rPr>
+          <w:b/>
+        </w:rPr>
+        <w:t xml:space="preserve">Link: </w:t>
+      </w:r>
+      <w:r>
+        <w:t>https://www.alice.cnptia.embrapa.br/alice/bitstream/doc/25672/1/Proci07.00187.pdf</w:t>
+      </w:r>
+    </w:p>
+    <w:p>
+      <w:r>
+        <w:rPr>
+          <w:b/>
+        </w:rPr>
+        <w:t xml:space="preserve">Solução tecnológica relacionada: </w:t>
+      </w:r>
+      <w:r>
+        <w:t>Protocolo de análise sensorial de bebida de café - Metodologia / Metodologia Técnico-Científica - Embrapa Cerrados</w:t>
+      </w:r>
+    </w:p>
+    <w:p>
+      <w:r>
+        <w:rPr>
+          <w:b/>
+        </w:rPr>
+        <w:t xml:space="preserve">Link: </w:t>
+      </w:r>
+      <w:r>
+        <w:t>https://www.embrapa.br/busca-de-solucoes-tecnologicas/-/produto-servico/9799/p--protocolo-de-anaacutelise-sensorial-de-bebida-de-cafeacutep</w:t>
+      </w:r>
+    </w:p>
+    <w:p>
+      <w:pPr>
+        <w:pStyle w:val="Heading3"/>
+      </w:pPr>
+      <w:r>
+        <w:t>Questão 31</w:t>
+      </w:r>
+    </w:p>
+    <w:p>
+      <w:r>
+        <w:rPr>
+          <w:b/>
+        </w:rPr>
+        <w:t xml:space="preserve">Bloco: </w:t>
+      </w:r>
+      <w:r>
+        <w:t>Torra, consumo e compostos do café</w:t>
+      </w:r>
+    </w:p>
+    <w:p>
+      <w:r>
+        <w:rPr>
+          <w:b/>
+        </w:rPr>
+        <w:t xml:space="preserve">Categoria: </w:t>
+      </w:r>
+      <w:r>
+        <w:t>torra</w:t>
+      </w:r>
+    </w:p>
+    <w:p>
+      <w:r>
+        <w:rPr>
+          <w:b/>
+        </w:rPr>
+        <w:t xml:space="preserve">Enunciado: </w:t>
+      </w:r>
+      <w:r>
+        <w:t>Qual perfil tende a ser mais associado a torras claras em cafés especiais?</w:t>
+      </w:r>
+    </w:p>
+    <w:p>
+      <w:pPr>
+        <w:pStyle w:val="ListBullet"/>
+      </w:pPr>
+      <w:r>
+        <w:t>A) Maior destaque para notas florais, frutadas, cítricas e maior acidez sensorial</w:t>
+      </w:r>
+    </w:p>
+    <w:p>
+      <w:pPr>
+        <w:pStyle w:val="ListBullet"/>
+      </w:pPr>
+      <w:r>
+        <w:t>B) Queima obrigatória dos grãos</w:t>
+      </w:r>
+    </w:p>
+    <w:p>
+      <w:pPr>
+        <w:pStyle w:val="ListBullet"/>
+      </w:pPr>
+      <w:r>
+        <w:t>C) Ausência completa de aroma</w:t>
+      </w:r>
+    </w:p>
+    <w:p>
+      <w:pPr>
+        <w:pStyle w:val="ListBullet"/>
+      </w:pPr>
+      <w:r>
+        <w:t>D) Padronização que elimina a origem</w:t>
+      </w:r>
+    </w:p>
+    <w:p>
+      <w:r>
+        <w:rPr>
+          <w:b/>
+        </w:rPr>
+        <w:t xml:space="preserve">Resposta correta: </w:t>
+      </w:r>
+      <w:r>
+        <w:t>A) Maior destaque para notas florais, frutadas, cítricas e maior acidez sensorial</w:t>
+      </w:r>
+    </w:p>
+    <w:p>
+      <w:r>
+        <w:rPr>
+          <w:b/>
+        </w:rPr>
+        <w:t xml:space="preserve">Explicação curta: </w:t>
+      </w:r>
+      <w:r>
+        <w:t>Torras claras tendem a preservar características da origem, do processamento e do terroir, especialmente em cafés especiais.</w:t>
+      </w:r>
+    </w:p>
+    <w:p>
+      <w:r>
+        <w:rPr>
+          <w:b/>
+        </w:rPr>
+        <w:t>Conexão Embrapa</w:t>
+      </w:r>
+    </w:p>
+    <w:p>
+      <w:r>
+        <w:rPr>
+          <w:b/>
+        </w:rPr>
+        <w:t xml:space="preserve">ATER+Digital: </w:t>
+      </w:r>
+      <w:r>
+        <w:t>Torrefação - tipos de torra</w:t>
+      </w:r>
+    </w:p>
+    <w:p>
+      <w:r>
+        <w:rPr>
+          <w:b/>
+        </w:rPr>
+        <w:t xml:space="preserve">Link: </w:t>
+      </w:r>
+      <w:r>
+        <w:t>https://www.atermaisdigital.cnptia.embrapa.br/web/cafe/torrefa%C3%A7%C3%A3o</w:t>
+      </w:r>
+    </w:p>
+    <w:p>
+      <w:r>
+        <w:rPr>
+          <w:b/>
+        </w:rPr>
+        <w:t xml:space="preserve">Publicação relacionada: </w:t>
+      </w:r>
+      <w:r>
+        <w:t>A Importância da Informação Sobre do Grau de Torra do Café e sua Influência nas Características Organolépticas da Bebida. (2004) - Embrapa Instrumentação</w:t>
+      </w:r>
+    </w:p>
+    <w:p>
+      <w:r>
+        <w:rPr>
+          <w:b/>
+        </w:rPr>
+        <w:t xml:space="preserve">Link: </w:t>
+      </w:r>
+      <w:r>
+        <w:t>https://www.infoteca.cnptia.embrapa.br/infoteca/bitstream/doc/30170/1/CT582004.pdf</w:t>
+      </w:r>
+    </w:p>
+    <w:p>
+      <w:r>
+        <w:rPr>
+          <w:b/>
+        </w:rPr>
+        <w:t xml:space="preserve">Solução tecnológica relacionada: </w:t>
+      </w:r>
+      <w:r>
+        <w:t>não selecionada nesta questão; usar somente publicação/ATER+Digital ou realizar curadoria posterior.</w:t>
+      </w:r>
+    </w:p>
+    <w:p>
+      <w:pPr>
+        <w:pStyle w:val="Heading3"/>
+      </w:pPr>
+      <w:r>
+        <w:t>Questão 32</w:t>
+      </w:r>
+    </w:p>
+    <w:p>
+      <w:r>
+        <w:rPr>
+          <w:b/>
+        </w:rPr>
+        <w:t xml:space="preserve">Bloco: </w:t>
+      </w:r>
+      <w:r>
+        <w:t>Torra, consumo e compostos do café</w:t>
+      </w:r>
+    </w:p>
+    <w:p>
+      <w:r>
+        <w:rPr>
+          <w:b/>
+        </w:rPr>
+        <w:t xml:space="preserve">Categoria: </w:t>
+      </w:r>
+      <w:r>
+        <w:t>compostos</w:t>
+      </w:r>
+    </w:p>
+    <w:p>
+      <w:r>
+        <w:rPr>
+          <w:b/>
+        </w:rPr>
+        <w:t xml:space="preserve">Enunciado: </w:t>
+      </w:r>
+      <w:r>
+        <w:t>Qual composto estimulante do café pode variar conforme espécie, torra e método de preparo?</w:t>
+      </w:r>
+    </w:p>
+    <w:p>
+      <w:pPr>
+        <w:pStyle w:val="ListBullet"/>
+      </w:pPr>
+      <w:r>
+        <w:t>A) Cafeína</w:t>
+      </w:r>
+    </w:p>
+    <w:p>
+      <w:pPr>
+        <w:pStyle w:val="ListBullet"/>
+      </w:pPr>
+      <w:r>
+        <w:t>B) Sacarose de cana adicionada</w:t>
+      </w:r>
+    </w:p>
+    <w:p>
+      <w:pPr>
+        <w:pStyle w:val="ListBullet"/>
+      </w:pPr>
+      <w:r>
+        <w:t>C) Glúten</w:t>
+      </w:r>
+    </w:p>
+    <w:p>
+      <w:pPr>
+        <w:pStyle w:val="ListBullet"/>
+      </w:pPr>
+      <w:r>
+        <w:t>D) Lactose</w:t>
+      </w:r>
+    </w:p>
+    <w:p>
+      <w:r>
+        <w:rPr>
+          <w:b/>
+        </w:rPr>
+        <w:t xml:space="preserve">Resposta correta: </w:t>
+      </w:r>
+      <w:r>
+        <w:t>A) Cafeína</w:t>
+      </w:r>
+    </w:p>
+    <w:p>
+      <w:r>
+        <w:rPr>
+          <w:b/>
+        </w:rPr>
+        <w:t xml:space="preserve">Explicação curta: </w:t>
+      </w:r>
+      <w:r>
+        <w:t>A cafeína é o composto estimulante mais conhecido do café e sua concentração varia conforme espécie, torra e preparo.</w:t>
+      </w:r>
+    </w:p>
+    <w:p>
+      <w:r>
+        <w:rPr>
+          <w:b/>
+        </w:rPr>
+        <w:t>Conexão Embrapa</w:t>
+      </w:r>
+    </w:p>
+    <w:p>
+      <w:r>
+        <w:rPr>
+          <w:b/>
+        </w:rPr>
+        <w:t xml:space="preserve">ATER+Digital: </w:t>
+      </w:r>
+      <w:r>
+        <w:t>Valor nutricional - cafeína</w:t>
+      </w:r>
+    </w:p>
+    <w:p>
+      <w:r>
+        <w:rPr>
+          <w:b/>
+        </w:rPr>
+        <w:t xml:space="preserve">Link: </w:t>
+      </w:r>
+      <w:r>
+        <w:t>https://www.atermaisdigital.cnptia.embrapa.br/web/cafe/valor-nutricional</w:t>
+      </w:r>
+    </w:p>
+    <w:p>
+      <w:r>
+        <w:rPr>
+          <w:b/>
+        </w:rPr>
+        <w:t xml:space="preserve">Publicação relacionada: </w:t>
+      </w:r>
+      <w:r>
+        <w:t>Café &amp; saúde humana. (2003) - Embrapa Café</w:t>
+      </w:r>
+    </w:p>
+    <w:p>
+      <w:r>
+        <w:rPr>
+          <w:b/>
+        </w:rPr>
+        <w:t xml:space="preserve">Link: </w:t>
+      </w:r>
+      <w:r>
+        <w:t>https://www.infoteca.cnptia.embrapa.br/infoteca/bitstream/doc/885988/1/Cafeesaudehumana.pdf</w:t>
+      </w:r>
+    </w:p>
+    <w:p>
+      <w:r>
+        <w:rPr>
+          <w:b/>
+        </w:rPr>
+        <w:t xml:space="preserve">Solução tecnológica relacionada: </w:t>
+      </w:r>
+      <w:r>
+        <w:t>não selecionada nesta questão; usar somente publicação/ATER+Digital ou realizar curadoria posterior.</w:t>
+      </w:r>
+    </w:p>
+    <w:p>
+      <w:pPr>
+        <w:pStyle w:val="Heading3"/>
+      </w:pPr>
+      <w:r>
+        <w:t>Questão 33</w:t>
+      </w:r>
+    </w:p>
+    <w:p>
+      <w:r>
+        <w:rPr>
+          <w:b/>
+        </w:rPr>
+        <w:t xml:space="preserve">Bloco: </w:t>
+      </w:r>
+      <w:r>
+        <w:t>Torra, consumo e compostos do café</w:t>
+      </w:r>
+    </w:p>
+    <w:p>
+      <w:r>
+        <w:rPr>
+          <w:b/>
+        </w:rPr>
+        <w:t xml:space="preserve">Categoria: </w:t>
+      </w:r>
+      <w:r>
+        <w:t>compostos</w:t>
+      </w:r>
+    </w:p>
+    <w:p>
+      <w:r>
+        <w:rPr>
+          <w:b/>
+        </w:rPr>
+        <w:t xml:space="preserve">Enunciado: </w:t>
+      </w:r>
+      <w:r>
+        <w:t>Segundo o material, cafés Coffea canephora geralmente apresentam maiores teores de quais compostos em relação ao Arábica?</w:t>
+      </w:r>
+    </w:p>
+    <w:p>
+      <w:pPr>
+        <w:pStyle w:val="ListBullet"/>
+      </w:pPr>
+      <w:r>
+        <w:t>A) Cafeína e ácidos clorogênicos</w:t>
+      </w:r>
+    </w:p>
+    <w:p>
+      <w:pPr>
+        <w:pStyle w:val="ListBullet"/>
+      </w:pPr>
+      <w:r>
+        <w:t>B) Lactose e glúten</w:t>
+      </w:r>
+    </w:p>
+    <w:p>
+      <w:pPr>
+        <w:pStyle w:val="ListBullet"/>
+      </w:pPr>
+      <w:r>
+        <w:t>C) Sal e proteínas animais</w:t>
+      </w:r>
+    </w:p>
+    <w:p>
+      <w:pPr>
+        <w:pStyle w:val="ListBullet"/>
+      </w:pPr>
+      <w:r>
+        <w:t>D) Álcool e gordura trans</w:t>
+      </w:r>
+    </w:p>
+    <w:p>
+      <w:r>
+        <w:rPr>
+          <w:b/>
+        </w:rPr>
+        <w:t xml:space="preserve">Resposta correta: </w:t>
+      </w:r>
+      <w:r>
+        <w:t>A) Cafeína e ácidos clorogênicos</w:t>
+      </w:r>
+    </w:p>
+    <w:p>
+      <w:r>
+        <w:rPr>
+          <w:b/>
+        </w:rPr>
+        <w:t xml:space="preserve">Explicação curta: </w:t>
+      </w:r>
+      <w:r>
+        <w:t>Canéforas tendem a apresentar maiores teores de cafeína e ácidos clorogênicos, contribuindo para bebidas mais intensas e encorpadas.</w:t>
+      </w:r>
+    </w:p>
+    <w:p>
+      <w:r>
+        <w:rPr>
+          <w:b/>
+        </w:rPr>
+        <w:t>Conexão Embrapa</w:t>
+      </w:r>
+    </w:p>
+    <w:p>
+      <w:r>
+        <w:rPr>
+          <w:b/>
+        </w:rPr>
+        <w:t xml:space="preserve">ATER+Digital: </w:t>
+      </w:r>
+      <w:r>
+        <w:t>Valor nutricional - cafeína e ácidos clorogênicos</w:t>
+      </w:r>
+    </w:p>
+    <w:p>
+      <w:r>
+        <w:rPr>
+          <w:b/>
+        </w:rPr>
+        <w:t xml:space="preserve">Link: </w:t>
+      </w:r>
+      <w:r>
+        <w:t>https://www.atermaisdigital.cnptia.embrapa.br/web/cafe/valor-nutricional</w:t>
+      </w:r>
+    </w:p>
+    <w:p>
+      <w:r>
+        <w:rPr>
+          <w:b/>
+        </w:rPr>
+        <w:t xml:space="preserve">Publicação relacionada: </w:t>
+      </w:r>
+      <w:r>
+        <w:t>Composição química de café conilon (Coffea canephora). (2011) - Embrapa Café</w:t>
+      </w:r>
+    </w:p>
+    <w:p>
+      <w:r>
+        <w:rPr>
+          <w:b/>
+        </w:rPr>
+        <w:t xml:space="preserve">Link: </w:t>
+      </w:r>
+      <w:r>
+        <w:t>https://www.alice.cnptia.embrapa.br/alice/bitstream/doc/903992/1/Composicaoquimica.pdf</w:t>
+      </w:r>
+    </w:p>
+    <w:p>
+      <w:r>
+        <w:rPr>
+          <w:b/>
+        </w:rPr>
+        <w:t xml:space="preserve">Solução tecnológica relacionada: </w:t>
+      </w:r>
+      <w:r>
+        <w:t>não selecionada nesta questão; usar somente publicação/ATER+Digital ou realizar curadoria posterior.</w:t>
+      </w:r>
+    </w:p>
+    <w:p>
+      <w:pPr>
+        <w:pStyle w:val="Heading2"/>
+      </w:pPr>
+      <w:r>
+        <w:t>Sustentabilidade, mercado e futuro</w:t>
+      </w:r>
+    </w:p>
+    <w:p>
+      <w:pPr>
+        <w:pStyle w:val="Heading3"/>
+      </w:pPr>
+      <w:r>
+        <w:t>Questão 34</w:t>
+      </w:r>
+    </w:p>
+    <w:p>
+      <w:r>
+        <w:rPr>
+          <w:b/>
+        </w:rPr>
+        <w:t xml:space="preserve">Bloco: </w:t>
+      </w:r>
+      <w:r>
+        <w:t>Sustentabilidade, mercado e futuro</w:t>
+      </w:r>
+    </w:p>
+    <w:p>
+      <w:r>
+        <w:rPr>
+          <w:b/>
+        </w:rPr>
+        <w:t xml:space="preserve">Categoria: </w:t>
+      </w:r>
+      <w:r>
+        <w:t>sustentabilidade</w:t>
+      </w:r>
+    </w:p>
+    <w:p>
+      <w:r>
+        <w:rPr>
+          <w:b/>
+        </w:rPr>
+        <w:t xml:space="preserve">Enunciado: </w:t>
+      </w:r>
+      <w:r>
+        <w:t>Qual conjunto de práticas contribui para uma cafeicultura mais sustentável?</w:t>
+      </w:r>
+    </w:p>
+    <w:p>
+      <w:pPr>
+        <w:pStyle w:val="ListBullet"/>
+      </w:pPr>
+      <w:r>
+        <w:t>A) Conservação do solo, uso eficiente da água, manejo integrado e cultivares adaptadas</w:t>
+      </w:r>
+    </w:p>
+    <w:p>
+      <w:pPr>
+        <w:pStyle w:val="ListBullet"/>
+      </w:pPr>
+      <w:r>
+        <w:t>B) Solo descoberto, desperdício de água e ausência de monitoramento</w:t>
+      </w:r>
+    </w:p>
+    <w:p>
+      <w:pPr>
+        <w:pStyle w:val="ListBullet"/>
+      </w:pPr>
+      <w:r>
+        <w:t>C) Plantio sem planejamento e sem assistência técnica</w:t>
+      </w:r>
+    </w:p>
+    <w:p>
+      <w:pPr>
+        <w:pStyle w:val="ListBullet"/>
+      </w:pPr>
+      <w:r>
+        <w:t>D) Secagem descontrolada e armazenamento úmido</w:t>
+      </w:r>
+    </w:p>
+    <w:p>
+      <w:r>
+        <w:rPr>
+          <w:b/>
+        </w:rPr>
+        <w:t xml:space="preserve">Resposta correta: </w:t>
+      </w:r>
+      <w:r>
+        <w:t>A) Conservação do solo, uso eficiente da água, manejo integrado e cultivares adaptadas</w:t>
+      </w:r>
+    </w:p>
+    <w:p>
+      <w:r>
+        <w:rPr>
+          <w:b/>
+        </w:rPr>
+        <w:t xml:space="preserve">Explicação curta: </w:t>
+      </w:r>
+      <w:r>
+        <w:t>A sustentabilidade envolve eficiência produtiva, conservação de recursos naturais, manejo técnico e adaptação às condições locais.</w:t>
+      </w:r>
+    </w:p>
+    <w:p>
+      <w:r>
+        <w:rPr>
+          <w:b/>
+        </w:rPr>
+        <w:t>Conexão Embrapa</w:t>
+      </w:r>
+    </w:p>
+    <w:p>
+      <w:r>
+        <w:rPr>
+          <w:b/>
+        </w:rPr>
+        <w:t xml:space="preserve">ATER+Digital: </w:t>
+      </w:r>
+      <w:r>
+        <w:t>Sustentabilidade ambiental e produção resiliente</w:t>
+      </w:r>
+    </w:p>
+    <w:p>
+      <w:r>
+        <w:rPr>
+          <w:b/>
+        </w:rPr>
+        <w:t xml:space="preserve">Link: </w:t>
+      </w:r>
+      <w:r>
+        <w:t>https://www.atermaisdigital.cnptia.embrapa.br/web/cafe</w:t>
+      </w:r>
+    </w:p>
+    <w:p>
+      <w:r>
+        <w:rPr>
+          <w:b/>
+        </w:rPr>
+        <w:t xml:space="preserve">Publicação relacionada: </w:t>
+      </w:r>
+      <w:r>
+        <w:t>Avaliação de conformidades de cafeicultores do Cerrado mineiro sobre exigências da produção integrada de café. (2008) - Embrapa Café</w:t>
+      </w:r>
+    </w:p>
+    <w:p>
+      <w:r>
+        <w:rPr>
+          <w:b/>
+        </w:rPr>
+        <w:t xml:space="preserve">Link: </w:t>
+      </w:r>
+      <w:r>
+        <w:t>https://www.alice.cnptia.embrapa.br/alice/bitstream/doc/880530/1/Avaliacaodeconformidade.pdf</w:t>
+      </w:r>
+    </w:p>
+    <w:p>
+      <w:r>
+        <w:rPr>
+          <w:b/>
+        </w:rPr>
+        <w:t xml:space="preserve">Solução tecnológica relacionada: </w:t>
+      </w:r>
+      <w:r>
+        <w:t>Avaliação da pegada e do sequestro de carbono na cafeicultura das Matas de Rondônia - Metodologia / Metodologia Técnico-Científica - Embrapa Territorial</w:t>
+      </w:r>
+    </w:p>
+    <w:p>
+      <w:r>
+        <w:rPr>
+          <w:b/>
+        </w:rPr>
+        <w:t xml:space="preserve">Link: </w:t>
+      </w:r>
+      <w:r>
+        <w:t>https://www.embrapa.br/busca-de-solucoes-tecnologicas/-/produto-servico/13165/p--avaliaccedilatildeo-da-pegada-e-do-sequestro-de-carbono-na-cafeicultura-das-matas-de-rondocircniap</w:t>
+      </w:r>
+    </w:p>
+    <w:p>
+      <w:pPr>
+        <w:pStyle w:val="Heading3"/>
+      </w:pPr>
+      <w:r>
+        <w:t>Questão 35</w:t>
+      </w:r>
+    </w:p>
+    <w:p>
+      <w:r>
+        <w:rPr>
+          <w:b/>
+        </w:rPr>
+        <w:t xml:space="preserve">Bloco: </w:t>
+      </w:r>
+      <w:r>
+        <w:t>Sustentabilidade, mercado e futuro</w:t>
+      </w:r>
+    </w:p>
+    <w:p>
+      <w:r>
+        <w:rPr>
+          <w:b/>
+        </w:rPr>
+        <w:t xml:space="preserve">Categoria: </w:t>
+      </w:r>
+      <w:r>
+        <w:t>mercado</w:t>
+      </w:r>
+    </w:p>
+    <w:p>
+      <w:r>
+        <w:rPr>
+          <w:b/>
+        </w:rPr>
+        <w:t xml:space="preserve">Enunciado: </w:t>
+      </w:r>
+      <w:r>
+        <w:t>Qual tendência atual fortalece o valor agregado de cafés brasileiros?</w:t>
+      </w:r>
+    </w:p>
+    <w:p>
+      <w:pPr>
+        <w:pStyle w:val="ListBullet"/>
+      </w:pPr>
+      <w:r>
+        <w:t>A) Rastreabilidade, identidade de origem, Indicações Geográficas, sustentabilidade e conexão com consumidores</w:t>
+      </w:r>
+    </w:p>
+    <w:p>
+      <w:pPr>
+        <w:pStyle w:val="ListBullet"/>
+      </w:pPr>
+      <w:r>
+        <w:t>B) Ausência de informação sobre origem</w:t>
+      </w:r>
+    </w:p>
+    <w:p>
+      <w:pPr>
+        <w:pStyle w:val="ListBullet"/>
+      </w:pPr>
+      <w:r>
+        <w:t>C) Mistura sem controle de qualidade</w:t>
+      </w:r>
+    </w:p>
+    <w:p>
+      <w:pPr>
+        <w:pStyle w:val="ListBullet"/>
+      </w:pPr>
+      <w:r>
+        <w:t>D) Desvalorização dos territórios produtores</w:t>
+      </w:r>
+    </w:p>
+    <w:p>
+      <w:r>
+        <w:rPr>
+          <w:b/>
+        </w:rPr>
+        <w:t xml:space="preserve">Resposta correta: </w:t>
+      </w:r>
+      <w:r>
+        <w:t>A) Rastreabilidade, identidade de origem, Indicações Geográficas, sustentabilidade e conexão com consumidores</w:t>
+      </w:r>
+    </w:p>
+    <w:p>
+      <w:r>
+        <w:rPr>
+          <w:b/>
+        </w:rPr>
+        <w:t xml:space="preserve">Explicação curta: </w:t>
+      </w:r>
+      <w:r>
+        <w:t>O mercado valoriza cada vez mais cafés com história, origem, rastreabilidade, qualidade e práticas sustentáveis.</w:t>
+      </w:r>
+    </w:p>
+    <w:p>
+      <w:r>
+        <w:rPr>
+          <w:b/>
+        </w:rPr>
+        <w:t>Conexão Embrapa</w:t>
+      </w:r>
+    </w:p>
+    <w:p>
+      <w:r>
+        <w:rPr>
+          <w:b/>
+        </w:rPr>
+        <w:t xml:space="preserve">ATER+Digital: </w:t>
+      </w:r>
+      <w:r>
+        <w:t>Mercado, consumo e valor agregado - origem e rastreabilidade</w:t>
+      </w:r>
+    </w:p>
+    <w:p>
+      <w:r>
+        <w:rPr>
+          <w:b/>
+        </w:rPr>
+        <w:t xml:space="preserve">Link: </w:t>
+      </w:r>
+      <w:r>
+        <w:t>https://www.atermaisdigital.cnptia.embrapa.br/web/cafe/posproducao</w:t>
+      </w:r>
+    </w:p>
+    <w:p>
+      <w:r>
+        <w:rPr>
+          <w:b/>
+        </w:rPr>
+        <w:t xml:space="preserve">Publicação relacionada: </w:t>
+      </w:r>
+      <w:r>
+        <w:t>Digitalização de dados na produção de café arábica em Caconde (SP) para certificação e apoio à obtenção de Indicação Geográfica. (2024) - Embrapa Agricultura Digital</w:t>
+      </w:r>
+    </w:p>
+    <w:p>
+      <w:r>
+        <w:rPr>
+          <w:b/>
+        </w:rPr>
+        <w:t xml:space="preserve">Link: </w:t>
+      </w:r>
+      <w:r>
+        <w:t>https://www.alice.cnptia.embrapa.br/alice/bitstream/doc/1172535/1/RA-Digitalizacao-dados-SemearDigital-2024.pdf</w:t>
+      </w:r>
+    </w:p>
+    <w:p>
+      <w:r>
+        <w:rPr>
+          <w:b/>
+        </w:rPr>
+        <w:t xml:space="preserve">Solução tecnológica relacionada: </w:t>
+      </w:r>
+      <w:r>
+        <w:t>Sistema de Inteligência Territorial Estratégica da Macrologística Agropecuária Brasileira | SITE-MLog - Metodologia / Procedimento Informatizado - Embrapa Territorial</w:t>
+      </w:r>
+    </w:p>
+    <w:p>
+      <w:r>
+        <w:rPr>
+          <w:b/>
+        </w:rPr>
+        <w:t xml:space="preserve">Link: </w:t>
+      </w:r>
+      <w:r>
+        <w:t>https://www.embrapa.br/busca-de-solucoes-tecnologicas/-/produto-servico/12230/p--sistema-de-inteligecircncia-territorial-estrateacutegica-da-macrologiacutestica-agropecuaacuteria-brasileira-nbspsite-mlogp</w:t>
+      </w:r>
+    </w:p>
+    <w:p>
+      <w:pPr>
+        <w:pStyle w:val="Heading3"/>
+      </w:pPr>
+      <w:r>
+        <w:t>Questão 36</w:t>
+      </w:r>
+    </w:p>
+    <w:p>
+      <w:r>
+        <w:rPr>
+          <w:b/>
+        </w:rPr>
+        <w:t xml:space="preserve">Bloco: </w:t>
+      </w:r>
+      <w:r>
+        <w:t>Sustentabilidade, mercado e futuro</w:t>
+      </w:r>
+    </w:p>
+    <w:p>
+      <w:r>
+        <w:rPr>
+          <w:b/>
+        </w:rPr>
+        <w:t xml:space="preserve">Categoria: </w:t>
+      </w:r>
+      <w:r>
+        <w:t>mudanças climáticas</w:t>
+      </w:r>
+    </w:p>
+    <w:p>
+      <w:r>
+        <w:rPr>
+          <w:b/>
+        </w:rPr>
+        <w:t xml:space="preserve">Enunciado: </w:t>
+      </w:r>
+      <w:r>
+        <w:t>Diante das mudanças climáticas, qual resposta é mais adequada para os sistemas cafeeiros?</w:t>
+      </w:r>
+    </w:p>
+    <w:p>
+      <w:pPr>
+        <w:pStyle w:val="ListBullet"/>
+      </w:pPr>
+      <w:r>
+        <w:t>A) Adaptar cultivares, manejo do solo, uso da água, sombreamento, monitoramento e planejamento territorial</w:t>
+      </w:r>
+    </w:p>
+    <w:p>
+      <w:pPr>
+        <w:pStyle w:val="ListBullet"/>
+      </w:pPr>
+      <w:r>
+        <w:t>B) Ignorar temperatura e disponibilidade de água</w:t>
+      </w:r>
+    </w:p>
+    <w:p>
+      <w:pPr>
+        <w:pStyle w:val="ListBullet"/>
+      </w:pPr>
+      <w:r>
+        <w:t>C) Plantar sempre a mesma cultivar em qualquer ambiente</w:t>
+      </w:r>
+    </w:p>
+    <w:p>
+      <w:pPr>
+        <w:pStyle w:val="ListBullet"/>
+      </w:pPr>
+      <w:r>
+        <w:t>D) Abandonar pesquisa, inovação e assistência técnica</w:t>
+      </w:r>
+    </w:p>
+    <w:p>
+      <w:r>
+        <w:rPr>
+          <w:b/>
+        </w:rPr>
+        <w:t xml:space="preserve">Resposta correta: </w:t>
+      </w:r>
+      <w:r>
+        <w:t>A) Adaptar cultivares, manejo do solo, uso da água, sombreamento, monitoramento e planejamento territorial</w:t>
+      </w:r>
+    </w:p>
+    <w:p>
+      <w:r>
+        <w:rPr>
+          <w:b/>
+        </w:rPr>
+        <w:t xml:space="preserve">Explicação curta: </w:t>
+      </w:r>
+      <w:r>
+        <w:t>Mudanças climáticas exigem adaptação técnica, uso de informação, manejo eficiente e desenvolvimento de sistemas mais resilientes.</w:t>
+      </w:r>
+    </w:p>
+    <w:p>
+      <w:r>
+        <w:rPr>
+          <w:b/>
+        </w:rPr>
+        <w:t>Conexão Embrapa</w:t>
+      </w:r>
+    </w:p>
+    <w:p>
+      <w:r>
+        <w:rPr>
+          <w:b/>
+        </w:rPr>
+        <w:t xml:space="preserve">ATER+Digital: </w:t>
+      </w:r>
+      <w:r>
+        <w:t>Sustentabilidade ambiental, planejamento e adaptação climática</w:t>
+      </w:r>
+    </w:p>
+    <w:p>
+      <w:r>
+        <w:rPr>
+          <w:b/>
+        </w:rPr>
+        <w:t xml:space="preserve">Link: </w:t>
+      </w:r>
+      <w:r>
+        <w:t>https://www.atermaisdigital.cnptia.embrapa.br/web/cafe</w:t>
+      </w:r>
+    </w:p>
+    <w:p>
+      <w:r>
+        <w:rPr>
+          <w:b/>
+        </w:rPr>
+        <w:t xml:space="preserve">Publicação relacionada: </w:t>
+      </w:r>
+      <w:r>
+        <w:t>O aquecimento global e a cafeicultura brasileira. (2007) - Embrapa Agricultura Digital</w:t>
+      </w:r>
+    </w:p>
+    <w:p>
+      <w:r>
+        <w:rPr>
+          <w:b/>
+        </w:rPr>
+        <w:t xml:space="preserve">Link: </w:t>
+      </w:r>
+      <w:r>
+        <w:t>https://www.alice.cnptia.embrapa.br/alice/bitstream/doc/1132/1/APAquecimentoSBMET2007.pdf</w:t>
+      </w:r>
+    </w:p>
+    <w:p>
+      <w:r>
+        <w:rPr>
+          <w:b/>
+        </w:rPr>
+        <w:t xml:space="preserve">Solução tecnológica relacionada: </w:t>
+      </w:r>
+      <w:r>
+        <w:t>Uso do estresse hídrico controlado para uniformização de florada do cafeeiro irrigado no Cerrado - Prática agropecuária / Prática para manejo de irrigação - Embrapa Cerrados</w:t>
+      </w:r>
+    </w:p>
+    <w:p>
+      <w:r>
+        <w:rPr>
+          <w:b/>
+        </w:rPr>
+        <w:t xml:space="preserve">Link: </w:t>
+      </w:r>
+      <w:r>
+        <w:t>https://www.embrapa.br/busca-de-solucoes-tecnologicas/-/produto-servico/784/p--uso-do-estresse-hiacutedrico-controlado-para-uniformizaccedilatildeo-de-florada-do-cafeeiro-irrigado-no-cerradop</w:t>
+      </w:r>
+    </w:p>
+    <w:p>
+      <w:pPr>
+        <w:pStyle w:val="Heading3"/>
+      </w:pPr>
+      <w:r>
+        <w:t>Questão 37</w:t>
+      </w:r>
+    </w:p>
+    <w:p>
+      <w:r>
+        <w:rPr>
+          <w:b/>
+        </w:rPr>
+        <w:t xml:space="preserve">Bloco: </w:t>
+      </w:r>
+      <w:r>
+        <w:t>Sustentabilidade, mercado e futuro</w:t>
+      </w:r>
+    </w:p>
+    <w:p>
+      <w:r>
+        <w:rPr>
+          <w:b/>
+        </w:rPr>
+        <w:t xml:space="preserve">Categoria: </w:t>
+      </w:r>
+      <w:r>
+        <w:t>síntese</w:t>
+      </w:r>
+    </w:p>
+    <w:p>
+      <w:r>
+        <w:rPr>
+          <w:b/>
+        </w:rPr>
+        <w:t xml:space="preserve">Enunciado: </w:t>
+      </w:r>
+      <w:r>
+        <w:t>Qual é a principal mensagem educativa do quiz proposto?</w:t>
+      </w:r>
+    </w:p>
+    <w:p>
+      <w:pPr>
+        <w:pStyle w:val="ListBullet"/>
+      </w:pPr>
+      <w:r>
+        <w:t>A) A cafeicultura brasileira é diversa e combina espécies, territórios, ciência, manejo, qualidade, sustentabilidade e inovação</w:t>
+      </w:r>
+    </w:p>
+    <w:p>
+      <w:pPr>
+        <w:pStyle w:val="ListBullet"/>
+      </w:pPr>
+      <w:r>
+        <w:t>B) Só existe um café importante no Brasil</w:t>
+      </w:r>
+    </w:p>
+    <w:p>
+      <w:pPr>
+        <w:pStyle w:val="ListBullet"/>
+      </w:pPr>
+      <w:r>
+        <w:t>C) Canéfora e Arábica devem ser tratados como rivais absolutos</w:t>
+      </w:r>
+    </w:p>
+    <w:p>
+      <w:pPr>
+        <w:pStyle w:val="ListBullet"/>
+      </w:pPr>
+      <w:r>
+        <w:t>D) Pesquisa e tecnologia não influenciam a qualidade do café</w:t>
+      </w:r>
+    </w:p>
+    <w:p>
+      <w:r>
+        <w:rPr>
+          <w:b/>
+        </w:rPr>
+        <w:t xml:space="preserve">Resposta correta: </w:t>
+      </w:r>
+      <w:r>
+        <w:t>A) A cafeicultura brasileira é diversa e combina espécies, territórios, ciência, manejo, qualidade, sustentabilidade e inovação</w:t>
+      </w:r>
+    </w:p>
+    <w:p>
+      <w:r>
+        <w:rPr>
+          <w:b/>
+        </w:rPr>
+        <w:t xml:space="preserve">Explicação curta: </w:t>
+      </w:r>
+      <w:r>
+        <w:t>O quiz deve reforçar uma visão integrada: diferentes sistemas cafeeiros contribuem para a diversidade, a competitividade e a sustentabilidade do café brasileiro.</w:t>
+      </w:r>
+    </w:p>
+    <w:p>
+      <w:r>
+        <w:rPr>
+          <w:b/>
+        </w:rPr>
+        <w:t>Conexão Embrapa</w:t>
+      </w:r>
+    </w:p>
+    <w:p>
+      <w:r>
+        <w:rPr>
+          <w:b/>
+        </w:rPr>
+        <w:t xml:space="preserve">ATER+Digital: </w:t>
+      </w:r>
+      <w:r>
+        <w:t>Página inicial - pesquisa, inovação, diversidade e sustentabilidade</w:t>
+      </w:r>
+    </w:p>
+    <w:p>
+      <w:r>
+        <w:rPr>
+          <w:b/>
+        </w:rPr>
+        <w:t xml:space="preserve">Link: </w:t>
+      </w:r>
+      <w:r>
+        <w:t>https://www.atermaisdigital.cnptia.embrapa.br/web/cafe</w:t>
+      </w:r>
+    </w:p>
+    <w:p>
+      <w:r>
+        <w:rPr>
+          <w:b/>
+        </w:rPr>
+        <w:t xml:space="preserve">Publicação relacionada: </w:t>
+      </w:r>
+      <w:r>
+        <w:t>Cafés do Brasil: pesquisa, sustentabilidade e inovação. (2021) - Embrapa Café</w:t>
+      </w:r>
+    </w:p>
+    <w:p>
+      <w:r>
+        <w:rPr>
+          <w:b/>
+        </w:rPr>
+        <w:t xml:space="preserve">Link: </w:t>
+      </w:r>
+      <w:r>
+        <w:t>https://www.alice.cnptia.embrapa.br/alice/bitstream/doc/1131625/1/Cafe769s-do-Brasil.pdf</w:t>
+      </w:r>
+    </w:p>
+    <w:p>
+      <w:r>
+        <w:rPr>
+          <w:b/>
+        </w:rPr>
+        <w:t xml:space="preserve">Solução tecnológica relacionada: </w:t>
+      </w:r>
+      <w:r>
+        <w:t>Uso do estresse hídrico controlado para uniformização de florada do cafeeiro irrigado no Cerrado - Prática agropecuária / Prática para manejo de irrigação - Embrapa Cerrados</w:t>
+      </w:r>
+    </w:p>
+    <w:p>
+      <w:r>
+        <w:rPr>
+          <w:b/>
+        </w:rPr>
+        <w:t xml:space="preserve">Link: </w:t>
+      </w:r>
+      <w:r>
+        <w:t>https://www.embrapa.br/busca-de-solucoes-tecnologicas/-/produto-servico/784/p--uso-do-estresse-hiacutedrico-controlado-para-uniformizaccedilatildeo-de-florada-do-cafeeiro-irrigado-no-cerradop</w:t>
       </w:r>
     </w:p>
     <w:p>
@@ -65,3378 +6305,17 @@
         <w:pStyle w:val="Heading1"/>
       </w:pPr>
       <w:r>
-        <w:t>Formato da pergunta</w:t>
-      </w:r>
-    </w:p>
-    <w:p>
-      <w:pPr>
-        <w:pStyle w:val="ListBullet"/>
-      </w:pPr>
-      <w:r>
-        <w:t>Bloco</w:t>
-      </w:r>
-    </w:p>
-    <w:p>
-      <w:pPr>
-        <w:pStyle w:val="ListBullet"/>
-      </w:pPr>
-      <w:r>
-        <w:t>Categoria</w:t>
-      </w:r>
-    </w:p>
-    <w:p>
-      <w:pPr>
-        <w:pStyle w:val="ListBullet"/>
-      </w:pPr>
-      <w:r>
-        <w:t>Enunciado</w:t>
-      </w:r>
-    </w:p>
-    <w:p>
-      <w:pPr>
-        <w:pStyle w:val="ListBullet"/>
-      </w:pPr>
-      <w:r>
-        <w:t>Quatro alternativas</w:t>
-      </w:r>
-    </w:p>
-    <w:p>
-      <w:pPr>
-        <w:pStyle w:val="ListBullet"/>
-      </w:pPr>
-      <w:r>
-        <w:t>Resposta correta</w:t>
-      </w:r>
-    </w:p>
-    <w:p>
-      <w:pPr>
-        <w:pStyle w:val="ListBullet"/>
-      </w:pPr>
-      <w:r>
-        <w:t>Explicação curta</w:t>
-      </w:r>
-    </w:p>
-    <w:p>
-      <w:pPr>
-        <w:pStyle w:val="ListBullet"/>
-      </w:pPr>
-      <w:r>
-        <w:t>Conexão Embrapa</w:t>
-      </w:r>
-    </w:p>
-    <w:p>
-      <w:pPr>
-        <w:pStyle w:val="Heading2"/>
-      </w:pPr>
-      <w:r>
-        <w:t>Conhecendo as espécies</w:t>
-      </w:r>
-    </w:p>
-    <w:p>
-      <w:pPr>
-        <w:pStyle w:val="Heading3"/>
-      </w:pPr>
-      <w:r>
-        <w:t>Questão 1</w:t>
-      </w:r>
-    </w:p>
-    <w:p>
-      <w:r>
-        <w:rPr>
-          <w:b/>
-        </w:rPr>
-        <w:t xml:space="preserve">Bloco: </w:t>
-      </w:r>
-      <w:r>
-        <w:t>Conhecendo as espécies</w:t>
-      </w:r>
-    </w:p>
-    <w:p>
-      <w:r>
-        <w:rPr>
-          <w:b/>
-        </w:rPr>
-        <w:t xml:space="preserve">Categoria: </w:t>
-      </w:r>
-      <w:r>
-        <w:t>arábica</w:t>
-      </w:r>
-    </w:p>
-    <w:p>
-      <w:r>
-        <w:rPr>
-          <w:b/>
-        </w:rPr>
-        <w:t xml:space="preserve">Enunciado: </w:t>
-      </w:r>
-      <w:r>
-        <w:t>Qual é o nome científico do café arábica?</w:t>
-      </w:r>
-    </w:p>
-    <w:p>
-      <w:pPr>
-        <w:pStyle w:val="ListBullet"/>
-      </w:pPr>
-      <w:r>
-        <w:t>A) Coffea canephora</w:t>
-      </w:r>
-    </w:p>
-    <w:p>
-      <w:pPr>
-        <w:pStyle w:val="ListBullet"/>
-      </w:pPr>
-      <w:r>
-        <w:t>B) Coffea arabica</w:t>
-      </w:r>
-    </w:p>
-    <w:p>
-      <w:pPr>
-        <w:pStyle w:val="ListBullet"/>
-      </w:pPr>
-      <w:r>
-        <w:t>C) Coffea liberica</w:t>
-      </w:r>
-    </w:p>
-    <w:p>
-      <w:pPr>
-        <w:pStyle w:val="ListBullet"/>
-      </w:pPr>
-      <w:r>
-        <w:t>D) Coffea conilon</w:t>
-      </w:r>
-    </w:p>
-    <w:p>
-      <w:r>
-        <w:rPr>
-          <w:b/>
-        </w:rPr>
-        <w:t xml:space="preserve">Resposta correta: </w:t>
-      </w:r>
-      <w:r>
-        <w:t>B</w:t>
-      </w:r>
-    </w:p>
-    <w:p>
-      <w:r>
-        <w:rPr>
-          <w:b/>
-        </w:rPr>
-        <w:t xml:space="preserve">Explicação: </w:t>
-      </w:r>
-      <w:r>
-        <w:t>O arábica pertence à espécie Coffea arabica.</w:t>
-      </w:r>
-    </w:p>
-    <w:p>
-      <w:r>
-        <w:rPr>
-          <w:b/>
-        </w:rPr>
-        <w:t xml:space="preserve">Conexão Embrapa: </w:t>
-      </w:r>
-      <w:r>
-        <w:t>A Embrapa disponibiliza pesquisas e publicações que ajudam a diferenciar espécies, cultivares e sistemas cafeeiros no Brasil.</w:t>
-      </w:r>
-    </w:p>
-    <w:p>
-      <w:pPr>
-        <w:pStyle w:val="Heading3"/>
-      </w:pPr>
-      <w:r>
-        <w:t>Questão 2</w:t>
-      </w:r>
-    </w:p>
-    <w:p>
-      <w:r>
-        <w:rPr>
-          <w:b/>
-        </w:rPr>
-        <w:t xml:space="preserve">Bloco: </w:t>
-      </w:r>
-      <w:r>
-        <w:t>Conhecendo as espécies</w:t>
-      </w:r>
-    </w:p>
-    <w:p>
-      <w:r>
-        <w:rPr>
-          <w:b/>
-        </w:rPr>
-        <w:t xml:space="preserve">Categoria: </w:t>
-      </w:r>
-      <w:r>
-        <w:t>canéfora</w:t>
-      </w:r>
-    </w:p>
-    <w:p>
-      <w:r>
-        <w:rPr>
-          <w:b/>
-        </w:rPr>
-        <w:t xml:space="preserve">Enunciado: </w:t>
-      </w:r>
-      <w:r>
-        <w:t>Conilon e robusta pertencem principalmente a qual espécie?</w:t>
-      </w:r>
-    </w:p>
-    <w:p>
-      <w:pPr>
-        <w:pStyle w:val="ListBullet"/>
-      </w:pPr>
-      <w:r>
-        <w:t>A) Coffea arabica</w:t>
-      </w:r>
-    </w:p>
-    <w:p>
-      <w:pPr>
-        <w:pStyle w:val="ListBullet"/>
-      </w:pPr>
-      <w:r>
-        <w:t>B) Coffea canephora</w:t>
-      </w:r>
-    </w:p>
-    <w:p>
-      <w:pPr>
-        <w:pStyle w:val="ListBullet"/>
-      </w:pPr>
-      <w:r>
-        <w:t>C) Coffea excelsa</w:t>
-      </w:r>
-    </w:p>
-    <w:p>
-      <w:pPr>
-        <w:pStyle w:val="ListBullet"/>
-      </w:pPr>
-      <w:r>
-        <w:t>D) Coffea bourbon</w:t>
-      </w:r>
-    </w:p>
-    <w:p>
-      <w:r>
-        <w:rPr>
-          <w:b/>
-        </w:rPr>
-        <w:t xml:space="preserve">Resposta correta: </w:t>
-      </w:r>
-      <w:r>
-        <w:t>B</w:t>
-      </w:r>
-    </w:p>
-    <w:p>
-      <w:r>
-        <w:rPr>
-          <w:b/>
-        </w:rPr>
-        <w:t xml:space="preserve">Explicação: </w:t>
-      </w:r>
-      <w:r>
-        <w:t>Conilon e robusta sao grupos associados à espécie Coffea canephora.</w:t>
-      </w:r>
-    </w:p>
-    <w:p>
-      <w:r>
-        <w:rPr>
-          <w:b/>
-        </w:rPr>
-        <w:t xml:space="preserve">Conexão Embrapa: </w:t>
-      </w:r>
-      <w:r>
-        <w:t>Tecnologias e estudos sobre conilon e robusta, com destaque para cultivares e manejo, dialogam diretamente com à atuação da Embrapa Rondônia.</w:t>
-      </w:r>
-    </w:p>
-    <w:p>
-      <w:pPr>
-        <w:pStyle w:val="Heading2"/>
-      </w:pPr>
-      <w:r>
-        <w:t>Clima, altitude e adaptação</w:t>
-      </w:r>
-    </w:p>
-    <w:p>
-      <w:pPr>
-        <w:pStyle w:val="Heading3"/>
-      </w:pPr>
-      <w:r>
-        <w:t>Questão 3</w:t>
-      </w:r>
-    </w:p>
-    <w:p>
-      <w:r>
-        <w:rPr>
-          <w:b/>
-        </w:rPr>
-        <w:t xml:space="preserve">Bloco: </w:t>
-      </w:r>
-      <w:r>
-        <w:t>Clima, altitude e adaptação</w:t>
-      </w:r>
-    </w:p>
-    <w:p>
-      <w:r>
-        <w:rPr>
-          <w:b/>
-        </w:rPr>
-        <w:t xml:space="preserve">Categoria: </w:t>
-      </w:r>
-      <w:r>
-        <w:t>arábica</w:t>
-      </w:r>
-    </w:p>
-    <w:p>
-      <w:r>
-        <w:rPr>
-          <w:b/>
-        </w:rPr>
-        <w:t xml:space="preserve">Enunciado: </w:t>
-      </w:r>
-      <w:r>
-        <w:t>Em geral, qual café e mais associado à regiões de maior altitude e clima mais ameno?</w:t>
-      </w:r>
-    </w:p>
-    <w:p>
-      <w:pPr>
-        <w:pStyle w:val="ListBullet"/>
-      </w:pPr>
-      <w:r>
-        <w:t>A) Arábica</w:t>
-      </w:r>
-    </w:p>
-    <w:p>
-      <w:pPr>
-        <w:pStyle w:val="ListBullet"/>
-      </w:pPr>
-      <w:r>
-        <w:t>B) Canéfora</w:t>
-      </w:r>
-    </w:p>
-    <w:p>
-      <w:pPr>
-        <w:pStyle w:val="ListBullet"/>
-      </w:pPr>
-      <w:r>
-        <w:t>C) Ambos somente em baixa altitude</w:t>
-      </w:r>
-    </w:p>
-    <w:p>
-      <w:pPr>
-        <w:pStyle w:val="ListBullet"/>
-      </w:pPr>
-      <w:r>
-        <w:t>D) Nenhum dos dois</w:t>
-      </w:r>
-    </w:p>
-    <w:p>
-      <w:r>
-        <w:rPr>
-          <w:b/>
-        </w:rPr>
-        <w:t xml:space="preserve">Resposta correta: </w:t>
-      </w:r>
-      <w:r>
-        <w:t>A</w:t>
-      </w:r>
-    </w:p>
-    <w:p>
-      <w:r>
-        <w:rPr>
-          <w:b/>
-        </w:rPr>
-        <w:t xml:space="preserve">Explicação: </w:t>
-      </w:r>
-      <w:r>
-        <w:t>O arábica costuma se adaptar melhor a ambientes mais amenos e altitudes mais elevadas.</w:t>
-      </w:r>
-    </w:p>
-    <w:p>
-      <w:r>
-        <w:rPr>
-          <w:b/>
-        </w:rPr>
-        <w:t xml:space="preserve">Conexão Embrapa: </w:t>
-      </w:r>
-      <w:r>
-        <w:t>Publicações técnicas da Embrapa Café ajudam a relacionar ambiente, espécie, qualidade e planejamento da lavoura.</w:t>
-      </w:r>
-    </w:p>
-    <w:p>
-      <w:pPr>
-        <w:pStyle w:val="Heading3"/>
-      </w:pPr>
-      <w:r>
-        <w:t>Questão 4</w:t>
-      </w:r>
-    </w:p>
-    <w:p>
-      <w:r>
-        <w:rPr>
-          <w:b/>
-        </w:rPr>
-        <w:t xml:space="preserve">Bloco: </w:t>
-      </w:r>
-      <w:r>
-        <w:t>Clima, altitude e adaptação</w:t>
-      </w:r>
-    </w:p>
-    <w:p>
-      <w:r>
-        <w:rPr>
-          <w:b/>
-        </w:rPr>
-        <w:t xml:space="preserve">Categoria: </w:t>
-      </w:r>
-      <w:r>
-        <w:t>canéfora</w:t>
-      </w:r>
-    </w:p>
-    <w:p>
-      <w:r>
-        <w:rPr>
-          <w:b/>
-        </w:rPr>
-        <w:t xml:space="preserve">Enunciado: </w:t>
-      </w:r>
-      <w:r>
-        <w:t>Em geral, qual café apresenta maior adaptação a regiões mais quentes?</w:t>
-      </w:r>
-    </w:p>
-    <w:p>
-      <w:pPr>
-        <w:pStyle w:val="ListBullet"/>
-      </w:pPr>
-      <w:r>
-        <w:t>A) Arábica</w:t>
-      </w:r>
-    </w:p>
-    <w:p>
-      <w:pPr>
-        <w:pStyle w:val="ListBullet"/>
-      </w:pPr>
-      <w:r>
-        <w:t>B) Canéfora</w:t>
-      </w:r>
-    </w:p>
-    <w:p>
-      <w:pPr>
-        <w:pStyle w:val="ListBullet"/>
-      </w:pPr>
-      <w:r>
-        <w:t>C) Apenas cafés descaféinados</w:t>
-      </w:r>
-    </w:p>
-    <w:p>
-      <w:pPr>
-        <w:pStyle w:val="ListBullet"/>
-      </w:pPr>
-      <w:r>
-        <w:t>D) Nenhum</w:t>
-      </w:r>
-    </w:p>
-    <w:p>
-      <w:r>
-        <w:rPr>
-          <w:b/>
-        </w:rPr>
-        <w:t xml:space="preserve">Resposta correta: </w:t>
-      </w:r>
-      <w:r>
-        <w:t>B</w:t>
-      </w:r>
-    </w:p>
-    <w:p>
-      <w:r>
-        <w:rPr>
-          <w:b/>
-        </w:rPr>
-        <w:t xml:space="preserve">Explicação: </w:t>
-      </w:r>
-      <w:r>
-        <w:t>O canéfora tende a tolerar melhor temperaturas mais elevadas.</w:t>
-      </w:r>
-    </w:p>
-    <w:p>
-      <w:r>
-        <w:rPr>
-          <w:b/>
-        </w:rPr>
-        <w:t xml:space="preserve">Conexão Embrapa: </w:t>
-      </w:r>
-      <w:r>
-        <w:t>Pesquisas sobre canéfora, irrigação e manejo em regiões quentes ajudam produtores e técnicos a tomar decisões mais ajustadas ao territorio.</w:t>
-      </w:r>
-    </w:p>
-    <w:p>
-      <w:pPr>
-        <w:pStyle w:val="Heading2"/>
-      </w:pPr>
-      <w:r>
-        <w:t>Conhecendo as espécies</w:t>
-      </w:r>
-    </w:p>
-    <w:p>
-      <w:pPr>
-        <w:pStyle w:val="Heading3"/>
-      </w:pPr>
-      <w:r>
-        <w:t>Questão 5</w:t>
-      </w:r>
-    </w:p>
-    <w:p>
-      <w:r>
-        <w:rPr>
-          <w:b/>
-        </w:rPr>
-        <w:t xml:space="preserve">Bloco: </w:t>
-      </w:r>
-      <w:r>
-        <w:t>Conhecendo as espécies</w:t>
-      </w:r>
-    </w:p>
-    <w:p>
-      <w:r>
-        <w:rPr>
-          <w:b/>
-        </w:rPr>
-        <w:t xml:space="preserve">Categoria: </w:t>
-      </w:r>
-      <w:r>
-        <w:t>canéfora</w:t>
-      </w:r>
-    </w:p>
-    <w:p>
-      <w:r>
-        <w:rPr>
-          <w:b/>
-        </w:rPr>
-        <w:t xml:space="preserve">Enunciado: </w:t>
-      </w:r>
-      <w:r>
-        <w:t>O café canéfora inclui quais grupos muito conhecidos no Brasil?</w:t>
-      </w:r>
-    </w:p>
-    <w:p>
-      <w:pPr>
-        <w:pStyle w:val="ListBullet"/>
-      </w:pPr>
-      <w:r>
-        <w:t>A) Bourbon e Catuaí</w:t>
-      </w:r>
-    </w:p>
-    <w:p>
-      <w:pPr>
-        <w:pStyle w:val="ListBullet"/>
-      </w:pPr>
-      <w:r>
-        <w:t>B) Mundo Novo e Acaiá</w:t>
-      </w:r>
-    </w:p>
-    <w:p>
-      <w:pPr>
-        <w:pStyle w:val="ListBullet"/>
-      </w:pPr>
-      <w:r>
-        <w:t>C) Conilon e robusta</w:t>
-      </w:r>
-    </w:p>
-    <w:p>
-      <w:pPr>
-        <w:pStyle w:val="ListBullet"/>
-      </w:pPr>
-      <w:r>
-        <w:t>D) Typica e Geisha</w:t>
-      </w:r>
-    </w:p>
-    <w:p>
-      <w:r>
-        <w:rPr>
-          <w:b/>
-        </w:rPr>
-        <w:t xml:space="preserve">Resposta correta: </w:t>
-      </w:r>
-      <w:r>
-        <w:t>C</w:t>
-      </w:r>
-    </w:p>
-    <w:p>
-      <w:r>
-        <w:rPr>
-          <w:b/>
-        </w:rPr>
-        <w:t xml:space="preserve">Explicação: </w:t>
-      </w:r>
-      <w:r>
-        <w:t>Conilon e robusta sao os grupos mais associados ao canéfora.</w:t>
-      </w:r>
-    </w:p>
-    <w:p>
-      <w:r>
-        <w:rPr>
-          <w:b/>
-        </w:rPr>
-        <w:t xml:space="preserve">Conexão Embrapa: </w:t>
-      </w:r>
-      <w:r>
-        <w:t>A Embrapa Rondônia possui forte conexao com tecnologias voltadas ao café canéfora, especialmente cultivares e práticas de manejo.</w:t>
-      </w:r>
-    </w:p>
-    <w:p>
-      <w:pPr>
-        <w:pStyle w:val="Heading2"/>
-      </w:pPr>
-      <w:r>
-        <w:t>Qualidade, uso e mercado</w:t>
-      </w:r>
-    </w:p>
-    <w:p>
-      <w:pPr>
-        <w:pStyle w:val="Heading3"/>
-      </w:pPr>
-      <w:r>
-        <w:t>Questão 6</w:t>
-      </w:r>
-    </w:p>
-    <w:p>
-      <w:r>
-        <w:rPr>
-          <w:b/>
-        </w:rPr>
-        <w:t xml:space="preserve">Bloco: </w:t>
-      </w:r>
-      <w:r>
-        <w:t>Qualidade, uso e mercado</w:t>
-      </w:r>
-    </w:p>
-    <w:p>
-      <w:r>
-        <w:rPr>
-          <w:b/>
-        </w:rPr>
-        <w:t xml:space="preserve">Categoria: </w:t>
-      </w:r>
-      <w:r>
-        <w:t>arábica</w:t>
-      </w:r>
-    </w:p>
-    <w:p>
-      <w:r>
-        <w:rPr>
-          <w:b/>
-        </w:rPr>
-        <w:t xml:space="preserve">Enunciado: </w:t>
-      </w:r>
-      <w:r>
-        <w:t>Qual éspécie costuma ser mais valorizada em mercados de cafés especiais de bebida fina?</w:t>
-      </w:r>
-    </w:p>
-    <w:p>
-      <w:pPr>
-        <w:pStyle w:val="ListBullet"/>
-      </w:pPr>
-      <w:r>
-        <w:t>A) Arábica</w:t>
-      </w:r>
-    </w:p>
-    <w:p>
-      <w:pPr>
-        <w:pStyle w:val="ListBullet"/>
-      </w:pPr>
-      <w:r>
-        <w:t>B) Canéfora</w:t>
-      </w:r>
-    </w:p>
-    <w:p>
-      <w:pPr>
-        <w:pStyle w:val="ListBullet"/>
-      </w:pPr>
-      <w:r>
-        <w:t>C) Liberica</w:t>
-      </w:r>
-    </w:p>
-    <w:p>
-      <w:pPr>
-        <w:pStyle w:val="ListBullet"/>
-      </w:pPr>
-      <w:r>
-        <w:t>D) Nenhuma pode ter qualidade</w:t>
-      </w:r>
-    </w:p>
-    <w:p>
-      <w:r>
-        <w:rPr>
-          <w:b/>
-        </w:rPr>
-        <w:t xml:space="preserve">Resposta correta: </w:t>
-      </w:r>
-      <w:r>
-        <w:t>A</w:t>
-      </w:r>
-    </w:p>
-    <w:p>
-      <w:r>
-        <w:rPr>
-          <w:b/>
-        </w:rPr>
-        <w:t xml:space="preserve">Explicação: </w:t>
-      </w:r>
-      <w:r>
-        <w:t>O arábica tem forte presenca no mercado de cafés especiais, embora o canéfora tambem possa alcançar qualidade elevada com bom manejo.</w:t>
-      </w:r>
-    </w:p>
-    <w:p>
-      <w:r>
-        <w:rPr>
-          <w:b/>
-        </w:rPr>
-        <w:t xml:space="preserve">Conexão Embrapa: </w:t>
-      </w:r>
-      <w:r>
-        <w:t>A Embrapa contribui com estudos sobre qualidade, pós-colheita e sistemas de produção que apoiam a valorizacao do café brasileiro.</w:t>
-      </w:r>
-    </w:p>
-    <w:p>
-      <w:pPr>
-        <w:pStyle w:val="Heading3"/>
-      </w:pPr>
-      <w:r>
-        <w:t>Questão 7</w:t>
-      </w:r>
-    </w:p>
-    <w:p>
-      <w:r>
-        <w:rPr>
-          <w:b/>
-        </w:rPr>
-        <w:t xml:space="preserve">Bloco: </w:t>
-      </w:r>
-      <w:r>
-        <w:t>Qualidade, uso e mercado</w:t>
-      </w:r>
-    </w:p>
-    <w:p>
-      <w:r>
-        <w:rPr>
-          <w:b/>
-        </w:rPr>
-        <w:t xml:space="preserve">Categoria: </w:t>
-      </w:r>
-      <w:r>
-        <w:t>canéfora</w:t>
-      </w:r>
-    </w:p>
-    <w:p>
-      <w:r>
-        <w:rPr>
-          <w:b/>
-        </w:rPr>
-        <w:t xml:space="preserve">Enunciado: </w:t>
-      </w:r>
-      <w:r>
-        <w:t>O canéfora e importante para quais segmentos?</w:t>
-      </w:r>
-    </w:p>
-    <w:p>
-      <w:pPr>
-        <w:pStyle w:val="ListBullet"/>
-      </w:pPr>
-      <w:r>
-        <w:t>A) Apenas cafés ornamentais</w:t>
-      </w:r>
-    </w:p>
-    <w:p>
-      <w:pPr>
-        <w:pStyle w:val="ListBullet"/>
-      </w:pPr>
-      <w:r>
-        <w:t>B) Café solúvel, blends e espresso</w:t>
-      </w:r>
-    </w:p>
-    <w:p>
-      <w:pPr>
-        <w:pStyle w:val="ListBullet"/>
-      </w:pPr>
-      <w:r>
-        <w:t>C) Apenas exportacao de sementes</w:t>
-      </w:r>
-    </w:p>
-    <w:p>
-      <w:pPr>
-        <w:pStyle w:val="ListBullet"/>
-      </w:pPr>
-      <w:r>
-        <w:t>D) Nenhum uso comercial importante</w:t>
-      </w:r>
-    </w:p>
-    <w:p>
-      <w:r>
-        <w:rPr>
-          <w:b/>
-        </w:rPr>
-        <w:t xml:space="preserve">Resposta correta: </w:t>
-      </w:r>
-      <w:r>
-        <w:t>B</w:t>
-      </w:r>
-    </w:p>
-    <w:p>
-      <w:r>
-        <w:rPr>
-          <w:b/>
-        </w:rPr>
-        <w:t xml:space="preserve">Explicação: </w:t>
-      </w:r>
-      <w:r>
-        <w:t>O canéfora e muito usado em blends, cafés soluveis e formulacoes para espresso.</w:t>
-      </w:r>
-    </w:p>
-    <w:p>
-      <w:r>
-        <w:rPr>
-          <w:b/>
-        </w:rPr>
-        <w:t xml:space="preserve">Conexão Embrapa: </w:t>
-      </w:r>
-      <w:r>
-        <w:t>Tecnologias sobre canéfora, qualidade e processamento ajudam a mostrar a importancia econômica desse café em diferentes mercados.</w:t>
-      </w:r>
-    </w:p>
-    <w:p>
-      <w:pPr>
-        <w:pStyle w:val="Heading2"/>
-      </w:pPr>
-      <w:r>
-        <w:t>Conhecendo as espécies</w:t>
-      </w:r>
-    </w:p>
-    <w:p>
-      <w:pPr>
-        <w:pStyle w:val="Heading3"/>
-      </w:pPr>
-      <w:r>
-        <w:t>Questão 8</w:t>
-      </w:r>
-    </w:p>
-    <w:p>
-      <w:r>
-        <w:rPr>
-          <w:b/>
-        </w:rPr>
-        <w:t xml:space="preserve">Bloco: </w:t>
-      </w:r>
-      <w:r>
-        <w:t>Conhecendo as espécies</w:t>
-      </w:r>
-    </w:p>
-    <w:p>
-      <w:r>
-        <w:rPr>
-          <w:b/>
-        </w:rPr>
-        <w:t xml:space="preserve">Categoria: </w:t>
-      </w:r>
-      <w:r>
-        <w:t>canéfora</w:t>
-      </w:r>
-    </w:p>
-    <w:p>
-      <w:r>
-        <w:rPr>
-          <w:b/>
-        </w:rPr>
-        <w:t xml:space="preserve">Enunciado: </w:t>
-      </w:r>
-      <w:r>
-        <w:t>Verdadeiro ou falso: canéfora não tem importancia para a caféicultura brasileira.</w:t>
-      </w:r>
-    </w:p>
-    <w:p>
-      <w:pPr>
-        <w:pStyle w:val="ListBullet"/>
-      </w:pPr>
-      <w:r>
-        <w:t>A) Verdadeiro</w:t>
-      </w:r>
-    </w:p>
-    <w:p>
-      <w:pPr>
-        <w:pStyle w:val="ListBullet"/>
-      </w:pPr>
-      <w:r>
-        <w:t>B) Falso</w:t>
-      </w:r>
-    </w:p>
-    <w:p>
-      <w:r>
-        <w:rPr>
-          <w:b/>
-        </w:rPr>
-        <w:t xml:space="preserve">Resposta correta: </w:t>
-      </w:r>
-      <w:r>
-        <w:t>B</w:t>
-      </w:r>
-    </w:p>
-    <w:p>
-      <w:r>
-        <w:rPr>
-          <w:b/>
-        </w:rPr>
-        <w:t xml:space="preserve">Explicação: </w:t>
-      </w:r>
-      <w:r>
-        <w:t>O canéfora tem grande importancia econômica, produtiva e regional no Brasil.</w:t>
-      </w:r>
-    </w:p>
-    <w:p>
-      <w:r>
-        <w:rPr>
-          <w:b/>
-        </w:rPr>
-        <w:t xml:space="preserve">Conexão Embrapa: </w:t>
-      </w:r>
-      <w:r>
-        <w:t>A presenca de cultivares, práticas e publicações sobre canéfora no acervo da Embrapa reforca sua relevancia para a caféicultura nacional.</w:t>
-      </w:r>
-    </w:p>
-    <w:p>
-      <w:pPr>
-        <w:pStyle w:val="Heading2"/>
-      </w:pPr>
-      <w:r>
-        <w:t>Clima, altitude e adaptação</w:t>
-      </w:r>
-    </w:p>
-    <w:p>
-      <w:pPr>
-        <w:pStyle w:val="Heading3"/>
-      </w:pPr>
-      <w:r>
-        <w:t>Questão 9</w:t>
-      </w:r>
-    </w:p>
-    <w:p>
-      <w:r>
-        <w:rPr>
-          <w:b/>
-        </w:rPr>
-        <w:t xml:space="preserve">Bloco: </w:t>
-      </w:r>
-      <w:r>
-        <w:t>Clima, altitude e adaptação</w:t>
-      </w:r>
-    </w:p>
-    <w:p>
-      <w:r>
-        <w:rPr>
-          <w:b/>
-        </w:rPr>
-        <w:t xml:space="preserve">Categoria: </w:t>
-      </w:r>
-      <w:r>
-        <w:t>comparacao</w:t>
-      </w:r>
-    </w:p>
-    <w:p>
-      <w:r>
-        <w:rPr>
-          <w:b/>
-        </w:rPr>
-        <w:t xml:space="preserve">Enunciado: </w:t>
-      </w:r>
-      <w:r>
-        <w:t>Qual fator influencia diretamente a escolha entre arábica e canéfora em uma propriedade?</w:t>
-      </w:r>
-    </w:p>
-    <w:p>
-      <w:pPr>
-        <w:pStyle w:val="ListBullet"/>
-      </w:pPr>
-      <w:r>
-        <w:t>A) Cor da embalagem</w:t>
-      </w:r>
-    </w:p>
-    <w:p>
-      <w:pPr>
-        <w:pStyle w:val="ListBullet"/>
-      </w:pPr>
-      <w:r>
-        <w:t>B) Altitude, clima, solo e disponibilidade de água</w:t>
-      </w:r>
-    </w:p>
-    <w:p>
-      <w:pPr>
-        <w:pStyle w:val="ListBullet"/>
-      </w:pPr>
-      <w:r>
-        <w:t>C) Apenas o nome da fazenda</w:t>
-      </w:r>
-    </w:p>
-    <w:p>
-      <w:pPr>
-        <w:pStyle w:val="ListBullet"/>
-      </w:pPr>
-      <w:r>
-        <w:t>D) Tipo de xícara usada</w:t>
-      </w:r>
-    </w:p>
-    <w:p>
-      <w:r>
-        <w:rPr>
-          <w:b/>
-        </w:rPr>
-        <w:t xml:space="preserve">Resposta correta: </w:t>
-      </w:r>
-      <w:r>
-        <w:t>B</w:t>
-      </w:r>
-    </w:p>
-    <w:p>
-      <w:r>
-        <w:rPr>
-          <w:b/>
-        </w:rPr>
-        <w:t xml:space="preserve">Explicação: </w:t>
-      </w:r>
-      <w:r>
-        <w:t>A escolha depende de condições ambientais e do sistema de produção.</w:t>
-      </w:r>
-    </w:p>
-    <w:p>
-      <w:r>
-        <w:rPr>
-          <w:b/>
-        </w:rPr>
-        <w:t xml:space="preserve">Conexão Embrapa: </w:t>
-      </w:r>
-      <w:r>
-        <w:t>Ferramentas, metodologias e publicações da Embrapa apoiam decisões sobre aptidao agricola, ambiente e planejamento produtivo.</w:t>
-      </w:r>
-    </w:p>
-    <w:p>
-      <w:pPr>
-        <w:pStyle w:val="Heading3"/>
-      </w:pPr>
-      <w:r>
-        <w:t>Questão 10</w:t>
-      </w:r>
-    </w:p>
-    <w:p>
-      <w:r>
-        <w:rPr>
-          <w:b/>
-        </w:rPr>
-        <w:t xml:space="preserve">Bloco: </w:t>
-      </w:r>
-      <w:r>
-        <w:t>Clima, altitude e adaptação</w:t>
-      </w:r>
-    </w:p>
-    <w:p>
-      <w:r>
-        <w:rPr>
-          <w:b/>
-        </w:rPr>
-        <w:t xml:space="preserve">Categoria: </w:t>
-      </w:r>
-      <w:r>
-        <w:t>canéfora</w:t>
-      </w:r>
-    </w:p>
-    <w:p>
-      <w:r>
-        <w:rPr>
-          <w:b/>
-        </w:rPr>
-        <w:t xml:space="preserve">Enunciado: </w:t>
-      </w:r>
-      <w:r>
-        <w:t>Uma área quente, de baixa altitude e com possibilidade de irrigação tende a favorecer qual sistema?</w:t>
-      </w:r>
-    </w:p>
-    <w:p>
-      <w:pPr>
-        <w:pStyle w:val="ListBullet"/>
-      </w:pPr>
-      <w:r>
-        <w:t>A) Canéfora</w:t>
-      </w:r>
-    </w:p>
-    <w:p>
-      <w:pPr>
-        <w:pStyle w:val="ListBullet"/>
-      </w:pPr>
-      <w:r>
-        <w:t>B) Arábica de altitude</w:t>
-      </w:r>
-    </w:p>
-    <w:p>
-      <w:pPr>
-        <w:pStyle w:val="ListBullet"/>
-      </w:pPr>
-      <w:r>
-        <w:t>C) Café selvagem</w:t>
-      </w:r>
-    </w:p>
-    <w:p>
-      <w:pPr>
-        <w:pStyle w:val="ListBullet"/>
-      </w:pPr>
-      <w:r>
-        <w:t>D) Nenhum cultivo agricola</w:t>
-      </w:r>
-    </w:p>
-    <w:p>
-      <w:r>
-        <w:rPr>
-          <w:b/>
-        </w:rPr>
-        <w:t xml:space="preserve">Resposta correta: </w:t>
-      </w:r>
-      <w:r>
-        <w:t>A</w:t>
-      </w:r>
-    </w:p>
-    <w:p>
-      <w:r>
-        <w:rPr>
-          <w:b/>
-        </w:rPr>
-        <w:t xml:space="preserve">Explicação: </w:t>
-      </w:r>
-      <w:r>
-        <w:t>Muitas regiões produtoras de canéfora tem clima quente e utilizam irrigação como tecnologia importante.</w:t>
-      </w:r>
-    </w:p>
-    <w:p>
-      <w:r>
-        <w:rPr>
-          <w:b/>
-        </w:rPr>
-        <w:t xml:space="preserve">Conexão Embrapa: </w:t>
-      </w:r>
-      <w:r>
-        <w:t>Práticas de manejo de irrigação e estudos sobre adaptação, como os conduzidos por unidades da Embrapa, podem orientar esse tipo de decisão.</w:t>
-      </w:r>
-    </w:p>
-    <w:p>
-      <w:pPr>
-        <w:pStyle w:val="Heading3"/>
-      </w:pPr>
-      <w:r>
-        <w:t>Questão 11</w:t>
-      </w:r>
-    </w:p>
-    <w:p>
-      <w:r>
-        <w:rPr>
-          <w:b/>
-        </w:rPr>
-        <w:t xml:space="preserve">Bloco: </w:t>
-      </w:r>
-      <w:r>
-        <w:t>Clima, altitude e adaptação</w:t>
-      </w:r>
-    </w:p>
-    <w:p>
-      <w:r>
-        <w:rPr>
-          <w:b/>
-        </w:rPr>
-        <w:t xml:space="preserve">Categoria: </w:t>
-      </w:r>
-      <w:r>
-        <w:t>arábica</w:t>
-      </w:r>
-    </w:p>
-    <w:p>
-      <w:r>
-        <w:rPr>
-          <w:b/>
-        </w:rPr>
-        <w:t xml:space="preserve">Enunciado: </w:t>
-      </w:r>
-      <w:r>
-        <w:t>Uma região montanhosa, com clima ameno, tende a ser mais favoravel a qual café?</w:t>
-      </w:r>
-    </w:p>
-    <w:p>
-      <w:pPr>
-        <w:pStyle w:val="ListBullet"/>
-      </w:pPr>
-      <w:r>
-        <w:t>A) Arábica</w:t>
-      </w:r>
-    </w:p>
-    <w:p>
-      <w:pPr>
-        <w:pStyle w:val="ListBullet"/>
-      </w:pPr>
-      <w:r>
-        <w:t>B) Canéfora exclusivamente</w:t>
-      </w:r>
-    </w:p>
-    <w:p>
-      <w:pPr>
-        <w:pStyle w:val="ListBullet"/>
-      </w:pPr>
-      <w:r>
-        <w:t>C) Cacau</w:t>
-      </w:r>
-    </w:p>
-    <w:p>
-      <w:pPr>
-        <w:pStyle w:val="ListBullet"/>
-      </w:pPr>
-      <w:r>
-        <w:t>D) Cha</w:t>
-      </w:r>
-    </w:p>
-    <w:p>
-      <w:r>
-        <w:rPr>
-          <w:b/>
-        </w:rPr>
-        <w:t xml:space="preserve">Resposta correta: </w:t>
-      </w:r>
-      <w:r>
-        <w:t>A</w:t>
-      </w:r>
-    </w:p>
-    <w:p>
-      <w:r>
-        <w:rPr>
-          <w:b/>
-        </w:rPr>
-        <w:t xml:space="preserve">Explicação: </w:t>
-      </w:r>
-      <w:r>
-        <w:t>O arábica e tradicionalmente cultivado em regiões mais altas e amenas.</w:t>
-      </w:r>
-    </w:p>
-    <w:p>
-      <w:r>
-        <w:rPr>
-          <w:b/>
-        </w:rPr>
-        <w:t xml:space="preserve">Conexão Embrapa: </w:t>
-      </w:r>
-      <w:r>
-        <w:t>A pesquisa agropecuaria ajuda a entender como relevo, clima e espécie influenciam produtividade e qualidade da bebida.</w:t>
-      </w:r>
-    </w:p>
-    <w:p>
-      <w:pPr>
-        <w:pStyle w:val="Heading2"/>
-      </w:pPr>
-      <w:r>
-        <w:t>Sistemas de produção</w:t>
-      </w:r>
-    </w:p>
-    <w:p>
-      <w:pPr>
-        <w:pStyle w:val="Heading3"/>
-      </w:pPr>
-      <w:r>
-        <w:t>Questão 12</w:t>
-      </w:r>
-    </w:p>
-    <w:p>
-      <w:r>
-        <w:rPr>
-          <w:b/>
-        </w:rPr>
-        <w:t xml:space="preserve">Bloco: </w:t>
-      </w:r>
-      <w:r>
-        <w:t>Sistemas de produção</w:t>
-      </w:r>
-    </w:p>
-    <w:p>
-      <w:r>
-        <w:rPr>
-          <w:b/>
-        </w:rPr>
-        <w:t xml:space="preserve">Categoria: </w:t>
-      </w:r>
-      <w:r>
-        <w:t>comparacao</w:t>
-      </w:r>
-    </w:p>
-    <w:p>
-      <w:r>
-        <w:rPr>
-          <w:b/>
-        </w:rPr>
-        <w:t xml:space="preserve">Enunciado: </w:t>
-      </w:r>
-      <w:r>
-        <w:t>Qual prática e importante para os dois sistemas cafeeiros?</w:t>
-      </w:r>
-    </w:p>
-    <w:p>
-      <w:pPr>
-        <w:pStyle w:val="ListBullet"/>
-      </w:pPr>
-      <w:r>
-        <w:t>A) Manejo adequado do solo</w:t>
-      </w:r>
-    </w:p>
-    <w:p>
-      <w:pPr>
-        <w:pStyle w:val="ListBullet"/>
-      </w:pPr>
-      <w:r>
-        <w:t>B) Colheita sem nenhum criterio</w:t>
-      </w:r>
-    </w:p>
-    <w:p>
-      <w:pPr>
-        <w:pStyle w:val="ListBullet"/>
-      </w:pPr>
-      <w:r>
-        <w:t>C) Ausencia total de adubacao</w:t>
-      </w:r>
-    </w:p>
-    <w:p>
-      <w:pPr>
-        <w:pStyle w:val="ListBullet"/>
-      </w:pPr>
-      <w:r>
-        <w:t>D) Plantio em qualquer ambiente</w:t>
-      </w:r>
-    </w:p>
-    <w:p>
-      <w:r>
-        <w:rPr>
-          <w:b/>
-        </w:rPr>
-        <w:t xml:space="preserve">Resposta correta: </w:t>
-      </w:r>
-      <w:r>
-        <w:t>A</w:t>
-      </w:r>
-    </w:p>
-    <w:p>
-      <w:r>
-        <w:rPr>
-          <w:b/>
-        </w:rPr>
-        <w:t xml:space="preserve">Explicação: </w:t>
-      </w:r>
-      <w:r>
-        <w:t>Conservacao do solo, nutricao e manejo adequado sao importantes para ambos.</w:t>
-      </w:r>
-    </w:p>
-    <w:p>
-      <w:r>
-        <w:rPr>
-          <w:b/>
-        </w:rPr>
-        <w:t xml:space="preserve">Conexão Embrapa: </w:t>
-      </w:r>
-      <w:r>
-        <w:t>A Embrapa desenvolve e difunde práticas sobre fertilidade, conservacao do solo e manejo sustentavel aplicaveis a diferentes sistemas cafeeiros.</w:t>
-      </w:r>
-    </w:p>
-    <w:p>
-      <w:pPr>
-        <w:pStyle w:val="Heading3"/>
-      </w:pPr>
-      <w:r>
-        <w:t>Questão 13</w:t>
-      </w:r>
-    </w:p>
-    <w:p>
-      <w:r>
-        <w:rPr>
-          <w:b/>
-        </w:rPr>
-        <w:t xml:space="preserve">Bloco: </w:t>
-      </w:r>
-      <w:r>
-        <w:t>Sistemas de produção</w:t>
-      </w:r>
-    </w:p>
-    <w:p>
-      <w:r>
-        <w:rPr>
-          <w:b/>
-        </w:rPr>
-        <w:t xml:space="preserve">Categoria: </w:t>
-      </w:r>
-      <w:r>
-        <w:t>comparacao</w:t>
-      </w:r>
-    </w:p>
-    <w:p>
-      <w:r>
-        <w:rPr>
-          <w:b/>
-        </w:rPr>
-        <w:t xml:space="preserve">Enunciado: </w:t>
-      </w:r>
-      <w:r>
-        <w:t>O que é um sistema caféeiro?</w:t>
-      </w:r>
-    </w:p>
-    <w:p>
-      <w:pPr>
-        <w:pStyle w:val="ListBullet"/>
-      </w:pPr>
-      <w:r>
-        <w:t>A) Apenas a maquina de moer café</w:t>
-      </w:r>
-    </w:p>
-    <w:p>
-      <w:pPr>
-        <w:pStyle w:val="ListBullet"/>
-      </w:pPr>
-      <w:r>
-        <w:t>B) O conjunto de espécie, ambiente, manejo, tecnologia e finalidade produtiva</w:t>
-      </w:r>
-    </w:p>
-    <w:p>
-      <w:pPr>
-        <w:pStyle w:val="ListBullet"/>
-      </w:pPr>
-      <w:r>
-        <w:t>C) Uma marca comercial</w:t>
-      </w:r>
-    </w:p>
-    <w:p>
-      <w:pPr>
-        <w:pStyle w:val="ListBullet"/>
-      </w:pPr>
-      <w:r>
-        <w:t>D) Uma receita culinaria</w:t>
-      </w:r>
-    </w:p>
-    <w:p>
-      <w:r>
-        <w:rPr>
-          <w:b/>
-        </w:rPr>
-        <w:t xml:space="preserve">Resposta correta: </w:t>
-      </w:r>
-      <w:r>
-        <w:t>B</w:t>
-      </w:r>
-    </w:p>
-    <w:p>
-      <w:r>
-        <w:rPr>
-          <w:b/>
-        </w:rPr>
-        <w:t xml:space="preserve">Explicação: </w:t>
-      </w:r>
-      <w:r>
-        <w:t>Sistema caféeiro envolve a lavoura como um todo, não apenas a espécie plantada.</w:t>
-      </w:r>
-    </w:p>
-    <w:p>
-      <w:r>
-        <w:rPr>
-          <w:b/>
-        </w:rPr>
-        <w:t xml:space="preserve">Conexão Embrapa: </w:t>
-      </w:r>
-      <w:r>
-        <w:t>As soluções tecnologicas da Embrapa costumam integrar espécie, ambiente, manejo, pós-colheita e finalidade produtiva.</w:t>
-      </w:r>
-    </w:p>
-    <w:p>
-      <w:pPr>
-        <w:pStyle w:val="Heading2"/>
-      </w:pPr>
-      <w:r>
-        <w:t>Conhecendo as espécies</w:t>
-      </w:r>
-    </w:p>
-    <w:p>
-      <w:pPr>
-        <w:pStyle w:val="Heading3"/>
-      </w:pPr>
-      <w:r>
-        <w:t>Questão 14</w:t>
-      </w:r>
-    </w:p>
-    <w:p>
-      <w:r>
-        <w:rPr>
-          <w:b/>
-        </w:rPr>
-        <w:t xml:space="preserve">Bloco: </w:t>
-      </w:r>
-      <w:r>
-        <w:t>Conhecendo as espécies</w:t>
-      </w:r>
-    </w:p>
-    <w:p>
-      <w:r>
-        <w:rPr>
-          <w:b/>
-        </w:rPr>
-        <w:t xml:space="preserve">Categoria: </w:t>
-      </w:r>
-      <w:r>
-        <w:t>comparacao</w:t>
-      </w:r>
-    </w:p>
-    <w:p>
-      <w:r>
-        <w:rPr>
-          <w:b/>
-        </w:rPr>
-        <w:t xml:space="preserve">Enunciado: </w:t>
-      </w:r>
-      <w:r>
-        <w:t>Qual das alternativas compara melhor arábica e canéfora?</w:t>
-      </w:r>
-    </w:p>
-    <w:p>
-      <w:pPr>
-        <w:pStyle w:val="ListBullet"/>
-      </w:pPr>
-      <w:r>
-        <w:t>A) Sao identicos em clima, manejo e mercado</w:t>
-      </w:r>
-    </w:p>
-    <w:p>
-      <w:pPr>
-        <w:pStyle w:val="ListBullet"/>
-      </w:pPr>
-      <w:r>
-        <w:t>B) Sao espécies diferentes, com exigencias e usos distintos</w:t>
-      </w:r>
-    </w:p>
-    <w:p>
-      <w:pPr>
-        <w:pStyle w:val="ListBullet"/>
-      </w:pPr>
-      <w:r>
-        <w:t>C) Um e café e o outro não</w:t>
-      </w:r>
-    </w:p>
-    <w:p>
-      <w:pPr>
-        <w:pStyle w:val="ListBullet"/>
-      </w:pPr>
-      <w:r>
-        <w:t>D) Nenhum e cultivado no Brasil</w:t>
-      </w:r>
-    </w:p>
-    <w:p>
-      <w:r>
-        <w:rPr>
-          <w:b/>
-        </w:rPr>
-        <w:t xml:space="preserve">Resposta correta: </w:t>
-      </w:r>
-      <w:r>
-        <w:t>B</w:t>
-      </w:r>
-    </w:p>
-    <w:p>
-      <w:r>
-        <w:rPr>
-          <w:b/>
-        </w:rPr>
-        <w:t xml:space="preserve">Explicação: </w:t>
-      </w:r>
-      <w:r>
-        <w:t>Ambos sao cafés importantes, mas tem caracteristicas agronomicas e comerciais diferentes.</w:t>
-      </w:r>
-    </w:p>
-    <w:p>
-      <w:r>
-        <w:rPr>
-          <w:b/>
-        </w:rPr>
-        <w:t xml:space="preserve">Conexão Embrapa: </w:t>
-      </w:r>
-      <w:r>
-        <w:t>O acervo técnico da Embrapa pode ajudar o jogador a aprofundar as diferencas entre espécies, cultivares, ambientes e mercados.</w:t>
-      </w:r>
-    </w:p>
-    <w:p>
-      <w:pPr>
-        <w:pStyle w:val="Heading2"/>
-      </w:pPr>
-      <w:r>
-        <w:t>Qualidade, uso e mercado</w:t>
-      </w:r>
-    </w:p>
-    <w:p>
-      <w:pPr>
-        <w:pStyle w:val="Heading3"/>
-      </w:pPr>
-      <w:r>
-        <w:t>Questão 15</w:t>
-      </w:r>
-    </w:p>
-    <w:p>
-      <w:r>
-        <w:rPr>
-          <w:b/>
-        </w:rPr>
-        <w:t xml:space="preserve">Bloco: </w:t>
-      </w:r>
-      <w:r>
-        <w:t>Qualidade, uso e mercado</w:t>
-      </w:r>
-    </w:p>
-    <w:p>
-      <w:r>
-        <w:rPr>
-          <w:b/>
-        </w:rPr>
-        <w:t xml:space="preserve">Categoria: </w:t>
-      </w:r>
-      <w:r>
-        <w:t>comparacao</w:t>
-      </w:r>
-    </w:p>
-    <w:p>
-      <w:r>
-        <w:rPr>
-          <w:b/>
-        </w:rPr>
-        <w:t xml:space="preserve">Enunciado: </w:t>
-      </w:r>
-      <w:r>
-        <w:t>Qual étapa pode melhorar a qualidade final tanto do arábica quanto do canéfora?</w:t>
-      </w:r>
-    </w:p>
-    <w:p>
-      <w:pPr>
-        <w:pStyle w:val="ListBullet"/>
-      </w:pPr>
-      <w:r>
-        <w:t>A) Pos-colheita bem conduzida</w:t>
-      </w:r>
-    </w:p>
-    <w:p>
-      <w:pPr>
-        <w:pStyle w:val="ListBullet"/>
-      </w:pPr>
-      <w:r>
-        <w:t>B) Misturar impurezas</w:t>
-      </w:r>
-    </w:p>
-    <w:p>
-      <w:pPr>
-        <w:pStyle w:val="ListBullet"/>
-      </w:pPr>
-      <w:r>
-        <w:t>C) Secagem descontrolada</w:t>
-      </w:r>
-    </w:p>
-    <w:p>
-      <w:pPr>
-        <w:pStyle w:val="ListBullet"/>
-      </w:pPr>
-      <w:r>
-        <w:t>D) Armazenamento úmido</w:t>
-      </w:r>
-    </w:p>
-    <w:p>
-      <w:r>
-        <w:rPr>
-          <w:b/>
-        </w:rPr>
-        <w:t xml:space="preserve">Resposta correta: </w:t>
-      </w:r>
-      <w:r>
-        <w:t>A</w:t>
-      </w:r>
-    </w:p>
-    <w:p>
-      <w:r>
-        <w:rPr>
-          <w:b/>
-        </w:rPr>
-        <w:t xml:space="preserve">Explicação: </w:t>
-      </w:r>
-      <w:r>
-        <w:t>Colheita, processamento, secagem e armazenamento influenciam fortemente a qualidade.</w:t>
-      </w:r>
-    </w:p>
-    <w:p>
-      <w:r>
-        <w:rPr>
-          <w:b/>
-        </w:rPr>
-        <w:t xml:space="preserve">Conexão Embrapa: </w:t>
-      </w:r>
-      <w:r>
-        <w:t>Tecnologias e publicações sobre colheita, secagem, processamento e armazenamento conectam o quiz a temas de qualidade trabalhados pela Embrapa.</w:t>
-      </w:r>
-    </w:p>
-    <w:p>
-      <w:pPr>
-        <w:pStyle w:val="Heading2"/>
-      </w:pPr>
-      <w:r>
-        <w:t>Clima, altitude e adaptação</w:t>
-      </w:r>
-    </w:p>
-    <w:p>
-      <w:pPr>
-        <w:pStyle w:val="Heading3"/>
-      </w:pPr>
-      <w:r>
-        <w:t>Questão 16</w:t>
-      </w:r>
-    </w:p>
-    <w:p>
-      <w:r>
-        <w:rPr>
-          <w:b/>
-        </w:rPr>
-        <w:t xml:space="preserve">Bloco: </w:t>
-      </w:r>
-      <w:r>
-        <w:t>Clima, altitude e adaptação</w:t>
-      </w:r>
-    </w:p>
-    <w:p>
-      <w:r>
-        <w:rPr>
-          <w:b/>
-        </w:rPr>
-        <w:t xml:space="preserve">Categoria: </w:t>
-      </w:r>
-      <w:r>
-        <w:t>comparacao</w:t>
-      </w:r>
-    </w:p>
-    <w:p>
-      <w:r>
-        <w:rPr>
-          <w:b/>
-        </w:rPr>
-        <w:t xml:space="preserve">Enunciado: </w:t>
-      </w:r>
-      <w:r>
-        <w:t>Um produtor quer escolher a espécie de café para uma área de clima quente e baixa altitude. Qual informação e mais importante considerar primeiro?</w:t>
-      </w:r>
-    </w:p>
-    <w:p>
-      <w:pPr>
-        <w:pStyle w:val="ListBullet"/>
-      </w:pPr>
-      <w:r>
-        <w:t>A) A cor dos frutos na embalagem</w:t>
-      </w:r>
-    </w:p>
-    <w:p>
-      <w:pPr>
-        <w:pStyle w:val="ListBullet"/>
-      </w:pPr>
-      <w:r>
-        <w:t>B) A adaptação da espécie ao clima local</w:t>
-      </w:r>
-    </w:p>
-    <w:p>
-      <w:pPr>
-        <w:pStyle w:val="ListBullet"/>
-      </w:pPr>
-      <w:r>
-        <w:t>C) O nome comercial do café torrado</w:t>
-      </w:r>
-    </w:p>
-    <w:p>
-      <w:pPr>
-        <w:pStyle w:val="ListBullet"/>
-      </w:pPr>
-      <w:r>
-        <w:t>D) O tamanho da xícara usada no consumo</w:t>
-      </w:r>
-    </w:p>
-    <w:p>
-      <w:r>
-        <w:rPr>
-          <w:b/>
-        </w:rPr>
-        <w:t xml:space="preserve">Resposta correta: </w:t>
-      </w:r>
-      <w:r>
-        <w:t>B</w:t>
-      </w:r>
-    </w:p>
-    <w:p>
-      <w:r>
-        <w:rPr>
-          <w:b/>
-        </w:rPr>
-        <w:t xml:space="preserve">Explicação: </w:t>
-      </w:r>
-      <w:r>
-        <w:t>A escolha entre arábica e canéfora deve considerar clima, altitude e condições da propriedade.</w:t>
-      </w:r>
-    </w:p>
-    <w:p>
-      <w:r>
-        <w:rPr>
-          <w:b/>
-        </w:rPr>
-        <w:t xml:space="preserve">Conexão Embrapa: </w:t>
-      </w:r>
-      <w:r>
-        <w:t>A Embrapa produz conhecimentos e ferramentas que apoiam o planejamento da lavoura conforme ambiente, risco climatico e aptidao da área.</w:t>
-      </w:r>
-    </w:p>
-    <w:p>
-      <w:pPr>
-        <w:pStyle w:val="Heading3"/>
-      </w:pPr>
-      <w:r>
-        <w:t>Questão 17</w:t>
-      </w:r>
-    </w:p>
-    <w:p>
-      <w:r>
-        <w:rPr>
-          <w:b/>
-        </w:rPr>
-        <w:t xml:space="preserve">Bloco: </w:t>
-      </w:r>
-      <w:r>
-        <w:t>Clima, altitude e adaptação</w:t>
-      </w:r>
-    </w:p>
-    <w:p>
-      <w:r>
-        <w:rPr>
-          <w:b/>
-        </w:rPr>
-        <w:t xml:space="preserve">Categoria: </w:t>
-      </w:r>
-      <w:r>
-        <w:t>arábica</w:t>
-      </w:r>
-    </w:p>
-    <w:p>
-      <w:r>
-        <w:rPr>
-          <w:b/>
-        </w:rPr>
-        <w:t xml:space="preserve">Enunciado: </w:t>
-      </w:r>
-      <w:r>
-        <w:t>Em uma propriedade com clima ameno e maior altitude, qual sistema tende a ser mais compativel?</w:t>
-      </w:r>
-    </w:p>
-    <w:p>
-      <w:pPr>
-        <w:pStyle w:val="ListBullet"/>
-      </w:pPr>
-      <w:r>
-        <w:t>A) Arábica</w:t>
-      </w:r>
-    </w:p>
-    <w:p>
-      <w:pPr>
-        <w:pStyle w:val="ListBullet"/>
-      </w:pPr>
-      <w:r>
-        <w:t>B) Canéfora exclusivamente</w:t>
-      </w:r>
-    </w:p>
-    <w:p>
-      <w:pPr>
-        <w:pStyle w:val="ListBullet"/>
-      </w:pPr>
-      <w:r>
-        <w:t>C) Nenhum sistema caféeiro</w:t>
-      </w:r>
-    </w:p>
-    <w:p>
-      <w:pPr>
-        <w:pStyle w:val="ListBullet"/>
-      </w:pPr>
-      <w:r>
-        <w:t>D) Apenas café solúvel</w:t>
-      </w:r>
-    </w:p>
-    <w:p>
-      <w:r>
-        <w:rPr>
-          <w:b/>
-        </w:rPr>
-        <w:t xml:space="preserve">Resposta correta: </w:t>
-      </w:r>
-      <w:r>
-        <w:t>A</w:t>
-      </w:r>
-    </w:p>
-    <w:p>
-      <w:r>
-        <w:rPr>
-          <w:b/>
-        </w:rPr>
-        <w:t xml:space="preserve">Explicação: </w:t>
-      </w:r>
-      <w:r>
-        <w:t>O arábica e geralmente mais associado à regiões de maior altitude e temperaturas mais amenas.</w:t>
-      </w:r>
-    </w:p>
-    <w:p>
-      <w:r>
-        <w:rPr>
-          <w:b/>
-        </w:rPr>
-        <w:t xml:space="preserve">Conexão Embrapa: </w:t>
-      </w:r>
-      <w:r>
-        <w:t>Publicações técnicas podem ajudar estudantes e produtores a relacionar clima, altitude, cultivar e qualidade da produção.</w:t>
-      </w:r>
-    </w:p>
-    <w:p>
-      <w:pPr>
-        <w:pStyle w:val="Heading3"/>
-      </w:pPr>
-      <w:r>
-        <w:t>Questão 18</w:t>
-      </w:r>
-    </w:p>
-    <w:p>
-      <w:r>
-        <w:rPr>
-          <w:b/>
-        </w:rPr>
-        <w:t xml:space="preserve">Bloco: </w:t>
-      </w:r>
-      <w:r>
-        <w:t>Clima, altitude e adaptação</w:t>
-      </w:r>
-    </w:p>
-    <w:p>
-      <w:r>
-        <w:rPr>
-          <w:b/>
-        </w:rPr>
-        <w:t xml:space="preserve">Categoria: </w:t>
-      </w:r>
-      <w:r>
-        <w:t>canéfora</w:t>
-      </w:r>
-    </w:p>
-    <w:p>
-      <w:r>
-        <w:rPr>
-          <w:b/>
-        </w:rPr>
-        <w:t xml:space="preserve">Enunciado: </w:t>
-      </w:r>
-      <w:r>
-        <w:t>Em regiões quentes, o manejo da água pode ser decisivo especialmente em qual sistema?</w:t>
-      </w:r>
-    </w:p>
-    <w:p>
-      <w:pPr>
-        <w:pStyle w:val="ListBullet"/>
-      </w:pPr>
-      <w:r>
-        <w:t>A) Canéfora</w:t>
-      </w:r>
-    </w:p>
-    <w:p>
-      <w:pPr>
-        <w:pStyle w:val="ListBullet"/>
-      </w:pPr>
-      <w:r>
-        <w:t>B) Arábica de montanha apenas</w:t>
-      </w:r>
-    </w:p>
-    <w:p>
-      <w:pPr>
-        <w:pStyle w:val="ListBullet"/>
-      </w:pPr>
-      <w:r>
-        <w:t>C) Café descaféinado</w:t>
-      </w:r>
-    </w:p>
-    <w:p>
-      <w:pPr>
-        <w:pStyle w:val="ListBullet"/>
-      </w:pPr>
-      <w:r>
-        <w:t>D) Café torrado e moido</w:t>
-      </w:r>
-    </w:p>
-    <w:p>
-      <w:r>
-        <w:rPr>
-          <w:b/>
-        </w:rPr>
-        <w:t xml:space="preserve">Resposta correta: </w:t>
-      </w:r>
-      <w:r>
-        <w:t>A</w:t>
-      </w:r>
-    </w:p>
-    <w:p>
-      <w:r>
-        <w:rPr>
-          <w:b/>
-        </w:rPr>
-        <w:t xml:space="preserve">Explicação: </w:t>
-      </w:r>
-      <w:r>
-        <w:t>Em muitas regiões produtoras de canéfora, a irrigação e uma tecnologia importante para estabilidade produtiva.</w:t>
-      </w:r>
-    </w:p>
-    <w:p>
-      <w:r>
-        <w:rPr>
-          <w:b/>
-        </w:rPr>
-        <w:t xml:space="preserve">Conexão Embrapa: </w:t>
-      </w:r>
-      <w:r>
-        <w:t>Práticas de manejo de irrigação, como as relacionadas a pesquisas da Embrapa Cerrados, podem entrar como aprofundamento nesta resposta.</w:t>
-      </w:r>
-    </w:p>
-    <w:p>
-      <w:pPr>
-        <w:pStyle w:val="Heading2"/>
-      </w:pPr>
-      <w:r>
-        <w:t>Sustentabilidade e desafios</w:t>
-      </w:r>
-    </w:p>
-    <w:p>
-      <w:pPr>
-        <w:pStyle w:val="Heading3"/>
-      </w:pPr>
-      <w:r>
-        <w:t>Questão 19</w:t>
-      </w:r>
-    </w:p>
-    <w:p>
-      <w:r>
-        <w:rPr>
-          <w:b/>
-        </w:rPr>
-        <w:t xml:space="preserve">Bloco: </w:t>
-      </w:r>
-      <w:r>
-        <w:t>Sustentabilidade e desafios</w:t>
-      </w:r>
-    </w:p>
-    <w:p>
-      <w:r>
-        <w:rPr>
-          <w:b/>
-        </w:rPr>
-        <w:t xml:space="preserve">Categoria: </w:t>
-      </w:r>
-      <w:r>
-        <w:t>comparacao</w:t>
-      </w:r>
-    </w:p>
-    <w:p>
-      <w:r>
-        <w:rPr>
-          <w:b/>
-        </w:rPr>
-        <w:t xml:space="preserve">Enunciado: </w:t>
-      </w:r>
-      <w:r>
-        <w:t>Qual alternativa representa uma boa decisão para melhorar a sustentabilidade em sistemas cafeeiros?</w:t>
-      </w:r>
-    </w:p>
-    <w:p>
-      <w:pPr>
-        <w:pStyle w:val="ListBullet"/>
-      </w:pPr>
-      <w:r>
-        <w:t>A) Manter o solo descoberto o ano inteiro</w:t>
-      </w:r>
-    </w:p>
-    <w:p>
-      <w:pPr>
-        <w:pStyle w:val="ListBullet"/>
-      </w:pPr>
-      <w:r>
-        <w:t>B) Usar práticas de conservacao do solo e da água</w:t>
-      </w:r>
-    </w:p>
-    <w:p>
-      <w:pPr>
-        <w:pStyle w:val="ListBullet"/>
-      </w:pPr>
-      <w:r>
-        <w:t>C) Ignorar o clima da região</w:t>
-      </w:r>
-    </w:p>
-    <w:p>
-      <w:pPr>
-        <w:pStyle w:val="ListBullet"/>
-      </w:pPr>
-      <w:r>
-        <w:t>D) Colher e armazenar sem cuidado</w:t>
-      </w:r>
-    </w:p>
-    <w:p>
-      <w:r>
-        <w:rPr>
-          <w:b/>
-        </w:rPr>
-        <w:t xml:space="preserve">Resposta correta: </w:t>
-      </w:r>
-      <w:r>
-        <w:t>B</w:t>
-      </w:r>
-    </w:p>
-    <w:p>
-      <w:r>
-        <w:rPr>
-          <w:b/>
-        </w:rPr>
-        <w:t xml:space="preserve">Explicação: </w:t>
-      </w:r>
-      <w:r>
-        <w:t>Conservacao do solo e da água ajuda a manter produtividade e reduzir impactos ambientais.</w:t>
-      </w:r>
-    </w:p>
-    <w:p>
-      <w:r>
-        <w:rPr>
-          <w:b/>
-        </w:rPr>
-        <w:t xml:space="preserve">Conexão Embrapa: </w:t>
-      </w:r>
-      <w:r>
-        <w:t>A Embrapa desenvolve soluções para manejo sustentavel, conservacao de recursos naturais e adaptação dos sistemas produtivos.</w:t>
-      </w:r>
-    </w:p>
-    <w:p>
-      <w:pPr>
-        <w:pStyle w:val="Heading3"/>
-      </w:pPr>
-      <w:r>
-        <w:t>Questão 20</w:t>
-      </w:r>
-    </w:p>
-    <w:p>
-      <w:r>
-        <w:rPr>
-          <w:b/>
-        </w:rPr>
-        <w:t xml:space="preserve">Bloco: </w:t>
-      </w:r>
-      <w:r>
-        <w:t>Sustentabilidade e desafios</w:t>
-      </w:r>
-    </w:p>
-    <w:p>
-      <w:r>
-        <w:rPr>
-          <w:b/>
-        </w:rPr>
-        <w:t xml:space="preserve">Categoria: </w:t>
-      </w:r>
-      <w:r>
-        <w:t>comparacao</w:t>
-      </w:r>
-    </w:p>
-    <w:p>
-      <w:r>
-        <w:rPr>
-          <w:b/>
-        </w:rPr>
-        <w:t xml:space="preserve">Enunciado: </w:t>
-      </w:r>
-      <w:r>
-        <w:t>Um técnico visita uma lavoura e observa erosao no terreno. Qual recomendacao geral faz mais sentido?</w:t>
-      </w:r>
-    </w:p>
-    <w:p>
-      <w:pPr>
-        <w:pStyle w:val="ListBullet"/>
-      </w:pPr>
-      <w:r>
-        <w:t>A) Melhorar práticas de conservacao do solo</w:t>
-      </w:r>
-    </w:p>
-    <w:p>
-      <w:pPr>
-        <w:pStyle w:val="ListBullet"/>
-      </w:pPr>
-      <w:r>
-        <w:t>B) Aumentar a erosao para drenar mais rapido</w:t>
-      </w:r>
-    </w:p>
-    <w:p>
-      <w:pPr>
-        <w:pStyle w:val="ListBullet"/>
-      </w:pPr>
-      <w:r>
-        <w:t>C) Abandonar qualquer manejo</w:t>
-      </w:r>
-    </w:p>
-    <w:p>
-      <w:pPr>
-        <w:pStyle w:val="ListBullet"/>
-      </w:pPr>
-      <w:r>
-        <w:t>D) Colher os frutos verdes imediatamente</w:t>
-      </w:r>
-    </w:p>
-    <w:p>
-      <w:r>
-        <w:rPr>
-          <w:b/>
-        </w:rPr>
-        <w:t xml:space="preserve">Resposta correta: </w:t>
-      </w:r>
-      <w:r>
-        <w:t>A</w:t>
-      </w:r>
-    </w:p>
-    <w:p>
-      <w:r>
-        <w:rPr>
-          <w:b/>
-        </w:rPr>
-        <w:t xml:space="preserve">Explicação: </w:t>
-      </w:r>
-      <w:r>
-        <w:t>Manejo conservacionista, cobertura do solo e práticas adequadas ajudam a reduzir perdas por erosao.</w:t>
-      </w:r>
-    </w:p>
-    <w:p>
-      <w:r>
-        <w:rPr>
-          <w:b/>
-        </w:rPr>
-        <w:t xml:space="preserve">Conexão Embrapa: </w:t>
-      </w:r>
-      <w:r>
-        <w:t>Publicações e práticas da Embrapa sobre solo, água e sustentabilidade podem complementar a explicacao com orientacoes técnicas.</w:t>
-      </w:r>
-    </w:p>
-    <w:p>
-      <w:pPr>
-        <w:pStyle w:val="Heading2"/>
-      </w:pPr>
-      <w:r>
-        <w:t>Clima, altitude e adaptação</w:t>
-      </w:r>
-    </w:p>
-    <w:p>
-      <w:pPr>
-        <w:pStyle w:val="Heading3"/>
-      </w:pPr>
-      <w:r>
-        <w:t>Questão 21</w:t>
-      </w:r>
-    </w:p>
-    <w:p>
-      <w:r>
-        <w:rPr>
-          <w:b/>
-        </w:rPr>
-        <w:t xml:space="preserve">Bloco: </w:t>
-      </w:r>
-      <w:r>
-        <w:t>Clima, altitude e adaptação</w:t>
-      </w:r>
-    </w:p>
-    <w:p>
-      <w:r>
-        <w:rPr>
-          <w:b/>
-        </w:rPr>
-        <w:t xml:space="preserve">Categoria: </w:t>
-      </w:r>
-      <w:r>
-        <w:t>comparacao</w:t>
-      </w:r>
-    </w:p>
-    <w:p>
-      <w:r>
-        <w:rPr>
-          <w:b/>
-        </w:rPr>
-        <w:t xml:space="preserve">Enunciado: </w:t>
-      </w:r>
-      <w:r>
-        <w:t>O que pode acontecer quando a espécie de café e plantada em ambiente pouco adequado?</w:t>
-      </w:r>
-    </w:p>
-    <w:p>
-      <w:pPr>
-        <w:pStyle w:val="ListBullet"/>
-      </w:pPr>
-      <w:r>
-        <w:t>A) A lavoura sempre melhora automaticamente</w:t>
-      </w:r>
-    </w:p>
-    <w:p>
-      <w:pPr>
-        <w:pStyle w:val="ListBullet"/>
-      </w:pPr>
-      <w:r>
-        <w:t>B) Pode haver queda de desempenho e maior dificuldade de manejo</w:t>
-      </w:r>
-    </w:p>
-    <w:p>
-      <w:pPr>
-        <w:pStyle w:val="ListBullet"/>
-      </w:pPr>
-      <w:r>
-        <w:t>C) O café deixa de ser uma planta</w:t>
-      </w:r>
-    </w:p>
-    <w:p>
-      <w:pPr>
-        <w:pStyle w:val="ListBullet"/>
-      </w:pPr>
-      <w:r>
-        <w:t>D) A altitude deixa de importar</w:t>
-      </w:r>
-    </w:p>
-    <w:p>
-      <w:r>
-        <w:rPr>
-          <w:b/>
-        </w:rPr>
-        <w:t xml:space="preserve">Resposta correta: </w:t>
-      </w:r>
-      <w:r>
-        <w:t>B</w:t>
-      </w:r>
-    </w:p>
-    <w:p>
-      <w:r>
-        <w:rPr>
-          <w:b/>
-        </w:rPr>
-        <w:t xml:space="preserve">Explicação: </w:t>
-      </w:r>
-      <w:r>
-        <w:t>Ambiente inadequado pode comprometer produtividade, sanidade e qualidade da lavoura.</w:t>
-      </w:r>
-    </w:p>
-    <w:p>
-      <w:r>
-        <w:rPr>
-          <w:b/>
-        </w:rPr>
-        <w:t xml:space="preserve">Conexão Embrapa: </w:t>
-      </w:r>
-      <w:r>
-        <w:t>Metodologias de zoneamento, aptidao e planejamento territorial da Embrapa ajudam a reduzir esse tipo de risco.</w:t>
-      </w:r>
-    </w:p>
-    <w:p>
-      <w:pPr>
-        <w:pStyle w:val="Heading2"/>
-      </w:pPr>
-      <w:r>
-        <w:t>Qualidade, uso e mercado</w:t>
-      </w:r>
-    </w:p>
-    <w:p>
-      <w:pPr>
-        <w:pStyle w:val="Heading3"/>
-      </w:pPr>
-      <w:r>
-        <w:t>Questão 22</w:t>
-      </w:r>
-    </w:p>
-    <w:p>
-      <w:r>
-        <w:rPr>
-          <w:b/>
-        </w:rPr>
-        <w:t xml:space="preserve">Bloco: </w:t>
-      </w:r>
-      <w:r>
-        <w:t>Qualidade, uso e mercado</w:t>
-      </w:r>
-    </w:p>
-    <w:p>
-      <w:r>
-        <w:rPr>
-          <w:b/>
-        </w:rPr>
-        <w:t xml:space="preserve">Categoria: </w:t>
-      </w:r>
-      <w:r>
-        <w:t>comparacao</w:t>
-      </w:r>
-    </w:p>
-    <w:p>
-      <w:r>
-        <w:rPr>
-          <w:b/>
-        </w:rPr>
-        <w:t xml:space="preserve">Enunciado: </w:t>
-      </w:r>
-      <w:r>
-        <w:t>Qual prática contribui para a qualidade do café após a colheita?</w:t>
-      </w:r>
-    </w:p>
-    <w:p>
-      <w:pPr>
-        <w:pStyle w:val="ListBullet"/>
-      </w:pPr>
-      <w:r>
-        <w:t>A) Secagem bem conduzida</w:t>
-      </w:r>
-    </w:p>
-    <w:p>
-      <w:pPr>
-        <w:pStyle w:val="ListBullet"/>
-      </w:pPr>
-      <w:r>
-        <w:t>B) Armazenamento em local úmido</w:t>
-      </w:r>
-    </w:p>
-    <w:p>
-      <w:pPr>
-        <w:pStyle w:val="ListBullet"/>
-      </w:pPr>
-      <w:r>
-        <w:t>C) Mistura com impurezas</w:t>
-      </w:r>
-    </w:p>
-    <w:p>
-      <w:pPr>
-        <w:pStyle w:val="ListBullet"/>
-      </w:pPr>
-      <w:r>
-        <w:t>D) Falta de controle no processamento</w:t>
-      </w:r>
-    </w:p>
-    <w:p>
-      <w:r>
-        <w:rPr>
-          <w:b/>
-        </w:rPr>
-        <w:t xml:space="preserve">Resposta correta: </w:t>
-      </w:r>
-      <w:r>
-        <w:t>A</w:t>
-      </w:r>
-    </w:p>
-    <w:p>
-      <w:r>
-        <w:rPr>
-          <w:b/>
-        </w:rPr>
-        <w:t xml:space="preserve">Explicação: </w:t>
-      </w:r>
-      <w:r>
-        <w:t>A secagem correta e uma das etapas essenciais para preservar a qualidade do café.</w:t>
-      </w:r>
-    </w:p>
-    <w:p>
-      <w:r>
-        <w:rPr>
-          <w:b/>
-        </w:rPr>
-        <w:t xml:space="preserve">Conexão Embrapa: </w:t>
-      </w:r>
-      <w:r>
-        <w:t>Tecnologias e publicações sobre colheita, secagem e processamento podem ser indicadas ao jogador como caminhos para saber mais.</w:t>
-      </w:r>
-    </w:p>
-    <w:p>
-      <w:pPr>
-        <w:pStyle w:val="Heading3"/>
-      </w:pPr>
-      <w:r>
-        <w:t>Questão 23</w:t>
-      </w:r>
-    </w:p>
-    <w:p>
-      <w:r>
-        <w:rPr>
-          <w:b/>
-        </w:rPr>
-        <w:t xml:space="preserve">Bloco: </w:t>
-      </w:r>
-      <w:r>
-        <w:t>Qualidade, uso e mercado</w:t>
-      </w:r>
-    </w:p>
-    <w:p>
-      <w:r>
-        <w:rPr>
-          <w:b/>
-        </w:rPr>
-        <w:t xml:space="preserve">Categoria: </w:t>
-      </w:r>
-      <w:r>
-        <w:t>comparacao</w:t>
-      </w:r>
-    </w:p>
-    <w:p>
-      <w:r>
-        <w:rPr>
-          <w:b/>
-        </w:rPr>
-        <w:t xml:space="preserve">Enunciado: </w:t>
-      </w:r>
-      <w:r>
-        <w:t>Um lote de café foi colhido com frutos em diferentes estágios de maturação. Qual aspecto pode ser afetado?</w:t>
-      </w:r>
-    </w:p>
-    <w:p>
-      <w:pPr>
-        <w:pStyle w:val="ListBullet"/>
-      </w:pPr>
-      <w:r>
-        <w:t>A) A qualidade final da bebida</w:t>
-      </w:r>
-    </w:p>
-    <w:p>
-      <w:pPr>
-        <w:pStyle w:val="ListBullet"/>
-      </w:pPr>
-      <w:r>
-        <w:t>B) O nome científico da planta</w:t>
-      </w:r>
-    </w:p>
-    <w:p>
-      <w:pPr>
-        <w:pStyle w:val="ListBullet"/>
-      </w:pPr>
-      <w:r>
-        <w:t>C) A existencia da espécie</w:t>
-      </w:r>
-    </w:p>
-    <w:p>
-      <w:pPr>
-        <w:pStyle w:val="ListBullet"/>
-      </w:pPr>
-      <w:r>
-        <w:t>D) A altitude da propriedade</w:t>
-      </w:r>
-    </w:p>
-    <w:p>
-      <w:r>
-        <w:rPr>
-          <w:b/>
-        </w:rPr>
-        <w:t xml:space="preserve">Resposta correta: </w:t>
-      </w:r>
-      <w:r>
-        <w:t>A</w:t>
-      </w:r>
-    </w:p>
-    <w:p>
-      <w:r>
-        <w:rPr>
-          <w:b/>
-        </w:rPr>
-        <w:t xml:space="preserve">Explicação: </w:t>
-      </w:r>
-      <w:r>
-        <w:t>A uniformidade de maturação e os cuidados na colheita influenciam a qualidade do produto final.</w:t>
-      </w:r>
-    </w:p>
-    <w:p>
-      <w:r>
-        <w:rPr>
-          <w:b/>
-        </w:rPr>
-        <w:t xml:space="preserve">Conexão Embrapa: </w:t>
-      </w:r>
-      <w:r>
-        <w:t>A Embrapa pode aparecer aqui por meio de materiais sobre colheita, processamento e boas práticas para qualidade.</w:t>
-      </w:r>
-    </w:p>
-    <w:p>
-      <w:pPr>
-        <w:pStyle w:val="Heading3"/>
-      </w:pPr>
-      <w:r>
-        <w:t>Questão 24</w:t>
-      </w:r>
-    </w:p>
-    <w:p>
-      <w:r>
-        <w:rPr>
-          <w:b/>
-        </w:rPr>
-        <w:t xml:space="preserve">Bloco: </w:t>
-      </w:r>
-      <w:r>
-        <w:t>Qualidade, uso e mercado</w:t>
-      </w:r>
-    </w:p>
-    <w:p>
-      <w:r>
-        <w:rPr>
-          <w:b/>
-        </w:rPr>
-        <w:t xml:space="preserve">Categoria: </w:t>
-      </w:r>
-      <w:r>
-        <w:t>canéfora</w:t>
-      </w:r>
-    </w:p>
-    <w:p>
-      <w:r>
-        <w:rPr>
-          <w:b/>
-        </w:rPr>
-        <w:t xml:space="preserve">Enunciado: </w:t>
-      </w:r>
-      <w:r>
-        <w:t>Qual afirmacao e mais adequada sobre qualidade em café canéfora?</w:t>
-      </w:r>
-    </w:p>
-    <w:p>
-      <w:pPr>
-        <w:pStyle w:val="ListBullet"/>
-      </w:pPr>
-      <w:r>
-        <w:t>A) Canéfora nunca pode ter qualidade</w:t>
-      </w:r>
-    </w:p>
-    <w:p>
-      <w:pPr>
-        <w:pStyle w:val="ListBullet"/>
-      </w:pPr>
-      <w:r>
-        <w:t>B) Canéfora pode alcançar boa qualidade com genética, manejo e pós-colheita adequados</w:t>
-      </w:r>
-    </w:p>
-    <w:p>
-      <w:pPr>
-        <w:pStyle w:val="ListBullet"/>
-      </w:pPr>
-      <w:r>
-        <w:t>C) Canéfora não e café</w:t>
-      </w:r>
-    </w:p>
-    <w:p>
-      <w:pPr>
-        <w:pStyle w:val="ListBullet"/>
-      </w:pPr>
-      <w:r>
-        <w:t>D) Canéfora só existe fora do Brasil</w:t>
-      </w:r>
-    </w:p>
-    <w:p>
-      <w:r>
-        <w:rPr>
-          <w:b/>
-        </w:rPr>
-        <w:t xml:space="preserve">Resposta correta: </w:t>
-      </w:r>
-      <w:r>
-        <w:t>B</w:t>
-      </w:r>
-    </w:p>
-    <w:p>
-      <w:r>
-        <w:rPr>
-          <w:b/>
-        </w:rPr>
-        <w:t xml:space="preserve">Explicação: </w:t>
-      </w:r>
-      <w:r>
-        <w:t>O canéfora tem ganhado reconhecimento quando produzido com boas práticas e controle de qualidade.</w:t>
-      </w:r>
-    </w:p>
-    <w:p>
-      <w:r>
-        <w:rPr>
-          <w:b/>
-        </w:rPr>
-        <w:t xml:space="preserve">Conexão Embrapa: </w:t>
-      </w:r>
-      <w:r>
-        <w:t>Cultivares, manejo e pós-colheita do canéfora sao temas em que tecnologias e pesquisas da Embrapa podem dar respaldo ao aprendizado.</w:t>
-      </w:r>
-    </w:p>
-    <w:p>
-      <w:pPr>
-        <w:pStyle w:val="Heading3"/>
-      </w:pPr>
-      <w:r>
-        <w:t>Questão 25</w:t>
-      </w:r>
-    </w:p>
-    <w:p>
-      <w:r>
-        <w:rPr>
-          <w:b/>
-        </w:rPr>
-        <w:t xml:space="preserve">Bloco: </w:t>
-      </w:r>
-      <w:r>
-        <w:t>Qualidade, uso e mercado</w:t>
-      </w:r>
-    </w:p>
-    <w:p>
-      <w:r>
-        <w:rPr>
-          <w:b/>
-        </w:rPr>
-        <w:t xml:space="preserve">Categoria: </w:t>
-      </w:r>
-      <w:r>
-        <w:t>comparacao</w:t>
-      </w:r>
-    </w:p>
-    <w:p>
-      <w:r>
-        <w:rPr>
-          <w:b/>
-        </w:rPr>
-        <w:t xml:space="preserve">Enunciado: </w:t>
-      </w:r>
-      <w:r>
-        <w:t>Qual alternativa melhor descreve o papel do arábica e do canéfora na caféicultura brasileira?</w:t>
-      </w:r>
-    </w:p>
-    <w:p>
-      <w:pPr>
-        <w:pStyle w:val="ListBullet"/>
-      </w:pPr>
-      <w:r>
-        <w:t>A) Apenas o arábica tem importancia</w:t>
-      </w:r>
-    </w:p>
-    <w:p>
-      <w:pPr>
-        <w:pStyle w:val="ListBullet"/>
-      </w:pPr>
-      <w:r>
-        <w:t>B) Apenas o canéfora tem importancia</w:t>
-      </w:r>
-    </w:p>
-    <w:p>
-      <w:pPr>
-        <w:pStyle w:val="ListBullet"/>
-      </w:pPr>
-      <w:r>
-        <w:t>C) Ambos sao importantes, com caracteristicas e mercados distintos</w:t>
-      </w:r>
-    </w:p>
-    <w:p>
-      <w:pPr>
-        <w:pStyle w:val="ListBullet"/>
-      </w:pPr>
-      <w:r>
-        <w:t>D) Nenhum e cultivado no Brasil</w:t>
-      </w:r>
-    </w:p>
-    <w:p>
-      <w:r>
-        <w:rPr>
-          <w:b/>
-        </w:rPr>
-        <w:t xml:space="preserve">Resposta correta: </w:t>
-      </w:r>
-      <w:r>
-        <w:t>C</w:t>
-      </w:r>
-    </w:p>
-    <w:p>
-      <w:r>
-        <w:rPr>
-          <w:b/>
-        </w:rPr>
-        <w:t xml:space="preserve">Explicação: </w:t>
-      </w:r>
-      <w:r>
-        <w:t>Os dois sistemas contribuem para a produção brasileira, cada um com sua adaptação, uso e importancia econômica.</w:t>
-      </w:r>
-    </w:p>
-    <w:p>
-      <w:r>
-        <w:rPr>
-          <w:b/>
-        </w:rPr>
-        <w:t xml:space="preserve">Conexão Embrapa: </w:t>
-      </w:r>
-      <w:r>
-        <w:t>A diversidade de soluções e publicações da Embrapa mostra como diferentes unidades contribuem para a caféicultura brasileira.</w:t>
-      </w:r>
-    </w:p>
-    <w:p>
-      <w:pPr>
-        <w:pStyle w:val="Heading3"/>
-      </w:pPr>
-      <w:r>
-        <w:t>Questão 26</w:t>
-      </w:r>
-    </w:p>
-    <w:p>
-      <w:r>
-        <w:rPr>
-          <w:b/>
-        </w:rPr>
-        <w:t xml:space="preserve">Bloco: </w:t>
-      </w:r>
-      <w:r>
-        <w:t>Qualidade, uso e mercado</w:t>
-      </w:r>
-    </w:p>
-    <w:p>
-      <w:r>
-        <w:rPr>
-          <w:b/>
-        </w:rPr>
-        <w:t xml:space="preserve">Categoria: </w:t>
-      </w:r>
-      <w:r>
-        <w:t>canéfora</w:t>
-      </w:r>
-    </w:p>
-    <w:p>
-      <w:r>
-        <w:rPr>
-          <w:b/>
-        </w:rPr>
-        <w:t xml:space="preserve">Enunciado: </w:t>
-      </w:r>
-      <w:r>
-        <w:t>Em um blend de café, qual pode ser uma contribuição comum do canéfora?</w:t>
-      </w:r>
-    </w:p>
-    <w:p>
-      <w:pPr>
-        <w:pStyle w:val="ListBullet"/>
-      </w:pPr>
-      <w:r>
-        <w:t>A) Aumentar corpo e intensidade</w:t>
-      </w:r>
-    </w:p>
-    <w:p>
-      <w:pPr>
-        <w:pStyle w:val="ListBullet"/>
-      </w:pPr>
-      <w:r>
-        <w:t>B) Transformar café em cha</w:t>
-      </w:r>
-    </w:p>
-    <w:p>
-      <w:pPr>
-        <w:pStyle w:val="ListBullet"/>
-      </w:pPr>
-      <w:r>
-        <w:t>C) Eliminar a necessidade de torra</w:t>
-      </w:r>
-    </w:p>
-    <w:p>
-      <w:pPr>
-        <w:pStyle w:val="ListBullet"/>
-      </w:pPr>
-      <w:r>
-        <w:t>D) Impedir o preparo de espresso</w:t>
-      </w:r>
-    </w:p>
-    <w:p>
-      <w:r>
-        <w:rPr>
-          <w:b/>
-        </w:rPr>
-        <w:t xml:space="preserve">Resposta correta: </w:t>
-      </w:r>
-      <w:r>
-        <w:t>A</w:t>
-      </w:r>
-    </w:p>
-    <w:p>
-      <w:r>
-        <w:rPr>
-          <w:b/>
-        </w:rPr>
-        <w:t xml:space="preserve">Explicação: </w:t>
-      </w:r>
-      <w:r>
-        <w:t>O canéfora e frequentemente usado em blends por caracteristicas como corpo, intensidade e rendimento.</w:t>
-      </w:r>
-    </w:p>
-    <w:p>
-      <w:r>
-        <w:rPr>
-          <w:b/>
-        </w:rPr>
-        <w:t xml:space="preserve">Conexão Embrapa: </w:t>
-      </w:r>
-      <w:r>
-        <w:t>Materiais sobre qualidade, processamento e mercado podem ajudar a explicar por que o canéfora tem papel relevante em blends e solúvel.</w:t>
-      </w:r>
-    </w:p>
-    <w:p>
-      <w:pPr>
-        <w:pStyle w:val="Heading2"/>
-      </w:pPr>
-      <w:r>
-        <w:t>Clima, altitude e adaptação</w:t>
-      </w:r>
-    </w:p>
-    <w:p>
-      <w:pPr>
-        <w:pStyle w:val="Heading3"/>
-      </w:pPr>
-      <w:r>
-        <w:t>Questão 27</w:t>
-      </w:r>
-    </w:p>
-    <w:p>
-      <w:r>
-        <w:rPr>
-          <w:b/>
-        </w:rPr>
-        <w:t xml:space="preserve">Bloco: </w:t>
-      </w:r>
-      <w:r>
-        <w:t>Clima, altitude e adaptação</w:t>
-      </w:r>
-    </w:p>
-    <w:p>
-      <w:r>
-        <w:rPr>
-          <w:b/>
-        </w:rPr>
-        <w:t xml:space="preserve">Categoria: </w:t>
-      </w:r>
-      <w:r>
-        <w:t>comparacao</w:t>
-      </w:r>
-    </w:p>
-    <w:p>
-      <w:r>
-        <w:rPr>
-          <w:b/>
-        </w:rPr>
-        <w:t xml:space="preserve">Enunciado: </w:t>
-      </w:r>
-      <w:r>
-        <w:t>Qual fator NÃO deve ser ignorado ao planejar uma nova lavoura de café?</w:t>
-      </w:r>
-    </w:p>
-    <w:p>
-      <w:pPr>
-        <w:pStyle w:val="ListBullet"/>
-      </w:pPr>
-      <w:r>
-        <w:t>A) Zoneamento e aptidao da área</w:t>
-      </w:r>
-    </w:p>
-    <w:p>
-      <w:pPr>
-        <w:pStyle w:val="ListBullet"/>
-      </w:pPr>
-      <w:r>
-        <w:t>B) Clima e disponibilidade de água</w:t>
-      </w:r>
-    </w:p>
-    <w:p>
-      <w:pPr>
-        <w:pStyle w:val="ListBullet"/>
-      </w:pPr>
-      <w:r>
-        <w:t>C) Solo e relevo</w:t>
-      </w:r>
-    </w:p>
-    <w:p>
-      <w:pPr>
-        <w:pStyle w:val="ListBullet"/>
-      </w:pPr>
-      <w:r>
-        <w:t>D) Apenas o desenho do rótulo</w:t>
-      </w:r>
-    </w:p>
-    <w:p>
-      <w:r>
-        <w:rPr>
-          <w:b/>
-        </w:rPr>
-        <w:t xml:space="preserve">Resposta correta: </w:t>
-      </w:r>
-      <w:r>
-        <w:t>D</w:t>
-      </w:r>
-    </w:p>
-    <w:p>
-      <w:r>
-        <w:rPr>
-          <w:b/>
-        </w:rPr>
-        <w:t xml:space="preserve">Explicação: </w:t>
-      </w:r>
-      <w:r>
-        <w:t>O planejamento da lavoura depende de fatores técnicos, ambientais e economicos, não de aspectos visuais do produto final.</w:t>
-      </w:r>
-    </w:p>
-    <w:p>
-      <w:r>
-        <w:rPr>
-          <w:b/>
-        </w:rPr>
-        <w:t xml:space="preserve">Conexão Embrapa: </w:t>
-      </w:r>
-      <w:r>
-        <w:t>Ferramentas e metodologias associadas a territorio, solos e planejamento rural podem ser conectadas a essa pergunta.</w:t>
-      </w:r>
-    </w:p>
-    <w:p>
-      <w:pPr>
-        <w:pStyle w:val="Heading2"/>
-      </w:pPr>
-      <w:r>
-        <w:t>Conhecendo as espécies</w:t>
-      </w:r>
-    </w:p>
-    <w:p>
-      <w:pPr>
-        <w:pStyle w:val="Heading3"/>
-      </w:pPr>
-      <w:r>
-        <w:t>Questão 28</w:t>
-      </w:r>
-    </w:p>
-    <w:p>
-      <w:r>
-        <w:rPr>
-          <w:b/>
-        </w:rPr>
-        <w:t xml:space="preserve">Bloco: </w:t>
-      </w:r>
-      <w:r>
-        <w:t>Conhecendo as espécies</w:t>
-      </w:r>
-    </w:p>
-    <w:p>
-      <w:r>
-        <w:rPr>
-          <w:b/>
-        </w:rPr>
-        <w:t xml:space="preserve">Categoria: </w:t>
-      </w:r>
-      <w:r>
-        <w:t>comparacao</w:t>
-      </w:r>
-    </w:p>
-    <w:p>
-      <w:r>
-        <w:rPr>
-          <w:b/>
-        </w:rPr>
-        <w:t xml:space="preserve">Enunciado: </w:t>
-      </w:r>
-      <w:r>
-        <w:t>Um estudante afirma: "Arábica e canéfora sao iguais; muda só o nome". Qual resposta está correta?</w:t>
-      </w:r>
-    </w:p>
-    <w:p>
-      <w:pPr>
-        <w:pStyle w:val="ListBullet"/>
-      </w:pPr>
-      <w:r>
-        <w:t>A) Verdadeiro, sao a mesma espécie</w:t>
-      </w:r>
-    </w:p>
-    <w:p>
-      <w:pPr>
-        <w:pStyle w:val="ListBullet"/>
-      </w:pPr>
-      <w:r>
-        <w:t>B) Falso, sao espécies diferentes com caracteristicas próprias</w:t>
-      </w:r>
-    </w:p>
-    <w:p>
-      <w:pPr>
-        <w:pStyle w:val="ListBullet"/>
-      </w:pPr>
-      <w:r>
-        <w:t>C) Verdadeiro, ambos pertencem ao gênero milho</w:t>
-      </w:r>
-    </w:p>
-    <w:p>
-      <w:pPr>
-        <w:pStyle w:val="ListBullet"/>
-      </w:pPr>
-      <w:r>
-        <w:t>D) Falso, nenhum deles e café</w:t>
-      </w:r>
-    </w:p>
-    <w:p>
-      <w:r>
-        <w:rPr>
-          <w:b/>
-        </w:rPr>
-        <w:t xml:space="preserve">Resposta correta: </w:t>
-      </w:r>
-      <w:r>
-        <w:t>B</w:t>
-      </w:r>
-    </w:p>
-    <w:p>
-      <w:r>
-        <w:rPr>
-          <w:b/>
-        </w:rPr>
-        <w:t xml:space="preserve">Explicação: </w:t>
-      </w:r>
-      <w:r>
-        <w:t>Arábica e canéfora pertencem ao gênero Coffea, mas sao espécies diferentes.</w:t>
-      </w:r>
-    </w:p>
-    <w:p>
-      <w:r>
-        <w:rPr>
-          <w:b/>
-        </w:rPr>
-        <w:t xml:space="preserve">Conexão Embrapa: </w:t>
-      </w:r>
-      <w:r>
-        <w:t>Publicações de introducao a caféicultura e materiais educativos da Embrapa podem apoiar essa diferenca de forma acessivel.</w:t>
-      </w:r>
-    </w:p>
-    <w:p>
-      <w:pPr>
-        <w:pStyle w:val="Heading2"/>
-      </w:pPr>
-      <w:r>
-        <w:t>Sustentabilidade e desafios</w:t>
-      </w:r>
-    </w:p>
-    <w:p>
-      <w:pPr>
-        <w:pStyle w:val="Heading3"/>
-      </w:pPr>
-      <w:r>
-        <w:t>Questão 29</w:t>
-      </w:r>
-    </w:p>
-    <w:p>
-      <w:r>
-        <w:rPr>
-          <w:b/>
-        </w:rPr>
-        <w:t xml:space="preserve">Bloco: </w:t>
-      </w:r>
-      <w:r>
-        <w:t>Sustentabilidade e desafios</w:t>
-      </w:r>
-    </w:p>
-    <w:p>
-      <w:r>
-        <w:rPr>
-          <w:b/>
-        </w:rPr>
-        <w:t xml:space="preserve">Categoria: </w:t>
-      </w:r>
-      <w:r>
-        <w:t>comparacao</w:t>
-      </w:r>
-    </w:p>
-    <w:p>
-      <w:r>
-        <w:rPr>
-          <w:b/>
-        </w:rPr>
-        <w:t xml:space="preserve">Enunciado: </w:t>
-      </w:r>
-      <w:r>
-        <w:t>Qual desafio e comum aos sistemas cafeeiros diante das mudanças climáticas?</w:t>
-      </w:r>
-    </w:p>
-    <w:p>
-      <w:pPr>
-        <w:pStyle w:val="ListBullet"/>
-      </w:pPr>
-      <w:r>
-        <w:t>A) Adaptar cultivares, manejo e uso da água às novas condições</w:t>
-      </w:r>
-    </w:p>
-    <w:p>
-      <w:pPr>
-        <w:pStyle w:val="ListBullet"/>
-      </w:pPr>
-      <w:r>
-        <w:t>B) Parar de observar o clima</w:t>
-      </w:r>
-    </w:p>
-    <w:p>
-      <w:pPr>
-        <w:pStyle w:val="ListBullet"/>
-      </w:pPr>
-      <w:r>
-        <w:t>C) Plantar sempre a mesma espécie em qualquer lugar</w:t>
-      </w:r>
-    </w:p>
-    <w:p>
-      <w:pPr>
-        <w:pStyle w:val="ListBullet"/>
-      </w:pPr>
-      <w:r>
-        <w:t>D) Ignorar pesquisa e assistencia técnica</w:t>
-      </w:r>
-    </w:p>
-    <w:p>
-      <w:r>
-        <w:rPr>
-          <w:b/>
-        </w:rPr>
-        <w:t xml:space="preserve">Resposta correta: </w:t>
-      </w:r>
-      <w:r>
-        <w:t>A</w:t>
-      </w:r>
-    </w:p>
-    <w:p>
-      <w:r>
-        <w:rPr>
-          <w:b/>
-        </w:rPr>
-        <w:t xml:space="preserve">Explicação: </w:t>
-      </w:r>
-      <w:r>
-        <w:t>Mudancas no clima exigem planejamento, pesquisa, adaptação tecnologica e manejo adequado.</w:t>
-      </w:r>
-    </w:p>
-    <w:p>
-      <w:r>
-        <w:rPr>
-          <w:b/>
-        </w:rPr>
-        <w:t xml:space="preserve">Conexão Embrapa: </w:t>
-      </w:r>
-      <w:r>
-        <w:t>A Embrapa atua em temas como adaptação, recursos geneticos, manejo de água, solos e sistemas produtivos, todos relevantes para esse desafio.</w:t>
-      </w:r>
-    </w:p>
-    <w:p>
-      <w:pPr>
-        <w:pStyle w:val="Heading3"/>
-      </w:pPr>
-      <w:r>
-        <w:t>Questão 30</w:t>
-      </w:r>
-    </w:p>
-    <w:p>
-      <w:r>
-        <w:rPr>
-          <w:b/>
-        </w:rPr>
-        <w:t xml:space="preserve">Bloco: </w:t>
-      </w:r>
-      <w:r>
-        <w:t>Sustentabilidade e desafios</w:t>
-      </w:r>
-    </w:p>
-    <w:p>
-      <w:r>
-        <w:rPr>
-          <w:b/>
-        </w:rPr>
-        <w:t xml:space="preserve">Categoria: </w:t>
-      </w:r>
-      <w:r>
-        <w:t>comparacao</w:t>
-      </w:r>
-    </w:p>
-    <w:p>
-      <w:r>
-        <w:rPr>
-          <w:b/>
-        </w:rPr>
-        <w:t xml:space="preserve">Enunciado: </w:t>
-      </w:r>
-      <w:r>
-        <w:t>Qual é a principal mensagem do "Desafio Café Brasil: Arábica ou Canéfora?"</w:t>
-      </w:r>
-    </w:p>
-    <w:p>
-      <w:pPr>
-        <w:pStyle w:val="ListBullet"/>
-      </w:pPr>
-      <w:r>
-        <w:t>A) Só existe um café importante no Brasil</w:t>
-      </w:r>
-    </w:p>
-    <w:p>
-      <w:pPr>
-        <w:pStyle w:val="ListBullet"/>
-      </w:pPr>
-      <w:r>
-        <w:t>B) Arábica e canéfora sao sistemas diferentes, ambos relevantes para a caféicultura brasileira</w:t>
-      </w:r>
-    </w:p>
-    <w:p>
-      <w:pPr>
-        <w:pStyle w:val="ListBullet"/>
-      </w:pPr>
-      <w:r>
-        <w:t>C) Café não depende de ambiente nem manejo</w:t>
-      </w:r>
-    </w:p>
-    <w:p>
-      <w:pPr>
-        <w:pStyle w:val="ListBullet"/>
-      </w:pPr>
-      <w:r>
-        <w:t>D) A qualidade não pode ser melhorada</w:t>
-      </w:r>
-    </w:p>
-    <w:p>
-      <w:r>
-        <w:rPr>
-          <w:b/>
-        </w:rPr>
-        <w:t xml:space="preserve">Resposta correta: </w:t>
-      </w:r>
-      <w:r>
-        <w:t>B</w:t>
-      </w:r>
-    </w:p>
-    <w:p>
-      <w:r>
-        <w:rPr>
-          <w:b/>
-        </w:rPr>
-        <w:t xml:space="preserve">Explicação: </w:t>
-      </w:r>
-      <w:r>
-        <w:t>O quiz mostra que os dois sistemas tem papeis importantes e que conhecimento técnico ajuda a tomar melhores decisões.</w:t>
-      </w:r>
-    </w:p>
-    <w:p>
-      <w:r>
-        <w:rPr>
-          <w:b/>
-        </w:rPr>
-        <w:t xml:space="preserve">Conexão Embrapa: </w:t>
-      </w:r>
-      <w:r>
-        <w:t>A Conexão Embrapa aparece como convite para aprofundar o aprendizado em tecnologias, publicações e soluções para a caféicultura.</w:t>
-      </w:r>
-    </w:p>
-    <w:p>
-      <w:r>
-        <w:br w:type="page"/>
-      </w:r>
-    </w:p>
-    <w:p>
-      <w:pPr>
-        <w:pStyle w:val="Heading1"/>
-      </w:pPr>
-      <w:r>
         <w:t>Observação editorial</w:t>
       </w:r>
     </w:p>
     <w:p>
       <w:r>
-        <w:t>As conexoes com a Embrapa foram redigidas como indicacoes gerais de aprofundamento. Na implementacao web, elas podem ser ligadas a publicações, tecnologias, cultivares, práticas, softwares ou unidades responsaveis conforme a curadoria final do acervo.</w:t>
+        <w:t>As conexões com a Embrapa foram redigidas como indicações de aprofundamento. Na implementação web, elas podem ser ligadas à curadoria final do acervo (cafe &gt; autores &gt; BigQuery).</w:t>
       </w:r>
     </w:p>
     <w:sectPr>
       <w:pgSz w:w="12240" w:h="15840"/>
-      <w:pgMar w:top="1440" w:right="1440" w:bottom="1440" w:left="1440" w:header="708" w:footer="708" w:gutter="0"/>
+      <w:pgMar w:top="1440" w:right="1440" w:bottom="1440" w:left="1440" w:header="720" w:footer="720" w:gutter="0"/>
       <w:cols w:space="720"/>
       <w:docGrid w:linePitch="360"/>
     </w:sectPr>
@@ -3808,7 +6687,7 @@
     <w:qFormat/>
     <w:rsid w:val="00FC693F"/>
     <w:pPr>
-      <w:spacing w:after="120" w:line="300" w:lineRule="auto"/>
+      <w:spacing w:after="120" w:line="276" w:lineRule="auto"/>
     </w:pPr>
     <w:rPr>
       <w:rFonts w:ascii="Calibri" w:hAnsi="Calibri"/>
@@ -3870,7 +6749,7 @@
     <w:pPr>
       <w:keepNext/>
       <w:keepLines/>
-      <w:spacing w:before="360" w:after="200"/>
+      <w:spacing w:before="480" w:after="0"/>
       <w:outlineLvl w:val="0"/>
     </w:pPr>
     <w:rPr>
@@ -3894,7 +6773,7 @@
     <w:pPr>
       <w:keepNext/>
       <w:keepLines/>
-      <w:spacing w:before="280" w:after="140"/>
+      <w:spacing w:before="200" w:after="0"/>
       <w:outlineLvl w:val="1"/>
     </w:pPr>
     <w:rPr>
@@ -3918,7 +6797,7 @@
     <w:pPr>
       <w:keepNext/>
       <w:keepLines/>
-      <w:spacing w:before="200" w:after="100"/>
+      <w:spacing w:before="200" w:after="0"/>
       <w:outlineLvl w:val="2"/>
     </w:pPr>
     <w:rPr>
@@ -4160,7 +7039,7 @@
       <w:pBdr>
         <w:bottom w:val="single" w:sz="8" w:space="4" w:color="4F81BD" w:themeColor="accent1"/>
       </w:pBdr>
-      <w:spacing w:after="120" w:line="240" w:lineRule="auto"/>
+      <w:spacing w:after="300" w:line="240" w:lineRule="auto"/>
       <w:contextualSpacing/>
     </w:pPr>
     <w:rPr>

--- a/Desafio_Cafe_Brasil_Roteiro_Questoes.docx
+++ b/Desafio_Cafe_Brasil_Roteiro_Questoes.docx
@@ -444,7 +444,7 @@
         <w:t xml:space="preserve">Enunciado: </w:t>
       </w:r>
       <w:r>
-        <w:t>Por que o quiz deve tratar Arábica e Canéfora como sistemas cafeeiros, e não como uma disputa entre espécies?</w:t>
+        <w:t>Por que devemos tratar Arábica e Canéfora como sistemas cafeeiros, e não como uma disputa entre espécies?</w:t>
       </w:r>
     </w:p>
     <w:p>
@@ -723,6 +723,308 @@
       </w:r>
     </w:p>
     <w:p>
+      <w:pPr>
+        <w:pStyle w:val="Heading2"/>
+      </w:pPr>
+      <w:r>
+        <w:t>Território, clima e adaptação</w:t>
+      </w:r>
+    </w:p>
+    <w:p>
+      <w:pPr>
+        <w:pStyle w:val="Heading3"/>
+      </w:pPr>
+      <w:r>
+        <w:t>Questão 5</w:t>
+      </w:r>
+    </w:p>
+    <w:p>
+      <w:r>
+        <w:rPr>
+          <w:b/>
+        </w:rPr>
+        <w:t xml:space="preserve">Bloco: </w:t>
+      </w:r>
+      <w:r>
+        <w:t>Território, clima e adaptação</w:t>
+      </w:r>
+    </w:p>
+    <w:p>
+      <w:r>
+        <w:rPr>
+          <w:b/>
+        </w:rPr>
+        <w:t xml:space="preserve">Categoria: </w:t>
+      </w:r>
+      <w:r>
+        <w:t>terroir</w:t>
+      </w:r>
+    </w:p>
+    <w:p>
+      <w:r>
+        <w:rPr>
+          <w:b/>
+        </w:rPr>
+        <w:t xml:space="preserve">Enunciado: </w:t>
+      </w:r>
+      <w:r>
+        <w:t>No café, o que significa falar em terroir?</w:t>
+      </w:r>
+    </w:p>
+    <w:p>
+      <w:pPr>
+        <w:pStyle w:val="ListBullet"/>
+      </w:pPr>
+      <w:r>
+        <w:t>A) Apenas a altitude da lavoura</w:t>
+      </w:r>
+    </w:p>
+    <w:p>
+      <w:pPr>
+        <w:pStyle w:val="ListBullet"/>
+      </w:pPr>
+      <w:r>
+        <w:t>B) Apenas a variedade genética plantada</w:t>
+      </w:r>
+    </w:p>
+    <w:p>
+      <w:pPr>
+        <w:pStyle w:val="ListBullet"/>
+      </w:pPr>
+      <w:r>
+        <w:t>C) Somente a marca comercial do café</w:t>
+      </w:r>
+    </w:p>
+    <w:p>
+      <w:pPr>
+        <w:pStyle w:val="ListBullet"/>
+      </w:pPr>
+      <w:r>
+        <w:t>D) A combinação de clima, solo, relevo, altitude, luminosidade, manejo e história do território</w:t>
+      </w:r>
+    </w:p>
+    <w:p>
+      <w:r>
+        <w:rPr>
+          <w:b/>
+        </w:rPr>
+        <w:t xml:space="preserve">Resposta correta: </w:t>
+      </w:r>
+      <w:r>
+        <w:t>D) A combinação de clima, solo, relevo, altitude, luminosidade, manejo e história do território</w:t>
+      </w:r>
+    </w:p>
+    <w:p>
+      <w:r>
+        <w:rPr>
+          <w:b/>
+        </w:rPr>
+        <w:t xml:space="preserve">Explicação curta: </w:t>
+      </w:r>
+      <w:r>
+        <w:t>Terroir é o conjunto de fatores ambientais e humanos que contribuem para tornar cada café único.</w:t>
+      </w:r>
+    </w:p>
+    <w:p>
+      <w:r>
+        <w:rPr>
+          <w:b/>
+        </w:rPr>
+        <w:t>Conexão Embrapa</w:t>
+      </w:r>
+    </w:p>
+    <w:p>
+      <w:r>
+        <w:rPr>
+          <w:b/>
+        </w:rPr>
+        <w:t xml:space="preserve">ATER+Digital: </w:t>
+      </w:r>
+      <w:r>
+        <w:t>Escolha da área e do terroir</w:t>
+      </w:r>
+    </w:p>
+    <w:p>
+      <w:r>
+        <w:rPr>
+          <w:b/>
+        </w:rPr>
+        <w:t xml:space="preserve">Link: </w:t>
+      </w:r>
+      <w:r>
+        <w:t>https://www.atermaisdigital.cnptia.embrapa.br/web/cafe/escolhaterroir</w:t>
+      </w:r>
+    </w:p>
+    <w:p>
+      <w:r>
+        <w:rPr>
+          <w:b/>
+        </w:rPr>
+        <w:t xml:space="preserve">Publicação relacionada: </w:t>
+      </w:r>
+      <w:r>
+        <w:t>The new standpoints for the terroir of Coffea canephora from Southwestern Brazil: edaphic and sensorial perspective. (2022) - Embrapa Café</w:t>
+      </w:r>
+    </w:p>
+    <w:p>
+      <w:r>
+        <w:rPr>
+          <w:b/>
+        </w:rPr>
+        <w:t xml:space="preserve">Link: </w:t>
+      </w:r>
+      <w:r>
+        <w:t>https://www.alice.cnptia.embrapa.br/alice/bitstream/doc/1145493/1/Artigo-Agronomy-2022-MAmelia.pdf</w:t>
+      </w:r>
+    </w:p>
+    <w:p>
+      <w:pPr>
+        <w:pStyle w:val="Heading3"/>
+      </w:pPr>
+      <w:r>
+        <w:t>Questão 6</w:t>
+      </w:r>
+    </w:p>
+    <w:p>
+      <w:r>
+        <w:rPr>
+          <w:b/>
+        </w:rPr>
+        <w:t xml:space="preserve">Bloco: </w:t>
+      </w:r>
+      <w:r>
+        <w:t>Território, clima e adaptação</w:t>
+      </w:r>
+    </w:p>
+    <w:p>
+      <w:r>
+        <w:rPr>
+          <w:b/>
+        </w:rPr>
+        <w:t xml:space="preserve">Categoria: </w:t>
+      </w:r>
+      <w:r>
+        <w:t>planejamento territorial</w:t>
+      </w:r>
+    </w:p>
+    <w:p>
+      <w:r>
+        <w:rPr>
+          <w:b/>
+        </w:rPr>
+        <w:t xml:space="preserve">Enunciado: </w:t>
+      </w:r>
+      <w:r>
+        <w:t>Qual conjunto de fatores deve ser analisado antes de escolher uma área para implantação de café?</w:t>
+      </w:r>
+    </w:p>
+    <w:p>
+      <w:pPr>
+        <w:pStyle w:val="ListBullet"/>
+      </w:pPr>
+      <w:r>
+        <w:t>A) Clima, solo, relevo, altitude, água, luminosidade e objetivo produtivo</w:t>
+      </w:r>
+    </w:p>
+    <w:p>
+      <w:pPr>
+        <w:pStyle w:val="ListBullet"/>
+      </w:pPr>
+      <w:r>
+        <w:t>B) Apenas a cor dos frutos</w:t>
+      </w:r>
+    </w:p>
+    <w:p>
+      <w:pPr>
+        <w:pStyle w:val="ListBullet"/>
+      </w:pPr>
+      <w:r>
+        <w:t>C) Somente o preço da embalagem final</w:t>
+      </w:r>
+    </w:p>
+    <w:p>
+      <w:pPr>
+        <w:pStyle w:val="ListBullet"/>
+      </w:pPr>
+      <w:r>
+        <w:t>D) Apenas o método de preparo usado pelo consumidor</w:t>
+      </w:r>
+    </w:p>
+    <w:p>
+      <w:r>
+        <w:rPr>
+          <w:b/>
+        </w:rPr>
+        <w:t xml:space="preserve">Resposta correta: </w:t>
+      </w:r>
+      <w:r>
+        <w:t>A) Clima, solo, relevo, altitude, água, luminosidade e objetivo produtivo</w:t>
+      </w:r>
+    </w:p>
+    <w:p>
+      <w:r>
+        <w:rPr>
+          <w:b/>
+        </w:rPr>
+        <w:t xml:space="preserve">Explicação curta: </w:t>
+      </w:r>
+      <w:r>
+        <w:t>A escolha da área influencia produtividade, qualidade, riscos de manejo e identidade do café.</w:t>
+      </w:r>
+    </w:p>
+    <w:p>
+      <w:r>
+        <w:rPr>
+          <w:b/>
+        </w:rPr>
+        <w:t>Conexão Embrapa</w:t>
+      </w:r>
+    </w:p>
+    <w:p>
+      <w:r>
+        <w:rPr>
+          <w:b/>
+        </w:rPr>
+        <w:t xml:space="preserve">ATER+Digital: </w:t>
+      </w:r>
+      <w:r>
+        <w:t>Pré-produção - escolha da área e do terroir</w:t>
+      </w:r>
+    </w:p>
+    <w:p>
+      <w:r>
+        <w:rPr>
+          <w:b/>
+        </w:rPr>
+        <w:t xml:space="preserve">Link: </w:t>
+      </w:r>
+      <w:r>
+        <w:t>https://www.atermaisdigital.cnptia.embrapa.br/web/cafe/preproducao</w:t>
+      </w:r>
+    </w:p>
+    <w:p>
+      <w:r>
+        <w:rPr>
+          <w:b/>
+        </w:rPr>
+        <w:t xml:space="preserve">Publicação relacionada: </w:t>
+      </w:r>
+      <w:r>
+        <w:t>Temperaturas elevadas no florescimento de cafeeiros - I. Duração em dias seguidos com temperaturas máximas superiores a 34 °C. (2003) - Embrapa Agricultura Digital</w:t>
+      </w:r>
+    </w:p>
+    <w:p>
+      <w:r>
+        <w:rPr>
+          <w:b/>
+        </w:rPr>
+        <w:t xml:space="preserve">Link: </w:t>
+      </w:r>
+      <w:r>
+        <w:t>https://www.alice.cnptia.embrapa.br/alice/bitstream/doc/8420/1/PC-Temperaturas-elevadas-CBAGRO-2003.pdf</w:t>
+      </w:r>
+    </w:p>
+    <w:p>
       <w:r>
         <w:rPr>
           <w:b/>
@@ -730,7 +1032,18 @@
         <w:t xml:space="preserve">Solução tecnológica relacionada: </w:t>
       </w:r>
       <w:r>
-        <w:t>não selecionada nesta questão; usar somente publicação/ATER+Digital ou realizar curadoria posterior.</w:t>
+        <w:t>Sistema Brasileiro de Classificação de Terras para Irrigação - SiBCTI - Produto / Software para Clientes Externos - Embrapa Solos</w:t>
+      </w:r>
+    </w:p>
+    <w:p>
+      <w:r>
+        <w:rPr>
+          <w:b/>
+        </w:rPr>
+        <w:t xml:space="preserve">Link: </w:t>
+      </w:r>
+      <w:r>
+        <w:t>https://www.embrapa.br/busca-de-solucoes-tecnologicas/-/produto-servico/10042/p--sistema-brasileiro-de-classificaccedilatildeo-de-terras-para-irrigaccedilatildeo---sibctip</w:t>
       </w:r>
     </w:p>
     <w:p>
@@ -738,7 +1051,7 @@
         <w:pStyle w:val="Heading3"/>
       </w:pPr>
       <w:r>
-        <w:t>Questão 5</w:t>
+        <w:t>Questão 7</w:t>
       </w:r>
     </w:p>
     <w:p>
@@ -749,7 +1062,7 @@
         <w:t xml:space="preserve">Bloco: </w:t>
       </w:r>
       <w:r>
-        <w:t>Conhecendo o café</w:t>
+        <w:t>Território, clima e adaptação</w:t>
       </w:r>
     </w:p>
     <w:p>
@@ -760,7 +1073,7 @@
         <w:t xml:space="preserve">Categoria: </w:t>
       </w:r>
       <w:r>
-        <w:t>diversidade</w:t>
+        <w:t>arábica</w:t>
       </w:r>
     </w:p>
     <w:p>
@@ -771,7 +1084,7 @@
         <w:t xml:space="preserve">Enunciado: </w:t>
       </w:r>
       <w:r>
-        <w:t>Qual alternativa expressa melhor a mensagem de diversidade presente no conteúdo do ATER+Digital Café?</w:t>
+        <w:t>Segundo o material do ATER+Digital, qual faixa de temperatura é geralmente mais associada ao bom desempenho do Coffea arabica?</w:t>
       </w:r>
     </w:p>
     <w:p>
@@ -779,7 +1092,7 @@
         <w:pStyle w:val="ListBullet"/>
       </w:pPr>
       <w:r>
-        <w:t>A) O Brasil produz apenas um tipo de café relevante</w:t>
+        <w:t>A) 5 °C a 10 °C</w:t>
       </w:r>
     </w:p>
     <w:p>
@@ -787,7 +1100,7 @@
         <w:pStyle w:val="ListBullet"/>
       </w:pPr>
       <w:r>
-        <w:t>B) A cafeicultura brasileira reúne Arábica e Canéfora, diferentes origens, sistemas produtivos e experiências de consumo</w:t>
+        <w:t>B) 18 °C a 23 °C</w:t>
       </w:r>
     </w:p>
     <w:p>
@@ -795,7 +1108,7 @@
         <w:pStyle w:val="ListBullet"/>
       </w:pPr>
       <w:r>
-        <w:t>C) A qualidade do café depende apenas da espécie cultivada</w:t>
+        <w:t>C) 30 °C a 40 °C</w:t>
       </w:r>
     </w:p>
     <w:p>
@@ -803,7 +1116,7 @@
         <w:pStyle w:val="ListBullet"/>
       </w:pPr>
       <w:r>
-        <w:t>D) A inovação tem pouca importância para a cafeicultura brasileira</w:t>
+        <w:t>D) Acima de 45 °C</w:t>
       </w:r>
     </w:p>
     <w:p>
@@ -814,7 +1127,7 @@
         <w:t xml:space="preserve">Resposta correta: </w:t>
       </w:r>
       <w:r>
-        <w:t>B) A cafeicultura brasileira reúne Arábica e Canéfora, diferentes origens, sistemas produtivos e experiências de consumo</w:t>
+        <w:t>B) 18 °C a 23 °C</w:t>
       </w:r>
     </w:p>
     <w:p>
@@ -825,7 +1138,7 @@
         <w:t xml:space="preserve">Explicação curta: </w:t>
       </w:r>
       <w:r>
-        <w:t>O conteúdo valoriza a diversidade da cafeicultura brasileira, conectando tradição, ciência, inovação, sustentabilidade, origens e consumo.</w:t>
+        <w:t>O Arábica costuma se adaptar melhor a regiões de clima mais ameno, geralmente entre 18 °C e 23 °C.</w:t>
       </w:r>
     </w:p>
     <w:p>
@@ -844,7 +1157,7 @@
         <w:t xml:space="preserve">ATER+Digital: </w:t>
       </w:r>
       <w:r>
-        <w:t>Página inicial - fronteira do conhecimento e sustentabilidade</w:t>
+        <w:t>Escolha do terroir - clima</w:t>
       </w:r>
     </w:p>
     <w:p>
@@ -855,6 +1168,4169 @@
         <w:t xml:space="preserve">Link: </w:t>
       </w:r>
       <w:r>
+        <w:t>https://www.atermaisdigital.cnptia.embrapa.br/web/cafe/escolhaterroir</w:t>
+      </w:r>
+    </w:p>
+    <w:p>
+      <w:r>
+        <w:rPr>
+          <w:b/>
+        </w:rPr>
+        <w:t xml:space="preserve">Publicação relacionada: </w:t>
+      </w:r>
+      <w:r>
+        <w:t>Microclimate in coffee plantation grown under grevillea trees shading. (2011) - Embrapa Pecuária Sudeste</w:t>
+      </w:r>
+    </w:p>
+    <w:p>
+      <w:r>
+        <w:rPr>
+          <w:b/>
+        </w:rPr>
+        <w:t xml:space="preserve">Link: </w:t>
+      </w:r>
+      <w:r>
+        <w:t>https://www.alice.cnptia.embrapa.br/alice/bitstream/doc/887391/1/7065.pdf</w:t>
+      </w:r>
+    </w:p>
+    <w:p>
+      <w:pPr>
+        <w:pStyle w:val="Heading3"/>
+      </w:pPr>
+      <w:r>
+        <w:t>Questão 8</w:t>
+      </w:r>
+    </w:p>
+    <w:p>
+      <w:r>
+        <w:rPr>
+          <w:b/>
+        </w:rPr>
+        <w:t xml:space="preserve">Bloco: </w:t>
+      </w:r>
+      <w:r>
+        <w:t>Território, clima e adaptação</w:t>
+      </w:r>
+    </w:p>
+    <w:p>
+      <w:r>
+        <w:rPr>
+          <w:b/>
+        </w:rPr>
+        <w:t xml:space="preserve">Categoria: </w:t>
+      </w:r>
+      <w:r>
+        <w:t>canéfora</w:t>
+      </w:r>
+    </w:p>
+    <w:p>
+      <w:r>
+        <w:rPr>
+          <w:b/>
+        </w:rPr>
+        <w:t xml:space="preserve">Enunciado: </w:t>
+      </w:r>
+      <w:r>
+        <w:t>Qual alternativa descreve melhor a adaptação tradicional dos cafés Canéfora?</w:t>
+      </w:r>
+    </w:p>
+    <w:p>
+      <w:pPr>
+        <w:pStyle w:val="ListBullet"/>
+      </w:pPr>
+      <w:r>
+        <w:t>A) Ambientes mais quentes, muitas vezes de menor altitude, com possibilidade de sistemas irrigados e intensivos</w:t>
+      </w:r>
+    </w:p>
+    <w:p>
+      <w:pPr>
+        <w:pStyle w:val="ListBullet"/>
+      </w:pPr>
+      <w:r>
+        <w:t>B) Apenas regiões frias e sujeitas a geadas</w:t>
+      </w:r>
+    </w:p>
+    <w:p>
+      <w:pPr>
+        <w:pStyle w:val="ListBullet"/>
+      </w:pPr>
+      <w:r>
+        <w:t>C) Somente áreas de neve e alta montanha</w:t>
+      </w:r>
+    </w:p>
+    <w:p>
+      <w:pPr>
+        <w:pStyle w:val="ListBullet"/>
+      </w:pPr>
+      <w:r>
+        <w:t>D) Ambientes onde não há necessidade de manejo de água</w:t>
+      </w:r>
+    </w:p>
+    <w:p>
+      <w:r>
+        <w:rPr>
+          <w:b/>
+        </w:rPr>
+        <w:t xml:space="preserve">Resposta correta: </w:t>
+      </w:r>
+      <w:r>
+        <w:t>A) Ambientes mais quentes, muitas vezes de menor altitude, com possibilidade de sistemas irrigados e intensivos</w:t>
+      </w:r>
+    </w:p>
+    <w:p>
+      <w:r>
+        <w:rPr>
+          <w:b/>
+        </w:rPr>
+        <w:t xml:space="preserve">Explicação curta: </w:t>
+      </w:r>
+      <w:r>
+        <w:t>Canéforas costumam apresentar maior adaptação a ambientes quentes, embora pesquisas recentes ampliem suas possibilidades em altitudes intermediárias e elevadas.</w:t>
+      </w:r>
+    </w:p>
+    <w:p>
+      <w:r>
+        <w:rPr>
+          <w:b/>
+        </w:rPr>
+        <w:t>Conexão Embrapa</w:t>
+      </w:r>
+    </w:p>
+    <w:p>
+      <w:r>
+        <w:rPr>
+          <w:b/>
+        </w:rPr>
+        <w:t xml:space="preserve">ATER+Digital: </w:t>
+      </w:r>
+      <w:r>
+        <w:t>Escolha do terroir - clima, topografia e altitude</w:t>
+      </w:r>
+    </w:p>
+    <w:p>
+      <w:r>
+        <w:rPr>
+          <w:b/>
+        </w:rPr>
+        <w:t xml:space="preserve">Link: </w:t>
+      </w:r>
+      <w:r>
+        <w:t>https://www.atermaisdigital.cnptia.embrapa.br/web/cafe/escolhaterroir</w:t>
+      </w:r>
+    </w:p>
+    <w:p>
+      <w:r>
+        <w:rPr>
+          <w:b/>
+        </w:rPr>
+        <w:t xml:space="preserve">Publicação relacionada: </w:t>
+      </w:r>
+      <w:r>
+        <w:t>Café 'Conilon' (Coffea canephora L.). (2020) - Embrapa Amazônia Oriental</w:t>
+      </w:r>
+    </w:p>
+    <w:p>
+      <w:r>
+        <w:rPr>
+          <w:b/>
+        </w:rPr>
+        <w:t xml:space="preserve">Link: </w:t>
+      </w:r>
+      <w:r>
+        <w:t>https://www.infoteca.cnptia.embrapa.br/infoteca/bitstream/doc/1127269/1/LV-RecomendacaoSolo-2020-269-274.pdf</w:t>
+      </w:r>
+    </w:p>
+    <w:p>
+      <w:r>
+        <w:rPr>
+          <w:b/>
+        </w:rPr>
+        <w:t xml:space="preserve">Solução tecnológica relacionada: </w:t>
+      </w:r>
+      <w:r>
+        <w:t>Robusta Amazônico - Cultivar híbrida de café - BRS 3213 - Produto / Cultivar convencional - Embrapa Rondônia</w:t>
+      </w:r>
+    </w:p>
+    <w:p>
+      <w:r>
+        <w:rPr>
+          <w:b/>
+        </w:rPr>
+        <w:t xml:space="preserve">Link: </w:t>
+      </w:r>
+      <w:r>
+        <w:t>https://www.embrapa.br/busca-de-solucoes-tecnologicas/-/produto-servico/4969/p--strongrobusta-amazocircnico-ndash-cultivar-hiacutebrida-de-cafeacute-ndash-brs-3213strongp</w:t>
+      </w:r>
+    </w:p>
+    <w:p>
+      <w:pPr>
+        <w:pStyle w:val="Heading2"/>
+      </w:pPr>
+      <w:r>
+        <w:t>Genética, cultivares e planejamento</w:t>
+      </w:r>
+    </w:p>
+    <w:p>
+      <w:pPr>
+        <w:pStyle w:val="Heading3"/>
+      </w:pPr>
+      <w:r>
+        <w:t>Questão 9</w:t>
+      </w:r>
+    </w:p>
+    <w:p>
+      <w:r>
+        <w:rPr>
+          <w:b/>
+        </w:rPr>
+        <w:t xml:space="preserve">Bloco: </w:t>
+      </w:r>
+      <w:r>
+        <w:t>Genética, cultivares e planejamento</w:t>
+      </w:r>
+    </w:p>
+    <w:p>
+      <w:r>
+        <w:rPr>
+          <w:b/>
+        </w:rPr>
+        <w:t xml:space="preserve">Categoria: </w:t>
+      </w:r>
+      <w:r>
+        <w:t>cultivares</w:t>
+      </w:r>
+    </w:p>
+    <w:p>
+      <w:r>
+        <w:rPr>
+          <w:b/>
+        </w:rPr>
+        <w:t xml:space="preserve">Enunciado: </w:t>
+      </w:r>
+      <w:r>
+        <w:t>Por que a escolha da cultivar é uma das decisões mais importantes da cafeicultura?</w:t>
+      </w:r>
+    </w:p>
+    <w:p>
+      <w:pPr>
+        <w:pStyle w:val="ListBullet"/>
+      </w:pPr>
+      <w:r>
+        <w:t>A) Porque a cultivar acompanha a lavoura por muitos anos e influencia produtividade, qualidade, adaptação e riscos</w:t>
+      </w:r>
+    </w:p>
+    <w:p>
+      <w:pPr>
+        <w:pStyle w:val="ListBullet"/>
+      </w:pPr>
+      <w:r>
+        <w:t>B) Porque a cultivar só influencia a cor da embalagem</w:t>
+      </w:r>
+    </w:p>
+    <w:p>
+      <w:pPr>
+        <w:pStyle w:val="ListBullet"/>
+      </w:pPr>
+      <w:r>
+        <w:t>C) Porque o material genético pode ser trocado semanalmente sem custo</w:t>
+      </w:r>
+    </w:p>
+    <w:p>
+      <w:pPr>
+        <w:pStyle w:val="ListBullet"/>
+      </w:pPr>
+      <w:r>
+        <w:t>D) Porque a cultivar não tem relação com ambiente ou manejo</w:t>
+      </w:r>
+    </w:p>
+    <w:p>
+      <w:r>
+        <w:rPr>
+          <w:b/>
+        </w:rPr>
+        <w:t xml:space="preserve">Resposta correta: </w:t>
+      </w:r>
+      <w:r>
+        <w:t>A) Porque a cultivar acompanha a lavoura por muitos anos e influencia produtividade, qualidade, adaptação e riscos</w:t>
+      </w:r>
+    </w:p>
+    <w:p>
+      <w:r>
+        <w:rPr>
+          <w:b/>
+        </w:rPr>
+        <w:t xml:space="preserve">Explicação curta: </w:t>
+      </w:r>
+      <w:r>
+        <w:t>Como o café é uma cultura perene, o material genético escolhido condiciona o desempenho da lavoura durante vários ciclos produtivos.</w:t>
+      </w:r>
+    </w:p>
+    <w:p>
+      <w:r>
+        <w:rPr>
+          <w:b/>
+        </w:rPr>
+        <w:t>Conexão Embrapa</w:t>
+      </w:r>
+    </w:p>
+    <w:p>
+      <w:r>
+        <w:rPr>
+          <w:b/>
+        </w:rPr>
+        <w:t xml:space="preserve">ATER+Digital: </w:t>
+      </w:r>
+      <w:r>
+        <w:t>Escolha do material genético</w:t>
+      </w:r>
+    </w:p>
+    <w:p>
+      <w:r>
+        <w:rPr>
+          <w:b/>
+        </w:rPr>
+        <w:t xml:space="preserve">Link: </w:t>
+      </w:r>
+      <w:r>
+        <w:t>https://www.atermaisdigital.cnptia.embrapa.br/web/cafe/escolha-do-material-gen%C3%A9tico</w:t>
+      </w:r>
+    </w:p>
+    <w:p>
+      <w:r>
+        <w:rPr>
+          <w:b/>
+        </w:rPr>
+        <w:t xml:space="preserve">Publicação relacionada: </w:t>
+      </w:r>
+      <w:r>
+        <w:t>O cultivo do milho-verde. (2002) - Embrapa Milho e Sorgo</w:t>
+      </w:r>
+    </w:p>
+    <w:p>
+      <w:r>
+        <w:rPr>
+          <w:b/>
+        </w:rPr>
+        <w:t xml:space="preserve">Link: </w:t>
+      </w:r>
+      <w:r>
+        <w:t>https://www.infoteca.cnptia.embrapa.br/infoteca/bitstream/doc/485177/1/Cultivo-milho-verde.pdf</w:t>
+      </w:r>
+    </w:p>
+    <w:p>
+      <w:r>
+        <w:rPr>
+          <w:b/>
+        </w:rPr>
+        <w:t xml:space="preserve">Solução tecnológica relacionada: </w:t>
+      </w:r>
+      <w:r>
+        <w:t>SELEGEN - Produto / Software para Clientes Externos - Embrapa Florestas</w:t>
+      </w:r>
+    </w:p>
+    <w:p>
+      <w:r>
+        <w:rPr>
+          <w:b/>
+        </w:rPr>
+        <w:t xml:space="preserve">Link: </w:t>
+      </w:r>
+      <w:r>
+        <w:t>https://www.embrapa.br/busca-de-solucoes-tecnologicas/-/produto-servico/2133/p--selegenp</w:t>
+      </w:r>
+    </w:p>
+    <w:p>
+      <w:pPr>
+        <w:pStyle w:val="Heading3"/>
+      </w:pPr>
+      <w:r>
+        <w:t>Questão 10</w:t>
+      </w:r>
+    </w:p>
+    <w:p>
+      <w:r>
+        <w:rPr>
+          <w:b/>
+        </w:rPr>
+        <w:t xml:space="preserve">Bloco: </w:t>
+      </w:r>
+      <w:r>
+        <w:t>Genética, cultivares e planejamento</w:t>
+      </w:r>
+    </w:p>
+    <w:p>
+      <w:r>
+        <w:rPr>
+          <w:b/>
+        </w:rPr>
+        <w:t xml:space="preserve">Categoria: </w:t>
+      </w:r>
+      <w:r>
+        <w:t>material genético</w:t>
+      </w:r>
+    </w:p>
+    <w:p>
+      <w:r>
+        <w:rPr>
+          <w:b/>
+        </w:rPr>
+        <w:t xml:space="preserve">Enunciado: </w:t>
+      </w:r>
+      <w:r>
+        <w:t>Qual aspecto NÃO deve ser ignorado na escolha do material genético para uma nova lavoura?</w:t>
+      </w:r>
+    </w:p>
+    <w:p>
+      <w:pPr>
+        <w:pStyle w:val="ListBullet"/>
+      </w:pPr>
+      <w:r>
+        <w:t>A) Adaptação ao clima</w:t>
+      </w:r>
+    </w:p>
+    <w:p>
+      <w:pPr>
+        <w:pStyle w:val="ListBullet"/>
+      </w:pPr>
+      <w:r>
+        <w:t>B) Resistência a pragas e doenças</w:t>
+      </w:r>
+    </w:p>
+    <w:p>
+      <w:pPr>
+        <w:pStyle w:val="ListBullet"/>
+      </w:pPr>
+      <w:r>
+        <w:t>C) Potencial de qualidade da bebida</w:t>
+      </w:r>
+    </w:p>
+    <w:p>
+      <w:pPr>
+        <w:pStyle w:val="ListBullet"/>
+      </w:pPr>
+      <w:r>
+        <w:t>D) Apenas o nome comercial mais bonito</w:t>
+      </w:r>
+    </w:p>
+    <w:p>
+      <w:r>
+        <w:rPr>
+          <w:b/>
+        </w:rPr>
+        <w:t xml:space="preserve">Resposta correta: </w:t>
+      </w:r>
+      <w:r>
+        <w:t>D) Apenas o nome comercial mais bonito</w:t>
+      </w:r>
+    </w:p>
+    <w:p>
+      <w:r>
+        <w:rPr>
+          <w:b/>
+        </w:rPr>
+        <w:t xml:space="preserve">Explicação curta: </w:t>
+      </w:r>
+      <w:r>
+        <w:t>A decisão deve considerar critérios técnicos, como adaptação, resistência, produtividade, qualidade e objetivo do sistema produtivo.</w:t>
+      </w:r>
+    </w:p>
+    <w:p>
+      <w:r>
+        <w:rPr>
+          <w:b/>
+        </w:rPr>
+        <w:t>Conexão Embrapa</w:t>
+      </w:r>
+    </w:p>
+    <w:p>
+      <w:r>
+        <w:rPr>
+          <w:b/>
+        </w:rPr>
+        <w:t xml:space="preserve">ATER+Digital: </w:t>
+      </w:r>
+      <w:r>
+        <w:t>Escolha do material genético - adaptação e resistência</w:t>
+      </w:r>
+    </w:p>
+    <w:p>
+      <w:r>
+        <w:rPr>
+          <w:b/>
+        </w:rPr>
+        <w:t xml:space="preserve">Link: </w:t>
+      </w:r>
+      <w:r>
+        <w:t>https://www.atermaisdigital.cnptia.embrapa.br/web/cafe/escolha-do-material-gen%C3%A9tico</w:t>
+      </w:r>
+    </w:p>
+    <w:p>
+      <w:r>
+        <w:rPr>
+          <w:b/>
+        </w:rPr>
+        <w:t xml:space="preserve">Publicação relacionada: </w:t>
+      </w:r>
+      <w:r>
+        <w:t>Reação de genótipos de feijão-caupi a Colletotrichum truncatum. (2006) - Embrapa Meio-Norte</w:t>
+      </w:r>
+    </w:p>
+    <w:p>
+      <w:r>
+        <w:rPr>
+          <w:b/>
+        </w:rPr>
+        <w:t xml:space="preserve">Link: </w:t>
+      </w:r>
+      <w:r>
+        <w:t>https://www.infoteca.cnptia.embrapa.br/infoteca/bitstream/doc/69389/1/Bpd650001.pdf</w:t>
+      </w:r>
+    </w:p>
+    <w:p>
+      <w:r>
+        <w:rPr>
+          <w:b/>
+        </w:rPr>
+        <w:t xml:space="preserve">Solução tecnológica relacionada: </w:t>
+      </w:r>
+      <w:r>
+        <w:t>Robusta Amazônico - Cultivar híbrida de café - BRS 3213 - Produto / Cultivar convencional - Embrapa Rondônia</w:t>
+      </w:r>
+    </w:p>
+    <w:p>
+      <w:r>
+        <w:rPr>
+          <w:b/>
+        </w:rPr>
+        <w:t xml:space="preserve">Link: </w:t>
+      </w:r>
+      <w:r>
+        <w:t>https://www.embrapa.br/busca-de-solucoes-tecnologicas/-/produto-servico/4969/p--strongrobusta-amazocircnico-ndash-cultivar-hiacutebrida-de-cafeacute-ndash-brs-3213strongp</w:t>
+      </w:r>
+    </w:p>
+    <w:p>
+      <w:pPr>
+        <w:pStyle w:val="Heading3"/>
+      </w:pPr>
+      <w:r>
+        <w:t>Questão 11</w:t>
+      </w:r>
+    </w:p>
+    <w:p>
+      <w:r>
+        <w:rPr>
+          <w:b/>
+        </w:rPr>
+        <w:t xml:space="preserve">Bloco: </w:t>
+      </w:r>
+      <w:r>
+        <w:t>Genética, cultivares e planejamento</w:t>
+      </w:r>
+    </w:p>
+    <w:p>
+      <w:r>
+        <w:rPr>
+          <w:b/>
+        </w:rPr>
+        <w:t xml:space="preserve">Categoria: </w:t>
+      </w:r>
+      <w:r>
+        <w:t>planejamento</w:t>
+      </w:r>
+    </w:p>
+    <w:p>
+      <w:r>
+        <w:rPr>
+          <w:b/>
+        </w:rPr>
+        <w:t xml:space="preserve">Enunciado: </w:t>
+      </w:r>
+      <w:r>
+        <w:t>Qual prática ajuda a reduzir riscos climáticos, produtivos e fitossanitários antes mesmo do plantio?</w:t>
+      </w:r>
+    </w:p>
+    <w:p>
+      <w:pPr>
+        <w:pStyle w:val="ListBullet"/>
+      </w:pPr>
+      <w:r>
+        <w:t>A) Escolher a área sem análise técnica</w:t>
+      </w:r>
+    </w:p>
+    <w:p>
+      <w:pPr>
+        <w:pStyle w:val="ListBullet"/>
+      </w:pPr>
+      <w:r>
+        <w:t>B) Planejar a lavoura considerando clima, água, relevo, cultivar, mecanização e objetivo de produção</w:t>
+      </w:r>
+    </w:p>
+    <w:p>
+      <w:pPr>
+        <w:pStyle w:val="ListBullet"/>
+      </w:pPr>
+      <w:r>
+        <w:t>C) Plantar sempre a mesma cultivar em qualquer ambiente</w:t>
+      </w:r>
+    </w:p>
+    <w:p>
+      <w:pPr>
+        <w:pStyle w:val="ListBullet"/>
+      </w:pPr>
+      <w:r>
+        <w:t>D) Adiar todas as decisões para depois da primeira colheita</w:t>
+      </w:r>
+    </w:p>
+    <w:p>
+      <w:r>
+        <w:rPr>
+          <w:b/>
+        </w:rPr>
+        <w:t xml:space="preserve">Resposta correta: </w:t>
+      </w:r>
+      <w:r>
+        <w:t>B) Planejar a lavoura considerando clima, água, relevo, cultivar, mecanização e objetivo de produção</w:t>
+      </w:r>
+    </w:p>
+    <w:p>
+      <w:r>
+        <w:rPr>
+          <w:b/>
+        </w:rPr>
+        <w:t xml:space="preserve">Explicação curta: </w:t>
+      </w:r>
+      <w:r>
+        <w:t>O planejamento do plantio organiza decisões que influenciam produtividade, custos, manejo e longevidade da lavoura.</w:t>
+      </w:r>
+    </w:p>
+    <w:p>
+      <w:r>
+        <w:rPr>
+          <w:b/>
+        </w:rPr>
+        <w:t>Conexão Embrapa</w:t>
+      </w:r>
+    </w:p>
+    <w:p>
+      <w:r>
+        <w:rPr>
+          <w:b/>
+        </w:rPr>
+        <w:t xml:space="preserve">ATER+Digital: </w:t>
+      </w:r>
+      <w:r>
+        <w:t>Planejamento do plantio</w:t>
+      </w:r>
+    </w:p>
+    <w:p>
+      <w:r>
+        <w:rPr>
+          <w:b/>
+        </w:rPr>
+        <w:t xml:space="preserve">Link: </w:t>
+      </w:r>
+      <w:r>
+        <w:t>https://www.atermaisdigital.cnptia.embrapa.br/web/cafe/planejamento-do-plantio</w:t>
+      </w:r>
+    </w:p>
+    <w:p>
+      <w:r>
+        <w:rPr>
+          <w:b/>
+        </w:rPr>
+        <w:t xml:space="preserve">Publicação relacionada: </w:t>
+      </w:r>
+      <w:r>
+        <w:t>Café 'Conilon' (Coffea canephora L.). (2020) - Embrapa Amazônia Oriental</w:t>
+      </w:r>
+    </w:p>
+    <w:p>
+      <w:r>
+        <w:rPr>
+          <w:b/>
+        </w:rPr>
+        <w:t xml:space="preserve">Link: </w:t>
+      </w:r>
+      <w:r>
+        <w:t>https://www.infoteca.cnptia.embrapa.br/infoteca/bitstream/doc/1127269/1/LV-RecomendacaoSolo-2020-269-274.pdf</w:t>
+      </w:r>
+    </w:p>
+    <w:p>
+      <w:r>
+        <w:rPr>
+          <w:b/>
+        </w:rPr>
+        <w:t xml:space="preserve">Solução tecnológica relacionada: </w:t>
+      </w:r>
+      <w:r>
+        <w:t>Sistema Brasileiro de Classificação de Terras para Irrigação - SiBCTI - Produto / Software para Clientes Externos - Embrapa Solos</w:t>
+      </w:r>
+    </w:p>
+    <w:p>
+      <w:r>
+        <w:rPr>
+          <w:b/>
+        </w:rPr>
+        <w:t xml:space="preserve">Link: </w:t>
+      </w:r>
+      <w:r>
+        <w:t>https://www.embrapa.br/busca-de-solucoes-tecnologicas/-/produto-servico/10042/p--sistema-brasileiro-de-classificaccedilatildeo-de-terras-para-irrigaccedilatildeo---sibctip</w:t>
+      </w:r>
+    </w:p>
+    <w:p>
+      <w:pPr>
+        <w:pStyle w:val="Heading3"/>
+      </w:pPr>
+      <w:r>
+        <w:t>Questão 12</w:t>
+      </w:r>
+    </w:p>
+    <w:p>
+      <w:r>
+        <w:rPr>
+          <w:b/>
+        </w:rPr>
+        <w:t xml:space="preserve">Bloco: </w:t>
+      </w:r>
+      <w:r>
+        <w:t>Genética, cultivares e planejamento</w:t>
+      </w:r>
+    </w:p>
+    <w:p>
+      <w:r>
+        <w:rPr>
+          <w:b/>
+        </w:rPr>
+        <w:t xml:space="preserve">Categoria: </w:t>
+      </w:r>
+      <w:r>
+        <w:t>plantio</w:t>
+      </w:r>
+    </w:p>
+    <w:p>
+      <w:r>
+        <w:rPr>
+          <w:b/>
+        </w:rPr>
+        <w:t xml:space="preserve">Enunciado: </w:t>
+      </w:r>
+      <w:r>
+        <w:t>Qual alternativa explica corretamente o papel do espaçamento no plantio do café?</w:t>
+      </w:r>
+    </w:p>
+    <w:p>
+      <w:pPr>
+        <w:pStyle w:val="ListBullet"/>
+      </w:pPr>
+      <w:r>
+        <w:t>A) O espaçamento influencia entrada de luz, circulação de ar, manejo, produtividade e mecanização</w:t>
+      </w:r>
+    </w:p>
+    <w:p>
+      <w:pPr>
+        <w:pStyle w:val="ListBullet"/>
+      </w:pPr>
+      <w:r>
+        <w:t>B) O espaçamento não interfere no manejo da lavoura</w:t>
+      </w:r>
+    </w:p>
+    <w:p>
+      <w:pPr>
+        <w:pStyle w:val="ListBullet"/>
+      </w:pPr>
+      <w:r>
+        <w:t>C) O espaçamento é definido apenas pelo tamanho da xícara</w:t>
+      </w:r>
+    </w:p>
+    <w:p>
+      <w:pPr>
+        <w:pStyle w:val="ListBullet"/>
+      </w:pPr>
+      <w:r>
+        <w:t>D) O espaçamento só importa depois da torra</w:t>
+      </w:r>
+    </w:p>
+    <w:p>
+      <w:r>
+        <w:rPr>
+          <w:b/>
+        </w:rPr>
+        <w:t xml:space="preserve">Resposta correta: </w:t>
+      </w:r>
+      <w:r>
+        <w:t>A) O espaçamento influencia entrada de luz, circulação de ar, manejo, produtividade e mecanização</w:t>
+      </w:r>
+    </w:p>
+    <w:p>
+      <w:r>
+        <w:rPr>
+          <w:b/>
+        </w:rPr>
+        <w:t xml:space="preserve">Explicação curta: </w:t>
+      </w:r>
+      <w:r>
+        <w:t>Espaçamentos adequados contribuem para sistemas mais eficientes, produtivos e sustentáveis.</w:t>
+      </w:r>
+    </w:p>
+    <w:p>
+      <w:r>
+        <w:rPr>
+          <w:b/>
+        </w:rPr>
+        <w:t>Conexão Embrapa</w:t>
+      </w:r>
+    </w:p>
+    <w:p>
+      <w:r>
+        <w:rPr>
+          <w:b/>
+        </w:rPr>
+        <w:t xml:space="preserve">ATER+Digital: </w:t>
+      </w:r>
+      <w:r>
+        <w:t>Planejamento do plantio - espaçamento e organização da lavoura</w:t>
+      </w:r>
+    </w:p>
+    <w:p>
+      <w:r>
+        <w:rPr>
+          <w:b/>
+        </w:rPr>
+        <w:t xml:space="preserve">Link: </w:t>
+      </w:r>
+      <w:r>
+        <w:t>https://www.atermaisdigital.cnptia.embrapa.br/web/cafe/planejamento-do-plantio</w:t>
+      </w:r>
+    </w:p>
+    <w:p>
+      <w:r>
+        <w:rPr>
+          <w:b/>
+        </w:rPr>
+        <w:t xml:space="preserve">Publicação relacionada: </w:t>
+      </w:r>
+      <w:r>
+        <w:t>Comportamento de seis linhagens de café (Coffea arabica L.) em condições de sombreamento e a pleno sol no Estado do Acre, Brasil. (1999) - Embrapa Acre</w:t>
+      </w:r>
+    </w:p>
+    <w:p>
+      <w:r>
+        <w:rPr>
+          <w:b/>
+        </w:rPr>
+        <w:t xml:space="preserve">Link: </w:t>
+      </w:r>
+      <w:r>
+        <w:t>https://www.alice.cnptia.embrapa.br/alice/bitstream/doc/492536/1/1249.pdf</w:t>
+      </w:r>
+    </w:p>
+    <w:p>
+      <w:r>
+        <w:rPr>
+          <w:b/>
+        </w:rPr>
+        <w:t xml:space="preserve">Solução tecnológica relacionada: </w:t>
+      </w:r>
+      <w:r>
+        <w:t>Poda de formação dos cafeeiros - Prática agropecuária / Prática para condução/poda - Embrapa Rondônia</w:t>
+      </w:r>
+    </w:p>
+    <w:p>
+      <w:r>
+        <w:rPr>
+          <w:b/>
+        </w:rPr>
+        <w:t xml:space="preserve">Link: </w:t>
+      </w:r>
+      <w:r>
+        <w:t>https://www.embrapa.br/busca-de-solucoes-tecnologicas/-/produto-servico/3453/p--poda-de-formaccedilatildeo-dos-cafeeirosp</w:t>
+      </w:r>
+    </w:p>
+    <w:p>
+      <w:pPr>
+        <w:pStyle w:val="Heading3"/>
+      </w:pPr>
+      <w:r>
+        <w:t>Questão 13</w:t>
+      </w:r>
+    </w:p>
+    <w:p>
+      <w:r>
+        <w:rPr>
+          <w:b/>
+        </w:rPr>
+        <w:t xml:space="preserve">Bloco: </w:t>
+      </w:r>
+      <w:r>
+        <w:t>Genética, cultivares e planejamento</w:t>
+      </w:r>
+    </w:p>
+    <w:p>
+      <w:r>
+        <w:rPr>
+          <w:b/>
+        </w:rPr>
+        <w:t xml:space="preserve">Categoria: </w:t>
+      </w:r>
+      <w:r>
+        <w:t>viabilidade</w:t>
+      </w:r>
+    </w:p>
+    <w:p>
+      <w:r>
+        <w:rPr>
+          <w:b/>
+        </w:rPr>
+        <w:t xml:space="preserve">Enunciado: </w:t>
+      </w:r>
+      <w:r>
+        <w:t>No planejamento financeiro da lavoura, por que é importante lembrar que o cafeeiro leva tempo para produzir comercialmente?</w:t>
+      </w:r>
+    </w:p>
+    <w:p>
+      <w:pPr>
+        <w:pStyle w:val="ListBullet"/>
+      </w:pPr>
+      <w:r>
+        <w:t>A) Porque o cafeeiro produz no mesmo dia do plantio</w:t>
+      </w:r>
+    </w:p>
+    <w:p>
+      <w:pPr>
+        <w:pStyle w:val="ListBullet"/>
+      </w:pPr>
+      <w:r>
+        <w:t>B) Porque a cultura não exige nenhum investimento inicial</w:t>
+      </w:r>
+    </w:p>
+    <w:p>
+      <w:pPr>
+        <w:pStyle w:val="ListBullet"/>
+      </w:pPr>
+      <w:r>
+        <w:t>C) Porque a lavoura pode levar de dois a quatro anos para iniciar a produção comercial</w:t>
+      </w:r>
+    </w:p>
+    <w:p>
+      <w:pPr>
+        <w:pStyle w:val="ListBullet"/>
+      </w:pPr>
+      <w:r>
+        <w:t>D) Porque café é uma cultura anual de ciclo curto</w:t>
+      </w:r>
+    </w:p>
+    <w:p>
+      <w:r>
+        <w:rPr>
+          <w:b/>
+        </w:rPr>
+        <w:t xml:space="preserve">Resposta correta: </w:t>
+      </w:r>
+      <w:r>
+        <w:t>C) Porque a lavoura pode levar de dois a quatro anos para iniciar a produção comercial</w:t>
+      </w:r>
+    </w:p>
+    <w:p>
+      <w:r>
+        <w:rPr>
+          <w:b/>
+        </w:rPr>
+        <w:t xml:space="preserve">Explicação curta: </w:t>
+      </w:r>
+      <w:r>
+        <w:t>O tempo até a produção comercial exige planejamento de investimentos, custos de formação e sustentabilidade econômica da atividade.</w:t>
+      </w:r>
+    </w:p>
+    <w:p>
+      <w:r>
+        <w:rPr>
+          <w:b/>
+        </w:rPr>
+        <w:t>Conexão Embrapa</w:t>
+      </w:r>
+    </w:p>
+    <w:p>
+      <w:r>
+        <w:rPr>
+          <w:b/>
+        </w:rPr>
+        <w:t xml:space="preserve">ATER+Digital: </w:t>
+      </w:r>
+      <w:r>
+        <w:t>Planejamento do plantio - viabilidade e uso de recursos</w:t>
+      </w:r>
+    </w:p>
+    <w:p>
+      <w:r>
+        <w:rPr>
+          <w:b/>
+        </w:rPr>
+        <w:t xml:space="preserve">Link: </w:t>
+      </w:r>
+      <w:r>
+        <w:t>https://www.atermaisdigital.cnptia.embrapa.br/web/cafe/planejamento-do-plantio</w:t>
+      </w:r>
+    </w:p>
+    <w:p>
+      <w:r>
+        <w:rPr>
+          <w:b/>
+        </w:rPr>
+        <w:t xml:space="preserve">Publicação relacionada: </w:t>
+      </w:r>
+      <w:r>
+        <w:t>Cafeicultura em Rondônia: situação atual e perspectivas. (1996) - Embrapa Rondônia</w:t>
+      </w:r>
+    </w:p>
+    <w:p>
+      <w:r>
+        <w:rPr>
+          <w:b/>
+        </w:rPr>
+        <w:t xml:space="preserve">Link: </w:t>
+      </w:r>
+      <w:r>
+        <w:t>https://www.infoteca.cnptia.embrapa.br/infoteca/bitstream/doc/698625/1/DOC30id16410001.pdf</w:t>
+      </w:r>
+    </w:p>
+    <w:p>
+      <w:pPr>
+        <w:pStyle w:val="Heading2"/>
+      </w:pPr>
+      <w:r>
+        <w:t>Solo, água e formação da lavoura</w:t>
+      </w:r>
+    </w:p>
+    <w:p>
+      <w:pPr>
+        <w:pStyle w:val="Heading3"/>
+      </w:pPr>
+      <w:r>
+        <w:t>Questão 14</w:t>
+      </w:r>
+    </w:p>
+    <w:p>
+      <w:r>
+        <w:rPr>
+          <w:b/>
+        </w:rPr>
+        <w:t xml:space="preserve">Bloco: </w:t>
+      </w:r>
+      <w:r>
+        <w:t>Solo, água e formação da lavoura</w:t>
+      </w:r>
+    </w:p>
+    <w:p>
+      <w:r>
+        <w:rPr>
+          <w:b/>
+        </w:rPr>
+        <w:t xml:space="preserve">Categoria: </w:t>
+      </w:r>
+      <w:r>
+        <w:t>solo</w:t>
+      </w:r>
+    </w:p>
+    <w:p>
+      <w:r>
+        <w:rPr>
+          <w:b/>
+        </w:rPr>
+        <w:t xml:space="preserve">Enunciado: </w:t>
+      </w:r>
+      <w:r>
+        <w:t>Antes do plantio, qual procedimento é essencial para orientar correção e manejo do solo?</w:t>
+      </w:r>
+    </w:p>
+    <w:p>
+      <w:pPr>
+        <w:pStyle w:val="ListBullet"/>
+      </w:pPr>
+      <w:r>
+        <w:t>A) Escolher adubos sem diagnóstico</w:t>
+      </w:r>
+    </w:p>
+    <w:p>
+      <w:pPr>
+        <w:pStyle w:val="ListBullet"/>
+      </w:pPr>
+      <w:r>
+        <w:t>B) Realizar análise técnica do solo e das condições da área</w:t>
+      </w:r>
+    </w:p>
+    <w:p>
+      <w:pPr>
+        <w:pStyle w:val="ListBullet"/>
+      </w:pPr>
+      <w:r>
+        <w:t>C) Evitar qualquer correção de acidez</w:t>
+      </w:r>
+    </w:p>
+    <w:p>
+      <w:pPr>
+        <w:pStyle w:val="ListBullet"/>
+      </w:pPr>
+      <w:r>
+        <w:t>D) Definir a adubação apenas pela aparência das folhas</w:t>
+      </w:r>
+    </w:p>
+    <w:p>
+      <w:r>
+        <w:rPr>
+          <w:b/>
+        </w:rPr>
+        <w:t xml:space="preserve">Resposta correta: </w:t>
+      </w:r>
+      <w:r>
+        <w:t>B) Realizar análise técnica do solo e das condições da área</w:t>
+      </w:r>
+    </w:p>
+    <w:p>
+      <w:r>
+        <w:rPr>
+          <w:b/>
+        </w:rPr>
+        <w:t xml:space="preserve">Explicação curta: </w:t>
+      </w:r>
+      <w:r>
+        <w:t>A análise do solo permite identificar pH, fertilidade, alumínio tóxico e disponibilidade de nutrientes, orientando calagem, gessagem e adubação.</w:t>
+      </w:r>
+    </w:p>
+    <w:p>
+      <w:r>
+        <w:rPr>
+          <w:b/>
+        </w:rPr>
+        <w:t>Conexão Embrapa</w:t>
+      </w:r>
+    </w:p>
+    <w:p>
+      <w:r>
+        <w:rPr>
+          <w:b/>
+        </w:rPr>
+        <w:t xml:space="preserve">ATER+Digital: </w:t>
+      </w:r>
+      <w:r>
+        <w:t>Preparo do solo e da área - análise técnica e diagnóstico do solo</w:t>
+      </w:r>
+    </w:p>
+    <w:p>
+      <w:r>
+        <w:rPr>
+          <w:b/>
+        </w:rPr>
+        <w:t xml:space="preserve">Link: </w:t>
+      </w:r>
+      <w:r>
+        <w:t>https://www.atermaisdigital.cnptia.embrapa.br/web/cafe/preparo-do-solo-e-da-%C3%A1rea</w:t>
+      </w:r>
+    </w:p>
+    <w:p>
+      <w:r>
+        <w:rPr>
+          <w:b/>
+        </w:rPr>
+        <w:t xml:space="preserve">Publicação relacionada: </w:t>
+      </w:r>
+      <w:r>
+        <w:t>Manejo da fertilidade do solo no pré-plantio e plantio do cafeeiro. (2001) - Embrapa Cerrados</w:t>
+      </w:r>
+    </w:p>
+    <w:p>
+      <w:r>
+        <w:rPr>
+          <w:b/>
+        </w:rPr>
+        <w:t xml:space="preserve">Link: </w:t>
+      </w:r>
+      <w:r>
+        <w:t>https://www.infoteca.cnptia.embrapa.br/infoteca/bitstream/doc/566462/1/rectec46.pdf</w:t>
+      </w:r>
+    </w:p>
+    <w:p>
+      <w:r>
+        <w:rPr>
+          <w:b/>
+        </w:rPr>
+        <w:t xml:space="preserve">Solução tecnológica relacionada: </w:t>
+      </w:r>
+      <w:r>
+        <w:t>Manejo da Fertilidade do Solo no Pré-plantio e plantio do Cafeeiro no Cerrado - Prática agropecuária / Prática para manejo da adubação e fertilidade do solo - Embrapa Cerrados</w:t>
+      </w:r>
+    </w:p>
+    <w:p>
+      <w:r>
+        <w:rPr>
+          <w:b/>
+        </w:rPr>
+        <w:t xml:space="preserve">Link: </w:t>
+      </w:r>
+      <w:r>
+        <w:t>https://www.embrapa.br/busca-de-solucoes-tecnologicas/-/produto-servico/3152/p--manejo-da-fertilidade-do-solo-no-preacute-plantio-e-plantio-do-cafeeiro-no-cerradop</w:t>
+      </w:r>
+    </w:p>
+    <w:p>
+      <w:pPr>
+        <w:pStyle w:val="Heading3"/>
+      </w:pPr>
+      <w:r>
+        <w:t>Questão 15</w:t>
+      </w:r>
+    </w:p>
+    <w:p>
+      <w:r>
+        <w:rPr>
+          <w:b/>
+        </w:rPr>
+        <w:t xml:space="preserve">Bloco: </w:t>
+      </w:r>
+      <w:r>
+        <w:t>Solo, água e formação da lavoura</w:t>
+      </w:r>
+    </w:p>
+    <w:p>
+      <w:r>
+        <w:rPr>
+          <w:b/>
+        </w:rPr>
+        <w:t xml:space="preserve">Categoria: </w:t>
+      </w:r>
+      <w:r>
+        <w:t>calagem</w:t>
+      </w:r>
+    </w:p>
+    <w:p>
+      <w:r>
+        <w:rPr>
+          <w:b/>
+        </w:rPr>
+        <w:t xml:space="preserve">Enunciado: </w:t>
+      </w:r>
+      <w:r>
+        <w:t>Qual é a função geral da calagem no preparo do solo para o cafeeiro?</w:t>
+      </w:r>
+    </w:p>
+    <w:p>
+      <w:pPr>
+        <w:pStyle w:val="ListBullet"/>
+      </w:pPr>
+      <w:r>
+        <w:t>A) Elevar o pH e fornecer cálcio e magnésio, favorecendo o desenvolvimento das plantas</w:t>
+      </w:r>
+    </w:p>
+    <w:p>
+      <w:pPr>
+        <w:pStyle w:val="ListBullet"/>
+      </w:pPr>
+      <w:r>
+        <w:t>B) Aumentar a acidez do solo sem controle</w:t>
+      </w:r>
+    </w:p>
+    <w:p>
+      <w:pPr>
+        <w:pStyle w:val="ListBullet"/>
+      </w:pPr>
+      <w:r>
+        <w:t>C) Eliminar a necessidade de análise de solo</w:t>
+      </w:r>
+    </w:p>
+    <w:p>
+      <w:pPr>
+        <w:pStyle w:val="ListBullet"/>
+      </w:pPr>
+      <w:r>
+        <w:t>D) Substituir totalmente o manejo da água</w:t>
+      </w:r>
+    </w:p>
+    <w:p>
+      <w:r>
+        <w:rPr>
+          <w:b/>
+        </w:rPr>
+        <w:t xml:space="preserve">Resposta correta: </w:t>
+      </w:r>
+      <w:r>
+        <w:t>A) Elevar o pH e fornecer cálcio e magnésio, favorecendo o desenvolvimento das plantas</w:t>
+      </w:r>
+    </w:p>
+    <w:p>
+      <w:r>
+        <w:rPr>
+          <w:b/>
+        </w:rPr>
+        <w:t xml:space="preserve">Explicação curta: </w:t>
+      </w:r>
+      <w:r>
+        <w:t>A calagem corrige a acidez e melhora condições químicas importantes para o crescimento das raízes e o equilíbrio nutricional.</w:t>
+      </w:r>
+    </w:p>
+    <w:p>
+      <w:r>
+        <w:rPr>
+          <w:b/>
+        </w:rPr>
+        <w:t>Conexão Embrapa</w:t>
+      </w:r>
+    </w:p>
+    <w:p>
+      <w:r>
+        <w:rPr>
+          <w:b/>
+        </w:rPr>
+        <w:t xml:space="preserve">ATER+Digital: </w:t>
+      </w:r>
+      <w:r>
+        <w:t>Preparo do solo e da área - correção da acidez e fertilidade</w:t>
+      </w:r>
+    </w:p>
+    <w:p>
+      <w:r>
+        <w:rPr>
+          <w:b/>
+        </w:rPr>
+        <w:t xml:space="preserve">Link: </w:t>
+      </w:r>
+      <w:r>
+        <w:t>https://www.atermaisdigital.cnptia.embrapa.br/web/cafe/preparo-do-solo-e-da-%C3%A1rea</w:t>
+      </w:r>
+    </w:p>
+    <w:p>
+      <w:r>
+        <w:rPr>
+          <w:b/>
+        </w:rPr>
+        <w:t xml:space="preserve">Publicação relacionada: </w:t>
+      </w:r>
+      <w:r>
+        <w:t>Manejo da calagem e da gessagem para o cafeeiro. (2002) - Embrapa Café</w:t>
+      </w:r>
+    </w:p>
+    <w:p>
+      <w:r>
+        <w:rPr>
+          <w:b/>
+        </w:rPr>
+        <w:t xml:space="preserve">Link: </w:t>
+      </w:r>
+      <w:r>
+        <w:t>https://www.alice.cnptia.embrapa.br/alice/bitstream/doc/908792/1/Manejodacalagem.pdf</w:t>
+      </w:r>
+    </w:p>
+    <w:p>
+      <w:r>
+        <w:rPr>
+          <w:b/>
+        </w:rPr>
+        <w:t xml:space="preserve">Solução tecnológica relacionada: </w:t>
+      </w:r>
+      <w:r>
+        <w:t>Gesso agrícola no café no Cerrado - Prática agropecuária / Prática para manejo da adubação e fertilidade do solo - Embrapa Cerrados</w:t>
+      </w:r>
+    </w:p>
+    <w:p>
+      <w:r>
+        <w:rPr>
+          <w:b/>
+        </w:rPr>
+        <w:t xml:space="preserve">Link: </w:t>
+      </w:r>
+      <w:r>
+        <w:t>https://www.embrapa.br/busca-de-solucoes-tecnologicas/-/produto-servico/2386/p--gesso-agriacutecola-no-cafeacute-no-cerradop</w:t>
+      </w:r>
+    </w:p>
+    <w:p>
+      <w:pPr>
+        <w:pStyle w:val="Heading3"/>
+      </w:pPr>
+      <w:r>
+        <w:t>Questão 16</w:t>
+      </w:r>
+    </w:p>
+    <w:p>
+      <w:r>
+        <w:rPr>
+          <w:b/>
+        </w:rPr>
+        <w:t xml:space="preserve">Bloco: </w:t>
+      </w:r>
+      <w:r>
+        <w:t>Solo, água e formação da lavoura</w:t>
+      </w:r>
+    </w:p>
+    <w:p>
+      <w:r>
+        <w:rPr>
+          <w:b/>
+        </w:rPr>
+        <w:t xml:space="preserve">Categoria: </w:t>
+      </w:r>
+      <w:r>
+        <w:t>raízes</w:t>
+      </w:r>
+    </w:p>
+    <w:p>
+      <w:r>
+        <w:rPr>
+          <w:b/>
+        </w:rPr>
+        <w:t xml:space="preserve">Enunciado: </w:t>
+      </w:r>
+      <w:r>
+        <w:t>Por que o desenvolvimento das raízes é tão importante na formação da lavoura cafeeira?</w:t>
+      </w:r>
+    </w:p>
+    <w:p>
+      <w:pPr>
+        <w:pStyle w:val="ListBullet"/>
+      </w:pPr>
+      <w:r>
+        <w:t>A) Porque raízes saudáveis favorecem absorção de água e nutrientes, estabilidade produtiva e maior resiliência a períodos secos</w:t>
+      </w:r>
+    </w:p>
+    <w:p>
+      <w:pPr>
+        <w:pStyle w:val="ListBullet"/>
+      </w:pPr>
+      <w:r>
+        <w:t>B) Porque as raízes não interferem na produtividade</w:t>
+      </w:r>
+    </w:p>
+    <w:p>
+      <w:pPr>
+        <w:pStyle w:val="ListBullet"/>
+      </w:pPr>
+      <w:r>
+        <w:t>C) Porque raízes superficiais são sempre desejáveis</w:t>
+      </w:r>
+    </w:p>
+    <w:p>
+      <w:pPr>
+        <w:pStyle w:val="ListBullet"/>
+      </w:pPr>
+      <w:r>
+        <w:t>D) Porque o café não depende de água no solo</w:t>
+      </w:r>
+    </w:p>
+    <w:p>
+      <w:r>
+        <w:rPr>
+          <w:b/>
+        </w:rPr>
+        <w:t xml:space="preserve">Resposta correta: </w:t>
+      </w:r>
+      <w:r>
+        <w:t>A) Porque raízes saudáveis favorecem absorção de água e nutrientes, estabilidade produtiva e maior resiliência a períodos secos</w:t>
+      </w:r>
+    </w:p>
+    <w:p>
+      <w:r>
+        <w:rPr>
+          <w:b/>
+        </w:rPr>
+        <w:t xml:space="preserve">Explicação curta: </w:t>
+      </w:r>
+      <w:r>
+        <w:t>Raízes profundas e saudáveis ajudam o cafeeiro a explorar melhor o solo, absorver água e nutrientes e resistir melhor a estresses.</w:t>
+      </w:r>
+    </w:p>
+    <w:p>
+      <w:r>
+        <w:rPr>
+          <w:b/>
+        </w:rPr>
+        <w:t>Conexão Embrapa</w:t>
+      </w:r>
+    </w:p>
+    <w:p>
+      <w:r>
+        <w:rPr>
+          <w:b/>
+        </w:rPr>
+        <w:t xml:space="preserve">ATER+Digital: </w:t>
+      </w:r>
+      <w:r>
+        <w:t>Preparo do solo e da área - desenvolvimento das raízes e adaptação da lavoura</w:t>
+      </w:r>
+    </w:p>
+    <w:p>
+      <w:r>
+        <w:rPr>
+          <w:b/>
+        </w:rPr>
+        <w:t xml:space="preserve">Link: </w:t>
+      </w:r>
+      <w:r>
+        <w:t>https://www.atermaisdigital.cnptia.embrapa.br/web/cafe/preparo-do-solo-e-da-%C3%A1rea</w:t>
+      </w:r>
+    </w:p>
+    <w:p>
+      <w:r>
+        <w:rPr>
+          <w:b/>
+        </w:rPr>
+        <w:t xml:space="preserve">Publicação relacionada: </w:t>
+      </w:r>
+      <w:r>
+        <w:t>O alto teor de silício no solo inibe o crescimento radicular de cafeeiros sem afetar as trocas gasosas foliares. (2011) - Embrapa Meio Ambiente</w:t>
+      </w:r>
+    </w:p>
+    <w:p>
+      <w:r>
+        <w:rPr>
+          <w:b/>
+        </w:rPr>
+        <w:t xml:space="preserve">Link: </w:t>
+      </w:r>
+      <w:r>
+        <w:t>https://www.alice.cnptia.embrapa.br/alice/bitstream/doc/901811/1/2011AP27.pdf</w:t>
+      </w:r>
+    </w:p>
+    <w:p>
+      <w:r>
+        <w:rPr>
+          <w:b/>
+        </w:rPr>
+        <w:t xml:space="preserve">Solução tecnológica relacionada: </w:t>
+      </w:r>
+      <w:r>
+        <w:t>Solarizador de substrato para produção de mudas livres de nematóides - Produto / Máquina, implemento ou equipamento - Embrapa Rondônia</w:t>
+      </w:r>
+    </w:p>
+    <w:p>
+      <w:r>
+        <w:rPr>
+          <w:b/>
+        </w:rPr>
+        <w:t xml:space="preserve">Link: </w:t>
+      </w:r>
+      <w:r>
+        <w:t>https://www.embrapa.br/busca-de-solucoes-tecnologicas/-/produto-servico/4473/p--solarizador-de-substrato-para-produccedilatildeo-de-mudas-livres-de-nematoacuteidesp</w:t>
+      </w:r>
+    </w:p>
+    <w:p>
+      <w:pPr>
+        <w:pStyle w:val="Heading3"/>
+      </w:pPr>
+      <w:r>
+        <w:t>Questão 17</w:t>
+      </w:r>
+    </w:p>
+    <w:p>
+      <w:r>
+        <w:rPr>
+          <w:b/>
+        </w:rPr>
+        <w:t xml:space="preserve">Bloco: </w:t>
+      </w:r>
+      <w:r>
+        <w:t>Solo, água e formação da lavoura</w:t>
+      </w:r>
+    </w:p>
+    <w:p>
+      <w:r>
+        <w:rPr>
+          <w:b/>
+        </w:rPr>
+        <w:t xml:space="preserve">Categoria: </w:t>
+      </w:r>
+      <w:r>
+        <w:t>nutrição</w:t>
+      </w:r>
+    </w:p>
+    <w:p>
+      <w:r>
+        <w:rPr>
+          <w:b/>
+        </w:rPr>
+        <w:t xml:space="preserve">Enunciado: </w:t>
+      </w:r>
+      <w:r>
+        <w:t>Na fase de formação, qual é o objetivo principal do manejo nutricional?</w:t>
+      </w:r>
+    </w:p>
+    <w:p>
+      <w:pPr>
+        <w:pStyle w:val="ListBullet"/>
+      </w:pPr>
+      <w:r>
+        <w:t>A) Estimular raízes, folhas e ramos que sustentarão as futuras safras</w:t>
+      </w:r>
+    </w:p>
+    <w:p>
+      <w:pPr>
+        <w:pStyle w:val="ListBullet"/>
+      </w:pPr>
+      <w:r>
+        <w:t>B) Produzir café torrado imediatamente</w:t>
+      </w:r>
+    </w:p>
+    <w:p>
+      <w:pPr>
+        <w:pStyle w:val="ListBullet"/>
+      </w:pPr>
+      <w:r>
+        <w:t>C) Evitar qualquer adubação</w:t>
+      </w:r>
+    </w:p>
+    <w:p>
+      <w:pPr>
+        <w:pStyle w:val="ListBullet"/>
+      </w:pPr>
+      <w:r>
+        <w:t>D) Reduzir o crescimento das plantas jovens</w:t>
+      </w:r>
+    </w:p>
+    <w:p>
+      <w:r>
+        <w:rPr>
+          <w:b/>
+        </w:rPr>
+        <w:t xml:space="preserve">Resposta correta: </w:t>
+      </w:r>
+      <w:r>
+        <w:t>A) Estimular raízes, folhas e ramos que sustentarão as futuras safras</w:t>
+      </w:r>
+    </w:p>
+    <w:p>
+      <w:r>
+        <w:rPr>
+          <w:b/>
+        </w:rPr>
+        <w:t xml:space="preserve">Explicação curta: </w:t>
+      </w:r>
+      <w:r>
+        <w:t>Na formação, nutrientes como nitrogênio, potássio, boro e zinco contribuem para crescimento vegetativo e estruturação da planta.</w:t>
+      </w:r>
+    </w:p>
+    <w:p>
+      <w:r>
+        <w:rPr>
+          <w:b/>
+        </w:rPr>
+        <w:t>Conexão Embrapa</w:t>
+      </w:r>
+    </w:p>
+    <w:p>
+      <w:r>
+        <w:rPr>
+          <w:b/>
+        </w:rPr>
+        <w:t xml:space="preserve">ATER+Digital: </w:t>
+      </w:r>
+      <w:r>
+        <w:t>Fase de formação - manejo nutricional e desenvolvimento das plantas</w:t>
+      </w:r>
+    </w:p>
+    <w:p>
+      <w:r>
+        <w:rPr>
+          <w:b/>
+        </w:rPr>
+        <w:t xml:space="preserve">Link: </w:t>
+      </w:r>
+      <w:r>
+        <w:t>https://www.atermaisdigital.cnptia.embrapa.br/web/cafe/faseformacao</w:t>
+      </w:r>
+    </w:p>
+    <w:p>
+      <w:r>
+        <w:rPr>
+          <w:b/>
+        </w:rPr>
+        <w:t xml:space="preserve">Publicação relacionada: </w:t>
+      </w:r>
+      <w:r>
+        <w:t>Normas foliares para café conilon em pré-florada no sul da Bahia. (2013) - Embrapa Rondônia</w:t>
+      </w:r>
+    </w:p>
+    <w:p>
+      <w:r>
+        <w:rPr>
+          <w:b/>
+        </w:rPr>
+        <w:t xml:space="preserve">Link: </w:t>
+      </w:r>
+      <w:r>
+        <w:t>https://www.alice.cnptia.embrapa.br/alice/bitstream/doc/978287/1/Partellietal.2013.pdf</w:t>
+      </w:r>
+    </w:p>
+    <w:p>
+      <w:r>
+        <w:rPr>
+          <w:b/>
+        </w:rPr>
+        <w:t xml:space="preserve">Solução tecnológica relacionada: </w:t>
+      </w:r>
+      <w:r>
+        <w:t>Manejo da Fertilidade do Solo no Pré-plantio e plantio do Cafeeiro no Cerrado - Prática agropecuária / Prática para manejo da adubação e fertilidade do solo - Embrapa Cerrados</w:t>
+      </w:r>
+    </w:p>
+    <w:p>
+      <w:r>
+        <w:rPr>
+          <w:b/>
+        </w:rPr>
+        <w:t xml:space="preserve">Link: </w:t>
+      </w:r>
+      <w:r>
+        <w:t>https://www.embrapa.br/busca-de-solucoes-tecnologicas/-/produto-servico/3152/p--manejo-da-fertilidade-do-solo-no-preacute-plantio-e-plantio-do-cafeeiro-no-cerradop</w:t>
+      </w:r>
+    </w:p>
+    <w:p>
+      <w:pPr>
+        <w:pStyle w:val="Heading3"/>
+      </w:pPr>
+      <w:r>
+        <w:t>Questão 18</w:t>
+      </w:r>
+    </w:p>
+    <w:p>
+      <w:r>
+        <w:rPr>
+          <w:b/>
+        </w:rPr>
+        <w:t xml:space="preserve">Bloco: </w:t>
+      </w:r>
+      <w:r>
+        <w:t>Solo, água e formação da lavoura</w:t>
+      </w:r>
+    </w:p>
+    <w:p>
+      <w:r>
+        <w:rPr>
+          <w:b/>
+        </w:rPr>
+        <w:t xml:space="preserve">Categoria: </w:t>
+      </w:r>
+      <w:r>
+        <w:t>irrigação</w:t>
+      </w:r>
+    </w:p>
+    <w:p>
+      <w:r>
+        <w:rPr>
+          <w:b/>
+        </w:rPr>
+        <w:t xml:space="preserve">Enunciado: </w:t>
+      </w:r>
+      <w:r>
+        <w:t>Qual tecnologia de manejo da irrigação pode contribuir para uniformizar a florada do cafeeiro irrigado no Cerrado?</w:t>
+      </w:r>
+    </w:p>
+    <w:p>
+      <w:pPr>
+        <w:pStyle w:val="ListBullet"/>
+      </w:pPr>
+      <w:r>
+        <w:t>A) Uso do estresse hídrico controlado</w:t>
+      </w:r>
+    </w:p>
+    <w:p>
+      <w:pPr>
+        <w:pStyle w:val="ListBullet"/>
+      </w:pPr>
+      <w:r>
+        <w:t>B) Armazenamento úmido dos grãos</w:t>
+      </w:r>
+    </w:p>
+    <w:p>
+      <w:pPr>
+        <w:pStyle w:val="ListBullet"/>
+      </w:pPr>
+      <w:r>
+        <w:t>C) Torra escura antes da colheita</w:t>
+      </w:r>
+    </w:p>
+    <w:p>
+      <w:pPr>
+        <w:pStyle w:val="ListBullet"/>
+      </w:pPr>
+      <w:r>
+        <w:t>D) Plantio sem planejamento hídrico</w:t>
+      </w:r>
+    </w:p>
+    <w:p>
+      <w:r>
+        <w:rPr>
+          <w:b/>
+        </w:rPr>
+        <w:t xml:space="preserve">Resposta correta: </w:t>
+      </w:r>
+      <w:r>
+        <w:t>A) Uso do estresse hídrico controlado</w:t>
+      </w:r>
+    </w:p>
+    <w:p>
+      <w:r>
+        <w:rPr>
+          <w:b/>
+        </w:rPr>
+        <w:t xml:space="preserve">Explicação curta: </w:t>
+      </w:r>
+      <w:r>
+        <w:t>O estresse hídrico controlado pode favorecer florada única e mais uniforme, contribuindo para qualidade, produtividade e economia de água.</w:t>
+      </w:r>
+    </w:p>
+    <w:p>
+      <w:r>
+        <w:rPr>
+          <w:b/>
+        </w:rPr>
+        <w:t>Conexão Embrapa</w:t>
+      </w:r>
+    </w:p>
+    <w:p>
+      <w:r>
+        <w:rPr>
+          <w:b/>
+        </w:rPr>
+        <w:t xml:space="preserve">ATER+Digital: </w:t>
+      </w:r>
+      <w:r>
+        <w:t>Produção - água, nutrição e equilíbrio das plantas</w:t>
+      </w:r>
+    </w:p>
+    <w:p>
+      <w:r>
+        <w:rPr>
+          <w:b/>
+        </w:rPr>
+        <w:t xml:space="preserve">Link: </w:t>
+      </w:r>
+      <w:r>
+        <w:t>https://www.atermaisdigital.cnptia.embrapa.br/web/cafe/prod</w:t>
+      </w:r>
+    </w:p>
+    <w:p>
+      <w:r>
+        <w:rPr>
+          <w:b/>
+        </w:rPr>
+        <w:t xml:space="preserve">Publicação relacionada: </w:t>
+      </w:r>
+      <w:r>
+        <w:t>Manejo da irrigação do cafeeiro, com uso do estresse hídrico controlado, para uniformização de florada. (2006) - Embrapa Cerrados</w:t>
+      </w:r>
+    </w:p>
+    <w:p>
+      <w:r>
+        <w:rPr>
+          <w:b/>
+        </w:rPr>
+        <w:t xml:space="preserve">Link: </w:t>
+      </w:r>
+      <w:r>
+        <w:t>https://www.alice.cnptia.embrapa.br/alice/bitstream/doc/570529/1/CPAC-28224-AA.pdf</w:t>
+      </w:r>
+    </w:p>
+    <w:p>
+      <w:r>
+        <w:rPr>
+          <w:b/>
+        </w:rPr>
+        <w:t xml:space="preserve">Solução tecnológica relacionada: </w:t>
+      </w:r>
+      <w:r>
+        <w:t>Uso do estresse hídrico controlado para uniformização de florada do cafeeiro irrigado no Cerrado - Prática agropecuária / Prática para manejo de irrigação - Embrapa Cerrados</w:t>
+      </w:r>
+    </w:p>
+    <w:p>
+      <w:r>
+        <w:rPr>
+          <w:b/>
+        </w:rPr>
+        <w:t xml:space="preserve">Link: </w:t>
+      </w:r>
+      <w:r>
+        <w:t>https://www.embrapa.br/busca-de-solucoes-tecnologicas/-/produto-servico/784/p--uso-do-estresse-hiacutedrico-controlado-para-uniformizaccedilatildeo-de-florada-do-cafeeiro-irrigado-no-cerradop</w:t>
+      </w:r>
+    </w:p>
+    <w:p>
+      <w:pPr>
+        <w:pStyle w:val="Heading2"/>
+      </w:pPr>
+      <w:r>
+        <w:t>Manejo produtivo e fitossanidade</w:t>
+      </w:r>
+    </w:p>
+    <w:p>
+      <w:pPr>
+        <w:pStyle w:val="Heading3"/>
+      </w:pPr>
+      <w:r>
+        <w:t>Questão 19</w:t>
+      </w:r>
+    </w:p>
+    <w:p>
+      <w:r>
+        <w:rPr>
+          <w:b/>
+        </w:rPr>
+        <w:t xml:space="preserve">Bloco: </w:t>
+      </w:r>
+      <w:r>
+        <w:t>Manejo produtivo e fitossanidade</w:t>
+      </w:r>
+    </w:p>
+    <w:p>
+      <w:r>
+        <w:rPr>
+          <w:b/>
+        </w:rPr>
+        <w:t xml:space="preserve">Categoria: </w:t>
+      </w:r>
+      <w:r>
+        <w:t>podas</w:t>
+      </w:r>
+    </w:p>
+    <w:p>
+      <w:r>
+        <w:rPr>
+          <w:b/>
+        </w:rPr>
+        <w:t xml:space="preserve">Enunciado: </w:t>
+      </w:r>
+      <w:r>
+        <w:t>Qual alternativa descreve melhor a função das podas no cafeeiro?</w:t>
+      </w:r>
+    </w:p>
+    <w:p>
+      <w:pPr>
+        <w:pStyle w:val="ListBullet"/>
+      </w:pPr>
+      <w:r>
+        <w:t>A) Renovar ramos produtivos, equilibrar crescimento e manter produtividade ao longo dos anos</w:t>
+      </w:r>
+    </w:p>
+    <w:p>
+      <w:pPr>
+        <w:pStyle w:val="ListBullet"/>
+      </w:pPr>
+      <w:r>
+        <w:t>B) Impedir a renovação da lavoura</w:t>
+      </w:r>
+    </w:p>
+    <w:p>
+      <w:pPr>
+        <w:pStyle w:val="ListBullet"/>
+      </w:pPr>
+      <w:r>
+        <w:t>C) Eliminar a necessidade de nutrição e monitoramento</w:t>
+      </w:r>
+    </w:p>
+    <w:p>
+      <w:pPr>
+        <w:pStyle w:val="ListBullet"/>
+      </w:pPr>
+      <w:r>
+        <w:t>D) Substituir totalmente a colheita</w:t>
+      </w:r>
+    </w:p>
+    <w:p>
+      <w:r>
+        <w:rPr>
+          <w:b/>
+        </w:rPr>
+        <w:t xml:space="preserve">Resposta correta: </w:t>
+      </w:r>
+      <w:r>
+        <w:t>A) Renovar ramos produtivos, equilibrar crescimento e manter produtividade ao longo dos anos</w:t>
+      </w:r>
+    </w:p>
+    <w:p>
+      <w:r>
+        <w:rPr>
+          <w:b/>
+        </w:rPr>
+        <w:t xml:space="preserve">Explicação curta: </w:t>
+      </w:r>
+      <w:r>
+        <w:t>As podas ajudam a renovar a planta, organizar sua arquitetura e preservar o equilíbrio entre vigor, produção e longevidade.</w:t>
+      </w:r>
+    </w:p>
+    <w:p>
+      <w:r>
+        <w:rPr>
+          <w:b/>
+        </w:rPr>
+        <w:t>Conexão Embrapa</w:t>
+      </w:r>
+    </w:p>
+    <w:p>
+      <w:r>
+        <w:rPr>
+          <w:b/>
+        </w:rPr>
+        <w:t xml:space="preserve">ATER+Digital: </w:t>
+      </w:r>
+      <w:r>
+        <w:t>Produção - podas e renovação da lavoura</w:t>
+      </w:r>
+    </w:p>
+    <w:p>
+      <w:r>
+        <w:rPr>
+          <w:b/>
+        </w:rPr>
+        <w:t xml:space="preserve">Link: </w:t>
+      </w:r>
+      <w:r>
+        <w:t>https://www.atermaisdigital.cnptia.embrapa.br/web/cafe/prod</w:t>
+      </w:r>
+    </w:p>
+    <w:p>
+      <w:r>
+        <w:rPr>
+          <w:b/>
+        </w:rPr>
+        <w:t xml:space="preserve">Publicação relacionada: </w:t>
+      </w:r>
+      <w:r>
+        <w:t>Poda programada de ciclo para o café conilon. (2009) - Embrapa Café</w:t>
+      </w:r>
+    </w:p>
+    <w:p>
+      <w:r>
+        <w:rPr>
+          <w:b/>
+        </w:rPr>
+        <w:t xml:space="preserve">Link: </w:t>
+      </w:r>
+      <w:r>
+        <w:t>https://www.alice.cnptia.embrapa.br/alice/bitstream/doc/903685/1/Podaprogramada.pdf</w:t>
+      </w:r>
+    </w:p>
+    <w:p>
+      <w:r>
+        <w:rPr>
+          <w:b/>
+        </w:rPr>
+        <w:t xml:space="preserve">Solução tecnológica relacionada: </w:t>
+      </w:r>
+      <w:r>
+        <w:t>Poda de formação dos cafeeiros - Prática agropecuária / Prática para condução/poda - Embrapa Rondônia</w:t>
+      </w:r>
+    </w:p>
+    <w:p>
+      <w:r>
+        <w:rPr>
+          <w:b/>
+        </w:rPr>
+        <w:t xml:space="preserve">Link: </w:t>
+      </w:r>
+      <w:r>
+        <w:t>https://www.embrapa.br/busca-de-solucoes-tecnologicas/-/produto-servico/3453/p--poda-de-formaccedilatildeo-dos-cafeeirosp</w:t>
+      </w:r>
+    </w:p>
+    <w:p>
+      <w:pPr>
+        <w:pStyle w:val="Heading3"/>
+      </w:pPr>
+      <w:r>
+        <w:t>Questão 20</w:t>
+      </w:r>
+    </w:p>
+    <w:p>
+      <w:r>
+        <w:rPr>
+          <w:b/>
+        </w:rPr>
+        <w:t xml:space="preserve">Bloco: </w:t>
+      </w:r>
+      <w:r>
+        <w:t>Manejo produtivo e fitossanidade</w:t>
+      </w:r>
+    </w:p>
+    <w:p>
+      <w:r>
+        <w:rPr>
+          <w:b/>
+        </w:rPr>
+        <w:t xml:space="preserve">Categoria: </w:t>
+      </w:r>
+      <w:r>
+        <w:t>fitossanidade</w:t>
+      </w:r>
+    </w:p>
+    <w:p>
+      <w:r>
+        <w:rPr>
+          <w:b/>
+        </w:rPr>
+        <w:t xml:space="preserve">Enunciado: </w:t>
+      </w:r>
+      <w:r>
+        <w:t>Por que o monitoramento fitossanitário deve ocorrer de forma contínua na lavoura?</w:t>
+      </w:r>
+    </w:p>
+    <w:p>
+      <w:pPr>
+        <w:pStyle w:val="ListBullet"/>
+      </w:pPr>
+      <w:r>
+        <w:t>A) Porque ajuda a identificar pragas e doenças, reduzir perdas e orientar manejo integrado</w:t>
+      </w:r>
+    </w:p>
+    <w:p>
+      <w:pPr>
+        <w:pStyle w:val="ListBullet"/>
+      </w:pPr>
+      <w:r>
+        <w:t>B) Porque substitui a escolha de cultivares adaptadas</w:t>
+      </w:r>
+    </w:p>
+    <w:p>
+      <w:pPr>
+        <w:pStyle w:val="ListBullet"/>
+      </w:pPr>
+      <w:r>
+        <w:t>C) Porque pragas e doenças não afetam o café</w:t>
+      </w:r>
+    </w:p>
+    <w:p>
+      <w:pPr>
+        <w:pStyle w:val="ListBullet"/>
+      </w:pPr>
+      <w:r>
+        <w:t>D) Porque serve apenas para definir o preço da cafeteria</w:t>
+      </w:r>
+    </w:p>
+    <w:p>
+      <w:r>
+        <w:rPr>
+          <w:b/>
+        </w:rPr>
+        <w:t xml:space="preserve">Resposta correta: </w:t>
+      </w:r>
+      <w:r>
+        <w:t>A) Porque ajuda a identificar pragas e doenças, reduzir perdas e orientar manejo integrado</w:t>
+      </w:r>
+    </w:p>
+    <w:p>
+      <w:r>
+        <w:rPr>
+          <w:b/>
+        </w:rPr>
+        <w:t xml:space="preserve">Explicação curta: </w:t>
+      </w:r>
+      <w:r>
+        <w:t>Ferrugem, broca, bicho-mineiro e nematoides estão entre os desafios que exigem monitoramento e estratégias de manejo.</w:t>
+      </w:r>
+    </w:p>
+    <w:p>
+      <w:r>
+        <w:rPr>
+          <w:b/>
+        </w:rPr>
+        <w:t>Conexão Embrapa</w:t>
+      </w:r>
+    </w:p>
+    <w:p>
+      <w:r>
+        <w:rPr>
+          <w:b/>
+        </w:rPr>
+        <w:t xml:space="preserve">ATER+Digital: </w:t>
+      </w:r>
+      <w:r>
+        <w:t>Produção - manejo fitossanitário e sustentabilidade</w:t>
+      </w:r>
+    </w:p>
+    <w:p>
+      <w:r>
+        <w:rPr>
+          <w:b/>
+        </w:rPr>
+        <w:t xml:space="preserve">Link: </w:t>
+      </w:r>
+      <w:r>
+        <w:t>https://www.atermaisdigital.cnptia.embrapa.br/web/cafe/prod</w:t>
+      </w:r>
+    </w:p>
+    <w:p>
+      <w:r>
+        <w:rPr>
+          <w:b/>
+        </w:rPr>
+        <w:t xml:space="preserve">Publicação relacionada: </w:t>
+      </w:r>
+      <w:r>
+        <w:t>Preparação de dados e extração de padrões para aplicação em alertas fitossanitários para a cultura do café. (2006) - Embrapa Agricultura Digital</w:t>
+      </w:r>
+    </w:p>
+    <w:p>
+      <w:r>
+        <w:rPr>
+          <w:b/>
+        </w:rPr>
+        <w:t xml:space="preserve">Link: </w:t>
+      </w:r>
+      <w:r>
+        <w:t>https://www.alice.cnptia.embrapa.br/alice/bitstream/doc/71/1/PLPreparacaoAmaralPIBIC2006.pdf</w:t>
+      </w:r>
+    </w:p>
+    <w:p>
+      <w:r>
+        <w:rPr>
+          <w:b/>
+        </w:rPr>
+        <w:t xml:space="preserve">Solução tecnológica relacionada: </w:t>
+      </w:r>
+      <w:r>
+        <w:t>Solarizador de substrato para produção de mudas livres de nematóides - Produto / Máquina, implemento ou equipamento - Embrapa Rondônia</w:t>
+      </w:r>
+    </w:p>
+    <w:p>
+      <w:r>
+        <w:rPr>
+          <w:b/>
+        </w:rPr>
+        <w:t xml:space="preserve">Link: </w:t>
+      </w:r>
+      <w:r>
+        <w:t>https://www.embrapa.br/busca-de-solucoes-tecnologicas/-/produto-servico/4473/p--solarizador-de-substrato-para-produccedilatildeo-de-mudas-livres-de-nematoacuteidesp</w:t>
+      </w:r>
+    </w:p>
+    <w:p>
+      <w:pPr>
+        <w:pStyle w:val="Heading3"/>
+      </w:pPr>
+      <w:r>
+        <w:t>Questão 21</w:t>
+      </w:r>
+    </w:p>
+    <w:p>
+      <w:r>
+        <w:rPr>
+          <w:b/>
+        </w:rPr>
+        <w:t xml:space="preserve">Bloco: </w:t>
+      </w:r>
+      <w:r>
+        <w:t>Manejo produtivo e fitossanidade</w:t>
+      </w:r>
+    </w:p>
+    <w:p>
+      <w:r>
+        <w:rPr>
+          <w:b/>
+        </w:rPr>
+        <w:t xml:space="preserve">Categoria: </w:t>
+      </w:r>
+      <w:r>
+        <w:t>condução</w:t>
+      </w:r>
+    </w:p>
+    <w:p>
+      <w:r>
+        <w:rPr>
+          <w:b/>
+        </w:rPr>
+        <w:t xml:space="preserve">Enunciado: </w:t>
+      </w:r>
+      <w:r>
+        <w:t>Qual alternativa mostra uma diferença de condução comum entre Arábica e Canéfora na formação da planta?</w:t>
+      </w:r>
+    </w:p>
+    <w:p>
+      <w:pPr>
+        <w:pStyle w:val="ListBullet"/>
+      </w:pPr>
+      <w:r>
+        <w:t>A) Arábica frequentemente em haste única; Canéfora com múltiplas hastes e manejo de brotos</w:t>
+      </w:r>
+    </w:p>
+    <w:p>
+      <w:pPr>
+        <w:pStyle w:val="ListBullet"/>
+      </w:pPr>
+      <w:r>
+        <w:t>B) Arábica sempre sem poda; Canéfora sempre sem ramos produtivos</w:t>
+      </w:r>
+    </w:p>
+    <w:p>
+      <w:pPr>
+        <w:pStyle w:val="ListBullet"/>
+      </w:pPr>
+      <w:r>
+        <w:t>C) As duas espécies não exigem condução</w:t>
+      </w:r>
+    </w:p>
+    <w:p>
+      <w:pPr>
+        <w:pStyle w:val="ListBullet"/>
+      </w:pPr>
+      <w:r>
+        <w:t>D) A condução só é definida depois da torra</w:t>
+      </w:r>
+    </w:p>
+    <w:p>
+      <w:r>
+        <w:rPr>
+          <w:b/>
+        </w:rPr>
+        <w:t xml:space="preserve">Resposta correta: </w:t>
+      </w:r>
+      <w:r>
+        <w:t>A) Arábica frequentemente em haste única; Canéfora com múltiplas hastes e manejo de brotos</w:t>
+      </w:r>
+    </w:p>
+    <w:p>
+      <w:r>
+        <w:rPr>
+          <w:b/>
+        </w:rPr>
+        <w:t xml:space="preserve">Explicação curta: </w:t>
+      </w:r>
+      <w:r>
+        <w:t>O material destaca a condução em haste única para muitos sistemas de Arábica e múltiplas hastes para Canéfora, conforme arquitetura e vigor da planta.</w:t>
+      </w:r>
+    </w:p>
+    <w:p>
+      <w:r>
+        <w:rPr>
+          <w:b/>
+        </w:rPr>
+        <w:t>Conexão Embrapa</w:t>
+      </w:r>
+    </w:p>
+    <w:p>
+      <w:r>
+        <w:rPr>
+          <w:b/>
+        </w:rPr>
+        <w:t xml:space="preserve">ATER+Digital: </w:t>
+      </w:r>
+      <w:r>
+        <w:t>Fase de formação - condução da lavoura e formação das plantas</w:t>
+      </w:r>
+    </w:p>
+    <w:p>
+      <w:r>
+        <w:rPr>
+          <w:b/>
+        </w:rPr>
+        <w:t xml:space="preserve">Link: </w:t>
+      </w:r>
+      <w:r>
+        <w:t>https://www.atermaisdigital.cnptia.embrapa.br/web/cafe/faseformacao</w:t>
+      </w:r>
+    </w:p>
+    <w:p>
+      <w:r>
+        <w:rPr>
+          <w:b/>
+        </w:rPr>
+        <w:t xml:space="preserve">Publicação relacionada: </w:t>
+      </w:r>
+      <w:r>
+        <w:t>Manejo da poda do cafeeiro conilon (Coffea canephora). (2003) - Embrapa Amazônia Oriental</w:t>
+      </w:r>
+    </w:p>
+    <w:p>
+      <w:r>
+        <w:rPr>
+          <w:b/>
+        </w:rPr>
+        <w:t xml:space="preserve">Link: </w:t>
+      </w:r>
+      <w:r>
+        <w:t>https://www.infoteca.cnptia.embrapa.br/infoteca/bitstream/doc/697397/1/fd310001.pdf</w:t>
+      </w:r>
+    </w:p>
+    <w:p>
+      <w:r>
+        <w:rPr>
+          <w:b/>
+        </w:rPr>
+        <w:t xml:space="preserve">Solução tecnológica relacionada: </w:t>
+      </w:r>
+      <w:r>
+        <w:t>Poda de formação dos cafeeiros - Prática agropecuária / Prática para condução/poda - Embrapa Rondônia</w:t>
+      </w:r>
+    </w:p>
+    <w:p>
+      <w:r>
+        <w:rPr>
+          <w:b/>
+        </w:rPr>
+        <w:t xml:space="preserve">Link: </w:t>
+      </w:r>
+      <w:r>
+        <w:t>https://www.embrapa.br/busca-de-solucoes-tecnologicas/-/produto-servico/3453/p--poda-de-formaccedilatildeo-dos-cafeeirosp</w:t>
+      </w:r>
+    </w:p>
+    <w:p>
+      <w:pPr>
+        <w:pStyle w:val="Heading3"/>
+      </w:pPr>
+      <w:r>
+        <w:t>Questão 22</w:t>
+      </w:r>
+    </w:p>
+    <w:p>
+      <w:r>
+        <w:rPr>
+          <w:b/>
+        </w:rPr>
+        <w:t xml:space="preserve">Bloco: </w:t>
+      </w:r>
+      <w:r>
+        <w:t>Manejo produtivo e fitossanidade</w:t>
+      </w:r>
+    </w:p>
+    <w:p>
+      <w:r>
+        <w:rPr>
+          <w:b/>
+        </w:rPr>
+        <w:t xml:space="preserve">Categoria: </w:t>
+      </w:r>
+      <w:r>
+        <w:t>colheita</w:t>
+      </w:r>
+    </w:p>
+    <w:p>
+      <w:r>
+        <w:rPr>
+          <w:b/>
+        </w:rPr>
+        <w:t xml:space="preserve">Enunciado: </w:t>
+      </w:r>
+      <w:r>
+        <w:t>Em áreas montanhosas, qual prática pode apoiar a colheita de café?</w:t>
+      </w:r>
+    </w:p>
+    <w:p>
+      <w:pPr>
+        <w:pStyle w:val="ListBullet"/>
+      </w:pPr>
+      <w:r>
+        <w:t>A) Métodos manuais ou equipamentos portáteis adaptados às condições do relevo</w:t>
+      </w:r>
+    </w:p>
+    <w:p>
+      <w:pPr>
+        <w:pStyle w:val="ListBullet"/>
+      </w:pPr>
+      <w:r>
+        <w:t>B) Colheita apenas com grandes máquinas em qualquer declividade</w:t>
+      </w:r>
+    </w:p>
+    <w:p>
+      <w:pPr>
+        <w:pStyle w:val="ListBullet"/>
+      </w:pPr>
+      <w:r>
+        <w:t>C) Abandono da colheita seletiva</w:t>
+      </w:r>
+    </w:p>
+    <w:p>
+      <w:pPr>
+        <w:pStyle w:val="ListBullet"/>
+      </w:pPr>
+      <w:r>
+        <w:t>D) Secagem dos frutos ainda na planta como única estratégia</w:t>
+      </w:r>
+    </w:p>
+    <w:p>
+      <w:r>
+        <w:rPr>
+          <w:b/>
+        </w:rPr>
+        <w:t xml:space="preserve">Resposta correta: </w:t>
+      </w:r>
+      <w:r>
+        <w:t>A) Métodos manuais ou equipamentos portáteis adaptados às condições do relevo</w:t>
+      </w:r>
+    </w:p>
+    <w:p>
+      <w:r>
+        <w:rPr>
+          <w:b/>
+        </w:rPr>
+        <w:t xml:space="preserve">Explicação curta: </w:t>
+      </w:r>
+      <w:r>
+        <w:t>A topografia influencia o tipo de colheita. Em áreas montanhosas, predominam práticas manuais ou semimecanizadas adaptadas ao relevo.</w:t>
+      </w:r>
+    </w:p>
+    <w:p>
+      <w:r>
+        <w:rPr>
+          <w:b/>
+        </w:rPr>
+        <w:t>Conexão Embrapa</w:t>
+      </w:r>
+    </w:p>
+    <w:p>
+      <w:r>
+        <w:rPr>
+          <w:b/>
+        </w:rPr>
+        <w:t xml:space="preserve">ATER+Digital: </w:t>
+      </w:r>
+      <w:r>
+        <w:t>Colheita, pós-colheita e qualidade - formas de colheita</w:t>
+      </w:r>
+    </w:p>
+    <w:p>
+      <w:r>
+        <w:rPr>
+          <w:b/>
+        </w:rPr>
+        <w:t xml:space="preserve">Link: </w:t>
+      </w:r>
+      <w:r>
+        <w:t>https://www.atermaisdigital.cnptia.embrapa.br/web/cafe/prod</w:t>
+      </w:r>
+    </w:p>
+    <w:p>
+      <w:r>
+        <w:rPr>
+          <w:b/>
+        </w:rPr>
+        <w:t xml:space="preserve">Publicação relacionada: </w:t>
+      </w:r>
+      <w:r>
+        <w:t>Café 'Conilon' (Coffea canephora L.). (2020) - Embrapa Amazônia Oriental</w:t>
+      </w:r>
+    </w:p>
+    <w:p>
+      <w:r>
+        <w:rPr>
+          <w:b/>
+        </w:rPr>
+        <w:t xml:space="preserve">Link: </w:t>
+      </w:r>
+      <w:r>
+        <w:t>https://www.infoteca.cnptia.embrapa.br/infoteca/bitstream/doc/1127269/1/LV-RecomendacaoSolo-2020-269-274.pdf</w:t>
+      </w:r>
+    </w:p>
+    <w:p>
+      <w:r>
+        <w:rPr>
+          <w:b/>
+        </w:rPr>
+        <w:t xml:space="preserve">Solução tecnológica relacionada: </w:t>
+      </w:r>
+      <w:r>
+        <w:t>Recomendações sobre o uso da máquina para derriçar café - Prática agropecuária / Prática para colheita - Embrapa Instrumentação</w:t>
+      </w:r>
+    </w:p>
+    <w:p>
+      <w:r>
+        <w:rPr>
+          <w:b/>
+        </w:rPr>
+        <w:t xml:space="preserve">Link: </w:t>
+      </w:r>
+      <w:r>
+        <w:t>https://www.embrapa.br/busca-de-solucoes-tecnologicas/-/produto-servico/9593/p--recomendaccedilotildees-sobre-o-uso-da-maacutequina-para-derriccedilar-cafeacutep</w:t>
+      </w:r>
+    </w:p>
+    <w:p>
+      <w:pPr>
+        <w:pStyle w:val="Heading2"/>
+      </w:pPr>
+      <w:r>
+        <w:t>Pós-colheita, qualidade e cafés especiais</w:t>
+      </w:r>
+    </w:p>
+    <w:p>
+      <w:pPr>
+        <w:pStyle w:val="Heading3"/>
+      </w:pPr>
+      <w:r>
+        <w:t>Questão 23</w:t>
+      </w:r>
+    </w:p>
+    <w:p>
+      <w:r>
+        <w:rPr>
+          <w:b/>
+        </w:rPr>
+        <w:t xml:space="preserve">Bloco: </w:t>
+      </w:r>
+      <w:r>
+        <w:t>Pós-colheita, qualidade e cafés especiais</w:t>
+      </w:r>
+    </w:p>
+    <w:p>
+      <w:r>
+        <w:rPr>
+          <w:b/>
+        </w:rPr>
+        <w:t xml:space="preserve">Categoria: </w:t>
+      </w:r>
+      <w:r>
+        <w:t>pós-colheita</w:t>
+      </w:r>
+    </w:p>
+    <w:p>
+      <w:r>
+        <w:rPr>
+          <w:b/>
+        </w:rPr>
+        <w:t xml:space="preserve">Enunciado: </w:t>
+      </w:r>
+      <w:r>
+        <w:t>Por que o pós-colheita é decisivo para a qualidade do café?</w:t>
+      </w:r>
+    </w:p>
+    <w:p>
+      <w:pPr>
+        <w:pStyle w:val="ListBullet"/>
+      </w:pPr>
+      <w:r>
+        <w:t>A) Porque lavagem, separação, fermentação, secagem e armazenamento influenciam aroma, doçura, acidez, corpo e segurança do alimento</w:t>
+      </w:r>
+    </w:p>
+    <w:p>
+      <w:pPr>
+        <w:pStyle w:val="ListBullet"/>
+      </w:pPr>
+      <w:r>
+        <w:t>B) Porque a qualidade depende apenas da embalagem</w:t>
+      </w:r>
+    </w:p>
+    <w:p>
+      <w:pPr>
+        <w:pStyle w:val="ListBullet"/>
+      </w:pPr>
+      <w:r>
+        <w:t>C) Porque o pós-colheita não altera o perfil sensorial</w:t>
+      </w:r>
+    </w:p>
+    <w:p>
+      <w:pPr>
+        <w:pStyle w:val="ListBullet"/>
+      </w:pPr>
+      <w:r>
+        <w:t>D) Porque elimina a influência do terroir e da genética</w:t>
+      </w:r>
+    </w:p>
+    <w:p>
+      <w:r>
+        <w:rPr>
+          <w:b/>
+        </w:rPr>
+        <w:t xml:space="preserve">Resposta correta: </w:t>
+      </w:r>
+      <w:r>
+        <w:t>A) Porque lavagem, separação, fermentação, secagem e armazenamento influenciam aroma, doçura, acidez, corpo e segurança do alimento</w:t>
+      </w:r>
+    </w:p>
+    <w:p>
+      <w:r>
+        <w:rPr>
+          <w:b/>
+        </w:rPr>
+        <w:t xml:space="preserve">Explicação curta: </w:t>
+      </w:r>
+      <w:r>
+        <w:t>O pós-colheita preserva e desenvolve atributos construídos desde a lavoura, além de reduzir defeitos e riscos de contaminação.</w:t>
+      </w:r>
+    </w:p>
+    <w:p>
+      <w:r>
+        <w:rPr>
+          <w:b/>
+        </w:rPr>
+        <w:t>Conexão Embrapa</w:t>
+      </w:r>
+    </w:p>
+    <w:p>
+      <w:r>
+        <w:rPr>
+          <w:b/>
+        </w:rPr>
+        <w:t xml:space="preserve">ATER+Digital: </w:t>
+      </w:r>
+      <w:r>
+        <w:t>Pós-colheita, qualidade e mercado - manejo pós-colheita e processamento</w:t>
+      </w:r>
+    </w:p>
+    <w:p>
+      <w:r>
+        <w:rPr>
+          <w:b/>
+        </w:rPr>
+        <w:t xml:space="preserve">Link: </w:t>
+      </w:r>
+      <w:r>
+        <w:t>https://www.atermaisdigital.cnptia.embrapa.br/web/cafe/posproducao</w:t>
+      </w:r>
+    </w:p>
+    <w:p>
+      <w:r>
+        <w:rPr>
+          <w:b/>
+        </w:rPr>
+        <w:t xml:space="preserve">Publicação relacionada: </w:t>
+      </w:r>
+      <w:r>
+        <w:t>Obtenção de café com qualidade no Acre. (2000) - Embrapa Acre</w:t>
+      </w:r>
+    </w:p>
+    <w:p>
+      <w:r>
+        <w:rPr>
+          <w:b/>
+        </w:rPr>
+        <w:t xml:space="preserve">Link: </w:t>
+      </w:r>
+      <w:r>
+        <w:t>https://www.infoteca.cnptia.embrapa.br/infoteca/bitstream/doc/495398/1/cirtec34.pdf</w:t>
+      </w:r>
+    </w:p>
+    <w:p>
+      <w:r>
+        <w:rPr>
+          <w:b/>
+        </w:rPr>
+        <w:t xml:space="preserve">Solução tecnológica relacionada: </w:t>
+      </w:r>
+      <w:r>
+        <w:t>Terreiro Barcaça Seca Café - Produto / Máquina, implemento ou equipamento - Embrapa Rondônia</w:t>
+      </w:r>
+    </w:p>
+    <w:p>
+      <w:r>
+        <w:rPr>
+          <w:b/>
+        </w:rPr>
+        <w:t xml:space="preserve">Link: </w:t>
+      </w:r>
+      <w:r>
+        <w:t>https://www.embrapa.br/busca-de-solucoes-tecnologicas/-/produto-servico/2318/p--terreiro-barcaccedila-seca-cafeacutep</w:t>
+      </w:r>
+    </w:p>
+    <w:p>
+      <w:pPr>
+        <w:pStyle w:val="Heading3"/>
+      </w:pPr>
+      <w:r>
+        <w:t>Questão 24</w:t>
+      </w:r>
+    </w:p>
+    <w:p>
+      <w:r>
+        <w:rPr>
+          <w:b/>
+        </w:rPr>
+        <w:t xml:space="preserve">Bloco: </w:t>
+      </w:r>
+      <w:r>
+        <w:t>Pós-colheita, qualidade e cafés especiais</w:t>
+      </w:r>
+    </w:p>
+    <w:p>
+      <w:r>
+        <w:rPr>
+          <w:b/>
+        </w:rPr>
+        <w:t xml:space="preserve">Categoria: </w:t>
+      </w:r>
+      <w:r>
+        <w:t>processamento</w:t>
+      </w:r>
+    </w:p>
+    <w:p>
+      <w:r>
+        <w:rPr>
+          <w:b/>
+        </w:rPr>
+        <w:t xml:space="preserve">Enunciado: </w:t>
+      </w:r>
+      <w:r>
+        <w:t>Qual alternativa apresenta processos de pós-colheita?</w:t>
+      </w:r>
+    </w:p>
+    <w:p>
+      <w:pPr>
+        <w:pStyle w:val="ListBullet"/>
+      </w:pPr>
+      <w:r>
+        <w:t>A) Natural, cereja descascado, despolpado, honey e fermentações controladas</w:t>
+      </w:r>
+    </w:p>
+    <w:p>
+      <w:pPr>
+        <w:pStyle w:val="ListBullet"/>
+      </w:pPr>
+      <w:r>
+        <w:t>B) Pasteurização, congelamento e fritura</w:t>
+      </w:r>
+    </w:p>
+    <w:p>
+      <w:pPr>
+        <w:pStyle w:val="ListBullet"/>
+      </w:pPr>
+      <w:r>
+        <w:t>C) Somente torra escura e moagem fina</w:t>
+      </w:r>
+    </w:p>
+    <w:p>
+      <w:pPr>
+        <w:pStyle w:val="ListBullet"/>
+      </w:pPr>
+      <w:r>
+        <w:t>D) Apenas embalagem a vácuo</w:t>
+      </w:r>
+    </w:p>
+    <w:p>
+      <w:r>
+        <w:rPr>
+          <w:b/>
+        </w:rPr>
+        <w:t xml:space="preserve">Resposta correta: </w:t>
+      </w:r>
+      <w:r>
+        <w:t>A) Natural, cereja descascado, despolpado, honey e fermentações controladas</w:t>
+      </w:r>
+    </w:p>
+    <w:p>
+      <w:r>
+        <w:rPr>
+          <w:b/>
+        </w:rPr>
+        <w:t xml:space="preserve">Explicação curta: </w:t>
+      </w:r>
+      <w:r>
+        <w:t>Diferentes processamentos ajudam a construir perfis sensoriais variados e aumentar o valor agregado do café.</w:t>
+      </w:r>
+    </w:p>
+    <w:p>
+      <w:r>
+        <w:rPr>
+          <w:b/>
+        </w:rPr>
+        <w:t>Conexão Embrapa</w:t>
+      </w:r>
+    </w:p>
+    <w:p>
+      <w:r>
+        <w:rPr>
+          <w:b/>
+        </w:rPr>
+        <w:t xml:space="preserve">ATER+Digital: </w:t>
+      </w:r>
+      <w:r>
+        <w:t>Manejo pós-colheita e processamento - escolha do processamento</w:t>
+      </w:r>
+    </w:p>
+    <w:p>
+      <w:r>
+        <w:rPr>
+          <w:b/>
+        </w:rPr>
+        <w:t xml:space="preserve">Link: </w:t>
+      </w:r>
+      <w:r>
+        <w:t>https://www.atermaisdigital.cnptia.embrapa.br/web/cafe/manejo-p%C3%B3s-colheita</w:t>
+      </w:r>
+    </w:p>
+    <w:p>
+      <w:r>
+        <w:rPr>
+          <w:b/>
+        </w:rPr>
+        <w:t xml:space="preserve">Publicação relacionada: </w:t>
+      </w:r>
+      <w:r>
+        <w:t>Efeito da fermentação na qualidade da bebida de robustas amazônicos. (2020) - Embrapa Rondônia</w:t>
+      </w:r>
+    </w:p>
+    <w:p>
+      <w:r>
+        <w:rPr>
+          <w:b/>
+        </w:rPr>
+        <w:t xml:space="preserve">Link: </w:t>
+      </w:r>
+      <w:r>
+        <w:t>https://www.alice.cnptia.embrapa.br/alice/bitstream/doc/1129347/1/cpafro-18507.pdf</w:t>
+      </w:r>
+    </w:p>
+    <w:p>
+      <w:r>
+        <w:rPr>
+          <w:b/>
+        </w:rPr>
+        <w:t xml:space="preserve">Solução tecnológica relacionada: </w:t>
+      </w:r>
+      <w:r>
+        <w:t>Protocolo de análise sensorial de bebida de café - Metodologia / Metodologia Técnico-Científica - Embrapa Cerrados</w:t>
+      </w:r>
+    </w:p>
+    <w:p>
+      <w:r>
+        <w:rPr>
+          <w:b/>
+        </w:rPr>
+        <w:t xml:space="preserve">Link: </w:t>
+      </w:r>
+      <w:r>
+        <w:t>https://www.embrapa.br/busca-de-solucoes-tecnologicas/-/produto-servico/9799/p--protocolo-de-anaacutelise-sensorial-de-bebida-de-cafeacutep</w:t>
+      </w:r>
+    </w:p>
+    <w:p>
+      <w:pPr>
+        <w:pStyle w:val="Heading3"/>
+      </w:pPr>
+      <w:r>
+        <w:t>Questão 25</w:t>
+      </w:r>
+    </w:p>
+    <w:p>
+      <w:r>
+        <w:rPr>
+          <w:b/>
+        </w:rPr>
+        <w:t xml:space="preserve">Bloco: </w:t>
+      </w:r>
+      <w:r>
+        <w:t>Pós-colheita, qualidade e cafés especiais</w:t>
+      </w:r>
+    </w:p>
+    <w:p>
+      <w:r>
+        <w:rPr>
+          <w:b/>
+        </w:rPr>
+        <w:t xml:space="preserve">Categoria: </w:t>
+      </w:r>
+      <w:r>
+        <w:t>fermentação</w:t>
+      </w:r>
+    </w:p>
+    <w:p>
+      <w:r>
+        <w:rPr>
+          <w:b/>
+        </w:rPr>
+        <w:t xml:space="preserve">Enunciado: </w:t>
+      </w:r>
+      <w:r>
+        <w:t>O que as fermentações controladas podem oferecer à produção de cafés especiais?</w:t>
+      </w:r>
+    </w:p>
+    <w:p>
+      <w:pPr>
+        <w:pStyle w:val="ListBullet"/>
+      </w:pPr>
+      <w:r>
+        <w:t>A) Maior complexidade sensorial, padronização de lotes e redução de defeitos</w:t>
+      </w:r>
+    </w:p>
+    <w:p>
+      <w:pPr>
+        <w:pStyle w:val="ListBullet"/>
+      </w:pPr>
+      <w:r>
+        <w:t>B) Eliminação total da necessidade de secagem</w:t>
+      </w:r>
+    </w:p>
+    <w:p>
+      <w:pPr>
+        <w:pStyle w:val="ListBullet"/>
+      </w:pPr>
+      <w:r>
+        <w:t>C) Transformação do café em outra espécie</w:t>
+      </w:r>
+    </w:p>
+    <w:p>
+      <w:pPr>
+        <w:pStyle w:val="ListBullet"/>
+      </w:pPr>
+      <w:r>
+        <w:t>D) Redução obrigatória da qualidade</w:t>
+      </w:r>
+    </w:p>
+    <w:p>
+      <w:r>
+        <w:rPr>
+          <w:b/>
+        </w:rPr>
+        <w:t xml:space="preserve">Resposta correta: </w:t>
+      </w:r>
+      <w:r>
+        <w:t>A) Maior complexidade sensorial, padronização de lotes e redução de defeitos</w:t>
+      </w:r>
+    </w:p>
+    <w:p>
+      <w:r>
+        <w:rPr>
+          <w:b/>
+        </w:rPr>
+        <w:t xml:space="preserve">Explicação curta: </w:t>
+      </w:r>
+      <w:r>
+        <w:t>Fermentações controladas, quando bem conduzidas, podem ampliar aromas e sabores e contribuir para consistência e qualidade.</w:t>
+      </w:r>
+    </w:p>
+    <w:p>
+      <w:r>
+        <w:rPr>
+          <w:b/>
+        </w:rPr>
+        <w:t>Conexão Embrapa</w:t>
+      </w:r>
+    </w:p>
+    <w:p>
+      <w:r>
+        <w:rPr>
+          <w:b/>
+        </w:rPr>
+        <w:t xml:space="preserve">ATER+Digital: </w:t>
+      </w:r>
+      <w:r>
+        <w:t>Pós-colheita - fermentações e inovação</w:t>
+      </w:r>
+    </w:p>
+    <w:p>
+      <w:r>
+        <w:rPr>
+          <w:b/>
+        </w:rPr>
+        <w:t xml:space="preserve">Link: </w:t>
+      </w:r>
+      <w:r>
+        <w:t>https://www.atermaisdigital.cnptia.embrapa.br/web/cafe/posproducao</w:t>
+      </w:r>
+    </w:p>
+    <w:p>
+      <w:r>
+        <w:rPr>
+          <w:b/>
+        </w:rPr>
+        <w:t xml:space="preserve">Publicação relacionada: </w:t>
+      </w:r>
+      <w:r>
+        <w:t>Efeito da fermentação na qualidade da bebida de robustas amazônicos. (2020) - Embrapa Rondônia</w:t>
+      </w:r>
+    </w:p>
+    <w:p>
+      <w:r>
+        <w:rPr>
+          <w:b/>
+        </w:rPr>
+        <w:t xml:space="preserve">Link: </w:t>
+      </w:r>
+      <w:r>
+        <w:t>https://www.alice.cnptia.embrapa.br/alice/bitstream/doc/1129347/1/cpafro-18507.pdf</w:t>
+      </w:r>
+    </w:p>
+    <w:p>
+      <w:r>
+        <w:rPr>
+          <w:b/>
+        </w:rPr>
+        <w:t xml:space="preserve">Solução tecnológica relacionada: </w:t>
+      </w:r>
+      <w:r>
+        <w:t>Protocolo de análise sensorial de bebida de café - Metodologia / Metodologia Técnico-Científica - Embrapa Cerrados</w:t>
+      </w:r>
+    </w:p>
+    <w:p>
+      <w:r>
+        <w:rPr>
+          <w:b/>
+        </w:rPr>
+        <w:t xml:space="preserve">Link: </w:t>
+      </w:r>
+      <w:r>
+        <w:t>https://www.embrapa.br/busca-de-solucoes-tecnologicas/-/produto-servico/9799/p--protocolo-de-anaacutelise-sensorial-de-bebida-de-cafeacutep</w:t>
+      </w:r>
+    </w:p>
+    <w:p>
+      <w:pPr>
+        <w:pStyle w:val="Heading3"/>
+      </w:pPr>
+      <w:r>
+        <w:t>Questão 26</w:t>
+      </w:r>
+    </w:p>
+    <w:p>
+      <w:r>
+        <w:rPr>
+          <w:b/>
+        </w:rPr>
+        <w:t xml:space="preserve">Bloco: </w:t>
+      </w:r>
+      <w:r>
+        <w:t>Pós-colheita, qualidade e cafés especiais</w:t>
+      </w:r>
+    </w:p>
+    <w:p>
+      <w:r>
+        <w:rPr>
+          <w:b/>
+        </w:rPr>
+        <w:t xml:space="preserve">Categoria: </w:t>
+      </w:r>
+      <w:r>
+        <w:t>cafés especiais</w:t>
+      </w:r>
+    </w:p>
+    <w:p>
+      <w:r>
+        <w:rPr>
+          <w:b/>
+        </w:rPr>
+        <w:t xml:space="preserve">Enunciado: </w:t>
+      </w:r>
+      <w:r>
+        <w:t>O que define um café especial?</w:t>
+      </w:r>
+    </w:p>
+    <w:p>
+      <w:pPr>
+        <w:pStyle w:val="ListBullet"/>
+      </w:pPr>
+      <w:r>
+        <w:t>A) Apenas ser Arábica</w:t>
+      </w:r>
+    </w:p>
+    <w:p>
+      <w:pPr>
+        <w:pStyle w:val="ListBullet"/>
+      </w:pPr>
+      <w:r>
+        <w:t>B) Apenas ser Canéfora</w:t>
+      </w:r>
+    </w:p>
+    <w:p>
+      <w:pPr>
+        <w:pStyle w:val="ListBullet"/>
+      </w:pPr>
+      <w:r>
+        <w:t>C) Qualidade sensorial, origem, manejo, processamento, rastreabilidade, sustentabilidade e identidade</w:t>
+      </w:r>
+    </w:p>
+    <w:p>
+      <w:pPr>
+        <w:pStyle w:val="ListBullet"/>
+      </w:pPr>
+      <w:r>
+        <w:t>D) Somente preço alto no mercado</w:t>
+      </w:r>
+    </w:p>
+    <w:p>
+      <w:r>
+        <w:rPr>
+          <w:b/>
+        </w:rPr>
+        <w:t xml:space="preserve">Resposta correta: </w:t>
+      </w:r>
+      <w:r>
+        <w:t>C) Qualidade sensorial, origem, manejo, processamento, rastreabilidade, sustentabilidade e identidade</w:t>
+      </w:r>
+    </w:p>
+    <w:p>
+      <w:r>
+        <w:rPr>
+          <w:b/>
+        </w:rPr>
+        <w:t xml:space="preserve">Explicação curta: </w:t>
+      </w:r>
+      <w:r>
+        <w:t>Cafés especiais combinam qualidade na xícara com origem, cuidado produtivo, rastreabilidade, sustentabilidade e conexão entre produtor e consumidor.</w:t>
+      </w:r>
+    </w:p>
+    <w:p>
+      <w:r>
+        <w:rPr>
+          <w:b/>
+        </w:rPr>
+        <w:t>Conexão Embrapa</w:t>
+      </w:r>
+    </w:p>
+    <w:p>
+      <w:r>
+        <w:rPr>
+          <w:b/>
+        </w:rPr>
+        <w:t xml:space="preserve">ATER+Digital: </w:t>
+      </w:r>
+      <w:r>
+        <w:t>Cafés especiais - origem, qualidade e identidade</w:t>
+      </w:r>
+    </w:p>
+    <w:p>
+      <w:r>
+        <w:rPr>
+          <w:b/>
+        </w:rPr>
+        <w:t xml:space="preserve">Link: </w:t>
+      </w:r>
+      <w:r>
+        <w:t>https://www.atermaisdigital.cnptia.embrapa.br/web/cafe/cafesespeciais</w:t>
+      </w:r>
+    </w:p>
+    <w:p>
+      <w:r>
+        <w:rPr>
+          <w:b/>
+        </w:rPr>
+        <w:t xml:space="preserve">Publicação relacionada: </w:t>
+      </w:r>
+      <w:r>
+        <w:t>Modelo de negócio: cafés especiais robustas amazônicos. (2021)</w:t>
+      </w:r>
+    </w:p>
+    <w:p>
+      <w:r>
+        <w:rPr>
+          <w:b/>
+        </w:rPr>
+        <w:t xml:space="preserve">Link: </w:t>
+      </w:r>
+      <w:r>
+        <w:t>https://www.infoteca.cnptia.embrapa.br/infoteca/bitstream/doc/1135107/1/Guia-de-Negocio-Cafes-especiais-Robustas-Amazonicos.pdf</w:t>
+      </w:r>
+    </w:p>
+    <w:p>
+      <w:r>
+        <w:rPr>
+          <w:b/>
+        </w:rPr>
+        <w:t xml:space="preserve">Solução tecnológica relacionada: </w:t>
+      </w:r>
+      <w:r>
+        <w:t>Protocolo de análise sensorial de bebida de café - Metodologia / Metodologia Técnico-Científica - Embrapa Cerrados</w:t>
+      </w:r>
+    </w:p>
+    <w:p>
+      <w:r>
+        <w:rPr>
+          <w:b/>
+        </w:rPr>
+        <w:t xml:space="preserve">Link: </w:t>
+      </w:r>
+      <w:r>
+        <w:t>https://www.embrapa.br/busca-de-solucoes-tecnologicas/-/produto-servico/9799/p--protocolo-de-anaacutelise-sensorial-de-bebida-de-cafeacutep</w:t>
+      </w:r>
+    </w:p>
+    <w:p>
+      <w:pPr>
+        <w:pStyle w:val="Heading3"/>
+      </w:pPr>
+      <w:r>
+        <w:t>Questão 27</w:t>
+      </w:r>
+    </w:p>
+    <w:p>
+      <w:r>
+        <w:rPr>
+          <w:b/>
+        </w:rPr>
+        <w:t xml:space="preserve">Bloco: </w:t>
+      </w:r>
+      <w:r>
+        <w:t>Pós-colheita, qualidade e cafés especiais</w:t>
+      </w:r>
+    </w:p>
+    <w:p>
+      <w:r>
+        <w:rPr>
+          <w:b/>
+        </w:rPr>
+        <w:t xml:space="preserve">Categoria: </w:t>
+      </w:r>
+      <w:r>
+        <w:t>canéforas especiais</w:t>
+      </w:r>
+    </w:p>
+    <w:p>
+      <w:r>
+        <w:rPr>
+          <w:b/>
+        </w:rPr>
+        <w:t xml:space="preserve">Enunciado: </w:t>
+      </w:r>
+      <w:r>
+        <w:t>Qual afirmação sobre Canéforas especiais está mais alinhada ao ATER+Digital?</w:t>
+      </w:r>
+    </w:p>
+    <w:p>
+      <w:pPr>
+        <w:pStyle w:val="ListBullet"/>
+      </w:pPr>
+      <w:r>
+        <w:t>A) Canéforas não podem ter complexidade sensorial</w:t>
+      </w:r>
+    </w:p>
+    <w:p>
+      <w:pPr>
+        <w:pStyle w:val="ListBullet"/>
+      </w:pPr>
+      <w:r>
+        <w:t>B) Canéforas de qualidade podem apresentar notas como chocolate, especiarias, frutas maduras, castanhas, mel, caramelo e nuances licorosas</w:t>
+      </w:r>
+    </w:p>
+    <w:p>
+      <w:pPr>
+        <w:pStyle w:val="ListBullet"/>
+      </w:pPr>
+      <w:r>
+        <w:t>C) Canéforas são usados apenas como ornamentais</w:t>
+      </w:r>
+    </w:p>
+    <w:p>
+      <w:pPr>
+        <w:pStyle w:val="ListBullet"/>
+      </w:pPr>
+      <w:r>
+        <w:t>D) Canéforas não respondem a genética, manejo ou pós-colheita</w:t>
+      </w:r>
+    </w:p>
+    <w:p>
+      <w:r>
+        <w:rPr>
+          <w:b/>
+        </w:rPr>
+        <w:t xml:space="preserve">Resposta correta: </w:t>
+      </w:r>
+      <w:r>
+        <w:t>B) Canéforas de qualidade podem apresentar notas como chocolate, especiarias, frutas maduras, castanhas, mel, caramelo e nuances licorosas</w:t>
+      </w:r>
+    </w:p>
+    <w:p>
+      <w:r>
+        <w:rPr>
+          <w:b/>
+        </w:rPr>
+        <w:t xml:space="preserve">Explicação curta: </w:t>
+      </w:r>
+      <w:r>
+        <w:t>O avanço em genética, manejo, fermentação, secagem e avaliação sensorial tem valorizado a identidade própria dos Canéforas de qualidade.</w:t>
+      </w:r>
+    </w:p>
+    <w:p>
+      <w:r>
+        <w:rPr>
+          <w:b/>
+        </w:rPr>
+        <w:t>Conexão Embrapa</w:t>
+      </w:r>
+    </w:p>
+    <w:p>
+      <w:r>
+        <w:rPr>
+          <w:b/>
+        </w:rPr>
+        <w:t xml:space="preserve">ATER+Digital: </w:t>
+      </w:r>
+      <w:r>
+        <w:t>Cafés especiais e qualidade sensorial - diversidade dos Canéforas</w:t>
+      </w:r>
+    </w:p>
+    <w:p>
+      <w:r>
+        <w:rPr>
+          <w:b/>
+        </w:rPr>
+        <w:t xml:space="preserve">Link: </w:t>
+      </w:r>
+      <w:r>
+        <w:t>https://www.atermaisdigital.cnptia.embrapa.br/web/cafe/cafesespeciais</w:t>
+      </w:r>
+    </w:p>
+    <w:p>
+      <w:r>
+        <w:rPr>
+          <w:b/>
+        </w:rPr>
+        <w:t xml:space="preserve">Publicação relacionada: </w:t>
+      </w:r>
+      <w:r>
+        <w:t>Caracterização do perfil sensorial de Robustas Amazônicos. (2024) - Embrapa Rondônia</w:t>
+      </w:r>
+    </w:p>
+    <w:p>
+      <w:r>
+        <w:rPr>
+          <w:b/>
+        </w:rPr>
+        <w:t xml:space="preserve">Link: </w:t>
+      </w:r>
+      <w:r>
+        <w:t>https://www.alice.cnptia.embrapa.br/alice/bitstream/doc/1164684/1/ANAIS-EIPER-2023-FINAL-40.pdf</w:t>
+      </w:r>
+    </w:p>
+    <w:p>
+      <w:r>
+        <w:rPr>
+          <w:b/>
+        </w:rPr>
+        <w:t xml:space="preserve">Solução tecnológica relacionada: </w:t>
+      </w:r>
+      <w:r>
+        <w:t>Robusta Amazônico - Cultivar híbrida de café - BRS 3210 - Produto / Cultivar convencional - Embrapa Rondônia</w:t>
+      </w:r>
+    </w:p>
+    <w:p>
+      <w:r>
+        <w:rPr>
+          <w:b/>
+        </w:rPr>
+        <w:t xml:space="preserve">Link: </w:t>
+      </w:r>
+      <w:r>
+        <w:t>https://www.embrapa.br/busca-de-solucoes-tecnologicas/-/produto-servico/4970/p--strongrobusta-amazocircnico-ndash-cultivar-hiacutebrida-de-cafeacute-ndash-brs-3210strongp</w:t>
+      </w:r>
+    </w:p>
+    <w:p>
+      <w:pPr>
+        <w:pStyle w:val="Heading2"/>
+      </w:pPr>
+      <w:r>
+        <w:t>Torra, consumo e compostos do café</w:t>
+      </w:r>
+    </w:p>
+    <w:p>
+      <w:pPr>
+        <w:pStyle w:val="Heading3"/>
+      </w:pPr>
+      <w:r>
+        <w:t>Questão 28</w:t>
+      </w:r>
+    </w:p>
+    <w:p>
+      <w:r>
+        <w:rPr>
+          <w:b/>
+        </w:rPr>
+        <w:t xml:space="preserve">Bloco: </w:t>
+      </w:r>
+      <w:r>
+        <w:t>Torra, consumo e compostos do café</w:t>
+      </w:r>
+    </w:p>
+    <w:p>
+      <w:r>
+        <w:rPr>
+          <w:b/>
+        </w:rPr>
+        <w:t xml:space="preserve">Categoria: </w:t>
+      </w:r>
+      <w:r>
+        <w:t>torra</w:t>
+      </w:r>
+    </w:p>
+    <w:p>
+      <w:r>
+        <w:rPr>
+          <w:b/>
+        </w:rPr>
+        <w:t xml:space="preserve">Enunciado: </w:t>
+      </w:r>
+      <w:r>
+        <w:t>Qual alternativa descreve melhor o papel da torra?</w:t>
+      </w:r>
+    </w:p>
+    <w:p>
+      <w:pPr>
+        <w:pStyle w:val="ListBullet"/>
+      </w:pPr>
+      <w:r>
+        <w:t>A) Transformar grãos verdes e revelar aromas, sabores, corpo e textura da bebida</w:t>
+      </w:r>
+    </w:p>
+    <w:p>
+      <w:pPr>
+        <w:pStyle w:val="ListBullet"/>
+      </w:pPr>
+      <w:r>
+        <w:t>B) Apagar completamente a influência da origem</w:t>
+      </w:r>
+    </w:p>
+    <w:p>
+      <w:pPr>
+        <w:pStyle w:val="ListBullet"/>
+      </w:pPr>
+      <w:r>
+        <w:t>C) Substituir todo o manejo da lavoura</w:t>
+      </w:r>
+    </w:p>
+    <w:p>
+      <w:pPr>
+        <w:pStyle w:val="ListBullet"/>
+      </w:pPr>
+      <w:r>
+        <w:t>D) Eliminar compostos químicos do café sem alteração sensorial</w:t>
+      </w:r>
+    </w:p>
+    <w:p>
+      <w:r>
+        <w:rPr>
+          <w:b/>
+        </w:rPr>
+        <w:t xml:space="preserve">Resposta correta: </w:t>
+      </w:r>
+      <w:r>
+        <w:t>A) Transformar grãos verdes e revelar aromas, sabores, corpo e textura da bebida</w:t>
+      </w:r>
+    </w:p>
+    <w:p>
+      <w:r>
+        <w:rPr>
+          <w:b/>
+        </w:rPr>
+        <w:t xml:space="preserve">Explicação curta: </w:t>
+      </w:r>
+      <w:r>
+        <w:t>A torra transforma compostos naturais pelo calor e revela características construídas da genética ao pós-colheita.</w:t>
+      </w:r>
+    </w:p>
+    <w:p>
+      <w:r>
+        <w:rPr>
+          <w:b/>
+        </w:rPr>
+        <w:t>Conexão Embrapa</w:t>
+      </w:r>
+    </w:p>
+    <w:p>
+      <w:r>
+        <w:rPr>
+          <w:b/>
+        </w:rPr>
+        <w:t xml:space="preserve">ATER+Digital: </w:t>
+      </w:r>
+      <w:r>
+        <w:t>Torra e desenvolvimento de perfis sensoriais do café</w:t>
+      </w:r>
+    </w:p>
+    <w:p>
+      <w:r>
+        <w:rPr>
+          <w:b/>
+        </w:rPr>
+        <w:t xml:space="preserve">Link: </w:t>
+      </w:r>
+      <w:r>
+        <w:t>https://www.atermaisdigital.cnptia.embrapa.br/web/cafe/torrefa%C3%A7%C3%A3o</w:t>
+      </w:r>
+    </w:p>
+    <w:p>
+      <w:r>
+        <w:rPr>
+          <w:b/>
+        </w:rPr>
+        <w:t xml:space="preserve">Publicação relacionada: </w:t>
+      </w:r>
+      <w:r>
+        <w:t>Influência dos parâmetros de torração nas características físicas, químicas e sensoriais do Café Arábia puro. (2007) - Embrapa Instrumentação</w:t>
+      </w:r>
+    </w:p>
+    <w:p>
+      <w:r>
+        <w:rPr>
+          <w:b/>
+        </w:rPr>
+        <w:t xml:space="preserve">Link: </w:t>
+      </w:r>
+      <w:r>
+        <w:t>https://www.alice.cnptia.embrapa.br/alice/bitstream/doc/25672/1/Proci07.00187.pdf</w:t>
+      </w:r>
+    </w:p>
+    <w:p>
+      <w:r>
+        <w:rPr>
+          <w:b/>
+        </w:rPr>
+        <w:t xml:space="preserve">Solução tecnológica relacionada: </w:t>
+      </w:r>
+      <w:r>
+        <w:t>Protocolo de análise sensorial de bebida de café - Metodologia / Metodologia Técnico-Científica - Embrapa Cerrados</w:t>
+      </w:r>
+    </w:p>
+    <w:p>
+      <w:r>
+        <w:rPr>
+          <w:b/>
+        </w:rPr>
+        <w:t xml:space="preserve">Link: </w:t>
+      </w:r>
+      <w:r>
+        <w:t>https://www.embrapa.br/busca-de-solucoes-tecnologicas/-/produto-servico/9799/p--protocolo-de-anaacutelise-sensorial-de-bebida-de-cafeacutep</w:t>
+      </w:r>
+    </w:p>
+    <w:p>
+      <w:pPr>
+        <w:pStyle w:val="Heading3"/>
+      </w:pPr>
+      <w:r>
+        <w:t>Questão 29</w:t>
+      </w:r>
+    </w:p>
+    <w:p>
+      <w:r>
+        <w:rPr>
+          <w:b/>
+        </w:rPr>
+        <w:t xml:space="preserve">Bloco: </w:t>
+      </w:r>
+      <w:r>
+        <w:t>Torra, consumo e compostos do café</w:t>
+      </w:r>
+    </w:p>
+    <w:p>
+      <w:r>
+        <w:rPr>
+          <w:b/>
+        </w:rPr>
+        <w:t xml:space="preserve">Categoria: </w:t>
+      </w:r>
+      <w:r>
+        <w:t>torra</w:t>
+      </w:r>
+    </w:p>
+    <w:p>
+      <w:r>
+        <w:rPr>
+          <w:b/>
+        </w:rPr>
+        <w:t xml:space="preserve">Enunciado: </w:t>
+      </w:r>
+      <w:r>
+        <w:t>Qual perfil tende a ser mais associado a torras claras em cafés especiais?</w:t>
+      </w:r>
+    </w:p>
+    <w:p>
+      <w:pPr>
+        <w:pStyle w:val="ListBullet"/>
+      </w:pPr>
+      <w:r>
+        <w:t>A) Maior destaque para notas florais, frutadas, cítricas e maior acidez sensorial</w:t>
+      </w:r>
+    </w:p>
+    <w:p>
+      <w:pPr>
+        <w:pStyle w:val="ListBullet"/>
+      </w:pPr>
+      <w:r>
+        <w:t>B) Queima obrigatória dos grãos</w:t>
+      </w:r>
+    </w:p>
+    <w:p>
+      <w:pPr>
+        <w:pStyle w:val="ListBullet"/>
+      </w:pPr>
+      <w:r>
+        <w:t>C) Ausência completa de aroma</w:t>
+      </w:r>
+    </w:p>
+    <w:p>
+      <w:pPr>
+        <w:pStyle w:val="ListBullet"/>
+      </w:pPr>
+      <w:r>
+        <w:t>D) Padronização que elimina a origem</w:t>
+      </w:r>
+    </w:p>
+    <w:p>
+      <w:r>
+        <w:rPr>
+          <w:b/>
+        </w:rPr>
+        <w:t xml:space="preserve">Resposta correta: </w:t>
+      </w:r>
+      <w:r>
+        <w:t>A) Maior destaque para notas florais, frutadas, cítricas e maior acidez sensorial</w:t>
+      </w:r>
+    </w:p>
+    <w:p>
+      <w:r>
+        <w:rPr>
+          <w:b/>
+        </w:rPr>
+        <w:t xml:space="preserve">Explicação curta: </w:t>
+      </w:r>
+      <w:r>
+        <w:t>Torras claras tendem a preservar características da origem, do processamento e do terroir, especialmente em cafés especiais.</w:t>
+      </w:r>
+    </w:p>
+    <w:p>
+      <w:r>
+        <w:rPr>
+          <w:b/>
+        </w:rPr>
+        <w:t>Conexão Embrapa</w:t>
+      </w:r>
+    </w:p>
+    <w:p>
+      <w:r>
+        <w:rPr>
+          <w:b/>
+        </w:rPr>
+        <w:t xml:space="preserve">ATER+Digital: </w:t>
+      </w:r>
+      <w:r>
+        <w:t>Torrefação - tipos de torra</w:t>
+      </w:r>
+    </w:p>
+    <w:p>
+      <w:r>
+        <w:rPr>
+          <w:b/>
+        </w:rPr>
+        <w:t xml:space="preserve">Link: </w:t>
+      </w:r>
+      <w:r>
+        <w:t>https://www.atermaisdigital.cnptia.embrapa.br/web/cafe/torrefa%C3%A7%C3%A3o</w:t>
+      </w:r>
+    </w:p>
+    <w:p>
+      <w:r>
+        <w:rPr>
+          <w:b/>
+        </w:rPr>
+        <w:t xml:space="preserve">Publicação relacionada: </w:t>
+      </w:r>
+      <w:r>
+        <w:t>A Importância da Informação Sobre do Grau de Torra do Café e sua Influência nas Características Organolépticas da Bebida. (2004) - Embrapa Instrumentação</w:t>
+      </w:r>
+    </w:p>
+    <w:p>
+      <w:r>
+        <w:rPr>
+          <w:b/>
+        </w:rPr>
+        <w:t xml:space="preserve">Link: </w:t>
+      </w:r>
+      <w:r>
+        <w:t>https://www.infoteca.cnptia.embrapa.br/infoteca/bitstream/doc/30170/1/CT582004.pdf</w:t>
+      </w:r>
+    </w:p>
+    <w:p>
+      <w:pPr>
+        <w:pStyle w:val="Heading3"/>
+      </w:pPr>
+      <w:r>
+        <w:t>Questão 30</w:t>
+      </w:r>
+    </w:p>
+    <w:p>
+      <w:r>
+        <w:rPr>
+          <w:b/>
+        </w:rPr>
+        <w:t xml:space="preserve">Bloco: </w:t>
+      </w:r>
+      <w:r>
+        <w:t>Torra, consumo e compostos do café</w:t>
+      </w:r>
+    </w:p>
+    <w:p>
+      <w:r>
+        <w:rPr>
+          <w:b/>
+        </w:rPr>
+        <w:t xml:space="preserve">Categoria: </w:t>
+      </w:r>
+      <w:r>
+        <w:t>compostos</w:t>
+      </w:r>
+    </w:p>
+    <w:p>
+      <w:r>
+        <w:rPr>
+          <w:b/>
+        </w:rPr>
+        <w:t xml:space="preserve">Enunciado: </w:t>
+      </w:r>
+      <w:r>
+        <w:t>Qual composto estimulante do café pode variar conforme espécie, torra e método de preparo?</w:t>
+      </w:r>
+    </w:p>
+    <w:p>
+      <w:pPr>
+        <w:pStyle w:val="ListBullet"/>
+      </w:pPr>
+      <w:r>
+        <w:t>A) Cafeína</w:t>
+      </w:r>
+    </w:p>
+    <w:p>
+      <w:pPr>
+        <w:pStyle w:val="ListBullet"/>
+      </w:pPr>
+      <w:r>
+        <w:t>B) Sacarose de cana adicionada</w:t>
+      </w:r>
+    </w:p>
+    <w:p>
+      <w:pPr>
+        <w:pStyle w:val="ListBullet"/>
+      </w:pPr>
+      <w:r>
+        <w:t>C) Glúten</w:t>
+      </w:r>
+    </w:p>
+    <w:p>
+      <w:pPr>
+        <w:pStyle w:val="ListBullet"/>
+      </w:pPr>
+      <w:r>
+        <w:t>D) Lactose</w:t>
+      </w:r>
+    </w:p>
+    <w:p>
+      <w:r>
+        <w:rPr>
+          <w:b/>
+        </w:rPr>
+        <w:t xml:space="preserve">Resposta correta: </w:t>
+      </w:r>
+      <w:r>
+        <w:t>A) Cafeína</w:t>
+      </w:r>
+    </w:p>
+    <w:p>
+      <w:r>
+        <w:rPr>
+          <w:b/>
+        </w:rPr>
+        <w:t xml:space="preserve">Explicação curta: </w:t>
+      </w:r>
+      <w:r>
+        <w:t>A cafeína é o composto estimulante mais conhecido do café e sua concentração varia conforme espécie, torra e preparo.</w:t>
+      </w:r>
+    </w:p>
+    <w:p>
+      <w:r>
+        <w:rPr>
+          <w:b/>
+        </w:rPr>
+        <w:t>Conexão Embrapa</w:t>
+      </w:r>
+    </w:p>
+    <w:p>
+      <w:r>
+        <w:rPr>
+          <w:b/>
+        </w:rPr>
+        <w:t xml:space="preserve">ATER+Digital: </w:t>
+      </w:r>
+      <w:r>
+        <w:t>Valor nutricional - cafeína</w:t>
+      </w:r>
+    </w:p>
+    <w:p>
+      <w:r>
+        <w:rPr>
+          <w:b/>
+        </w:rPr>
+        <w:t xml:space="preserve">Link: </w:t>
+      </w:r>
+      <w:r>
+        <w:t>https://www.atermaisdigital.cnptia.embrapa.br/web/cafe/valor-nutricional</w:t>
+      </w:r>
+    </w:p>
+    <w:p>
+      <w:r>
+        <w:rPr>
+          <w:b/>
+        </w:rPr>
+        <w:t xml:space="preserve">Publicação relacionada: </w:t>
+      </w:r>
+      <w:r>
+        <w:t>Café &amp; saúde humana. (2003) - Embrapa Café</w:t>
+      </w:r>
+    </w:p>
+    <w:p>
+      <w:r>
+        <w:rPr>
+          <w:b/>
+        </w:rPr>
+        <w:t xml:space="preserve">Link: </w:t>
+      </w:r>
+      <w:r>
+        <w:t>https://www.infoteca.cnptia.embrapa.br/infoteca/bitstream/doc/885988/1/Cafeesaudehumana.pdf</w:t>
+      </w:r>
+    </w:p>
+    <w:p>
+      <w:pPr>
+        <w:pStyle w:val="Heading3"/>
+      </w:pPr>
+      <w:r>
+        <w:t>Questão 31</w:t>
+      </w:r>
+    </w:p>
+    <w:p>
+      <w:r>
+        <w:rPr>
+          <w:b/>
+        </w:rPr>
+        <w:t xml:space="preserve">Bloco: </w:t>
+      </w:r>
+      <w:r>
+        <w:t>Torra, consumo e compostos do café</w:t>
+      </w:r>
+    </w:p>
+    <w:p>
+      <w:r>
+        <w:rPr>
+          <w:b/>
+        </w:rPr>
+        <w:t xml:space="preserve">Categoria: </w:t>
+      </w:r>
+      <w:r>
+        <w:t>compostos</w:t>
+      </w:r>
+    </w:p>
+    <w:p>
+      <w:r>
+        <w:rPr>
+          <w:b/>
+        </w:rPr>
+        <w:t xml:space="preserve">Enunciado: </w:t>
+      </w:r>
+      <w:r>
+        <w:t>Cafés Coffea canephora geralmente apresentam maiores teores de quais compostos em relação ao Arábica?</w:t>
+      </w:r>
+    </w:p>
+    <w:p>
+      <w:pPr>
+        <w:pStyle w:val="ListBullet"/>
+      </w:pPr>
+      <w:r>
+        <w:t>A) Cafeína e ácidos clorogênicos</w:t>
+      </w:r>
+    </w:p>
+    <w:p>
+      <w:pPr>
+        <w:pStyle w:val="ListBullet"/>
+      </w:pPr>
+      <w:r>
+        <w:t>B) Lactose e glúten</w:t>
+      </w:r>
+    </w:p>
+    <w:p>
+      <w:pPr>
+        <w:pStyle w:val="ListBullet"/>
+      </w:pPr>
+      <w:r>
+        <w:t>C) Sal e proteínas animais</w:t>
+      </w:r>
+    </w:p>
+    <w:p>
+      <w:pPr>
+        <w:pStyle w:val="ListBullet"/>
+      </w:pPr>
+      <w:r>
+        <w:t>D) Álcool e gordura trans</w:t>
+      </w:r>
+    </w:p>
+    <w:p>
+      <w:r>
+        <w:rPr>
+          <w:b/>
+        </w:rPr>
+        <w:t xml:space="preserve">Resposta correta: </w:t>
+      </w:r>
+      <w:r>
+        <w:t>A) Cafeína e ácidos clorogênicos</w:t>
+      </w:r>
+    </w:p>
+    <w:p>
+      <w:r>
+        <w:rPr>
+          <w:b/>
+        </w:rPr>
+        <w:t xml:space="preserve">Explicação curta: </w:t>
+      </w:r>
+      <w:r>
+        <w:t>Canéforas tendem a apresentar maiores teores de cafeína e ácidos clorogênicos, contribuindo para bebidas mais intensas e encorpadas.</w:t>
+      </w:r>
+    </w:p>
+    <w:p>
+      <w:r>
+        <w:rPr>
+          <w:b/>
+        </w:rPr>
+        <w:t>Conexão Embrapa</w:t>
+      </w:r>
+    </w:p>
+    <w:p>
+      <w:r>
+        <w:rPr>
+          <w:b/>
+        </w:rPr>
+        <w:t xml:space="preserve">ATER+Digital: </w:t>
+      </w:r>
+      <w:r>
+        <w:t>Valor nutricional - cafeína e ácidos clorogênicos</w:t>
+      </w:r>
+    </w:p>
+    <w:p>
+      <w:r>
+        <w:rPr>
+          <w:b/>
+        </w:rPr>
+        <w:t xml:space="preserve">Link: </w:t>
+      </w:r>
+      <w:r>
+        <w:t>https://www.atermaisdigital.cnptia.embrapa.br/web/cafe/valor-nutricional</w:t>
+      </w:r>
+    </w:p>
+    <w:p>
+      <w:r>
+        <w:rPr>
+          <w:b/>
+        </w:rPr>
+        <w:t xml:space="preserve">Publicação relacionada: </w:t>
+      </w:r>
+      <w:r>
+        <w:t>Composição química de café conilon (Coffea canephora). (2011) - Embrapa Café</w:t>
+      </w:r>
+    </w:p>
+    <w:p>
+      <w:r>
+        <w:rPr>
+          <w:b/>
+        </w:rPr>
+        <w:t xml:space="preserve">Link: </w:t>
+      </w:r>
+      <w:r>
+        <w:t>https://www.alice.cnptia.embrapa.br/alice/bitstream/doc/903992/1/Composicaoquimica.pdf</w:t>
+      </w:r>
+    </w:p>
+    <w:p>
+      <w:pPr>
+        <w:pStyle w:val="Heading2"/>
+      </w:pPr>
+      <w:r>
+        <w:t>Sustentabilidade, mercado e futuro</w:t>
+      </w:r>
+    </w:p>
+    <w:p>
+      <w:pPr>
+        <w:pStyle w:val="Heading3"/>
+      </w:pPr>
+      <w:r>
+        <w:t>Questão 32</w:t>
+      </w:r>
+    </w:p>
+    <w:p>
+      <w:r>
+        <w:rPr>
+          <w:b/>
+        </w:rPr>
+        <w:t xml:space="preserve">Bloco: </w:t>
+      </w:r>
+      <w:r>
+        <w:t>Sustentabilidade, mercado e futuro</w:t>
+      </w:r>
+    </w:p>
+    <w:p>
+      <w:r>
+        <w:rPr>
+          <w:b/>
+        </w:rPr>
+        <w:t xml:space="preserve">Categoria: </w:t>
+      </w:r>
+      <w:r>
+        <w:t>sustentabilidade</w:t>
+      </w:r>
+    </w:p>
+    <w:p>
+      <w:r>
+        <w:rPr>
+          <w:b/>
+        </w:rPr>
+        <w:t xml:space="preserve">Enunciado: </w:t>
+      </w:r>
+      <w:r>
+        <w:t>Qual conjunto de práticas contribui para uma cafeicultura mais sustentável?</w:t>
+      </w:r>
+    </w:p>
+    <w:p>
+      <w:pPr>
+        <w:pStyle w:val="ListBullet"/>
+      </w:pPr>
+      <w:r>
+        <w:t>A) Conservação do solo, uso eficiente da água, manejo integrado e cultivares adaptadas</w:t>
+      </w:r>
+    </w:p>
+    <w:p>
+      <w:pPr>
+        <w:pStyle w:val="ListBullet"/>
+      </w:pPr>
+      <w:r>
+        <w:t>B) Solo descoberto, desperdício de água e ausência de monitoramento</w:t>
+      </w:r>
+    </w:p>
+    <w:p>
+      <w:pPr>
+        <w:pStyle w:val="ListBullet"/>
+      </w:pPr>
+      <w:r>
+        <w:t>C) Plantio sem planejamento e sem assistência técnica</w:t>
+      </w:r>
+    </w:p>
+    <w:p>
+      <w:pPr>
+        <w:pStyle w:val="ListBullet"/>
+      </w:pPr>
+      <w:r>
+        <w:t>D) Secagem descontrolada e armazenamento úmido</w:t>
+      </w:r>
+    </w:p>
+    <w:p>
+      <w:r>
+        <w:rPr>
+          <w:b/>
+        </w:rPr>
+        <w:t xml:space="preserve">Resposta correta: </w:t>
+      </w:r>
+      <w:r>
+        <w:t>A) Conservação do solo, uso eficiente da água, manejo integrado e cultivares adaptadas</w:t>
+      </w:r>
+    </w:p>
+    <w:p>
+      <w:r>
+        <w:rPr>
+          <w:b/>
+        </w:rPr>
+        <w:t xml:space="preserve">Explicação curta: </w:t>
+      </w:r>
+      <w:r>
+        <w:t>A sustentabilidade envolve eficiência produtiva, conservação de recursos naturais, manejo técnico e adaptação às condições locais.</w:t>
+      </w:r>
+    </w:p>
+    <w:p>
+      <w:r>
+        <w:rPr>
+          <w:b/>
+        </w:rPr>
+        <w:t>Conexão Embrapa</w:t>
+      </w:r>
+    </w:p>
+    <w:p>
+      <w:r>
+        <w:rPr>
+          <w:b/>
+        </w:rPr>
+        <w:t xml:space="preserve">ATER+Digital: </w:t>
+      </w:r>
+      <w:r>
+        <w:t>Sustentabilidade ambiental e produção resiliente</w:t>
+      </w:r>
+    </w:p>
+    <w:p>
+      <w:r>
+        <w:rPr>
+          <w:b/>
+        </w:rPr>
+        <w:t xml:space="preserve">Link: </w:t>
+      </w:r>
+      <w:r>
         <w:t>https://www.atermaisdigital.cnptia.embrapa.br/web/cafe</w:t>
       </w:r>
     </w:p>
@@ -866,7 +5342,7 @@
         <w:t xml:space="preserve">Publicação relacionada: </w:t>
       </w:r>
       <w:r>
-        <w:t>Café 'Conilon' (Coffea canephora L.). (2020) - Embrapa Amazônia Oriental</w:t>
+        <w:t>Avaliação de conformidades de cafeicultores do Cerrado mineiro sobre exigências da produção integrada de café. (2008) - Embrapa Café</w:t>
       </w:r>
     </w:p>
     <w:p>
@@ -877,7 +5353,7 @@
         <w:t xml:space="preserve">Link: </w:t>
       </w:r>
       <w:r>
-        <w:t>https://www.infoteca.cnptia.embrapa.br/infoteca/bitstream/doc/1127269/1/LV-RecomendacaoSolo-2020-269-274.pdf</w:t>
+        <w:t>https://www.alice.cnptia.embrapa.br/alice/bitstream/doc/880530/1/Avaliacaodeconformidade.pdf</w:t>
       </w:r>
     </w:p>
     <w:p>
@@ -888,7 +5364,7 @@
         <w:t xml:space="preserve">Solução tecnológica relacionada: </w:t>
       </w:r>
       <w:r>
-        <w:t>Robusta Amazônico - Cultivar híbrida de café - BRS 3213 - Produto / Cultivar convencional - Embrapa Rondônia</w:t>
+        <w:t>Avaliação da pegada e do sequestro de carbono na cafeicultura das Matas de Rondônia - Metodologia / Metodologia Técnico-Científica - Embrapa Territorial</w:t>
       </w:r>
     </w:p>
     <w:p>
@@ -899,15 +5375,7 @@
         <w:t xml:space="preserve">Link: </w:t>
       </w:r>
       <w:r>
-        <w:t>https://www.embrapa.br/busca-de-solucoes-tecnologicas/-/produto-servico/4969/p--strongrobusta-amazocircnico-ndash-cultivar-hiacutebrida-de-cafeacute-ndash-brs-3213strongp</w:t>
-      </w:r>
-    </w:p>
-    <w:p>
-      <w:pPr>
-        <w:pStyle w:val="Heading2"/>
-      </w:pPr>
-      <w:r>
-        <w:t>Território, clima e adaptação</w:t>
+        <w:t>https://www.embrapa.br/busca-de-solucoes-tecnologicas/-/produto-servico/13165/p--avaliaccedilatildeo-da-pegada-e-do-sequestro-de-carbono-na-cafeicultura-das-matas-de-rondocircniap</w:t>
       </w:r>
     </w:p>
     <w:p>
@@ -915,7 +5383,7 @@
         <w:pStyle w:val="Heading3"/>
       </w:pPr>
       <w:r>
-        <w:t>Questão 6</w:t>
+        <w:t>Questão 33</w:t>
       </w:r>
     </w:p>
     <w:p>
@@ -926,7 +5394,7 @@
         <w:t xml:space="preserve">Bloco: </w:t>
       </w:r>
       <w:r>
-        <w:t>Território, clima e adaptação</w:t>
+        <w:t>Sustentabilidade, mercado e futuro</w:t>
       </w:r>
     </w:p>
     <w:p>
@@ -937,7 +5405,7 @@
         <w:t xml:space="preserve">Categoria: </w:t>
       </w:r>
       <w:r>
-        <w:t>terroir</w:t>
+        <w:t>mercado</w:t>
       </w:r>
     </w:p>
     <w:p>
@@ -948,7 +5416,7 @@
         <w:t xml:space="preserve">Enunciado: </w:t>
       </w:r>
       <w:r>
-        <w:t>No café, o que significa falar em terroir?</w:t>
+        <w:t>Qual tendência atual fortalece o valor agregado de cafés brasileiros?</w:t>
       </w:r>
     </w:p>
     <w:p>
@@ -956,7 +5424,7 @@
         <w:pStyle w:val="ListBullet"/>
       </w:pPr>
       <w:r>
-        <w:t>A) Apenas a altitude da lavoura</w:t>
+        <w:t>A) Rastreabilidade, identidade de origem, Indicações Geográficas, sustentabilidade e conexão com consumidores</w:t>
       </w:r>
     </w:p>
     <w:p>
@@ -964,7 +5432,7 @@
         <w:pStyle w:val="ListBullet"/>
       </w:pPr>
       <w:r>
-        <w:t>B) Apenas a variedade genética plantada</w:t>
+        <w:t>B) Ausência de informação sobre origem</w:t>
       </w:r>
     </w:p>
     <w:p>
@@ -972,7 +5440,7 @@
         <w:pStyle w:val="ListBullet"/>
       </w:pPr>
       <w:r>
-        <w:t>C) Somente a marca comercial do café</w:t>
+        <w:t>C) Mistura sem controle de qualidade</w:t>
       </w:r>
     </w:p>
     <w:p>
@@ -980,7 +5448,7 @@
         <w:pStyle w:val="ListBullet"/>
       </w:pPr>
       <w:r>
-        <w:t>D) A combinação de clima, solo, relevo, altitude, luminosidade, manejo e história do território</w:t>
+        <w:t>D) Desvalorização dos territórios produtores</w:t>
       </w:r>
     </w:p>
     <w:p>
@@ -991,7 +5459,7 @@
         <w:t xml:space="preserve">Resposta correta: </w:t>
       </w:r>
       <w:r>
-        <w:t>D) A combinação de clima, solo, relevo, altitude, luminosidade, manejo e história do território</w:t>
+        <w:t>A) Rastreabilidade, identidade de origem, Indicações Geográficas, sustentabilidade e conexão com consumidores</w:t>
       </w:r>
     </w:p>
     <w:p>
@@ -1002,7 +5470,7 @@
         <w:t xml:space="preserve">Explicação curta: </w:t>
       </w:r>
       <w:r>
-        <w:t>Terroir é o conjunto de fatores ambientais e humanos que contribuem para tornar cada café único.</w:t>
+        <w:t>O mercado valoriza cada vez mais cafés com história, origem, rastreabilidade, qualidade e práticas sustentáveis.</w:t>
       </w:r>
     </w:p>
     <w:p>
@@ -1021,7 +5489,7 @@
         <w:t xml:space="preserve">ATER+Digital: </w:t>
       </w:r>
       <w:r>
-        <w:t>Escolha da área e do terroir</w:t>
+        <w:t>Mercado, consumo e valor agregado - origem e rastreabilidade</w:t>
       </w:r>
     </w:p>
     <w:p>
@@ -1032,7 +5500,7 @@
         <w:t xml:space="preserve">Link: </w:t>
       </w:r>
       <w:r>
-        <w:t>https://www.atermaisdigital.cnptia.embrapa.br/web/cafe/escolhaterroir</w:t>
+        <w:t>https://www.atermaisdigital.cnptia.embrapa.br/web/cafe/posproducao</w:t>
       </w:r>
     </w:p>
     <w:p>
@@ -1043,7 +5511,7 @@
         <w:t xml:space="preserve">Publicação relacionada: </w:t>
       </w:r>
       <w:r>
-        <w:t>The new standpoints for the terroir of Coffea canephora from Southwestern Brazil: edaphic and sensorial perspective. (2022) - Embrapa Café</w:t>
+        <w:t>Digitalização de dados na produção de café arábica em Caconde (SP) para certificação e apoio à obtenção de Indicação Geográfica. (2024) - Embrapa Agricultura Digital</w:t>
       </w:r>
     </w:p>
     <w:p>
@@ -1054,7 +5522,7 @@
         <w:t xml:space="preserve">Link: </w:t>
       </w:r>
       <w:r>
-        <w:t>https://www.alice.cnptia.embrapa.br/alice/bitstream/doc/1145493/1/Artigo-Agronomy-2022-MAmelia.pdf</w:t>
+        <w:t>https://www.alice.cnptia.embrapa.br/alice/bitstream/doc/1172535/1/RA-Digitalizacao-dados-SemearDigital-2024.pdf</w:t>
       </w:r>
     </w:p>
     <w:p>
@@ -1065,7 +5533,18 @@
         <w:t xml:space="preserve">Solução tecnológica relacionada: </w:t>
       </w:r>
       <w:r>
-        <w:t>não selecionada nesta questão; usar somente publicação/ATER+Digital ou realizar curadoria posterior.</w:t>
+        <w:t>Sistema de Inteligência Territorial Estratégica da Macrologística Agropecuária Brasileira | SITE-MLog - Metodologia / Procedimento Informatizado - Embrapa Territorial</w:t>
+      </w:r>
+    </w:p>
+    <w:p>
+      <w:r>
+        <w:rPr>
+          <w:b/>
+        </w:rPr>
+        <w:t xml:space="preserve">Link: </w:t>
+      </w:r>
+      <w:r>
+        <w:t>https://www.embrapa.br/busca-de-solucoes-tecnologicas/-/produto-servico/12230/p--sistema-de-inteligecircncia-territorial-estrateacutegica-da-macrologiacutestica-agropecuaacuteria-brasileira-nbspsite-mlogp</w:t>
       </w:r>
     </w:p>
     <w:p>
@@ -1073,7 +5552,7 @@
         <w:pStyle w:val="Heading3"/>
       </w:pPr>
       <w:r>
-        <w:t>Questão 7</w:t>
+        <w:t>Questão 34</w:t>
       </w:r>
     </w:p>
     <w:p>
@@ -1084,7 +5563,7 @@
         <w:t xml:space="preserve">Bloco: </w:t>
       </w:r>
       <w:r>
-        <w:t>Território, clima e adaptação</w:t>
+        <w:t>Sustentabilidade, mercado e futuro</w:t>
       </w:r>
     </w:p>
     <w:p>
@@ -1095,7 +5574,7 @@
         <w:t xml:space="preserve">Categoria: </w:t>
       </w:r>
       <w:r>
-        <w:t>planejamento territorial</w:t>
+        <w:t>mudanças climáticas</w:t>
       </w:r>
     </w:p>
     <w:p>
@@ -1106,7 +5585,7 @@
         <w:t xml:space="preserve">Enunciado: </w:t>
       </w:r>
       <w:r>
-        <w:t>Qual conjunto de fatores deve ser analisado antes de escolher uma área para implantação de café?</w:t>
+        <w:t>Diante das mudanças climáticas, qual resposta é mais adequada para os sistemas cafeeiros?</w:t>
       </w:r>
     </w:p>
     <w:p>
@@ -1114,7 +5593,7 @@
         <w:pStyle w:val="ListBullet"/>
       </w:pPr>
       <w:r>
-        <w:t>A) Clima, solo, relevo, altitude, água, luminosidade e objetivo produtivo</w:t>
+        <w:t>A) Adaptar cultivares, manejo do solo, uso da água, sombreamento, monitoramento e planejamento territorial</w:t>
       </w:r>
     </w:p>
     <w:p>
@@ -1122,7 +5601,7 @@
         <w:pStyle w:val="ListBullet"/>
       </w:pPr>
       <w:r>
-        <w:t>B) Apenas a cor dos frutos</w:t>
+        <w:t>B) Ignorar temperatura e disponibilidade de água</w:t>
       </w:r>
     </w:p>
     <w:p>
@@ -1130,7 +5609,7 @@
         <w:pStyle w:val="ListBullet"/>
       </w:pPr>
       <w:r>
-        <w:t>C) Somente o preço da embalagem final</w:t>
+        <w:t>C) Plantar sempre a mesma cultivar em qualquer ambiente</w:t>
       </w:r>
     </w:p>
     <w:p>
@@ -1138,7 +5617,7 @@
         <w:pStyle w:val="ListBullet"/>
       </w:pPr>
       <w:r>
-        <w:t>D) Apenas o método de preparo usado pelo consumidor</w:t>
+        <w:t>D) Abandonar pesquisa, inovação e assistência técnica</w:t>
       </w:r>
     </w:p>
     <w:p>
@@ -1149,7 +5628,7 @@
         <w:t xml:space="preserve">Resposta correta: </w:t>
       </w:r>
       <w:r>
-        <w:t>A) Clima, solo, relevo, altitude, água, luminosidade e objetivo produtivo</w:t>
+        <w:t>A) Adaptar cultivares, manejo do solo, uso da água, sombreamento, monitoramento e planejamento territorial</w:t>
       </w:r>
     </w:p>
     <w:p>
@@ -1160,7 +5639,7 @@
         <w:t xml:space="preserve">Explicação curta: </w:t>
       </w:r>
       <w:r>
-        <w:t>A escolha da área influencia produtividade, qualidade, riscos de manejo e identidade do café.</w:t>
+        <w:t>Mudanças climáticas exigem adaptação técnica, uso de informação, manejo eficiente e desenvolvimento de sistemas mais resilientes.</w:t>
       </w:r>
     </w:p>
     <w:p>
@@ -1179,7 +5658,7 @@
         <w:t xml:space="preserve">ATER+Digital: </w:t>
       </w:r>
       <w:r>
-        <w:t>Pré-produção - escolha da área e do terroir</w:t>
+        <w:t>Sustentabilidade ambiental, planejamento e adaptação climática</w:t>
       </w:r>
     </w:p>
     <w:p>
@@ -1190,7 +5669,7 @@
         <w:t xml:space="preserve">Link: </w:t>
       </w:r>
       <w:r>
-        <w:t>https://www.atermaisdigital.cnptia.embrapa.br/web/cafe/preproducao</w:t>
+        <w:t>https://www.atermaisdigital.cnptia.embrapa.br/web/cafe</w:t>
       </w:r>
     </w:p>
     <w:p>
@@ -1201,7 +5680,7 @@
         <w:t xml:space="preserve">Publicação relacionada: </w:t>
       </w:r>
       <w:r>
-        <w:t>Temperaturas elevadas no florescimento de cafeeiros - I. Duração em dias seguidos com temperaturas máximas superiores a 34 °C. (2003) - Embrapa Agricultura Digital</w:t>
+        <w:t>O aquecimento global e a cafeicultura brasileira. (2007) - Embrapa Agricultura Digital</w:t>
       </w:r>
     </w:p>
     <w:p>
@@ -1212,5070 +5691,7 @@
         <w:t xml:space="preserve">Link: </w:t>
       </w:r>
       <w:r>
-        <w:t>https://www.alice.cnptia.embrapa.br/alice/bitstream/doc/8420/1/PC-Temperaturas-elevadas-CBAGRO-2003.pdf</w:t>
-      </w:r>
-    </w:p>
-    <w:p>
-      <w:r>
-        <w:rPr>
-          <w:b/>
-        </w:rPr>
-        <w:t xml:space="preserve">Solução tecnológica relacionada: </w:t>
-      </w:r>
-      <w:r>
-        <w:t>Sistema Brasileiro de Classificação de Terras para Irrigação - SiBCTI - Produto / Software para Clientes Externos - Embrapa Solos</w:t>
-      </w:r>
-    </w:p>
-    <w:p>
-      <w:r>
-        <w:rPr>
-          <w:b/>
-        </w:rPr>
-        <w:t xml:space="preserve">Link: </w:t>
-      </w:r>
-      <w:r>
-        <w:t>https://www.embrapa.br/busca-de-solucoes-tecnologicas/-/produto-servico/10042/p--sistema-brasileiro-de-classificaccedilatildeo-de-terras-para-irrigaccedilatildeo---sibctip</w:t>
-      </w:r>
-    </w:p>
-    <w:p>
-      <w:pPr>
-        <w:pStyle w:val="Heading3"/>
-      </w:pPr>
-      <w:r>
-        <w:t>Questão 8</w:t>
-      </w:r>
-    </w:p>
-    <w:p>
-      <w:r>
-        <w:rPr>
-          <w:b/>
-        </w:rPr>
-        <w:t xml:space="preserve">Bloco: </w:t>
-      </w:r>
-      <w:r>
-        <w:t>Território, clima e adaptação</w:t>
-      </w:r>
-    </w:p>
-    <w:p>
-      <w:r>
-        <w:rPr>
-          <w:b/>
-        </w:rPr>
-        <w:t xml:space="preserve">Categoria: </w:t>
-      </w:r>
-      <w:r>
-        <w:t>arábica</w:t>
-      </w:r>
-    </w:p>
-    <w:p>
-      <w:r>
-        <w:rPr>
-          <w:b/>
-        </w:rPr>
-        <w:t xml:space="preserve">Enunciado: </w:t>
-      </w:r>
-      <w:r>
-        <w:t>Segundo o material do ATER+Digital, qual faixa de temperatura é geralmente mais associada ao bom desempenho do Coffea arabica?</w:t>
-      </w:r>
-    </w:p>
-    <w:p>
-      <w:pPr>
-        <w:pStyle w:val="ListBullet"/>
-      </w:pPr>
-      <w:r>
-        <w:t>A) 5 °C a 10 °C</w:t>
-      </w:r>
-    </w:p>
-    <w:p>
-      <w:pPr>
-        <w:pStyle w:val="ListBullet"/>
-      </w:pPr>
-      <w:r>
-        <w:t>B) 18 °C a 23 °C</w:t>
-      </w:r>
-    </w:p>
-    <w:p>
-      <w:pPr>
-        <w:pStyle w:val="ListBullet"/>
-      </w:pPr>
-      <w:r>
-        <w:t>C) 30 °C a 40 °C</w:t>
-      </w:r>
-    </w:p>
-    <w:p>
-      <w:pPr>
-        <w:pStyle w:val="ListBullet"/>
-      </w:pPr>
-      <w:r>
-        <w:t>D) Acima de 45 °C</w:t>
-      </w:r>
-    </w:p>
-    <w:p>
-      <w:r>
-        <w:rPr>
-          <w:b/>
-        </w:rPr>
-        <w:t xml:space="preserve">Resposta correta: </w:t>
-      </w:r>
-      <w:r>
-        <w:t>B) 18 °C a 23 °C</w:t>
-      </w:r>
-    </w:p>
-    <w:p>
-      <w:r>
-        <w:rPr>
-          <w:b/>
-        </w:rPr>
-        <w:t xml:space="preserve">Explicação curta: </w:t>
-      </w:r>
-      <w:r>
-        <w:t>O Arábica costuma se adaptar melhor a regiões de clima mais ameno, geralmente entre 18 °C e 23 °C.</w:t>
-      </w:r>
-    </w:p>
-    <w:p>
-      <w:r>
-        <w:rPr>
-          <w:b/>
-        </w:rPr>
-        <w:t>Conexão Embrapa</w:t>
-      </w:r>
-    </w:p>
-    <w:p>
-      <w:r>
-        <w:rPr>
-          <w:b/>
-        </w:rPr>
-        <w:t xml:space="preserve">ATER+Digital: </w:t>
-      </w:r>
-      <w:r>
-        <w:t>Escolha do terroir - clima</w:t>
-      </w:r>
-    </w:p>
-    <w:p>
-      <w:r>
-        <w:rPr>
-          <w:b/>
-        </w:rPr>
-        <w:t xml:space="preserve">Link: </w:t>
-      </w:r>
-      <w:r>
-        <w:t>https://www.atermaisdigital.cnptia.embrapa.br/web/cafe/escolhaterroir</w:t>
-      </w:r>
-    </w:p>
-    <w:p>
-      <w:r>
-        <w:rPr>
-          <w:b/>
-        </w:rPr>
-        <w:t xml:space="preserve">Publicação relacionada: </w:t>
-      </w:r>
-      <w:r>
-        <w:t>Microclimate in coffee plantation grown under grevillea trees shading. (2011) - Embrapa Pecuária Sudeste</w:t>
-      </w:r>
-    </w:p>
-    <w:p>
-      <w:r>
-        <w:rPr>
-          <w:b/>
-        </w:rPr>
-        <w:t xml:space="preserve">Link: </w:t>
-      </w:r>
-      <w:r>
-        <w:t>https://www.alice.cnptia.embrapa.br/alice/bitstream/doc/887391/1/7065.pdf</w:t>
-      </w:r>
-    </w:p>
-    <w:p>
-      <w:r>
-        <w:rPr>
-          <w:b/>
-        </w:rPr>
-        <w:t xml:space="preserve">Solução tecnológica relacionada: </w:t>
-      </w:r>
-      <w:r>
-        <w:t>não selecionada nesta questão; usar somente publicação/ATER+Digital ou realizar curadoria posterior.</w:t>
-      </w:r>
-    </w:p>
-    <w:p>
-      <w:pPr>
-        <w:pStyle w:val="Heading3"/>
-      </w:pPr>
-      <w:r>
-        <w:t>Questão 9</w:t>
-      </w:r>
-    </w:p>
-    <w:p>
-      <w:r>
-        <w:rPr>
-          <w:b/>
-        </w:rPr>
-        <w:t xml:space="preserve">Bloco: </w:t>
-      </w:r>
-      <w:r>
-        <w:t>Território, clima e adaptação</w:t>
-      </w:r>
-    </w:p>
-    <w:p>
-      <w:r>
-        <w:rPr>
-          <w:b/>
-        </w:rPr>
-        <w:t xml:space="preserve">Categoria: </w:t>
-      </w:r>
-      <w:r>
-        <w:t>canéfora</w:t>
-      </w:r>
-    </w:p>
-    <w:p>
-      <w:r>
-        <w:rPr>
-          <w:b/>
-        </w:rPr>
-        <w:t xml:space="preserve">Enunciado: </w:t>
-      </w:r>
-      <w:r>
-        <w:t>Qual alternativa descreve melhor a adaptação tradicional dos cafés Canéfora?</w:t>
-      </w:r>
-    </w:p>
-    <w:p>
-      <w:pPr>
-        <w:pStyle w:val="ListBullet"/>
-      </w:pPr>
-      <w:r>
-        <w:t>A) Ambientes mais quentes, muitas vezes de menor altitude, com possibilidade de sistemas irrigados e intensivos</w:t>
-      </w:r>
-    </w:p>
-    <w:p>
-      <w:pPr>
-        <w:pStyle w:val="ListBullet"/>
-      </w:pPr>
-      <w:r>
-        <w:t>B) Apenas regiões frias e sujeitas a geadas</w:t>
-      </w:r>
-    </w:p>
-    <w:p>
-      <w:pPr>
-        <w:pStyle w:val="ListBullet"/>
-      </w:pPr>
-      <w:r>
-        <w:t>C) Somente áreas de neve e alta montanha</w:t>
-      </w:r>
-    </w:p>
-    <w:p>
-      <w:pPr>
-        <w:pStyle w:val="ListBullet"/>
-      </w:pPr>
-      <w:r>
-        <w:t>D) Ambientes onde não há necessidade de manejo de água</w:t>
-      </w:r>
-    </w:p>
-    <w:p>
-      <w:r>
-        <w:rPr>
-          <w:b/>
-        </w:rPr>
-        <w:t xml:space="preserve">Resposta correta: </w:t>
-      </w:r>
-      <w:r>
-        <w:t>A) Ambientes mais quentes, muitas vezes de menor altitude, com possibilidade de sistemas irrigados e intensivos</w:t>
-      </w:r>
-    </w:p>
-    <w:p>
-      <w:r>
-        <w:rPr>
-          <w:b/>
-        </w:rPr>
-        <w:t xml:space="preserve">Explicação curta: </w:t>
-      </w:r>
-      <w:r>
-        <w:t>Canéforas costumam apresentar maior adaptação a ambientes quentes, embora pesquisas recentes ampliem suas possibilidades em altitudes intermediárias e elevadas.</w:t>
-      </w:r>
-    </w:p>
-    <w:p>
-      <w:r>
-        <w:rPr>
-          <w:b/>
-        </w:rPr>
-        <w:t>Conexão Embrapa</w:t>
-      </w:r>
-    </w:p>
-    <w:p>
-      <w:r>
-        <w:rPr>
-          <w:b/>
-        </w:rPr>
-        <w:t xml:space="preserve">ATER+Digital: </w:t>
-      </w:r>
-      <w:r>
-        <w:t>Escolha do terroir - clima, topografia e altitude</w:t>
-      </w:r>
-    </w:p>
-    <w:p>
-      <w:r>
-        <w:rPr>
-          <w:b/>
-        </w:rPr>
-        <w:t xml:space="preserve">Link: </w:t>
-      </w:r>
-      <w:r>
-        <w:t>https://www.atermaisdigital.cnptia.embrapa.br/web/cafe/escolhaterroir</w:t>
-      </w:r>
-    </w:p>
-    <w:p>
-      <w:r>
-        <w:rPr>
-          <w:b/>
-        </w:rPr>
-        <w:t xml:space="preserve">Publicação relacionada: </w:t>
-      </w:r>
-      <w:r>
-        <w:t>Café 'Conilon' (Coffea canephora L.). (2020) - Embrapa Amazônia Oriental</w:t>
-      </w:r>
-    </w:p>
-    <w:p>
-      <w:r>
-        <w:rPr>
-          <w:b/>
-        </w:rPr>
-        <w:t xml:space="preserve">Link: </w:t>
-      </w:r>
-      <w:r>
-        <w:t>https://www.infoteca.cnptia.embrapa.br/infoteca/bitstream/doc/1127269/1/LV-RecomendacaoSolo-2020-269-274.pdf</w:t>
-      </w:r>
-    </w:p>
-    <w:p>
-      <w:r>
-        <w:rPr>
-          <w:b/>
-        </w:rPr>
-        <w:t xml:space="preserve">Solução tecnológica relacionada: </w:t>
-      </w:r>
-      <w:r>
-        <w:t>Robusta Amazônico - Cultivar híbrida de café - BRS 3213 - Produto / Cultivar convencional - Embrapa Rondônia</w:t>
-      </w:r>
-    </w:p>
-    <w:p>
-      <w:r>
-        <w:rPr>
-          <w:b/>
-        </w:rPr>
-        <w:t xml:space="preserve">Link: </w:t>
-      </w:r>
-      <w:r>
-        <w:t>https://www.embrapa.br/busca-de-solucoes-tecnologicas/-/produto-servico/4969/p--strongrobusta-amazocircnico-ndash-cultivar-hiacutebrida-de-cafeacute-ndash-brs-3213strongp</w:t>
-      </w:r>
-    </w:p>
-    <w:p>
-      <w:pPr>
-        <w:pStyle w:val="Heading3"/>
-      </w:pPr>
-      <w:r>
-        <w:t>Questão 10</w:t>
-      </w:r>
-    </w:p>
-    <w:p>
-      <w:r>
-        <w:rPr>
-          <w:b/>
-        </w:rPr>
-        <w:t xml:space="preserve">Bloco: </w:t>
-      </w:r>
-      <w:r>
-        <w:t>Território, clima e adaptação</w:t>
-      </w:r>
-    </w:p>
-    <w:p>
-      <w:r>
-        <w:rPr>
-          <w:b/>
-        </w:rPr>
-        <w:t xml:space="preserve">Categoria: </w:t>
-      </w:r>
-      <w:r>
-        <w:t>canéfora</w:t>
-      </w:r>
-    </w:p>
-    <w:p>
-      <w:r>
-        <w:rPr>
-          <w:b/>
-        </w:rPr>
-        <w:t xml:space="preserve">Enunciado: </w:t>
-      </w:r>
-      <w:r>
-        <w:t>O ATER+Digital destaca pesquisas recentes sobre Canéforas em novas condições de altitude. Qual conclusão é mais adequada?</w:t>
-      </w:r>
-    </w:p>
-    <w:p>
-      <w:pPr>
-        <w:pStyle w:val="ListBullet"/>
-      </w:pPr>
-      <w:r>
-        <w:t>A) Canéforas nunca podem produzir cafés de qualidade</w:t>
-      </w:r>
-    </w:p>
-    <w:p>
-      <w:pPr>
-        <w:pStyle w:val="ListBullet"/>
-      </w:pPr>
-      <w:r>
-        <w:t>B) Canéforas só podem ser cultivados abaixo do nível do mar</w:t>
-      </w:r>
-    </w:p>
-    <w:p>
-      <w:pPr>
-        <w:pStyle w:val="ListBullet"/>
-      </w:pPr>
-      <w:r>
-        <w:t>C) Alguns genótipos de Coffea canephora vêm mostrando bom desempenho agronômico e sensorial em altitudes intermediárias e mais elevadas</w:t>
-      </w:r>
-    </w:p>
-    <w:p>
-      <w:pPr>
-        <w:pStyle w:val="ListBullet"/>
-      </w:pPr>
-      <w:r>
-        <w:t>D) Altitude deixou de influenciar o café</w:t>
-      </w:r>
-    </w:p>
-    <w:p>
-      <w:r>
-        <w:rPr>
-          <w:b/>
-        </w:rPr>
-        <w:t xml:space="preserve">Resposta correta: </w:t>
-      </w:r>
-      <w:r>
-        <w:t>C) Alguns genótipos de Coffea canephora vêm mostrando bom desempenho agronômico e sensorial em altitudes intermediárias e mais elevadas</w:t>
-      </w:r>
-    </w:p>
-    <w:p>
-      <w:r>
-        <w:rPr>
-          <w:b/>
-        </w:rPr>
-        <w:t xml:space="preserve">Explicação curta: </w:t>
-      </w:r>
-      <w:r>
-        <w:t>Pesquisas recentes mostram que alguns Canéforas podem apresentar bons resultados em ambientes antes menos associados à espécie.</w:t>
-      </w:r>
-    </w:p>
-    <w:p>
-      <w:r>
-        <w:rPr>
-          <w:b/>
-        </w:rPr>
-        <w:t>Conexão Embrapa</w:t>
-      </w:r>
-    </w:p>
-    <w:p>
-      <w:r>
-        <w:rPr>
-          <w:b/>
-        </w:rPr>
-        <w:t xml:space="preserve">ATER+Digital: </w:t>
-      </w:r>
-      <w:r>
-        <w:t>Pré-produção - avanço de Canéforas em altitudes intermediárias e elevadas</w:t>
-      </w:r>
-    </w:p>
-    <w:p>
-      <w:r>
-        <w:rPr>
-          <w:b/>
-        </w:rPr>
-        <w:t xml:space="preserve">Link: </w:t>
-      </w:r>
-      <w:r>
-        <w:t>https://www.atermaisdigital.cnptia.embrapa.br/web/cafe/preproducao</w:t>
-      </w:r>
-    </w:p>
-    <w:p>
-      <w:r>
-        <w:rPr>
-          <w:b/>
-        </w:rPr>
-        <w:t xml:space="preserve">Publicação relacionada: </w:t>
-      </w:r>
-      <w:r>
-        <w:t>The new standpoints for the terroir of Coffea canephora from Southwestern Brazil: edaphic and sensorial perspective. (2022) - Embrapa Café</w:t>
-      </w:r>
-    </w:p>
-    <w:p>
-      <w:r>
-        <w:rPr>
-          <w:b/>
-        </w:rPr>
-        <w:t xml:space="preserve">Link: </w:t>
-      </w:r>
-      <w:r>
-        <w:t>https://www.alice.cnptia.embrapa.br/alice/bitstream/doc/1145493/1/Artigo-Agronomy-2022-MAmelia.pdf</w:t>
-      </w:r>
-    </w:p>
-    <w:p>
-      <w:r>
-        <w:rPr>
-          <w:b/>
-        </w:rPr>
-        <w:t xml:space="preserve">Solução tecnológica relacionada: </w:t>
-      </w:r>
-      <w:r>
-        <w:t>Robusta Amazônico - Cultivar híbrida de café - BRS 3213 - Produto / Cultivar convencional - Embrapa Rondônia</w:t>
-      </w:r>
-    </w:p>
-    <w:p>
-      <w:r>
-        <w:rPr>
-          <w:b/>
-        </w:rPr>
-        <w:t xml:space="preserve">Link: </w:t>
-      </w:r>
-      <w:r>
-        <w:t>https://www.embrapa.br/busca-de-solucoes-tecnologicas/-/produto-servico/4969/p--strongrobusta-amazocircnico-ndash-cultivar-hiacutebrida-de-cafeacute-ndash-brs-3213strongp</w:t>
-      </w:r>
-    </w:p>
-    <w:p>
-      <w:pPr>
-        <w:pStyle w:val="Heading2"/>
-      </w:pPr>
-      <w:r>
-        <w:t>Genética, cultivares e planejamento</w:t>
-      </w:r>
-    </w:p>
-    <w:p>
-      <w:pPr>
-        <w:pStyle w:val="Heading3"/>
-      </w:pPr>
-      <w:r>
-        <w:t>Questão 11</w:t>
-      </w:r>
-    </w:p>
-    <w:p>
-      <w:r>
-        <w:rPr>
-          <w:b/>
-        </w:rPr>
-        <w:t xml:space="preserve">Bloco: </w:t>
-      </w:r>
-      <w:r>
-        <w:t>Genética, cultivares e planejamento</w:t>
-      </w:r>
-    </w:p>
-    <w:p>
-      <w:r>
-        <w:rPr>
-          <w:b/>
-        </w:rPr>
-        <w:t xml:space="preserve">Categoria: </w:t>
-      </w:r>
-      <w:r>
-        <w:t>cultivares</w:t>
-      </w:r>
-    </w:p>
-    <w:p>
-      <w:r>
-        <w:rPr>
-          <w:b/>
-        </w:rPr>
-        <w:t xml:space="preserve">Enunciado: </w:t>
-      </w:r>
-      <w:r>
-        <w:t>Por que a escolha da cultivar é uma das decisões mais importantes da cafeicultura?</w:t>
-      </w:r>
-    </w:p>
-    <w:p>
-      <w:pPr>
-        <w:pStyle w:val="ListBullet"/>
-      </w:pPr>
-      <w:r>
-        <w:t>A) Porque a cultivar acompanha a lavoura por muitos anos e influencia produtividade, qualidade, adaptação e riscos</w:t>
-      </w:r>
-    </w:p>
-    <w:p>
-      <w:pPr>
-        <w:pStyle w:val="ListBullet"/>
-      </w:pPr>
-      <w:r>
-        <w:t>B) Porque a cultivar só influencia a cor da embalagem</w:t>
-      </w:r>
-    </w:p>
-    <w:p>
-      <w:pPr>
-        <w:pStyle w:val="ListBullet"/>
-      </w:pPr>
-      <w:r>
-        <w:t>C) Porque o material genético pode ser trocado semanalmente sem custo</w:t>
-      </w:r>
-    </w:p>
-    <w:p>
-      <w:pPr>
-        <w:pStyle w:val="ListBullet"/>
-      </w:pPr>
-      <w:r>
-        <w:t>D) Porque a cultivar não tem relação com ambiente ou manejo</w:t>
-      </w:r>
-    </w:p>
-    <w:p>
-      <w:r>
-        <w:rPr>
-          <w:b/>
-        </w:rPr>
-        <w:t xml:space="preserve">Resposta correta: </w:t>
-      </w:r>
-      <w:r>
-        <w:t>A) Porque a cultivar acompanha a lavoura por muitos anos e influencia produtividade, qualidade, adaptação e riscos</w:t>
-      </w:r>
-    </w:p>
-    <w:p>
-      <w:r>
-        <w:rPr>
-          <w:b/>
-        </w:rPr>
-        <w:t xml:space="preserve">Explicação curta: </w:t>
-      </w:r>
-      <w:r>
-        <w:t>Como o café é uma cultura perene, o material genético escolhido condiciona o desempenho da lavoura durante vários ciclos produtivos.</w:t>
-      </w:r>
-    </w:p>
-    <w:p>
-      <w:r>
-        <w:rPr>
-          <w:b/>
-        </w:rPr>
-        <w:t>Conexão Embrapa</w:t>
-      </w:r>
-    </w:p>
-    <w:p>
-      <w:r>
-        <w:rPr>
-          <w:b/>
-        </w:rPr>
-        <w:t xml:space="preserve">ATER+Digital: </w:t>
-      </w:r>
-      <w:r>
-        <w:t>Escolha do material genético</w:t>
-      </w:r>
-    </w:p>
-    <w:p>
-      <w:r>
-        <w:rPr>
-          <w:b/>
-        </w:rPr>
-        <w:t xml:space="preserve">Link: </w:t>
-      </w:r>
-      <w:r>
-        <w:t>https://www.atermaisdigital.cnptia.embrapa.br/web/cafe/escolha-do-material-gen%C3%A9tico</w:t>
-      </w:r>
-    </w:p>
-    <w:p>
-      <w:r>
-        <w:rPr>
-          <w:b/>
-        </w:rPr>
-        <w:t xml:space="preserve">Publicação relacionada: </w:t>
-      </w:r>
-      <w:r>
-        <w:t>O cultivo do milho-verde. (2002) - Embrapa Milho e Sorgo</w:t>
-      </w:r>
-    </w:p>
-    <w:p>
-      <w:r>
-        <w:rPr>
-          <w:b/>
-        </w:rPr>
-        <w:t xml:space="preserve">Link: </w:t>
-      </w:r>
-      <w:r>
-        <w:t>https://www.infoteca.cnptia.embrapa.br/infoteca/bitstream/doc/485177/1/Cultivo-milho-verde.pdf</w:t>
-      </w:r>
-    </w:p>
-    <w:p>
-      <w:r>
-        <w:rPr>
-          <w:b/>
-        </w:rPr>
-        <w:t xml:space="preserve">Solução tecnológica relacionada: </w:t>
-      </w:r>
-      <w:r>
-        <w:t>SELEGEN - Produto / Software para Clientes Externos - Embrapa Florestas</w:t>
-      </w:r>
-    </w:p>
-    <w:p>
-      <w:r>
-        <w:rPr>
-          <w:b/>
-        </w:rPr>
-        <w:t xml:space="preserve">Link: </w:t>
-      </w:r>
-      <w:r>
-        <w:t>https://www.embrapa.br/busca-de-solucoes-tecnologicas/-/produto-servico/2133/p--selegenp</w:t>
-      </w:r>
-    </w:p>
-    <w:p>
-      <w:pPr>
-        <w:pStyle w:val="Heading3"/>
-      </w:pPr>
-      <w:r>
-        <w:t>Questão 12</w:t>
-      </w:r>
-    </w:p>
-    <w:p>
-      <w:r>
-        <w:rPr>
-          <w:b/>
-        </w:rPr>
-        <w:t xml:space="preserve">Bloco: </w:t>
-      </w:r>
-      <w:r>
-        <w:t>Genética, cultivares e planejamento</w:t>
-      </w:r>
-    </w:p>
-    <w:p>
-      <w:r>
-        <w:rPr>
-          <w:b/>
-        </w:rPr>
-        <w:t xml:space="preserve">Categoria: </w:t>
-      </w:r>
-      <w:r>
-        <w:t>material genético</w:t>
-      </w:r>
-    </w:p>
-    <w:p>
-      <w:r>
-        <w:rPr>
-          <w:b/>
-        </w:rPr>
-        <w:t xml:space="preserve">Enunciado: </w:t>
-      </w:r>
-      <w:r>
-        <w:t>Qual aspecto NÃO deve ser ignorado na escolha do material genético para uma nova lavoura?</w:t>
-      </w:r>
-    </w:p>
-    <w:p>
-      <w:pPr>
-        <w:pStyle w:val="ListBullet"/>
-      </w:pPr>
-      <w:r>
-        <w:t>A) Adaptação ao clima</w:t>
-      </w:r>
-    </w:p>
-    <w:p>
-      <w:pPr>
-        <w:pStyle w:val="ListBullet"/>
-      </w:pPr>
-      <w:r>
-        <w:t>B) Resistência a pragas e doenças</w:t>
-      </w:r>
-    </w:p>
-    <w:p>
-      <w:pPr>
-        <w:pStyle w:val="ListBullet"/>
-      </w:pPr>
-      <w:r>
-        <w:t>C) Potencial de qualidade da bebida</w:t>
-      </w:r>
-    </w:p>
-    <w:p>
-      <w:pPr>
-        <w:pStyle w:val="ListBullet"/>
-      </w:pPr>
-      <w:r>
-        <w:t>D) Apenas o nome comercial mais bonito</w:t>
-      </w:r>
-    </w:p>
-    <w:p>
-      <w:r>
-        <w:rPr>
-          <w:b/>
-        </w:rPr>
-        <w:t xml:space="preserve">Resposta correta: </w:t>
-      </w:r>
-      <w:r>
-        <w:t>D) Apenas o nome comercial mais bonito</w:t>
-      </w:r>
-    </w:p>
-    <w:p>
-      <w:r>
-        <w:rPr>
-          <w:b/>
-        </w:rPr>
-        <w:t xml:space="preserve">Explicação curta: </w:t>
-      </w:r>
-      <w:r>
-        <w:t>A decisão deve considerar critérios técnicos, como adaptação, resistência, produtividade, qualidade e objetivo do sistema produtivo.</w:t>
-      </w:r>
-    </w:p>
-    <w:p>
-      <w:r>
-        <w:rPr>
-          <w:b/>
-        </w:rPr>
-        <w:t>Conexão Embrapa</w:t>
-      </w:r>
-    </w:p>
-    <w:p>
-      <w:r>
-        <w:rPr>
-          <w:b/>
-        </w:rPr>
-        <w:t xml:space="preserve">ATER+Digital: </w:t>
-      </w:r>
-      <w:r>
-        <w:t>Escolha do material genético - adaptação e resistência</w:t>
-      </w:r>
-    </w:p>
-    <w:p>
-      <w:r>
-        <w:rPr>
-          <w:b/>
-        </w:rPr>
-        <w:t xml:space="preserve">Link: </w:t>
-      </w:r>
-      <w:r>
-        <w:t>https://www.atermaisdigital.cnptia.embrapa.br/web/cafe/escolha-do-material-gen%C3%A9tico</w:t>
-      </w:r>
-    </w:p>
-    <w:p>
-      <w:r>
-        <w:rPr>
-          <w:b/>
-        </w:rPr>
-        <w:t xml:space="preserve">Publicação relacionada: </w:t>
-      </w:r>
-      <w:r>
-        <w:t>Reação de genótipos de feijão-caupi a Colletotrichum truncatum. (2006) - Embrapa Meio-Norte</w:t>
-      </w:r>
-    </w:p>
-    <w:p>
-      <w:r>
-        <w:rPr>
-          <w:b/>
-        </w:rPr>
-        <w:t xml:space="preserve">Link: </w:t>
-      </w:r>
-      <w:r>
-        <w:t>https://www.infoteca.cnptia.embrapa.br/infoteca/bitstream/doc/69389/1/Bpd650001.pdf</w:t>
-      </w:r>
-    </w:p>
-    <w:p>
-      <w:r>
-        <w:rPr>
-          <w:b/>
-        </w:rPr>
-        <w:t xml:space="preserve">Solução tecnológica relacionada: </w:t>
-      </w:r>
-      <w:r>
-        <w:t>Robusta Amazônico - Cultivar híbrida de café - BRS 3213 - Produto / Cultivar convencional - Embrapa Rondônia</w:t>
-      </w:r>
-    </w:p>
-    <w:p>
-      <w:r>
-        <w:rPr>
-          <w:b/>
-        </w:rPr>
-        <w:t xml:space="preserve">Link: </w:t>
-      </w:r>
-      <w:r>
-        <w:t>https://www.embrapa.br/busca-de-solucoes-tecnologicas/-/produto-servico/4969/p--strongrobusta-amazocircnico-ndash-cultivar-hiacutebrida-de-cafeacute-ndash-brs-3213strongp</w:t>
-      </w:r>
-    </w:p>
-    <w:p>
-      <w:pPr>
-        <w:pStyle w:val="Heading3"/>
-      </w:pPr>
-      <w:r>
-        <w:t>Questão 13</w:t>
-      </w:r>
-    </w:p>
-    <w:p>
-      <w:r>
-        <w:rPr>
-          <w:b/>
-        </w:rPr>
-        <w:t xml:space="preserve">Bloco: </w:t>
-      </w:r>
-      <w:r>
-        <w:t>Genética, cultivares e planejamento</w:t>
-      </w:r>
-    </w:p>
-    <w:p>
-      <w:r>
-        <w:rPr>
-          <w:b/>
-        </w:rPr>
-        <w:t xml:space="preserve">Categoria: </w:t>
-      </w:r>
-      <w:r>
-        <w:t>planejamento</w:t>
-      </w:r>
-    </w:p>
-    <w:p>
-      <w:r>
-        <w:rPr>
-          <w:b/>
-        </w:rPr>
-        <w:t xml:space="preserve">Enunciado: </w:t>
-      </w:r>
-      <w:r>
-        <w:t>Qual prática ajuda a reduzir riscos climáticos, produtivos e fitossanitários antes mesmo do plantio?</w:t>
-      </w:r>
-    </w:p>
-    <w:p>
-      <w:pPr>
-        <w:pStyle w:val="ListBullet"/>
-      </w:pPr>
-      <w:r>
-        <w:t>A) Escolher a área sem análise técnica</w:t>
-      </w:r>
-    </w:p>
-    <w:p>
-      <w:pPr>
-        <w:pStyle w:val="ListBullet"/>
-      </w:pPr>
-      <w:r>
-        <w:t>B) Planejar a lavoura considerando clima, água, relevo, cultivar, mecanização e objetivo de produção</w:t>
-      </w:r>
-    </w:p>
-    <w:p>
-      <w:pPr>
-        <w:pStyle w:val="ListBullet"/>
-      </w:pPr>
-      <w:r>
-        <w:t>C) Plantar sempre a mesma cultivar em qualquer ambiente</w:t>
-      </w:r>
-    </w:p>
-    <w:p>
-      <w:pPr>
-        <w:pStyle w:val="ListBullet"/>
-      </w:pPr>
-      <w:r>
-        <w:t>D) Adiar todas as decisões para depois da primeira colheita</w:t>
-      </w:r>
-    </w:p>
-    <w:p>
-      <w:r>
-        <w:rPr>
-          <w:b/>
-        </w:rPr>
-        <w:t xml:space="preserve">Resposta correta: </w:t>
-      </w:r>
-      <w:r>
-        <w:t>B) Planejar a lavoura considerando clima, água, relevo, cultivar, mecanização e objetivo de produção</w:t>
-      </w:r>
-    </w:p>
-    <w:p>
-      <w:r>
-        <w:rPr>
-          <w:b/>
-        </w:rPr>
-        <w:t xml:space="preserve">Explicação curta: </w:t>
-      </w:r>
-      <w:r>
-        <w:t>O planejamento do plantio organiza decisões que influenciam produtividade, custos, manejo e longevidade da lavoura.</w:t>
-      </w:r>
-    </w:p>
-    <w:p>
-      <w:r>
-        <w:rPr>
-          <w:b/>
-        </w:rPr>
-        <w:t>Conexão Embrapa</w:t>
-      </w:r>
-    </w:p>
-    <w:p>
-      <w:r>
-        <w:rPr>
-          <w:b/>
-        </w:rPr>
-        <w:t xml:space="preserve">ATER+Digital: </w:t>
-      </w:r>
-      <w:r>
-        <w:t>Planejamento do plantio</w:t>
-      </w:r>
-    </w:p>
-    <w:p>
-      <w:r>
-        <w:rPr>
-          <w:b/>
-        </w:rPr>
-        <w:t xml:space="preserve">Link: </w:t>
-      </w:r>
-      <w:r>
-        <w:t>https://www.atermaisdigital.cnptia.embrapa.br/web/cafe/planejamento-do-plantio</w:t>
-      </w:r>
-    </w:p>
-    <w:p>
-      <w:r>
-        <w:rPr>
-          <w:b/>
-        </w:rPr>
-        <w:t xml:space="preserve">Publicação relacionada: </w:t>
-      </w:r>
-      <w:r>
-        <w:t>Café 'Conilon' (Coffea canephora L.). (2020) - Embrapa Amazônia Oriental</w:t>
-      </w:r>
-    </w:p>
-    <w:p>
-      <w:r>
-        <w:rPr>
-          <w:b/>
-        </w:rPr>
-        <w:t xml:space="preserve">Link: </w:t>
-      </w:r>
-      <w:r>
-        <w:t>https://www.infoteca.cnptia.embrapa.br/infoteca/bitstream/doc/1127269/1/LV-RecomendacaoSolo-2020-269-274.pdf</w:t>
-      </w:r>
-    </w:p>
-    <w:p>
-      <w:r>
-        <w:rPr>
-          <w:b/>
-        </w:rPr>
-        <w:t xml:space="preserve">Solução tecnológica relacionada: </w:t>
-      </w:r>
-      <w:r>
-        <w:t>Sistema Brasileiro de Classificação de Terras para Irrigação - SiBCTI - Produto / Software para Clientes Externos - Embrapa Solos</w:t>
-      </w:r>
-    </w:p>
-    <w:p>
-      <w:r>
-        <w:rPr>
-          <w:b/>
-        </w:rPr>
-        <w:t xml:space="preserve">Link: </w:t>
-      </w:r>
-      <w:r>
-        <w:t>https://www.embrapa.br/busca-de-solucoes-tecnologicas/-/produto-servico/10042/p--sistema-brasileiro-de-classificaccedilatildeo-de-terras-para-irrigaccedilatildeo---sibctip</w:t>
-      </w:r>
-    </w:p>
-    <w:p>
-      <w:pPr>
-        <w:pStyle w:val="Heading3"/>
-      </w:pPr>
-      <w:r>
-        <w:t>Questão 14</w:t>
-      </w:r>
-    </w:p>
-    <w:p>
-      <w:r>
-        <w:rPr>
-          <w:b/>
-        </w:rPr>
-        <w:t xml:space="preserve">Bloco: </w:t>
-      </w:r>
-      <w:r>
-        <w:t>Genética, cultivares e planejamento</w:t>
-      </w:r>
-    </w:p>
-    <w:p>
-      <w:r>
-        <w:rPr>
-          <w:b/>
-        </w:rPr>
-        <w:t xml:space="preserve">Categoria: </w:t>
-      </w:r>
-      <w:r>
-        <w:t>plantio</w:t>
-      </w:r>
-    </w:p>
-    <w:p>
-      <w:r>
-        <w:rPr>
-          <w:b/>
-        </w:rPr>
-        <w:t xml:space="preserve">Enunciado: </w:t>
-      </w:r>
-      <w:r>
-        <w:t>Qual alternativa explica corretamente o papel do espaçamento no plantio do café?</w:t>
-      </w:r>
-    </w:p>
-    <w:p>
-      <w:pPr>
-        <w:pStyle w:val="ListBullet"/>
-      </w:pPr>
-      <w:r>
-        <w:t>A) O espaçamento influencia entrada de luz, circulação de ar, manejo, produtividade e mecanização</w:t>
-      </w:r>
-    </w:p>
-    <w:p>
-      <w:pPr>
-        <w:pStyle w:val="ListBullet"/>
-      </w:pPr>
-      <w:r>
-        <w:t>B) O espaçamento não interfere no manejo da lavoura</w:t>
-      </w:r>
-    </w:p>
-    <w:p>
-      <w:pPr>
-        <w:pStyle w:val="ListBullet"/>
-      </w:pPr>
-      <w:r>
-        <w:t>C) O espaçamento é definido apenas pelo tamanho da xícara</w:t>
-      </w:r>
-    </w:p>
-    <w:p>
-      <w:pPr>
-        <w:pStyle w:val="ListBullet"/>
-      </w:pPr>
-      <w:r>
-        <w:t>D) O espaçamento só importa depois da torra</w:t>
-      </w:r>
-    </w:p>
-    <w:p>
-      <w:r>
-        <w:rPr>
-          <w:b/>
-        </w:rPr>
-        <w:t xml:space="preserve">Resposta correta: </w:t>
-      </w:r>
-      <w:r>
-        <w:t>A) O espaçamento influencia entrada de luz, circulação de ar, manejo, produtividade e mecanização</w:t>
-      </w:r>
-    </w:p>
-    <w:p>
-      <w:r>
-        <w:rPr>
-          <w:b/>
-        </w:rPr>
-        <w:t xml:space="preserve">Explicação curta: </w:t>
-      </w:r>
-      <w:r>
-        <w:t>Espaçamentos adequados contribuem para sistemas mais eficientes, produtivos e sustentáveis.</w:t>
-      </w:r>
-    </w:p>
-    <w:p>
-      <w:r>
-        <w:rPr>
-          <w:b/>
-        </w:rPr>
-        <w:t>Conexão Embrapa</w:t>
-      </w:r>
-    </w:p>
-    <w:p>
-      <w:r>
-        <w:rPr>
-          <w:b/>
-        </w:rPr>
-        <w:t xml:space="preserve">ATER+Digital: </w:t>
-      </w:r>
-      <w:r>
-        <w:t>Planejamento do plantio - espaçamento e organização da lavoura</w:t>
-      </w:r>
-    </w:p>
-    <w:p>
-      <w:r>
-        <w:rPr>
-          <w:b/>
-        </w:rPr>
-        <w:t xml:space="preserve">Link: </w:t>
-      </w:r>
-      <w:r>
-        <w:t>https://www.atermaisdigital.cnptia.embrapa.br/web/cafe/planejamento-do-plantio</w:t>
-      </w:r>
-    </w:p>
-    <w:p>
-      <w:r>
-        <w:rPr>
-          <w:b/>
-        </w:rPr>
-        <w:t xml:space="preserve">Publicação relacionada: </w:t>
-      </w:r>
-      <w:r>
-        <w:t>Comportamento de seis linhagens de café (Coffea arabica L.) em condições de sombreamento e a pleno sol no Estado do Acre, Brasil. (1999) - Embrapa Acre</w:t>
-      </w:r>
-    </w:p>
-    <w:p>
-      <w:r>
-        <w:rPr>
-          <w:b/>
-        </w:rPr>
-        <w:t xml:space="preserve">Link: </w:t>
-      </w:r>
-      <w:r>
-        <w:t>https://www.alice.cnptia.embrapa.br/alice/bitstream/doc/492536/1/1249.pdf</w:t>
-      </w:r>
-    </w:p>
-    <w:p>
-      <w:r>
-        <w:rPr>
-          <w:b/>
-        </w:rPr>
-        <w:t xml:space="preserve">Solução tecnológica relacionada: </w:t>
-      </w:r>
-      <w:r>
-        <w:t>Poda de formação dos cafeeiros - Prática agropecuária / Prática para condução/poda - Embrapa Rondônia</w:t>
-      </w:r>
-    </w:p>
-    <w:p>
-      <w:r>
-        <w:rPr>
-          <w:b/>
-        </w:rPr>
-        <w:t xml:space="preserve">Link: </w:t>
-      </w:r>
-      <w:r>
-        <w:t>https://www.embrapa.br/busca-de-solucoes-tecnologicas/-/produto-servico/3453/p--poda-de-formaccedilatildeo-dos-cafeeirosp</w:t>
-      </w:r>
-    </w:p>
-    <w:p>
-      <w:pPr>
-        <w:pStyle w:val="Heading3"/>
-      </w:pPr>
-      <w:r>
-        <w:t>Questão 15</w:t>
-      </w:r>
-    </w:p>
-    <w:p>
-      <w:r>
-        <w:rPr>
-          <w:b/>
-        </w:rPr>
-        <w:t xml:space="preserve">Bloco: </w:t>
-      </w:r>
-      <w:r>
-        <w:t>Genética, cultivares e planejamento</w:t>
-      </w:r>
-    </w:p>
-    <w:p>
-      <w:r>
-        <w:rPr>
-          <w:b/>
-        </w:rPr>
-        <w:t xml:space="preserve">Categoria: </w:t>
-      </w:r>
-      <w:r>
-        <w:t>viabilidade</w:t>
-      </w:r>
-    </w:p>
-    <w:p>
-      <w:r>
-        <w:rPr>
-          <w:b/>
-        </w:rPr>
-        <w:t xml:space="preserve">Enunciado: </w:t>
-      </w:r>
-      <w:r>
-        <w:t>No planejamento financeiro da lavoura, por que é importante lembrar que o cafeeiro leva tempo para produzir comercialmente?</w:t>
-      </w:r>
-    </w:p>
-    <w:p>
-      <w:pPr>
-        <w:pStyle w:val="ListBullet"/>
-      </w:pPr>
-      <w:r>
-        <w:t>A) Porque o cafeeiro produz no mesmo dia do plantio</w:t>
-      </w:r>
-    </w:p>
-    <w:p>
-      <w:pPr>
-        <w:pStyle w:val="ListBullet"/>
-      </w:pPr>
-      <w:r>
-        <w:t>B) Porque a cultura não exige nenhum investimento inicial</w:t>
-      </w:r>
-    </w:p>
-    <w:p>
-      <w:pPr>
-        <w:pStyle w:val="ListBullet"/>
-      </w:pPr>
-      <w:r>
-        <w:t>C) Porque a lavoura pode levar de dois a quatro anos para iniciar a produção comercial</w:t>
-      </w:r>
-    </w:p>
-    <w:p>
-      <w:pPr>
-        <w:pStyle w:val="ListBullet"/>
-      </w:pPr>
-      <w:r>
-        <w:t>D) Porque café é uma cultura anual de ciclo curto</w:t>
-      </w:r>
-    </w:p>
-    <w:p>
-      <w:r>
-        <w:rPr>
-          <w:b/>
-        </w:rPr>
-        <w:t xml:space="preserve">Resposta correta: </w:t>
-      </w:r>
-      <w:r>
-        <w:t>C) Porque a lavoura pode levar de dois a quatro anos para iniciar a produção comercial</w:t>
-      </w:r>
-    </w:p>
-    <w:p>
-      <w:r>
-        <w:rPr>
-          <w:b/>
-        </w:rPr>
-        <w:t xml:space="preserve">Explicação curta: </w:t>
-      </w:r>
-      <w:r>
-        <w:t>O tempo até a produção comercial exige planejamento de investimentos, custos de formação e sustentabilidade econômica da atividade.</w:t>
-      </w:r>
-    </w:p>
-    <w:p>
-      <w:r>
-        <w:rPr>
-          <w:b/>
-        </w:rPr>
-        <w:t>Conexão Embrapa</w:t>
-      </w:r>
-    </w:p>
-    <w:p>
-      <w:r>
-        <w:rPr>
-          <w:b/>
-        </w:rPr>
-        <w:t xml:space="preserve">ATER+Digital: </w:t>
-      </w:r>
-      <w:r>
-        <w:t>Planejamento do plantio - viabilidade e uso de recursos</w:t>
-      </w:r>
-    </w:p>
-    <w:p>
-      <w:r>
-        <w:rPr>
-          <w:b/>
-        </w:rPr>
-        <w:t xml:space="preserve">Link: </w:t>
-      </w:r>
-      <w:r>
-        <w:t>https://www.atermaisdigital.cnptia.embrapa.br/web/cafe/planejamento-do-plantio</w:t>
-      </w:r>
-    </w:p>
-    <w:p>
-      <w:r>
-        <w:rPr>
-          <w:b/>
-        </w:rPr>
-        <w:t xml:space="preserve">Publicação relacionada: </w:t>
-      </w:r>
-      <w:r>
-        <w:t>Cafeicultura em Rondônia: situação atual e perspectivas. (1996) - Embrapa Rondônia</w:t>
-      </w:r>
-    </w:p>
-    <w:p>
-      <w:r>
-        <w:rPr>
-          <w:b/>
-        </w:rPr>
-        <w:t xml:space="preserve">Link: </w:t>
-      </w:r>
-      <w:r>
-        <w:t>https://www.infoteca.cnptia.embrapa.br/infoteca/bitstream/doc/698625/1/DOC30id16410001.pdf</w:t>
-      </w:r>
-    </w:p>
-    <w:p>
-      <w:r>
-        <w:rPr>
-          <w:b/>
-        </w:rPr>
-        <w:t xml:space="preserve">Solução tecnológica relacionada: </w:t>
-      </w:r>
-      <w:r>
-        <w:t>não selecionada nesta questão; usar somente publicação/ATER+Digital ou realizar curadoria posterior.</w:t>
-      </w:r>
-    </w:p>
-    <w:p>
-      <w:pPr>
-        <w:pStyle w:val="Heading2"/>
-      </w:pPr>
-      <w:r>
-        <w:t>Solo, água e formação da lavoura</w:t>
-      </w:r>
-    </w:p>
-    <w:p>
-      <w:pPr>
-        <w:pStyle w:val="Heading3"/>
-      </w:pPr>
-      <w:r>
-        <w:t>Questão 16</w:t>
-      </w:r>
-    </w:p>
-    <w:p>
-      <w:r>
-        <w:rPr>
-          <w:b/>
-        </w:rPr>
-        <w:t xml:space="preserve">Bloco: </w:t>
-      </w:r>
-      <w:r>
-        <w:t>Solo, água e formação da lavoura</w:t>
-      </w:r>
-    </w:p>
-    <w:p>
-      <w:r>
-        <w:rPr>
-          <w:b/>
-        </w:rPr>
-        <w:t xml:space="preserve">Categoria: </w:t>
-      </w:r>
-      <w:r>
-        <w:t>solo</w:t>
-      </w:r>
-    </w:p>
-    <w:p>
-      <w:r>
-        <w:rPr>
-          <w:b/>
-        </w:rPr>
-        <w:t xml:space="preserve">Enunciado: </w:t>
-      </w:r>
-      <w:r>
-        <w:t>Antes do plantio, qual procedimento é essencial para orientar correção e manejo do solo?</w:t>
-      </w:r>
-    </w:p>
-    <w:p>
-      <w:pPr>
-        <w:pStyle w:val="ListBullet"/>
-      </w:pPr>
-      <w:r>
-        <w:t>A) Escolher adubos sem diagnóstico</w:t>
-      </w:r>
-    </w:p>
-    <w:p>
-      <w:pPr>
-        <w:pStyle w:val="ListBullet"/>
-      </w:pPr>
-      <w:r>
-        <w:t>B) Realizar análise técnica do solo e das condições da área</w:t>
-      </w:r>
-    </w:p>
-    <w:p>
-      <w:pPr>
-        <w:pStyle w:val="ListBullet"/>
-      </w:pPr>
-      <w:r>
-        <w:t>C) Evitar qualquer correção de acidez</w:t>
-      </w:r>
-    </w:p>
-    <w:p>
-      <w:pPr>
-        <w:pStyle w:val="ListBullet"/>
-      </w:pPr>
-      <w:r>
-        <w:t>D) Definir a adubação apenas pela aparência das folhas</w:t>
-      </w:r>
-    </w:p>
-    <w:p>
-      <w:r>
-        <w:rPr>
-          <w:b/>
-        </w:rPr>
-        <w:t xml:space="preserve">Resposta correta: </w:t>
-      </w:r>
-      <w:r>
-        <w:t>B) Realizar análise técnica do solo e das condições da área</w:t>
-      </w:r>
-    </w:p>
-    <w:p>
-      <w:r>
-        <w:rPr>
-          <w:b/>
-        </w:rPr>
-        <w:t xml:space="preserve">Explicação curta: </w:t>
-      </w:r>
-      <w:r>
-        <w:t>A análise do solo permite identificar pH, fertilidade, alumínio tóxico e disponibilidade de nutrientes, orientando calagem, gessagem e adubação.</w:t>
-      </w:r>
-    </w:p>
-    <w:p>
-      <w:r>
-        <w:rPr>
-          <w:b/>
-        </w:rPr>
-        <w:t>Conexão Embrapa</w:t>
-      </w:r>
-    </w:p>
-    <w:p>
-      <w:r>
-        <w:rPr>
-          <w:b/>
-        </w:rPr>
-        <w:t xml:space="preserve">ATER+Digital: </w:t>
-      </w:r>
-      <w:r>
-        <w:t>Preparo do solo e da área - análise técnica e diagnóstico do solo</w:t>
-      </w:r>
-    </w:p>
-    <w:p>
-      <w:r>
-        <w:rPr>
-          <w:b/>
-        </w:rPr>
-        <w:t xml:space="preserve">Link: </w:t>
-      </w:r>
-      <w:r>
-        <w:t>https://www.atermaisdigital.cnptia.embrapa.br/web/cafe/preparo-do-solo-e-da-%C3%A1rea</w:t>
-      </w:r>
-    </w:p>
-    <w:p>
-      <w:r>
-        <w:rPr>
-          <w:b/>
-        </w:rPr>
-        <w:t xml:space="preserve">Publicação relacionada: </w:t>
-      </w:r>
-      <w:r>
-        <w:t>Manejo da fertilidade do solo no pré-plantio e plantio do cafeeiro. (2001) - Embrapa Cerrados</w:t>
-      </w:r>
-    </w:p>
-    <w:p>
-      <w:r>
-        <w:rPr>
-          <w:b/>
-        </w:rPr>
-        <w:t xml:space="preserve">Link: </w:t>
-      </w:r>
-      <w:r>
-        <w:t>https://www.infoteca.cnptia.embrapa.br/infoteca/bitstream/doc/566462/1/rectec46.pdf</w:t>
-      </w:r>
-    </w:p>
-    <w:p>
-      <w:r>
-        <w:rPr>
-          <w:b/>
-        </w:rPr>
-        <w:t xml:space="preserve">Solução tecnológica relacionada: </w:t>
-      </w:r>
-      <w:r>
-        <w:t>Manejo da Fertilidade do Solo no Pré-plantio e plantio do Cafeeiro no Cerrado - Prática agropecuária / Prática para manejo da adubação e fertilidade do solo - Embrapa Cerrados</w:t>
-      </w:r>
-    </w:p>
-    <w:p>
-      <w:r>
-        <w:rPr>
-          <w:b/>
-        </w:rPr>
-        <w:t xml:space="preserve">Link: </w:t>
-      </w:r>
-      <w:r>
-        <w:t>https://www.embrapa.br/busca-de-solucoes-tecnologicas/-/produto-servico/3152/p--manejo-da-fertilidade-do-solo-no-preacute-plantio-e-plantio-do-cafeeiro-no-cerradop</w:t>
-      </w:r>
-    </w:p>
-    <w:p>
-      <w:pPr>
-        <w:pStyle w:val="Heading3"/>
-      </w:pPr>
-      <w:r>
-        <w:t>Questão 17</w:t>
-      </w:r>
-    </w:p>
-    <w:p>
-      <w:r>
-        <w:rPr>
-          <w:b/>
-        </w:rPr>
-        <w:t xml:space="preserve">Bloco: </w:t>
-      </w:r>
-      <w:r>
-        <w:t>Solo, água e formação da lavoura</w:t>
-      </w:r>
-    </w:p>
-    <w:p>
-      <w:r>
-        <w:rPr>
-          <w:b/>
-        </w:rPr>
-        <w:t xml:space="preserve">Categoria: </w:t>
-      </w:r>
-      <w:r>
-        <w:t>calagem</w:t>
-      </w:r>
-    </w:p>
-    <w:p>
-      <w:r>
-        <w:rPr>
-          <w:b/>
-        </w:rPr>
-        <w:t xml:space="preserve">Enunciado: </w:t>
-      </w:r>
-      <w:r>
-        <w:t>Qual é a função geral da calagem no preparo do solo para o cafeeiro?</w:t>
-      </w:r>
-    </w:p>
-    <w:p>
-      <w:pPr>
-        <w:pStyle w:val="ListBullet"/>
-      </w:pPr>
-      <w:r>
-        <w:t>A) Elevar o pH e fornecer cálcio e magnésio, favorecendo o desenvolvimento das plantas</w:t>
-      </w:r>
-    </w:p>
-    <w:p>
-      <w:pPr>
-        <w:pStyle w:val="ListBullet"/>
-      </w:pPr>
-      <w:r>
-        <w:t>B) Aumentar a acidez do solo sem controle</w:t>
-      </w:r>
-    </w:p>
-    <w:p>
-      <w:pPr>
-        <w:pStyle w:val="ListBullet"/>
-      </w:pPr>
-      <w:r>
-        <w:t>C) Eliminar a necessidade de análise de solo</w:t>
-      </w:r>
-    </w:p>
-    <w:p>
-      <w:pPr>
-        <w:pStyle w:val="ListBullet"/>
-      </w:pPr>
-      <w:r>
-        <w:t>D) Substituir totalmente o manejo da água</w:t>
-      </w:r>
-    </w:p>
-    <w:p>
-      <w:r>
-        <w:rPr>
-          <w:b/>
-        </w:rPr>
-        <w:t xml:space="preserve">Resposta correta: </w:t>
-      </w:r>
-      <w:r>
-        <w:t>A) Elevar o pH e fornecer cálcio e magnésio, favorecendo o desenvolvimento das plantas</w:t>
-      </w:r>
-    </w:p>
-    <w:p>
-      <w:r>
-        <w:rPr>
-          <w:b/>
-        </w:rPr>
-        <w:t xml:space="preserve">Explicação curta: </w:t>
-      </w:r>
-      <w:r>
-        <w:t>A calagem corrige a acidez e melhora condições químicas importantes para o crescimento das raízes e o equilíbrio nutricional.</w:t>
-      </w:r>
-    </w:p>
-    <w:p>
-      <w:r>
-        <w:rPr>
-          <w:b/>
-        </w:rPr>
-        <w:t>Conexão Embrapa</w:t>
-      </w:r>
-    </w:p>
-    <w:p>
-      <w:r>
-        <w:rPr>
-          <w:b/>
-        </w:rPr>
-        <w:t xml:space="preserve">ATER+Digital: </w:t>
-      </w:r>
-      <w:r>
-        <w:t>Preparo do solo e da área - correção da acidez e fertilidade</w:t>
-      </w:r>
-    </w:p>
-    <w:p>
-      <w:r>
-        <w:rPr>
-          <w:b/>
-        </w:rPr>
-        <w:t xml:space="preserve">Link: </w:t>
-      </w:r>
-      <w:r>
-        <w:t>https://www.atermaisdigital.cnptia.embrapa.br/web/cafe/preparo-do-solo-e-da-%C3%A1rea</w:t>
-      </w:r>
-    </w:p>
-    <w:p>
-      <w:r>
-        <w:rPr>
-          <w:b/>
-        </w:rPr>
-        <w:t xml:space="preserve">Publicação relacionada: </w:t>
-      </w:r>
-      <w:r>
-        <w:t>Manejo da calagem e da gessagem para o cafeeiro. (2002) - Embrapa Café</w:t>
-      </w:r>
-    </w:p>
-    <w:p>
-      <w:r>
-        <w:rPr>
-          <w:b/>
-        </w:rPr>
-        <w:t xml:space="preserve">Link: </w:t>
-      </w:r>
-      <w:r>
-        <w:t>https://www.alice.cnptia.embrapa.br/alice/bitstream/doc/908792/1/Manejodacalagem.pdf</w:t>
-      </w:r>
-    </w:p>
-    <w:p>
-      <w:r>
-        <w:rPr>
-          <w:b/>
-        </w:rPr>
-        <w:t xml:space="preserve">Solução tecnológica relacionada: </w:t>
-      </w:r>
-      <w:r>
-        <w:t>Gesso agrícola no café no Cerrado - Prática agropecuária / Prática para manejo da adubação e fertilidade do solo - Embrapa Cerrados</w:t>
-      </w:r>
-    </w:p>
-    <w:p>
-      <w:r>
-        <w:rPr>
-          <w:b/>
-        </w:rPr>
-        <w:t xml:space="preserve">Link: </w:t>
-      </w:r>
-      <w:r>
-        <w:t>https://www.embrapa.br/busca-de-solucoes-tecnologicas/-/produto-servico/2386/p--gesso-agriacutecola-no-cafeacute-no-cerradop</w:t>
-      </w:r>
-    </w:p>
-    <w:p>
-      <w:pPr>
-        <w:pStyle w:val="Heading3"/>
-      </w:pPr>
-      <w:r>
-        <w:t>Questão 18</w:t>
-      </w:r>
-    </w:p>
-    <w:p>
-      <w:r>
-        <w:rPr>
-          <w:b/>
-        </w:rPr>
-        <w:t xml:space="preserve">Bloco: </w:t>
-      </w:r>
-      <w:r>
-        <w:t>Solo, água e formação da lavoura</w:t>
-      </w:r>
-    </w:p>
-    <w:p>
-      <w:r>
-        <w:rPr>
-          <w:b/>
-        </w:rPr>
-        <w:t xml:space="preserve">Categoria: </w:t>
-      </w:r>
-      <w:r>
-        <w:t>raízes</w:t>
-      </w:r>
-    </w:p>
-    <w:p>
-      <w:r>
-        <w:rPr>
-          <w:b/>
-        </w:rPr>
-        <w:t xml:space="preserve">Enunciado: </w:t>
-      </w:r>
-      <w:r>
-        <w:t>Por que o desenvolvimento das raízes é tão importante na formação da lavoura cafeeira?</w:t>
-      </w:r>
-    </w:p>
-    <w:p>
-      <w:pPr>
-        <w:pStyle w:val="ListBullet"/>
-      </w:pPr>
-      <w:r>
-        <w:t>A) Porque raízes saudáveis favorecem absorção de água e nutrientes, estabilidade produtiva e maior resiliência a períodos secos</w:t>
-      </w:r>
-    </w:p>
-    <w:p>
-      <w:pPr>
-        <w:pStyle w:val="ListBullet"/>
-      </w:pPr>
-      <w:r>
-        <w:t>B) Porque as raízes não interferem na produtividade</w:t>
-      </w:r>
-    </w:p>
-    <w:p>
-      <w:pPr>
-        <w:pStyle w:val="ListBullet"/>
-      </w:pPr>
-      <w:r>
-        <w:t>C) Porque raízes superficiais são sempre desejáveis</w:t>
-      </w:r>
-    </w:p>
-    <w:p>
-      <w:pPr>
-        <w:pStyle w:val="ListBullet"/>
-      </w:pPr>
-      <w:r>
-        <w:t>D) Porque o café não depende de água no solo</w:t>
-      </w:r>
-    </w:p>
-    <w:p>
-      <w:r>
-        <w:rPr>
-          <w:b/>
-        </w:rPr>
-        <w:t xml:space="preserve">Resposta correta: </w:t>
-      </w:r>
-      <w:r>
-        <w:t>A) Porque raízes saudáveis favorecem absorção de água e nutrientes, estabilidade produtiva e maior resiliência a períodos secos</w:t>
-      </w:r>
-    </w:p>
-    <w:p>
-      <w:r>
-        <w:rPr>
-          <w:b/>
-        </w:rPr>
-        <w:t xml:space="preserve">Explicação curta: </w:t>
-      </w:r>
-      <w:r>
-        <w:t>Raízes profundas e saudáveis ajudam o cafeeiro a explorar melhor o solo, absorver água e nutrientes e resistir melhor a estresses.</w:t>
-      </w:r>
-    </w:p>
-    <w:p>
-      <w:r>
-        <w:rPr>
-          <w:b/>
-        </w:rPr>
-        <w:t>Conexão Embrapa</w:t>
-      </w:r>
-    </w:p>
-    <w:p>
-      <w:r>
-        <w:rPr>
-          <w:b/>
-        </w:rPr>
-        <w:t xml:space="preserve">ATER+Digital: </w:t>
-      </w:r>
-      <w:r>
-        <w:t>Preparo do solo e da área - desenvolvimento das raízes e adaptação da lavoura</w:t>
-      </w:r>
-    </w:p>
-    <w:p>
-      <w:r>
-        <w:rPr>
-          <w:b/>
-        </w:rPr>
-        <w:t xml:space="preserve">Link: </w:t>
-      </w:r>
-      <w:r>
-        <w:t>https://www.atermaisdigital.cnptia.embrapa.br/web/cafe/preparo-do-solo-e-da-%C3%A1rea</w:t>
-      </w:r>
-    </w:p>
-    <w:p>
-      <w:r>
-        <w:rPr>
-          <w:b/>
-        </w:rPr>
-        <w:t xml:space="preserve">Publicação relacionada: </w:t>
-      </w:r>
-      <w:r>
-        <w:t>O alto teor de silício no solo inibe o crescimento radicular de cafeeiros sem afetar as trocas gasosas foliares. (2011) - Embrapa Meio Ambiente</w:t>
-      </w:r>
-    </w:p>
-    <w:p>
-      <w:r>
-        <w:rPr>
-          <w:b/>
-        </w:rPr>
-        <w:t xml:space="preserve">Link: </w:t>
-      </w:r>
-      <w:r>
-        <w:t>https://www.alice.cnptia.embrapa.br/alice/bitstream/doc/901811/1/2011AP27.pdf</w:t>
-      </w:r>
-    </w:p>
-    <w:p>
-      <w:r>
-        <w:rPr>
-          <w:b/>
-        </w:rPr>
-        <w:t xml:space="preserve">Solução tecnológica relacionada: </w:t>
-      </w:r>
-      <w:r>
-        <w:t>Solarizador de substrato para produção de mudas livres de nematóides - Produto / Máquina, implemento ou equipamento - Embrapa Rondônia</w:t>
-      </w:r>
-    </w:p>
-    <w:p>
-      <w:r>
-        <w:rPr>
-          <w:b/>
-        </w:rPr>
-        <w:t xml:space="preserve">Link: </w:t>
-      </w:r>
-      <w:r>
-        <w:t>https://www.embrapa.br/busca-de-solucoes-tecnologicas/-/produto-servico/4473/p--solarizador-de-substrato-para-produccedilatildeo-de-mudas-livres-de-nematoacuteidesp</w:t>
-      </w:r>
-    </w:p>
-    <w:p>
-      <w:pPr>
-        <w:pStyle w:val="Heading3"/>
-      </w:pPr>
-      <w:r>
-        <w:t>Questão 19</w:t>
-      </w:r>
-    </w:p>
-    <w:p>
-      <w:r>
-        <w:rPr>
-          <w:b/>
-        </w:rPr>
-        <w:t xml:space="preserve">Bloco: </w:t>
-      </w:r>
-      <w:r>
-        <w:t>Solo, água e formação da lavoura</w:t>
-      </w:r>
-    </w:p>
-    <w:p>
-      <w:r>
-        <w:rPr>
-          <w:b/>
-        </w:rPr>
-        <w:t xml:space="preserve">Categoria: </w:t>
-      </w:r>
-      <w:r>
-        <w:t>nutrição</w:t>
-      </w:r>
-    </w:p>
-    <w:p>
-      <w:r>
-        <w:rPr>
-          <w:b/>
-        </w:rPr>
-        <w:t xml:space="preserve">Enunciado: </w:t>
-      </w:r>
-      <w:r>
-        <w:t>Na fase de formação, qual é o objetivo principal do manejo nutricional?</w:t>
-      </w:r>
-    </w:p>
-    <w:p>
-      <w:pPr>
-        <w:pStyle w:val="ListBullet"/>
-      </w:pPr>
-      <w:r>
-        <w:t>A) Estimular raízes, folhas e ramos que sustentarão as futuras safras</w:t>
-      </w:r>
-    </w:p>
-    <w:p>
-      <w:pPr>
-        <w:pStyle w:val="ListBullet"/>
-      </w:pPr>
-      <w:r>
-        <w:t>B) Produzir café torrado imediatamente</w:t>
-      </w:r>
-    </w:p>
-    <w:p>
-      <w:pPr>
-        <w:pStyle w:val="ListBullet"/>
-      </w:pPr>
-      <w:r>
-        <w:t>C) Evitar qualquer adubação</w:t>
-      </w:r>
-    </w:p>
-    <w:p>
-      <w:pPr>
-        <w:pStyle w:val="ListBullet"/>
-      </w:pPr>
-      <w:r>
-        <w:t>D) Reduzir o crescimento das plantas jovens</w:t>
-      </w:r>
-    </w:p>
-    <w:p>
-      <w:r>
-        <w:rPr>
-          <w:b/>
-        </w:rPr>
-        <w:t xml:space="preserve">Resposta correta: </w:t>
-      </w:r>
-      <w:r>
-        <w:t>A) Estimular raízes, folhas e ramos que sustentarão as futuras safras</w:t>
-      </w:r>
-    </w:p>
-    <w:p>
-      <w:r>
-        <w:rPr>
-          <w:b/>
-        </w:rPr>
-        <w:t xml:space="preserve">Explicação curta: </w:t>
-      </w:r>
-      <w:r>
-        <w:t>Na formação, nutrientes como nitrogênio, potássio, boro e zinco contribuem para crescimento vegetativo e estruturação da planta.</w:t>
-      </w:r>
-    </w:p>
-    <w:p>
-      <w:r>
-        <w:rPr>
-          <w:b/>
-        </w:rPr>
-        <w:t>Conexão Embrapa</w:t>
-      </w:r>
-    </w:p>
-    <w:p>
-      <w:r>
-        <w:rPr>
-          <w:b/>
-        </w:rPr>
-        <w:t xml:space="preserve">ATER+Digital: </w:t>
-      </w:r>
-      <w:r>
-        <w:t>Fase de formação - manejo nutricional e desenvolvimento das plantas</w:t>
-      </w:r>
-    </w:p>
-    <w:p>
-      <w:r>
-        <w:rPr>
-          <w:b/>
-        </w:rPr>
-        <w:t xml:space="preserve">Link: </w:t>
-      </w:r>
-      <w:r>
-        <w:t>https://www.atermaisdigital.cnptia.embrapa.br/web/cafe/faseformacao</w:t>
-      </w:r>
-    </w:p>
-    <w:p>
-      <w:r>
-        <w:rPr>
-          <w:b/>
-        </w:rPr>
-        <w:t xml:space="preserve">Publicação relacionada: </w:t>
-      </w:r>
-      <w:r>
-        <w:t>Normas foliares para café conilon em pré-florada no sul da Bahia. (2013) - Embrapa Rondônia</w:t>
-      </w:r>
-    </w:p>
-    <w:p>
-      <w:r>
-        <w:rPr>
-          <w:b/>
-        </w:rPr>
-        <w:t xml:space="preserve">Link: </w:t>
-      </w:r>
-      <w:r>
-        <w:t>https://www.alice.cnptia.embrapa.br/alice/bitstream/doc/978287/1/Partellietal.2013.pdf</w:t>
-      </w:r>
-    </w:p>
-    <w:p>
-      <w:r>
-        <w:rPr>
-          <w:b/>
-        </w:rPr>
-        <w:t xml:space="preserve">Solução tecnológica relacionada: </w:t>
-      </w:r>
-      <w:r>
-        <w:t>Manejo da Fertilidade do Solo no Pré-plantio e plantio do Cafeeiro no Cerrado - Prática agropecuária / Prática para manejo da adubação e fertilidade do solo - Embrapa Cerrados</w:t>
-      </w:r>
-    </w:p>
-    <w:p>
-      <w:r>
-        <w:rPr>
-          <w:b/>
-        </w:rPr>
-        <w:t xml:space="preserve">Link: </w:t>
-      </w:r>
-      <w:r>
-        <w:t>https://www.embrapa.br/busca-de-solucoes-tecnologicas/-/produto-servico/3152/p--manejo-da-fertilidade-do-solo-no-preacute-plantio-e-plantio-do-cafeeiro-no-cerradop</w:t>
-      </w:r>
-    </w:p>
-    <w:p>
-      <w:pPr>
-        <w:pStyle w:val="Heading3"/>
-      </w:pPr>
-      <w:r>
-        <w:t>Questão 20</w:t>
-      </w:r>
-    </w:p>
-    <w:p>
-      <w:r>
-        <w:rPr>
-          <w:b/>
-        </w:rPr>
-        <w:t xml:space="preserve">Bloco: </w:t>
-      </w:r>
-      <w:r>
-        <w:t>Solo, água e formação da lavoura</w:t>
-      </w:r>
-    </w:p>
-    <w:p>
-      <w:r>
-        <w:rPr>
-          <w:b/>
-        </w:rPr>
-        <w:t xml:space="preserve">Categoria: </w:t>
-      </w:r>
-      <w:r>
-        <w:t>irrigação</w:t>
-      </w:r>
-    </w:p>
-    <w:p>
-      <w:r>
-        <w:rPr>
-          <w:b/>
-        </w:rPr>
-        <w:t xml:space="preserve">Enunciado: </w:t>
-      </w:r>
-      <w:r>
-        <w:t>Qual tecnologia de manejo da irrigação pode contribuir para uniformizar a florada do cafeeiro irrigado no Cerrado?</w:t>
-      </w:r>
-    </w:p>
-    <w:p>
-      <w:pPr>
-        <w:pStyle w:val="ListBullet"/>
-      </w:pPr>
-      <w:r>
-        <w:t>A) Uso do estresse hídrico controlado</w:t>
-      </w:r>
-    </w:p>
-    <w:p>
-      <w:pPr>
-        <w:pStyle w:val="ListBullet"/>
-      </w:pPr>
-      <w:r>
-        <w:t>B) Armazenamento úmido dos grãos</w:t>
-      </w:r>
-    </w:p>
-    <w:p>
-      <w:pPr>
-        <w:pStyle w:val="ListBullet"/>
-      </w:pPr>
-      <w:r>
-        <w:t>C) Torra escura antes da colheita</w:t>
-      </w:r>
-    </w:p>
-    <w:p>
-      <w:pPr>
-        <w:pStyle w:val="ListBullet"/>
-      </w:pPr>
-      <w:r>
-        <w:t>D) Plantio sem planejamento hídrico</w:t>
-      </w:r>
-    </w:p>
-    <w:p>
-      <w:r>
-        <w:rPr>
-          <w:b/>
-        </w:rPr>
-        <w:t xml:space="preserve">Resposta correta: </w:t>
-      </w:r>
-      <w:r>
-        <w:t>A) Uso do estresse hídrico controlado</w:t>
-      </w:r>
-    </w:p>
-    <w:p>
-      <w:r>
-        <w:rPr>
-          <w:b/>
-        </w:rPr>
-        <w:t xml:space="preserve">Explicação curta: </w:t>
-      </w:r>
-      <w:r>
-        <w:t>O estresse hídrico controlado pode favorecer florada única e mais uniforme, contribuindo para qualidade, produtividade e economia de água.</w:t>
-      </w:r>
-    </w:p>
-    <w:p>
-      <w:r>
-        <w:rPr>
-          <w:b/>
-        </w:rPr>
-        <w:t>Conexão Embrapa</w:t>
-      </w:r>
-    </w:p>
-    <w:p>
-      <w:r>
-        <w:rPr>
-          <w:b/>
-        </w:rPr>
-        <w:t xml:space="preserve">ATER+Digital: </w:t>
-      </w:r>
-      <w:r>
-        <w:t>Produção - água, nutrição e equilíbrio das plantas</w:t>
-      </w:r>
-    </w:p>
-    <w:p>
-      <w:r>
-        <w:rPr>
-          <w:b/>
-        </w:rPr>
-        <w:t xml:space="preserve">Link: </w:t>
-      </w:r>
-      <w:r>
-        <w:t>https://www.atermaisdigital.cnptia.embrapa.br/web/cafe/prod</w:t>
-      </w:r>
-    </w:p>
-    <w:p>
-      <w:r>
-        <w:rPr>
-          <w:b/>
-        </w:rPr>
-        <w:t xml:space="preserve">Publicação relacionada: </w:t>
-      </w:r>
-      <w:r>
-        <w:t>Manejo da irrigação do cafeeiro, com uso do estresse hídrico controlado, para uniformização de florada. (2006) - Embrapa Cerrados</w:t>
-      </w:r>
-    </w:p>
-    <w:p>
-      <w:r>
-        <w:rPr>
-          <w:b/>
-        </w:rPr>
-        <w:t xml:space="preserve">Link: </w:t>
-      </w:r>
-      <w:r>
-        <w:t>https://www.alice.cnptia.embrapa.br/alice/bitstream/doc/570529/1/CPAC-28224-AA.pdf</w:t>
-      </w:r>
-    </w:p>
-    <w:p>
-      <w:r>
-        <w:rPr>
-          <w:b/>
-        </w:rPr>
-        <w:t xml:space="preserve">Solução tecnológica relacionada: </w:t>
-      </w:r>
-      <w:r>
-        <w:t>Uso do estresse hídrico controlado para uniformização de florada do cafeeiro irrigado no Cerrado - Prática agropecuária / Prática para manejo de irrigação - Embrapa Cerrados</w:t>
-      </w:r>
-    </w:p>
-    <w:p>
-      <w:r>
-        <w:rPr>
-          <w:b/>
-        </w:rPr>
-        <w:t xml:space="preserve">Link: </w:t>
-      </w:r>
-      <w:r>
-        <w:t>https://www.embrapa.br/busca-de-solucoes-tecnologicas/-/produto-servico/784/p--uso-do-estresse-hiacutedrico-controlado-para-uniformizaccedilatildeo-de-florada-do-cafeeiro-irrigado-no-cerradop</w:t>
-      </w:r>
-    </w:p>
-    <w:p>
-      <w:pPr>
-        <w:pStyle w:val="Heading2"/>
-      </w:pPr>
-      <w:r>
-        <w:t>Manejo produtivo e fitossanidade</w:t>
-      </w:r>
-    </w:p>
-    <w:p>
-      <w:pPr>
-        <w:pStyle w:val="Heading3"/>
-      </w:pPr>
-      <w:r>
-        <w:t>Questão 21</w:t>
-      </w:r>
-    </w:p>
-    <w:p>
-      <w:r>
-        <w:rPr>
-          <w:b/>
-        </w:rPr>
-        <w:t xml:space="preserve">Bloco: </w:t>
-      </w:r>
-      <w:r>
-        <w:t>Manejo produtivo e fitossanidade</w:t>
-      </w:r>
-    </w:p>
-    <w:p>
-      <w:r>
-        <w:rPr>
-          <w:b/>
-        </w:rPr>
-        <w:t xml:space="preserve">Categoria: </w:t>
-      </w:r>
-      <w:r>
-        <w:t>podas</w:t>
-      </w:r>
-    </w:p>
-    <w:p>
-      <w:r>
-        <w:rPr>
-          <w:b/>
-        </w:rPr>
-        <w:t xml:space="preserve">Enunciado: </w:t>
-      </w:r>
-      <w:r>
-        <w:t>Qual alternativa descreve melhor a função das podas no cafeeiro?</w:t>
-      </w:r>
-    </w:p>
-    <w:p>
-      <w:pPr>
-        <w:pStyle w:val="ListBullet"/>
-      </w:pPr>
-      <w:r>
-        <w:t>A) Renovar ramos produtivos, equilibrar crescimento e manter produtividade ao longo dos anos</w:t>
-      </w:r>
-    </w:p>
-    <w:p>
-      <w:pPr>
-        <w:pStyle w:val="ListBullet"/>
-      </w:pPr>
-      <w:r>
-        <w:t>B) Impedir a renovação da lavoura</w:t>
-      </w:r>
-    </w:p>
-    <w:p>
-      <w:pPr>
-        <w:pStyle w:val="ListBullet"/>
-      </w:pPr>
-      <w:r>
-        <w:t>C) Eliminar a necessidade de nutrição e monitoramento</w:t>
-      </w:r>
-    </w:p>
-    <w:p>
-      <w:pPr>
-        <w:pStyle w:val="ListBullet"/>
-      </w:pPr>
-      <w:r>
-        <w:t>D) Substituir totalmente a colheita</w:t>
-      </w:r>
-    </w:p>
-    <w:p>
-      <w:r>
-        <w:rPr>
-          <w:b/>
-        </w:rPr>
-        <w:t xml:space="preserve">Resposta correta: </w:t>
-      </w:r>
-      <w:r>
-        <w:t>A) Renovar ramos produtivos, equilibrar crescimento e manter produtividade ao longo dos anos</w:t>
-      </w:r>
-    </w:p>
-    <w:p>
-      <w:r>
-        <w:rPr>
-          <w:b/>
-        </w:rPr>
-        <w:t xml:space="preserve">Explicação curta: </w:t>
-      </w:r>
-      <w:r>
-        <w:t>As podas ajudam a renovar a planta, organizar sua arquitetura e preservar o equilíbrio entre vigor, produção e longevidade.</w:t>
-      </w:r>
-    </w:p>
-    <w:p>
-      <w:r>
-        <w:rPr>
-          <w:b/>
-        </w:rPr>
-        <w:t>Conexão Embrapa</w:t>
-      </w:r>
-    </w:p>
-    <w:p>
-      <w:r>
-        <w:rPr>
-          <w:b/>
-        </w:rPr>
-        <w:t xml:space="preserve">ATER+Digital: </w:t>
-      </w:r>
-      <w:r>
-        <w:t>Produção - podas e renovação da lavoura</w:t>
-      </w:r>
-    </w:p>
-    <w:p>
-      <w:r>
-        <w:rPr>
-          <w:b/>
-        </w:rPr>
-        <w:t xml:space="preserve">Link: </w:t>
-      </w:r>
-      <w:r>
-        <w:t>https://www.atermaisdigital.cnptia.embrapa.br/web/cafe/prod</w:t>
-      </w:r>
-    </w:p>
-    <w:p>
-      <w:r>
-        <w:rPr>
-          <w:b/>
-        </w:rPr>
-        <w:t xml:space="preserve">Publicação relacionada: </w:t>
-      </w:r>
-      <w:r>
-        <w:t>Poda programada de ciclo para o café conilon. (2009) - Embrapa Café</w:t>
-      </w:r>
-    </w:p>
-    <w:p>
-      <w:r>
-        <w:rPr>
-          <w:b/>
-        </w:rPr>
-        <w:t xml:space="preserve">Link: </w:t>
-      </w:r>
-      <w:r>
-        <w:t>https://www.alice.cnptia.embrapa.br/alice/bitstream/doc/903685/1/Podaprogramada.pdf</w:t>
-      </w:r>
-    </w:p>
-    <w:p>
-      <w:r>
-        <w:rPr>
-          <w:b/>
-        </w:rPr>
-        <w:t xml:space="preserve">Solução tecnológica relacionada: </w:t>
-      </w:r>
-      <w:r>
-        <w:t>Poda de formação dos cafeeiros - Prática agropecuária / Prática para condução/poda - Embrapa Rondônia</w:t>
-      </w:r>
-    </w:p>
-    <w:p>
-      <w:r>
-        <w:rPr>
-          <w:b/>
-        </w:rPr>
-        <w:t xml:space="preserve">Link: </w:t>
-      </w:r>
-      <w:r>
-        <w:t>https://www.embrapa.br/busca-de-solucoes-tecnologicas/-/produto-servico/3453/p--poda-de-formaccedilatildeo-dos-cafeeirosp</w:t>
-      </w:r>
-    </w:p>
-    <w:p>
-      <w:pPr>
-        <w:pStyle w:val="Heading3"/>
-      </w:pPr>
-      <w:r>
-        <w:t>Questão 22</w:t>
-      </w:r>
-    </w:p>
-    <w:p>
-      <w:r>
-        <w:rPr>
-          <w:b/>
-        </w:rPr>
-        <w:t xml:space="preserve">Bloco: </w:t>
-      </w:r>
-      <w:r>
-        <w:t>Manejo produtivo e fitossanidade</w:t>
-      </w:r>
-    </w:p>
-    <w:p>
-      <w:r>
-        <w:rPr>
-          <w:b/>
-        </w:rPr>
-        <w:t xml:space="preserve">Categoria: </w:t>
-      </w:r>
-      <w:r>
-        <w:t>fitossanidade</w:t>
-      </w:r>
-    </w:p>
-    <w:p>
-      <w:r>
-        <w:rPr>
-          <w:b/>
-        </w:rPr>
-        <w:t xml:space="preserve">Enunciado: </w:t>
-      </w:r>
-      <w:r>
-        <w:t>Por que o monitoramento fitossanitário deve ocorrer de forma contínua na lavoura?</w:t>
-      </w:r>
-    </w:p>
-    <w:p>
-      <w:pPr>
-        <w:pStyle w:val="ListBullet"/>
-      </w:pPr>
-      <w:r>
-        <w:t>A) Porque ajuda a identificar pragas e doenças, reduzir perdas e orientar manejo integrado</w:t>
-      </w:r>
-    </w:p>
-    <w:p>
-      <w:pPr>
-        <w:pStyle w:val="ListBullet"/>
-      </w:pPr>
-      <w:r>
-        <w:t>B) Porque substitui a escolha de cultivares adaptadas</w:t>
-      </w:r>
-    </w:p>
-    <w:p>
-      <w:pPr>
-        <w:pStyle w:val="ListBullet"/>
-      </w:pPr>
-      <w:r>
-        <w:t>C) Porque pragas e doenças não afetam o café</w:t>
-      </w:r>
-    </w:p>
-    <w:p>
-      <w:pPr>
-        <w:pStyle w:val="ListBullet"/>
-      </w:pPr>
-      <w:r>
-        <w:t>D) Porque serve apenas para definir o preço da cafeteria</w:t>
-      </w:r>
-    </w:p>
-    <w:p>
-      <w:r>
-        <w:rPr>
-          <w:b/>
-        </w:rPr>
-        <w:t xml:space="preserve">Resposta correta: </w:t>
-      </w:r>
-      <w:r>
-        <w:t>A) Porque ajuda a identificar pragas e doenças, reduzir perdas e orientar manejo integrado</w:t>
-      </w:r>
-    </w:p>
-    <w:p>
-      <w:r>
-        <w:rPr>
-          <w:b/>
-        </w:rPr>
-        <w:t xml:space="preserve">Explicação curta: </w:t>
-      </w:r>
-      <w:r>
-        <w:t>Ferrugem, broca, bicho-mineiro e nematoides estão entre os desafios que exigem monitoramento e estratégias de manejo.</w:t>
-      </w:r>
-    </w:p>
-    <w:p>
-      <w:r>
-        <w:rPr>
-          <w:b/>
-        </w:rPr>
-        <w:t>Conexão Embrapa</w:t>
-      </w:r>
-    </w:p>
-    <w:p>
-      <w:r>
-        <w:rPr>
-          <w:b/>
-        </w:rPr>
-        <w:t xml:space="preserve">ATER+Digital: </w:t>
-      </w:r>
-      <w:r>
-        <w:t>Produção - manejo fitossanitário e sustentabilidade</w:t>
-      </w:r>
-    </w:p>
-    <w:p>
-      <w:r>
-        <w:rPr>
-          <w:b/>
-        </w:rPr>
-        <w:t xml:space="preserve">Link: </w:t>
-      </w:r>
-      <w:r>
-        <w:t>https://www.atermaisdigital.cnptia.embrapa.br/web/cafe/prod</w:t>
-      </w:r>
-    </w:p>
-    <w:p>
-      <w:r>
-        <w:rPr>
-          <w:b/>
-        </w:rPr>
-        <w:t xml:space="preserve">Publicação relacionada: </w:t>
-      </w:r>
-      <w:r>
-        <w:t>Preparação de dados e extração de padrões para aplicação em alertas fitossanitários para a cultura do café. (2006) - Embrapa Agricultura Digital</w:t>
-      </w:r>
-    </w:p>
-    <w:p>
-      <w:r>
-        <w:rPr>
-          <w:b/>
-        </w:rPr>
-        <w:t xml:space="preserve">Link: </w:t>
-      </w:r>
-      <w:r>
-        <w:t>https://www.alice.cnptia.embrapa.br/alice/bitstream/doc/71/1/PLPreparacaoAmaralPIBIC2006.pdf</w:t>
-      </w:r>
-    </w:p>
-    <w:p>
-      <w:r>
-        <w:rPr>
-          <w:b/>
-        </w:rPr>
-        <w:t xml:space="preserve">Solução tecnológica relacionada: </w:t>
-      </w:r>
-      <w:r>
-        <w:t>Solarizador de substrato para produção de mudas livres de nematóides - Produto / Máquina, implemento ou equipamento - Embrapa Rondônia</w:t>
-      </w:r>
-    </w:p>
-    <w:p>
-      <w:r>
-        <w:rPr>
-          <w:b/>
-        </w:rPr>
-        <w:t xml:space="preserve">Link: </w:t>
-      </w:r>
-      <w:r>
-        <w:t>https://www.embrapa.br/busca-de-solucoes-tecnologicas/-/produto-servico/4473/p--solarizador-de-substrato-para-produccedilatildeo-de-mudas-livres-de-nematoacuteidesp</w:t>
-      </w:r>
-    </w:p>
-    <w:p>
-      <w:pPr>
-        <w:pStyle w:val="Heading3"/>
-      </w:pPr>
-      <w:r>
-        <w:t>Questão 23</w:t>
-      </w:r>
-    </w:p>
-    <w:p>
-      <w:r>
-        <w:rPr>
-          <w:b/>
-        </w:rPr>
-        <w:t xml:space="preserve">Bloco: </w:t>
-      </w:r>
-      <w:r>
-        <w:t>Manejo produtivo e fitossanidade</w:t>
-      </w:r>
-    </w:p>
-    <w:p>
-      <w:r>
-        <w:rPr>
-          <w:b/>
-        </w:rPr>
-        <w:t xml:space="preserve">Categoria: </w:t>
-      </w:r>
-      <w:r>
-        <w:t>condução</w:t>
-      </w:r>
-    </w:p>
-    <w:p>
-      <w:r>
-        <w:rPr>
-          <w:b/>
-        </w:rPr>
-        <w:t xml:space="preserve">Enunciado: </w:t>
-      </w:r>
-      <w:r>
-        <w:t>Qual alternativa mostra uma diferença de condução comum entre Arábica e Canéfora na formação da planta?</w:t>
-      </w:r>
-    </w:p>
-    <w:p>
-      <w:pPr>
-        <w:pStyle w:val="ListBullet"/>
-      </w:pPr>
-      <w:r>
-        <w:t>A) Arábica frequentemente em haste única; Canéfora com múltiplas hastes e manejo de brotos</w:t>
-      </w:r>
-    </w:p>
-    <w:p>
-      <w:pPr>
-        <w:pStyle w:val="ListBullet"/>
-      </w:pPr>
-      <w:r>
-        <w:t>B) Arábica sempre sem poda; Canéfora sempre sem ramos produtivos</w:t>
-      </w:r>
-    </w:p>
-    <w:p>
-      <w:pPr>
-        <w:pStyle w:val="ListBullet"/>
-      </w:pPr>
-      <w:r>
-        <w:t>C) As duas espécies não exigem condução</w:t>
-      </w:r>
-    </w:p>
-    <w:p>
-      <w:pPr>
-        <w:pStyle w:val="ListBullet"/>
-      </w:pPr>
-      <w:r>
-        <w:t>D) A condução só é definida depois da torra</w:t>
-      </w:r>
-    </w:p>
-    <w:p>
-      <w:r>
-        <w:rPr>
-          <w:b/>
-        </w:rPr>
-        <w:t xml:space="preserve">Resposta correta: </w:t>
-      </w:r>
-      <w:r>
-        <w:t>A) Arábica frequentemente em haste única; Canéfora com múltiplas hastes e manejo de brotos</w:t>
-      </w:r>
-    </w:p>
-    <w:p>
-      <w:r>
-        <w:rPr>
-          <w:b/>
-        </w:rPr>
-        <w:t xml:space="preserve">Explicação curta: </w:t>
-      </w:r>
-      <w:r>
-        <w:t>O material destaca a condução em haste única para muitos sistemas de Arábica e múltiplas hastes para Canéfora, conforme arquitetura e vigor da planta.</w:t>
-      </w:r>
-    </w:p>
-    <w:p>
-      <w:r>
-        <w:rPr>
-          <w:b/>
-        </w:rPr>
-        <w:t>Conexão Embrapa</w:t>
-      </w:r>
-    </w:p>
-    <w:p>
-      <w:r>
-        <w:rPr>
-          <w:b/>
-        </w:rPr>
-        <w:t xml:space="preserve">ATER+Digital: </w:t>
-      </w:r>
-      <w:r>
-        <w:t>Fase de formação - condução da lavoura e formação das plantas</w:t>
-      </w:r>
-    </w:p>
-    <w:p>
-      <w:r>
-        <w:rPr>
-          <w:b/>
-        </w:rPr>
-        <w:t xml:space="preserve">Link: </w:t>
-      </w:r>
-      <w:r>
-        <w:t>https://www.atermaisdigital.cnptia.embrapa.br/web/cafe/faseformacao</w:t>
-      </w:r>
-    </w:p>
-    <w:p>
-      <w:r>
-        <w:rPr>
-          <w:b/>
-        </w:rPr>
-        <w:t xml:space="preserve">Publicação relacionada: </w:t>
-      </w:r>
-      <w:r>
-        <w:t>Manejo da poda do cafeeiro conilon (Coffea canephora). (2003) - Embrapa Amazônia Oriental</w:t>
-      </w:r>
-    </w:p>
-    <w:p>
-      <w:r>
-        <w:rPr>
-          <w:b/>
-        </w:rPr>
-        <w:t xml:space="preserve">Link: </w:t>
-      </w:r>
-      <w:r>
-        <w:t>https://www.infoteca.cnptia.embrapa.br/infoteca/bitstream/doc/697397/1/fd310001.pdf</w:t>
-      </w:r>
-    </w:p>
-    <w:p>
-      <w:r>
-        <w:rPr>
-          <w:b/>
-        </w:rPr>
-        <w:t xml:space="preserve">Solução tecnológica relacionada: </w:t>
-      </w:r>
-      <w:r>
-        <w:t>Poda de formação dos cafeeiros - Prática agropecuária / Prática para condução/poda - Embrapa Rondônia</w:t>
-      </w:r>
-    </w:p>
-    <w:p>
-      <w:r>
-        <w:rPr>
-          <w:b/>
-        </w:rPr>
-        <w:t xml:space="preserve">Link: </w:t>
-      </w:r>
-      <w:r>
-        <w:t>https://www.embrapa.br/busca-de-solucoes-tecnologicas/-/produto-servico/3453/p--poda-de-formaccedilatildeo-dos-cafeeirosp</w:t>
-      </w:r>
-    </w:p>
-    <w:p>
-      <w:pPr>
-        <w:pStyle w:val="Heading3"/>
-      </w:pPr>
-      <w:r>
-        <w:t>Questão 24</w:t>
-      </w:r>
-    </w:p>
-    <w:p>
-      <w:r>
-        <w:rPr>
-          <w:b/>
-        </w:rPr>
-        <w:t xml:space="preserve">Bloco: </w:t>
-      </w:r>
-      <w:r>
-        <w:t>Manejo produtivo e fitossanidade</w:t>
-      </w:r>
-    </w:p>
-    <w:p>
-      <w:r>
-        <w:rPr>
-          <w:b/>
-        </w:rPr>
-        <w:t xml:space="preserve">Categoria: </w:t>
-      </w:r>
-      <w:r>
-        <w:t>colheita</w:t>
-      </w:r>
-    </w:p>
-    <w:p>
-      <w:r>
-        <w:rPr>
-          <w:b/>
-        </w:rPr>
-        <w:t xml:space="preserve">Enunciado: </w:t>
-      </w:r>
-      <w:r>
-        <w:t>Em áreas montanhosas, qual prática pode apoiar a colheita de café?</w:t>
-      </w:r>
-    </w:p>
-    <w:p>
-      <w:pPr>
-        <w:pStyle w:val="ListBullet"/>
-      </w:pPr>
-      <w:r>
-        <w:t>A) Métodos manuais ou equipamentos portáteis adaptados às condições do relevo</w:t>
-      </w:r>
-    </w:p>
-    <w:p>
-      <w:pPr>
-        <w:pStyle w:val="ListBullet"/>
-      </w:pPr>
-      <w:r>
-        <w:t>B) Colheita apenas com grandes máquinas em qualquer declividade</w:t>
-      </w:r>
-    </w:p>
-    <w:p>
-      <w:pPr>
-        <w:pStyle w:val="ListBullet"/>
-      </w:pPr>
-      <w:r>
-        <w:t>C) Abandono da colheita seletiva</w:t>
-      </w:r>
-    </w:p>
-    <w:p>
-      <w:pPr>
-        <w:pStyle w:val="ListBullet"/>
-      </w:pPr>
-      <w:r>
-        <w:t>D) Secagem dos frutos ainda na planta como única estratégia</w:t>
-      </w:r>
-    </w:p>
-    <w:p>
-      <w:r>
-        <w:rPr>
-          <w:b/>
-        </w:rPr>
-        <w:t xml:space="preserve">Resposta correta: </w:t>
-      </w:r>
-      <w:r>
-        <w:t>A) Métodos manuais ou equipamentos portáteis adaptados às condições do relevo</w:t>
-      </w:r>
-    </w:p>
-    <w:p>
-      <w:r>
-        <w:rPr>
-          <w:b/>
-        </w:rPr>
-        <w:t xml:space="preserve">Explicação curta: </w:t>
-      </w:r>
-      <w:r>
-        <w:t>A topografia influencia o tipo de colheita. Em áreas montanhosas, predominam práticas manuais ou semimecanizadas adaptadas ao relevo.</w:t>
-      </w:r>
-    </w:p>
-    <w:p>
-      <w:r>
-        <w:rPr>
-          <w:b/>
-        </w:rPr>
-        <w:t>Conexão Embrapa</w:t>
-      </w:r>
-    </w:p>
-    <w:p>
-      <w:r>
-        <w:rPr>
-          <w:b/>
-        </w:rPr>
-        <w:t xml:space="preserve">ATER+Digital: </w:t>
-      </w:r>
-      <w:r>
-        <w:t>Colheita, pós-colheita e qualidade - formas de colheita</w:t>
-      </w:r>
-    </w:p>
-    <w:p>
-      <w:r>
-        <w:rPr>
-          <w:b/>
-        </w:rPr>
-        <w:t xml:space="preserve">Link: </w:t>
-      </w:r>
-      <w:r>
-        <w:t>https://www.atermaisdigital.cnptia.embrapa.br/web/cafe/prod</w:t>
-      </w:r>
-    </w:p>
-    <w:p>
-      <w:r>
-        <w:rPr>
-          <w:b/>
-        </w:rPr>
-        <w:t xml:space="preserve">Publicação relacionada: </w:t>
-      </w:r>
-      <w:r>
-        <w:t>Café 'Conilon' (Coffea canephora L.). (2020) - Embrapa Amazônia Oriental</w:t>
-      </w:r>
-    </w:p>
-    <w:p>
-      <w:r>
-        <w:rPr>
-          <w:b/>
-        </w:rPr>
-        <w:t xml:space="preserve">Link: </w:t>
-      </w:r>
-      <w:r>
-        <w:t>https://www.infoteca.cnptia.embrapa.br/infoteca/bitstream/doc/1127269/1/LV-RecomendacaoSolo-2020-269-274.pdf</w:t>
-      </w:r>
-    </w:p>
-    <w:p>
-      <w:r>
-        <w:rPr>
-          <w:b/>
-        </w:rPr>
-        <w:t xml:space="preserve">Solução tecnológica relacionada: </w:t>
-      </w:r>
-      <w:r>
-        <w:t>Recomendações sobre o uso da máquina para derriçar café - Prática agropecuária / Prática para colheita - Embrapa Instrumentação</w:t>
-      </w:r>
-    </w:p>
-    <w:p>
-      <w:r>
-        <w:rPr>
-          <w:b/>
-        </w:rPr>
-        <w:t xml:space="preserve">Link: </w:t>
-      </w:r>
-      <w:r>
-        <w:t>https://www.embrapa.br/busca-de-solucoes-tecnologicas/-/produto-servico/9593/p--recomendaccedilotildees-sobre-o-uso-da-maacutequina-para-derriccedilar-cafeacutep</w:t>
-      </w:r>
-    </w:p>
-    <w:p>
-      <w:pPr>
-        <w:pStyle w:val="Heading2"/>
-      </w:pPr>
-      <w:r>
-        <w:t>Pós-colheita, qualidade e cafés especiais</w:t>
-      </w:r>
-    </w:p>
-    <w:p>
-      <w:pPr>
-        <w:pStyle w:val="Heading3"/>
-      </w:pPr>
-      <w:r>
-        <w:t>Questão 25</w:t>
-      </w:r>
-    </w:p>
-    <w:p>
-      <w:r>
-        <w:rPr>
-          <w:b/>
-        </w:rPr>
-        <w:t xml:space="preserve">Bloco: </w:t>
-      </w:r>
-      <w:r>
-        <w:t>Pós-colheita, qualidade e cafés especiais</w:t>
-      </w:r>
-    </w:p>
-    <w:p>
-      <w:r>
-        <w:rPr>
-          <w:b/>
-        </w:rPr>
-        <w:t xml:space="preserve">Categoria: </w:t>
-      </w:r>
-      <w:r>
-        <w:t>pós-colheita</w:t>
-      </w:r>
-    </w:p>
-    <w:p>
-      <w:r>
-        <w:rPr>
-          <w:b/>
-        </w:rPr>
-        <w:t xml:space="preserve">Enunciado: </w:t>
-      </w:r>
-      <w:r>
-        <w:t>Por que o pós-colheita é decisivo para a qualidade do café?</w:t>
-      </w:r>
-    </w:p>
-    <w:p>
-      <w:pPr>
-        <w:pStyle w:val="ListBullet"/>
-      </w:pPr>
-      <w:r>
-        <w:t>A) Porque lavagem, separação, fermentação, secagem e armazenamento influenciam aroma, doçura, acidez, corpo e segurança do alimento</w:t>
-      </w:r>
-    </w:p>
-    <w:p>
-      <w:pPr>
-        <w:pStyle w:val="ListBullet"/>
-      </w:pPr>
-      <w:r>
-        <w:t>B) Porque a qualidade depende apenas da embalagem</w:t>
-      </w:r>
-    </w:p>
-    <w:p>
-      <w:pPr>
-        <w:pStyle w:val="ListBullet"/>
-      </w:pPr>
-      <w:r>
-        <w:t>C) Porque o pós-colheita não altera o perfil sensorial</w:t>
-      </w:r>
-    </w:p>
-    <w:p>
-      <w:pPr>
-        <w:pStyle w:val="ListBullet"/>
-      </w:pPr>
-      <w:r>
-        <w:t>D) Porque elimina a influência do terroir e da genética</w:t>
-      </w:r>
-    </w:p>
-    <w:p>
-      <w:r>
-        <w:rPr>
-          <w:b/>
-        </w:rPr>
-        <w:t xml:space="preserve">Resposta correta: </w:t>
-      </w:r>
-      <w:r>
-        <w:t>A) Porque lavagem, separação, fermentação, secagem e armazenamento influenciam aroma, doçura, acidez, corpo e segurança do alimento</w:t>
-      </w:r>
-    </w:p>
-    <w:p>
-      <w:r>
-        <w:rPr>
-          <w:b/>
-        </w:rPr>
-        <w:t xml:space="preserve">Explicação curta: </w:t>
-      </w:r>
-      <w:r>
-        <w:t>O pós-colheita preserva e desenvolve atributos construídos desde a lavoura, além de reduzir defeitos e riscos de contaminação.</w:t>
-      </w:r>
-    </w:p>
-    <w:p>
-      <w:r>
-        <w:rPr>
-          <w:b/>
-        </w:rPr>
-        <w:t>Conexão Embrapa</w:t>
-      </w:r>
-    </w:p>
-    <w:p>
-      <w:r>
-        <w:rPr>
-          <w:b/>
-        </w:rPr>
-        <w:t xml:space="preserve">ATER+Digital: </w:t>
-      </w:r>
-      <w:r>
-        <w:t>Pós-colheita, qualidade e mercado - manejo pós-colheita e processamento</w:t>
-      </w:r>
-    </w:p>
-    <w:p>
-      <w:r>
-        <w:rPr>
-          <w:b/>
-        </w:rPr>
-        <w:t xml:space="preserve">Link: </w:t>
-      </w:r>
-      <w:r>
-        <w:t>https://www.atermaisdigital.cnptia.embrapa.br/web/cafe/posproducao</w:t>
-      </w:r>
-    </w:p>
-    <w:p>
-      <w:r>
-        <w:rPr>
-          <w:b/>
-        </w:rPr>
-        <w:t xml:space="preserve">Publicação relacionada: </w:t>
-      </w:r>
-      <w:r>
-        <w:t>Obtenção de café com qualidade no Acre. (2000) - Embrapa Acre</w:t>
-      </w:r>
-    </w:p>
-    <w:p>
-      <w:r>
-        <w:rPr>
-          <w:b/>
-        </w:rPr>
-        <w:t xml:space="preserve">Link: </w:t>
-      </w:r>
-      <w:r>
-        <w:t>https://www.infoteca.cnptia.embrapa.br/infoteca/bitstream/doc/495398/1/cirtec34.pdf</w:t>
-      </w:r>
-    </w:p>
-    <w:p>
-      <w:r>
-        <w:rPr>
-          <w:b/>
-        </w:rPr>
-        <w:t xml:space="preserve">Solução tecnológica relacionada: </w:t>
-      </w:r>
-      <w:r>
-        <w:t>Terreiro Barcaça Seca Café - Produto / Máquina, implemento ou equipamento - Embrapa Rondônia</w:t>
-      </w:r>
-    </w:p>
-    <w:p>
-      <w:r>
-        <w:rPr>
-          <w:b/>
-        </w:rPr>
-        <w:t xml:space="preserve">Link: </w:t>
-      </w:r>
-      <w:r>
-        <w:t>https://www.embrapa.br/busca-de-solucoes-tecnologicas/-/produto-servico/2318/p--terreiro-barcaccedila-seca-cafeacutep</w:t>
-      </w:r>
-    </w:p>
-    <w:p>
-      <w:pPr>
-        <w:pStyle w:val="Heading3"/>
-      </w:pPr>
-      <w:r>
-        <w:t>Questão 26</w:t>
-      </w:r>
-    </w:p>
-    <w:p>
-      <w:r>
-        <w:rPr>
-          <w:b/>
-        </w:rPr>
-        <w:t xml:space="preserve">Bloco: </w:t>
-      </w:r>
-      <w:r>
-        <w:t>Pós-colheita, qualidade e cafés especiais</w:t>
-      </w:r>
-    </w:p>
-    <w:p>
-      <w:r>
-        <w:rPr>
-          <w:b/>
-        </w:rPr>
-        <w:t xml:space="preserve">Categoria: </w:t>
-      </w:r>
-      <w:r>
-        <w:t>processamento</w:t>
-      </w:r>
-    </w:p>
-    <w:p>
-      <w:r>
-        <w:rPr>
-          <w:b/>
-        </w:rPr>
-        <w:t xml:space="preserve">Enunciado: </w:t>
-      </w:r>
-      <w:r>
-        <w:t>Qual alternativa apresenta processos de pós-colheita citados no conteúdo do ATER+Digital?</w:t>
-      </w:r>
-    </w:p>
-    <w:p>
-      <w:pPr>
-        <w:pStyle w:val="ListBullet"/>
-      </w:pPr>
-      <w:r>
-        <w:t>A) Natural, cereja descascado, despolpado, honey e fermentações controladas</w:t>
-      </w:r>
-    </w:p>
-    <w:p>
-      <w:pPr>
-        <w:pStyle w:val="ListBullet"/>
-      </w:pPr>
-      <w:r>
-        <w:t>B) Pasteurização, congelamento e fritura</w:t>
-      </w:r>
-    </w:p>
-    <w:p>
-      <w:pPr>
-        <w:pStyle w:val="ListBullet"/>
-      </w:pPr>
-      <w:r>
-        <w:t>C) Somente torra escura e moagem fina</w:t>
-      </w:r>
-    </w:p>
-    <w:p>
-      <w:pPr>
-        <w:pStyle w:val="ListBullet"/>
-      </w:pPr>
-      <w:r>
-        <w:t>D) Apenas embalagem a vácuo</w:t>
-      </w:r>
-    </w:p>
-    <w:p>
-      <w:r>
-        <w:rPr>
-          <w:b/>
-        </w:rPr>
-        <w:t xml:space="preserve">Resposta correta: </w:t>
-      </w:r>
-      <w:r>
-        <w:t>A) Natural, cereja descascado, despolpado, honey e fermentações controladas</w:t>
-      </w:r>
-    </w:p>
-    <w:p>
-      <w:r>
-        <w:rPr>
-          <w:b/>
-        </w:rPr>
-        <w:t xml:space="preserve">Explicação curta: </w:t>
-      </w:r>
-      <w:r>
-        <w:t>Diferentes processamentos ajudam a construir perfis sensoriais variados e aumentar o valor agregado do café.</w:t>
-      </w:r>
-    </w:p>
-    <w:p>
-      <w:r>
-        <w:rPr>
-          <w:b/>
-        </w:rPr>
-        <w:t>Conexão Embrapa</w:t>
-      </w:r>
-    </w:p>
-    <w:p>
-      <w:r>
-        <w:rPr>
-          <w:b/>
-        </w:rPr>
-        <w:t xml:space="preserve">ATER+Digital: </w:t>
-      </w:r>
-      <w:r>
-        <w:t>Manejo pós-colheita e processamento - escolha do processamento</w:t>
-      </w:r>
-    </w:p>
-    <w:p>
-      <w:r>
-        <w:rPr>
-          <w:b/>
-        </w:rPr>
-        <w:t xml:space="preserve">Link: </w:t>
-      </w:r>
-      <w:r>
-        <w:t>https://www.atermaisdigital.cnptia.embrapa.br/web/cafe/manejo-p%C3%B3s-colheita</w:t>
-      </w:r>
-    </w:p>
-    <w:p>
-      <w:r>
-        <w:rPr>
-          <w:b/>
-        </w:rPr>
-        <w:t xml:space="preserve">Publicação relacionada: </w:t>
-      </w:r>
-      <w:r>
-        <w:t>Efeito da fermentação na qualidade da bebida de robustas amazônicos. (2020) - Embrapa Rondônia</w:t>
-      </w:r>
-    </w:p>
-    <w:p>
-      <w:r>
-        <w:rPr>
-          <w:b/>
-        </w:rPr>
-        <w:t xml:space="preserve">Link: </w:t>
-      </w:r>
-      <w:r>
-        <w:t>https://www.alice.cnptia.embrapa.br/alice/bitstream/doc/1129347/1/cpafro-18507.pdf</w:t>
-      </w:r>
-    </w:p>
-    <w:p>
-      <w:r>
-        <w:rPr>
-          <w:b/>
-        </w:rPr>
-        <w:t xml:space="preserve">Solução tecnológica relacionada: </w:t>
-      </w:r>
-      <w:r>
-        <w:t>Protocolo de análise sensorial de bebida de café - Metodologia / Metodologia Técnico-Científica - Embrapa Cerrados</w:t>
-      </w:r>
-    </w:p>
-    <w:p>
-      <w:r>
-        <w:rPr>
-          <w:b/>
-        </w:rPr>
-        <w:t xml:space="preserve">Link: </w:t>
-      </w:r>
-      <w:r>
-        <w:t>https://www.embrapa.br/busca-de-solucoes-tecnologicas/-/produto-servico/9799/p--protocolo-de-anaacutelise-sensorial-de-bebida-de-cafeacutep</w:t>
-      </w:r>
-    </w:p>
-    <w:p>
-      <w:pPr>
-        <w:pStyle w:val="Heading3"/>
-      </w:pPr>
-      <w:r>
-        <w:t>Questão 27</w:t>
-      </w:r>
-    </w:p>
-    <w:p>
-      <w:r>
-        <w:rPr>
-          <w:b/>
-        </w:rPr>
-        <w:t xml:space="preserve">Bloco: </w:t>
-      </w:r>
-      <w:r>
-        <w:t>Pós-colheita, qualidade e cafés especiais</w:t>
-      </w:r>
-    </w:p>
-    <w:p>
-      <w:r>
-        <w:rPr>
-          <w:b/>
-        </w:rPr>
-        <w:t xml:space="preserve">Categoria: </w:t>
-      </w:r>
-      <w:r>
-        <w:t>fermentação</w:t>
-      </w:r>
-    </w:p>
-    <w:p>
-      <w:r>
-        <w:rPr>
-          <w:b/>
-        </w:rPr>
-        <w:t xml:space="preserve">Enunciado: </w:t>
-      </w:r>
-      <w:r>
-        <w:t>O que as fermentações controladas podem oferecer à produção de cafés especiais?</w:t>
-      </w:r>
-    </w:p>
-    <w:p>
-      <w:pPr>
-        <w:pStyle w:val="ListBullet"/>
-      </w:pPr>
-      <w:r>
-        <w:t>A) Maior complexidade sensorial, padronização de lotes e redução de defeitos</w:t>
-      </w:r>
-    </w:p>
-    <w:p>
-      <w:pPr>
-        <w:pStyle w:val="ListBullet"/>
-      </w:pPr>
-      <w:r>
-        <w:t>B) Eliminação total da necessidade de secagem</w:t>
-      </w:r>
-    </w:p>
-    <w:p>
-      <w:pPr>
-        <w:pStyle w:val="ListBullet"/>
-      </w:pPr>
-      <w:r>
-        <w:t>C) Transformação do café em outra espécie</w:t>
-      </w:r>
-    </w:p>
-    <w:p>
-      <w:pPr>
-        <w:pStyle w:val="ListBullet"/>
-      </w:pPr>
-      <w:r>
-        <w:t>D) Redução obrigatória da qualidade</w:t>
-      </w:r>
-    </w:p>
-    <w:p>
-      <w:r>
-        <w:rPr>
-          <w:b/>
-        </w:rPr>
-        <w:t xml:space="preserve">Resposta correta: </w:t>
-      </w:r>
-      <w:r>
-        <w:t>A) Maior complexidade sensorial, padronização de lotes e redução de defeitos</w:t>
-      </w:r>
-    </w:p>
-    <w:p>
-      <w:r>
-        <w:rPr>
-          <w:b/>
-        </w:rPr>
-        <w:t xml:space="preserve">Explicação curta: </w:t>
-      </w:r>
-      <w:r>
-        <w:t>Fermentações controladas, quando bem conduzidas, podem ampliar aromas e sabores e contribuir para consistência e qualidade.</w:t>
-      </w:r>
-    </w:p>
-    <w:p>
-      <w:r>
-        <w:rPr>
-          <w:b/>
-        </w:rPr>
-        <w:t>Conexão Embrapa</w:t>
-      </w:r>
-    </w:p>
-    <w:p>
-      <w:r>
-        <w:rPr>
-          <w:b/>
-        </w:rPr>
-        <w:t xml:space="preserve">ATER+Digital: </w:t>
-      </w:r>
-      <w:r>
-        <w:t>Pós-colheita - fermentações e inovação</w:t>
-      </w:r>
-    </w:p>
-    <w:p>
-      <w:r>
-        <w:rPr>
-          <w:b/>
-        </w:rPr>
-        <w:t xml:space="preserve">Link: </w:t>
-      </w:r>
-      <w:r>
-        <w:t>https://www.atermaisdigital.cnptia.embrapa.br/web/cafe/posproducao</w:t>
-      </w:r>
-    </w:p>
-    <w:p>
-      <w:r>
-        <w:rPr>
-          <w:b/>
-        </w:rPr>
-        <w:t xml:space="preserve">Publicação relacionada: </w:t>
-      </w:r>
-      <w:r>
-        <w:t>Efeito da fermentação na qualidade da bebida de robustas amazônicos. (2020) - Embrapa Rondônia</w:t>
-      </w:r>
-    </w:p>
-    <w:p>
-      <w:r>
-        <w:rPr>
-          <w:b/>
-        </w:rPr>
-        <w:t xml:space="preserve">Link: </w:t>
-      </w:r>
-      <w:r>
-        <w:t>https://www.alice.cnptia.embrapa.br/alice/bitstream/doc/1129347/1/cpafro-18507.pdf</w:t>
-      </w:r>
-    </w:p>
-    <w:p>
-      <w:r>
-        <w:rPr>
-          <w:b/>
-        </w:rPr>
-        <w:t xml:space="preserve">Solução tecnológica relacionada: </w:t>
-      </w:r>
-      <w:r>
-        <w:t>Protocolo de análise sensorial de bebida de café - Metodologia / Metodologia Técnico-Científica - Embrapa Cerrados</w:t>
-      </w:r>
-    </w:p>
-    <w:p>
-      <w:r>
-        <w:rPr>
-          <w:b/>
-        </w:rPr>
-        <w:t xml:space="preserve">Link: </w:t>
-      </w:r>
-      <w:r>
-        <w:t>https://www.embrapa.br/busca-de-solucoes-tecnologicas/-/produto-servico/9799/p--protocolo-de-anaacutelise-sensorial-de-bebida-de-cafeacutep</w:t>
-      </w:r>
-    </w:p>
-    <w:p>
-      <w:pPr>
-        <w:pStyle w:val="Heading3"/>
-      </w:pPr>
-      <w:r>
-        <w:t>Questão 28</w:t>
-      </w:r>
-    </w:p>
-    <w:p>
-      <w:r>
-        <w:rPr>
-          <w:b/>
-        </w:rPr>
-        <w:t xml:space="preserve">Bloco: </w:t>
-      </w:r>
-      <w:r>
-        <w:t>Pós-colheita, qualidade e cafés especiais</w:t>
-      </w:r>
-    </w:p>
-    <w:p>
-      <w:r>
-        <w:rPr>
-          <w:b/>
-        </w:rPr>
-        <w:t xml:space="preserve">Categoria: </w:t>
-      </w:r>
-      <w:r>
-        <w:t>cafés especiais</w:t>
-      </w:r>
-    </w:p>
-    <w:p>
-      <w:r>
-        <w:rPr>
-          <w:b/>
-        </w:rPr>
-        <w:t xml:space="preserve">Enunciado: </w:t>
-      </w:r>
-      <w:r>
-        <w:t>Segundo o conteúdo sobre cafés especiais, o que define um café especial?</w:t>
-      </w:r>
-    </w:p>
-    <w:p>
-      <w:pPr>
-        <w:pStyle w:val="ListBullet"/>
-      </w:pPr>
-      <w:r>
-        <w:t>A) Apenas ser Arábica</w:t>
-      </w:r>
-    </w:p>
-    <w:p>
-      <w:pPr>
-        <w:pStyle w:val="ListBullet"/>
-      </w:pPr>
-      <w:r>
-        <w:t>B) Apenas ser Canéfora</w:t>
-      </w:r>
-    </w:p>
-    <w:p>
-      <w:pPr>
-        <w:pStyle w:val="ListBullet"/>
-      </w:pPr>
-      <w:r>
-        <w:t>C) Qualidade sensorial, origem, manejo, processamento, rastreabilidade, sustentabilidade e identidade</w:t>
-      </w:r>
-    </w:p>
-    <w:p>
-      <w:pPr>
-        <w:pStyle w:val="ListBullet"/>
-      </w:pPr>
-      <w:r>
-        <w:t>D) Somente preço alto no mercado</w:t>
-      </w:r>
-    </w:p>
-    <w:p>
-      <w:r>
-        <w:rPr>
-          <w:b/>
-        </w:rPr>
-        <w:t xml:space="preserve">Resposta correta: </w:t>
-      </w:r>
-      <w:r>
-        <w:t>C) Qualidade sensorial, origem, manejo, processamento, rastreabilidade, sustentabilidade e identidade</w:t>
-      </w:r>
-    </w:p>
-    <w:p>
-      <w:r>
-        <w:rPr>
-          <w:b/>
-        </w:rPr>
-        <w:t xml:space="preserve">Explicação curta: </w:t>
-      </w:r>
-      <w:r>
-        <w:t>Cafés especiais combinam qualidade na xícara com origem, cuidado produtivo, rastreabilidade, sustentabilidade e conexão entre produtor e consumidor.</w:t>
-      </w:r>
-    </w:p>
-    <w:p>
-      <w:r>
-        <w:rPr>
-          <w:b/>
-        </w:rPr>
-        <w:t>Conexão Embrapa</w:t>
-      </w:r>
-    </w:p>
-    <w:p>
-      <w:r>
-        <w:rPr>
-          <w:b/>
-        </w:rPr>
-        <w:t xml:space="preserve">ATER+Digital: </w:t>
-      </w:r>
-      <w:r>
-        <w:t>Cafés especiais - origem, qualidade e identidade</w:t>
-      </w:r>
-    </w:p>
-    <w:p>
-      <w:r>
-        <w:rPr>
-          <w:b/>
-        </w:rPr>
-        <w:t xml:space="preserve">Link: </w:t>
-      </w:r>
-      <w:r>
-        <w:t>https://www.atermaisdigital.cnptia.embrapa.br/web/cafe/cafesespeciais</w:t>
-      </w:r>
-    </w:p>
-    <w:p>
-      <w:r>
-        <w:rPr>
-          <w:b/>
-        </w:rPr>
-        <w:t xml:space="preserve">Publicação relacionada: </w:t>
-      </w:r>
-      <w:r>
-        <w:t>Modelo de negócio: cafés especiais robustas amazônicos. (2021)</w:t>
-      </w:r>
-    </w:p>
-    <w:p>
-      <w:r>
-        <w:rPr>
-          <w:b/>
-        </w:rPr>
-        <w:t xml:space="preserve">Link: </w:t>
-      </w:r>
-      <w:r>
-        <w:t>https://www.infoteca.cnptia.embrapa.br/infoteca/bitstream/doc/1135107/1/Guia-de-Negocio-Cafes-especiais-Robustas-Amazonicos.pdf</w:t>
-      </w:r>
-    </w:p>
-    <w:p>
-      <w:r>
-        <w:rPr>
-          <w:b/>
-        </w:rPr>
-        <w:t xml:space="preserve">Solução tecnológica relacionada: </w:t>
-      </w:r>
-      <w:r>
-        <w:t>Protocolo de análise sensorial de bebida de café - Metodologia / Metodologia Técnico-Científica - Embrapa Cerrados</w:t>
-      </w:r>
-    </w:p>
-    <w:p>
-      <w:r>
-        <w:rPr>
-          <w:b/>
-        </w:rPr>
-        <w:t xml:space="preserve">Link: </w:t>
-      </w:r>
-      <w:r>
-        <w:t>https://www.embrapa.br/busca-de-solucoes-tecnologicas/-/produto-servico/9799/p--protocolo-de-anaacutelise-sensorial-de-bebida-de-cafeacutep</w:t>
-      </w:r>
-    </w:p>
-    <w:p>
-      <w:pPr>
-        <w:pStyle w:val="Heading3"/>
-      </w:pPr>
-      <w:r>
-        <w:t>Questão 29</w:t>
-      </w:r>
-    </w:p>
-    <w:p>
-      <w:r>
-        <w:rPr>
-          <w:b/>
-        </w:rPr>
-        <w:t xml:space="preserve">Bloco: </w:t>
-      </w:r>
-      <w:r>
-        <w:t>Pós-colheita, qualidade e cafés especiais</w:t>
-      </w:r>
-    </w:p>
-    <w:p>
-      <w:r>
-        <w:rPr>
-          <w:b/>
-        </w:rPr>
-        <w:t xml:space="preserve">Categoria: </w:t>
-      </w:r>
-      <w:r>
-        <w:t>canéforas especiais</w:t>
-      </w:r>
-    </w:p>
-    <w:p>
-      <w:r>
-        <w:rPr>
-          <w:b/>
-        </w:rPr>
-        <w:t xml:space="preserve">Enunciado: </w:t>
-      </w:r>
-      <w:r>
-        <w:t>Qual afirmação sobre Canéforas especiais está mais alinhada ao ATER+Digital?</w:t>
-      </w:r>
-    </w:p>
-    <w:p>
-      <w:pPr>
-        <w:pStyle w:val="ListBullet"/>
-      </w:pPr>
-      <w:r>
-        <w:t>A) Canéforas não podem ter complexidade sensorial</w:t>
-      </w:r>
-    </w:p>
-    <w:p>
-      <w:pPr>
-        <w:pStyle w:val="ListBullet"/>
-      </w:pPr>
-      <w:r>
-        <w:t>B) Canéforas de qualidade podem apresentar notas como chocolate, especiarias, frutas maduras, castanhas, mel, caramelo e nuances licorosas</w:t>
-      </w:r>
-    </w:p>
-    <w:p>
-      <w:pPr>
-        <w:pStyle w:val="ListBullet"/>
-      </w:pPr>
-      <w:r>
-        <w:t>C) Canéforas são usados apenas como ornamentais</w:t>
-      </w:r>
-    </w:p>
-    <w:p>
-      <w:pPr>
-        <w:pStyle w:val="ListBullet"/>
-      </w:pPr>
-      <w:r>
-        <w:t>D) Canéforas não respondem a genética, manejo ou pós-colheita</w:t>
-      </w:r>
-    </w:p>
-    <w:p>
-      <w:r>
-        <w:rPr>
-          <w:b/>
-        </w:rPr>
-        <w:t xml:space="preserve">Resposta correta: </w:t>
-      </w:r>
-      <w:r>
-        <w:t>B) Canéforas de qualidade podem apresentar notas como chocolate, especiarias, frutas maduras, castanhas, mel, caramelo e nuances licorosas</w:t>
-      </w:r>
-    </w:p>
-    <w:p>
-      <w:r>
-        <w:rPr>
-          <w:b/>
-        </w:rPr>
-        <w:t xml:space="preserve">Explicação curta: </w:t>
-      </w:r>
-      <w:r>
-        <w:t>O avanço em genética, manejo, fermentação, secagem e avaliação sensorial tem valorizado a identidade própria dos Canéforas de qualidade.</w:t>
-      </w:r>
-    </w:p>
-    <w:p>
-      <w:r>
-        <w:rPr>
-          <w:b/>
-        </w:rPr>
-        <w:t>Conexão Embrapa</w:t>
-      </w:r>
-    </w:p>
-    <w:p>
-      <w:r>
-        <w:rPr>
-          <w:b/>
-        </w:rPr>
-        <w:t xml:space="preserve">ATER+Digital: </w:t>
-      </w:r>
-      <w:r>
-        <w:t>Cafés especiais e qualidade sensorial - diversidade dos Canéforas</w:t>
-      </w:r>
-    </w:p>
-    <w:p>
-      <w:r>
-        <w:rPr>
-          <w:b/>
-        </w:rPr>
-        <w:t xml:space="preserve">Link: </w:t>
-      </w:r>
-      <w:r>
-        <w:t>https://www.atermaisdigital.cnptia.embrapa.br/web/cafe/cafesespeciais</w:t>
-      </w:r>
-    </w:p>
-    <w:p>
-      <w:r>
-        <w:rPr>
-          <w:b/>
-        </w:rPr>
-        <w:t xml:space="preserve">Publicação relacionada: </w:t>
-      </w:r>
-      <w:r>
-        <w:t>Caracterização do perfil sensorial de Robustas Amazônicos. (2024) - Embrapa Rondônia</w:t>
-      </w:r>
-    </w:p>
-    <w:p>
-      <w:r>
-        <w:rPr>
-          <w:b/>
-        </w:rPr>
-        <w:t xml:space="preserve">Link: </w:t>
-      </w:r>
-      <w:r>
-        <w:t>https://www.alice.cnptia.embrapa.br/alice/bitstream/doc/1164684/1/ANAIS-EIPER-2023-FINAL-40.pdf</w:t>
-      </w:r>
-    </w:p>
-    <w:p>
-      <w:r>
-        <w:rPr>
-          <w:b/>
-        </w:rPr>
-        <w:t xml:space="preserve">Solução tecnológica relacionada: </w:t>
-      </w:r>
-      <w:r>
-        <w:t>Robusta Amazônico - Cultivar híbrida de café - BRS 3210 - Produto / Cultivar convencional - Embrapa Rondônia</w:t>
-      </w:r>
-    </w:p>
-    <w:p>
-      <w:r>
-        <w:rPr>
-          <w:b/>
-        </w:rPr>
-        <w:t xml:space="preserve">Link: </w:t>
-      </w:r>
-      <w:r>
-        <w:t>https://www.embrapa.br/busca-de-solucoes-tecnologicas/-/produto-servico/4970/p--strongrobusta-amazocircnico-ndash-cultivar-hiacutebrida-de-cafeacute-ndash-brs-3210strongp</w:t>
-      </w:r>
-    </w:p>
-    <w:p>
-      <w:pPr>
-        <w:pStyle w:val="Heading2"/>
-      </w:pPr>
-      <w:r>
-        <w:t>Torra, consumo e compostos do café</w:t>
-      </w:r>
-    </w:p>
-    <w:p>
-      <w:pPr>
-        <w:pStyle w:val="Heading3"/>
-      </w:pPr>
-      <w:r>
-        <w:t>Questão 30</w:t>
-      </w:r>
-    </w:p>
-    <w:p>
-      <w:r>
-        <w:rPr>
-          <w:b/>
-        </w:rPr>
-        <w:t xml:space="preserve">Bloco: </w:t>
-      </w:r>
-      <w:r>
-        <w:t>Torra, consumo e compostos do café</w:t>
-      </w:r>
-    </w:p>
-    <w:p>
-      <w:r>
-        <w:rPr>
-          <w:b/>
-        </w:rPr>
-        <w:t xml:space="preserve">Categoria: </w:t>
-      </w:r>
-      <w:r>
-        <w:t>torra</w:t>
-      </w:r>
-    </w:p>
-    <w:p>
-      <w:r>
-        <w:rPr>
-          <w:b/>
-        </w:rPr>
-        <w:t xml:space="preserve">Enunciado: </w:t>
-      </w:r>
-      <w:r>
-        <w:t>Qual alternativa descreve melhor o papel da torra?</w:t>
-      </w:r>
-    </w:p>
-    <w:p>
-      <w:pPr>
-        <w:pStyle w:val="ListBullet"/>
-      </w:pPr>
-      <w:r>
-        <w:t>A) Transformar grãos verdes e revelar aromas, sabores, corpo e textura da bebida</w:t>
-      </w:r>
-    </w:p>
-    <w:p>
-      <w:pPr>
-        <w:pStyle w:val="ListBullet"/>
-      </w:pPr>
-      <w:r>
-        <w:t>B) Apagar completamente a influência da origem</w:t>
-      </w:r>
-    </w:p>
-    <w:p>
-      <w:pPr>
-        <w:pStyle w:val="ListBullet"/>
-      </w:pPr>
-      <w:r>
-        <w:t>C) Substituir todo o manejo da lavoura</w:t>
-      </w:r>
-    </w:p>
-    <w:p>
-      <w:pPr>
-        <w:pStyle w:val="ListBullet"/>
-      </w:pPr>
-      <w:r>
-        <w:t>D) Eliminar compostos químicos do café sem alteração sensorial</w:t>
-      </w:r>
-    </w:p>
-    <w:p>
-      <w:r>
-        <w:rPr>
-          <w:b/>
-        </w:rPr>
-        <w:t xml:space="preserve">Resposta correta: </w:t>
-      </w:r>
-      <w:r>
-        <w:t>A) Transformar grãos verdes e revelar aromas, sabores, corpo e textura da bebida</w:t>
-      </w:r>
-    </w:p>
-    <w:p>
-      <w:r>
-        <w:rPr>
-          <w:b/>
-        </w:rPr>
-        <w:t xml:space="preserve">Explicação curta: </w:t>
-      </w:r>
-      <w:r>
-        <w:t>A torra transforma compostos naturais pelo calor e revela características construídas da genética ao pós-colheita.</w:t>
-      </w:r>
-    </w:p>
-    <w:p>
-      <w:r>
-        <w:rPr>
-          <w:b/>
-        </w:rPr>
-        <w:t>Conexão Embrapa</w:t>
-      </w:r>
-    </w:p>
-    <w:p>
-      <w:r>
-        <w:rPr>
-          <w:b/>
-        </w:rPr>
-        <w:t xml:space="preserve">ATER+Digital: </w:t>
-      </w:r>
-      <w:r>
-        <w:t>Torra e desenvolvimento de perfis sensoriais do café</w:t>
-      </w:r>
-    </w:p>
-    <w:p>
-      <w:r>
-        <w:rPr>
-          <w:b/>
-        </w:rPr>
-        <w:t xml:space="preserve">Link: </w:t>
-      </w:r>
-      <w:r>
-        <w:t>https://www.atermaisdigital.cnptia.embrapa.br/web/cafe/torrefa%C3%A7%C3%A3o</w:t>
-      </w:r>
-    </w:p>
-    <w:p>
-      <w:r>
-        <w:rPr>
-          <w:b/>
-        </w:rPr>
-        <w:t xml:space="preserve">Publicação relacionada: </w:t>
-      </w:r>
-      <w:r>
-        <w:t>Influência dos parâmetros de torração nas características físicas, químicas e sensoriais do Café Arábia puro. (2007) - Embrapa Instrumentação</w:t>
-      </w:r>
-    </w:p>
-    <w:p>
-      <w:r>
-        <w:rPr>
-          <w:b/>
-        </w:rPr>
-        <w:t xml:space="preserve">Link: </w:t>
-      </w:r>
-      <w:r>
-        <w:t>https://www.alice.cnptia.embrapa.br/alice/bitstream/doc/25672/1/Proci07.00187.pdf</w:t>
-      </w:r>
-    </w:p>
-    <w:p>
-      <w:r>
-        <w:rPr>
-          <w:b/>
-        </w:rPr>
-        <w:t xml:space="preserve">Solução tecnológica relacionada: </w:t>
-      </w:r>
-      <w:r>
-        <w:t>Protocolo de análise sensorial de bebida de café - Metodologia / Metodologia Técnico-Científica - Embrapa Cerrados</w:t>
-      </w:r>
-    </w:p>
-    <w:p>
-      <w:r>
-        <w:rPr>
-          <w:b/>
-        </w:rPr>
-        <w:t xml:space="preserve">Link: </w:t>
-      </w:r>
-      <w:r>
-        <w:t>https://www.embrapa.br/busca-de-solucoes-tecnologicas/-/produto-servico/9799/p--protocolo-de-anaacutelise-sensorial-de-bebida-de-cafeacutep</w:t>
-      </w:r>
-    </w:p>
-    <w:p>
-      <w:pPr>
-        <w:pStyle w:val="Heading3"/>
-      </w:pPr>
-      <w:r>
-        <w:t>Questão 31</w:t>
-      </w:r>
-    </w:p>
-    <w:p>
-      <w:r>
-        <w:rPr>
-          <w:b/>
-        </w:rPr>
-        <w:t xml:space="preserve">Bloco: </w:t>
-      </w:r>
-      <w:r>
-        <w:t>Torra, consumo e compostos do café</w:t>
-      </w:r>
-    </w:p>
-    <w:p>
-      <w:r>
-        <w:rPr>
-          <w:b/>
-        </w:rPr>
-        <w:t xml:space="preserve">Categoria: </w:t>
-      </w:r>
-      <w:r>
-        <w:t>torra</w:t>
-      </w:r>
-    </w:p>
-    <w:p>
-      <w:r>
-        <w:rPr>
-          <w:b/>
-        </w:rPr>
-        <w:t xml:space="preserve">Enunciado: </w:t>
-      </w:r>
-      <w:r>
-        <w:t>Qual perfil tende a ser mais associado a torras claras em cafés especiais?</w:t>
-      </w:r>
-    </w:p>
-    <w:p>
-      <w:pPr>
-        <w:pStyle w:val="ListBullet"/>
-      </w:pPr>
-      <w:r>
-        <w:t>A) Maior destaque para notas florais, frutadas, cítricas e maior acidez sensorial</w:t>
-      </w:r>
-    </w:p>
-    <w:p>
-      <w:pPr>
-        <w:pStyle w:val="ListBullet"/>
-      </w:pPr>
-      <w:r>
-        <w:t>B) Queima obrigatória dos grãos</w:t>
-      </w:r>
-    </w:p>
-    <w:p>
-      <w:pPr>
-        <w:pStyle w:val="ListBullet"/>
-      </w:pPr>
-      <w:r>
-        <w:t>C) Ausência completa de aroma</w:t>
-      </w:r>
-    </w:p>
-    <w:p>
-      <w:pPr>
-        <w:pStyle w:val="ListBullet"/>
-      </w:pPr>
-      <w:r>
-        <w:t>D) Padronização que elimina a origem</w:t>
-      </w:r>
-    </w:p>
-    <w:p>
-      <w:r>
-        <w:rPr>
-          <w:b/>
-        </w:rPr>
-        <w:t xml:space="preserve">Resposta correta: </w:t>
-      </w:r>
-      <w:r>
-        <w:t>A) Maior destaque para notas florais, frutadas, cítricas e maior acidez sensorial</w:t>
-      </w:r>
-    </w:p>
-    <w:p>
-      <w:r>
-        <w:rPr>
-          <w:b/>
-        </w:rPr>
-        <w:t xml:space="preserve">Explicação curta: </w:t>
-      </w:r>
-      <w:r>
-        <w:t>Torras claras tendem a preservar características da origem, do processamento e do terroir, especialmente em cafés especiais.</w:t>
-      </w:r>
-    </w:p>
-    <w:p>
-      <w:r>
-        <w:rPr>
-          <w:b/>
-        </w:rPr>
-        <w:t>Conexão Embrapa</w:t>
-      </w:r>
-    </w:p>
-    <w:p>
-      <w:r>
-        <w:rPr>
-          <w:b/>
-        </w:rPr>
-        <w:t xml:space="preserve">ATER+Digital: </w:t>
-      </w:r>
-      <w:r>
-        <w:t>Torrefação - tipos de torra</w:t>
-      </w:r>
-    </w:p>
-    <w:p>
-      <w:r>
-        <w:rPr>
-          <w:b/>
-        </w:rPr>
-        <w:t xml:space="preserve">Link: </w:t>
-      </w:r>
-      <w:r>
-        <w:t>https://www.atermaisdigital.cnptia.embrapa.br/web/cafe/torrefa%C3%A7%C3%A3o</w:t>
-      </w:r>
-    </w:p>
-    <w:p>
-      <w:r>
-        <w:rPr>
-          <w:b/>
-        </w:rPr>
-        <w:t xml:space="preserve">Publicação relacionada: </w:t>
-      </w:r>
-      <w:r>
-        <w:t>A Importância da Informação Sobre do Grau de Torra do Café e sua Influência nas Características Organolépticas da Bebida. (2004) - Embrapa Instrumentação</w:t>
-      </w:r>
-    </w:p>
-    <w:p>
-      <w:r>
-        <w:rPr>
-          <w:b/>
-        </w:rPr>
-        <w:t xml:space="preserve">Link: </w:t>
-      </w:r>
-      <w:r>
-        <w:t>https://www.infoteca.cnptia.embrapa.br/infoteca/bitstream/doc/30170/1/CT582004.pdf</w:t>
-      </w:r>
-    </w:p>
-    <w:p>
-      <w:r>
-        <w:rPr>
-          <w:b/>
-        </w:rPr>
-        <w:t xml:space="preserve">Solução tecnológica relacionada: </w:t>
-      </w:r>
-      <w:r>
-        <w:t>não selecionada nesta questão; usar somente publicação/ATER+Digital ou realizar curadoria posterior.</w:t>
-      </w:r>
-    </w:p>
-    <w:p>
-      <w:pPr>
-        <w:pStyle w:val="Heading3"/>
-      </w:pPr>
-      <w:r>
-        <w:t>Questão 32</w:t>
-      </w:r>
-    </w:p>
-    <w:p>
-      <w:r>
-        <w:rPr>
-          <w:b/>
-        </w:rPr>
-        <w:t xml:space="preserve">Bloco: </w:t>
-      </w:r>
-      <w:r>
-        <w:t>Torra, consumo e compostos do café</w:t>
-      </w:r>
-    </w:p>
-    <w:p>
-      <w:r>
-        <w:rPr>
-          <w:b/>
-        </w:rPr>
-        <w:t xml:space="preserve">Categoria: </w:t>
-      </w:r>
-      <w:r>
-        <w:t>compostos</w:t>
-      </w:r>
-    </w:p>
-    <w:p>
-      <w:r>
-        <w:rPr>
-          <w:b/>
-        </w:rPr>
-        <w:t xml:space="preserve">Enunciado: </w:t>
-      </w:r>
-      <w:r>
-        <w:t>Qual composto estimulante do café pode variar conforme espécie, torra e método de preparo?</w:t>
-      </w:r>
-    </w:p>
-    <w:p>
-      <w:pPr>
-        <w:pStyle w:val="ListBullet"/>
-      </w:pPr>
-      <w:r>
-        <w:t>A) Cafeína</w:t>
-      </w:r>
-    </w:p>
-    <w:p>
-      <w:pPr>
-        <w:pStyle w:val="ListBullet"/>
-      </w:pPr>
-      <w:r>
-        <w:t>B) Sacarose de cana adicionada</w:t>
-      </w:r>
-    </w:p>
-    <w:p>
-      <w:pPr>
-        <w:pStyle w:val="ListBullet"/>
-      </w:pPr>
-      <w:r>
-        <w:t>C) Glúten</w:t>
-      </w:r>
-    </w:p>
-    <w:p>
-      <w:pPr>
-        <w:pStyle w:val="ListBullet"/>
-      </w:pPr>
-      <w:r>
-        <w:t>D) Lactose</w:t>
-      </w:r>
-    </w:p>
-    <w:p>
-      <w:r>
-        <w:rPr>
-          <w:b/>
-        </w:rPr>
-        <w:t xml:space="preserve">Resposta correta: </w:t>
-      </w:r>
-      <w:r>
-        <w:t>A) Cafeína</w:t>
-      </w:r>
-    </w:p>
-    <w:p>
-      <w:r>
-        <w:rPr>
-          <w:b/>
-        </w:rPr>
-        <w:t xml:space="preserve">Explicação curta: </w:t>
-      </w:r>
-      <w:r>
-        <w:t>A cafeína é o composto estimulante mais conhecido do café e sua concentração varia conforme espécie, torra e preparo.</w:t>
-      </w:r>
-    </w:p>
-    <w:p>
-      <w:r>
-        <w:rPr>
-          <w:b/>
-        </w:rPr>
-        <w:t>Conexão Embrapa</w:t>
-      </w:r>
-    </w:p>
-    <w:p>
-      <w:r>
-        <w:rPr>
-          <w:b/>
-        </w:rPr>
-        <w:t xml:space="preserve">ATER+Digital: </w:t>
-      </w:r>
-      <w:r>
-        <w:t>Valor nutricional - cafeína</w:t>
-      </w:r>
-    </w:p>
-    <w:p>
-      <w:r>
-        <w:rPr>
-          <w:b/>
-        </w:rPr>
-        <w:t xml:space="preserve">Link: </w:t>
-      </w:r>
-      <w:r>
-        <w:t>https://www.atermaisdigital.cnptia.embrapa.br/web/cafe/valor-nutricional</w:t>
-      </w:r>
-    </w:p>
-    <w:p>
-      <w:r>
-        <w:rPr>
-          <w:b/>
-        </w:rPr>
-        <w:t xml:space="preserve">Publicação relacionada: </w:t>
-      </w:r>
-      <w:r>
-        <w:t>Café &amp; saúde humana. (2003) - Embrapa Café</w:t>
-      </w:r>
-    </w:p>
-    <w:p>
-      <w:r>
-        <w:rPr>
-          <w:b/>
-        </w:rPr>
-        <w:t xml:space="preserve">Link: </w:t>
-      </w:r>
-      <w:r>
-        <w:t>https://www.infoteca.cnptia.embrapa.br/infoteca/bitstream/doc/885988/1/Cafeesaudehumana.pdf</w:t>
-      </w:r>
-    </w:p>
-    <w:p>
-      <w:r>
-        <w:rPr>
-          <w:b/>
-        </w:rPr>
-        <w:t xml:space="preserve">Solução tecnológica relacionada: </w:t>
-      </w:r>
-      <w:r>
-        <w:t>não selecionada nesta questão; usar somente publicação/ATER+Digital ou realizar curadoria posterior.</w:t>
-      </w:r>
-    </w:p>
-    <w:p>
-      <w:pPr>
-        <w:pStyle w:val="Heading3"/>
-      </w:pPr>
-      <w:r>
-        <w:t>Questão 33</w:t>
-      </w:r>
-    </w:p>
-    <w:p>
-      <w:r>
-        <w:rPr>
-          <w:b/>
-        </w:rPr>
-        <w:t xml:space="preserve">Bloco: </w:t>
-      </w:r>
-      <w:r>
-        <w:t>Torra, consumo e compostos do café</w:t>
-      </w:r>
-    </w:p>
-    <w:p>
-      <w:r>
-        <w:rPr>
-          <w:b/>
-        </w:rPr>
-        <w:t xml:space="preserve">Categoria: </w:t>
-      </w:r>
-      <w:r>
-        <w:t>compostos</w:t>
-      </w:r>
-    </w:p>
-    <w:p>
-      <w:r>
-        <w:rPr>
-          <w:b/>
-        </w:rPr>
-        <w:t xml:space="preserve">Enunciado: </w:t>
-      </w:r>
-      <w:r>
-        <w:t>Segundo o material, cafés Coffea canephora geralmente apresentam maiores teores de quais compostos em relação ao Arábica?</w:t>
-      </w:r>
-    </w:p>
-    <w:p>
-      <w:pPr>
-        <w:pStyle w:val="ListBullet"/>
-      </w:pPr>
-      <w:r>
-        <w:t>A) Cafeína e ácidos clorogênicos</w:t>
-      </w:r>
-    </w:p>
-    <w:p>
-      <w:pPr>
-        <w:pStyle w:val="ListBullet"/>
-      </w:pPr>
-      <w:r>
-        <w:t>B) Lactose e glúten</w:t>
-      </w:r>
-    </w:p>
-    <w:p>
-      <w:pPr>
-        <w:pStyle w:val="ListBullet"/>
-      </w:pPr>
-      <w:r>
-        <w:t>C) Sal e proteínas animais</w:t>
-      </w:r>
-    </w:p>
-    <w:p>
-      <w:pPr>
-        <w:pStyle w:val="ListBullet"/>
-      </w:pPr>
-      <w:r>
-        <w:t>D) Álcool e gordura trans</w:t>
-      </w:r>
-    </w:p>
-    <w:p>
-      <w:r>
-        <w:rPr>
-          <w:b/>
-        </w:rPr>
-        <w:t xml:space="preserve">Resposta correta: </w:t>
-      </w:r>
-      <w:r>
-        <w:t>A) Cafeína e ácidos clorogênicos</w:t>
-      </w:r>
-    </w:p>
-    <w:p>
-      <w:r>
-        <w:rPr>
-          <w:b/>
-        </w:rPr>
-        <w:t xml:space="preserve">Explicação curta: </w:t>
-      </w:r>
-      <w:r>
-        <w:t>Canéforas tendem a apresentar maiores teores de cafeína e ácidos clorogênicos, contribuindo para bebidas mais intensas e encorpadas.</w:t>
-      </w:r>
-    </w:p>
-    <w:p>
-      <w:r>
-        <w:rPr>
-          <w:b/>
-        </w:rPr>
-        <w:t>Conexão Embrapa</w:t>
-      </w:r>
-    </w:p>
-    <w:p>
-      <w:r>
-        <w:rPr>
-          <w:b/>
-        </w:rPr>
-        <w:t xml:space="preserve">ATER+Digital: </w:t>
-      </w:r>
-      <w:r>
-        <w:t>Valor nutricional - cafeína e ácidos clorogênicos</w:t>
-      </w:r>
-    </w:p>
-    <w:p>
-      <w:r>
-        <w:rPr>
-          <w:b/>
-        </w:rPr>
-        <w:t xml:space="preserve">Link: </w:t>
-      </w:r>
-      <w:r>
-        <w:t>https://www.atermaisdigital.cnptia.embrapa.br/web/cafe/valor-nutricional</w:t>
-      </w:r>
-    </w:p>
-    <w:p>
-      <w:r>
-        <w:rPr>
-          <w:b/>
-        </w:rPr>
-        <w:t xml:space="preserve">Publicação relacionada: </w:t>
-      </w:r>
-      <w:r>
-        <w:t>Composição química de café conilon (Coffea canephora). (2011) - Embrapa Café</w:t>
-      </w:r>
-    </w:p>
-    <w:p>
-      <w:r>
-        <w:rPr>
-          <w:b/>
-        </w:rPr>
-        <w:t xml:space="preserve">Link: </w:t>
-      </w:r>
-      <w:r>
-        <w:t>https://www.alice.cnptia.embrapa.br/alice/bitstream/doc/903992/1/Composicaoquimica.pdf</w:t>
-      </w:r>
-    </w:p>
-    <w:p>
-      <w:r>
-        <w:rPr>
-          <w:b/>
-        </w:rPr>
-        <w:t xml:space="preserve">Solução tecnológica relacionada: </w:t>
-      </w:r>
-      <w:r>
-        <w:t>não selecionada nesta questão; usar somente publicação/ATER+Digital ou realizar curadoria posterior.</w:t>
-      </w:r>
-    </w:p>
-    <w:p>
-      <w:pPr>
-        <w:pStyle w:val="Heading2"/>
-      </w:pPr>
-      <w:r>
-        <w:t>Sustentabilidade, mercado e futuro</w:t>
-      </w:r>
-    </w:p>
-    <w:p>
-      <w:pPr>
-        <w:pStyle w:val="Heading3"/>
-      </w:pPr>
-      <w:r>
-        <w:t>Questão 34</w:t>
-      </w:r>
-    </w:p>
-    <w:p>
-      <w:r>
-        <w:rPr>
-          <w:b/>
-        </w:rPr>
-        <w:t xml:space="preserve">Bloco: </w:t>
-      </w:r>
-      <w:r>
-        <w:t>Sustentabilidade, mercado e futuro</w:t>
-      </w:r>
-    </w:p>
-    <w:p>
-      <w:r>
-        <w:rPr>
-          <w:b/>
-        </w:rPr>
-        <w:t xml:space="preserve">Categoria: </w:t>
-      </w:r>
-      <w:r>
-        <w:t>sustentabilidade</w:t>
-      </w:r>
-    </w:p>
-    <w:p>
-      <w:r>
-        <w:rPr>
-          <w:b/>
-        </w:rPr>
-        <w:t xml:space="preserve">Enunciado: </w:t>
-      </w:r>
-      <w:r>
-        <w:t>Qual conjunto de práticas contribui para uma cafeicultura mais sustentável?</w:t>
-      </w:r>
-    </w:p>
-    <w:p>
-      <w:pPr>
-        <w:pStyle w:val="ListBullet"/>
-      </w:pPr>
-      <w:r>
-        <w:t>A) Conservação do solo, uso eficiente da água, manejo integrado e cultivares adaptadas</w:t>
-      </w:r>
-    </w:p>
-    <w:p>
-      <w:pPr>
-        <w:pStyle w:val="ListBullet"/>
-      </w:pPr>
-      <w:r>
-        <w:t>B) Solo descoberto, desperdício de água e ausência de monitoramento</w:t>
-      </w:r>
-    </w:p>
-    <w:p>
-      <w:pPr>
-        <w:pStyle w:val="ListBullet"/>
-      </w:pPr>
-      <w:r>
-        <w:t>C) Plantio sem planejamento e sem assistência técnica</w:t>
-      </w:r>
-    </w:p>
-    <w:p>
-      <w:pPr>
-        <w:pStyle w:val="ListBullet"/>
-      </w:pPr>
-      <w:r>
-        <w:t>D) Secagem descontrolada e armazenamento úmido</w:t>
-      </w:r>
-    </w:p>
-    <w:p>
-      <w:r>
-        <w:rPr>
-          <w:b/>
-        </w:rPr>
-        <w:t xml:space="preserve">Resposta correta: </w:t>
-      </w:r>
-      <w:r>
-        <w:t>A) Conservação do solo, uso eficiente da água, manejo integrado e cultivares adaptadas</w:t>
-      </w:r>
-    </w:p>
-    <w:p>
-      <w:r>
-        <w:rPr>
-          <w:b/>
-        </w:rPr>
-        <w:t xml:space="preserve">Explicação curta: </w:t>
-      </w:r>
-      <w:r>
-        <w:t>A sustentabilidade envolve eficiência produtiva, conservação de recursos naturais, manejo técnico e adaptação às condições locais.</w:t>
-      </w:r>
-    </w:p>
-    <w:p>
-      <w:r>
-        <w:rPr>
-          <w:b/>
-        </w:rPr>
-        <w:t>Conexão Embrapa</w:t>
-      </w:r>
-    </w:p>
-    <w:p>
-      <w:r>
-        <w:rPr>
-          <w:b/>
-        </w:rPr>
-        <w:t xml:space="preserve">ATER+Digital: </w:t>
-      </w:r>
-      <w:r>
-        <w:t>Sustentabilidade ambiental e produção resiliente</w:t>
-      </w:r>
-    </w:p>
-    <w:p>
-      <w:r>
-        <w:rPr>
-          <w:b/>
-        </w:rPr>
-        <w:t xml:space="preserve">Link: </w:t>
-      </w:r>
-      <w:r>
-        <w:t>https://www.atermaisdigital.cnptia.embrapa.br/web/cafe</w:t>
-      </w:r>
-    </w:p>
-    <w:p>
-      <w:r>
-        <w:rPr>
-          <w:b/>
-        </w:rPr>
-        <w:t xml:space="preserve">Publicação relacionada: </w:t>
-      </w:r>
-      <w:r>
-        <w:t>Avaliação de conformidades de cafeicultores do Cerrado mineiro sobre exigências da produção integrada de café. (2008) - Embrapa Café</w:t>
-      </w:r>
-    </w:p>
-    <w:p>
-      <w:r>
-        <w:rPr>
-          <w:b/>
-        </w:rPr>
-        <w:t xml:space="preserve">Link: </w:t>
-      </w:r>
-      <w:r>
-        <w:t>https://www.alice.cnptia.embrapa.br/alice/bitstream/doc/880530/1/Avaliacaodeconformidade.pdf</w:t>
-      </w:r>
-    </w:p>
-    <w:p>
-      <w:r>
-        <w:rPr>
-          <w:b/>
-        </w:rPr>
-        <w:t xml:space="preserve">Solução tecnológica relacionada: </w:t>
-      </w:r>
-      <w:r>
-        <w:t>Avaliação da pegada e do sequestro de carbono na cafeicultura das Matas de Rondônia - Metodologia / Metodologia Técnico-Científica - Embrapa Territorial</w:t>
-      </w:r>
-    </w:p>
-    <w:p>
-      <w:r>
-        <w:rPr>
-          <w:b/>
-        </w:rPr>
-        <w:t xml:space="preserve">Link: </w:t>
-      </w:r>
-      <w:r>
-        <w:t>https://www.embrapa.br/busca-de-solucoes-tecnologicas/-/produto-servico/13165/p--avaliaccedilatildeo-da-pegada-e-do-sequestro-de-carbono-na-cafeicultura-das-matas-de-rondocircniap</w:t>
-      </w:r>
-    </w:p>
-    <w:p>
-      <w:pPr>
-        <w:pStyle w:val="Heading3"/>
-      </w:pPr>
-      <w:r>
-        <w:t>Questão 35</w:t>
-      </w:r>
-    </w:p>
-    <w:p>
-      <w:r>
-        <w:rPr>
-          <w:b/>
-        </w:rPr>
-        <w:t xml:space="preserve">Bloco: </w:t>
-      </w:r>
-      <w:r>
-        <w:t>Sustentabilidade, mercado e futuro</w:t>
-      </w:r>
-    </w:p>
-    <w:p>
-      <w:r>
-        <w:rPr>
-          <w:b/>
-        </w:rPr>
-        <w:t xml:space="preserve">Categoria: </w:t>
-      </w:r>
-      <w:r>
-        <w:t>mercado</w:t>
-      </w:r>
-    </w:p>
-    <w:p>
-      <w:r>
-        <w:rPr>
-          <w:b/>
-        </w:rPr>
-        <w:t xml:space="preserve">Enunciado: </w:t>
-      </w:r>
-      <w:r>
-        <w:t>Qual tendência atual fortalece o valor agregado de cafés brasileiros?</w:t>
-      </w:r>
-    </w:p>
-    <w:p>
-      <w:pPr>
-        <w:pStyle w:val="ListBullet"/>
-      </w:pPr>
-      <w:r>
-        <w:t>A) Rastreabilidade, identidade de origem, Indicações Geográficas, sustentabilidade e conexão com consumidores</w:t>
-      </w:r>
-    </w:p>
-    <w:p>
-      <w:pPr>
-        <w:pStyle w:val="ListBullet"/>
-      </w:pPr>
-      <w:r>
-        <w:t>B) Ausência de informação sobre origem</w:t>
-      </w:r>
-    </w:p>
-    <w:p>
-      <w:pPr>
-        <w:pStyle w:val="ListBullet"/>
-      </w:pPr>
-      <w:r>
-        <w:t>C) Mistura sem controle de qualidade</w:t>
-      </w:r>
-    </w:p>
-    <w:p>
-      <w:pPr>
-        <w:pStyle w:val="ListBullet"/>
-      </w:pPr>
-      <w:r>
-        <w:t>D) Desvalorização dos territórios produtores</w:t>
-      </w:r>
-    </w:p>
-    <w:p>
-      <w:r>
-        <w:rPr>
-          <w:b/>
-        </w:rPr>
-        <w:t xml:space="preserve">Resposta correta: </w:t>
-      </w:r>
-      <w:r>
-        <w:t>A) Rastreabilidade, identidade de origem, Indicações Geográficas, sustentabilidade e conexão com consumidores</w:t>
-      </w:r>
-    </w:p>
-    <w:p>
-      <w:r>
-        <w:rPr>
-          <w:b/>
-        </w:rPr>
-        <w:t xml:space="preserve">Explicação curta: </w:t>
-      </w:r>
-      <w:r>
-        <w:t>O mercado valoriza cada vez mais cafés com história, origem, rastreabilidade, qualidade e práticas sustentáveis.</w:t>
-      </w:r>
-    </w:p>
-    <w:p>
-      <w:r>
-        <w:rPr>
-          <w:b/>
-        </w:rPr>
-        <w:t>Conexão Embrapa</w:t>
-      </w:r>
-    </w:p>
-    <w:p>
-      <w:r>
-        <w:rPr>
-          <w:b/>
-        </w:rPr>
-        <w:t xml:space="preserve">ATER+Digital: </w:t>
-      </w:r>
-      <w:r>
-        <w:t>Mercado, consumo e valor agregado - origem e rastreabilidade</w:t>
-      </w:r>
-    </w:p>
-    <w:p>
-      <w:r>
-        <w:rPr>
-          <w:b/>
-        </w:rPr>
-        <w:t xml:space="preserve">Link: </w:t>
-      </w:r>
-      <w:r>
-        <w:t>https://www.atermaisdigital.cnptia.embrapa.br/web/cafe/posproducao</w:t>
-      </w:r>
-    </w:p>
-    <w:p>
-      <w:r>
-        <w:rPr>
-          <w:b/>
-        </w:rPr>
-        <w:t xml:space="preserve">Publicação relacionada: </w:t>
-      </w:r>
-      <w:r>
-        <w:t>Digitalização de dados na produção de café arábica em Caconde (SP) para certificação e apoio à obtenção de Indicação Geográfica. (2024) - Embrapa Agricultura Digital</w:t>
-      </w:r>
-    </w:p>
-    <w:p>
-      <w:r>
-        <w:rPr>
-          <w:b/>
-        </w:rPr>
-        <w:t xml:space="preserve">Link: </w:t>
-      </w:r>
-      <w:r>
-        <w:t>https://www.alice.cnptia.embrapa.br/alice/bitstream/doc/1172535/1/RA-Digitalizacao-dados-SemearDigital-2024.pdf</w:t>
-      </w:r>
-    </w:p>
-    <w:p>
-      <w:r>
-        <w:rPr>
-          <w:b/>
-        </w:rPr>
-        <w:t xml:space="preserve">Solução tecnológica relacionada: </w:t>
-      </w:r>
-      <w:r>
-        <w:t>Sistema de Inteligência Territorial Estratégica da Macrologística Agropecuária Brasileira | SITE-MLog - Metodologia / Procedimento Informatizado - Embrapa Territorial</w:t>
-      </w:r>
-    </w:p>
-    <w:p>
-      <w:r>
-        <w:rPr>
-          <w:b/>
-        </w:rPr>
-        <w:t xml:space="preserve">Link: </w:t>
-      </w:r>
-      <w:r>
-        <w:t>https://www.embrapa.br/busca-de-solucoes-tecnologicas/-/produto-servico/12230/p--sistema-de-inteligecircncia-territorial-estrateacutegica-da-macrologiacutestica-agropecuaacuteria-brasileira-nbspsite-mlogp</w:t>
-      </w:r>
-    </w:p>
-    <w:p>
-      <w:pPr>
-        <w:pStyle w:val="Heading3"/>
-      </w:pPr>
-      <w:r>
-        <w:t>Questão 36</w:t>
-      </w:r>
-    </w:p>
-    <w:p>
-      <w:r>
-        <w:rPr>
-          <w:b/>
-        </w:rPr>
-        <w:t xml:space="preserve">Bloco: </w:t>
-      </w:r>
-      <w:r>
-        <w:t>Sustentabilidade, mercado e futuro</w:t>
-      </w:r>
-    </w:p>
-    <w:p>
-      <w:r>
-        <w:rPr>
-          <w:b/>
-        </w:rPr>
-        <w:t xml:space="preserve">Categoria: </w:t>
-      </w:r>
-      <w:r>
-        <w:t>mudanças climáticas</w:t>
-      </w:r>
-    </w:p>
-    <w:p>
-      <w:r>
-        <w:rPr>
-          <w:b/>
-        </w:rPr>
-        <w:t xml:space="preserve">Enunciado: </w:t>
-      </w:r>
-      <w:r>
-        <w:t>Diante das mudanças climáticas, qual resposta é mais adequada para os sistemas cafeeiros?</w:t>
-      </w:r>
-    </w:p>
-    <w:p>
-      <w:pPr>
-        <w:pStyle w:val="ListBullet"/>
-      </w:pPr>
-      <w:r>
-        <w:t>A) Adaptar cultivares, manejo do solo, uso da água, sombreamento, monitoramento e planejamento territorial</w:t>
-      </w:r>
-    </w:p>
-    <w:p>
-      <w:pPr>
-        <w:pStyle w:val="ListBullet"/>
-      </w:pPr>
-      <w:r>
-        <w:t>B) Ignorar temperatura e disponibilidade de água</w:t>
-      </w:r>
-    </w:p>
-    <w:p>
-      <w:pPr>
-        <w:pStyle w:val="ListBullet"/>
-      </w:pPr>
-      <w:r>
-        <w:t>C) Plantar sempre a mesma cultivar em qualquer ambiente</w:t>
-      </w:r>
-    </w:p>
-    <w:p>
-      <w:pPr>
-        <w:pStyle w:val="ListBullet"/>
-      </w:pPr>
-      <w:r>
-        <w:t>D) Abandonar pesquisa, inovação e assistência técnica</w:t>
-      </w:r>
-    </w:p>
-    <w:p>
-      <w:r>
-        <w:rPr>
-          <w:b/>
-        </w:rPr>
-        <w:t xml:space="preserve">Resposta correta: </w:t>
-      </w:r>
-      <w:r>
-        <w:t>A) Adaptar cultivares, manejo do solo, uso da água, sombreamento, monitoramento e planejamento territorial</w:t>
-      </w:r>
-    </w:p>
-    <w:p>
-      <w:r>
-        <w:rPr>
-          <w:b/>
-        </w:rPr>
-        <w:t xml:space="preserve">Explicação curta: </w:t>
-      </w:r>
-      <w:r>
-        <w:t>Mudanças climáticas exigem adaptação técnica, uso de informação, manejo eficiente e desenvolvimento de sistemas mais resilientes.</w:t>
-      </w:r>
-    </w:p>
-    <w:p>
-      <w:r>
-        <w:rPr>
-          <w:b/>
-        </w:rPr>
-        <w:t>Conexão Embrapa</w:t>
-      </w:r>
-    </w:p>
-    <w:p>
-      <w:r>
-        <w:rPr>
-          <w:b/>
-        </w:rPr>
-        <w:t xml:space="preserve">ATER+Digital: </w:t>
-      </w:r>
-      <w:r>
-        <w:t>Sustentabilidade ambiental, planejamento e adaptação climática</w:t>
-      </w:r>
-    </w:p>
-    <w:p>
-      <w:r>
-        <w:rPr>
-          <w:b/>
-        </w:rPr>
-        <w:t xml:space="preserve">Link: </w:t>
-      </w:r>
-      <w:r>
-        <w:t>https://www.atermaisdigital.cnptia.embrapa.br/web/cafe</w:t>
-      </w:r>
-    </w:p>
-    <w:p>
-      <w:r>
-        <w:rPr>
-          <w:b/>
-        </w:rPr>
-        <w:t xml:space="preserve">Publicação relacionada: </w:t>
-      </w:r>
-      <w:r>
-        <w:t>O aquecimento global e a cafeicultura brasileira. (2007) - Embrapa Agricultura Digital</w:t>
-      </w:r>
-    </w:p>
-    <w:p>
-      <w:r>
-        <w:rPr>
-          <w:b/>
-        </w:rPr>
-        <w:t xml:space="preserve">Link: </w:t>
-      </w:r>
-      <w:r>
         <w:t>https://www.alice.cnptia.embrapa.br/alice/bitstream/doc/1132/1/APAquecimentoSBMET2007.pdf</w:t>
-      </w:r>
-    </w:p>
-    <w:p>
-      <w:r>
-        <w:rPr>
-          <w:b/>
-        </w:rPr>
-        <w:t xml:space="preserve">Solução tecnológica relacionada: </w:t>
-      </w:r>
-      <w:r>
-        <w:t>Uso do estresse hídrico controlado para uniformização de florada do cafeeiro irrigado no Cerrado - Prática agropecuária / Prática para manejo de irrigação - Embrapa Cerrados</w:t>
-      </w:r>
-    </w:p>
-    <w:p>
-      <w:r>
-        <w:rPr>
-          <w:b/>
-        </w:rPr>
-        <w:t xml:space="preserve">Link: </w:t>
-      </w:r>
-      <w:r>
-        <w:t>https://www.embrapa.br/busca-de-solucoes-tecnologicas/-/produto-servico/784/p--uso-do-estresse-hiacutedrico-controlado-para-uniformizaccedilatildeo-de-florada-do-cafeeiro-irrigado-no-cerradop</w:t>
-      </w:r>
-    </w:p>
-    <w:p>
-      <w:pPr>
-        <w:pStyle w:val="Heading3"/>
-      </w:pPr>
-      <w:r>
-        <w:t>Questão 37</w:t>
-      </w:r>
-    </w:p>
-    <w:p>
-      <w:r>
-        <w:rPr>
-          <w:b/>
-        </w:rPr>
-        <w:t xml:space="preserve">Bloco: </w:t>
-      </w:r>
-      <w:r>
-        <w:t>Sustentabilidade, mercado e futuro</w:t>
-      </w:r>
-    </w:p>
-    <w:p>
-      <w:r>
-        <w:rPr>
-          <w:b/>
-        </w:rPr>
-        <w:t xml:space="preserve">Categoria: </w:t>
-      </w:r>
-      <w:r>
-        <w:t>síntese</w:t>
-      </w:r>
-    </w:p>
-    <w:p>
-      <w:r>
-        <w:rPr>
-          <w:b/>
-        </w:rPr>
-        <w:t xml:space="preserve">Enunciado: </w:t>
-      </w:r>
-      <w:r>
-        <w:t>Qual é a principal mensagem educativa do quiz proposto?</w:t>
-      </w:r>
-    </w:p>
-    <w:p>
-      <w:pPr>
-        <w:pStyle w:val="ListBullet"/>
-      </w:pPr>
-      <w:r>
-        <w:t>A) A cafeicultura brasileira é diversa e combina espécies, territórios, ciência, manejo, qualidade, sustentabilidade e inovação</w:t>
-      </w:r>
-    </w:p>
-    <w:p>
-      <w:pPr>
-        <w:pStyle w:val="ListBullet"/>
-      </w:pPr>
-      <w:r>
-        <w:t>B) Só existe um café importante no Brasil</w:t>
-      </w:r>
-    </w:p>
-    <w:p>
-      <w:pPr>
-        <w:pStyle w:val="ListBullet"/>
-      </w:pPr>
-      <w:r>
-        <w:t>C) Canéfora e Arábica devem ser tratados como rivais absolutos</w:t>
-      </w:r>
-    </w:p>
-    <w:p>
-      <w:pPr>
-        <w:pStyle w:val="ListBullet"/>
-      </w:pPr>
-      <w:r>
-        <w:t>D) Pesquisa e tecnologia não influenciam a qualidade do café</w:t>
-      </w:r>
-    </w:p>
-    <w:p>
-      <w:r>
-        <w:rPr>
-          <w:b/>
-        </w:rPr>
-        <w:t xml:space="preserve">Resposta correta: </w:t>
-      </w:r>
-      <w:r>
-        <w:t>A) A cafeicultura brasileira é diversa e combina espécies, territórios, ciência, manejo, qualidade, sustentabilidade e inovação</w:t>
-      </w:r>
-    </w:p>
-    <w:p>
-      <w:r>
-        <w:rPr>
-          <w:b/>
-        </w:rPr>
-        <w:t xml:space="preserve">Explicação curta: </w:t>
-      </w:r>
-      <w:r>
-        <w:t>O quiz deve reforçar uma visão integrada: diferentes sistemas cafeeiros contribuem para a diversidade, a competitividade e a sustentabilidade do café brasileiro.</w:t>
-      </w:r>
-    </w:p>
-    <w:p>
-      <w:r>
-        <w:rPr>
-          <w:b/>
-        </w:rPr>
-        <w:t>Conexão Embrapa</w:t>
-      </w:r>
-    </w:p>
-    <w:p>
-      <w:r>
-        <w:rPr>
-          <w:b/>
-        </w:rPr>
-        <w:t xml:space="preserve">ATER+Digital: </w:t>
-      </w:r>
-      <w:r>
-        <w:t>Página inicial - pesquisa, inovação, diversidade e sustentabilidade</w:t>
-      </w:r>
-    </w:p>
-    <w:p>
-      <w:r>
-        <w:rPr>
-          <w:b/>
-        </w:rPr>
-        <w:t xml:space="preserve">Link: </w:t>
-      </w:r>
-      <w:r>
-        <w:t>https://www.atermaisdigital.cnptia.embrapa.br/web/cafe</w:t>
-      </w:r>
-    </w:p>
-    <w:p>
-      <w:r>
-        <w:rPr>
-          <w:b/>
-        </w:rPr>
-        <w:t xml:space="preserve">Publicação relacionada: </w:t>
-      </w:r>
-      <w:r>
-        <w:t>Cafés do Brasil: pesquisa, sustentabilidade e inovação. (2021) - Embrapa Café</w:t>
-      </w:r>
-    </w:p>
-    <w:p>
-      <w:r>
-        <w:rPr>
-          <w:b/>
-        </w:rPr>
-        <w:t xml:space="preserve">Link: </w:t>
-      </w:r>
-      <w:r>
-        <w:t>https://www.alice.cnptia.embrapa.br/alice/bitstream/doc/1131625/1/Cafe769s-do-Brasil.pdf</w:t>
       </w:r>
     </w:p>
     <w:p>

--- a/Desafio_Cafe_Brasil_Roteiro_Questoes.docx
+++ b/Desafio_Cafe_Brasil_Roteiro_Questoes.docx
@@ -106,7 +106,7 @@
         <w:t xml:space="preserve">Enunciado: </w:t>
       </w:r>
       <w:r>
-        <w:t>Segundo o conteúdo do ATER+Digital, quais são as duas espécies comerciais que mais se destacam na produção mundial de café?</w:t>
+        <w:t>Quais são as duas espécies comerciais que mais se destacam na produção mundial de café?</w:t>
       </w:r>
     </w:p>
     <w:p>

--- a/Desafio_Cafe_Brasil_Roteiro_Questoes.docx
+++ b/Desafio_Cafe_Brasil_Roteiro_Questoes.docx
@@ -1084,7 +1084,7 @@
         <w:t xml:space="preserve">Enunciado: </w:t>
       </w:r>
       <w:r>
-        <w:t>Segundo o material do ATER+Digital, qual faixa de temperatura é geralmente mais associada ao bom desempenho do Coffea arabica?</w:t>
+        <w:t>Qual faixa de temperatura é geralmente mais associada ao bom desempenho do Coffea arabica?</w:t>
       </w:r>
     </w:p>
     <w:p>
@@ -1566,7 +1566,7 @@
         <w:t xml:space="preserve">Categoria: </w:t>
       </w:r>
       <w:r>
-        <w:t>material genético</w:t>
+        <w:t>planejamento</w:t>
       </w:r>
     </w:p>
     <w:p>
@@ -1577,7 +1577,7 @@
         <w:t xml:space="preserve">Enunciado: </w:t>
       </w:r>
       <w:r>
-        <w:t>Qual aspecto NÃO deve ser ignorado na escolha do material genético para uma nova lavoura?</w:t>
+        <w:t>Qual prática ajuda a reduzir riscos climáticos, produtivos e fitossanitários antes mesmo do plantio?</w:t>
       </w:r>
     </w:p>
     <w:p>
@@ -1585,7 +1585,7 @@
         <w:pStyle w:val="ListBullet"/>
       </w:pPr>
       <w:r>
-        <w:t>A) Adaptação ao clima</w:t>
+        <w:t>A) Escolher a área sem análise técnica</w:t>
       </w:r>
     </w:p>
     <w:p>
@@ -1593,7 +1593,7 @@
         <w:pStyle w:val="ListBullet"/>
       </w:pPr>
       <w:r>
-        <w:t>B) Resistência a pragas e doenças</w:t>
+        <w:t>B) Planejar a lavoura considerando clima, água, relevo, cultivar, mecanização e objetivo de produção</w:t>
       </w:r>
     </w:p>
     <w:p>
@@ -1601,7 +1601,7 @@
         <w:pStyle w:val="ListBullet"/>
       </w:pPr>
       <w:r>
-        <w:t>C) Potencial de qualidade da bebida</w:t>
+        <w:t>C) Plantar sempre a mesma cultivar em qualquer ambiente</w:t>
       </w:r>
     </w:p>
     <w:p>
@@ -1609,7 +1609,7 @@
         <w:pStyle w:val="ListBullet"/>
       </w:pPr>
       <w:r>
-        <w:t>D) Apenas o nome comercial mais bonito</w:t>
+        <w:t>D) Adiar todas as decisões para depois da primeira colheita</w:t>
       </w:r>
     </w:p>
     <w:p>
@@ -1620,7 +1620,7 @@
         <w:t xml:space="preserve">Resposta correta: </w:t>
       </w:r>
       <w:r>
-        <w:t>D) Apenas o nome comercial mais bonito</w:t>
+        <w:t>B) Planejar a lavoura considerando clima, água, relevo, cultivar, mecanização e objetivo de produção</w:t>
       </w:r>
     </w:p>
     <w:p>
@@ -1631,7 +1631,7 @@
         <w:t xml:space="preserve">Explicação curta: </w:t>
       </w:r>
       <w:r>
-        <w:t>A decisão deve considerar critérios técnicos, como adaptação, resistência, produtividade, qualidade e objetivo do sistema produtivo.</w:t>
+        <w:t>O planejamento do plantio organiza decisões que influenciam produtividade, custos, manejo e longevidade da lavoura.</w:t>
       </w:r>
     </w:p>
     <w:p>
@@ -1650,7 +1650,7 @@
         <w:t xml:space="preserve">ATER+Digital: </w:t>
       </w:r>
       <w:r>
-        <w:t>Escolha do material genético - adaptação e resistência</w:t>
+        <w:t>Planejamento do plantio</w:t>
       </w:r>
     </w:p>
     <w:p>
@@ -1661,7 +1661,7 @@
         <w:t xml:space="preserve">Link: </w:t>
       </w:r>
       <w:r>
-        <w:t>https://www.atermaisdigital.cnptia.embrapa.br/web/cafe/escolha-do-material-gen%C3%A9tico</w:t>
+        <w:t>https://www.atermaisdigital.cnptia.embrapa.br/web/cafe/planejamento-do-plantio</w:t>
       </w:r>
     </w:p>
     <w:p>
@@ -1672,7 +1672,7 @@
         <w:t xml:space="preserve">Publicação relacionada: </w:t>
       </w:r>
       <w:r>
-        <w:t>Reação de genótipos de feijão-caupi a Colletotrichum truncatum. (2006) - Embrapa Meio-Norte</w:t>
+        <w:t>Café 'Conilon' (Coffea canephora L.). (2020) - Embrapa Amazônia Oriental</w:t>
       </w:r>
     </w:p>
     <w:p>
@@ -1683,7 +1683,7 @@
         <w:t xml:space="preserve">Link: </w:t>
       </w:r>
       <w:r>
-        <w:t>https://www.infoteca.cnptia.embrapa.br/infoteca/bitstream/doc/69389/1/Bpd650001.pdf</w:t>
+        <w:t>https://www.infoteca.cnptia.embrapa.br/infoteca/bitstream/doc/1127269/1/LV-RecomendacaoSolo-2020-269-274.pdf</w:t>
       </w:r>
     </w:p>
     <w:p>
@@ -1694,7 +1694,7 @@
         <w:t xml:space="preserve">Solução tecnológica relacionada: </w:t>
       </w:r>
       <w:r>
-        <w:t>Robusta Amazônico - Cultivar híbrida de café - BRS 3213 - Produto / Cultivar convencional - Embrapa Rondônia</w:t>
+        <w:t>Sistema Brasileiro de Classificação de Terras para Irrigação - SiBCTI - Produto / Software para Clientes Externos - Embrapa Solos</w:t>
       </w:r>
     </w:p>
     <w:p>
@@ -1705,7 +1705,7 @@
         <w:t xml:space="preserve">Link: </w:t>
       </w:r>
       <w:r>
-        <w:t>https://www.embrapa.br/busca-de-solucoes-tecnologicas/-/produto-servico/4969/p--strongrobusta-amazocircnico-ndash-cultivar-hiacutebrida-de-cafeacute-ndash-brs-3213strongp</w:t>
+        <w:t>https://www.embrapa.br/busca-de-solucoes-tecnologicas/-/produto-servico/10042/p--sistema-brasileiro-de-classificaccedilatildeo-de-terras-para-irrigaccedilatildeo---sibctip</w:t>
       </w:r>
     </w:p>
     <w:p>
@@ -1735,7 +1735,7 @@
         <w:t xml:space="preserve">Categoria: </w:t>
       </w:r>
       <w:r>
-        <w:t>planejamento</w:t>
+        <w:t>plantio</w:t>
       </w:r>
     </w:p>
     <w:p>
@@ -1746,7 +1746,7 @@
         <w:t xml:space="preserve">Enunciado: </w:t>
       </w:r>
       <w:r>
-        <w:t>Qual prática ajuda a reduzir riscos climáticos, produtivos e fitossanitários antes mesmo do plantio?</w:t>
+        <w:t>Qual alternativa explica corretamente o papel do espaçamento no plantio do café?</w:t>
       </w:r>
     </w:p>
     <w:p>
@@ -1754,7 +1754,7 @@
         <w:pStyle w:val="ListBullet"/>
       </w:pPr>
       <w:r>
-        <w:t>A) Escolher a área sem análise técnica</w:t>
+        <w:t>A) O espaçamento influencia entrada de luz, circulação de ar, manejo, produtividade e mecanização</w:t>
       </w:r>
     </w:p>
     <w:p>
@@ -1762,7 +1762,7 @@
         <w:pStyle w:val="ListBullet"/>
       </w:pPr>
       <w:r>
-        <w:t>B) Planejar a lavoura considerando clima, água, relevo, cultivar, mecanização e objetivo de produção</w:t>
+        <w:t>B) O espaçamento não interfere no manejo da lavoura</w:t>
       </w:r>
     </w:p>
     <w:p>
@@ -1770,7 +1770,7 @@
         <w:pStyle w:val="ListBullet"/>
       </w:pPr>
       <w:r>
-        <w:t>C) Plantar sempre a mesma cultivar em qualquer ambiente</w:t>
+        <w:t>C) O espaçamento é definido apenas pelo tamanho da xícara</w:t>
       </w:r>
     </w:p>
     <w:p>
@@ -1778,7 +1778,7 @@
         <w:pStyle w:val="ListBullet"/>
       </w:pPr>
       <w:r>
-        <w:t>D) Adiar todas as decisões para depois da primeira colheita</w:t>
+        <w:t>D) O espaçamento só importa depois da torra</w:t>
       </w:r>
     </w:p>
     <w:p>
@@ -1789,7 +1789,7 @@
         <w:t xml:space="preserve">Resposta correta: </w:t>
       </w:r>
       <w:r>
-        <w:t>B) Planejar a lavoura considerando clima, água, relevo, cultivar, mecanização e objetivo de produção</w:t>
+        <w:t>A) O espaçamento influencia entrada de luz, circulação de ar, manejo, produtividade e mecanização</w:t>
       </w:r>
     </w:p>
     <w:p>
@@ -1800,7 +1800,7 @@
         <w:t xml:space="preserve">Explicação curta: </w:t>
       </w:r>
       <w:r>
-        <w:t>O planejamento do plantio organiza decisões que influenciam produtividade, custos, manejo e longevidade da lavoura.</w:t>
+        <w:t>Espaçamentos adequados contribuem para sistemas mais eficientes, produtivos e sustentáveis.</w:t>
       </w:r>
     </w:p>
     <w:p>
@@ -1819,7 +1819,7 @@
         <w:t xml:space="preserve">ATER+Digital: </w:t>
       </w:r>
       <w:r>
-        <w:t>Planejamento do plantio</w:t>
+        <w:t>Planejamento do plantio - espaçamento e organização da lavoura</w:t>
       </w:r>
     </w:p>
     <w:p>
@@ -1841,6 +1841,1690 @@
         <w:t xml:space="preserve">Publicação relacionada: </w:t>
       </w:r>
       <w:r>
+        <w:t>Comportamento de seis linhagens de café (Coffea arabica L.) em condições de sombreamento e a pleno sol no Estado do Acre, Brasil. (1999) - Embrapa Acre</w:t>
+      </w:r>
+    </w:p>
+    <w:p>
+      <w:r>
+        <w:rPr>
+          <w:b/>
+        </w:rPr>
+        <w:t xml:space="preserve">Link: </w:t>
+      </w:r>
+      <w:r>
+        <w:t>https://www.alice.cnptia.embrapa.br/alice/bitstream/doc/492536/1/1249.pdf</w:t>
+      </w:r>
+    </w:p>
+    <w:p>
+      <w:r>
+        <w:rPr>
+          <w:b/>
+        </w:rPr>
+        <w:t xml:space="preserve">Solução tecnológica relacionada: </w:t>
+      </w:r>
+      <w:r>
+        <w:t>Poda de formação dos cafeeiros - Prática agropecuária / Prática para condução/poda - Embrapa Rondônia</w:t>
+      </w:r>
+    </w:p>
+    <w:p>
+      <w:r>
+        <w:rPr>
+          <w:b/>
+        </w:rPr>
+        <w:t xml:space="preserve">Link: </w:t>
+      </w:r>
+      <w:r>
+        <w:t>https://www.embrapa.br/busca-de-solucoes-tecnologicas/-/produto-servico/3453/p--poda-de-formaccedilatildeo-dos-cafeeirosp</w:t>
+      </w:r>
+    </w:p>
+    <w:p>
+      <w:pPr>
+        <w:pStyle w:val="Heading3"/>
+      </w:pPr>
+      <w:r>
+        <w:t>Questão 12</w:t>
+      </w:r>
+    </w:p>
+    <w:p>
+      <w:r>
+        <w:rPr>
+          <w:b/>
+        </w:rPr>
+        <w:t xml:space="preserve">Bloco: </w:t>
+      </w:r>
+      <w:r>
+        <w:t>Genética, cultivares e planejamento</w:t>
+      </w:r>
+    </w:p>
+    <w:p>
+      <w:r>
+        <w:rPr>
+          <w:b/>
+        </w:rPr>
+        <w:t xml:space="preserve">Categoria: </w:t>
+      </w:r>
+      <w:r>
+        <w:t>viabilidade</w:t>
+      </w:r>
+    </w:p>
+    <w:p>
+      <w:r>
+        <w:rPr>
+          <w:b/>
+        </w:rPr>
+        <w:t xml:space="preserve">Enunciado: </w:t>
+      </w:r>
+      <w:r>
+        <w:t>No planejamento financeiro da lavoura, por que é importante lembrar que o cafeeiro leva tempo para produzir comercialmente?</w:t>
+      </w:r>
+    </w:p>
+    <w:p>
+      <w:pPr>
+        <w:pStyle w:val="ListBullet"/>
+      </w:pPr>
+      <w:r>
+        <w:t>A) Porque o cafeeiro produz no mesmo dia do plantio</w:t>
+      </w:r>
+    </w:p>
+    <w:p>
+      <w:pPr>
+        <w:pStyle w:val="ListBullet"/>
+      </w:pPr>
+      <w:r>
+        <w:t>B) Porque a cultura não exige nenhum investimento inicial</w:t>
+      </w:r>
+    </w:p>
+    <w:p>
+      <w:pPr>
+        <w:pStyle w:val="ListBullet"/>
+      </w:pPr>
+      <w:r>
+        <w:t>C) Porque a lavoura pode levar de dois a quatro anos para iniciar a produção comercial</w:t>
+      </w:r>
+    </w:p>
+    <w:p>
+      <w:pPr>
+        <w:pStyle w:val="ListBullet"/>
+      </w:pPr>
+      <w:r>
+        <w:t>D) Porque café é uma cultura anual de ciclo curto</w:t>
+      </w:r>
+    </w:p>
+    <w:p>
+      <w:r>
+        <w:rPr>
+          <w:b/>
+        </w:rPr>
+        <w:t xml:space="preserve">Resposta correta: </w:t>
+      </w:r>
+      <w:r>
+        <w:t>C) Porque a lavoura pode levar de dois a quatro anos para iniciar a produção comercial</w:t>
+      </w:r>
+    </w:p>
+    <w:p>
+      <w:r>
+        <w:rPr>
+          <w:b/>
+        </w:rPr>
+        <w:t xml:space="preserve">Explicação curta: </w:t>
+      </w:r>
+      <w:r>
+        <w:t>O tempo até a produção comercial exige planejamento de investimentos, custos de formação e sustentabilidade econômica da atividade.</w:t>
+      </w:r>
+    </w:p>
+    <w:p>
+      <w:r>
+        <w:rPr>
+          <w:b/>
+        </w:rPr>
+        <w:t>Conexão Embrapa</w:t>
+      </w:r>
+    </w:p>
+    <w:p>
+      <w:r>
+        <w:rPr>
+          <w:b/>
+        </w:rPr>
+        <w:t xml:space="preserve">ATER+Digital: </w:t>
+      </w:r>
+      <w:r>
+        <w:t>Planejamento do plantio - viabilidade e uso de recursos</w:t>
+      </w:r>
+    </w:p>
+    <w:p>
+      <w:r>
+        <w:rPr>
+          <w:b/>
+        </w:rPr>
+        <w:t xml:space="preserve">Link: </w:t>
+      </w:r>
+      <w:r>
+        <w:t>https://www.atermaisdigital.cnptia.embrapa.br/web/cafe/planejamento-do-plantio</w:t>
+      </w:r>
+    </w:p>
+    <w:p>
+      <w:r>
+        <w:rPr>
+          <w:b/>
+        </w:rPr>
+        <w:t xml:space="preserve">Publicação relacionada: </w:t>
+      </w:r>
+      <w:r>
+        <w:t>Cafeicultura em Rondônia: situação atual e perspectivas. (1996) - Embrapa Rondônia</w:t>
+      </w:r>
+    </w:p>
+    <w:p>
+      <w:r>
+        <w:rPr>
+          <w:b/>
+        </w:rPr>
+        <w:t xml:space="preserve">Link: </w:t>
+      </w:r>
+      <w:r>
+        <w:t>https://www.infoteca.cnptia.embrapa.br/infoteca/bitstream/doc/698625/1/DOC30id16410001.pdf</w:t>
+      </w:r>
+    </w:p>
+    <w:p>
+      <w:pPr>
+        <w:pStyle w:val="Heading2"/>
+      </w:pPr>
+      <w:r>
+        <w:t>Solo, água e formação da lavoura</w:t>
+      </w:r>
+    </w:p>
+    <w:p>
+      <w:pPr>
+        <w:pStyle w:val="Heading3"/>
+      </w:pPr>
+      <w:r>
+        <w:t>Questão 13</w:t>
+      </w:r>
+    </w:p>
+    <w:p>
+      <w:r>
+        <w:rPr>
+          <w:b/>
+        </w:rPr>
+        <w:t xml:space="preserve">Bloco: </w:t>
+      </w:r>
+      <w:r>
+        <w:t>Solo, água e formação da lavoura</w:t>
+      </w:r>
+    </w:p>
+    <w:p>
+      <w:r>
+        <w:rPr>
+          <w:b/>
+        </w:rPr>
+        <w:t xml:space="preserve">Categoria: </w:t>
+      </w:r>
+      <w:r>
+        <w:t>solo</w:t>
+      </w:r>
+    </w:p>
+    <w:p>
+      <w:r>
+        <w:rPr>
+          <w:b/>
+        </w:rPr>
+        <w:t xml:space="preserve">Enunciado: </w:t>
+      </w:r>
+      <w:r>
+        <w:t>Antes do plantio, qual procedimento é essencial para orientar correção e manejo do solo?</w:t>
+      </w:r>
+    </w:p>
+    <w:p>
+      <w:pPr>
+        <w:pStyle w:val="ListBullet"/>
+      </w:pPr>
+      <w:r>
+        <w:t>A) Escolher adubos sem diagnóstico</w:t>
+      </w:r>
+    </w:p>
+    <w:p>
+      <w:pPr>
+        <w:pStyle w:val="ListBullet"/>
+      </w:pPr>
+      <w:r>
+        <w:t>B) Realizar análise técnica do solo e das condições da área</w:t>
+      </w:r>
+    </w:p>
+    <w:p>
+      <w:pPr>
+        <w:pStyle w:val="ListBullet"/>
+      </w:pPr>
+      <w:r>
+        <w:t>C) Evitar qualquer correção de acidez</w:t>
+      </w:r>
+    </w:p>
+    <w:p>
+      <w:pPr>
+        <w:pStyle w:val="ListBullet"/>
+      </w:pPr>
+      <w:r>
+        <w:t>D) Definir a adubação apenas pela aparência das folhas</w:t>
+      </w:r>
+    </w:p>
+    <w:p>
+      <w:r>
+        <w:rPr>
+          <w:b/>
+        </w:rPr>
+        <w:t xml:space="preserve">Resposta correta: </w:t>
+      </w:r>
+      <w:r>
+        <w:t>B) Realizar análise técnica do solo e das condições da área</w:t>
+      </w:r>
+    </w:p>
+    <w:p>
+      <w:r>
+        <w:rPr>
+          <w:b/>
+        </w:rPr>
+        <w:t xml:space="preserve">Explicação curta: </w:t>
+      </w:r>
+      <w:r>
+        <w:t>A análise do solo permite identificar pH, fertilidade, alumínio tóxico e disponibilidade de nutrientes, orientando calagem, gessagem e adubação.</w:t>
+      </w:r>
+    </w:p>
+    <w:p>
+      <w:r>
+        <w:rPr>
+          <w:b/>
+        </w:rPr>
+        <w:t>Conexão Embrapa</w:t>
+      </w:r>
+    </w:p>
+    <w:p>
+      <w:r>
+        <w:rPr>
+          <w:b/>
+        </w:rPr>
+        <w:t xml:space="preserve">ATER+Digital: </w:t>
+      </w:r>
+      <w:r>
+        <w:t>Preparo do solo e da área - análise técnica e diagnóstico do solo</w:t>
+      </w:r>
+    </w:p>
+    <w:p>
+      <w:r>
+        <w:rPr>
+          <w:b/>
+        </w:rPr>
+        <w:t xml:space="preserve">Link: </w:t>
+      </w:r>
+      <w:r>
+        <w:t>https://www.atermaisdigital.cnptia.embrapa.br/web/cafe/preparo-do-solo-e-da-%C3%A1rea</w:t>
+      </w:r>
+    </w:p>
+    <w:p>
+      <w:r>
+        <w:rPr>
+          <w:b/>
+        </w:rPr>
+        <w:t xml:space="preserve">Publicação relacionada: </w:t>
+      </w:r>
+      <w:r>
+        <w:t>Manejo da fertilidade do solo no pré-plantio e plantio do cafeeiro. (2001) - Embrapa Cerrados</w:t>
+      </w:r>
+    </w:p>
+    <w:p>
+      <w:r>
+        <w:rPr>
+          <w:b/>
+        </w:rPr>
+        <w:t xml:space="preserve">Link: </w:t>
+      </w:r>
+      <w:r>
+        <w:t>https://www.infoteca.cnptia.embrapa.br/infoteca/bitstream/doc/566462/1/rectec46.pdf</w:t>
+      </w:r>
+    </w:p>
+    <w:p>
+      <w:r>
+        <w:rPr>
+          <w:b/>
+        </w:rPr>
+        <w:t xml:space="preserve">Solução tecnológica relacionada: </w:t>
+      </w:r>
+      <w:r>
+        <w:t>Manejo da Fertilidade do Solo no Pré-plantio e plantio do Cafeeiro no Cerrado - Prática agropecuária / Prática para manejo da adubação e fertilidade do solo - Embrapa Cerrados</w:t>
+      </w:r>
+    </w:p>
+    <w:p>
+      <w:r>
+        <w:rPr>
+          <w:b/>
+        </w:rPr>
+        <w:t xml:space="preserve">Link: </w:t>
+      </w:r>
+      <w:r>
+        <w:t>https://www.embrapa.br/busca-de-solucoes-tecnologicas/-/produto-servico/3152/p--manejo-da-fertilidade-do-solo-no-preacute-plantio-e-plantio-do-cafeeiro-no-cerradop</w:t>
+      </w:r>
+    </w:p>
+    <w:p>
+      <w:pPr>
+        <w:pStyle w:val="Heading3"/>
+      </w:pPr>
+      <w:r>
+        <w:t>Questão 14</w:t>
+      </w:r>
+    </w:p>
+    <w:p>
+      <w:r>
+        <w:rPr>
+          <w:b/>
+        </w:rPr>
+        <w:t xml:space="preserve">Bloco: </w:t>
+      </w:r>
+      <w:r>
+        <w:t>Solo, água e formação da lavoura</w:t>
+      </w:r>
+    </w:p>
+    <w:p>
+      <w:r>
+        <w:rPr>
+          <w:b/>
+        </w:rPr>
+        <w:t xml:space="preserve">Categoria: </w:t>
+      </w:r>
+      <w:r>
+        <w:t>calagem</w:t>
+      </w:r>
+    </w:p>
+    <w:p>
+      <w:r>
+        <w:rPr>
+          <w:b/>
+        </w:rPr>
+        <w:t xml:space="preserve">Enunciado: </w:t>
+      </w:r>
+      <w:r>
+        <w:t>Qual é a função geral da calagem no preparo do solo para o cafeeiro?</w:t>
+      </w:r>
+    </w:p>
+    <w:p>
+      <w:pPr>
+        <w:pStyle w:val="ListBullet"/>
+      </w:pPr>
+      <w:r>
+        <w:t>A) Elevar o pH e fornecer cálcio e magnésio, favorecendo o desenvolvimento das plantas</w:t>
+      </w:r>
+    </w:p>
+    <w:p>
+      <w:pPr>
+        <w:pStyle w:val="ListBullet"/>
+      </w:pPr>
+      <w:r>
+        <w:t>B) Aumentar a acidez do solo sem controle</w:t>
+      </w:r>
+    </w:p>
+    <w:p>
+      <w:pPr>
+        <w:pStyle w:val="ListBullet"/>
+      </w:pPr>
+      <w:r>
+        <w:t>C) Eliminar a necessidade de análise de solo</w:t>
+      </w:r>
+    </w:p>
+    <w:p>
+      <w:pPr>
+        <w:pStyle w:val="ListBullet"/>
+      </w:pPr>
+      <w:r>
+        <w:t>D) Substituir totalmente o manejo da água</w:t>
+      </w:r>
+    </w:p>
+    <w:p>
+      <w:r>
+        <w:rPr>
+          <w:b/>
+        </w:rPr>
+        <w:t xml:space="preserve">Resposta correta: </w:t>
+      </w:r>
+      <w:r>
+        <w:t>A) Elevar o pH e fornecer cálcio e magnésio, favorecendo o desenvolvimento das plantas</w:t>
+      </w:r>
+    </w:p>
+    <w:p>
+      <w:r>
+        <w:rPr>
+          <w:b/>
+        </w:rPr>
+        <w:t xml:space="preserve">Explicação curta: </w:t>
+      </w:r>
+      <w:r>
+        <w:t>A calagem corrige a acidez e melhora condições químicas importantes para o crescimento das raízes e o equilíbrio nutricional.</w:t>
+      </w:r>
+    </w:p>
+    <w:p>
+      <w:r>
+        <w:rPr>
+          <w:b/>
+        </w:rPr>
+        <w:t>Conexão Embrapa</w:t>
+      </w:r>
+    </w:p>
+    <w:p>
+      <w:r>
+        <w:rPr>
+          <w:b/>
+        </w:rPr>
+        <w:t xml:space="preserve">ATER+Digital: </w:t>
+      </w:r>
+      <w:r>
+        <w:t>Preparo do solo e da área - correção da acidez e fertilidade</w:t>
+      </w:r>
+    </w:p>
+    <w:p>
+      <w:r>
+        <w:rPr>
+          <w:b/>
+        </w:rPr>
+        <w:t xml:space="preserve">Link: </w:t>
+      </w:r>
+      <w:r>
+        <w:t>https://www.atermaisdigital.cnptia.embrapa.br/web/cafe/preparo-do-solo-e-da-%C3%A1rea</w:t>
+      </w:r>
+    </w:p>
+    <w:p>
+      <w:r>
+        <w:rPr>
+          <w:b/>
+        </w:rPr>
+        <w:t xml:space="preserve">Publicação relacionada: </w:t>
+      </w:r>
+      <w:r>
+        <w:t>Manejo da calagem e da gessagem para o cafeeiro. (2002) - Embrapa Café</w:t>
+      </w:r>
+    </w:p>
+    <w:p>
+      <w:r>
+        <w:rPr>
+          <w:b/>
+        </w:rPr>
+        <w:t xml:space="preserve">Link: </w:t>
+      </w:r>
+      <w:r>
+        <w:t>https://www.alice.cnptia.embrapa.br/alice/bitstream/doc/908792/1/Manejodacalagem.pdf</w:t>
+      </w:r>
+    </w:p>
+    <w:p>
+      <w:r>
+        <w:rPr>
+          <w:b/>
+        </w:rPr>
+        <w:t xml:space="preserve">Solução tecnológica relacionada: </w:t>
+      </w:r>
+      <w:r>
+        <w:t>Gesso agrícola no café no Cerrado - Prática agropecuária / Prática para manejo da adubação e fertilidade do solo - Embrapa Cerrados</w:t>
+      </w:r>
+    </w:p>
+    <w:p>
+      <w:r>
+        <w:rPr>
+          <w:b/>
+        </w:rPr>
+        <w:t xml:space="preserve">Link: </w:t>
+      </w:r>
+      <w:r>
+        <w:t>https://www.embrapa.br/busca-de-solucoes-tecnologicas/-/produto-servico/2386/p--gesso-agriacutecola-no-cafeacute-no-cerradop</w:t>
+      </w:r>
+    </w:p>
+    <w:p>
+      <w:pPr>
+        <w:pStyle w:val="Heading3"/>
+      </w:pPr>
+      <w:r>
+        <w:t>Questão 15</w:t>
+      </w:r>
+    </w:p>
+    <w:p>
+      <w:r>
+        <w:rPr>
+          <w:b/>
+        </w:rPr>
+        <w:t xml:space="preserve">Bloco: </w:t>
+      </w:r>
+      <w:r>
+        <w:t>Solo, água e formação da lavoura</w:t>
+      </w:r>
+    </w:p>
+    <w:p>
+      <w:r>
+        <w:rPr>
+          <w:b/>
+        </w:rPr>
+        <w:t xml:space="preserve">Categoria: </w:t>
+      </w:r>
+      <w:r>
+        <w:t>raízes</w:t>
+      </w:r>
+    </w:p>
+    <w:p>
+      <w:r>
+        <w:rPr>
+          <w:b/>
+        </w:rPr>
+        <w:t xml:space="preserve">Enunciado: </w:t>
+      </w:r>
+      <w:r>
+        <w:t>Por que o desenvolvimento das raízes é tão importante na formação da lavoura cafeeira?</w:t>
+      </w:r>
+    </w:p>
+    <w:p>
+      <w:pPr>
+        <w:pStyle w:val="ListBullet"/>
+      </w:pPr>
+      <w:r>
+        <w:t>A) Porque raízes saudáveis favorecem absorção de água e nutrientes, estabilidade produtiva e maior resiliência a períodos secos</w:t>
+      </w:r>
+    </w:p>
+    <w:p>
+      <w:pPr>
+        <w:pStyle w:val="ListBullet"/>
+      </w:pPr>
+      <w:r>
+        <w:t>B) Porque as raízes não interferem na produtividade</w:t>
+      </w:r>
+    </w:p>
+    <w:p>
+      <w:pPr>
+        <w:pStyle w:val="ListBullet"/>
+      </w:pPr>
+      <w:r>
+        <w:t>C) Porque raízes superficiais são sempre desejáveis</w:t>
+      </w:r>
+    </w:p>
+    <w:p>
+      <w:pPr>
+        <w:pStyle w:val="ListBullet"/>
+      </w:pPr>
+      <w:r>
+        <w:t>D) Porque o café não depende de água no solo</w:t>
+      </w:r>
+    </w:p>
+    <w:p>
+      <w:r>
+        <w:rPr>
+          <w:b/>
+        </w:rPr>
+        <w:t xml:space="preserve">Resposta correta: </w:t>
+      </w:r>
+      <w:r>
+        <w:t>A) Porque raízes saudáveis favorecem absorção de água e nutrientes, estabilidade produtiva e maior resiliência a períodos secos</w:t>
+      </w:r>
+    </w:p>
+    <w:p>
+      <w:r>
+        <w:rPr>
+          <w:b/>
+        </w:rPr>
+        <w:t xml:space="preserve">Explicação curta: </w:t>
+      </w:r>
+      <w:r>
+        <w:t>Raízes profundas e saudáveis ajudam o cafeeiro a explorar melhor o solo, absorver água e nutrientes e resistir melhor a estresses.</w:t>
+      </w:r>
+    </w:p>
+    <w:p>
+      <w:r>
+        <w:rPr>
+          <w:b/>
+        </w:rPr>
+        <w:t>Conexão Embrapa</w:t>
+      </w:r>
+    </w:p>
+    <w:p>
+      <w:r>
+        <w:rPr>
+          <w:b/>
+        </w:rPr>
+        <w:t xml:space="preserve">ATER+Digital: </w:t>
+      </w:r>
+      <w:r>
+        <w:t>Preparo do solo e da área - desenvolvimento das raízes e adaptação da lavoura</w:t>
+      </w:r>
+    </w:p>
+    <w:p>
+      <w:r>
+        <w:rPr>
+          <w:b/>
+        </w:rPr>
+        <w:t xml:space="preserve">Link: </w:t>
+      </w:r>
+      <w:r>
+        <w:t>https://www.atermaisdigital.cnptia.embrapa.br/web/cafe/preparo-do-solo-e-da-%C3%A1rea</w:t>
+      </w:r>
+    </w:p>
+    <w:p>
+      <w:r>
+        <w:rPr>
+          <w:b/>
+        </w:rPr>
+        <w:t xml:space="preserve">Publicação relacionada: </w:t>
+      </w:r>
+      <w:r>
+        <w:t>O alto teor de silício no solo inibe o crescimento radicular de cafeeiros sem afetar as trocas gasosas foliares. (2011) - Embrapa Meio Ambiente</w:t>
+      </w:r>
+    </w:p>
+    <w:p>
+      <w:r>
+        <w:rPr>
+          <w:b/>
+        </w:rPr>
+        <w:t xml:space="preserve">Link: </w:t>
+      </w:r>
+      <w:r>
+        <w:t>https://www.alice.cnptia.embrapa.br/alice/bitstream/doc/901811/1/2011AP27.pdf</w:t>
+      </w:r>
+    </w:p>
+    <w:p>
+      <w:r>
+        <w:rPr>
+          <w:b/>
+        </w:rPr>
+        <w:t xml:space="preserve">Solução tecnológica relacionada: </w:t>
+      </w:r>
+      <w:r>
+        <w:t>Solarizador de substrato para produção de mudas livres de nematóides - Produto / Máquina, implemento ou equipamento - Embrapa Rondônia</w:t>
+      </w:r>
+    </w:p>
+    <w:p>
+      <w:r>
+        <w:rPr>
+          <w:b/>
+        </w:rPr>
+        <w:t xml:space="preserve">Link: </w:t>
+      </w:r>
+      <w:r>
+        <w:t>https://www.embrapa.br/busca-de-solucoes-tecnologicas/-/produto-servico/4473/p--solarizador-de-substrato-para-produccedilatildeo-de-mudas-livres-de-nematoacuteidesp</w:t>
+      </w:r>
+    </w:p>
+    <w:p>
+      <w:pPr>
+        <w:pStyle w:val="Heading3"/>
+      </w:pPr>
+      <w:r>
+        <w:t>Questão 16</w:t>
+      </w:r>
+    </w:p>
+    <w:p>
+      <w:r>
+        <w:rPr>
+          <w:b/>
+        </w:rPr>
+        <w:t xml:space="preserve">Bloco: </w:t>
+      </w:r>
+      <w:r>
+        <w:t>Solo, água e formação da lavoura</w:t>
+      </w:r>
+    </w:p>
+    <w:p>
+      <w:r>
+        <w:rPr>
+          <w:b/>
+        </w:rPr>
+        <w:t xml:space="preserve">Categoria: </w:t>
+      </w:r>
+      <w:r>
+        <w:t>nutrição</w:t>
+      </w:r>
+    </w:p>
+    <w:p>
+      <w:r>
+        <w:rPr>
+          <w:b/>
+        </w:rPr>
+        <w:t xml:space="preserve">Enunciado: </w:t>
+      </w:r>
+      <w:r>
+        <w:t>Na fase de formação, qual é o objetivo principal do manejo nutricional?</w:t>
+      </w:r>
+    </w:p>
+    <w:p>
+      <w:pPr>
+        <w:pStyle w:val="ListBullet"/>
+      </w:pPr>
+      <w:r>
+        <w:t>A) Estimular raízes, folhas e ramos que sustentarão as futuras safras</w:t>
+      </w:r>
+    </w:p>
+    <w:p>
+      <w:pPr>
+        <w:pStyle w:val="ListBullet"/>
+      </w:pPr>
+      <w:r>
+        <w:t>B) Produzir café torrado imediatamente</w:t>
+      </w:r>
+    </w:p>
+    <w:p>
+      <w:pPr>
+        <w:pStyle w:val="ListBullet"/>
+      </w:pPr>
+      <w:r>
+        <w:t>C) Evitar qualquer adubação</w:t>
+      </w:r>
+    </w:p>
+    <w:p>
+      <w:pPr>
+        <w:pStyle w:val="ListBullet"/>
+      </w:pPr>
+      <w:r>
+        <w:t>D) Reduzir o crescimento das plantas jovens</w:t>
+      </w:r>
+    </w:p>
+    <w:p>
+      <w:r>
+        <w:rPr>
+          <w:b/>
+        </w:rPr>
+        <w:t xml:space="preserve">Resposta correta: </w:t>
+      </w:r>
+      <w:r>
+        <w:t>A) Estimular raízes, folhas e ramos que sustentarão as futuras safras</w:t>
+      </w:r>
+    </w:p>
+    <w:p>
+      <w:r>
+        <w:rPr>
+          <w:b/>
+        </w:rPr>
+        <w:t xml:space="preserve">Explicação curta: </w:t>
+      </w:r>
+      <w:r>
+        <w:t>Na formação, nutrientes como nitrogênio, potássio, boro e zinco contribuem para crescimento vegetativo e estruturação da planta.</w:t>
+      </w:r>
+    </w:p>
+    <w:p>
+      <w:r>
+        <w:rPr>
+          <w:b/>
+        </w:rPr>
+        <w:t>Conexão Embrapa</w:t>
+      </w:r>
+    </w:p>
+    <w:p>
+      <w:r>
+        <w:rPr>
+          <w:b/>
+        </w:rPr>
+        <w:t xml:space="preserve">ATER+Digital: </w:t>
+      </w:r>
+      <w:r>
+        <w:t>Fase de formação - manejo nutricional e desenvolvimento das plantas</w:t>
+      </w:r>
+    </w:p>
+    <w:p>
+      <w:r>
+        <w:rPr>
+          <w:b/>
+        </w:rPr>
+        <w:t xml:space="preserve">Link: </w:t>
+      </w:r>
+      <w:r>
+        <w:t>https://www.atermaisdigital.cnptia.embrapa.br/web/cafe/faseformacao</w:t>
+      </w:r>
+    </w:p>
+    <w:p>
+      <w:r>
+        <w:rPr>
+          <w:b/>
+        </w:rPr>
+        <w:t xml:space="preserve">Publicação relacionada: </w:t>
+      </w:r>
+      <w:r>
+        <w:t>Normas foliares para café conilon em pré-florada no sul da Bahia. (2013) - Embrapa Rondônia</w:t>
+      </w:r>
+    </w:p>
+    <w:p>
+      <w:r>
+        <w:rPr>
+          <w:b/>
+        </w:rPr>
+        <w:t xml:space="preserve">Link: </w:t>
+      </w:r>
+      <w:r>
+        <w:t>https://www.alice.cnptia.embrapa.br/alice/bitstream/doc/978287/1/Partellietal.2013.pdf</w:t>
+      </w:r>
+    </w:p>
+    <w:p>
+      <w:r>
+        <w:rPr>
+          <w:b/>
+        </w:rPr>
+        <w:t xml:space="preserve">Solução tecnológica relacionada: </w:t>
+      </w:r>
+      <w:r>
+        <w:t>Manejo da Fertilidade do Solo no Pré-plantio e plantio do Cafeeiro no Cerrado - Prática agropecuária / Prática para manejo da adubação e fertilidade do solo - Embrapa Cerrados</w:t>
+      </w:r>
+    </w:p>
+    <w:p>
+      <w:r>
+        <w:rPr>
+          <w:b/>
+        </w:rPr>
+        <w:t xml:space="preserve">Link: </w:t>
+      </w:r>
+      <w:r>
+        <w:t>https://www.embrapa.br/busca-de-solucoes-tecnologicas/-/produto-servico/3152/p--manejo-da-fertilidade-do-solo-no-preacute-plantio-e-plantio-do-cafeeiro-no-cerradop</w:t>
+      </w:r>
+    </w:p>
+    <w:p>
+      <w:pPr>
+        <w:pStyle w:val="Heading3"/>
+      </w:pPr>
+      <w:r>
+        <w:t>Questão 17</w:t>
+      </w:r>
+    </w:p>
+    <w:p>
+      <w:r>
+        <w:rPr>
+          <w:b/>
+        </w:rPr>
+        <w:t xml:space="preserve">Bloco: </w:t>
+      </w:r>
+      <w:r>
+        <w:t>Solo, água e formação da lavoura</w:t>
+      </w:r>
+    </w:p>
+    <w:p>
+      <w:r>
+        <w:rPr>
+          <w:b/>
+        </w:rPr>
+        <w:t xml:space="preserve">Categoria: </w:t>
+      </w:r>
+      <w:r>
+        <w:t>irrigação</w:t>
+      </w:r>
+    </w:p>
+    <w:p>
+      <w:r>
+        <w:rPr>
+          <w:b/>
+        </w:rPr>
+        <w:t xml:space="preserve">Enunciado: </w:t>
+      </w:r>
+      <w:r>
+        <w:t>Qual tecnologia de manejo da irrigação pode contribuir para uniformizar a florada do cafeeiro irrigado no Cerrado?</w:t>
+      </w:r>
+    </w:p>
+    <w:p>
+      <w:pPr>
+        <w:pStyle w:val="ListBullet"/>
+      </w:pPr>
+      <w:r>
+        <w:t>A) Uso do estresse hídrico controlado</w:t>
+      </w:r>
+    </w:p>
+    <w:p>
+      <w:pPr>
+        <w:pStyle w:val="ListBullet"/>
+      </w:pPr>
+      <w:r>
+        <w:t>B) Armazenamento úmido dos grãos</w:t>
+      </w:r>
+    </w:p>
+    <w:p>
+      <w:pPr>
+        <w:pStyle w:val="ListBullet"/>
+      </w:pPr>
+      <w:r>
+        <w:t>C) Torra escura antes da colheita</w:t>
+      </w:r>
+    </w:p>
+    <w:p>
+      <w:pPr>
+        <w:pStyle w:val="ListBullet"/>
+      </w:pPr>
+      <w:r>
+        <w:t>D) Plantio sem planejamento hídrico</w:t>
+      </w:r>
+    </w:p>
+    <w:p>
+      <w:r>
+        <w:rPr>
+          <w:b/>
+        </w:rPr>
+        <w:t xml:space="preserve">Resposta correta: </w:t>
+      </w:r>
+      <w:r>
+        <w:t>A) Uso do estresse hídrico controlado</w:t>
+      </w:r>
+    </w:p>
+    <w:p>
+      <w:r>
+        <w:rPr>
+          <w:b/>
+        </w:rPr>
+        <w:t xml:space="preserve">Explicação curta: </w:t>
+      </w:r>
+      <w:r>
+        <w:t>O estresse hídrico controlado pode favorecer florada única e mais uniforme, contribuindo para qualidade, produtividade e economia de água.</w:t>
+      </w:r>
+    </w:p>
+    <w:p>
+      <w:r>
+        <w:rPr>
+          <w:b/>
+        </w:rPr>
+        <w:t>Conexão Embrapa</w:t>
+      </w:r>
+    </w:p>
+    <w:p>
+      <w:r>
+        <w:rPr>
+          <w:b/>
+        </w:rPr>
+        <w:t xml:space="preserve">ATER+Digital: </w:t>
+      </w:r>
+      <w:r>
+        <w:t>Produção - água, nutrição e equilíbrio das plantas</w:t>
+      </w:r>
+    </w:p>
+    <w:p>
+      <w:r>
+        <w:rPr>
+          <w:b/>
+        </w:rPr>
+        <w:t xml:space="preserve">Link: </w:t>
+      </w:r>
+      <w:r>
+        <w:t>https://www.atermaisdigital.cnptia.embrapa.br/web/cafe/prod</w:t>
+      </w:r>
+    </w:p>
+    <w:p>
+      <w:r>
+        <w:rPr>
+          <w:b/>
+        </w:rPr>
+        <w:t xml:space="preserve">Publicação relacionada: </w:t>
+      </w:r>
+      <w:r>
+        <w:t>Manejo da irrigação do cafeeiro, com uso do estresse hídrico controlado, para uniformização de florada. (2006) - Embrapa Cerrados</w:t>
+      </w:r>
+    </w:p>
+    <w:p>
+      <w:r>
+        <w:rPr>
+          <w:b/>
+        </w:rPr>
+        <w:t xml:space="preserve">Link: </w:t>
+      </w:r>
+      <w:r>
+        <w:t>https://www.alice.cnptia.embrapa.br/alice/bitstream/doc/570529/1/CPAC-28224-AA.pdf</w:t>
+      </w:r>
+    </w:p>
+    <w:p>
+      <w:r>
+        <w:rPr>
+          <w:b/>
+        </w:rPr>
+        <w:t xml:space="preserve">Solução tecnológica relacionada: </w:t>
+      </w:r>
+      <w:r>
+        <w:t>Uso do estresse hídrico controlado para uniformização de florada do cafeeiro irrigado no Cerrado - Prática agropecuária / Prática para manejo de irrigação - Embrapa Cerrados</w:t>
+      </w:r>
+    </w:p>
+    <w:p>
+      <w:r>
+        <w:rPr>
+          <w:b/>
+        </w:rPr>
+        <w:t xml:space="preserve">Link: </w:t>
+      </w:r>
+      <w:r>
+        <w:t>https://www.embrapa.br/busca-de-solucoes-tecnologicas/-/produto-servico/784/p--uso-do-estresse-hiacutedrico-controlado-para-uniformizaccedilatildeo-de-florada-do-cafeeiro-irrigado-no-cerradop</w:t>
+      </w:r>
+    </w:p>
+    <w:p>
+      <w:pPr>
+        <w:pStyle w:val="Heading2"/>
+      </w:pPr>
+      <w:r>
+        <w:t>Manejo produtivo e fitossanidade</w:t>
+      </w:r>
+    </w:p>
+    <w:p>
+      <w:pPr>
+        <w:pStyle w:val="Heading3"/>
+      </w:pPr>
+      <w:r>
+        <w:t>Questão 18</w:t>
+      </w:r>
+    </w:p>
+    <w:p>
+      <w:r>
+        <w:rPr>
+          <w:b/>
+        </w:rPr>
+        <w:t xml:space="preserve">Bloco: </w:t>
+      </w:r>
+      <w:r>
+        <w:t>Manejo produtivo e fitossanidade</w:t>
+      </w:r>
+    </w:p>
+    <w:p>
+      <w:r>
+        <w:rPr>
+          <w:b/>
+        </w:rPr>
+        <w:t xml:space="preserve">Categoria: </w:t>
+      </w:r>
+      <w:r>
+        <w:t>podas</w:t>
+      </w:r>
+    </w:p>
+    <w:p>
+      <w:r>
+        <w:rPr>
+          <w:b/>
+        </w:rPr>
+        <w:t xml:space="preserve">Enunciado: </w:t>
+      </w:r>
+      <w:r>
+        <w:t>Qual alternativa descreve melhor a função das podas no cafeeiro?</w:t>
+      </w:r>
+    </w:p>
+    <w:p>
+      <w:pPr>
+        <w:pStyle w:val="ListBullet"/>
+      </w:pPr>
+      <w:r>
+        <w:t>A) Renovar ramos produtivos, equilibrar crescimento e manter produtividade ao longo dos anos</w:t>
+      </w:r>
+    </w:p>
+    <w:p>
+      <w:pPr>
+        <w:pStyle w:val="ListBullet"/>
+      </w:pPr>
+      <w:r>
+        <w:t>B) Impedir a renovação da lavoura</w:t>
+      </w:r>
+    </w:p>
+    <w:p>
+      <w:pPr>
+        <w:pStyle w:val="ListBullet"/>
+      </w:pPr>
+      <w:r>
+        <w:t>C) Eliminar a necessidade de nutrição e monitoramento</w:t>
+      </w:r>
+    </w:p>
+    <w:p>
+      <w:pPr>
+        <w:pStyle w:val="ListBullet"/>
+      </w:pPr>
+      <w:r>
+        <w:t>D) Substituir totalmente a colheita</w:t>
+      </w:r>
+    </w:p>
+    <w:p>
+      <w:r>
+        <w:rPr>
+          <w:b/>
+        </w:rPr>
+        <w:t xml:space="preserve">Resposta correta: </w:t>
+      </w:r>
+      <w:r>
+        <w:t>A) Renovar ramos produtivos, equilibrar crescimento e manter produtividade ao longo dos anos</w:t>
+      </w:r>
+    </w:p>
+    <w:p>
+      <w:r>
+        <w:rPr>
+          <w:b/>
+        </w:rPr>
+        <w:t xml:space="preserve">Explicação curta: </w:t>
+      </w:r>
+      <w:r>
+        <w:t>As podas ajudam a renovar a planta, organizar sua arquitetura e preservar o equilíbrio entre vigor, produção e longevidade.</w:t>
+      </w:r>
+    </w:p>
+    <w:p>
+      <w:r>
+        <w:rPr>
+          <w:b/>
+        </w:rPr>
+        <w:t>Conexão Embrapa</w:t>
+      </w:r>
+    </w:p>
+    <w:p>
+      <w:r>
+        <w:rPr>
+          <w:b/>
+        </w:rPr>
+        <w:t xml:space="preserve">ATER+Digital: </w:t>
+      </w:r>
+      <w:r>
+        <w:t>Produção - podas e renovação da lavoura</w:t>
+      </w:r>
+    </w:p>
+    <w:p>
+      <w:r>
+        <w:rPr>
+          <w:b/>
+        </w:rPr>
+        <w:t xml:space="preserve">Link: </w:t>
+      </w:r>
+      <w:r>
+        <w:t>https://www.atermaisdigital.cnptia.embrapa.br/web/cafe/prod</w:t>
+      </w:r>
+    </w:p>
+    <w:p>
+      <w:r>
+        <w:rPr>
+          <w:b/>
+        </w:rPr>
+        <w:t xml:space="preserve">Publicação relacionada: </w:t>
+      </w:r>
+      <w:r>
+        <w:t>Poda programada de ciclo para o café conilon. (2009) - Embrapa Café</w:t>
+      </w:r>
+    </w:p>
+    <w:p>
+      <w:r>
+        <w:rPr>
+          <w:b/>
+        </w:rPr>
+        <w:t xml:space="preserve">Link: </w:t>
+      </w:r>
+      <w:r>
+        <w:t>https://www.alice.cnptia.embrapa.br/alice/bitstream/doc/903685/1/Podaprogramada.pdf</w:t>
+      </w:r>
+    </w:p>
+    <w:p>
+      <w:r>
+        <w:rPr>
+          <w:b/>
+        </w:rPr>
+        <w:t xml:space="preserve">Solução tecnológica relacionada: </w:t>
+      </w:r>
+      <w:r>
+        <w:t>Poda de formação dos cafeeiros - Prática agropecuária / Prática para condução/poda - Embrapa Rondônia</w:t>
+      </w:r>
+    </w:p>
+    <w:p>
+      <w:r>
+        <w:rPr>
+          <w:b/>
+        </w:rPr>
+        <w:t xml:space="preserve">Link: </w:t>
+      </w:r>
+      <w:r>
+        <w:t>https://www.embrapa.br/busca-de-solucoes-tecnologicas/-/produto-servico/3453/p--poda-de-formaccedilatildeo-dos-cafeeirosp</w:t>
+      </w:r>
+    </w:p>
+    <w:p>
+      <w:pPr>
+        <w:pStyle w:val="Heading3"/>
+      </w:pPr>
+      <w:r>
+        <w:t>Questão 19</w:t>
+      </w:r>
+    </w:p>
+    <w:p>
+      <w:r>
+        <w:rPr>
+          <w:b/>
+        </w:rPr>
+        <w:t xml:space="preserve">Bloco: </w:t>
+      </w:r>
+      <w:r>
+        <w:t>Manejo produtivo e fitossanidade</w:t>
+      </w:r>
+    </w:p>
+    <w:p>
+      <w:r>
+        <w:rPr>
+          <w:b/>
+        </w:rPr>
+        <w:t xml:space="preserve">Categoria: </w:t>
+      </w:r>
+      <w:r>
+        <w:t>fitossanidade</w:t>
+      </w:r>
+    </w:p>
+    <w:p>
+      <w:r>
+        <w:rPr>
+          <w:b/>
+        </w:rPr>
+        <w:t xml:space="preserve">Enunciado: </w:t>
+      </w:r>
+      <w:r>
+        <w:t>Por que o monitoramento fitossanitário deve ocorrer de forma contínua na lavoura?</w:t>
+      </w:r>
+    </w:p>
+    <w:p>
+      <w:pPr>
+        <w:pStyle w:val="ListBullet"/>
+      </w:pPr>
+      <w:r>
+        <w:t>A) Porque ajuda a identificar pragas e doenças, reduzir perdas e orientar manejo integrado</w:t>
+      </w:r>
+    </w:p>
+    <w:p>
+      <w:pPr>
+        <w:pStyle w:val="ListBullet"/>
+      </w:pPr>
+      <w:r>
+        <w:t>B) Porque substitui a escolha de cultivares adaptadas</w:t>
+      </w:r>
+    </w:p>
+    <w:p>
+      <w:pPr>
+        <w:pStyle w:val="ListBullet"/>
+      </w:pPr>
+      <w:r>
+        <w:t>C) Porque pragas e doenças não afetam o café</w:t>
+      </w:r>
+    </w:p>
+    <w:p>
+      <w:pPr>
+        <w:pStyle w:val="ListBullet"/>
+      </w:pPr>
+      <w:r>
+        <w:t>D) Porque serve apenas para definir o preço da cafeteria</w:t>
+      </w:r>
+    </w:p>
+    <w:p>
+      <w:r>
+        <w:rPr>
+          <w:b/>
+        </w:rPr>
+        <w:t xml:space="preserve">Resposta correta: </w:t>
+      </w:r>
+      <w:r>
+        <w:t>A) Porque ajuda a identificar pragas e doenças, reduzir perdas e orientar manejo integrado</w:t>
+      </w:r>
+    </w:p>
+    <w:p>
+      <w:r>
+        <w:rPr>
+          <w:b/>
+        </w:rPr>
+        <w:t xml:space="preserve">Explicação curta: </w:t>
+      </w:r>
+      <w:r>
+        <w:t>Ferrugem, broca, bicho-mineiro e nematoides estão entre os desafios que exigem monitoramento e estratégias de manejo.</w:t>
+      </w:r>
+    </w:p>
+    <w:p>
+      <w:r>
+        <w:rPr>
+          <w:b/>
+        </w:rPr>
+        <w:t>Conexão Embrapa</w:t>
+      </w:r>
+    </w:p>
+    <w:p>
+      <w:r>
+        <w:rPr>
+          <w:b/>
+        </w:rPr>
+        <w:t xml:space="preserve">ATER+Digital: </w:t>
+      </w:r>
+      <w:r>
+        <w:t>Produção - manejo fitossanitário e sustentabilidade</w:t>
+      </w:r>
+    </w:p>
+    <w:p>
+      <w:r>
+        <w:rPr>
+          <w:b/>
+        </w:rPr>
+        <w:t xml:space="preserve">Link: </w:t>
+      </w:r>
+      <w:r>
+        <w:t>https://www.atermaisdigital.cnptia.embrapa.br/web/cafe/prod</w:t>
+      </w:r>
+    </w:p>
+    <w:p>
+      <w:r>
+        <w:rPr>
+          <w:b/>
+        </w:rPr>
+        <w:t xml:space="preserve">Publicação relacionada: </w:t>
+      </w:r>
+      <w:r>
+        <w:t>Preparação de dados e extração de padrões para aplicação em alertas fitossanitários para a cultura do café. (2006) - Embrapa Agricultura Digital</w:t>
+      </w:r>
+    </w:p>
+    <w:p>
+      <w:r>
+        <w:rPr>
+          <w:b/>
+        </w:rPr>
+        <w:t xml:space="preserve">Link: </w:t>
+      </w:r>
+      <w:r>
+        <w:t>https://www.alice.cnptia.embrapa.br/alice/bitstream/doc/71/1/PLPreparacaoAmaralPIBIC2006.pdf</w:t>
+      </w:r>
+    </w:p>
+    <w:p>
+      <w:r>
+        <w:rPr>
+          <w:b/>
+        </w:rPr>
+        <w:t xml:space="preserve">Solução tecnológica relacionada: </w:t>
+      </w:r>
+      <w:r>
+        <w:t>Solarizador de substrato para produção de mudas livres de nematóides - Produto / Máquina, implemento ou equipamento - Embrapa Rondônia</w:t>
+      </w:r>
+    </w:p>
+    <w:p>
+      <w:r>
+        <w:rPr>
+          <w:b/>
+        </w:rPr>
+        <w:t xml:space="preserve">Link: </w:t>
+      </w:r>
+      <w:r>
+        <w:t>https://www.embrapa.br/busca-de-solucoes-tecnologicas/-/produto-servico/4473/p--solarizador-de-substrato-para-produccedilatildeo-de-mudas-livres-de-nematoacuteidesp</w:t>
+      </w:r>
+    </w:p>
+    <w:p>
+      <w:pPr>
+        <w:pStyle w:val="Heading3"/>
+      </w:pPr>
+      <w:r>
+        <w:t>Questão 20</w:t>
+      </w:r>
+    </w:p>
+    <w:p>
+      <w:r>
+        <w:rPr>
+          <w:b/>
+        </w:rPr>
+        <w:t xml:space="preserve">Bloco: </w:t>
+      </w:r>
+      <w:r>
+        <w:t>Manejo produtivo e fitossanidade</w:t>
+      </w:r>
+    </w:p>
+    <w:p>
+      <w:r>
+        <w:rPr>
+          <w:b/>
+        </w:rPr>
+        <w:t xml:space="preserve">Categoria: </w:t>
+      </w:r>
+      <w:r>
+        <w:t>condução</w:t>
+      </w:r>
+    </w:p>
+    <w:p>
+      <w:r>
+        <w:rPr>
+          <w:b/>
+        </w:rPr>
+        <w:t xml:space="preserve">Enunciado: </w:t>
+      </w:r>
+      <w:r>
+        <w:t>Qual alternativa mostra uma diferença de condução comum entre Arábica e Canéfora na formação da planta?</w:t>
+      </w:r>
+    </w:p>
+    <w:p>
+      <w:pPr>
+        <w:pStyle w:val="ListBullet"/>
+      </w:pPr>
+      <w:r>
+        <w:t>A) Arábica frequentemente em haste única; Canéfora com múltiplas hastes e manejo de brotos</w:t>
+      </w:r>
+    </w:p>
+    <w:p>
+      <w:pPr>
+        <w:pStyle w:val="ListBullet"/>
+      </w:pPr>
+      <w:r>
+        <w:t>B) Arábica sempre sem poda; Canéfora sempre sem ramos produtivos</w:t>
+      </w:r>
+    </w:p>
+    <w:p>
+      <w:pPr>
+        <w:pStyle w:val="ListBullet"/>
+      </w:pPr>
+      <w:r>
+        <w:t>C) As duas espécies não exigem condução</w:t>
+      </w:r>
+    </w:p>
+    <w:p>
+      <w:pPr>
+        <w:pStyle w:val="ListBullet"/>
+      </w:pPr>
+      <w:r>
+        <w:t>D) A condução só é definida depois da torra</w:t>
+      </w:r>
+    </w:p>
+    <w:p>
+      <w:r>
+        <w:rPr>
+          <w:b/>
+        </w:rPr>
+        <w:t xml:space="preserve">Resposta correta: </w:t>
+      </w:r>
+      <w:r>
+        <w:t>A) Arábica frequentemente em haste única; Canéfora com múltiplas hastes e manejo de brotos</w:t>
+      </w:r>
+    </w:p>
+    <w:p>
+      <w:r>
+        <w:rPr>
+          <w:b/>
+        </w:rPr>
+        <w:t xml:space="preserve">Explicação curta: </w:t>
+      </w:r>
+      <w:r>
+        <w:t>O material destaca a condução em haste única para muitos sistemas de Arábica e múltiplas hastes para Canéfora, conforme arquitetura e vigor da planta.</w:t>
+      </w:r>
+    </w:p>
+    <w:p>
+      <w:r>
+        <w:rPr>
+          <w:b/>
+        </w:rPr>
+        <w:t>Conexão Embrapa</w:t>
+      </w:r>
+    </w:p>
+    <w:p>
+      <w:r>
+        <w:rPr>
+          <w:b/>
+        </w:rPr>
+        <w:t xml:space="preserve">ATER+Digital: </w:t>
+      </w:r>
+      <w:r>
+        <w:t>Fase de formação - condução da lavoura e formação das plantas</w:t>
+      </w:r>
+    </w:p>
+    <w:p>
+      <w:r>
+        <w:rPr>
+          <w:b/>
+        </w:rPr>
+        <w:t xml:space="preserve">Link: </w:t>
+      </w:r>
+      <w:r>
+        <w:t>https://www.atermaisdigital.cnptia.embrapa.br/web/cafe/faseformacao</w:t>
+      </w:r>
+    </w:p>
+    <w:p>
+      <w:r>
+        <w:rPr>
+          <w:b/>
+        </w:rPr>
+        <w:t xml:space="preserve">Publicação relacionada: </w:t>
+      </w:r>
+      <w:r>
+        <w:t>Manejo da poda do cafeeiro conilon (Coffea canephora). (2003) - Embrapa Amazônia Oriental</w:t>
+      </w:r>
+    </w:p>
+    <w:p>
+      <w:r>
+        <w:rPr>
+          <w:b/>
+        </w:rPr>
+        <w:t xml:space="preserve">Link: </w:t>
+      </w:r>
+      <w:r>
+        <w:t>https://www.infoteca.cnptia.embrapa.br/infoteca/bitstream/doc/697397/1/fd310001.pdf</w:t>
+      </w:r>
+    </w:p>
+    <w:p>
+      <w:r>
+        <w:rPr>
+          <w:b/>
+        </w:rPr>
+        <w:t xml:space="preserve">Solução tecnológica relacionada: </w:t>
+      </w:r>
+      <w:r>
+        <w:t>Poda de formação dos cafeeiros - Prática agropecuária / Prática para condução/poda - Embrapa Rondônia</w:t>
+      </w:r>
+    </w:p>
+    <w:p>
+      <w:r>
+        <w:rPr>
+          <w:b/>
+        </w:rPr>
+        <w:t xml:space="preserve">Link: </w:t>
+      </w:r>
+      <w:r>
+        <w:t>https://www.embrapa.br/busca-de-solucoes-tecnologicas/-/produto-servico/3453/p--poda-de-formaccedilatildeo-dos-cafeeirosp</w:t>
+      </w:r>
+    </w:p>
+    <w:p>
+      <w:pPr>
+        <w:pStyle w:val="Heading3"/>
+      </w:pPr>
+      <w:r>
+        <w:t>Questão 21</w:t>
+      </w:r>
+    </w:p>
+    <w:p>
+      <w:r>
+        <w:rPr>
+          <w:b/>
+        </w:rPr>
+        <w:t xml:space="preserve">Bloco: </w:t>
+      </w:r>
+      <w:r>
+        <w:t>Manejo produtivo e fitossanidade</w:t>
+      </w:r>
+    </w:p>
+    <w:p>
+      <w:r>
+        <w:rPr>
+          <w:b/>
+        </w:rPr>
+        <w:t xml:space="preserve">Categoria: </w:t>
+      </w:r>
+      <w:r>
+        <w:t>colheita</w:t>
+      </w:r>
+    </w:p>
+    <w:p>
+      <w:r>
+        <w:rPr>
+          <w:b/>
+        </w:rPr>
+        <w:t xml:space="preserve">Enunciado: </w:t>
+      </w:r>
+      <w:r>
+        <w:t>Em áreas montanhosas, qual prática pode apoiar a colheita de café?</w:t>
+      </w:r>
+    </w:p>
+    <w:p>
+      <w:pPr>
+        <w:pStyle w:val="ListBullet"/>
+      </w:pPr>
+      <w:r>
+        <w:t>A) Métodos manuais ou equipamentos portáteis adaptados às condições do relevo</w:t>
+      </w:r>
+    </w:p>
+    <w:p>
+      <w:pPr>
+        <w:pStyle w:val="ListBullet"/>
+      </w:pPr>
+      <w:r>
+        <w:t>B) Colheita apenas com grandes máquinas em qualquer declividade</w:t>
+      </w:r>
+    </w:p>
+    <w:p>
+      <w:pPr>
+        <w:pStyle w:val="ListBullet"/>
+      </w:pPr>
+      <w:r>
+        <w:t>C) Abandono da colheita seletiva</w:t>
+      </w:r>
+    </w:p>
+    <w:p>
+      <w:pPr>
+        <w:pStyle w:val="ListBullet"/>
+      </w:pPr>
+      <w:r>
+        <w:t>D) Secagem dos frutos ainda na planta como única estratégia</w:t>
+      </w:r>
+    </w:p>
+    <w:p>
+      <w:r>
+        <w:rPr>
+          <w:b/>
+        </w:rPr>
+        <w:t xml:space="preserve">Resposta correta: </w:t>
+      </w:r>
+      <w:r>
+        <w:t>A) Métodos manuais ou equipamentos portáteis adaptados às condições do relevo</w:t>
+      </w:r>
+    </w:p>
+    <w:p>
+      <w:r>
+        <w:rPr>
+          <w:b/>
+        </w:rPr>
+        <w:t xml:space="preserve">Explicação curta: </w:t>
+      </w:r>
+      <w:r>
+        <w:t>A topografia influencia o tipo de colheita. Em áreas montanhosas, predominam práticas manuais ou semimecanizadas adaptadas ao relevo.</w:t>
+      </w:r>
+    </w:p>
+    <w:p>
+      <w:r>
+        <w:rPr>
+          <w:b/>
+        </w:rPr>
+        <w:t>Conexão Embrapa</w:t>
+      </w:r>
+    </w:p>
+    <w:p>
+      <w:r>
+        <w:rPr>
+          <w:b/>
+        </w:rPr>
+        <w:t xml:space="preserve">ATER+Digital: </w:t>
+      </w:r>
+      <w:r>
+        <w:t>Colheita, pós-colheita e qualidade - formas de colheita</w:t>
+      </w:r>
+    </w:p>
+    <w:p>
+      <w:r>
+        <w:rPr>
+          <w:b/>
+        </w:rPr>
+        <w:t xml:space="preserve">Link: </w:t>
+      </w:r>
+      <w:r>
+        <w:t>https://www.atermaisdigital.cnptia.embrapa.br/web/cafe/prod</w:t>
+      </w:r>
+    </w:p>
+    <w:p>
+      <w:r>
+        <w:rPr>
+          <w:b/>
+        </w:rPr>
+        <w:t xml:space="preserve">Publicação relacionada: </w:t>
+      </w:r>
+      <w:r>
         <w:t>Café 'Conilon' (Coffea canephora L.). (2020) - Embrapa Amazônia Oriental</w:t>
       </w:r>
     </w:p>
@@ -1863,7 +3547,7 @@
         <w:t xml:space="preserve">Solução tecnológica relacionada: </w:t>
       </w:r>
       <w:r>
-        <w:t>Sistema Brasileiro de Classificação de Terras para Irrigação - SiBCTI - Produto / Software para Clientes Externos - Embrapa Solos</w:t>
+        <w:t>Recomendações sobre o uso da máquina para derriçar café - Prática agropecuária / Prática para colheita - Embrapa Instrumentação</w:t>
       </w:r>
     </w:p>
     <w:p>
@@ -1874,7 +3558,15 @@
         <w:t xml:space="preserve">Link: </w:t>
       </w:r>
       <w:r>
-        <w:t>https://www.embrapa.br/busca-de-solucoes-tecnologicas/-/produto-servico/10042/p--sistema-brasileiro-de-classificaccedilatildeo-de-terras-para-irrigaccedilatildeo---sibctip</w:t>
+        <w:t>https://www.embrapa.br/busca-de-solucoes-tecnologicas/-/produto-servico/9593/p--recomendaccedilotildees-sobre-o-uso-da-maacutequina-para-derriccedilar-cafeacutep</w:t>
+      </w:r>
+    </w:p>
+    <w:p>
+      <w:pPr>
+        <w:pStyle w:val="Heading2"/>
+      </w:pPr>
+      <w:r>
+        <w:t>Pós-colheita, qualidade e cafés especiais</w:t>
       </w:r>
     </w:p>
     <w:p>
@@ -1882,7 +3574,7 @@
         <w:pStyle w:val="Heading3"/>
       </w:pPr>
       <w:r>
-        <w:t>Questão 12</w:t>
+        <w:t>Questão 22</w:t>
       </w:r>
     </w:p>
     <w:p>
@@ -1893,7 +3585,7 @@
         <w:t xml:space="preserve">Bloco: </w:t>
       </w:r>
       <w:r>
-        <w:t>Genética, cultivares e planejamento</w:t>
+        <w:t>Pós-colheita, qualidade e cafés especiais</w:t>
       </w:r>
     </w:p>
     <w:p>
@@ -1904,7 +3596,7 @@
         <w:t xml:space="preserve">Categoria: </w:t>
       </w:r>
       <w:r>
-        <w:t>plantio</w:t>
+        <w:t>pós-colheita</w:t>
       </w:r>
     </w:p>
     <w:p>
@@ -1915,7 +3607,7 @@
         <w:t xml:space="preserve">Enunciado: </w:t>
       </w:r>
       <w:r>
-        <w:t>Qual alternativa explica corretamente o papel do espaçamento no plantio do café?</w:t>
+        <w:t>Por que o pós-colheita é decisivo para a qualidade do café?</w:t>
       </w:r>
     </w:p>
     <w:p>
@@ -1923,7 +3615,7 @@
         <w:pStyle w:val="ListBullet"/>
       </w:pPr>
       <w:r>
-        <w:t>A) O espaçamento influencia entrada de luz, circulação de ar, manejo, produtividade e mecanização</w:t>
+        <w:t>A) Porque lavagem, separação, fermentação, secagem e armazenamento influenciam aroma, doçura, acidez, corpo e segurança do alimento</w:t>
       </w:r>
     </w:p>
     <w:p>
@@ -1931,7 +3623,7 @@
         <w:pStyle w:val="ListBullet"/>
       </w:pPr>
       <w:r>
-        <w:t>B) O espaçamento não interfere no manejo da lavoura</w:t>
+        <w:t>B) Porque a qualidade depende apenas da embalagem</w:t>
       </w:r>
     </w:p>
     <w:p>
@@ -1939,7 +3631,7 @@
         <w:pStyle w:val="ListBullet"/>
       </w:pPr>
       <w:r>
-        <w:t>C) O espaçamento é definido apenas pelo tamanho da xícara</w:t>
+        <w:t>C) Porque o pós-colheita não altera o perfil sensorial</w:t>
       </w:r>
     </w:p>
     <w:p>
@@ -1947,7 +3639,7 @@
         <w:pStyle w:val="ListBullet"/>
       </w:pPr>
       <w:r>
-        <w:t>D) O espaçamento só importa depois da torra</w:t>
+        <w:t>D) Porque elimina a influência do terroir e da genética</w:t>
       </w:r>
     </w:p>
     <w:p>
@@ -1958,7 +3650,7 @@
         <w:t xml:space="preserve">Resposta correta: </w:t>
       </w:r>
       <w:r>
-        <w:t>A) O espaçamento influencia entrada de luz, circulação de ar, manejo, produtividade e mecanização</w:t>
+        <w:t>A) Porque lavagem, separação, fermentação, secagem e armazenamento influenciam aroma, doçura, acidez, corpo e segurança do alimento</w:t>
       </w:r>
     </w:p>
     <w:p>
@@ -1969,7 +3661,7 @@
         <w:t xml:space="preserve">Explicação curta: </w:t>
       </w:r>
       <w:r>
-        <w:t>Espaçamentos adequados contribuem para sistemas mais eficientes, produtivos e sustentáveis.</w:t>
+        <w:t>O pós-colheita preserva e desenvolve atributos construídos desde a lavoura, além de reduzir defeitos e riscos de contaminação.</w:t>
       </w:r>
     </w:p>
     <w:p>
@@ -1988,7 +3680,7 @@
         <w:t xml:space="preserve">ATER+Digital: </w:t>
       </w:r>
       <w:r>
-        <w:t>Planejamento do plantio - espaçamento e organização da lavoura</w:t>
+        <w:t>Pós-colheita, qualidade e mercado - manejo pós-colheita e processamento</w:t>
       </w:r>
     </w:p>
     <w:p>
@@ -1999,7 +3691,7 @@
         <w:t xml:space="preserve">Link: </w:t>
       </w:r>
       <w:r>
-        <w:t>https://www.atermaisdigital.cnptia.embrapa.br/web/cafe/planejamento-do-plantio</w:t>
+        <w:t>https://www.atermaisdigital.cnptia.embrapa.br/web/cafe/posproducao</w:t>
       </w:r>
     </w:p>
     <w:p>
@@ -2010,7 +3702,7 @@
         <w:t xml:space="preserve">Publicação relacionada: </w:t>
       </w:r>
       <w:r>
-        <w:t>Comportamento de seis linhagens de café (Coffea arabica L.) em condições de sombreamento e a pleno sol no Estado do Acre, Brasil. (1999) - Embrapa Acre</w:t>
+        <w:t>Obtenção de café com qualidade no Acre. (2000) - Embrapa Acre</w:t>
       </w:r>
     </w:p>
     <w:p>
@@ -2021,7 +3713,7 @@
         <w:t xml:space="preserve">Link: </w:t>
       </w:r>
       <w:r>
-        <w:t>https://www.alice.cnptia.embrapa.br/alice/bitstream/doc/492536/1/1249.pdf</w:t>
+        <w:t>https://www.infoteca.cnptia.embrapa.br/infoteca/bitstream/doc/495398/1/cirtec34.pdf</w:t>
       </w:r>
     </w:p>
     <w:p>
@@ -2032,7 +3724,7 @@
         <w:t xml:space="preserve">Solução tecnológica relacionada: </w:t>
       </w:r>
       <w:r>
-        <w:t>Poda de formação dos cafeeiros - Prática agropecuária / Prática para condução/poda - Embrapa Rondônia</w:t>
+        <w:t>Terreiro Barcaça Seca Café - Produto / Máquina, implemento ou equipamento - Embrapa Rondônia</w:t>
       </w:r>
     </w:p>
     <w:p>
@@ -2043,7 +3735,7 @@
         <w:t xml:space="preserve">Link: </w:t>
       </w:r>
       <w:r>
-        <w:t>https://www.embrapa.br/busca-de-solucoes-tecnologicas/-/produto-servico/3453/p--poda-de-formaccedilatildeo-dos-cafeeirosp</w:t>
+        <w:t>https://www.embrapa.br/busca-de-solucoes-tecnologicas/-/produto-servico/2318/p--terreiro-barcaccedila-seca-cafeacutep</w:t>
       </w:r>
     </w:p>
     <w:p>
@@ -2051,7 +3743,7 @@
         <w:pStyle w:val="Heading3"/>
       </w:pPr>
       <w:r>
-        <w:t>Questão 13</w:t>
+        <w:t>Questão 23</w:t>
       </w:r>
     </w:p>
     <w:p>
@@ -2062,7 +3754,7 @@
         <w:t xml:space="preserve">Bloco: </w:t>
       </w:r>
       <w:r>
-        <w:t>Genética, cultivares e planejamento</w:t>
+        <w:t>Pós-colheita, qualidade e cafés especiais</w:t>
       </w:r>
     </w:p>
     <w:p>
@@ -2073,7 +3765,7 @@
         <w:t xml:space="preserve">Categoria: </w:t>
       </w:r>
       <w:r>
-        <w:t>viabilidade</w:t>
+        <w:t>processamento</w:t>
       </w:r>
     </w:p>
     <w:p>
@@ -2084,7 +3776,7 @@
         <w:t xml:space="preserve">Enunciado: </w:t>
       </w:r>
       <w:r>
-        <w:t>No planejamento financeiro da lavoura, por que é importante lembrar que o cafeeiro leva tempo para produzir comercialmente?</w:t>
+        <w:t>Qual alternativa apresenta processos de pós-colheita?</w:t>
       </w:r>
     </w:p>
     <w:p>
@@ -2092,7 +3784,7 @@
         <w:pStyle w:val="ListBullet"/>
       </w:pPr>
       <w:r>
-        <w:t>A) Porque o cafeeiro produz no mesmo dia do plantio</w:t>
+        <w:t>A) Natural, cereja descascado, despolpado, honey e fermentações controladas</w:t>
       </w:r>
     </w:p>
     <w:p>
@@ -2100,7 +3792,7 @@
         <w:pStyle w:val="ListBullet"/>
       </w:pPr>
       <w:r>
-        <w:t>B) Porque a cultura não exige nenhum investimento inicial</w:t>
+        <w:t>B) Pasteurização, congelamento e fritura</w:t>
       </w:r>
     </w:p>
     <w:p>
@@ -2108,7 +3800,7 @@
         <w:pStyle w:val="ListBullet"/>
       </w:pPr>
       <w:r>
-        <w:t>C) Porque a lavoura pode levar de dois a quatro anos para iniciar a produção comercial</w:t>
+        <w:t>C) Somente torra escura e moagem fina</w:t>
       </w:r>
     </w:p>
     <w:p>
@@ -2116,7 +3808,7 @@
         <w:pStyle w:val="ListBullet"/>
       </w:pPr>
       <w:r>
-        <w:t>D) Porque café é uma cultura anual de ciclo curto</w:t>
+        <w:t>D) Apenas embalagem a vácuo</w:t>
       </w:r>
     </w:p>
     <w:p>
@@ -2127,7 +3819,7 @@
         <w:t xml:space="preserve">Resposta correta: </w:t>
       </w:r>
       <w:r>
-        <w:t>C) Porque a lavoura pode levar de dois a quatro anos para iniciar a produção comercial</w:t>
+        <w:t>A) Natural, cereja descascado, despolpado, honey e fermentações controladas</w:t>
       </w:r>
     </w:p>
     <w:p>
@@ -2138,7 +3830,7 @@
         <w:t xml:space="preserve">Explicação curta: </w:t>
       </w:r>
       <w:r>
-        <w:t>O tempo até a produção comercial exige planejamento de investimentos, custos de formação e sustentabilidade econômica da atividade.</w:t>
+        <w:t>Diferentes processamentos ajudam a construir perfis sensoriais variados e aumentar o valor agregado do café.</w:t>
       </w:r>
     </w:p>
     <w:p>
@@ -2157,7 +3849,7 @@
         <w:t xml:space="preserve">ATER+Digital: </w:t>
       </w:r>
       <w:r>
-        <w:t>Planejamento do plantio - viabilidade e uso de recursos</w:t>
+        <w:t>Manejo pós-colheita e processamento - escolha do processamento</w:t>
       </w:r>
     </w:p>
     <w:p>
@@ -2168,7 +3860,7 @@
         <w:t xml:space="preserve">Link: </w:t>
       </w:r>
       <w:r>
-        <w:t>https://www.atermaisdigital.cnptia.embrapa.br/web/cafe/planejamento-do-plantio</w:t>
+        <w:t>https://www.atermaisdigital.cnptia.embrapa.br/web/cafe/manejo-p%C3%B3s-colheita</w:t>
       </w:r>
     </w:p>
     <w:p>
@@ -2179,7 +3871,7 @@
         <w:t xml:space="preserve">Publicação relacionada: </w:t>
       </w:r>
       <w:r>
-        <w:t>Cafeicultura em Rondônia: situação atual e perspectivas. (1996) - Embrapa Rondônia</w:t>
+        <w:t>Efeito da fermentação na qualidade da bebida de robustas amazônicos. (2020) - Embrapa Rondônia</w:t>
       </w:r>
     </w:p>
     <w:p>
@@ -2190,7 +3882,367 @@
         <w:t xml:space="preserve">Link: </w:t>
       </w:r>
       <w:r>
-        <w:t>https://www.infoteca.cnptia.embrapa.br/infoteca/bitstream/doc/698625/1/DOC30id16410001.pdf</w:t>
+        <w:t>https://www.alice.cnptia.embrapa.br/alice/bitstream/doc/1129347/1/cpafro-18507.pdf</w:t>
+      </w:r>
+    </w:p>
+    <w:p>
+      <w:r>
+        <w:rPr>
+          <w:b/>
+        </w:rPr>
+        <w:t xml:space="preserve">Solução tecnológica relacionada: </w:t>
+      </w:r>
+      <w:r>
+        <w:t>Protocolo de análise sensorial de bebida de café - Metodologia / Metodologia Técnico-Científica - Embrapa Cerrados</w:t>
+      </w:r>
+    </w:p>
+    <w:p>
+      <w:r>
+        <w:rPr>
+          <w:b/>
+        </w:rPr>
+        <w:t xml:space="preserve">Link: </w:t>
+      </w:r>
+      <w:r>
+        <w:t>https://www.embrapa.br/busca-de-solucoes-tecnologicas/-/produto-servico/9799/p--protocolo-de-anaacutelise-sensorial-de-bebida-de-cafeacutep</w:t>
+      </w:r>
+    </w:p>
+    <w:p>
+      <w:pPr>
+        <w:pStyle w:val="Heading3"/>
+      </w:pPr>
+      <w:r>
+        <w:t>Questão 24</w:t>
+      </w:r>
+    </w:p>
+    <w:p>
+      <w:r>
+        <w:rPr>
+          <w:b/>
+        </w:rPr>
+        <w:t xml:space="preserve">Bloco: </w:t>
+      </w:r>
+      <w:r>
+        <w:t>Pós-colheita, qualidade e cafés especiais</w:t>
+      </w:r>
+    </w:p>
+    <w:p>
+      <w:r>
+        <w:rPr>
+          <w:b/>
+        </w:rPr>
+        <w:t xml:space="preserve">Categoria: </w:t>
+      </w:r>
+      <w:r>
+        <w:t>fermentação</w:t>
+      </w:r>
+    </w:p>
+    <w:p>
+      <w:r>
+        <w:rPr>
+          <w:b/>
+        </w:rPr>
+        <w:t xml:space="preserve">Enunciado: </w:t>
+      </w:r>
+      <w:r>
+        <w:t>O que as fermentações controladas podem oferecer à produção de cafés especiais?</w:t>
+      </w:r>
+    </w:p>
+    <w:p>
+      <w:pPr>
+        <w:pStyle w:val="ListBullet"/>
+      </w:pPr>
+      <w:r>
+        <w:t>A) Maior complexidade sensorial, padronização de lotes e redução de defeitos</w:t>
+      </w:r>
+    </w:p>
+    <w:p>
+      <w:pPr>
+        <w:pStyle w:val="ListBullet"/>
+      </w:pPr>
+      <w:r>
+        <w:t>B) Eliminação total da necessidade de secagem</w:t>
+      </w:r>
+    </w:p>
+    <w:p>
+      <w:pPr>
+        <w:pStyle w:val="ListBullet"/>
+      </w:pPr>
+      <w:r>
+        <w:t>C) Transformação do café em outra espécie</w:t>
+      </w:r>
+    </w:p>
+    <w:p>
+      <w:pPr>
+        <w:pStyle w:val="ListBullet"/>
+      </w:pPr>
+      <w:r>
+        <w:t>D) Redução obrigatória da qualidade</w:t>
+      </w:r>
+    </w:p>
+    <w:p>
+      <w:r>
+        <w:rPr>
+          <w:b/>
+        </w:rPr>
+        <w:t xml:space="preserve">Resposta correta: </w:t>
+      </w:r>
+      <w:r>
+        <w:t>A) Maior complexidade sensorial, padronização de lotes e redução de defeitos</w:t>
+      </w:r>
+    </w:p>
+    <w:p>
+      <w:r>
+        <w:rPr>
+          <w:b/>
+        </w:rPr>
+        <w:t xml:space="preserve">Explicação curta: </w:t>
+      </w:r>
+      <w:r>
+        <w:t>Fermentações controladas, quando bem conduzidas, podem ampliar aromas e sabores e contribuir para consistência e qualidade.</w:t>
+      </w:r>
+    </w:p>
+    <w:p>
+      <w:r>
+        <w:rPr>
+          <w:b/>
+        </w:rPr>
+        <w:t>Conexão Embrapa</w:t>
+      </w:r>
+    </w:p>
+    <w:p>
+      <w:r>
+        <w:rPr>
+          <w:b/>
+        </w:rPr>
+        <w:t xml:space="preserve">ATER+Digital: </w:t>
+      </w:r>
+      <w:r>
+        <w:t>Pós-colheita - fermentações e inovação</w:t>
+      </w:r>
+    </w:p>
+    <w:p>
+      <w:r>
+        <w:rPr>
+          <w:b/>
+        </w:rPr>
+        <w:t xml:space="preserve">Link: </w:t>
+      </w:r>
+      <w:r>
+        <w:t>https://www.atermaisdigital.cnptia.embrapa.br/web/cafe/posproducao</w:t>
+      </w:r>
+    </w:p>
+    <w:p>
+      <w:r>
+        <w:rPr>
+          <w:b/>
+        </w:rPr>
+        <w:t xml:space="preserve">Publicação relacionada: </w:t>
+      </w:r>
+      <w:r>
+        <w:t>Efeito da fermentação na qualidade da bebida de robustas amazônicos. (2020) - Embrapa Rondônia</w:t>
+      </w:r>
+    </w:p>
+    <w:p>
+      <w:r>
+        <w:rPr>
+          <w:b/>
+        </w:rPr>
+        <w:t xml:space="preserve">Link: </w:t>
+      </w:r>
+      <w:r>
+        <w:t>https://www.alice.cnptia.embrapa.br/alice/bitstream/doc/1129347/1/cpafro-18507.pdf</w:t>
+      </w:r>
+    </w:p>
+    <w:p>
+      <w:r>
+        <w:rPr>
+          <w:b/>
+        </w:rPr>
+        <w:t xml:space="preserve">Solução tecnológica relacionada: </w:t>
+      </w:r>
+      <w:r>
+        <w:t>Protocolo de análise sensorial de bebida de café - Metodologia / Metodologia Técnico-Científica - Embrapa Cerrados</w:t>
+      </w:r>
+    </w:p>
+    <w:p>
+      <w:r>
+        <w:rPr>
+          <w:b/>
+        </w:rPr>
+        <w:t xml:space="preserve">Link: </w:t>
+      </w:r>
+      <w:r>
+        <w:t>https://www.embrapa.br/busca-de-solucoes-tecnologicas/-/produto-servico/9799/p--protocolo-de-anaacutelise-sensorial-de-bebida-de-cafeacutep</w:t>
+      </w:r>
+    </w:p>
+    <w:p>
+      <w:pPr>
+        <w:pStyle w:val="Heading3"/>
+      </w:pPr>
+      <w:r>
+        <w:t>Questão 25</w:t>
+      </w:r>
+    </w:p>
+    <w:p>
+      <w:r>
+        <w:rPr>
+          <w:b/>
+        </w:rPr>
+        <w:t xml:space="preserve">Bloco: </w:t>
+      </w:r>
+      <w:r>
+        <w:t>Pós-colheita, qualidade e cafés especiais</w:t>
+      </w:r>
+    </w:p>
+    <w:p>
+      <w:r>
+        <w:rPr>
+          <w:b/>
+        </w:rPr>
+        <w:t xml:space="preserve">Categoria: </w:t>
+      </w:r>
+      <w:r>
+        <w:t>cafés especiais</w:t>
+      </w:r>
+    </w:p>
+    <w:p>
+      <w:r>
+        <w:rPr>
+          <w:b/>
+        </w:rPr>
+        <w:t xml:space="preserve">Enunciado: </w:t>
+      </w:r>
+      <w:r>
+        <w:t>O que define um café especial?</w:t>
+      </w:r>
+    </w:p>
+    <w:p>
+      <w:pPr>
+        <w:pStyle w:val="ListBullet"/>
+      </w:pPr>
+      <w:r>
+        <w:t>A) Apenas ser Arábica</w:t>
+      </w:r>
+    </w:p>
+    <w:p>
+      <w:pPr>
+        <w:pStyle w:val="ListBullet"/>
+      </w:pPr>
+      <w:r>
+        <w:t>B) Apenas ser Canéfora</w:t>
+      </w:r>
+    </w:p>
+    <w:p>
+      <w:pPr>
+        <w:pStyle w:val="ListBullet"/>
+      </w:pPr>
+      <w:r>
+        <w:t>C) Qualidade sensorial, origem, manejo, processamento, rastreabilidade, sustentabilidade e identidade</w:t>
+      </w:r>
+    </w:p>
+    <w:p>
+      <w:pPr>
+        <w:pStyle w:val="ListBullet"/>
+      </w:pPr>
+      <w:r>
+        <w:t>D) Somente preço alto no mercado</w:t>
+      </w:r>
+    </w:p>
+    <w:p>
+      <w:r>
+        <w:rPr>
+          <w:b/>
+        </w:rPr>
+        <w:t xml:space="preserve">Resposta correta: </w:t>
+      </w:r>
+      <w:r>
+        <w:t>C) Qualidade sensorial, origem, manejo, processamento, rastreabilidade, sustentabilidade e identidade</w:t>
+      </w:r>
+    </w:p>
+    <w:p>
+      <w:r>
+        <w:rPr>
+          <w:b/>
+        </w:rPr>
+        <w:t xml:space="preserve">Explicação curta: </w:t>
+      </w:r>
+      <w:r>
+        <w:t>Cafés especiais combinam qualidade na xícara com origem, cuidado produtivo, rastreabilidade, sustentabilidade e conexão entre produtor e consumidor.</w:t>
+      </w:r>
+    </w:p>
+    <w:p>
+      <w:r>
+        <w:rPr>
+          <w:b/>
+        </w:rPr>
+        <w:t>Conexão Embrapa</w:t>
+      </w:r>
+    </w:p>
+    <w:p>
+      <w:r>
+        <w:rPr>
+          <w:b/>
+        </w:rPr>
+        <w:t xml:space="preserve">ATER+Digital: </w:t>
+      </w:r>
+      <w:r>
+        <w:t>Cafés especiais - origem, qualidade e identidade</w:t>
+      </w:r>
+    </w:p>
+    <w:p>
+      <w:r>
+        <w:rPr>
+          <w:b/>
+        </w:rPr>
+        <w:t xml:space="preserve">Link: </w:t>
+      </w:r>
+      <w:r>
+        <w:t>https://www.atermaisdigital.cnptia.embrapa.br/web/cafe/cafesespeciais</w:t>
+      </w:r>
+    </w:p>
+    <w:p>
+      <w:r>
+        <w:rPr>
+          <w:b/>
+        </w:rPr>
+        <w:t xml:space="preserve">Publicação relacionada: </w:t>
+      </w:r>
+      <w:r>
+        <w:t>Modelo de negócio: cafés especiais robustas amazônicos. (2021)</w:t>
+      </w:r>
+    </w:p>
+    <w:p>
+      <w:r>
+        <w:rPr>
+          <w:b/>
+        </w:rPr>
+        <w:t xml:space="preserve">Link: </w:t>
+      </w:r>
+      <w:r>
+        <w:t>https://www.infoteca.cnptia.embrapa.br/infoteca/bitstream/doc/1135107/1/Guia-de-Negocio-Cafes-especiais-Robustas-Amazonicos.pdf</w:t>
+      </w:r>
+    </w:p>
+    <w:p>
+      <w:r>
+        <w:rPr>
+          <w:b/>
+        </w:rPr>
+        <w:t xml:space="preserve">Solução tecnológica relacionada: </w:t>
+      </w:r>
+      <w:r>
+        <w:t>Protocolo de análise sensorial de bebida de café - Metodologia / Metodologia Técnico-Científica - Embrapa Cerrados</w:t>
+      </w:r>
+    </w:p>
+    <w:p>
+      <w:r>
+        <w:rPr>
+          <w:b/>
+        </w:rPr>
+        <w:t xml:space="preserve">Link: </w:t>
+      </w:r>
+      <w:r>
+        <w:t>https://www.embrapa.br/busca-de-solucoes-tecnologicas/-/produto-servico/9799/p--protocolo-de-anaacutelise-sensorial-de-bebida-de-cafeacutep</w:t>
       </w:r>
     </w:p>
     <w:p>
@@ -2198,7 +4250,7 @@
         <w:pStyle w:val="Heading2"/>
       </w:pPr>
       <w:r>
-        <w:t>Solo, água e formação da lavoura</w:t>
+        <w:t>Torra, consumo e compostos do café</w:t>
       </w:r>
     </w:p>
     <w:p>
@@ -2206,7 +4258,7 @@
         <w:pStyle w:val="Heading3"/>
       </w:pPr>
       <w:r>
-        <w:t>Questão 14</w:t>
+        <w:t>Questão 26</w:t>
       </w:r>
     </w:p>
     <w:p>
@@ -2217,7 +4269,7 @@
         <w:t xml:space="preserve">Bloco: </w:t>
       </w:r>
       <w:r>
-        <w:t>Solo, água e formação da lavoura</w:t>
+        <w:t>Torra, consumo e compostos do café</w:t>
       </w:r>
     </w:p>
     <w:p>
@@ -2228,7 +4280,7 @@
         <w:t xml:space="preserve">Categoria: </w:t>
       </w:r>
       <w:r>
-        <w:t>solo</w:t>
+        <w:t>torra</w:t>
       </w:r>
     </w:p>
     <w:p>
@@ -2239,7 +4291,7 @@
         <w:t xml:space="preserve">Enunciado: </w:t>
       </w:r>
       <w:r>
-        <w:t>Antes do plantio, qual procedimento é essencial para orientar correção e manejo do solo?</w:t>
+        <w:t>Qual alternativa descreve melhor o papel da torra?</w:t>
       </w:r>
     </w:p>
     <w:p>
@@ -2247,7 +4299,7 @@
         <w:pStyle w:val="ListBullet"/>
       </w:pPr>
       <w:r>
-        <w:t>A) Escolher adubos sem diagnóstico</w:t>
+        <w:t>A) Transformar grãos verdes e revelar aromas, sabores, corpo e textura da bebida</w:t>
       </w:r>
     </w:p>
     <w:p>
@@ -2255,7 +4307,7 @@
         <w:pStyle w:val="ListBullet"/>
       </w:pPr>
       <w:r>
-        <w:t>B) Realizar análise técnica do solo e das condições da área</w:t>
+        <w:t>B) Apagar completamente a influência da origem</w:t>
       </w:r>
     </w:p>
     <w:p>
@@ -2263,7 +4315,7 @@
         <w:pStyle w:val="ListBullet"/>
       </w:pPr>
       <w:r>
-        <w:t>C) Evitar qualquer correção de acidez</w:t>
+        <w:t>C) Substituir todo o manejo da lavoura</w:t>
       </w:r>
     </w:p>
     <w:p>
@@ -2271,7 +4323,7 @@
         <w:pStyle w:val="ListBullet"/>
       </w:pPr>
       <w:r>
-        <w:t>D) Definir a adubação apenas pela aparência das folhas</w:t>
+        <w:t>D) Eliminar compostos químicos do café sem alteração sensorial</w:t>
       </w:r>
     </w:p>
     <w:p>
@@ -2282,7 +4334,7 @@
         <w:t xml:space="preserve">Resposta correta: </w:t>
       </w:r>
       <w:r>
-        <w:t>B) Realizar análise técnica do solo e das condições da área</w:t>
+        <w:t>A) Transformar grãos verdes e revelar aromas, sabores, corpo e textura da bebida</w:t>
       </w:r>
     </w:p>
     <w:p>
@@ -2293,7 +4345,7 @@
         <w:t xml:space="preserve">Explicação curta: </w:t>
       </w:r>
       <w:r>
-        <w:t>A análise do solo permite identificar pH, fertilidade, alumínio tóxico e disponibilidade de nutrientes, orientando calagem, gessagem e adubação.</w:t>
+        <w:t>A torra transforma compostos naturais pelo calor e revela características construídas da genética ao pós-colheita.</w:t>
       </w:r>
     </w:p>
     <w:p>
@@ -2312,7 +4364,7 @@
         <w:t xml:space="preserve">ATER+Digital: </w:t>
       </w:r>
       <w:r>
-        <w:t>Preparo do solo e da área - análise técnica e diagnóstico do solo</w:t>
+        <w:t>Torra e desenvolvimento de perfis sensoriais do café</w:t>
       </w:r>
     </w:p>
     <w:p>
@@ -2323,7 +4375,7 @@
         <w:t xml:space="preserve">Link: </w:t>
       </w:r>
       <w:r>
-        <w:t>https://www.atermaisdigital.cnptia.embrapa.br/web/cafe/preparo-do-solo-e-da-%C3%A1rea</w:t>
+        <w:t>https://www.atermaisdigital.cnptia.embrapa.br/web/cafe/torrefa%C3%A7%C3%A3o</w:t>
       </w:r>
     </w:p>
     <w:p>
@@ -2334,7 +4386,7 @@
         <w:t xml:space="preserve">Publicação relacionada: </w:t>
       </w:r>
       <w:r>
-        <w:t>Manejo da fertilidade do solo no pré-plantio e plantio do cafeeiro. (2001) - Embrapa Cerrados</w:t>
+        <w:t>Influência dos parâmetros de torração nas características físicas, químicas e sensoriais do Café Arábia puro. (2007) - Embrapa Instrumentação</w:t>
       </w:r>
     </w:p>
     <w:p>
@@ -2345,7 +4397,7 @@
         <w:t xml:space="preserve">Link: </w:t>
       </w:r>
       <w:r>
-        <w:t>https://www.infoteca.cnptia.embrapa.br/infoteca/bitstream/doc/566462/1/rectec46.pdf</w:t>
+        <w:t>https://www.alice.cnptia.embrapa.br/alice/bitstream/doc/25672/1/Proci07.00187.pdf</w:t>
       </w:r>
     </w:p>
     <w:p>
@@ -2356,7 +4408,7 @@
         <w:t xml:space="preserve">Solução tecnológica relacionada: </w:t>
       </w:r>
       <w:r>
-        <w:t>Manejo da Fertilidade do Solo no Pré-plantio e plantio do Cafeeiro no Cerrado - Prática agropecuária / Prática para manejo da adubação e fertilidade do solo - Embrapa Cerrados</w:t>
+        <w:t>Protocolo de análise sensorial de bebida de café - Metodologia / Metodologia Técnico-Científica - Embrapa Cerrados</w:t>
       </w:r>
     </w:p>
     <w:p>
@@ -2367,7 +4419,7 @@
         <w:t xml:space="preserve">Link: </w:t>
       </w:r>
       <w:r>
-        <w:t>https://www.embrapa.br/busca-de-solucoes-tecnologicas/-/produto-servico/3152/p--manejo-da-fertilidade-do-solo-no-preacute-plantio-e-plantio-do-cafeeiro-no-cerradop</w:t>
+        <w:t>https://www.embrapa.br/busca-de-solucoes-tecnologicas/-/produto-servico/9799/p--protocolo-de-anaacutelise-sensorial-de-bebida-de-cafeacutep</w:t>
       </w:r>
     </w:p>
     <w:p>
@@ -2375,7 +4427,7 @@
         <w:pStyle w:val="Heading3"/>
       </w:pPr>
       <w:r>
-        <w:t>Questão 15</w:t>
+        <w:t>Questão 27</w:t>
       </w:r>
     </w:p>
     <w:p>
@@ -2386,7 +4438,7 @@
         <w:t xml:space="preserve">Bloco: </w:t>
       </w:r>
       <w:r>
-        <w:t>Solo, água e formação da lavoura</w:t>
+        <w:t>Torra, consumo e compostos do café</w:t>
       </w:r>
     </w:p>
     <w:p>
@@ -2397,7 +4449,7 @@
         <w:t xml:space="preserve">Categoria: </w:t>
       </w:r>
       <w:r>
-        <w:t>calagem</w:t>
+        <w:t>torra</w:t>
       </w:r>
     </w:p>
     <w:p>
@@ -2408,7 +4460,7 @@
         <w:t xml:space="preserve">Enunciado: </w:t>
       </w:r>
       <w:r>
-        <w:t>Qual é a função geral da calagem no preparo do solo para o cafeeiro?</w:t>
+        <w:t>Qual perfil tende a ser mais associado a torras claras em cafés especiais?</w:t>
       </w:r>
     </w:p>
     <w:p>
@@ -2416,7 +4468,7 @@
         <w:pStyle w:val="ListBullet"/>
       </w:pPr>
       <w:r>
-        <w:t>A) Elevar o pH e fornecer cálcio e magnésio, favorecendo o desenvolvimento das plantas</w:t>
+        <w:t>A) Maior destaque para notas florais, frutadas, cítricas e maior acidez sensorial</w:t>
       </w:r>
     </w:p>
     <w:p>
@@ -2424,7 +4476,7 @@
         <w:pStyle w:val="ListBullet"/>
       </w:pPr>
       <w:r>
-        <w:t>B) Aumentar a acidez do solo sem controle</w:t>
+        <w:t>B) Queima obrigatória dos grãos</w:t>
       </w:r>
     </w:p>
     <w:p>
@@ -2432,7 +4484,7 @@
         <w:pStyle w:val="ListBullet"/>
       </w:pPr>
       <w:r>
-        <w:t>C) Eliminar a necessidade de análise de solo</w:t>
+        <w:t>C) Ausência completa de aroma</w:t>
       </w:r>
     </w:p>
     <w:p>
@@ -2440,7 +4492,7 @@
         <w:pStyle w:val="ListBullet"/>
       </w:pPr>
       <w:r>
-        <w:t>D) Substituir totalmente o manejo da água</w:t>
+        <w:t>D) Padronização que elimina a origem</w:t>
       </w:r>
     </w:p>
     <w:p>
@@ -2451,7 +4503,7 @@
         <w:t xml:space="preserve">Resposta correta: </w:t>
       </w:r>
       <w:r>
-        <w:t>A) Elevar o pH e fornecer cálcio e magnésio, favorecendo o desenvolvimento das plantas</w:t>
+        <w:t>A) Maior destaque para notas florais, frutadas, cítricas e maior acidez sensorial</w:t>
       </w:r>
     </w:p>
     <w:p>
@@ -2462,7 +4514,7 @@
         <w:t xml:space="preserve">Explicação curta: </w:t>
       </w:r>
       <w:r>
-        <w:t>A calagem corrige a acidez e melhora condições químicas importantes para o crescimento das raízes e o equilíbrio nutricional.</w:t>
+        <w:t>Torras claras tendem a preservar características da origem, do processamento e do terroir, especialmente em cafés especiais.</w:t>
       </w:r>
     </w:p>
     <w:p>
@@ -2481,7 +4533,7 @@
         <w:t xml:space="preserve">ATER+Digital: </w:t>
       </w:r>
       <w:r>
-        <w:t>Preparo do solo e da área - correção da acidez e fertilidade</w:t>
+        <w:t>Torrefação - tipos de torra</w:t>
       </w:r>
     </w:p>
     <w:p>
@@ -2492,7 +4544,7 @@
         <w:t xml:space="preserve">Link: </w:t>
       </w:r>
       <w:r>
-        <w:t>https://www.atermaisdigital.cnptia.embrapa.br/web/cafe/preparo-do-solo-e-da-%C3%A1rea</w:t>
+        <w:t>https://www.atermaisdigital.cnptia.embrapa.br/web/cafe/torrefa%C3%A7%C3%A3o</w:t>
       </w:r>
     </w:p>
     <w:p>
@@ -2503,7 +4555,7 @@
         <w:t xml:space="preserve">Publicação relacionada: </w:t>
       </w:r>
       <w:r>
-        <w:t>Manejo da calagem e da gessagem para o cafeeiro. (2002) - Embrapa Café</w:t>
+        <w:t>A Importância da Informação Sobre do Grau de Torra do Café e sua Influência nas Características Organolépticas da Bebida. (2004) - Embrapa Instrumentação</w:t>
       </w:r>
     </w:p>
     <w:p>
@@ -2514,7 +4566,456 @@
         <w:t xml:space="preserve">Link: </w:t>
       </w:r>
       <w:r>
-        <w:t>https://www.alice.cnptia.embrapa.br/alice/bitstream/doc/908792/1/Manejodacalagem.pdf</w:t>
+        <w:t>https://www.infoteca.cnptia.embrapa.br/infoteca/bitstream/doc/30170/1/CT582004.pdf</w:t>
+      </w:r>
+    </w:p>
+    <w:p>
+      <w:pPr>
+        <w:pStyle w:val="Heading3"/>
+      </w:pPr>
+      <w:r>
+        <w:t>Questão 28</w:t>
+      </w:r>
+    </w:p>
+    <w:p>
+      <w:r>
+        <w:rPr>
+          <w:b/>
+        </w:rPr>
+        <w:t xml:space="preserve">Bloco: </w:t>
+      </w:r>
+      <w:r>
+        <w:t>Torra, consumo e compostos do café</w:t>
+      </w:r>
+    </w:p>
+    <w:p>
+      <w:r>
+        <w:rPr>
+          <w:b/>
+        </w:rPr>
+        <w:t xml:space="preserve">Categoria: </w:t>
+      </w:r>
+      <w:r>
+        <w:t>compostos</w:t>
+      </w:r>
+    </w:p>
+    <w:p>
+      <w:r>
+        <w:rPr>
+          <w:b/>
+        </w:rPr>
+        <w:t xml:space="preserve">Enunciado: </w:t>
+      </w:r>
+      <w:r>
+        <w:t>Qual composto estimulante do café pode variar conforme espécie, torra e método de preparo?</w:t>
+      </w:r>
+    </w:p>
+    <w:p>
+      <w:pPr>
+        <w:pStyle w:val="ListBullet"/>
+      </w:pPr>
+      <w:r>
+        <w:t>A) Cafeína</w:t>
+      </w:r>
+    </w:p>
+    <w:p>
+      <w:pPr>
+        <w:pStyle w:val="ListBullet"/>
+      </w:pPr>
+      <w:r>
+        <w:t>B) Sacarose de cana adicionada</w:t>
+      </w:r>
+    </w:p>
+    <w:p>
+      <w:pPr>
+        <w:pStyle w:val="ListBullet"/>
+      </w:pPr>
+      <w:r>
+        <w:t>C) Glúten</w:t>
+      </w:r>
+    </w:p>
+    <w:p>
+      <w:pPr>
+        <w:pStyle w:val="ListBullet"/>
+      </w:pPr>
+      <w:r>
+        <w:t>D) Lactose</w:t>
+      </w:r>
+    </w:p>
+    <w:p>
+      <w:r>
+        <w:rPr>
+          <w:b/>
+        </w:rPr>
+        <w:t xml:space="preserve">Resposta correta: </w:t>
+      </w:r>
+      <w:r>
+        <w:t>A) Cafeína</w:t>
+      </w:r>
+    </w:p>
+    <w:p>
+      <w:r>
+        <w:rPr>
+          <w:b/>
+        </w:rPr>
+        <w:t xml:space="preserve">Explicação curta: </w:t>
+      </w:r>
+      <w:r>
+        <w:t>A cafeína é o composto estimulante mais conhecido do café e sua concentração varia conforme espécie, torra e preparo.</w:t>
+      </w:r>
+    </w:p>
+    <w:p>
+      <w:r>
+        <w:rPr>
+          <w:b/>
+        </w:rPr>
+        <w:t>Conexão Embrapa</w:t>
+      </w:r>
+    </w:p>
+    <w:p>
+      <w:r>
+        <w:rPr>
+          <w:b/>
+        </w:rPr>
+        <w:t xml:space="preserve">ATER+Digital: </w:t>
+      </w:r>
+      <w:r>
+        <w:t>Valor nutricional - cafeína</w:t>
+      </w:r>
+    </w:p>
+    <w:p>
+      <w:r>
+        <w:rPr>
+          <w:b/>
+        </w:rPr>
+        <w:t xml:space="preserve">Link: </w:t>
+      </w:r>
+      <w:r>
+        <w:t>https://www.atermaisdigital.cnptia.embrapa.br/web/cafe/valor-nutricional</w:t>
+      </w:r>
+    </w:p>
+    <w:p>
+      <w:r>
+        <w:rPr>
+          <w:b/>
+        </w:rPr>
+        <w:t xml:space="preserve">Publicação relacionada: </w:t>
+      </w:r>
+      <w:r>
+        <w:t>Café &amp; saúde humana. (2003) - Embrapa Café</w:t>
+      </w:r>
+    </w:p>
+    <w:p>
+      <w:r>
+        <w:rPr>
+          <w:b/>
+        </w:rPr>
+        <w:t xml:space="preserve">Link: </w:t>
+      </w:r>
+      <w:r>
+        <w:t>https://www.infoteca.cnptia.embrapa.br/infoteca/bitstream/doc/885988/1/Cafeesaudehumana.pdf</w:t>
+      </w:r>
+    </w:p>
+    <w:p>
+      <w:pPr>
+        <w:pStyle w:val="Heading3"/>
+      </w:pPr>
+      <w:r>
+        <w:t>Questão 29</w:t>
+      </w:r>
+    </w:p>
+    <w:p>
+      <w:r>
+        <w:rPr>
+          <w:b/>
+        </w:rPr>
+        <w:t xml:space="preserve">Bloco: </w:t>
+      </w:r>
+      <w:r>
+        <w:t>Torra, consumo e compostos do café</w:t>
+      </w:r>
+    </w:p>
+    <w:p>
+      <w:r>
+        <w:rPr>
+          <w:b/>
+        </w:rPr>
+        <w:t xml:space="preserve">Categoria: </w:t>
+      </w:r>
+      <w:r>
+        <w:t>compostos</w:t>
+      </w:r>
+    </w:p>
+    <w:p>
+      <w:r>
+        <w:rPr>
+          <w:b/>
+        </w:rPr>
+        <w:t xml:space="preserve">Enunciado: </w:t>
+      </w:r>
+      <w:r>
+        <w:t>Cafés Coffea canephora geralmente apresentam maiores teores de quais compostos em relação ao Arábica?</w:t>
+      </w:r>
+    </w:p>
+    <w:p>
+      <w:pPr>
+        <w:pStyle w:val="ListBullet"/>
+      </w:pPr>
+      <w:r>
+        <w:t>A) Cafeína e ácidos clorogênicos</w:t>
+      </w:r>
+    </w:p>
+    <w:p>
+      <w:pPr>
+        <w:pStyle w:val="ListBullet"/>
+      </w:pPr>
+      <w:r>
+        <w:t>B) Lactose e glúten</w:t>
+      </w:r>
+    </w:p>
+    <w:p>
+      <w:pPr>
+        <w:pStyle w:val="ListBullet"/>
+      </w:pPr>
+      <w:r>
+        <w:t>C) Sal e proteínas animais</w:t>
+      </w:r>
+    </w:p>
+    <w:p>
+      <w:pPr>
+        <w:pStyle w:val="ListBullet"/>
+      </w:pPr>
+      <w:r>
+        <w:t>D) Álcool e gordura trans</w:t>
+      </w:r>
+    </w:p>
+    <w:p>
+      <w:r>
+        <w:rPr>
+          <w:b/>
+        </w:rPr>
+        <w:t xml:space="preserve">Resposta correta: </w:t>
+      </w:r>
+      <w:r>
+        <w:t>A) Cafeína e ácidos clorogênicos</w:t>
+      </w:r>
+    </w:p>
+    <w:p>
+      <w:r>
+        <w:rPr>
+          <w:b/>
+        </w:rPr>
+        <w:t xml:space="preserve">Explicação curta: </w:t>
+      </w:r>
+      <w:r>
+        <w:t>Canéforas tendem a apresentar maiores teores de cafeína e ácidos clorogênicos, contribuindo para bebidas mais intensas e encorpadas.</w:t>
+      </w:r>
+    </w:p>
+    <w:p>
+      <w:r>
+        <w:rPr>
+          <w:b/>
+        </w:rPr>
+        <w:t>Conexão Embrapa</w:t>
+      </w:r>
+    </w:p>
+    <w:p>
+      <w:r>
+        <w:rPr>
+          <w:b/>
+        </w:rPr>
+        <w:t xml:space="preserve">ATER+Digital: </w:t>
+      </w:r>
+      <w:r>
+        <w:t>Valor nutricional - cafeína e ácidos clorogênicos</w:t>
+      </w:r>
+    </w:p>
+    <w:p>
+      <w:r>
+        <w:rPr>
+          <w:b/>
+        </w:rPr>
+        <w:t xml:space="preserve">Link: </w:t>
+      </w:r>
+      <w:r>
+        <w:t>https://www.atermaisdigital.cnptia.embrapa.br/web/cafe/valor-nutricional</w:t>
+      </w:r>
+    </w:p>
+    <w:p>
+      <w:r>
+        <w:rPr>
+          <w:b/>
+        </w:rPr>
+        <w:t xml:space="preserve">Publicação relacionada: </w:t>
+      </w:r>
+      <w:r>
+        <w:t>Composição química de café conilon (Coffea canephora). (2011) - Embrapa Café</w:t>
+      </w:r>
+    </w:p>
+    <w:p>
+      <w:r>
+        <w:rPr>
+          <w:b/>
+        </w:rPr>
+        <w:t xml:space="preserve">Link: </w:t>
+      </w:r>
+      <w:r>
+        <w:t>https://www.alice.cnptia.embrapa.br/alice/bitstream/doc/903992/1/Composicaoquimica.pdf</w:t>
+      </w:r>
+    </w:p>
+    <w:p>
+      <w:pPr>
+        <w:pStyle w:val="Heading2"/>
+      </w:pPr>
+      <w:r>
+        <w:t>Sustentabilidade, mercado e futuro</w:t>
+      </w:r>
+    </w:p>
+    <w:p>
+      <w:pPr>
+        <w:pStyle w:val="Heading3"/>
+      </w:pPr>
+      <w:r>
+        <w:t>Questão 30</w:t>
+      </w:r>
+    </w:p>
+    <w:p>
+      <w:r>
+        <w:rPr>
+          <w:b/>
+        </w:rPr>
+        <w:t xml:space="preserve">Bloco: </w:t>
+      </w:r>
+      <w:r>
+        <w:t>Sustentabilidade, mercado e futuro</w:t>
+      </w:r>
+    </w:p>
+    <w:p>
+      <w:r>
+        <w:rPr>
+          <w:b/>
+        </w:rPr>
+        <w:t xml:space="preserve">Categoria: </w:t>
+      </w:r>
+      <w:r>
+        <w:t>sustentabilidade</w:t>
+      </w:r>
+    </w:p>
+    <w:p>
+      <w:r>
+        <w:rPr>
+          <w:b/>
+        </w:rPr>
+        <w:t xml:space="preserve">Enunciado: </w:t>
+      </w:r>
+      <w:r>
+        <w:t>Qual conjunto de práticas contribui para uma cafeicultura mais sustentável?</w:t>
+      </w:r>
+    </w:p>
+    <w:p>
+      <w:pPr>
+        <w:pStyle w:val="ListBullet"/>
+      </w:pPr>
+      <w:r>
+        <w:t>A) Conservação do solo, uso eficiente da água, manejo integrado e cultivares adaptadas</w:t>
+      </w:r>
+    </w:p>
+    <w:p>
+      <w:pPr>
+        <w:pStyle w:val="ListBullet"/>
+      </w:pPr>
+      <w:r>
+        <w:t>B) Solo descoberto, desperdício de água e ausência de monitoramento</w:t>
+      </w:r>
+    </w:p>
+    <w:p>
+      <w:pPr>
+        <w:pStyle w:val="ListBullet"/>
+      </w:pPr>
+      <w:r>
+        <w:t>C) Plantio sem planejamento e sem assistência técnica</w:t>
+      </w:r>
+    </w:p>
+    <w:p>
+      <w:pPr>
+        <w:pStyle w:val="ListBullet"/>
+      </w:pPr>
+      <w:r>
+        <w:t>D) Secagem descontrolada e armazenamento úmido</w:t>
+      </w:r>
+    </w:p>
+    <w:p>
+      <w:r>
+        <w:rPr>
+          <w:b/>
+        </w:rPr>
+        <w:t xml:space="preserve">Resposta correta: </w:t>
+      </w:r>
+      <w:r>
+        <w:t>A) Conservação do solo, uso eficiente da água, manejo integrado e cultivares adaptadas</w:t>
+      </w:r>
+    </w:p>
+    <w:p>
+      <w:r>
+        <w:rPr>
+          <w:b/>
+        </w:rPr>
+        <w:t xml:space="preserve">Explicação curta: </w:t>
+      </w:r>
+      <w:r>
+        <w:t>A sustentabilidade envolve eficiência produtiva, conservação de recursos naturais, manejo técnico e adaptação às condições locais.</w:t>
+      </w:r>
+    </w:p>
+    <w:p>
+      <w:r>
+        <w:rPr>
+          <w:b/>
+        </w:rPr>
+        <w:t>Conexão Embrapa</w:t>
+      </w:r>
+    </w:p>
+    <w:p>
+      <w:r>
+        <w:rPr>
+          <w:b/>
+        </w:rPr>
+        <w:t xml:space="preserve">ATER+Digital: </w:t>
+      </w:r>
+      <w:r>
+        <w:t>Sustentabilidade ambiental e produção resiliente</w:t>
+      </w:r>
+    </w:p>
+    <w:p>
+      <w:r>
+        <w:rPr>
+          <w:b/>
+        </w:rPr>
+        <w:t xml:space="preserve">Link: </w:t>
+      </w:r>
+      <w:r>
+        <w:t>https://www.atermaisdigital.cnptia.embrapa.br/web/cafe</w:t>
+      </w:r>
+    </w:p>
+    <w:p>
+      <w:r>
+        <w:rPr>
+          <w:b/>
+        </w:rPr>
+        <w:t xml:space="preserve">Publicação relacionada: </w:t>
+      </w:r>
+      <w:r>
+        <w:t>Avaliação de conformidades de cafeicultores do Cerrado mineiro sobre exigências da produção integrada de café. (2008) - Embrapa Café</w:t>
+      </w:r>
+    </w:p>
+    <w:p>
+      <w:r>
+        <w:rPr>
+          <w:b/>
+        </w:rPr>
+        <w:t xml:space="preserve">Link: </w:t>
+      </w:r>
+      <w:r>
+        <w:t>https://www.alice.cnptia.embrapa.br/alice/bitstream/doc/880530/1/Avaliacaodeconformidade.pdf</w:t>
       </w:r>
     </w:p>
     <w:p>
@@ -2525,7 +5026,7 @@
         <w:t xml:space="preserve">Solução tecnológica relacionada: </w:t>
       </w:r>
       <w:r>
-        <w:t>Gesso agrícola no café no Cerrado - Prática agropecuária / Prática para manejo da adubação e fertilidade do solo - Embrapa Cerrados</w:t>
+        <w:t>Avaliação da pegada e do sequestro de carbono na cafeicultura das Matas de Rondônia - Metodologia / Metodologia Técnico-Científica - Embrapa Territorial</w:t>
       </w:r>
     </w:p>
     <w:p>
@@ -2536,7 +5037,7 @@
         <w:t xml:space="preserve">Link: </w:t>
       </w:r>
       <w:r>
-        <w:t>https://www.embrapa.br/busca-de-solucoes-tecnologicas/-/produto-servico/2386/p--gesso-agriacutecola-no-cafeacute-no-cerradop</w:t>
+        <w:t>https://www.embrapa.br/busca-de-solucoes-tecnologicas/-/produto-servico/13165/p--avaliaccedilatildeo-da-pegada-e-do-sequestro-de-carbono-na-cafeicultura-das-matas-de-rondocircniap</w:t>
       </w:r>
     </w:p>
     <w:p>
@@ -2544,7 +5045,7 @@
         <w:pStyle w:val="Heading3"/>
       </w:pPr>
       <w:r>
-        <w:t>Questão 16</w:t>
+        <w:t>Questão 31</w:t>
       </w:r>
     </w:p>
     <w:p>
@@ -2555,7 +5056,7 @@
         <w:t xml:space="preserve">Bloco: </w:t>
       </w:r>
       <w:r>
-        <w:t>Solo, água e formação da lavoura</w:t>
+        <w:t>Sustentabilidade, mercado e futuro</w:t>
       </w:r>
     </w:p>
     <w:p>
@@ -2566,7 +5067,7 @@
         <w:t xml:space="preserve">Categoria: </w:t>
       </w:r>
       <w:r>
-        <w:t>raízes</w:t>
+        <w:t>mercado</w:t>
       </w:r>
     </w:p>
     <w:p>
@@ -2577,7 +5078,7 @@
         <w:t xml:space="preserve">Enunciado: </w:t>
       </w:r>
       <w:r>
-        <w:t>Por que o desenvolvimento das raízes é tão importante na formação da lavoura cafeeira?</w:t>
+        <w:t>Qual tendência atual fortalece o valor agregado de cafés brasileiros?</w:t>
       </w:r>
     </w:p>
     <w:p>
@@ -2585,7 +5086,7 @@
         <w:pStyle w:val="ListBullet"/>
       </w:pPr>
       <w:r>
-        <w:t>A) Porque raízes saudáveis favorecem absorção de água e nutrientes, estabilidade produtiva e maior resiliência a períodos secos</w:t>
+        <w:t>A) Rastreabilidade, identidade de origem, Indicações Geográficas, sustentabilidade e conexão com consumidores</w:t>
       </w:r>
     </w:p>
     <w:p>
@@ -2593,7 +5094,7 @@
         <w:pStyle w:val="ListBullet"/>
       </w:pPr>
       <w:r>
-        <w:t>B) Porque as raízes não interferem na produtividade</w:t>
+        <w:t>B) Ausência de informação sobre origem</w:t>
       </w:r>
     </w:p>
     <w:p>
@@ -2601,7 +5102,7 @@
         <w:pStyle w:val="ListBullet"/>
       </w:pPr>
       <w:r>
-        <w:t>C) Porque raízes superficiais são sempre desejáveis</w:t>
+        <w:t>C) Mistura sem controle de qualidade</w:t>
       </w:r>
     </w:p>
     <w:p>
@@ -2609,7 +5110,7 @@
         <w:pStyle w:val="ListBullet"/>
       </w:pPr>
       <w:r>
-        <w:t>D) Porque o café não depende de água no solo</w:t>
+        <w:t>D) Desvalorização dos territórios produtores</w:t>
       </w:r>
     </w:p>
     <w:p>
@@ -2620,7 +5121,7 @@
         <w:t xml:space="preserve">Resposta correta: </w:t>
       </w:r>
       <w:r>
-        <w:t>A) Porque raízes saudáveis favorecem absorção de água e nutrientes, estabilidade produtiva e maior resiliência a períodos secos</w:t>
+        <w:t>A) Rastreabilidade, identidade de origem, Indicações Geográficas, sustentabilidade e conexão com consumidores</w:t>
       </w:r>
     </w:p>
     <w:p>
@@ -2631,7 +5132,7 @@
         <w:t xml:space="preserve">Explicação curta: </w:t>
       </w:r>
       <w:r>
-        <w:t>Raízes profundas e saudáveis ajudam o cafeeiro a explorar melhor o solo, absorver água e nutrientes e resistir melhor a estresses.</w:t>
+        <w:t>O mercado valoriza cada vez mais cafés com história, origem, rastreabilidade, qualidade e práticas sustentáveis.</w:t>
       </w:r>
     </w:p>
     <w:p>
@@ -2650,7 +5151,7 @@
         <w:t xml:space="preserve">ATER+Digital: </w:t>
       </w:r>
       <w:r>
-        <w:t>Preparo do solo e da área - desenvolvimento das raízes e adaptação da lavoura</w:t>
+        <w:t>Mercado, consumo e valor agregado - origem e rastreabilidade</w:t>
       </w:r>
     </w:p>
     <w:p>
@@ -2661,7 +5162,7 @@
         <w:t xml:space="preserve">Link: </w:t>
       </w:r>
       <w:r>
-        <w:t>https://www.atermaisdigital.cnptia.embrapa.br/web/cafe/preparo-do-solo-e-da-%C3%A1rea</w:t>
+        <w:t>https://www.atermaisdigital.cnptia.embrapa.br/web/cafe/posproducao</w:t>
       </w:r>
     </w:p>
     <w:p>
@@ -2672,7 +5173,7 @@
         <w:t xml:space="preserve">Publicação relacionada: </w:t>
       </w:r>
       <w:r>
-        <w:t>O alto teor de silício no solo inibe o crescimento radicular de cafeeiros sem afetar as trocas gasosas foliares. (2011) - Embrapa Meio Ambiente</w:t>
+        <w:t>Digitalização de dados na produção de café arábica em Caconde (SP) para certificação e apoio à obtenção de Indicação Geográfica. (2024) - Embrapa Agricultura Digital</w:t>
       </w:r>
     </w:p>
     <w:p>
@@ -2683,7 +5184,7 @@
         <w:t xml:space="preserve">Link: </w:t>
       </w:r>
       <w:r>
-        <w:t>https://www.alice.cnptia.embrapa.br/alice/bitstream/doc/901811/1/2011AP27.pdf</w:t>
+        <w:t>https://www.alice.cnptia.embrapa.br/alice/bitstream/doc/1172535/1/RA-Digitalizacao-dados-SemearDigital-2024.pdf</w:t>
       </w:r>
     </w:p>
     <w:p>
@@ -2694,7 +5195,7 @@
         <w:t xml:space="preserve">Solução tecnológica relacionada: </w:t>
       </w:r>
       <w:r>
-        <w:t>Solarizador de substrato para produção de mudas livres de nematóides - Produto / Máquina, implemento ou equipamento - Embrapa Rondônia</w:t>
+        <w:t>Sistema de Inteligência Territorial Estratégica da Macrologística Agropecuária Brasileira | SITE-MLog - Metodologia / Procedimento Informatizado - Embrapa Territorial</w:t>
       </w:r>
     </w:p>
     <w:p>
@@ -2705,7 +5206,7 @@
         <w:t xml:space="preserve">Link: </w:t>
       </w:r>
       <w:r>
-        <w:t>https://www.embrapa.br/busca-de-solucoes-tecnologicas/-/produto-servico/4473/p--solarizador-de-substrato-para-produccedilatildeo-de-mudas-livres-de-nematoacuteidesp</w:t>
+        <w:t>https://www.embrapa.br/busca-de-solucoes-tecnologicas/-/produto-servico/12230/p--sistema-de-inteligecircncia-territorial-estrateacutegica-da-macrologiacutestica-agropecuaacuteria-brasileira-nbspsite-mlogp</w:t>
       </w:r>
     </w:p>
     <w:p>
@@ -2713,2846 +5214,7 @@
         <w:pStyle w:val="Heading3"/>
       </w:pPr>
       <w:r>
-        <w:t>Questão 17</w:t>
-      </w:r>
-    </w:p>
-    <w:p>
-      <w:r>
-        <w:rPr>
-          <w:b/>
-        </w:rPr>
-        <w:t xml:space="preserve">Bloco: </w:t>
-      </w:r>
-      <w:r>
-        <w:t>Solo, água e formação da lavoura</w:t>
-      </w:r>
-    </w:p>
-    <w:p>
-      <w:r>
-        <w:rPr>
-          <w:b/>
-        </w:rPr>
-        <w:t xml:space="preserve">Categoria: </w:t>
-      </w:r>
-      <w:r>
-        <w:t>nutrição</w:t>
-      </w:r>
-    </w:p>
-    <w:p>
-      <w:r>
-        <w:rPr>
-          <w:b/>
-        </w:rPr>
-        <w:t xml:space="preserve">Enunciado: </w:t>
-      </w:r>
-      <w:r>
-        <w:t>Na fase de formação, qual é o objetivo principal do manejo nutricional?</w:t>
-      </w:r>
-    </w:p>
-    <w:p>
-      <w:pPr>
-        <w:pStyle w:val="ListBullet"/>
-      </w:pPr>
-      <w:r>
-        <w:t>A) Estimular raízes, folhas e ramos que sustentarão as futuras safras</w:t>
-      </w:r>
-    </w:p>
-    <w:p>
-      <w:pPr>
-        <w:pStyle w:val="ListBullet"/>
-      </w:pPr>
-      <w:r>
-        <w:t>B) Produzir café torrado imediatamente</w:t>
-      </w:r>
-    </w:p>
-    <w:p>
-      <w:pPr>
-        <w:pStyle w:val="ListBullet"/>
-      </w:pPr>
-      <w:r>
-        <w:t>C) Evitar qualquer adubação</w:t>
-      </w:r>
-    </w:p>
-    <w:p>
-      <w:pPr>
-        <w:pStyle w:val="ListBullet"/>
-      </w:pPr>
-      <w:r>
-        <w:t>D) Reduzir o crescimento das plantas jovens</w:t>
-      </w:r>
-    </w:p>
-    <w:p>
-      <w:r>
-        <w:rPr>
-          <w:b/>
-        </w:rPr>
-        <w:t xml:space="preserve">Resposta correta: </w:t>
-      </w:r>
-      <w:r>
-        <w:t>A) Estimular raízes, folhas e ramos que sustentarão as futuras safras</w:t>
-      </w:r>
-    </w:p>
-    <w:p>
-      <w:r>
-        <w:rPr>
-          <w:b/>
-        </w:rPr>
-        <w:t xml:space="preserve">Explicação curta: </w:t>
-      </w:r>
-      <w:r>
-        <w:t>Na formação, nutrientes como nitrogênio, potássio, boro e zinco contribuem para crescimento vegetativo e estruturação da planta.</w:t>
-      </w:r>
-    </w:p>
-    <w:p>
-      <w:r>
-        <w:rPr>
-          <w:b/>
-        </w:rPr>
-        <w:t>Conexão Embrapa</w:t>
-      </w:r>
-    </w:p>
-    <w:p>
-      <w:r>
-        <w:rPr>
-          <w:b/>
-        </w:rPr>
-        <w:t xml:space="preserve">ATER+Digital: </w:t>
-      </w:r>
-      <w:r>
-        <w:t>Fase de formação - manejo nutricional e desenvolvimento das plantas</w:t>
-      </w:r>
-    </w:p>
-    <w:p>
-      <w:r>
-        <w:rPr>
-          <w:b/>
-        </w:rPr>
-        <w:t xml:space="preserve">Link: </w:t>
-      </w:r>
-      <w:r>
-        <w:t>https://www.atermaisdigital.cnptia.embrapa.br/web/cafe/faseformacao</w:t>
-      </w:r>
-    </w:p>
-    <w:p>
-      <w:r>
-        <w:rPr>
-          <w:b/>
-        </w:rPr>
-        <w:t xml:space="preserve">Publicação relacionada: </w:t>
-      </w:r>
-      <w:r>
-        <w:t>Normas foliares para café conilon em pré-florada no sul da Bahia. (2013) - Embrapa Rondônia</w:t>
-      </w:r>
-    </w:p>
-    <w:p>
-      <w:r>
-        <w:rPr>
-          <w:b/>
-        </w:rPr>
-        <w:t xml:space="preserve">Link: </w:t>
-      </w:r>
-      <w:r>
-        <w:t>https://www.alice.cnptia.embrapa.br/alice/bitstream/doc/978287/1/Partellietal.2013.pdf</w:t>
-      </w:r>
-    </w:p>
-    <w:p>
-      <w:r>
-        <w:rPr>
-          <w:b/>
-        </w:rPr>
-        <w:t xml:space="preserve">Solução tecnológica relacionada: </w:t>
-      </w:r>
-      <w:r>
-        <w:t>Manejo da Fertilidade do Solo no Pré-plantio e plantio do Cafeeiro no Cerrado - Prática agropecuária / Prática para manejo da adubação e fertilidade do solo - Embrapa Cerrados</w:t>
-      </w:r>
-    </w:p>
-    <w:p>
-      <w:r>
-        <w:rPr>
-          <w:b/>
-        </w:rPr>
-        <w:t xml:space="preserve">Link: </w:t>
-      </w:r>
-      <w:r>
-        <w:t>https://www.embrapa.br/busca-de-solucoes-tecnologicas/-/produto-servico/3152/p--manejo-da-fertilidade-do-solo-no-preacute-plantio-e-plantio-do-cafeeiro-no-cerradop</w:t>
-      </w:r>
-    </w:p>
-    <w:p>
-      <w:pPr>
-        <w:pStyle w:val="Heading3"/>
-      </w:pPr>
-      <w:r>
-        <w:t>Questão 18</w:t>
-      </w:r>
-    </w:p>
-    <w:p>
-      <w:r>
-        <w:rPr>
-          <w:b/>
-        </w:rPr>
-        <w:t xml:space="preserve">Bloco: </w:t>
-      </w:r>
-      <w:r>
-        <w:t>Solo, água e formação da lavoura</w:t>
-      </w:r>
-    </w:p>
-    <w:p>
-      <w:r>
-        <w:rPr>
-          <w:b/>
-        </w:rPr>
-        <w:t xml:space="preserve">Categoria: </w:t>
-      </w:r>
-      <w:r>
-        <w:t>irrigação</w:t>
-      </w:r>
-    </w:p>
-    <w:p>
-      <w:r>
-        <w:rPr>
-          <w:b/>
-        </w:rPr>
-        <w:t xml:space="preserve">Enunciado: </w:t>
-      </w:r>
-      <w:r>
-        <w:t>Qual tecnologia de manejo da irrigação pode contribuir para uniformizar a florada do cafeeiro irrigado no Cerrado?</w:t>
-      </w:r>
-    </w:p>
-    <w:p>
-      <w:pPr>
-        <w:pStyle w:val="ListBullet"/>
-      </w:pPr>
-      <w:r>
-        <w:t>A) Uso do estresse hídrico controlado</w:t>
-      </w:r>
-    </w:p>
-    <w:p>
-      <w:pPr>
-        <w:pStyle w:val="ListBullet"/>
-      </w:pPr>
-      <w:r>
-        <w:t>B) Armazenamento úmido dos grãos</w:t>
-      </w:r>
-    </w:p>
-    <w:p>
-      <w:pPr>
-        <w:pStyle w:val="ListBullet"/>
-      </w:pPr>
-      <w:r>
-        <w:t>C) Torra escura antes da colheita</w:t>
-      </w:r>
-    </w:p>
-    <w:p>
-      <w:pPr>
-        <w:pStyle w:val="ListBullet"/>
-      </w:pPr>
-      <w:r>
-        <w:t>D) Plantio sem planejamento hídrico</w:t>
-      </w:r>
-    </w:p>
-    <w:p>
-      <w:r>
-        <w:rPr>
-          <w:b/>
-        </w:rPr>
-        <w:t xml:space="preserve">Resposta correta: </w:t>
-      </w:r>
-      <w:r>
-        <w:t>A) Uso do estresse hídrico controlado</w:t>
-      </w:r>
-    </w:p>
-    <w:p>
-      <w:r>
-        <w:rPr>
-          <w:b/>
-        </w:rPr>
-        <w:t xml:space="preserve">Explicação curta: </w:t>
-      </w:r>
-      <w:r>
-        <w:t>O estresse hídrico controlado pode favorecer florada única e mais uniforme, contribuindo para qualidade, produtividade e economia de água.</w:t>
-      </w:r>
-    </w:p>
-    <w:p>
-      <w:r>
-        <w:rPr>
-          <w:b/>
-        </w:rPr>
-        <w:t>Conexão Embrapa</w:t>
-      </w:r>
-    </w:p>
-    <w:p>
-      <w:r>
-        <w:rPr>
-          <w:b/>
-        </w:rPr>
-        <w:t xml:space="preserve">ATER+Digital: </w:t>
-      </w:r>
-      <w:r>
-        <w:t>Produção - água, nutrição e equilíbrio das plantas</w:t>
-      </w:r>
-    </w:p>
-    <w:p>
-      <w:r>
-        <w:rPr>
-          <w:b/>
-        </w:rPr>
-        <w:t xml:space="preserve">Link: </w:t>
-      </w:r>
-      <w:r>
-        <w:t>https://www.atermaisdigital.cnptia.embrapa.br/web/cafe/prod</w:t>
-      </w:r>
-    </w:p>
-    <w:p>
-      <w:r>
-        <w:rPr>
-          <w:b/>
-        </w:rPr>
-        <w:t xml:space="preserve">Publicação relacionada: </w:t>
-      </w:r>
-      <w:r>
-        <w:t>Manejo da irrigação do cafeeiro, com uso do estresse hídrico controlado, para uniformização de florada. (2006) - Embrapa Cerrados</w:t>
-      </w:r>
-    </w:p>
-    <w:p>
-      <w:r>
-        <w:rPr>
-          <w:b/>
-        </w:rPr>
-        <w:t xml:space="preserve">Link: </w:t>
-      </w:r>
-      <w:r>
-        <w:t>https://www.alice.cnptia.embrapa.br/alice/bitstream/doc/570529/1/CPAC-28224-AA.pdf</w:t>
-      </w:r>
-    </w:p>
-    <w:p>
-      <w:r>
-        <w:rPr>
-          <w:b/>
-        </w:rPr>
-        <w:t xml:space="preserve">Solução tecnológica relacionada: </w:t>
-      </w:r>
-      <w:r>
-        <w:t>Uso do estresse hídrico controlado para uniformização de florada do cafeeiro irrigado no Cerrado - Prática agropecuária / Prática para manejo de irrigação - Embrapa Cerrados</w:t>
-      </w:r>
-    </w:p>
-    <w:p>
-      <w:r>
-        <w:rPr>
-          <w:b/>
-        </w:rPr>
-        <w:t xml:space="preserve">Link: </w:t>
-      </w:r>
-      <w:r>
-        <w:t>https://www.embrapa.br/busca-de-solucoes-tecnologicas/-/produto-servico/784/p--uso-do-estresse-hiacutedrico-controlado-para-uniformizaccedilatildeo-de-florada-do-cafeeiro-irrigado-no-cerradop</w:t>
-      </w:r>
-    </w:p>
-    <w:p>
-      <w:pPr>
-        <w:pStyle w:val="Heading2"/>
-      </w:pPr>
-      <w:r>
-        <w:t>Manejo produtivo e fitossanidade</w:t>
-      </w:r>
-    </w:p>
-    <w:p>
-      <w:pPr>
-        <w:pStyle w:val="Heading3"/>
-      </w:pPr>
-      <w:r>
-        <w:t>Questão 19</w:t>
-      </w:r>
-    </w:p>
-    <w:p>
-      <w:r>
-        <w:rPr>
-          <w:b/>
-        </w:rPr>
-        <w:t xml:space="preserve">Bloco: </w:t>
-      </w:r>
-      <w:r>
-        <w:t>Manejo produtivo e fitossanidade</w:t>
-      </w:r>
-    </w:p>
-    <w:p>
-      <w:r>
-        <w:rPr>
-          <w:b/>
-        </w:rPr>
-        <w:t xml:space="preserve">Categoria: </w:t>
-      </w:r>
-      <w:r>
-        <w:t>podas</w:t>
-      </w:r>
-    </w:p>
-    <w:p>
-      <w:r>
-        <w:rPr>
-          <w:b/>
-        </w:rPr>
-        <w:t xml:space="preserve">Enunciado: </w:t>
-      </w:r>
-      <w:r>
-        <w:t>Qual alternativa descreve melhor a função das podas no cafeeiro?</w:t>
-      </w:r>
-    </w:p>
-    <w:p>
-      <w:pPr>
-        <w:pStyle w:val="ListBullet"/>
-      </w:pPr>
-      <w:r>
-        <w:t>A) Renovar ramos produtivos, equilibrar crescimento e manter produtividade ao longo dos anos</w:t>
-      </w:r>
-    </w:p>
-    <w:p>
-      <w:pPr>
-        <w:pStyle w:val="ListBullet"/>
-      </w:pPr>
-      <w:r>
-        <w:t>B) Impedir a renovação da lavoura</w:t>
-      </w:r>
-    </w:p>
-    <w:p>
-      <w:pPr>
-        <w:pStyle w:val="ListBullet"/>
-      </w:pPr>
-      <w:r>
-        <w:t>C) Eliminar a necessidade de nutrição e monitoramento</w:t>
-      </w:r>
-    </w:p>
-    <w:p>
-      <w:pPr>
-        <w:pStyle w:val="ListBullet"/>
-      </w:pPr>
-      <w:r>
-        <w:t>D) Substituir totalmente a colheita</w:t>
-      </w:r>
-    </w:p>
-    <w:p>
-      <w:r>
-        <w:rPr>
-          <w:b/>
-        </w:rPr>
-        <w:t xml:space="preserve">Resposta correta: </w:t>
-      </w:r>
-      <w:r>
-        <w:t>A) Renovar ramos produtivos, equilibrar crescimento e manter produtividade ao longo dos anos</w:t>
-      </w:r>
-    </w:p>
-    <w:p>
-      <w:r>
-        <w:rPr>
-          <w:b/>
-        </w:rPr>
-        <w:t xml:space="preserve">Explicação curta: </w:t>
-      </w:r>
-      <w:r>
-        <w:t>As podas ajudam a renovar a planta, organizar sua arquitetura e preservar o equilíbrio entre vigor, produção e longevidade.</w:t>
-      </w:r>
-    </w:p>
-    <w:p>
-      <w:r>
-        <w:rPr>
-          <w:b/>
-        </w:rPr>
-        <w:t>Conexão Embrapa</w:t>
-      </w:r>
-    </w:p>
-    <w:p>
-      <w:r>
-        <w:rPr>
-          <w:b/>
-        </w:rPr>
-        <w:t xml:space="preserve">ATER+Digital: </w:t>
-      </w:r>
-      <w:r>
-        <w:t>Produção - podas e renovação da lavoura</w:t>
-      </w:r>
-    </w:p>
-    <w:p>
-      <w:r>
-        <w:rPr>
-          <w:b/>
-        </w:rPr>
-        <w:t xml:space="preserve">Link: </w:t>
-      </w:r>
-      <w:r>
-        <w:t>https://www.atermaisdigital.cnptia.embrapa.br/web/cafe/prod</w:t>
-      </w:r>
-    </w:p>
-    <w:p>
-      <w:r>
-        <w:rPr>
-          <w:b/>
-        </w:rPr>
-        <w:t xml:space="preserve">Publicação relacionada: </w:t>
-      </w:r>
-      <w:r>
-        <w:t>Poda programada de ciclo para o café conilon. (2009) - Embrapa Café</w:t>
-      </w:r>
-    </w:p>
-    <w:p>
-      <w:r>
-        <w:rPr>
-          <w:b/>
-        </w:rPr>
-        <w:t xml:space="preserve">Link: </w:t>
-      </w:r>
-      <w:r>
-        <w:t>https://www.alice.cnptia.embrapa.br/alice/bitstream/doc/903685/1/Podaprogramada.pdf</w:t>
-      </w:r>
-    </w:p>
-    <w:p>
-      <w:r>
-        <w:rPr>
-          <w:b/>
-        </w:rPr>
-        <w:t xml:space="preserve">Solução tecnológica relacionada: </w:t>
-      </w:r>
-      <w:r>
-        <w:t>Poda de formação dos cafeeiros - Prática agropecuária / Prática para condução/poda - Embrapa Rondônia</w:t>
-      </w:r>
-    </w:p>
-    <w:p>
-      <w:r>
-        <w:rPr>
-          <w:b/>
-        </w:rPr>
-        <w:t xml:space="preserve">Link: </w:t>
-      </w:r>
-      <w:r>
-        <w:t>https://www.embrapa.br/busca-de-solucoes-tecnologicas/-/produto-servico/3453/p--poda-de-formaccedilatildeo-dos-cafeeirosp</w:t>
-      </w:r>
-    </w:p>
-    <w:p>
-      <w:pPr>
-        <w:pStyle w:val="Heading3"/>
-      </w:pPr>
-      <w:r>
-        <w:t>Questão 20</w:t>
-      </w:r>
-    </w:p>
-    <w:p>
-      <w:r>
-        <w:rPr>
-          <w:b/>
-        </w:rPr>
-        <w:t xml:space="preserve">Bloco: </w:t>
-      </w:r>
-      <w:r>
-        <w:t>Manejo produtivo e fitossanidade</w:t>
-      </w:r>
-    </w:p>
-    <w:p>
-      <w:r>
-        <w:rPr>
-          <w:b/>
-        </w:rPr>
-        <w:t xml:space="preserve">Categoria: </w:t>
-      </w:r>
-      <w:r>
-        <w:t>fitossanidade</w:t>
-      </w:r>
-    </w:p>
-    <w:p>
-      <w:r>
-        <w:rPr>
-          <w:b/>
-        </w:rPr>
-        <w:t xml:space="preserve">Enunciado: </w:t>
-      </w:r>
-      <w:r>
-        <w:t>Por que o monitoramento fitossanitário deve ocorrer de forma contínua na lavoura?</w:t>
-      </w:r>
-    </w:p>
-    <w:p>
-      <w:pPr>
-        <w:pStyle w:val="ListBullet"/>
-      </w:pPr>
-      <w:r>
-        <w:t>A) Porque ajuda a identificar pragas e doenças, reduzir perdas e orientar manejo integrado</w:t>
-      </w:r>
-    </w:p>
-    <w:p>
-      <w:pPr>
-        <w:pStyle w:val="ListBullet"/>
-      </w:pPr>
-      <w:r>
-        <w:t>B) Porque substitui a escolha de cultivares adaptadas</w:t>
-      </w:r>
-    </w:p>
-    <w:p>
-      <w:pPr>
-        <w:pStyle w:val="ListBullet"/>
-      </w:pPr>
-      <w:r>
-        <w:t>C) Porque pragas e doenças não afetam o café</w:t>
-      </w:r>
-    </w:p>
-    <w:p>
-      <w:pPr>
-        <w:pStyle w:val="ListBullet"/>
-      </w:pPr>
-      <w:r>
-        <w:t>D) Porque serve apenas para definir o preço da cafeteria</w:t>
-      </w:r>
-    </w:p>
-    <w:p>
-      <w:r>
-        <w:rPr>
-          <w:b/>
-        </w:rPr>
-        <w:t xml:space="preserve">Resposta correta: </w:t>
-      </w:r>
-      <w:r>
-        <w:t>A) Porque ajuda a identificar pragas e doenças, reduzir perdas e orientar manejo integrado</w:t>
-      </w:r>
-    </w:p>
-    <w:p>
-      <w:r>
-        <w:rPr>
-          <w:b/>
-        </w:rPr>
-        <w:t xml:space="preserve">Explicação curta: </w:t>
-      </w:r>
-      <w:r>
-        <w:t>Ferrugem, broca, bicho-mineiro e nematoides estão entre os desafios que exigem monitoramento e estratégias de manejo.</w:t>
-      </w:r>
-    </w:p>
-    <w:p>
-      <w:r>
-        <w:rPr>
-          <w:b/>
-        </w:rPr>
-        <w:t>Conexão Embrapa</w:t>
-      </w:r>
-    </w:p>
-    <w:p>
-      <w:r>
-        <w:rPr>
-          <w:b/>
-        </w:rPr>
-        <w:t xml:space="preserve">ATER+Digital: </w:t>
-      </w:r>
-      <w:r>
-        <w:t>Produção - manejo fitossanitário e sustentabilidade</w:t>
-      </w:r>
-    </w:p>
-    <w:p>
-      <w:r>
-        <w:rPr>
-          <w:b/>
-        </w:rPr>
-        <w:t xml:space="preserve">Link: </w:t>
-      </w:r>
-      <w:r>
-        <w:t>https://www.atermaisdigital.cnptia.embrapa.br/web/cafe/prod</w:t>
-      </w:r>
-    </w:p>
-    <w:p>
-      <w:r>
-        <w:rPr>
-          <w:b/>
-        </w:rPr>
-        <w:t xml:space="preserve">Publicação relacionada: </w:t>
-      </w:r>
-      <w:r>
-        <w:t>Preparação de dados e extração de padrões para aplicação em alertas fitossanitários para a cultura do café. (2006) - Embrapa Agricultura Digital</w:t>
-      </w:r>
-    </w:p>
-    <w:p>
-      <w:r>
-        <w:rPr>
-          <w:b/>
-        </w:rPr>
-        <w:t xml:space="preserve">Link: </w:t>
-      </w:r>
-      <w:r>
-        <w:t>https://www.alice.cnptia.embrapa.br/alice/bitstream/doc/71/1/PLPreparacaoAmaralPIBIC2006.pdf</w:t>
-      </w:r>
-    </w:p>
-    <w:p>
-      <w:r>
-        <w:rPr>
-          <w:b/>
-        </w:rPr>
-        <w:t xml:space="preserve">Solução tecnológica relacionada: </w:t>
-      </w:r>
-      <w:r>
-        <w:t>Solarizador de substrato para produção de mudas livres de nematóides - Produto / Máquina, implemento ou equipamento - Embrapa Rondônia</w:t>
-      </w:r>
-    </w:p>
-    <w:p>
-      <w:r>
-        <w:rPr>
-          <w:b/>
-        </w:rPr>
-        <w:t xml:space="preserve">Link: </w:t>
-      </w:r>
-      <w:r>
-        <w:t>https://www.embrapa.br/busca-de-solucoes-tecnologicas/-/produto-servico/4473/p--solarizador-de-substrato-para-produccedilatildeo-de-mudas-livres-de-nematoacuteidesp</w:t>
-      </w:r>
-    </w:p>
-    <w:p>
-      <w:pPr>
-        <w:pStyle w:val="Heading3"/>
-      </w:pPr>
-      <w:r>
-        <w:t>Questão 21</w:t>
-      </w:r>
-    </w:p>
-    <w:p>
-      <w:r>
-        <w:rPr>
-          <w:b/>
-        </w:rPr>
-        <w:t xml:space="preserve">Bloco: </w:t>
-      </w:r>
-      <w:r>
-        <w:t>Manejo produtivo e fitossanidade</w:t>
-      </w:r>
-    </w:p>
-    <w:p>
-      <w:r>
-        <w:rPr>
-          <w:b/>
-        </w:rPr>
-        <w:t xml:space="preserve">Categoria: </w:t>
-      </w:r>
-      <w:r>
-        <w:t>condução</w:t>
-      </w:r>
-    </w:p>
-    <w:p>
-      <w:r>
-        <w:rPr>
-          <w:b/>
-        </w:rPr>
-        <w:t xml:space="preserve">Enunciado: </w:t>
-      </w:r>
-      <w:r>
-        <w:t>Qual alternativa mostra uma diferença de condução comum entre Arábica e Canéfora na formação da planta?</w:t>
-      </w:r>
-    </w:p>
-    <w:p>
-      <w:pPr>
-        <w:pStyle w:val="ListBullet"/>
-      </w:pPr>
-      <w:r>
-        <w:t>A) Arábica frequentemente em haste única; Canéfora com múltiplas hastes e manejo de brotos</w:t>
-      </w:r>
-    </w:p>
-    <w:p>
-      <w:pPr>
-        <w:pStyle w:val="ListBullet"/>
-      </w:pPr>
-      <w:r>
-        <w:t>B) Arábica sempre sem poda; Canéfora sempre sem ramos produtivos</w:t>
-      </w:r>
-    </w:p>
-    <w:p>
-      <w:pPr>
-        <w:pStyle w:val="ListBullet"/>
-      </w:pPr>
-      <w:r>
-        <w:t>C) As duas espécies não exigem condução</w:t>
-      </w:r>
-    </w:p>
-    <w:p>
-      <w:pPr>
-        <w:pStyle w:val="ListBullet"/>
-      </w:pPr>
-      <w:r>
-        <w:t>D) A condução só é definida depois da torra</w:t>
-      </w:r>
-    </w:p>
-    <w:p>
-      <w:r>
-        <w:rPr>
-          <w:b/>
-        </w:rPr>
-        <w:t xml:space="preserve">Resposta correta: </w:t>
-      </w:r>
-      <w:r>
-        <w:t>A) Arábica frequentemente em haste única; Canéfora com múltiplas hastes e manejo de brotos</w:t>
-      </w:r>
-    </w:p>
-    <w:p>
-      <w:r>
-        <w:rPr>
-          <w:b/>
-        </w:rPr>
-        <w:t xml:space="preserve">Explicação curta: </w:t>
-      </w:r>
-      <w:r>
-        <w:t>O material destaca a condução em haste única para muitos sistemas de Arábica e múltiplas hastes para Canéfora, conforme arquitetura e vigor da planta.</w:t>
-      </w:r>
-    </w:p>
-    <w:p>
-      <w:r>
-        <w:rPr>
-          <w:b/>
-        </w:rPr>
-        <w:t>Conexão Embrapa</w:t>
-      </w:r>
-    </w:p>
-    <w:p>
-      <w:r>
-        <w:rPr>
-          <w:b/>
-        </w:rPr>
-        <w:t xml:space="preserve">ATER+Digital: </w:t>
-      </w:r>
-      <w:r>
-        <w:t>Fase de formação - condução da lavoura e formação das plantas</w:t>
-      </w:r>
-    </w:p>
-    <w:p>
-      <w:r>
-        <w:rPr>
-          <w:b/>
-        </w:rPr>
-        <w:t xml:space="preserve">Link: </w:t>
-      </w:r>
-      <w:r>
-        <w:t>https://www.atermaisdigital.cnptia.embrapa.br/web/cafe/faseformacao</w:t>
-      </w:r>
-    </w:p>
-    <w:p>
-      <w:r>
-        <w:rPr>
-          <w:b/>
-        </w:rPr>
-        <w:t xml:space="preserve">Publicação relacionada: </w:t>
-      </w:r>
-      <w:r>
-        <w:t>Manejo da poda do cafeeiro conilon (Coffea canephora). (2003) - Embrapa Amazônia Oriental</w:t>
-      </w:r>
-    </w:p>
-    <w:p>
-      <w:r>
-        <w:rPr>
-          <w:b/>
-        </w:rPr>
-        <w:t xml:space="preserve">Link: </w:t>
-      </w:r>
-      <w:r>
-        <w:t>https://www.infoteca.cnptia.embrapa.br/infoteca/bitstream/doc/697397/1/fd310001.pdf</w:t>
-      </w:r>
-    </w:p>
-    <w:p>
-      <w:r>
-        <w:rPr>
-          <w:b/>
-        </w:rPr>
-        <w:t xml:space="preserve">Solução tecnológica relacionada: </w:t>
-      </w:r>
-      <w:r>
-        <w:t>Poda de formação dos cafeeiros - Prática agropecuária / Prática para condução/poda - Embrapa Rondônia</w:t>
-      </w:r>
-    </w:p>
-    <w:p>
-      <w:r>
-        <w:rPr>
-          <w:b/>
-        </w:rPr>
-        <w:t xml:space="preserve">Link: </w:t>
-      </w:r>
-      <w:r>
-        <w:t>https://www.embrapa.br/busca-de-solucoes-tecnologicas/-/produto-servico/3453/p--poda-de-formaccedilatildeo-dos-cafeeirosp</w:t>
-      </w:r>
-    </w:p>
-    <w:p>
-      <w:pPr>
-        <w:pStyle w:val="Heading3"/>
-      </w:pPr>
-      <w:r>
-        <w:t>Questão 22</w:t>
-      </w:r>
-    </w:p>
-    <w:p>
-      <w:r>
-        <w:rPr>
-          <w:b/>
-        </w:rPr>
-        <w:t xml:space="preserve">Bloco: </w:t>
-      </w:r>
-      <w:r>
-        <w:t>Manejo produtivo e fitossanidade</w:t>
-      </w:r>
-    </w:p>
-    <w:p>
-      <w:r>
-        <w:rPr>
-          <w:b/>
-        </w:rPr>
-        <w:t xml:space="preserve">Categoria: </w:t>
-      </w:r>
-      <w:r>
-        <w:t>colheita</w:t>
-      </w:r>
-    </w:p>
-    <w:p>
-      <w:r>
-        <w:rPr>
-          <w:b/>
-        </w:rPr>
-        <w:t xml:space="preserve">Enunciado: </w:t>
-      </w:r>
-      <w:r>
-        <w:t>Em áreas montanhosas, qual prática pode apoiar a colheita de café?</w:t>
-      </w:r>
-    </w:p>
-    <w:p>
-      <w:pPr>
-        <w:pStyle w:val="ListBullet"/>
-      </w:pPr>
-      <w:r>
-        <w:t>A) Métodos manuais ou equipamentos portáteis adaptados às condições do relevo</w:t>
-      </w:r>
-    </w:p>
-    <w:p>
-      <w:pPr>
-        <w:pStyle w:val="ListBullet"/>
-      </w:pPr>
-      <w:r>
-        <w:t>B) Colheita apenas com grandes máquinas em qualquer declividade</w:t>
-      </w:r>
-    </w:p>
-    <w:p>
-      <w:pPr>
-        <w:pStyle w:val="ListBullet"/>
-      </w:pPr>
-      <w:r>
-        <w:t>C) Abandono da colheita seletiva</w:t>
-      </w:r>
-    </w:p>
-    <w:p>
-      <w:pPr>
-        <w:pStyle w:val="ListBullet"/>
-      </w:pPr>
-      <w:r>
-        <w:t>D) Secagem dos frutos ainda na planta como única estratégia</w:t>
-      </w:r>
-    </w:p>
-    <w:p>
-      <w:r>
-        <w:rPr>
-          <w:b/>
-        </w:rPr>
-        <w:t xml:space="preserve">Resposta correta: </w:t>
-      </w:r>
-      <w:r>
-        <w:t>A) Métodos manuais ou equipamentos portáteis adaptados às condições do relevo</w:t>
-      </w:r>
-    </w:p>
-    <w:p>
-      <w:r>
-        <w:rPr>
-          <w:b/>
-        </w:rPr>
-        <w:t xml:space="preserve">Explicação curta: </w:t>
-      </w:r>
-      <w:r>
-        <w:t>A topografia influencia o tipo de colheita. Em áreas montanhosas, predominam práticas manuais ou semimecanizadas adaptadas ao relevo.</w:t>
-      </w:r>
-    </w:p>
-    <w:p>
-      <w:r>
-        <w:rPr>
-          <w:b/>
-        </w:rPr>
-        <w:t>Conexão Embrapa</w:t>
-      </w:r>
-    </w:p>
-    <w:p>
-      <w:r>
-        <w:rPr>
-          <w:b/>
-        </w:rPr>
-        <w:t xml:space="preserve">ATER+Digital: </w:t>
-      </w:r>
-      <w:r>
-        <w:t>Colheita, pós-colheita e qualidade - formas de colheita</w:t>
-      </w:r>
-    </w:p>
-    <w:p>
-      <w:r>
-        <w:rPr>
-          <w:b/>
-        </w:rPr>
-        <w:t xml:space="preserve">Link: </w:t>
-      </w:r>
-      <w:r>
-        <w:t>https://www.atermaisdigital.cnptia.embrapa.br/web/cafe/prod</w:t>
-      </w:r>
-    </w:p>
-    <w:p>
-      <w:r>
-        <w:rPr>
-          <w:b/>
-        </w:rPr>
-        <w:t xml:space="preserve">Publicação relacionada: </w:t>
-      </w:r>
-      <w:r>
-        <w:t>Café 'Conilon' (Coffea canephora L.). (2020) - Embrapa Amazônia Oriental</w:t>
-      </w:r>
-    </w:p>
-    <w:p>
-      <w:r>
-        <w:rPr>
-          <w:b/>
-        </w:rPr>
-        <w:t xml:space="preserve">Link: </w:t>
-      </w:r>
-      <w:r>
-        <w:t>https://www.infoteca.cnptia.embrapa.br/infoteca/bitstream/doc/1127269/1/LV-RecomendacaoSolo-2020-269-274.pdf</w:t>
-      </w:r>
-    </w:p>
-    <w:p>
-      <w:r>
-        <w:rPr>
-          <w:b/>
-        </w:rPr>
-        <w:t xml:space="preserve">Solução tecnológica relacionada: </w:t>
-      </w:r>
-      <w:r>
-        <w:t>Recomendações sobre o uso da máquina para derriçar café - Prática agropecuária / Prática para colheita - Embrapa Instrumentação</w:t>
-      </w:r>
-    </w:p>
-    <w:p>
-      <w:r>
-        <w:rPr>
-          <w:b/>
-        </w:rPr>
-        <w:t xml:space="preserve">Link: </w:t>
-      </w:r>
-      <w:r>
-        <w:t>https://www.embrapa.br/busca-de-solucoes-tecnologicas/-/produto-servico/9593/p--recomendaccedilotildees-sobre-o-uso-da-maacutequina-para-derriccedilar-cafeacutep</w:t>
-      </w:r>
-    </w:p>
-    <w:p>
-      <w:pPr>
-        <w:pStyle w:val="Heading2"/>
-      </w:pPr>
-      <w:r>
-        <w:t>Pós-colheita, qualidade e cafés especiais</w:t>
-      </w:r>
-    </w:p>
-    <w:p>
-      <w:pPr>
-        <w:pStyle w:val="Heading3"/>
-      </w:pPr>
-      <w:r>
-        <w:t>Questão 23</w:t>
-      </w:r>
-    </w:p>
-    <w:p>
-      <w:r>
-        <w:rPr>
-          <w:b/>
-        </w:rPr>
-        <w:t xml:space="preserve">Bloco: </w:t>
-      </w:r>
-      <w:r>
-        <w:t>Pós-colheita, qualidade e cafés especiais</w:t>
-      </w:r>
-    </w:p>
-    <w:p>
-      <w:r>
-        <w:rPr>
-          <w:b/>
-        </w:rPr>
-        <w:t xml:space="preserve">Categoria: </w:t>
-      </w:r>
-      <w:r>
-        <w:t>pós-colheita</w:t>
-      </w:r>
-    </w:p>
-    <w:p>
-      <w:r>
-        <w:rPr>
-          <w:b/>
-        </w:rPr>
-        <w:t xml:space="preserve">Enunciado: </w:t>
-      </w:r>
-      <w:r>
-        <w:t>Por que o pós-colheita é decisivo para a qualidade do café?</w:t>
-      </w:r>
-    </w:p>
-    <w:p>
-      <w:pPr>
-        <w:pStyle w:val="ListBullet"/>
-      </w:pPr>
-      <w:r>
-        <w:t>A) Porque lavagem, separação, fermentação, secagem e armazenamento influenciam aroma, doçura, acidez, corpo e segurança do alimento</w:t>
-      </w:r>
-    </w:p>
-    <w:p>
-      <w:pPr>
-        <w:pStyle w:val="ListBullet"/>
-      </w:pPr>
-      <w:r>
-        <w:t>B) Porque a qualidade depende apenas da embalagem</w:t>
-      </w:r>
-    </w:p>
-    <w:p>
-      <w:pPr>
-        <w:pStyle w:val="ListBullet"/>
-      </w:pPr>
-      <w:r>
-        <w:t>C) Porque o pós-colheita não altera o perfil sensorial</w:t>
-      </w:r>
-    </w:p>
-    <w:p>
-      <w:pPr>
-        <w:pStyle w:val="ListBullet"/>
-      </w:pPr>
-      <w:r>
-        <w:t>D) Porque elimina a influência do terroir e da genética</w:t>
-      </w:r>
-    </w:p>
-    <w:p>
-      <w:r>
-        <w:rPr>
-          <w:b/>
-        </w:rPr>
-        <w:t xml:space="preserve">Resposta correta: </w:t>
-      </w:r>
-      <w:r>
-        <w:t>A) Porque lavagem, separação, fermentação, secagem e armazenamento influenciam aroma, doçura, acidez, corpo e segurança do alimento</w:t>
-      </w:r>
-    </w:p>
-    <w:p>
-      <w:r>
-        <w:rPr>
-          <w:b/>
-        </w:rPr>
-        <w:t xml:space="preserve">Explicação curta: </w:t>
-      </w:r>
-      <w:r>
-        <w:t>O pós-colheita preserva e desenvolve atributos construídos desde a lavoura, além de reduzir defeitos e riscos de contaminação.</w:t>
-      </w:r>
-    </w:p>
-    <w:p>
-      <w:r>
-        <w:rPr>
-          <w:b/>
-        </w:rPr>
-        <w:t>Conexão Embrapa</w:t>
-      </w:r>
-    </w:p>
-    <w:p>
-      <w:r>
-        <w:rPr>
-          <w:b/>
-        </w:rPr>
-        <w:t xml:space="preserve">ATER+Digital: </w:t>
-      </w:r>
-      <w:r>
-        <w:t>Pós-colheita, qualidade e mercado - manejo pós-colheita e processamento</w:t>
-      </w:r>
-    </w:p>
-    <w:p>
-      <w:r>
-        <w:rPr>
-          <w:b/>
-        </w:rPr>
-        <w:t xml:space="preserve">Link: </w:t>
-      </w:r>
-      <w:r>
-        <w:t>https://www.atermaisdigital.cnptia.embrapa.br/web/cafe/posproducao</w:t>
-      </w:r>
-    </w:p>
-    <w:p>
-      <w:r>
-        <w:rPr>
-          <w:b/>
-        </w:rPr>
-        <w:t xml:space="preserve">Publicação relacionada: </w:t>
-      </w:r>
-      <w:r>
-        <w:t>Obtenção de café com qualidade no Acre. (2000) - Embrapa Acre</w:t>
-      </w:r>
-    </w:p>
-    <w:p>
-      <w:r>
-        <w:rPr>
-          <w:b/>
-        </w:rPr>
-        <w:t xml:space="preserve">Link: </w:t>
-      </w:r>
-      <w:r>
-        <w:t>https://www.infoteca.cnptia.embrapa.br/infoteca/bitstream/doc/495398/1/cirtec34.pdf</w:t>
-      </w:r>
-    </w:p>
-    <w:p>
-      <w:r>
-        <w:rPr>
-          <w:b/>
-        </w:rPr>
-        <w:t xml:space="preserve">Solução tecnológica relacionada: </w:t>
-      </w:r>
-      <w:r>
-        <w:t>Terreiro Barcaça Seca Café - Produto / Máquina, implemento ou equipamento - Embrapa Rondônia</w:t>
-      </w:r>
-    </w:p>
-    <w:p>
-      <w:r>
-        <w:rPr>
-          <w:b/>
-        </w:rPr>
-        <w:t xml:space="preserve">Link: </w:t>
-      </w:r>
-      <w:r>
-        <w:t>https://www.embrapa.br/busca-de-solucoes-tecnologicas/-/produto-servico/2318/p--terreiro-barcaccedila-seca-cafeacutep</w:t>
-      </w:r>
-    </w:p>
-    <w:p>
-      <w:pPr>
-        <w:pStyle w:val="Heading3"/>
-      </w:pPr>
-      <w:r>
-        <w:t>Questão 24</w:t>
-      </w:r>
-    </w:p>
-    <w:p>
-      <w:r>
-        <w:rPr>
-          <w:b/>
-        </w:rPr>
-        <w:t xml:space="preserve">Bloco: </w:t>
-      </w:r>
-      <w:r>
-        <w:t>Pós-colheita, qualidade e cafés especiais</w:t>
-      </w:r>
-    </w:p>
-    <w:p>
-      <w:r>
-        <w:rPr>
-          <w:b/>
-        </w:rPr>
-        <w:t xml:space="preserve">Categoria: </w:t>
-      </w:r>
-      <w:r>
-        <w:t>processamento</w:t>
-      </w:r>
-    </w:p>
-    <w:p>
-      <w:r>
-        <w:rPr>
-          <w:b/>
-        </w:rPr>
-        <w:t xml:space="preserve">Enunciado: </w:t>
-      </w:r>
-      <w:r>
-        <w:t>Qual alternativa apresenta processos de pós-colheita?</w:t>
-      </w:r>
-    </w:p>
-    <w:p>
-      <w:pPr>
-        <w:pStyle w:val="ListBullet"/>
-      </w:pPr>
-      <w:r>
-        <w:t>A) Natural, cereja descascado, despolpado, honey e fermentações controladas</w:t>
-      </w:r>
-    </w:p>
-    <w:p>
-      <w:pPr>
-        <w:pStyle w:val="ListBullet"/>
-      </w:pPr>
-      <w:r>
-        <w:t>B) Pasteurização, congelamento e fritura</w:t>
-      </w:r>
-    </w:p>
-    <w:p>
-      <w:pPr>
-        <w:pStyle w:val="ListBullet"/>
-      </w:pPr>
-      <w:r>
-        <w:t>C) Somente torra escura e moagem fina</w:t>
-      </w:r>
-    </w:p>
-    <w:p>
-      <w:pPr>
-        <w:pStyle w:val="ListBullet"/>
-      </w:pPr>
-      <w:r>
-        <w:t>D) Apenas embalagem a vácuo</w:t>
-      </w:r>
-    </w:p>
-    <w:p>
-      <w:r>
-        <w:rPr>
-          <w:b/>
-        </w:rPr>
-        <w:t xml:space="preserve">Resposta correta: </w:t>
-      </w:r>
-      <w:r>
-        <w:t>A) Natural, cereja descascado, despolpado, honey e fermentações controladas</w:t>
-      </w:r>
-    </w:p>
-    <w:p>
-      <w:r>
-        <w:rPr>
-          <w:b/>
-        </w:rPr>
-        <w:t xml:space="preserve">Explicação curta: </w:t>
-      </w:r>
-      <w:r>
-        <w:t>Diferentes processamentos ajudam a construir perfis sensoriais variados e aumentar o valor agregado do café.</w:t>
-      </w:r>
-    </w:p>
-    <w:p>
-      <w:r>
-        <w:rPr>
-          <w:b/>
-        </w:rPr>
-        <w:t>Conexão Embrapa</w:t>
-      </w:r>
-    </w:p>
-    <w:p>
-      <w:r>
-        <w:rPr>
-          <w:b/>
-        </w:rPr>
-        <w:t xml:space="preserve">ATER+Digital: </w:t>
-      </w:r>
-      <w:r>
-        <w:t>Manejo pós-colheita e processamento - escolha do processamento</w:t>
-      </w:r>
-    </w:p>
-    <w:p>
-      <w:r>
-        <w:rPr>
-          <w:b/>
-        </w:rPr>
-        <w:t xml:space="preserve">Link: </w:t>
-      </w:r>
-      <w:r>
-        <w:t>https://www.atermaisdigital.cnptia.embrapa.br/web/cafe/manejo-p%C3%B3s-colheita</w:t>
-      </w:r>
-    </w:p>
-    <w:p>
-      <w:r>
-        <w:rPr>
-          <w:b/>
-        </w:rPr>
-        <w:t xml:space="preserve">Publicação relacionada: </w:t>
-      </w:r>
-      <w:r>
-        <w:t>Efeito da fermentação na qualidade da bebida de robustas amazônicos. (2020) - Embrapa Rondônia</w:t>
-      </w:r>
-    </w:p>
-    <w:p>
-      <w:r>
-        <w:rPr>
-          <w:b/>
-        </w:rPr>
-        <w:t xml:space="preserve">Link: </w:t>
-      </w:r>
-      <w:r>
-        <w:t>https://www.alice.cnptia.embrapa.br/alice/bitstream/doc/1129347/1/cpafro-18507.pdf</w:t>
-      </w:r>
-    </w:p>
-    <w:p>
-      <w:r>
-        <w:rPr>
-          <w:b/>
-        </w:rPr>
-        <w:t xml:space="preserve">Solução tecnológica relacionada: </w:t>
-      </w:r>
-      <w:r>
-        <w:t>Protocolo de análise sensorial de bebida de café - Metodologia / Metodologia Técnico-Científica - Embrapa Cerrados</w:t>
-      </w:r>
-    </w:p>
-    <w:p>
-      <w:r>
-        <w:rPr>
-          <w:b/>
-        </w:rPr>
-        <w:t xml:space="preserve">Link: </w:t>
-      </w:r>
-      <w:r>
-        <w:t>https://www.embrapa.br/busca-de-solucoes-tecnologicas/-/produto-servico/9799/p--protocolo-de-anaacutelise-sensorial-de-bebida-de-cafeacutep</w:t>
-      </w:r>
-    </w:p>
-    <w:p>
-      <w:pPr>
-        <w:pStyle w:val="Heading3"/>
-      </w:pPr>
-      <w:r>
-        <w:t>Questão 25</w:t>
-      </w:r>
-    </w:p>
-    <w:p>
-      <w:r>
-        <w:rPr>
-          <w:b/>
-        </w:rPr>
-        <w:t xml:space="preserve">Bloco: </w:t>
-      </w:r>
-      <w:r>
-        <w:t>Pós-colheita, qualidade e cafés especiais</w:t>
-      </w:r>
-    </w:p>
-    <w:p>
-      <w:r>
-        <w:rPr>
-          <w:b/>
-        </w:rPr>
-        <w:t xml:space="preserve">Categoria: </w:t>
-      </w:r>
-      <w:r>
-        <w:t>fermentação</w:t>
-      </w:r>
-    </w:p>
-    <w:p>
-      <w:r>
-        <w:rPr>
-          <w:b/>
-        </w:rPr>
-        <w:t xml:space="preserve">Enunciado: </w:t>
-      </w:r>
-      <w:r>
-        <w:t>O que as fermentações controladas podem oferecer à produção de cafés especiais?</w:t>
-      </w:r>
-    </w:p>
-    <w:p>
-      <w:pPr>
-        <w:pStyle w:val="ListBullet"/>
-      </w:pPr>
-      <w:r>
-        <w:t>A) Maior complexidade sensorial, padronização de lotes e redução de defeitos</w:t>
-      </w:r>
-    </w:p>
-    <w:p>
-      <w:pPr>
-        <w:pStyle w:val="ListBullet"/>
-      </w:pPr>
-      <w:r>
-        <w:t>B) Eliminação total da necessidade de secagem</w:t>
-      </w:r>
-    </w:p>
-    <w:p>
-      <w:pPr>
-        <w:pStyle w:val="ListBullet"/>
-      </w:pPr>
-      <w:r>
-        <w:t>C) Transformação do café em outra espécie</w:t>
-      </w:r>
-    </w:p>
-    <w:p>
-      <w:pPr>
-        <w:pStyle w:val="ListBullet"/>
-      </w:pPr>
-      <w:r>
-        <w:t>D) Redução obrigatória da qualidade</w:t>
-      </w:r>
-    </w:p>
-    <w:p>
-      <w:r>
-        <w:rPr>
-          <w:b/>
-        </w:rPr>
-        <w:t xml:space="preserve">Resposta correta: </w:t>
-      </w:r>
-      <w:r>
-        <w:t>A) Maior complexidade sensorial, padronização de lotes e redução de defeitos</w:t>
-      </w:r>
-    </w:p>
-    <w:p>
-      <w:r>
-        <w:rPr>
-          <w:b/>
-        </w:rPr>
-        <w:t xml:space="preserve">Explicação curta: </w:t>
-      </w:r>
-      <w:r>
-        <w:t>Fermentações controladas, quando bem conduzidas, podem ampliar aromas e sabores e contribuir para consistência e qualidade.</w:t>
-      </w:r>
-    </w:p>
-    <w:p>
-      <w:r>
-        <w:rPr>
-          <w:b/>
-        </w:rPr>
-        <w:t>Conexão Embrapa</w:t>
-      </w:r>
-    </w:p>
-    <w:p>
-      <w:r>
-        <w:rPr>
-          <w:b/>
-        </w:rPr>
-        <w:t xml:space="preserve">ATER+Digital: </w:t>
-      </w:r>
-      <w:r>
-        <w:t>Pós-colheita - fermentações e inovação</w:t>
-      </w:r>
-    </w:p>
-    <w:p>
-      <w:r>
-        <w:rPr>
-          <w:b/>
-        </w:rPr>
-        <w:t xml:space="preserve">Link: </w:t>
-      </w:r>
-      <w:r>
-        <w:t>https://www.atermaisdigital.cnptia.embrapa.br/web/cafe/posproducao</w:t>
-      </w:r>
-    </w:p>
-    <w:p>
-      <w:r>
-        <w:rPr>
-          <w:b/>
-        </w:rPr>
-        <w:t xml:space="preserve">Publicação relacionada: </w:t>
-      </w:r>
-      <w:r>
-        <w:t>Efeito da fermentação na qualidade da bebida de robustas amazônicos. (2020) - Embrapa Rondônia</w:t>
-      </w:r>
-    </w:p>
-    <w:p>
-      <w:r>
-        <w:rPr>
-          <w:b/>
-        </w:rPr>
-        <w:t xml:space="preserve">Link: </w:t>
-      </w:r>
-      <w:r>
-        <w:t>https://www.alice.cnptia.embrapa.br/alice/bitstream/doc/1129347/1/cpafro-18507.pdf</w:t>
-      </w:r>
-    </w:p>
-    <w:p>
-      <w:r>
-        <w:rPr>
-          <w:b/>
-        </w:rPr>
-        <w:t xml:space="preserve">Solução tecnológica relacionada: </w:t>
-      </w:r>
-      <w:r>
-        <w:t>Protocolo de análise sensorial de bebida de café - Metodologia / Metodologia Técnico-Científica - Embrapa Cerrados</w:t>
-      </w:r>
-    </w:p>
-    <w:p>
-      <w:r>
-        <w:rPr>
-          <w:b/>
-        </w:rPr>
-        <w:t xml:space="preserve">Link: </w:t>
-      </w:r>
-      <w:r>
-        <w:t>https://www.embrapa.br/busca-de-solucoes-tecnologicas/-/produto-servico/9799/p--protocolo-de-anaacutelise-sensorial-de-bebida-de-cafeacutep</w:t>
-      </w:r>
-    </w:p>
-    <w:p>
-      <w:pPr>
-        <w:pStyle w:val="Heading3"/>
-      </w:pPr>
-      <w:r>
-        <w:t>Questão 26</w:t>
-      </w:r>
-    </w:p>
-    <w:p>
-      <w:r>
-        <w:rPr>
-          <w:b/>
-        </w:rPr>
-        <w:t xml:space="preserve">Bloco: </w:t>
-      </w:r>
-      <w:r>
-        <w:t>Pós-colheita, qualidade e cafés especiais</w:t>
-      </w:r>
-    </w:p>
-    <w:p>
-      <w:r>
-        <w:rPr>
-          <w:b/>
-        </w:rPr>
-        <w:t xml:space="preserve">Categoria: </w:t>
-      </w:r>
-      <w:r>
-        <w:t>cafés especiais</w:t>
-      </w:r>
-    </w:p>
-    <w:p>
-      <w:r>
-        <w:rPr>
-          <w:b/>
-        </w:rPr>
-        <w:t xml:space="preserve">Enunciado: </w:t>
-      </w:r>
-      <w:r>
-        <w:t>O que define um café especial?</w:t>
-      </w:r>
-    </w:p>
-    <w:p>
-      <w:pPr>
-        <w:pStyle w:val="ListBullet"/>
-      </w:pPr>
-      <w:r>
-        <w:t>A) Apenas ser Arábica</w:t>
-      </w:r>
-    </w:p>
-    <w:p>
-      <w:pPr>
-        <w:pStyle w:val="ListBullet"/>
-      </w:pPr>
-      <w:r>
-        <w:t>B) Apenas ser Canéfora</w:t>
-      </w:r>
-    </w:p>
-    <w:p>
-      <w:pPr>
-        <w:pStyle w:val="ListBullet"/>
-      </w:pPr>
-      <w:r>
-        <w:t>C) Qualidade sensorial, origem, manejo, processamento, rastreabilidade, sustentabilidade e identidade</w:t>
-      </w:r>
-    </w:p>
-    <w:p>
-      <w:pPr>
-        <w:pStyle w:val="ListBullet"/>
-      </w:pPr>
-      <w:r>
-        <w:t>D) Somente preço alto no mercado</w:t>
-      </w:r>
-    </w:p>
-    <w:p>
-      <w:r>
-        <w:rPr>
-          <w:b/>
-        </w:rPr>
-        <w:t xml:space="preserve">Resposta correta: </w:t>
-      </w:r>
-      <w:r>
-        <w:t>C) Qualidade sensorial, origem, manejo, processamento, rastreabilidade, sustentabilidade e identidade</w:t>
-      </w:r>
-    </w:p>
-    <w:p>
-      <w:r>
-        <w:rPr>
-          <w:b/>
-        </w:rPr>
-        <w:t xml:space="preserve">Explicação curta: </w:t>
-      </w:r>
-      <w:r>
-        <w:t>Cafés especiais combinam qualidade na xícara com origem, cuidado produtivo, rastreabilidade, sustentabilidade e conexão entre produtor e consumidor.</w:t>
-      </w:r>
-    </w:p>
-    <w:p>
-      <w:r>
-        <w:rPr>
-          <w:b/>
-        </w:rPr>
-        <w:t>Conexão Embrapa</w:t>
-      </w:r>
-    </w:p>
-    <w:p>
-      <w:r>
-        <w:rPr>
-          <w:b/>
-        </w:rPr>
-        <w:t xml:space="preserve">ATER+Digital: </w:t>
-      </w:r>
-      <w:r>
-        <w:t>Cafés especiais - origem, qualidade e identidade</w:t>
-      </w:r>
-    </w:p>
-    <w:p>
-      <w:r>
-        <w:rPr>
-          <w:b/>
-        </w:rPr>
-        <w:t xml:space="preserve">Link: </w:t>
-      </w:r>
-      <w:r>
-        <w:t>https://www.atermaisdigital.cnptia.embrapa.br/web/cafe/cafesespeciais</w:t>
-      </w:r>
-    </w:p>
-    <w:p>
-      <w:r>
-        <w:rPr>
-          <w:b/>
-        </w:rPr>
-        <w:t xml:space="preserve">Publicação relacionada: </w:t>
-      </w:r>
-      <w:r>
-        <w:t>Modelo de negócio: cafés especiais robustas amazônicos. (2021)</w:t>
-      </w:r>
-    </w:p>
-    <w:p>
-      <w:r>
-        <w:rPr>
-          <w:b/>
-        </w:rPr>
-        <w:t xml:space="preserve">Link: </w:t>
-      </w:r>
-      <w:r>
-        <w:t>https://www.infoteca.cnptia.embrapa.br/infoteca/bitstream/doc/1135107/1/Guia-de-Negocio-Cafes-especiais-Robustas-Amazonicos.pdf</w:t>
-      </w:r>
-    </w:p>
-    <w:p>
-      <w:r>
-        <w:rPr>
-          <w:b/>
-        </w:rPr>
-        <w:t xml:space="preserve">Solução tecnológica relacionada: </w:t>
-      </w:r>
-      <w:r>
-        <w:t>Protocolo de análise sensorial de bebida de café - Metodologia / Metodologia Técnico-Científica - Embrapa Cerrados</w:t>
-      </w:r>
-    </w:p>
-    <w:p>
-      <w:r>
-        <w:rPr>
-          <w:b/>
-        </w:rPr>
-        <w:t xml:space="preserve">Link: </w:t>
-      </w:r>
-      <w:r>
-        <w:t>https://www.embrapa.br/busca-de-solucoes-tecnologicas/-/produto-servico/9799/p--protocolo-de-anaacutelise-sensorial-de-bebida-de-cafeacutep</w:t>
-      </w:r>
-    </w:p>
-    <w:p>
-      <w:pPr>
-        <w:pStyle w:val="Heading3"/>
-      </w:pPr>
-      <w:r>
-        <w:t>Questão 27</w:t>
-      </w:r>
-    </w:p>
-    <w:p>
-      <w:r>
-        <w:rPr>
-          <w:b/>
-        </w:rPr>
-        <w:t xml:space="preserve">Bloco: </w:t>
-      </w:r>
-      <w:r>
-        <w:t>Pós-colheita, qualidade e cafés especiais</w:t>
-      </w:r>
-    </w:p>
-    <w:p>
-      <w:r>
-        <w:rPr>
-          <w:b/>
-        </w:rPr>
-        <w:t xml:space="preserve">Categoria: </w:t>
-      </w:r>
-      <w:r>
-        <w:t>canéforas especiais</w:t>
-      </w:r>
-    </w:p>
-    <w:p>
-      <w:r>
-        <w:rPr>
-          <w:b/>
-        </w:rPr>
-        <w:t xml:space="preserve">Enunciado: </w:t>
-      </w:r>
-      <w:r>
-        <w:t>Qual afirmação sobre Canéforas especiais está mais alinhada ao ATER+Digital?</w:t>
-      </w:r>
-    </w:p>
-    <w:p>
-      <w:pPr>
-        <w:pStyle w:val="ListBullet"/>
-      </w:pPr>
-      <w:r>
-        <w:t>A) Canéforas não podem ter complexidade sensorial</w:t>
-      </w:r>
-    </w:p>
-    <w:p>
-      <w:pPr>
-        <w:pStyle w:val="ListBullet"/>
-      </w:pPr>
-      <w:r>
-        <w:t>B) Canéforas de qualidade podem apresentar notas como chocolate, especiarias, frutas maduras, castanhas, mel, caramelo e nuances licorosas</w:t>
-      </w:r>
-    </w:p>
-    <w:p>
-      <w:pPr>
-        <w:pStyle w:val="ListBullet"/>
-      </w:pPr>
-      <w:r>
-        <w:t>C) Canéforas são usados apenas como ornamentais</w:t>
-      </w:r>
-    </w:p>
-    <w:p>
-      <w:pPr>
-        <w:pStyle w:val="ListBullet"/>
-      </w:pPr>
-      <w:r>
-        <w:t>D) Canéforas não respondem a genética, manejo ou pós-colheita</w:t>
-      </w:r>
-    </w:p>
-    <w:p>
-      <w:r>
-        <w:rPr>
-          <w:b/>
-        </w:rPr>
-        <w:t xml:space="preserve">Resposta correta: </w:t>
-      </w:r>
-      <w:r>
-        <w:t>B) Canéforas de qualidade podem apresentar notas como chocolate, especiarias, frutas maduras, castanhas, mel, caramelo e nuances licorosas</w:t>
-      </w:r>
-    </w:p>
-    <w:p>
-      <w:r>
-        <w:rPr>
-          <w:b/>
-        </w:rPr>
-        <w:t xml:space="preserve">Explicação curta: </w:t>
-      </w:r>
-      <w:r>
-        <w:t>O avanço em genética, manejo, fermentação, secagem e avaliação sensorial tem valorizado a identidade própria dos Canéforas de qualidade.</w:t>
-      </w:r>
-    </w:p>
-    <w:p>
-      <w:r>
-        <w:rPr>
-          <w:b/>
-        </w:rPr>
-        <w:t>Conexão Embrapa</w:t>
-      </w:r>
-    </w:p>
-    <w:p>
-      <w:r>
-        <w:rPr>
-          <w:b/>
-        </w:rPr>
-        <w:t xml:space="preserve">ATER+Digital: </w:t>
-      </w:r>
-      <w:r>
-        <w:t>Cafés especiais e qualidade sensorial - diversidade dos Canéforas</w:t>
-      </w:r>
-    </w:p>
-    <w:p>
-      <w:r>
-        <w:rPr>
-          <w:b/>
-        </w:rPr>
-        <w:t xml:space="preserve">Link: </w:t>
-      </w:r>
-      <w:r>
-        <w:t>https://www.atermaisdigital.cnptia.embrapa.br/web/cafe/cafesespeciais</w:t>
-      </w:r>
-    </w:p>
-    <w:p>
-      <w:r>
-        <w:rPr>
-          <w:b/>
-        </w:rPr>
-        <w:t xml:space="preserve">Publicação relacionada: </w:t>
-      </w:r>
-      <w:r>
-        <w:t>Caracterização do perfil sensorial de Robustas Amazônicos. (2024) - Embrapa Rondônia</w:t>
-      </w:r>
-    </w:p>
-    <w:p>
-      <w:r>
-        <w:rPr>
-          <w:b/>
-        </w:rPr>
-        <w:t xml:space="preserve">Link: </w:t>
-      </w:r>
-      <w:r>
-        <w:t>https://www.alice.cnptia.embrapa.br/alice/bitstream/doc/1164684/1/ANAIS-EIPER-2023-FINAL-40.pdf</w:t>
-      </w:r>
-    </w:p>
-    <w:p>
-      <w:r>
-        <w:rPr>
-          <w:b/>
-        </w:rPr>
-        <w:t xml:space="preserve">Solução tecnológica relacionada: </w:t>
-      </w:r>
-      <w:r>
-        <w:t>Robusta Amazônico - Cultivar híbrida de café - BRS 3210 - Produto / Cultivar convencional - Embrapa Rondônia</w:t>
-      </w:r>
-    </w:p>
-    <w:p>
-      <w:r>
-        <w:rPr>
-          <w:b/>
-        </w:rPr>
-        <w:t xml:space="preserve">Link: </w:t>
-      </w:r>
-      <w:r>
-        <w:t>https://www.embrapa.br/busca-de-solucoes-tecnologicas/-/produto-servico/4970/p--strongrobusta-amazocircnico-ndash-cultivar-hiacutebrida-de-cafeacute-ndash-brs-3210strongp</w:t>
-      </w:r>
-    </w:p>
-    <w:p>
-      <w:pPr>
-        <w:pStyle w:val="Heading2"/>
-      </w:pPr>
-      <w:r>
-        <w:t>Torra, consumo e compostos do café</w:t>
-      </w:r>
-    </w:p>
-    <w:p>
-      <w:pPr>
-        <w:pStyle w:val="Heading3"/>
-      </w:pPr>
-      <w:r>
-        <w:t>Questão 28</w:t>
-      </w:r>
-    </w:p>
-    <w:p>
-      <w:r>
-        <w:rPr>
-          <w:b/>
-        </w:rPr>
-        <w:t xml:space="preserve">Bloco: </w:t>
-      </w:r>
-      <w:r>
-        <w:t>Torra, consumo e compostos do café</w:t>
-      </w:r>
-    </w:p>
-    <w:p>
-      <w:r>
-        <w:rPr>
-          <w:b/>
-        </w:rPr>
-        <w:t xml:space="preserve">Categoria: </w:t>
-      </w:r>
-      <w:r>
-        <w:t>torra</w:t>
-      </w:r>
-    </w:p>
-    <w:p>
-      <w:r>
-        <w:rPr>
-          <w:b/>
-        </w:rPr>
-        <w:t xml:space="preserve">Enunciado: </w:t>
-      </w:r>
-      <w:r>
-        <w:t>Qual alternativa descreve melhor o papel da torra?</w:t>
-      </w:r>
-    </w:p>
-    <w:p>
-      <w:pPr>
-        <w:pStyle w:val="ListBullet"/>
-      </w:pPr>
-      <w:r>
-        <w:t>A) Transformar grãos verdes e revelar aromas, sabores, corpo e textura da bebida</w:t>
-      </w:r>
-    </w:p>
-    <w:p>
-      <w:pPr>
-        <w:pStyle w:val="ListBullet"/>
-      </w:pPr>
-      <w:r>
-        <w:t>B) Apagar completamente a influência da origem</w:t>
-      </w:r>
-    </w:p>
-    <w:p>
-      <w:pPr>
-        <w:pStyle w:val="ListBullet"/>
-      </w:pPr>
-      <w:r>
-        <w:t>C) Substituir todo o manejo da lavoura</w:t>
-      </w:r>
-    </w:p>
-    <w:p>
-      <w:pPr>
-        <w:pStyle w:val="ListBullet"/>
-      </w:pPr>
-      <w:r>
-        <w:t>D) Eliminar compostos químicos do café sem alteração sensorial</w:t>
-      </w:r>
-    </w:p>
-    <w:p>
-      <w:r>
-        <w:rPr>
-          <w:b/>
-        </w:rPr>
-        <w:t xml:space="preserve">Resposta correta: </w:t>
-      </w:r>
-      <w:r>
-        <w:t>A) Transformar grãos verdes e revelar aromas, sabores, corpo e textura da bebida</w:t>
-      </w:r>
-    </w:p>
-    <w:p>
-      <w:r>
-        <w:rPr>
-          <w:b/>
-        </w:rPr>
-        <w:t xml:space="preserve">Explicação curta: </w:t>
-      </w:r>
-      <w:r>
-        <w:t>A torra transforma compostos naturais pelo calor e revela características construídas da genética ao pós-colheita.</w:t>
-      </w:r>
-    </w:p>
-    <w:p>
-      <w:r>
-        <w:rPr>
-          <w:b/>
-        </w:rPr>
-        <w:t>Conexão Embrapa</w:t>
-      </w:r>
-    </w:p>
-    <w:p>
-      <w:r>
-        <w:rPr>
-          <w:b/>
-        </w:rPr>
-        <w:t xml:space="preserve">ATER+Digital: </w:t>
-      </w:r>
-      <w:r>
-        <w:t>Torra e desenvolvimento de perfis sensoriais do café</w:t>
-      </w:r>
-    </w:p>
-    <w:p>
-      <w:r>
-        <w:rPr>
-          <w:b/>
-        </w:rPr>
-        <w:t xml:space="preserve">Link: </w:t>
-      </w:r>
-      <w:r>
-        <w:t>https://www.atermaisdigital.cnptia.embrapa.br/web/cafe/torrefa%C3%A7%C3%A3o</w:t>
-      </w:r>
-    </w:p>
-    <w:p>
-      <w:r>
-        <w:rPr>
-          <w:b/>
-        </w:rPr>
-        <w:t xml:space="preserve">Publicação relacionada: </w:t>
-      </w:r>
-      <w:r>
-        <w:t>Influência dos parâmetros de torração nas características físicas, químicas e sensoriais do Café Arábia puro. (2007) - Embrapa Instrumentação</w:t>
-      </w:r>
-    </w:p>
-    <w:p>
-      <w:r>
-        <w:rPr>
-          <w:b/>
-        </w:rPr>
-        <w:t xml:space="preserve">Link: </w:t>
-      </w:r>
-      <w:r>
-        <w:t>https://www.alice.cnptia.embrapa.br/alice/bitstream/doc/25672/1/Proci07.00187.pdf</w:t>
-      </w:r>
-    </w:p>
-    <w:p>
-      <w:r>
-        <w:rPr>
-          <w:b/>
-        </w:rPr>
-        <w:t xml:space="preserve">Solução tecnológica relacionada: </w:t>
-      </w:r>
-      <w:r>
-        <w:t>Protocolo de análise sensorial de bebida de café - Metodologia / Metodologia Técnico-Científica - Embrapa Cerrados</w:t>
-      </w:r>
-    </w:p>
-    <w:p>
-      <w:r>
-        <w:rPr>
-          <w:b/>
-        </w:rPr>
-        <w:t xml:space="preserve">Link: </w:t>
-      </w:r>
-      <w:r>
-        <w:t>https://www.embrapa.br/busca-de-solucoes-tecnologicas/-/produto-servico/9799/p--protocolo-de-anaacutelise-sensorial-de-bebida-de-cafeacutep</w:t>
-      </w:r>
-    </w:p>
-    <w:p>
-      <w:pPr>
-        <w:pStyle w:val="Heading3"/>
-      </w:pPr>
-      <w:r>
-        <w:t>Questão 29</w:t>
-      </w:r>
-    </w:p>
-    <w:p>
-      <w:r>
-        <w:rPr>
-          <w:b/>
-        </w:rPr>
-        <w:t xml:space="preserve">Bloco: </w:t>
-      </w:r>
-      <w:r>
-        <w:t>Torra, consumo e compostos do café</w:t>
-      </w:r>
-    </w:p>
-    <w:p>
-      <w:r>
-        <w:rPr>
-          <w:b/>
-        </w:rPr>
-        <w:t xml:space="preserve">Categoria: </w:t>
-      </w:r>
-      <w:r>
-        <w:t>torra</w:t>
-      </w:r>
-    </w:p>
-    <w:p>
-      <w:r>
-        <w:rPr>
-          <w:b/>
-        </w:rPr>
-        <w:t xml:space="preserve">Enunciado: </w:t>
-      </w:r>
-      <w:r>
-        <w:t>Qual perfil tende a ser mais associado a torras claras em cafés especiais?</w:t>
-      </w:r>
-    </w:p>
-    <w:p>
-      <w:pPr>
-        <w:pStyle w:val="ListBullet"/>
-      </w:pPr>
-      <w:r>
-        <w:t>A) Maior destaque para notas florais, frutadas, cítricas e maior acidez sensorial</w:t>
-      </w:r>
-    </w:p>
-    <w:p>
-      <w:pPr>
-        <w:pStyle w:val="ListBullet"/>
-      </w:pPr>
-      <w:r>
-        <w:t>B) Queima obrigatória dos grãos</w:t>
-      </w:r>
-    </w:p>
-    <w:p>
-      <w:pPr>
-        <w:pStyle w:val="ListBullet"/>
-      </w:pPr>
-      <w:r>
-        <w:t>C) Ausência completa de aroma</w:t>
-      </w:r>
-    </w:p>
-    <w:p>
-      <w:pPr>
-        <w:pStyle w:val="ListBullet"/>
-      </w:pPr>
-      <w:r>
-        <w:t>D) Padronização que elimina a origem</w:t>
-      </w:r>
-    </w:p>
-    <w:p>
-      <w:r>
-        <w:rPr>
-          <w:b/>
-        </w:rPr>
-        <w:t xml:space="preserve">Resposta correta: </w:t>
-      </w:r>
-      <w:r>
-        <w:t>A) Maior destaque para notas florais, frutadas, cítricas e maior acidez sensorial</w:t>
-      </w:r>
-    </w:p>
-    <w:p>
-      <w:r>
-        <w:rPr>
-          <w:b/>
-        </w:rPr>
-        <w:t xml:space="preserve">Explicação curta: </w:t>
-      </w:r>
-      <w:r>
-        <w:t>Torras claras tendem a preservar características da origem, do processamento e do terroir, especialmente em cafés especiais.</w:t>
-      </w:r>
-    </w:p>
-    <w:p>
-      <w:r>
-        <w:rPr>
-          <w:b/>
-        </w:rPr>
-        <w:t>Conexão Embrapa</w:t>
-      </w:r>
-    </w:p>
-    <w:p>
-      <w:r>
-        <w:rPr>
-          <w:b/>
-        </w:rPr>
-        <w:t xml:space="preserve">ATER+Digital: </w:t>
-      </w:r>
-      <w:r>
-        <w:t>Torrefação - tipos de torra</w:t>
-      </w:r>
-    </w:p>
-    <w:p>
-      <w:r>
-        <w:rPr>
-          <w:b/>
-        </w:rPr>
-        <w:t xml:space="preserve">Link: </w:t>
-      </w:r>
-      <w:r>
-        <w:t>https://www.atermaisdigital.cnptia.embrapa.br/web/cafe/torrefa%C3%A7%C3%A3o</w:t>
-      </w:r>
-    </w:p>
-    <w:p>
-      <w:r>
-        <w:rPr>
-          <w:b/>
-        </w:rPr>
-        <w:t xml:space="preserve">Publicação relacionada: </w:t>
-      </w:r>
-      <w:r>
-        <w:t>A Importância da Informação Sobre do Grau de Torra do Café e sua Influência nas Características Organolépticas da Bebida. (2004) - Embrapa Instrumentação</w:t>
-      </w:r>
-    </w:p>
-    <w:p>
-      <w:r>
-        <w:rPr>
-          <w:b/>
-        </w:rPr>
-        <w:t xml:space="preserve">Link: </w:t>
-      </w:r>
-      <w:r>
-        <w:t>https://www.infoteca.cnptia.embrapa.br/infoteca/bitstream/doc/30170/1/CT582004.pdf</w:t>
-      </w:r>
-    </w:p>
-    <w:p>
-      <w:pPr>
-        <w:pStyle w:val="Heading3"/>
-      </w:pPr>
-      <w:r>
-        <w:t>Questão 30</w:t>
-      </w:r>
-    </w:p>
-    <w:p>
-      <w:r>
-        <w:rPr>
-          <w:b/>
-        </w:rPr>
-        <w:t xml:space="preserve">Bloco: </w:t>
-      </w:r>
-      <w:r>
-        <w:t>Torra, consumo e compostos do café</w:t>
-      </w:r>
-    </w:p>
-    <w:p>
-      <w:r>
-        <w:rPr>
-          <w:b/>
-        </w:rPr>
-        <w:t xml:space="preserve">Categoria: </w:t>
-      </w:r>
-      <w:r>
-        <w:t>compostos</w:t>
-      </w:r>
-    </w:p>
-    <w:p>
-      <w:r>
-        <w:rPr>
-          <w:b/>
-        </w:rPr>
-        <w:t xml:space="preserve">Enunciado: </w:t>
-      </w:r>
-      <w:r>
-        <w:t>Qual composto estimulante do café pode variar conforme espécie, torra e método de preparo?</w:t>
-      </w:r>
-    </w:p>
-    <w:p>
-      <w:pPr>
-        <w:pStyle w:val="ListBullet"/>
-      </w:pPr>
-      <w:r>
-        <w:t>A) Cafeína</w:t>
-      </w:r>
-    </w:p>
-    <w:p>
-      <w:pPr>
-        <w:pStyle w:val="ListBullet"/>
-      </w:pPr>
-      <w:r>
-        <w:t>B) Sacarose de cana adicionada</w:t>
-      </w:r>
-    </w:p>
-    <w:p>
-      <w:pPr>
-        <w:pStyle w:val="ListBullet"/>
-      </w:pPr>
-      <w:r>
-        <w:t>C) Glúten</w:t>
-      </w:r>
-    </w:p>
-    <w:p>
-      <w:pPr>
-        <w:pStyle w:val="ListBullet"/>
-      </w:pPr>
-      <w:r>
-        <w:t>D) Lactose</w:t>
-      </w:r>
-    </w:p>
-    <w:p>
-      <w:r>
-        <w:rPr>
-          <w:b/>
-        </w:rPr>
-        <w:t xml:space="preserve">Resposta correta: </w:t>
-      </w:r>
-      <w:r>
-        <w:t>A) Cafeína</w:t>
-      </w:r>
-    </w:p>
-    <w:p>
-      <w:r>
-        <w:rPr>
-          <w:b/>
-        </w:rPr>
-        <w:t xml:space="preserve">Explicação curta: </w:t>
-      </w:r>
-      <w:r>
-        <w:t>A cafeína é o composto estimulante mais conhecido do café e sua concentração varia conforme espécie, torra e preparo.</w:t>
-      </w:r>
-    </w:p>
-    <w:p>
-      <w:r>
-        <w:rPr>
-          <w:b/>
-        </w:rPr>
-        <w:t>Conexão Embrapa</w:t>
-      </w:r>
-    </w:p>
-    <w:p>
-      <w:r>
-        <w:rPr>
-          <w:b/>
-        </w:rPr>
-        <w:t xml:space="preserve">ATER+Digital: </w:t>
-      </w:r>
-      <w:r>
-        <w:t>Valor nutricional - cafeína</w:t>
-      </w:r>
-    </w:p>
-    <w:p>
-      <w:r>
-        <w:rPr>
-          <w:b/>
-        </w:rPr>
-        <w:t xml:space="preserve">Link: </w:t>
-      </w:r>
-      <w:r>
-        <w:t>https://www.atermaisdigital.cnptia.embrapa.br/web/cafe/valor-nutricional</w:t>
-      </w:r>
-    </w:p>
-    <w:p>
-      <w:r>
-        <w:rPr>
-          <w:b/>
-        </w:rPr>
-        <w:t xml:space="preserve">Publicação relacionada: </w:t>
-      </w:r>
-      <w:r>
-        <w:t>Café &amp; saúde humana. (2003) - Embrapa Café</w:t>
-      </w:r>
-    </w:p>
-    <w:p>
-      <w:r>
-        <w:rPr>
-          <w:b/>
-        </w:rPr>
-        <w:t xml:space="preserve">Link: </w:t>
-      </w:r>
-      <w:r>
-        <w:t>https://www.infoteca.cnptia.embrapa.br/infoteca/bitstream/doc/885988/1/Cafeesaudehumana.pdf</w:t>
-      </w:r>
-    </w:p>
-    <w:p>
-      <w:pPr>
-        <w:pStyle w:val="Heading3"/>
-      </w:pPr>
-      <w:r>
-        <w:t>Questão 31</w:t>
-      </w:r>
-    </w:p>
-    <w:p>
-      <w:r>
-        <w:rPr>
-          <w:b/>
-        </w:rPr>
-        <w:t xml:space="preserve">Bloco: </w:t>
-      </w:r>
-      <w:r>
-        <w:t>Torra, consumo e compostos do café</w:t>
-      </w:r>
-    </w:p>
-    <w:p>
-      <w:r>
-        <w:rPr>
-          <w:b/>
-        </w:rPr>
-        <w:t xml:space="preserve">Categoria: </w:t>
-      </w:r>
-      <w:r>
-        <w:t>compostos</w:t>
-      </w:r>
-    </w:p>
-    <w:p>
-      <w:r>
-        <w:rPr>
-          <w:b/>
-        </w:rPr>
-        <w:t xml:space="preserve">Enunciado: </w:t>
-      </w:r>
-      <w:r>
-        <w:t>Cafés Coffea canephora geralmente apresentam maiores teores de quais compostos em relação ao Arábica?</w:t>
-      </w:r>
-    </w:p>
-    <w:p>
-      <w:pPr>
-        <w:pStyle w:val="ListBullet"/>
-      </w:pPr>
-      <w:r>
-        <w:t>A) Cafeína e ácidos clorogênicos</w:t>
-      </w:r>
-    </w:p>
-    <w:p>
-      <w:pPr>
-        <w:pStyle w:val="ListBullet"/>
-      </w:pPr>
-      <w:r>
-        <w:t>B) Lactose e glúten</w:t>
-      </w:r>
-    </w:p>
-    <w:p>
-      <w:pPr>
-        <w:pStyle w:val="ListBullet"/>
-      </w:pPr>
-      <w:r>
-        <w:t>C) Sal e proteínas animais</w:t>
-      </w:r>
-    </w:p>
-    <w:p>
-      <w:pPr>
-        <w:pStyle w:val="ListBullet"/>
-      </w:pPr>
-      <w:r>
-        <w:t>D) Álcool e gordura trans</w:t>
-      </w:r>
-    </w:p>
-    <w:p>
-      <w:r>
-        <w:rPr>
-          <w:b/>
-        </w:rPr>
-        <w:t xml:space="preserve">Resposta correta: </w:t>
-      </w:r>
-      <w:r>
-        <w:t>A) Cafeína e ácidos clorogênicos</w:t>
-      </w:r>
-    </w:p>
-    <w:p>
-      <w:r>
-        <w:rPr>
-          <w:b/>
-        </w:rPr>
-        <w:t xml:space="preserve">Explicação curta: </w:t>
-      </w:r>
-      <w:r>
-        <w:t>Canéforas tendem a apresentar maiores teores de cafeína e ácidos clorogênicos, contribuindo para bebidas mais intensas e encorpadas.</w:t>
-      </w:r>
-    </w:p>
-    <w:p>
-      <w:r>
-        <w:rPr>
-          <w:b/>
-        </w:rPr>
-        <w:t>Conexão Embrapa</w:t>
-      </w:r>
-    </w:p>
-    <w:p>
-      <w:r>
-        <w:rPr>
-          <w:b/>
-        </w:rPr>
-        <w:t xml:space="preserve">ATER+Digital: </w:t>
-      </w:r>
-      <w:r>
-        <w:t>Valor nutricional - cafeína e ácidos clorogênicos</w:t>
-      </w:r>
-    </w:p>
-    <w:p>
-      <w:r>
-        <w:rPr>
-          <w:b/>
-        </w:rPr>
-        <w:t xml:space="preserve">Link: </w:t>
-      </w:r>
-      <w:r>
-        <w:t>https://www.atermaisdigital.cnptia.embrapa.br/web/cafe/valor-nutricional</w:t>
-      </w:r>
-    </w:p>
-    <w:p>
-      <w:r>
-        <w:rPr>
-          <w:b/>
-        </w:rPr>
-        <w:t xml:space="preserve">Publicação relacionada: </w:t>
-      </w:r>
-      <w:r>
-        <w:t>Composição química de café conilon (Coffea canephora). (2011) - Embrapa Café</w:t>
-      </w:r>
-    </w:p>
-    <w:p>
-      <w:r>
-        <w:rPr>
-          <w:b/>
-        </w:rPr>
-        <w:t xml:space="preserve">Link: </w:t>
-      </w:r>
-      <w:r>
-        <w:t>https://www.alice.cnptia.embrapa.br/alice/bitstream/doc/903992/1/Composicaoquimica.pdf</w:t>
-      </w:r>
-    </w:p>
-    <w:p>
-      <w:pPr>
-        <w:pStyle w:val="Heading2"/>
-      </w:pPr>
-      <w:r>
-        <w:t>Sustentabilidade, mercado e futuro</w:t>
-      </w:r>
-    </w:p>
-    <w:p>
-      <w:pPr>
-        <w:pStyle w:val="Heading3"/>
-      </w:pPr>
-      <w:r>
         <w:t>Questão 32</w:t>
-      </w:r>
-    </w:p>
-    <w:p>
-      <w:r>
-        <w:rPr>
-          <w:b/>
-        </w:rPr>
-        <w:t xml:space="preserve">Bloco: </w:t>
-      </w:r>
-      <w:r>
-        <w:t>Sustentabilidade, mercado e futuro</w:t>
-      </w:r>
-    </w:p>
-    <w:p>
-      <w:r>
-        <w:rPr>
-          <w:b/>
-        </w:rPr>
-        <w:t xml:space="preserve">Categoria: </w:t>
-      </w:r>
-      <w:r>
-        <w:t>sustentabilidade</w:t>
-      </w:r>
-    </w:p>
-    <w:p>
-      <w:r>
-        <w:rPr>
-          <w:b/>
-        </w:rPr>
-        <w:t xml:space="preserve">Enunciado: </w:t>
-      </w:r>
-      <w:r>
-        <w:t>Qual conjunto de práticas contribui para uma cafeicultura mais sustentável?</w:t>
-      </w:r>
-    </w:p>
-    <w:p>
-      <w:pPr>
-        <w:pStyle w:val="ListBullet"/>
-      </w:pPr>
-      <w:r>
-        <w:t>A) Conservação do solo, uso eficiente da água, manejo integrado e cultivares adaptadas</w:t>
-      </w:r>
-    </w:p>
-    <w:p>
-      <w:pPr>
-        <w:pStyle w:val="ListBullet"/>
-      </w:pPr>
-      <w:r>
-        <w:t>B) Solo descoberto, desperdício de água e ausência de monitoramento</w:t>
-      </w:r>
-    </w:p>
-    <w:p>
-      <w:pPr>
-        <w:pStyle w:val="ListBullet"/>
-      </w:pPr>
-      <w:r>
-        <w:t>C) Plantio sem planejamento e sem assistência técnica</w:t>
-      </w:r>
-    </w:p>
-    <w:p>
-      <w:pPr>
-        <w:pStyle w:val="ListBullet"/>
-      </w:pPr>
-      <w:r>
-        <w:t>D) Secagem descontrolada e armazenamento úmido</w:t>
-      </w:r>
-    </w:p>
-    <w:p>
-      <w:r>
-        <w:rPr>
-          <w:b/>
-        </w:rPr>
-        <w:t xml:space="preserve">Resposta correta: </w:t>
-      </w:r>
-      <w:r>
-        <w:t>A) Conservação do solo, uso eficiente da água, manejo integrado e cultivares adaptadas</w:t>
-      </w:r>
-    </w:p>
-    <w:p>
-      <w:r>
-        <w:rPr>
-          <w:b/>
-        </w:rPr>
-        <w:t xml:space="preserve">Explicação curta: </w:t>
-      </w:r>
-      <w:r>
-        <w:t>A sustentabilidade envolve eficiência produtiva, conservação de recursos naturais, manejo técnico e adaptação às condições locais.</w:t>
-      </w:r>
-    </w:p>
-    <w:p>
-      <w:r>
-        <w:rPr>
-          <w:b/>
-        </w:rPr>
-        <w:t>Conexão Embrapa</w:t>
-      </w:r>
-    </w:p>
-    <w:p>
-      <w:r>
-        <w:rPr>
-          <w:b/>
-        </w:rPr>
-        <w:t xml:space="preserve">ATER+Digital: </w:t>
-      </w:r>
-      <w:r>
-        <w:t>Sustentabilidade ambiental e produção resiliente</w:t>
-      </w:r>
-    </w:p>
-    <w:p>
-      <w:r>
-        <w:rPr>
-          <w:b/>
-        </w:rPr>
-        <w:t xml:space="preserve">Link: </w:t>
-      </w:r>
-      <w:r>
-        <w:t>https://www.atermaisdigital.cnptia.embrapa.br/web/cafe</w:t>
-      </w:r>
-    </w:p>
-    <w:p>
-      <w:r>
-        <w:rPr>
-          <w:b/>
-        </w:rPr>
-        <w:t xml:space="preserve">Publicação relacionada: </w:t>
-      </w:r>
-      <w:r>
-        <w:t>Avaliação de conformidades de cafeicultores do Cerrado mineiro sobre exigências da produção integrada de café. (2008) - Embrapa Café</w:t>
-      </w:r>
-    </w:p>
-    <w:p>
-      <w:r>
-        <w:rPr>
-          <w:b/>
-        </w:rPr>
-        <w:t xml:space="preserve">Link: </w:t>
-      </w:r>
-      <w:r>
-        <w:t>https://www.alice.cnptia.embrapa.br/alice/bitstream/doc/880530/1/Avaliacaodeconformidade.pdf</w:t>
-      </w:r>
-    </w:p>
-    <w:p>
-      <w:r>
-        <w:rPr>
-          <w:b/>
-        </w:rPr>
-        <w:t xml:space="preserve">Solução tecnológica relacionada: </w:t>
-      </w:r>
-      <w:r>
-        <w:t>Avaliação da pegada e do sequestro de carbono na cafeicultura das Matas de Rondônia - Metodologia / Metodologia Técnico-Científica - Embrapa Territorial</w:t>
-      </w:r>
-    </w:p>
-    <w:p>
-      <w:r>
-        <w:rPr>
-          <w:b/>
-        </w:rPr>
-        <w:t xml:space="preserve">Link: </w:t>
-      </w:r>
-      <w:r>
-        <w:t>https://www.embrapa.br/busca-de-solucoes-tecnologicas/-/produto-servico/13165/p--avaliaccedilatildeo-da-pegada-e-do-sequestro-de-carbono-na-cafeicultura-das-matas-de-rondocircniap</w:t>
-      </w:r>
-    </w:p>
-    <w:p>
-      <w:pPr>
-        <w:pStyle w:val="Heading3"/>
-      </w:pPr>
-      <w:r>
-        <w:t>Questão 33</w:t>
-      </w:r>
-    </w:p>
-    <w:p>
-      <w:r>
-        <w:rPr>
-          <w:b/>
-        </w:rPr>
-        <w:t xml:space="preserve">Bloco: </w:t>
-      </w:r>
-      <w:r>
-        <w:t>Sustentabilidade, mercado e futuro</w:t>
-      </w:r>
-    </w:p>
-    <w:p>
-      <w:r>
-        <w:rPr>
-          <w:b/>
-        </w:rPr>
-        <w:t xml:space="preserve">Categoria: </w:t>
-      </w:r>
-      <w:r>
-        <w:t>mercado</w:t>
-      </w:r>
-    </w:p>
-    <w:p>
-      <w:r>
-        <w:rPr>
-          <w:b/>
-        </w:rPr>
-        <w:t xml:space="preserve">Enunciado: </w:t>
-      </w:r>
-      <w:r>
-        <w:t>Qual tendência atual fortalece o valor agregado de cafés brasileiros?</w:t>
-      </w:r>
-    </w:p>
-    <w:p>
-      <w:pPr>
-        <w:pStyle w:val="ListBullet"/>
-      </w:pPr>
-      <w:r>
-        <w:t>A) Rastreabilidade, identidade de origem, Indicações Geográficas, sustentabilidade e conexão com consumidores</w:t>
-      </w:r>
-    </w:p>
-    <w:p>
-      <w:pPr>
-        <w:pStyle w:val="ListBullet"/>
-      </w:pPr>
-      <w:r>
-        <w:t>B) Ausência de informação sobre origem</w:t>
-      </w:r>
-    </w:p>
-    <w:p>
-      <w:pPr>
-        <w:pStyle w:val="ListBullet"/>
-      </w:pPr>
-      <w:r>
-        <w:t>C) Mistura sem controle de qualidade</w:t>
-      </w:r>
-    </w:p>
-    <w:p>
-      <w:pPr>
-        <w:pStyle w:val="ListBullet"/>
-      </w:pPr>
-      <w:r>
-        <w:t>D) Desvalorização dos territórios produtores</w:t>
-      </w:r>
-    </w:p>
-    <w:p>
-      <w:r>
-        <w:rPr>
-          <w:b/>
-        </w:rPr>
-        <w:t xml:space="preserve">Resposta correta: </w:t>
-      </w:r>
-      <w:r>
-        <w:t>A) Rastreabilidade, identidade de origem, Indicações Geográficas, sustentabilidade e conexão com consumidores</w:t>
-      </w:r>
-    </w:p>
-    <w:p>
-      <w:r>
-        <w:rPr>
-          <w:b/>
-        </w:rPr>
-        <w:t xml:space="preserve">Explicação curta: </w:t>
-      </w:r>
-      <w:r>
-        <w:t>O mercado valoriza cada vez mais cafés com história, origem, rastreabilidade, qualidade e práticas sustentáveis.</w:t>
-      </w:r>
-    </w:p>
-    <w:p>
-      <w:r>
-        <w:rPr>
-          <w:b/>
-        </w:rPr>
-        <w:t>Conexão Embrapa</w:t>
-      </w:r>
-    </w:p>
-    <w:p>
-      <w:r>
-        <w:rPr>
-          <w:b/>
-        </w:rPr>
-        <w:t xml:space="preserve">ATER+Digital: </w:t>
-      </w:r>
-      <w:r>
-        <w:t>Mercado, consumo e valor agregado - origem e rastreabilidade</w:t>
-      </w:r>
-    </w:p>
-    <w:p>
-      <w:r>
-        <w:rPr>
-          <w:b/>
-        </w:rPr>
-        <w:t xml:space="preserve">Link: </w:t>
-      </w:r>
-      <w:r>
-        <w:t>https://www.atermaisdigital.cnptia.embrapa.br/web/cafe/posproducao</w:t>
-      </w:r>
-    </w:p>
-    <w:p>
-      <w:r>
-        <w:rPr>
-          <w:b/>
-        </w:rPr>
-        <w:t xml:space="preserve">Publicação relacionada: </w:t>
-      </w:r>
-      <w:r>
-        <w:t>Digitalização de dados na produção de café arábica em Caconde (SP) para certificação e apoio à obtenção de Indicação Geográfica. (2024) - Embrapa Agricultura Digital</w:t>
-      </w:r>
-    </w:p>
-    <w:p>
-      <w:r>
-        <w:rPr>
-          <w:b/>
-        </w:rPr>
-        <w:t xml:space="preserve">Link: </w:t>
-      </w:r>
-      <w:r>
-        <w:t>https://www.alice.cnptia.embrapa.br/alice/bitstream/doc/1172535/1/RA-Digitalizacao-dados-SemearDigital-2024.pdf</w:t>
-      </w:r>
-    </w:p>
-    <w:p>
-      <w:r>
-        <w:rPr>
-          <w:b/>
-        </w:rPr>
-        <w:t xml:space="preserve">Solução tecnológica relacionada: </w:t>
-      </w:r>
-      <w:r>
-        <w:t>Sistema de Inteligência Territorial Estratégica da Macrologística Agropecuária Brasileira | SITE-MLog - Metodologia / Procedimento Informatizado - Embrapa Territorial</w:t>
-      </w:r>
-    </w:p>
-    <w:p>
-      <w:r>
-        <w:rPr>
-          <w:b/>
-        </w:rPr>
-        <w:t xml:space="preserve">Link: </w:t>
-      </w:r>
-      <w:r>
-        <w:t>https://www.embrapa.br/busca-de-solucoes-tecnologicas/-/produto-servico/12230/p--sistema-de-inteligecircncia-territorial-estrateacutegica-da-macrologiacutestica-agropecuaacuteria-brasileira-nbspsite-mlogp</w:t>
-      </w:r>
-    </w:p>
-    <w:p>
-      <w:pPr>
-        <w:pStyle w:val="Heading3"/>
-      </w:pPr>
-      <w:r>
-        <w:t>Questão 34</w:t>
       </w:r>
     </w:p>
     <w:p>
